--- a/CARPETA COMPARTIDA TUTOR/15MUIN E2 MOYA MARIN SERGIO.docx
+++ b/CARPETA COMPARTIDA TUTOR/15MUIN E2 MOYA MARIN SERGIO.docx
@@ -6208,21 +6208,7 @@
           <w:rFonts w:ascii="Arial" w:eastAsia="Times New Roman" w:hAnsi="Arial"/>
           <w:lang w:eastAsia="es-ES"/>
         </w:rPr>
-        <w:t>A diferencia de enfoques académicos generalistas que priorizan la maximiz</w:t>
-      </w:r>
-      <w:r>
-        <w:rPr>
-          <w:rFonts w:ascii="Arial" w:eastAsia="Times New Roman" w:hAnsi="Arial"/>
-          <w:lang w:eastAsia="es-ES"/>
-        </w:rPr>
-        <w:t>a</w:t>
-      </w:r>
-      <w:r>
-        <w:rPr>
-          <w:rFonts w:ascii="Arial" w:eastAsia="Times New Roman" w:hAnsi="Arial"/>
-          <w:lang w:eastAsia="es-ES"/>
-        </w:rPr>
-        <w:t xml:space="preserve">ción de métricas teóricas en entornos estáticos, este estudio adopta y extiende el marco de trabajo "Fraud Detection Handbook" desarrollado por el Grupo de Machine Learning de la </w:t>
+        <w:t xml:space="preserve">A diferencia de enfoques académicos generalistas que priorizan la maximización de métricas teóricas en entornos estáticos, este estudio adopta y extiende el marco de trabajo "Fraud Detection Handbook" desarrollado por el Grupo de Machine Learning de la </w:t>
       </w:r>
       <w:r>
         <w:rPr>
@@ -6464,14 +6450,7 @@
           <w:rFonts w:ascii="Arial" w:eastAsia="Times New Roman" w:hAnsi="Arial"/>
           <w:lang w:eastAsia="es-ES"/>
         </w:rPr>
-        <w:t>n</w:t>
-      </w:r>
-      <w:r>
-        <w:rPr>
-          <w:rFonts w:ascii="Arial" w:eastAsia="Times New Roman" w:hAnsi="Arial"/>
-          <w:lang w:eastAsia="es-ES"/>
-        </w:rPr>
-        <w:t xml:space="preserve">umerosos estudios reportan métricas de rendimiento cercanas a la perfección, como AUC-ROC superiores al 0.99 (Abdulghani et al., 2021; Sadgali et al., 2021; Ileberi et al., 2021). </w:t>
+        <w:t xml:space="preserve">numerosos estudios reportan métricas de rendimiento cercanas a la perfección, como AUC-ROC superiores al 0.99 (Abdulghani et al., 2021; Sadgali et al., 2021; Ileberi et al., 2021). </w:t>
       </w:r>
     </w:p>
     <w:p>
@@ -9852,6 +9831,166 @@
       </w:pPr>
       <w:r>
         <w:t>Desarrollo de Experimentos Tentativos</w:t>
+      </w:r>
+    </w:p>
+    <w:p>
+      <w:pPr>
+        <w:suppressAutoHyphens w:val="0"/>
+        <w:spacing w:before="100" w:beforeAutospacing="1" w:after="100" w:afterAutospacing="1" w:line="240" w:lineRule="auto"/>
+        <w:jc w:val="left"/>
+        <w:rPr>
+          <w:rFonts w:ascii="Arial" w:eastAsia="Times New Roman" w:hAnsi="Arial"/>
+          <w:lang w:eastAsia="es-ES"/>
+        </w:rPr>
+      </w:pPr>
+      <w:r>
+        <w:rPr>
+          <w:rFonts w:ascii="Arial" w:eastAsia="Times New Roman" w:hAnsi="Arial"/>
+          <w:lang w:eastAsia="es-ES"/>
+        </w:rPr>
+        <w:t>Una vez definidos los fundamentos metodológicos, las métricas de evaluación orientadas a negocio y el entorno de ejecución controlada, la fase empírica de este Trabajo Fin de Máster se articula a través de una secuencia estratégica de experimentos.</w:t>
+      </w:r>
+    </w:p>
+    <w:p>
+      <w:pPr>
+        <w:suppressAutoHyphens w:val="0"/>
+        <w:spacing w:before="100" w:beforeAutospacing="1" w:after="100" w:afterAutospacing="1" w:line="240" w:lineRule="auto"/>
+        <w:jc w:val="left"/>
+        <w:rPr>
+          <w:rFonts w:ascii="Arial" w:eastAsia="Times New Roman" w:hAnsi="Arial"/>
+          <w:lang w:eastAsia="es-ES"/>
+        </w:rPr>
+      </w:pPr>
+      <w:r>
+        <w:rPr>
+          <w:rFonts w:ascii="Arial" w:eastAsia="Times New Roman" w:hAnsi="Arial"/>
+          <w:lang w:eastAsia="es-ES"/>
+        </w:rPr>
+        <w:t xml:space="preserve">El diseño experimental no se concibe como una mera iteración de algoritmos en busca del mejor resultado numérico, sino como un proceso progresivo orientado a validar tres dimensiones críticas del sistema de detección propuesto: su </w:t>
+      </w:r>
+      <w:r>
+        <w:rPr>
+          <w:rFonts w:ascii="Arial" w:eastAsia="Times New Roman" w:hAnsi="Arial"/>
+          <w:b/>
+          <w:bCs/>
+          <w:lang w:eastAsia="es-ES"/>
+        </w:rPr>
+        <w:t>eficacia técnica</w:t>
+      </w:r>
+      <w:r>
+        <w:rPr>
+          <w:rFonts w:ascii="Arial" w:eastAsia="Times New Roman" w:hAnsi="Arial"/>
+          <w:lang w:eastAsia="es-ES"/>
+        </w:rPr>
+        <w:t xml:space="preserve"> </w:t>
+      </w:r>
+      <w:r>
+        <w:rPr>
+          <w:rFonts w:ascii="Arial" w:eastAsia="Times New Roman" w:hAnsi="Arial"/>
+          <w:lang w:eastAsia="es-ES"/>
+        </w:rPr>
+        <w:lastRenderedPageBreak/>
+        <w:t xml:space="preserve">(selección de la arquitectura óptima), su </w:t>
+      </w:r>
+      <w:r>
+        <w:rPr>
+          <w:rFonts w:ascii="Arial" w:eastAsia="Times New Roman" w:hAnsi="Arial"/>
+          <w:b/>
+          <w:bCs/>
+          <w:lang w:eastAsia="es-ES"/>
+        </w:rPr>
+        <w:t>integridad metodológica</w:t>
+      </w:r>
+      <w:r>
+        <w:rPr>
+          <w:rFonts w:ascii="Arial" w:eastAsia="Times New Roman" w:hAnsi="Arial"/>
+          <w:lang w:eastAsia="es-ES"/>
+        </w:rPr>
+        <w:t xml:space="preserve"> (auditoría de fugas de información) y su </w:t>
+      </w:r>
+      <w:r>
+        <w:rPr>
+          <w:rFonts w:ascii="Arial" w:eastAsia="Times New Roman" w:hAnsi="Arial"/>
+          <w:b/>
+          <w:bCs/>
+          <w:lang w:eastAsia="es-ES"/>
+        </w:rPr>
+        <w:t>viabilidad operativa</w:t>
+      </w:r>
+      <w:r>
+        <w:rPr>
+          <w:rFonts w:ascii="Arial" w:eastAsia="Times New Roman" w:hAnsi="Arial"/>
+          <w:lang w:eastAsia="es-ES"/>
+        </w:rPr>
+        <w:t xml:space="preserve"> (capacidad de explicación).</w:t>
+      </w:r>
+    </w:p>
+    <w:p>
+      <w:pPr>
+        <w:suppressAutoHyphens w:val="0"/>
+        <w:spacing w:before="100" w:beforeAutospacing="1" w:after="100" w:afterAutospacing="1" w:line="240" w:lineRule="auto"/>
+        <w:jc w:val="left"/>
+        <w:rPr>
+          <w:rFonts w:ascii="Arial" w:eastAsia="Times New Roman" w:hAnsi="Arial"/>
+          <w:lang w:eastAsia="es-ES"/>
+        </w:rPr>
+      </w:pPr>
+      <w:r>
+        <w:rPr>
+          <w:rFonts w:ascii="Arial" w:eastAsia="Times New Roman" w:hAnsi="Arial"/>
+          <w:lang w:eastAsia="es-ES"/>
+        </w:rPr>
+        <w:t>Es imperativo, no obstante, establecer una cota de validez sobre el alcance de estos ensayos. Si bien el uso del generador de transacciones de la ULB garantiza la reproducibilidad y ofrece una "verdad fundamental" (</w:t>
+      </w:r>
+      <w:r>
+        <w:rPr>
+          <w:rFonts w:ascii="Arial" w:eastAsia="Times New Roman" w:hAnsi="Arial"/>
+          <w:i/>
+          <w:iCs/>
+          <w:lang w:eastAsia="es-ES"/>
+        </w:rPr>
+        <w:t>ground truth</w:t>
+      </w:r>
+      <w:r>
+        <w:rPr>
+          <w:rFonts w:ascii="Arial" w:eastAsia="Times New Roman" w:hAnsi="Arial"/>
+          <w:lang w:eastAsia="es-ES"/>
+        </w:rPr>
+        <w:t>) libre de la ambigüedad de etiquetado inherente a los datos bancarios reales, este escenario conlleva una necesaria idealización. A diferencia de un ecosistema financiero vivo, caracterizado por la naturaleza adversaria y cambiante de los patrones de ataque (</w:t>
+      </w:r>
+      <w:r>
+        <w:rPr>
+          <w:rFonts w:ascii="Arial" w:eastAsia="Times New Roman" w:hAnsi="Arial"/>
+          <w:i/>
+          <w:iCs/>
+          <w:lang w:eastAsia="es-ES"/>
+        </w:rPr>
+        <w:t>concept drift</w:t>
+      </w:r>
+      <w:r>
+        <w:rPr>
+          <w:rFonts w:ascii="Arial" w:eastAsia="Times New Roman" w:hAnsi="Arial"/>
+          <w:lang w:eastAsia="es-ES"/>
+        </w:rPr>
+        <w:t>) y la presencia de ruido operativo impredecible, los datos simulados presentan un comportamiento estocástico pero acotado.</w:t>
+      </w:r>
+    </w:p>
+    <w:p>
+      <w:pPr>
+        <w:suppressAutoHyphens w:val="0"/>
+        <w:spacing w:before="100" w:beforeAutospacing="1" w:after="100" w:afterAutospacing="1" w:line="240" w:lineRule="auto"/>
+        <w:jc w:val="left"/>
+        <w:rPr>
+          <w:rFonts w:ascii="Arial" w:eastAsia="Times New Roman" w:hAnsi="Arial"/>
+          <w:lang w:eastAsia="es-ES"/>
+        </w:rPr>
+      </w:pPr>
+      <w:r>
+        <w:rPr>
+          <w:rFonts w:ascii="Arial" w:eastAsia="Times New Roman" w:hAnsi="Arial"/>
+          <w:lang w:eastAsia="es-ES"/>
+        </w:rPr>
+        <w:t>En consecuencia, la investigación se estructura en tres escenarios experimentales, cada uno diseñado para aislar y responder a una pregunta de investigación específica, asegurando que el modelo final no solo sea preciso, sino robusto ante el sesgo temporal y transparente para la toma de decisiones.</w:t>
       </w:r>
     </w:p>
     <w:p>
@@ -19889,6 +20028,15 @@
 </file>
 
 <file path=customXml/item1.xml><?xml version="1.0" encoding="utf-8"?>
+<?mso-contentType ?>
+<FormTemplates xmlns="http://schemas.microsoft.com/sharepoint/v3/contenttype/forms">
+  <Display>DocumentLibraryForm</Display>
+  <Edit>DocumentLibraryForm</Edit>
+  <New>DocumentLibraryForm</New>
+</FormTemplates>
+</file>
+
+<file path=customXml/item2.xml><?xml version="1.0" encoding="utf-8"?>
 <p:properties xmlns:p="http://schemas.microsoft.com/office/2006/metadata/properties" xmlns:xsi="http://www.w3.org/2001/XMLSchema-instance" xmlns:pc="http://schemas.microsoft.com/office/infopath/2007/PartnerControls">
   <documentManagement>
     <GDDescripcion xmlns="ef848eef-985f-4e5f-af94-9b10d2c40a72" xsi:nil="true"/>
@@ -19916,20 +20064,7 @@
 </p:properties>
 </file>
 
-<file path=customXml/item2.xml><?xml version="1.0" encoding="utf-8"?>
-<?mso-contentType ?>
-<FormTemplates xmlns="http://schemas.microsoft.com/sharepoint/v3/contenttype/forms">
-  <Display>DocumentLibraryForm</Display>
-  <Edit>DocumentLibraryForm</Edit>
-  <New>DocumentLibraryForm</New>
-</FormTemplates>
-</file>
-
 <file path=customXml/item3.xml><?xml version="1.0" encoding="utf-8"?>
-<b:Sources xmlns:b="http://schemas.openxmlformats.org/officeDocument/2006/bibliography" xmlns="http://schemas.openxmlformats.org/officeDocument/2006/bibliography" SelectedStyle="\APASixthEditionOfficeOnline.xsl" StyleName="APA" Version="6"/>
-</file>
-
-<file path=customXml/item4.xml><?xml version="1.0" encoding="utf-8"?>
 <ct:contentTypeSchema xmlns:ct="http://schemas.microsoft.com/office/2006/metadata/contentType" xmlns:ma="http://schemas.microsoft.com/office/2006/metadata/properties/metaAttributes" ct:_="" ma:_="" ma:contentTypeName="VIU" ma:contentTypeID="0x0101001F78872F1579B14E90DA3A6EEDE63FFE0018510EEED1C50C49AD0F3D3BCEAAFC3C" ma:contentTypeVersion="26" ma:contentTypeDescription="" ma:contentTypeScope="" ma:versionID="d0b27130e95aaa99b0c356f807fd553b">
   <xsd:schema xmlns:xsd="http://www.w3.org/2001/XMLSchema" xmlns:xs="http://www.w3.org/2001/XMLSchema" xmlns:p="http://schemas.microsoft.com/office/2006/metadata/properties" xmlns:ns2="ef848eef-985f-4e5f-af94-9b10d2c40a72" xmlns:ns3="17bdaf06-e97e-4c95-a053-70575cfc447b" targetNamespace="http://schemas.microsoft.com/office/2006/metadata/properties" ma:root="true" ma:fieldsID="15aeb2f0f67f5185a412b0c5958713dc" ns2:_="" ns3:_="">
     <xsd:import namespace="ef848eef-985f-4e5f-af94-9b10d2c40a72"/>
@@ -20373,7 +20508,19 @@
 </ct:contentTypeSchema>
 </file>
 
+<file path=customXml/item4.xml><?xml version="1.0" encoding="utf-8"?>
+<b:Sources xmlns:b="http://schemas.openxmlformats.org/officeDocument/2006/bibliography" xmlns="http://schemas.openxmlformats.org/officeDocument/2006/bibliography" SelectedStyle="\APASixthEditionOfficeOnline.xsl" StyleName="APA" Version="6"/>
+</file>
+
 <file path=customXml/itemProps1.xml><?xml version="1.0" encoding="utf-8"?>
+<ds:datastoreItem xmlns:ds="http://schemas.openxmlformats.org/officeDocument/2006/customXml" ds:itemID="{D2E34552-30F1-4197-AD08-9874EE871786}">
+  <ds:schemaRefs>
+    <ds:schemaRef ds:uri="http://schemas.microsoft.com/sharepoint/v3/contenttype/forms"/>
+  </ds:schemaRefs>
+</ds:datastoreItem>
+</file>
+
+<file path=customXml/itemProps2.xml><?xml version="1.0" encoding="utf-8"?>
 <ds:datastoreItem xmlns:ds="http://schemas.openxmlformats.org/officeDocument/2006/customXml" ds:itemID="{07A964DA-14FF-4E77-85C4-CF3717E496CA}">
   <ds:schemaRefs>
     <ds:schemaRef ds:uri="http://schemas.microsoft.com/office/2006/metadata/properties"/>
@@ -20384,23 +20531,7 @@
 </ds:datastoreItem>
 </file>
 
-<file path=customXml/itemProps2.xml><?xml version="1.0" encoding="utf-8"?>
-<ds:datastoreItem xmlns:ds="http://schemas.openxmlformats.org/officeDocument/2006/customXml" ds:itemID="{D2E34552-30F1-4197-AD08-9874EE871786}">
-  <ds:schemaRefs>
-    <ds:schemaRef ds:uri="http://schemas.microsoft.com/sharepoint/v3/contenttype/forms"/>
-  </ds:schemaRefs>
-</ds:datastoreItem>
-</file>
-
 <file path=customXml/itemProps3.xml><?xml version="1.0" encoding="utf-8"?>
-<ds:datastoreItem xmlns:ds="http://schemas.openxmlformats.org/officeDocument/2006/customXml" ds:itemID="{D63F4731-4595-44D5-887D-AE208B5F9D7E}">
-  <ds:schemaRefs>
-    <ds:schemaRef ds:uri="http://schemas.openxmlformats.org/officeDocument/2006/bibliography"/>
-  </ds:schemaRefs>
-</ds:datastoreItem>
-</file>
-
-<file path=customXml/itemProps4.xml><?xml version="1.0" encoding="utf-8"?>
 <ds:datastoreItem xmlns:ds="http://schemas.openxmlformats.org/officeDocument/2006/customXml" ds:itemID="{3E57E9A8-5303-411D-9422-2A748018A89F}">
   <ds:schemaRefs>
     <ds:schemaRef ds:uri="http://schemas.microsoft.com/office/2006/metadata/contentType"/>
@@ -20417,4 +20548,12 @@
     <ds:schemaRef ds:uri="http://schemas.microsoft.com/internal/obd"/>
   </ds:schemaRefs>
 </ds:datastoreItem>
+</file>
+
+<file path=customXml/itemProps4.xml><?xml version="1.0" encoding="utf-8"?>
+<ds:datastoreItem xmlns:ds="http://schemas.openxmlformats.org/officeDocument/2006/customXml" ds:itemID="{D63F4731-4595-44D5-887D-AE208B5F9D7E}">
+  <ds:schemaRefs>
+    <ds:schemaRef ds:uri="http://schemas.openxmlformats.org/officeDocument/2006/bibliography"/>
+  </ds:schemaRefs>
+</ds:datastoreItem>
 </file>
--- a/CARPETA COMPARTIDA TUTOR/15MUIN E2 MOYA MARIN SERGIO.docx
+++ b/CARPETA COMPARTIDA TUTOR/15MUIN E2 MOYA MARIN SERGIO.docx
@@ -518,7 +518,7 @@
             </w:rPr>
             <w:fldChar w:fldCharType="separate"/>
           </w:r>
-          <w:hyperlink w:anchor="_Toc220002164" w:history="1">
+          <w:hyperlink w:anchor="_Toc222422780" w:history="1">
             <w:r>
               <w:rPr>
                 <w:rStyle w:val="Hipervnculo"/>
@@ -548,7 +548,7 @@
                 <w:noProof/>
                 <w:webHidden/>
               </w:rPr>
-              <w:instrText xml:space="preserve"> PAGEREF _Toc220002164 \h </w:instrText>
+              <w:instrText xml:space="preserve"> PAGEREF _Toc222422780 \h </w:instrText>
             </w:r>
             <w:r>
               <w:rPr>
@@ -595,7 +595,7 @@
               <w14:ligatures w14:val="standardContextual"/>
             </w:rPr>
           </w:pPr>
-          <w:hyperlink w:anchor="_Toc220002165" w:history="1">
+          <w:hyperlink w:anchor="_Toc222422781" w:history="1">
             <w:r>
               <w:rPr>
                 <w:rStyle w:val="Hipervnculo"/>
@@ -624,7 +624,7 @@
                 <w:noProof/>
                 <w:webHidden/>
               </w:rPr>
-              <w:instrText xml:space="preserve"> PAGEREF _Toc220002165 \h </w:instrText>
+              <w:instrText xml:space="preserve"> PAGEREF _Toc222422781 \h </w:instrText>
             </w:r>
             <w:r>
               <w:rPr>
@@ -672,7 +672,7 @@
               <w14:ligatures w14:val="standardContextual"/>
             </w:rPr>
           </w:pPr>
-          <w:hyperlink w:anchor="_Toc220002166" w:history="1">
+          <w:hyperlink w:anchor="_Toc222422782" w:history="1">
             <w:r>
               <w:rPr>
                 <w:rStyle w:val="Hipervnculo"/>
@@ -682,7 +682,7 @@
                 <w:noProof/>
                 <w:lang w:val="en-GB"/>
               </w:rPr>
-              <w:t>1.</w:t>
+              <w:t>1</w:t>
             </w:r>
             <w:r>
               <w:rPr>
@@ -726,7 +726,7 @@
                 <w:noProof/>
                 <w:webHidden/>
               </w:rPr>
-              <w:instrText xml:space="preserve"> PAGEREF _Toc220002166 \h </w:instrText>
+              <w:instrText xml:space="preserve"> PAGEREF _Toc222422782 \h </w:instrText>
             </w:r>
             <w:r>
               <w:rPr>
@@ -774,13 +774,13 @@
               <w14:ligatures w14:val="standardContextual"/>
             </w:rPr>
           </w:pPr>
-          <w:hyperlink w:anchor="_Toc220002167" w:history="1">
+          <w:hyperlink w:anchor="_Toc222422783" w:history="1">
             <w:r>
               <w:rPr>
                 <w:rStyle w:val="Hipervnculo"/>
                 <w:noProof/>
               </w:rPr>
-              <w:t>1.1.</w:t>
+              <w:t>1.1</w:t>
             </w:r>
             <w:r>
               <w:rPr>
@@ -820,7 +820,7 @@
                 <w:noProof/>
                 <w:webHidden/>
               </w:rPr>
-              <w:instrText xml:space="preserve"> PAGEREF _Toc220002167 \h </w:instrText>
+              <w:instrText xml:space="preserve"> PAGEREF _Toc222422783 \h </w:instrText>
             </w:r>
             <w:r>
               <w:rPr>
@@ -868,13 +868,13 @@
               <w14:ligatures w14:val="standardContextual"/>
             </w:rPr>
           </w:pPr>
-          <w:hyperlink w:anchor="_Toc220002168" w:history="1">
+          <w:hyperlink w:anchor="_Toc222422784" w:history="1">
             <w:r>
               <w:rPr>
                 <w:rStyle w:val="Hipervnculo"/>
                 <w:noProof/>
               </w:rPr>
-              <w:t>1.2.</w:t>
+              <w:t>1.2</w:t>
             </w:r>
             <w:r>
               <w:rPr>
@@ -914,7 +914,7 @@
                 <w:noProof/>
                 <w:webHidden/>
               </w:rPr>
-              <w:instrText xml:space="preserve"> PAGEREF _Toc220002168 \h </w:instrText>
+              <w:instrText xml:space="preserve"> PAGEREF _Toc222422784 \h </w:instrText>
             </w:r>
             <w:r>
               <w:rPr>
@@ -962,13 +962,13 @@
               <w14:ligatures w14:val="standardContextual"/>
             </w:rPr>
           </w:pPr>
-          <w:hyperlink w:anchor="_Toc220002169" w:history="1">
+          <w:hyperlink w:anchor="_Toc222422785" w:history="1">
             <w:r>
               <w:rPr>
                 <w:rStyle w:val="Hipervnculo"/>
                 <w:noProof/>
               </w:rPr>
-              <w:t>1.3.</w:t>
+              <w:t>1.3</w:t>
             </w:r>
             <w:r>
               <w:rPr>
@@ -1008,7 +1008,7 @@
                 <w:noProof/>
                 <w:webHidden/>
               </w:rPr>
-              <w:instrText xml:space="preserve"> PAGEREF _Toc220002169 \h </w:instrText>
+              <w:instrText xml:space="preserve"> PAGEREF _Toc222422785 \h </w:instrText>
             </w:r>
             <w:r>
               <w:rPr>
@@ -1056,13 +1056,13 @@
               <w14:ligatures w14:val="standardContextual"/>
             </w:rPr>
           </w:pPr>
-          <w:hyperlink w:anchor="_Toc220002170" w:history="1">
+          <w:hyperlink w:anchor="_Toc222422786" w:history="1">
             <w:r>
               <w:rPr>
                 <w:rStyle w:val="Hipervnculo"/>
                 <w:noProof/>
               </w:rPr>
-              <w:t>1.4.</w:t>
+              <w:t>1.4</w:t>
             </w:r>
             <w:r>
               <w:rPr>
@@ -1102,7 +1102,7 @@
                 <w:noProof/>
                 <w:webHidden/>
               </w:rPr>
-              <w:instrText xml:space="preserve"> PAGEREF _Toc220002170 \h </w:instrText>
+              <w:instrText xml:space="preserve"> PAGEREF _Toc222422786 \h </w:instrText>
             </w:r>
             <w:r>
               <w:rPr>
@@ -1150,13 +1150,13 @@
               <w14:ligatures w14:val="standardContextual"/>
             </w:rPr>
           </w:pPr>
-          <w:hyperlink w:anchor="_Toc220002171" w:history="1">
+          <w:hyperlink w:anchor="_Toc222422787" w:history="1">
             <w:r>
               <w:rPr>
                 <w:rStyle w:val="Hipervnculo"/>
                 <w:noProof/>
               </w:rPr>
-              <w:t>1.5.</w:t>
+              <w:t>1.5</w:t>
             </w:r>
             <w:r>
               <w:rPr>
@@ -1196,7 +1196,7 @@
                 <w:noProof/>
                 <w:webHidden/>
               </w:rPr>
-              <w:instrText xml:space="preserve"> PAGEREF _Toc220002171 \h </w:instrText>
+              <w:instrText xml:space="preserve"> PAGEREF _Toc222422787 \h </w:instrText>
             </w:r>
             <w:r>
               <w:rPr>
@@ -1244,13 +1244,13 @@
               <w14:ligatures w14:val="standardContextual"/>
             </w:rPr>
           </w:pPr>
-          <w:hyperlink w:anchor="_Toc220002172" w:history="1">
+          <w:hyperlink w:anchor="_Toc222422788" w:history="1">
             <w:r>
               <w:rPr>
                 <w:rStyle w:val="Hipervnculo"/>
                 <w:noProof/>
               </w:rPr>
-              <w:t>1.6.</w:t>
+              <w:t>1.6</w:t>
             </w:r>
             <w:r>
               <w:rPr>
@@ -1290,7 +1290,7 @@
                 <w:noProof/>
                 <w:webHidden/>
               </w:rPr>
-              <w:instrText xml:space="preserve"> PAGEREF _Toc220002172 \h </w:instrText>
+              <w:instrText xml:space="preserve"> PAGEREF _Toc222422788 \h </w:instrText>
             </w:r>
             <w:r>
               <w:rPr>
@@ -1338,7 +1338,7 @@
               <w14:ligatures w14:val="standardContextual"/>
             </w:rPr>
           </w:pPr>
-          <w:hyperlink w:anchor="_Toc220002173" w:history="1">
+          <w:hyperlink w:anchor="_Toc222422789" w:history="1">
             <w:r>
               <w:rPr>
                 <w:rStyle w:val="Hipervnculo"/>
@@ -1347,7 +1347,7 @@
                 <w:bCs/>
                 <w:noProof/>
               </w:rPr>
-              <w:t>2.</w:t>
+              <w:t>2</w:t>
             </w:r>
             <w:r>
               <w:rPr>
@@ -1390,7 +1390,7 @@
                 <w:noProof/>
                 <w:webHidden/>
               </w:rPr>
-              <w:instrText xml:space="preserve"> PAGEREF _Toc220002173 \h </w:instrText>
+              <w:instrText xml:space="preserve"> PAGEREF _Toc222422789 \h </w:instrText>
             </w:r>
             <w:r>
               <w:rPr>
@@ -1438,13 +1438,13 @@
               <w14:ligatures w14:val="standardContextual"/>
             </w:rPr>
           </w:pPr>
-          <w:hyperlink w:anchor="_Toc220002174" w:history="1">
+          <w:hyperlink w:anchor="_Toc222422790" w:history="1">
             <w:r>
               <w:rPr>
                 <w:rStyle w:val="Hipervnculo"/>
                 <w:noProof/>
               </w:rPr>
-              <w:t>2.1.</w:t>
+              <w:t>2.1</w:t>
             </w:r>
             <w:r>
               <w:rPr>
@@ -1484,7 +1484,7 @@
                 <w:noProof/>
                 <w:webHidden/>
               </w:rPr>
-              <w:instrText xml:space="preserve"> PAGEREF _Toc220002174 \h </w:instrText>
+              <w:instrText xml:space="preserve"> PAGEREF _Toc222422790 \h </w:instrText>
             </w:r>
             <w:r>
               <w:rPr>
@@ -1532,13 +1532,13 @@
               <w14:ligatures w14:val="standardContextual"/>
             </w:rPr>
           </w:pPr>
-          <w:hyperlink w:anchor="_Toc220002175" w:history="1">
+          <w:hyperlink w:anchor="_Toc222422791" w:history="1">
             <w:r>
               <w:rPr>
                 <w:rStyle w:val="Hipervnculo"/>
                 <w:noProof/>
               </w:rPr>
-              <w:t>2.2.</w:t>
+              <w:t>2.2</w:t>
             </w:r>
             <w:r>
               <w:rPr>
@@ -1578,7 +1578,7 @@
                 <w:noProof/>
                 <w:webHidden/>
               </w:rPr>
-              <w:instrText xml:space="preserve"> PAGEREF _Toc220002175 \h </w:instrText>
+              <w:instrText xml:space="preserve"> PAGEREF _Toc222422791 \h </w:instrText>
             </w:r>
             <w:r>
               <w:rPr>
@@ -1626,13 +1626,13 @@
               <w14:ligatures w14:val="standardContextual"/>
             </w:rPr>
           </w:pPr>
-          <w:hyperlink w:anchor="_Toc220002176" w:history="1">
+          <w:hyperlink w:anchor="_Toc222422792" w:history="1">
             <w:r>
               <w:rPr>
                 <w:rStyle w:val="Hipervnculo"/>
                 <w:noProof/>
               </w:rPr>
-              <w:t>2.3.</w:t>
+              <w:t>2.3</w:t>
             </w:r>
             <w:r>
               <w:rPr>
@@ -1672,7 +1672,7 @@
                 <w:noProof/>
                 <w:webHidden/>
               </w:rPr>
-              <w:instrText xml:space="preserve"> PAGEREF _Toc220002176 \h </w:instrText>
+              <w:instrText xml:space="preserve"> PAGEREF _Toc222422792 \h </w:instrText>
             </w:r>
             <w:r>
               <w:rPr>
@@ -1720,13 +1720,13 @@
               <w14:ligatures w14:val="standardContextual"/>
             </w:rPr>
           </w:pPr>
-          <w:hyperlink w:anchor="_Toc220002177" w:history="1">
+          <w:hyperlink w:anchor="_Toc222422793" w:history="1">
             <w:r>
               <w:rPr>
                 <w:rStyle w:val="Hipervnculo"/>
                 <w:noProof/>
               </w:rPr>
-              <w:t>2.4.</w:t>
+              <w:t>2.4</w:t>
             </w:r>
             <w:r>
               <w:rPr>
@@ -1766,7 +1766,7 @@
                 <w:noProof/>
                 <w:webHidden/>
               </w:rPr>
-              <w:instrText xml:space="preserve"> PAGEREF _Toc220002177 \h </w:instrText>
+              <w:instrText xml:space="preserve"> PAGEREF _Toc222422793 \h </w:instrText>
             </w:r>
             <w:r>
               <w:rPr>
@@ -1814,7 +1814,7 @@
               <w14:ligatures w14:val="standardContextual"/>
             </w:rPr>
           </w:pPr>
-          <w:hyperlink w:anchor="_Toc220002178" w:history="1">
+          <w:hyperlink w:anchor="_Toc222422794" w:history="1">
             <w:r>
               <w:rPr>
                 <w:rStyle w:val="Hipervnculo"/>
@@ -1823,7 +1823,7 @@
                 <w:bCs/>
                 <w:noProof/>
               </w:rPr>
-              <w:t>3.</w:t>
+              <w:t>3</w:t>
             </w:r>
             <w:r>
               <w:rPr>
@@ -1866,7 +1866,7 @@
                 <w:noProof/>
                 <w:webHidden/>
               </w:rPr>
-              <w:instrText xml:space="preserve"> PAGEREF _Toc220002178 \h </w:instrText>
+              <w:instrText xml:space="preserve"> PAGEREF _Toc222422794 \h </w:instrText>
             </w:r>
             <w:r>
               <w:rPr>
@@ -1914,13 +1914,14 @@
               <w14:ligatures w14:val="standardContextual"/>
             </w:rPr>
           </w:pPr>
-          <w:hyperlink w:anchor="_Toc220002179" w:history="1">
+          <w:hyperlink w:anchor="_Toc222422795" w:history="1">
             <w:r>
               <w:rPr>
                 <w:rStyle w:val="Hipervnculo"/>
-                <w:noProof/>
-              </w:rPr>
-              <w:t>3.1.</w:t>
+                <w:rFonts w:ascii="Arial" w:hAnsi="Arial"/>
+                <w:noProof/>
+              </w:rPr>
+              <w:t>3.1</w:t>
             </w:r>
             <w:r>
               <w:rPr>
@@ -1937,9 +1938,10 @@
             <w:r>
               <w:rPr>
                 <w:rStyle w:val="Hipervnculo"/>
-                <w:noProof/>
-              </w:rPr>
-              <w:t>Conjunto de Datos y Análisis Exploratorio</w:t>
+                <w:rFonts w:ascii="Arial" w:hAnsi="Arial"/>
+                <w:noProof/>
+              </w:rPr>
+              <w:t>Marco Metodológico de Referencia</w:t>
             </w:r>
             <w:r>
               <w:rPr>
@@ -1960,7 +1962,7 @@
                 <w:noProof/>
                 <w:webHidden/>
               </w:rPr>
-              <w:instrText xml:space="preserve"> PAGEREF _Toc220002179 \h </w:instrText>
+              <w:instrText xml:space="preserve"> PAGEREF _Toc222422795 \h </w:instrText>
             </w:r>
             <w:r>
               <w:rPr>
@@ -1981,6 +1983,292 @@
                 <w:webHidden/>
               </w:rPr>
               <w:t>19</w:t>
+            </w:r>
+            <w:r>
+              <w:rPr>
+                <w:noProof/>
+                <w:webHidden/>
+              </w:rPr>
+              <w:fldChar w:fldCharType="end"/>
+            </w:r>
+          </w:hyperlink>
+        </w:p>
+        <w:p>
+          <w:pPr>
+            <w:pStyle w:val="TDC3"/>
+            <w:tabs>
+              <w:tab w:val="left" w:pos="1200"/>
+              <w:tab w:val="right" w:leader="dot" w:pos="8494"/>
+            </w:tabs>
+            <w:rPr>
+              <w:rFonts w:asciiTheme="minorHAnsi" w:eastAsiaTheme="minorEastAsia" w:hAnsiTheme="minorHAnsi" w:cstheme="minorBidi"/>
+              <w:noProof/>
+              <w:kern w:val="2"/>
+              <w:sz w:val="24"/>
+              <w:szCs w:val="24"/>
+              <w:lang w:eastAsia="es-ES"/>
+              <w14:ligatures w14:val="standardContextual"/>
+            </w:rPr>
+          </w:pPr>
+          <w:hyperlink w:anchor="_Toc222422796" w:history="1">
+            <w:r>
+              <w:rPr>
+                <w:rStyle w:val="Hipervnculo"/>
+                <w:rFonts w:ascii="Arial" w:hAnsi="Arial"/>
+                <w:noProof/>
+              </w:rPr>
+              <w:t>3.1.1</w:t>
+            </w:r>
+            <w:r>
+              <w:rPr>
+                <w:rFonts w:asciiTheme="minorHAnsi" w:eastAsiaTheme="minorEastAsia" w:hAnsiTheme="minorHAnsi" w:cstheme="minorBidi"/>
+                <w:noProof/>
+                <w:kern w:val="2"/>
+                <w:sz w:val="24"/>
+                <w:szCs w:val="24"/>
+                <w:lang w:eastAsia="es-ES"/>
+                <w14:ligatures w14:val="standardContextual"/>
+              </w:rPr>
+              <w:tab/>
+            </w:r>
+            <w:r>
+              <w:rPr>
+                <w:rStyle w:val="Hipervnculo"/>
+                <w:rFonts w:ascii="Arial" w:hAnsi="Arial"/>
+                <w:noProof/>
+              </w:rPr>
+              <w:t>Origen y Contexto del Estudio Base</w:t>
+            </w:r>
+            <w:r>
+              <w:rPr>
+                <w:noProof/>
+                <w:webHidden/>
+              </w:rPr>
+              <w:tab/>
+            </w:r>
+            <w:r>
+              <w:rPr>
+                <w:noProof/>
+                <w:webHidden/>
+              </w:rPr>
+              <w:fldChar w:fldCharType="begin"/>
+            </w:r>
+            <w:r>
+              <w:rPr>
+                <w:noProof/>
+                <w:webHidden/>
+              </w:rPr>
+              <w:instrText xml:space="preserve"> PAGEREF _Toc222422796 \h </w:instrText>
+            </w:r>
+            <w:r>
+              <w:rPr>
+                <w:noProof/>
+                <w:webHidden/>
+              </w:rPr>
+            </w:r>
+            <w:r>
+              <w:rPr>
+                <w:noProof/>
+                <w:webHidden/>
+              </w:rPr>
+              <w:fldChar w:fldCharType="separate"/>
+            </w:r>
+            <w:r>
+              <w:rPr>
+                <w:noProof/>
+                <w:webHidden/>
+              </w:rPr>
+              <w:t>19</w:t>
+            </w:r>
+            <w:r>
+              <w:rPr>
+                <w:noProof/>
+                <w:webHidden/>
+              </w:rPr>
+              <w:fldChar w:fldCharType="end"/>
+            </w:r>
+          </w:hyperlink>
+        </w:p>
+        <w:p>
+          <w:pPr>
+            <w:pStyle w:val="TDC3"/>
+            <w:tabs>
+              <w:tab w:val="left" w:pos="1200"/>
+              <w:tab w:val="right" w:leader="dot" w:pos="8494"/>
+            </w:tabs>
+            <w:rPr>
+              <w:rFonts w:asciiTheme="minorHAnsi" w:eastAsiaTheme="minorEastAsia" w:hAnsiTheme="minorHAnsi" w:cstheme="minorBidi"/>
+              <w:noProof/>
+              <w:kern w:val="2"/>
+              <w:sz w:val="24"/>
+              <w:szCs w:val="24"/>
+              <w:lang w:eastAsia="es-ES"/>
+              <w14:ligatures w14:val="standardContextual"/>
+            </w:rPr>
+          </w:pPr>
+          <w:hyperlink w:anchor="_Toc222422797" w:history="1">
+            <w:r>
+              <w:rPr>
+                <w:rStyle w:val="Hipervnculo"/>
+                <w:rFonts w:ascii="Arial" w:hAnsi="Arial"/>
+                <w:noProof/>
+              </w:rPr>
+              <w:t>3.1.2</w:t>
+            </w:r>
+            <w:r>
+              <w:rPr>
+                <w:rFonts w:asciiTheme="minorHAnsi" w:eastAsiaTheme="minorEastAsia" w:hAnsiTheme="minorHAnsi" w:cstheme="minorBidi"/>
+                <w:noProof/>
+                <w:kern w:val="2"/>
+                <w:sz w:val="24"/>
+                <w:szCs w:val="24"/>
+                <w:lang w:eastAsia="es-ES"/>
+                <w14:ligatures w14:val="standardContextual"/>
+              </w:rPr>
+              <w:tab/>
+            </w:r>
+            <w:r>
+              <w:rPr>
+                <w:rStyle w:val="Hipervnculo"/>
+                <w:rFonts w:ascii="Arial" w:hAnsi="Arial"/>
+                <w:noProof/>
+              </w:rPr>
+              <w:t>Pipeline de Referencia: Ingeniería de Características RFM</w:t>
+            </w:r>
+            <w:r>
+              <w:rPr>
+                <w:noProof/>
+                <w:webHidden/>
+              </w:rPr>
+              <w:tab/>
+            </w:r>
+            <w:r>
+              <w:rPr>
+                <w:noProof/>
+                <w:webHidden/>
+              </w:rPr>
+              <w:fldChar w:fldCharType="begin"/>
+            </w:r>
+            <w:r>
+              <w:rPr>
+                <w:noProof/>
+                <w:webHidden/>
+              </w:rPr>
+              <w:instrText xml:space="preserve"> PAGEREF _Toc222422797 \h </w:instrText>
+            </w:r>
+            <w:r>
+              <w:rPr>
+                <w:noProof/>
+                <w:webHidden/>
+              </w:rPr>
+            </w:r>
+            <w:r>
+              <w:rPr>
+                <w:noProof/>
+                <w:webHidden/>
+              </w:rPr>
+              <w:fldChar w:fldCharType="separate"/>
+            </w:r>
+            <w:r>
+              <w:rPr>
+                <w:noProof/>
+                <w:webHidden/>
+              </w:rPr>
+              <w:t>20</w:t>
+            </w:r>
+            <w:r>
+              <w:rPr>
+                <w:noProof/>
+                <w:webHidden/>
+              </w:rPr>
+              <w:fldChar w:fldCharType="end"/>
+            </w:r>
+          </w:hyperlink>
+        </w:p>
+        <w:p>
+          <w:pPr>
+            <w:pStyle w:val="TDC3"/>
+            <w:tabs>
+              <w:tab w:val="left" w:pos="1200"/>
+              <w:tab w:val="right" w:leader="dot" w:pos="8494"/>
+            </w:tabs>
+            <w:rPr>
+              <w:rFonts w:asciiTheme="minorHAnsi" w:eastAsiaTheme="minorEastAsia" w:hAnsiTheme="minorHAnsi" w:cstheme="minorBidi"/>
+              <w:noProof/>
+              <w:kern w:val="2"/>
+              <w:sz w:val="24"/>
+              <w:szCs w:val="24"/>
+              <w:lang w:eastAsia="es-ES"/>
+              <w14:ligatures w14:val="standardContextual"/>
+            </w:rPr>
+          </w:pPr>
+          <w:hyperlink w:anchor="_Toc222422798" w:history="1">
+            <w:r>
+              <w:rPr>
+                <w:rStyle w:val="Hipervnculo"/>
+                <w:noProof/>
+              </w:rPr>
+              <w:t>3.1.3</w:t>
+            </w:r>
+            <w:r>
+              <w:rPr>
+                <w:rFonts w:asciiTheme="minorHAnsi" w:eastAsiaTheme="minorEastAsia" w:hAnsiTheme="minorHAnsi" w:cstheme="minorBidi"/>
+                <w:noProof/>
+                <w:kern w:val="2"/>
+                <w:sz w:val="24"/>
+                <w:szCs w:val="24"/>
+                <w:lang w:eastAsia="es-ES"/>
+                <w14:ligatures w14:val="standardContextual"/>
+              </w:rPr>
+              <w:tab/>
+            </w:r>
+            <w:r>
+              <w:rPr>
+                <w:rStyle w:val="Hipervnculo"/>
+                <w:noProof/>
+              </w:rPr>
+              <w:t>Estrategia de Validación Temporal</w:t>
+            </w:r>
+            <w:r>
+              <w:rPr>
+                <w:noProof/>
+                <w:webHidden/>
+              </w:rPr>
+              <w:tab/>
+            </w:r>
+            <w:r>
+              <w:rPr>
+                <w:noProof/>
+                <w:webHidden/>
+              </w:rPr>
+              <w:fldChar w:fldCharType="begin"/>
+            </w:r>
+            <w:r>
+              <w:rPr>
+                <w:noProof/>
+                <w:webHidden/>
+              </w:rPr>
+              <w:instrText xml:space="preserve"> PAGEREF _Toc222422798 \h </w:instrText>
+            </w:r>
+            <w:r>
+              <w:rPr>
+                <w:noProof/>
+                <w:webHidden/>
+              </w:rPr>
+            </w:r>
+            <w:r>
+              <w:rPr>
+                <w:noProof/>
+                <w:webHidden/>
+              </w:rPr>
+              <w:fldChar w:fldCharType="separate"/>
+            </w:r>
+            <w:r>
+              <w:rPr>
+                <w:noProof/>
+                <w:webHidden/>
+              </w:rPr>
+              <w:t>21</w:t>
             </w:r>
             <w:r>
               <w:rPr>
@@ -2008,13 +2296,14 @@
               <w14:ligatures w14:val="standardContextual"/>
             </w:rPr>
           </w:pPr>
-          <w:hyperlink w:anchor="_Toc220002180" w:history="1">
+          <w:hyperlink w:anchor="_Toc222422799" w:history="1">
             <w:r>
               <w:rPr>
                 <w:rStyle w:val="Hipervnculo"/>
-                <w:noProof/>
-              </w:rPr>
-              <w:t>3.2.</w:t>
+                <w:rFonts w:ascii="Arial" w:hAnsi="Arial"/>
+                <w:noProof/>
+              </w:rPr>
+              <w:t>3.2</w:t>
             </w:r>
             <w:r>
               <w:rPr>
@@ -2031,9 +2320,10 @@
             <w:r>
               <w:rPr>
                 <w:rStyle w:val="Hipervnculo"/>
-                <w:noProof/>
-              </w:rPr>
-              <w:t>Preprocesamiento e Ingeniería de Características</w:t>
+                <w:rFonts w:ascii="Arial" w:hAnsi="Arial"/>
+                <w:noProof/>
+              </w:rPr>
+              <w:t>Adaptaciones y Contribuciones Metodológicas Propias</w:t>
             </w:r>
             <w:r>
               <w:rPr>
@@ -2054,7 +2344,7 @@
                 <w:noProof/>
                 <w:webHidden/>
               </w:rPr>
-              <w:instrText xml:space="preserve"> PAGEREF _Toc220002180 \h </w:instrText>
+              <w:instrText xml:space="preserve"> PAGEREF _Toc222422799 \h </w:instrText>
             </w:r>
             <w:r>
               <w:rPr>
@@ -2074,7 +2364,293 @@
                 <w:noProof/>
                 <w:webHidden/>
               </w:rPr>
-              <w:t>19</w:t>
+              <w:t>22</w:t>
+            </w:r>
+            <w:r>
+              <w:rPr>
+                <w:noProof/>
+                <w:webHidden/>
+              </w:rPr>
+              <w:fldChar w:fldCharType="end"/>
+            </w:r>
+          </w:hyperlink>
+        </w:p>
+        <w:p>
+          <w:pPr>
+            <w:pStyle w:val="TDC3"/>
+            <w:tabs>
+              <w:tab w:val="left" w:pos="1200"/>
+              <w:tab w:val="right" w:leader="dot" w:pos="8494"/>
+            </w:tabs>
+            <w:rPr>
+              <w:rFonts w:asciiTheme="minorHAnsi" w:eastAsiaTheme="minorEastAsia" w:hAnsiTheme="minorHAnsi" w:cstheme="minorBidi"/>
+              <w:noProof/>
+              <w:kern w:val="2"/>
+              <w:sz w:val="24"/>
+              <w:szCs w:val="24"/>
+              <w:lang w:eastAsia="es-ES"/>
+              <w14:ligatures w14:val="standardContextual"/>
+            </w:rPr>
+          </w:pPr>
+          <w:hyperlink w:anchor="_Toc222422800" w:history="1">
+            <w:r>
+              <w:rPr>
+                <w:rStyle w:val="Hipervnculo"/>
+                <w:rFonts w:ascii="Arial" w:hAnsi="Arial"/>
+                <w:noProof/>
+              </w:rPr>
+              <w:t>3.2.1</w:t>
+            </w:r>
+            <w:r>
+              <w:rPr>
+                <w:rFonts w:asciiTheme="minorHAnsi" w:eastAsiaTheme="minorEastAsia" w:hAnsiTheme="minorHAnsi" w:cstheme="minorBidi"/>
+                <w:noProof/>
+                <w:kern w:val="2"/>
+                <w:sz w:val="24"/>
+                <w:szCs w:val="24"/>
+                <w:lang w:eastAsia="es-ES"/>
+                <w14:ligatures w14:val="standardContextual"/>
+              </w:rPr>
+              <w:tab/>
+            </w:r>
+            <w:r>
+              <w:rPr>
+                <w:rStyle w:val="Hipervnculo"/>
+                <w:rFonts w:ascii="Arial" w:hAnsi="Arial"/>
+                <w:noProof/>
+              </w:rPr>
+              <w:t>Refinamiento del Protocolo Experimental</w:t>
+            </w:r>
+            <w:r>
+              <w:rPr>
+                <w:noProof/>
+                <w:webHidden/>
+              </w:rPr>
+              <w:tab/>
+            </w:r>
+            <w:r>
+              <w:rPr>
+                <w:noProof/>
+                <w:webHidden/>
+              </w:rPr>
+              <w:fldChar w:fldCharType="begin"/>
+            </w:r>
+            <w:r>
+              <w:rPr>
+                <w:noProof/>
+                <w:webHidden/>
+              </w:rPr>
+              <w:instrText xml:space="preserve"> PAGEREF _Toc222422800 \h </w:instrText>
+            </w:r>
+            <w:r>
+              <w:rPr>
+                <w:noProof/>
+                <w:webHidden/>
+              </w:rPr>
+            </w:r>
+            <w:r>
+              <w:rPr>
+                <w:noProof/>
+                <w:webHidden/>
+              </w:rPr>
+              <w:fldChar w:fldCharType="separate"/>
+            </w:r>
+            <w:r>
+              <w:rPr>
+                <w:noProof/>
+                <w:webHidden/>
+              </w:rPr>
+              <w:t>22</w:t>
+            </w:r>
+            <w:r>
+              <w:rPr>
+                <w:noProof/>
+                <w:webHidden/>
+              </w:rPr>
+              <w:fldChar w:fldCharType="end"/>
+            </w:r>
+          </w:hyperlink>
+        </w:p>
+        <w:p>
+          <w:pPr>
+            <w:pStyle w:val="TDC3"/>
+            <w:tabs>
+              <w:tab w:val="left" w:pos="1200"/>
+              <w:tab w:val="right" w:leader="dot" w:pos="8494"/>
+            </w:tabs>
+            <w:rPr>
+              <w:rFonts w:asciiTheme="minorHAnsi" w:eastAsiaTheme="minorEastAsia" w:hAnsiTheme="minorHAnsi" w:cstheme="minorBidi"/>
+              <w:noProof/>
+              <w:kern w:val="2"/>
+              <w:sz w:val="24"/>
+              <w:szCs w:val="24"/>
+              <w:lang w:eastAsia="es-ES"/>
+              <w14:ligatures w14:val="standardContextual"/>
+            </w:rPr>
+          </w:pPr>
+          <w:hyperlink w:anchor="_Toc222422801" w:history="1">
+            <w:r>
+              <w:rPr>
+                <w:rStyle w:val="Hipervnculo"/>
+                <w:rFonts w:ascii="Arial" w:hAnsi="Arial"/>
+                <w:noProof/>
+              </w:rPr>
+              <w:t>3.2.2</w:t>
+            </w:r>
+            <w:r>
+              <w:rPr>
+                <w:rFonts w:asciiTheme="minorHAnsi" w:eastAsiaTheme="minorEastAsia" w:hAnsiTheme="minorHAnsi" w:cstheme="minorBidi"/>
+                <w:noProof/>
+                <w:kern w:val="2"/>
+                <w:sz w:val="24"/>
+                <w:szCs w:val="24"/>
+                <w:lang w:eastAsia="es-ES"/>
+                <w14:ligatures w14:val="standardContextual"/>
+              </w:rPr>
+              <w:tab/>
+            </w:r>
+            <w:r>
+              <w:rPr>
+                <w:rStyle w:val="Hipervnculo"/>
+                <w:rFonts w:ascii="Arial" w:hAnsi="Arial"/>
+                <w:noProof/>
+              </w:rPr>
+              <w:t>Implementación de Integridad Metodológica (Test Anti-Leakage)</w:t>
+            </w:r>
+            <w:r>
+              <w:rPr>
+                <w:noProof/>
+                <w:webHidden/>
+              </w:rPr>
+              <w:tab/>
+            </w:r>
+            <w:r>
+              <w:rPr>
+                <w:noProof/>
+                <w:webHidden/>
+              </w:rPr>
+              <w:fldChar w:fldCharType="begin"/>
+            </w:r>
+            <w:r>
+              <w:rPr>
+                <w:noProof/>
+                <w:webHidden/>
+              </w:rPr>
+              <w:instrText xml:space="preserve"> PAGEREF _Toc222422801 \h </w:instrText>
+            </w:r>
+            <w:r>
+              <w:rPr>
+                <w:noProof/>
+                <w:webHidden/>
+              </w:rPr>
+            </w:r>
+            <w:r>
+              <w:rPr>
+                <w:noProof/>
+                <w:webHidden/>
+              </w:rPr>
+              <w:fldChar w:fldCharType="separate"/>
+            </w:r>
+            <w:r>
+              <w:rPr>
+                <w:noProof/>
+                <w:webHidden/>
+              </w:rPr>
+              <w:t>23</w:t>
+            </w:r>
+            <w:r>
+              <w:rPr>
+                <w:noProof/>
+                <w:webHidden/>
+              </w:rPr>
+              <w:fldChar w:fldCharType="end"/>
+            </w:r>
+          </w:hyperlink>
+        </w:p>
+        <w:p>
+          <w:pPr>
+            <w:pStyle w:val="TDC3"/>
+            <w:tabs>
+              <w:tab w:val="left" w:pos="1200"/>
+              <w:tab w:val="right" w:leader="dot" w:pos="8494"/>
+            </w:tabs>
+            <w:rPr>
+              <w:rFonts w:asciiTheme="minorHAnsi" w:eastAsiaTheme="minorEastAsia" w:hAnsiTheme="minorHAnsi" w:cstheme="minorBidi"/>
+              <w:noProof/>
+              <w:kern w:val="2"/>
+              <w:sz w:val="24"/>
+              <w:szCs w:val="24"/>
+              <w:lang w:eastAsia="es-ES"/>
+              <w14:ligatures w14:val="standardContextual"/>
+            </w:rPr>
+          </w:pPr>
+          <w:hyperlink w:anchor="_Toc222422802" w:history="1">
+            <w:r>
+              <w:rPr>
+                <w:rStyle w:val="Hipervnculo"/>
+                <w:noProof/>
+              </w:rPr>
+              <w:t>3.2.3</w:t>
+            </w:r>
+            <w:r>
+              <w:rPr>
+                <w:rFonts w:asciiTheme="minorHAnsi" w:eastAsiaTheme="minorEastAsia" w:hAnsiTheme="minorHAnsi" w:cstheme="minorBidi"/>
+                <w:noProof/>
+                <w:kern w:val="2"/>
+                <w:sz w:val="24"/>
+                <w:szCs w:val="24"/>
+                <w:lang w:eastAsia="es-ES"/>
+                <w14:ligatures w14:val="standardContextual"/>
+              </w:rPr>
+              <w:tab/>
+            </w:r>
+            <w:r>
+              <w:rPr>
+                <w:rStyle w:val="Hipervnculo"/>
+                <w:noProof/>
+              </w:rPr>
+              <w:t>Incorporación de Explicabilidad (XAI)</w:t>
+            </w:r>
+            <w:r>
+              <w:rPr>
+                <w:noProof/>
+                <w:webHidden/>
+              </w:rPr>
+              <w:tab/>
+            </w:r>
+            <w:r>
+              <w:rPr>
+                <w:noProof/>
+                <w:webHidden/>
+              </w:rPr>
+              <w:fldChar w:fldCharType="begin"/>
+            </w:r>
+            <w:r>
+              <w:rPr>
+                <w:noProof/>
+                <w:webHidden/>
+              </w:rPr>
+              <w:instrText xml:space="preserve"> PAGEREF _Toc222422802 \h </w:instrText>
+            </w:r>
+            <w:r>
+              <w:rPr>
+                <w:noProof/>
+                <w:webHidden/>
+              </w:rPr>
+            </w:r>
+            <w:r>
+              <w:rPr>
+                <w:noProof/>
+                <w:webHidden/>
+              </w:rPr>
+              <w:fldChar w:fldCharType="separate"/>
+            </w:r>
+            <w:r>
+              <w:rPr>
+                <w:noProof/>
+                <w:webHidden/>
+              </w:rPr>
+              <w:t>24</w:t>
             </w:r>
             <w:r>
               <w:rPr>
@@ -2102,13 +2678,13 @@
               <w14:ligatures w14:val="standardContextual"/>
             </w:rPr>
           </w:pPr>
-          <w:hyperlink w:anchor="_Toc220002181" w:history="1">
+          <w:hyperlink w:anchor="_Toc222422803" w:history="1">
             <w:r>
               <w:rPr>
                 <w:rStyle w:val="Hipervnculo"/>
                 <w:noProof/>
               </w:rPr>
-              <w:t>3.3.</w:t>
+              <w:t>3.3</w:t>
             </w:r>
             <w:r>
               <w:rPr>
@@ -2127,7 +2703,7 @@
                 <w:rStyle w:val="Hipervnculo"/>
                 <w:noProof/>
               </w:rPr>
-              <w:t>Estrategia de Validación: Partición Prequential</w:t>
+              <w:t>Diseño Experimental</w:t>
             </w:r>
             <w:r>
               <w:rPr>
@@ -2148,7 +2724,7 @@
                 <w:noProof/>
                 <w:webHidden/>
               </w:rPr>
-              <w:instrText xml:space="preserve"> PAGEREF _Toc220002181 \h </w:instrText>
+              <w:instrText xml:space="preserve"> PAGEREF _Toc222422803 \h </w:instrText>
             </w:r>
             <w:r>
               <w:rPr>
@@ -2168,7 +2744,289 @@
                 <w:noProof/>
                 <w:webHidden/>
               </w:rPr>
-              <w:t>20</w:t>
+              <w:t>25</w:t>
+            </w:r>
+            <w:r>
+              <w:rPr>
+                <w:noProof/>
+                <w:webHidden/>
+              </w:rPr>
+              <w:fldChar w:fldCharType="end"/>
+            </w:r>
+          </w:hyperlink>
+        </w:p>
+        <w:p>
+          <w:pPr>
+            <w:pStyle w:val="TDC3"/>
+            <w:tabs>
+              <w:tab w:val="left" w:pos="1200"/>
+              <w:tab w:val="right" w:leader="dot" w:pos="8494"/>
+            </w:tabs>
+            <w:rPr>
+              <w:rFonts w:asciiTheme="minorHAnsi" w:eastAsiaTheme="minorEastAsia" w:hAnsiTheme="minorHAnsi" w:cstheme="minorBidi"/>
+              <w:noProof/>
+              <w:kern w:val="2"/>
+              <w:sz w:val="24"/>
+              <w:szCs w:val="24"/>
+              <w:lang w:eastAsia="es-ES"/>
+              <w14:ligatures w14:val="standardContextual"/>
+            </w:rPr>
+          </w:pPr>
+          <w:hyperlink w:anchor="_Toc222422804" w:history="1">
+            <w:r>
+              <w:rPr>
+                <w:rStyle w:val="Hipervnculo"/>
+                <w:noProof/>
+              </w:rPr>
+              <w:t>3.3.1</w:t>
+            </w:r>
+            <w:r>
+              <w:rPr>
+                <w:rFonts w:asciiTheme="minorHAnsi" w:eastAsiaTheme="minorEastAsia" w:hAnsiTheme="minorHAnsi" w:cstheme="minorBidi"/>
+                <w:noProof/>
+                <w:kern w:val="2"/>
+                <w:sz w:val="24"/>
+                <w:szCs w:val="24"/>
+                <w:lang w:eastAsia="es-ES"/>
+                <w14:ligatures w14:val="standardContextual"/>
+              </w:rPr>
+              <w:tab/>
+            </w:r>
+            <w:r>
+              <w:rPr>
+                <w:rStyle w:val="Hipervnculo"/>
+                <w:noProof/>
+              </w:rPr>
+              <w:t>Descripción del Conjunto de Datos</w:t>
+            </w:r>
+            <w:r>
+              <w:rPr>
+                <w:noProof/>
+                <w:webHidden/>
+              </w:rPr>
+              <w:tab/>
+            </w:r>
+            <w:r>
+              <w:rPr>
+                <w:noProof/>
+                <w:webHidden/>
+              </w:rPr>
+              <w:fldChar w:fldCharType="begin"/>
+            </w:r>
+            <w:r>
+              <w:rPr>
+                <w:noProof/>
+                <w:webHidden/>
+              </w:rPr>
+              <w:instrText xml:space="preserve"> PAGEREF _Toc222422804 \h </w:instrText>
+            </w:r>
+            <w:r>
+              <w:rPr>
+                <w:noProof/>
+                <w:webHidden/>
+              </w:rPr>
+            </w:r>
+            <w:r>
+              <w:rPr>
+                <w:noProof/>
+                <w:webHidden/>
+              </w:rPr>
+              <w:fldChar w:fldCharType="separate"/>
+            </w:r>
+            <w:r>
+              <w:rPr>
+                <w:noProof/>
+                <w:webHidden/>
+              </w:rPr>
+              <w:t>25</w:t>
+            </w:r>
+            <w:r>
+              <w:rPr>
+                <w:noProof/>
+                <w:webHidden/>
+              </w:rPr>
+              <w:fldChar w:fldCharType="end"/>
+            </w:r>
+          </w:hyperlink>
+        </w:p>
+        <w:p>
+          <w:pPr>
+            <w:pStyle w:val="TDC3"/>
+            <w:tabs>
+              <w:tab w:val="left" w:pos="1200"/>
+              <w:tab w:val="right" w:leader="dot" w:pos="8494"/>
+            </w:tabs>
+            <w:rPr>
+              <w:rFonts w:asciiTheme="minorHAnsi" w:eastAsiaTheme="minorEastAsia" w:hAnsiTheme="minorHAnsi" w:cstheme="minorBidi"/>
+              <w:noProof/>
+              <w:kern w:val="2"/>
+              <w:sz w:val="24"/>
+              <w:szCs w:val="24"/>
+              <w:lang w:eastAsia="es-ES"/>
+              <w14:ligatures w14:val="standardContextual"/>
+            </w:rPr>
+          </w:pPr>
+          <w:hyperlink w:anchor="_Toc222422805" w:history="1">
+            <w:r>
+              <w:rPr>
+                <w:rStyle w:val="Hipervnculo"/>
+                <w:noProof/>
+              </w:rPr>
+              <w:t>3.3.2</w:t>
+            </w:r>
+            <w:r>
+              <w:rPr>
+                <w:rFonts w:asciiTheme="minorHAnsi" w:eastAsiaTheme="minorEastAsia" w:hAnsiTheme="minorHAnsi" w:cstheme="minorBidi"/>
+                <w:noProof/>
+                <w:kern w:val="2"/>
+                <w:sz w:val="24"/>
+                <w:szCs w:val="24"/>
+                <w:lang w:eastAsia="es-ES"/>
+                <w14:ligatures w14:val="standardContextual"/>
+              </w:rPr>
+              <w:tab/>
+            </w:r>
+            <w:r>
+              <w:rPr>
+                <w:rStyle w:val="Hipervnculo"/>
+                <w:noProof/>
+              </w:rPr>
+              <w:t>Configuración del Entorno de Ejecución</w:t>
+            </w:r>
+            <w:r>
+              <w:rPr>
+                <w:noProof/>
+                <w:webHidden/>
+              </w:rPr>
+              <w:tab/>
+            </w:r>
+            <w:r>
+              <w:rPr>
+                <w:noProof/>
+                <w:webHidden/>
+              </w:rPr>
+              <w:fldChar w:fldCharType="begin"/>
+            </w:r>
+            <w:r>
+              <w:rPr>
+                <w:noProof/>
+                <w:webHidden/>
+              </w:rPr>
+              <w:instrText xml:space="preserve"> PAGEREF _Toc222422805 \h </w:instrText>
+            </w:r>
+            <w:r>
+              <w:rPr>
+                <w:noProof/>
+                <w:webHidden/>
+              </w:rPr>
+            </w:r>
+            <w:r>
+              <w:rPr>
+                <w:noProof/>
+                <w:webHidden/>
+              </w:rPr>
+              <w:fldChar w:fldCharType="separate"/>
+            </w:r>
+            <w:r>
+              <w:rPr>
+                <w:noProof/>
+                <w:webHidden/>
+              </w:rPr>
+              <w:t>26</w:t>
+            </w:r>
+            <w:r>
+              <w:rPr>
+                <w:noProof/>
+                <w:webHidden/>
+              </w:rPr>
+              <w:fldChar w:fldCharType="end"/>
+            </w:r>
+          </w:hyperlink>
+        </w:p>
+        <w:p>
+          <w:pPr>
+            <w:pStyle w:val="TDC3"/>
+            <w:tabs>
+              <w:tab w:val="left" w:pos="1200"/>
+              <w:tab w:val="right" w:leader="dot" w:pos="8494"/>
+            </w:tabs>
+            <w:rPr>
+              <w:rFonts w:asciiTheme="minorHAnsi" w:eastAsiaTheme="minorEastAsia" w:hAnsiTheme="minorHAnsi" w:cstheme="minorBidi"/>
+              <w:noProof/>
+              <w:kern w:val="2"/>
+              <w:sz w:val="24"/>
+              <w:szCs w:val="24"/>
+              <w:lang w:eastAsia="es-ES"/>
+              <w14:ligatures w14:val="standardContextual"/>
+            </w:rPr>
+          </w:pPr>
+          <w:hyperlink w:anchor="_Toc222422806" w:history="1">
+            <w:r>
+              <w:rPr>
+                <w:rStyle w:val="Hipervnculo"/>
+                <w:noProof/>
+              </w:rPr>
+              <w:t>3.3.3</w:t>
+            </w:r>
+            <w:r>
+              <w:rPr>
+                <w:rFonts w:asciiTheme="minorHAnsi" w:eastAsiaTheme="minorEastAsia" w:hAnsiTheme="minorHAnsi" w:cstheme="minorBidi"/>
+                <w:noProof/>
+                <w:kern w:val="2"/>
+                <w:sz w:val="24"/>
+                <w:szCs w:val="24"/>
+                <w:lang w:eastAsia="es-ES"/>
+                <w14:ligatures w14:val="standardContextual"/>
+              </w:rPr>
+              <w:tab/>
+            </w:r>
+            <w:r>
+              <w:rPr>
+                <w:rStyle w:val="Hipervnculo"/>
+                <w:noProof/>
+              </w:rPr>
+              <w:t>Definición de Métricas de Evaluación</w:t>
+            </w:r>
+            <w:r>
+              <w:rPr>
+                <w:noProof/>
+                <w:webHidden/>
+              </w:rPr>
+              <w:tab/>
+            </w:r>
+            <w:r>
+              <w:rPr>
+                <w:noProof/>
+                <w:webHidden/>
+              </w:rPr>
+              <w:fldChar w:fldCharType="begin"/>
+            </w:r>
+            <w:r>
+              <w:rPr>
+                <w:noProof/>
+                <w:webHidden/>
+              </w:rPr>
+              <w:instrText xml:space="preserve"> PAGEREF _Toc222422806 \h </w:instrText>
+            </w:r>
+            <w:r>
+              <w:rPr>
+                <w:noProof/>
+                <w:webHidden/>
+              </w:rPr>
+            </w:r>
+            <w:r>
+              <w:rPr>
+                <w:noProof/>
+                <w:webHidden/>
+              </w:rPr>
+              <w:fldChar w:fldCharType="separate"/>
+            </w:r>
+            <w:r>
+              <w:rPr>
+                <w:noProof/>
+                <w:webHidden/>
+              </w:rPr>
+              <w:t>27</w:t>
             </w:r>
             <w:r>
               <w:rPr>
@@ -2196,13 +3054,13 @@
               <w14:ligatures w14:val="standardContextual"/>
             </w:rPr>
           </w:pPr>
-          <w:hyperlink w:anchor="_Toc220002182" w:history="1">
+          <w:hyperlink w:anchor="_Toc222422807" w:history="1">
             <w:r>
               <w:rPr>
                 <w:rStyle w:val="Hipervnculo"/>
                 <w:noProof/>
               </w:rPr>
-              <w:t>3.4.</w:t>
+              <w:t>3.4</w:t>
             </w:r>
             <w:r>
               <w:rPr>
@@ -2221,7 +3079,21 @@
                 <w:rStyle w:val="Hipervnculo"/>
                 <w:noProof/>
               </w:rPr>
-              <w:t>Modelado y Gestión del Desbalance</w:t>
+              <w:t>Desa</w:t>
+            </w:r>
+            <w:r>
+              <w:rPr>
+                <w:rStyle w:val="Hipervnculo"/>
+                <w:noProof/>
+              </w:rPr>
+              <w:t>r</w:t>
+            </w:r>
+            <w:r>
+              <w:rPr>
+                <w:rStyle w:val="Hipervnculo"/>
+                <w:noProof/>
+              </w:rPr>
+              <w:t>rollo de Experimentos Tentativos</w:t>
             </w:r>
             <w:r>
               <w:rPr>
@@ -2242,7 +3114,7 @@
                 <w:noProof/>
                 <w:webHidden/>
               </w:rPr>
-              <w:instrText xml:space="preserve"> PAGEREF _Toc220002182 \h </w:instrText>
+              <w:instrText xml:space="preserve"> PAGEREF _Toc222422807 \h </w:instrText>
             </w:r>
             <w:r>
               <w:rPr>
@@ -2262,7 +3134,107 @@
                 <w:noProof/>
                 <w:webHidden/>
               </w:rPr>
-              <w:t>20</w:t>
+              <w:t>27</w:t>
+            </w:r>
+            <w:r>
+              <w:rPr>
+                <w:noProof/>
+                <w:webHidden/>
+              </w:rPr>
+              <w:fldChar w:fldCharType="end"/>
+            </w:r>
+          </w:hyperlink>
+        </w:p>
+        <w:p>
+          <w:pPr>
+            <w:pStyle w:val="TDC1"/>
+            <w:tabs>
+              <w:tab w:val="left" w:pos="440"/>
+              <w:tab w:val="right" w:leader="dot" w:pos="8494"/>
+            </w:tabs>
+            <w:rPr>
+              <w:rFonts w:asciiTheme="minorHAnsi" w:eastAsiaTheme="minorEastAsia" w:hAnsiTheme="minorHAnsi" w:cstheme="minorBidi"/>
+              <w:noProof/>
+              <w:kern w:val="2"/>
+              <w:sz w:val="24"/>
+              <w:szCs w:val="24"/>
+              <w:lang w:eastAsia="es-ES"/>
+              <w14:ligatures w14:val="standardContextual"/>
+            </w:rPr>
+          </w:pPr>
+          <w:hyperlink w:anchor="_Toc222422808" w:history="1">
+            <w:r>
+              <w:rPr>
+                <w:rStyle w:val="Hipervnculo"/>
+                <w:rFonts w:ascii="Arial" w:hAnsi="Arial"/>
+                <w:b/>
+                <w:bCs/>
+                <w:noProof/>
+              </w:rPr>
+              <w:t>4</w:t>
+            </w:r>
+            <w:r>
+              <w:rPr>
+                <w:rFonts w:asciiTheme="minorHAnsi" w:eastAsiaTheme="minorEastAsia" w:hAnsiTheme="minorHAnsi" w:cstheme="minorBidi"/>
+                <w:noProof/>
+                <w:kern w:val="2"/>
+                <w:sz w:val="24"/>
+                <w:szCs w:val="24"/>
+                <w:lang w:eastAsia="es-ES"/>
+                <w14:ligatures w14:val="standardContextual"/>
+              </w:rPr>
+              <w:tab/>
+            </w:r>
+            <w:r>
+              <w:rPr>
+                <w:rStyle w:val="Hipervnculo"/>
+                <w:rFonts w:ascii="Arial" w:hAnsi="Arial"/>
+                <w:b/>
+                <w:bCs/>
+                <w:noProof/>
+              </w:rPr>
+              <w:t>Discusión y Análisis de Resultados.</w:t>
+            </w:r>
+            <w:r>
+              <w:rPr>
+                <w:noProof/>
+                <w:webHidden/>
+              </w:rPr>
+              <w:tab/>
+            </w:r>
+            <w:r>
+              <w:rPr>
+                <w:noProof/>
+                <w:webHidden/>
+              </w:rPr>
+              <w:fldChar w:fldCharType="begin"/>
+            </w:r>
+            <w:r>
+              <w:rPr>
+                <w:noProof/>
+                <w:webHidden/>
+              </w:rPr>
+              <w:instrText xml:space="preserve"> PAGEREF _Toc222422808 \h </w:instrText>
+            </w:r>
+            <w:r>
+              <w:rPr>
+                <w:noProof/>
+                <w:webHidden/>
+              </w:rPr>
+            </w:r>
+            <w:r>
+              <w:rPr>
+                <w:noProof/>
+                <w:webHidden/>
+              </w:rPr>
+              <w:fldChar w:fldCharType="separate"/>
+            </w:r>
+            <w:r>
+              <w:rPr>
+                <w:noProof/>
+                <w:webHidden/>
+              </w:rPr>
+              <w:t>29</w:t>
             </w:r>
             <w:r>
               <w:rPr>
@@ -2290,13 +3262,13 @@
               <w14:ligatures w14:val="standardContextual"/>
             </w:rPr>
           </w:pPr>
-          <w:hyperlink w:anchor="_Toc220002183" w:history="1">
+          <w:hyperlink w:anchor="_Toc222422809" w:history="1">
             <w:r>
               <w:rPr>
                 <w:rStyle w:val="Hipervnculo"/>
                 <w:noProof/>
               </w:rPr>
-              <w:t>3.5.</w:t>
+              <w:t>4.1</w:t>
             </w:r>
             <w:r>
               <w:rPr>
@@ -2315,7 +3287,7 @@
                 <w:rStyle w:val="Hipervnculo"/>
                 <w:noProof/>
               </w:rPr>
-              <w:t>Métricas de Desempeño</w:t>
+              <w:t>Selección de Métricas: Más allá de la Exactitud</w:t>
             </w:r>
             <w:r>
               <w:rPr>
@@ -2336,7 +3308,7 @@
                 <w:noProof/>
                 <w:webHidden/>
               </w:rPr>
-              <w:instrText xml:space="preserve"> PAGEREF _Toc220002183 \h </w:instrText>
+              <w:instrText xml:space="preserve"> PAGEREF _Toc222422809 \h </w:instrText>
             </w:r>
             <w:r>
               <w:rPr>
@@ -2356,7 +3328,7 @@
                 <w:noProof/>
                 <w:webHidden/>
               </w:rPr>
-              <w:t>21</w:t>
+              <w:t>29</w:t>
             </w:r>
             <w:r>
               <w:rPr>
@@ -2384,13 +3356,13 @@
               <w14:ligatures w14:val="standardContextual"/>
             </w:rPr>
           </w:pPr>
-          <w:hyperlink w:anchor="_Toc220002184" w:history="1">
+          <w:hyperlink w:anchor="_Toc222422810" w:history="1">
             <w:r>
               <w:rPr>
                 <w:rStyle w:val="Hipervnculo"/>
                 <w:noProof/>
               </w:rPr>
-              <w:t>3.6.</w:t>
+              <w:t>4.2</w:t>
             </w:r>
             <w:r>
               <w:rPr>
@@ -2409,7 +3381,7 @@
                 <w:rStyle w:val="Hipervnculo"/>
                 <w:noProof/>
               </w:rPr>
-              <w:t>Explicabilidad (XAI)</w:t>
+              <w:t>Análisis del Baseline y Comparativa de Modelos</w:t>
             </w:r>
             <w:r>
               <w:rPr>
@@ -2430,7 +3402,7 @@
                 <w:noProof/>
                 <w:webHidden/>
               </w:rPr>
-              <w:instrText xml:space="preserve"> PAGEREF _Toc220002184 \h </w:instrText>
+              <w:instrText xml:space="preserve"> PAGEREF _Toc222422810 \h </w:instrText>
             </w:r>
             <w:r>
               <w:rPr>
@@ -2450,7 +3422,101 @@
                 <w:noProof/>
                 <w:webHidden/>
               </w:rPr>
-              <w:t>21</w:t>
+              <w:t>29</w:t>
+            </w:r>
+            <w:r>
+              <w:rPr>
+                <w:noProof/>
+                <w:webHidden/>
+              </w:rPr>
+              <w:fldChar w:fldCharType="end"/>
+            </w:r>
+          </w:hyperlink>
+        </w:p>
+        <w:p>
+          <w:pPr>
+            <w:pStyle w:val="TDC2"/>
+            <w:tabs>
+              <w:tab w:val="left" w:pos="960"/>
+              <w:tab w:val="right" w:leader="dot" w:pos="8494"/>
+            </w:tabs>
+            <w:rPr>
+              <w:rFonts w:asciiTheme="minorHAnsi" w:eastAsiaTheme="minorEastAsia" w:hAnsiTheme="minorHAnsi" w:cstheme="minorBidi"/>
+              <w:noProof/>
+              <w:kern w:val="2"/>
+              <w:sz w:val="24"/>
+              <w:szCs w:val="24"/>
+              <w:lang w:eastAsia="es-ES"/>
+              <w14:ligatures w14:val="standardContextual"/>
+            </w:rPr>
+          </w:pPr>
+          <w:hyperlink w:anchor="_Toc222422811" w:history="1">
+            <w:r>
+              <w:rPr>
+                <w:rStyle w:val="Hipervnculo"/>
+                <w:noProof/>
+              </w:rPr>
+              <w:t>4.3</w:t>
+            </w:r>
+            <w:r>
+              <w:rPr>
+                <w:rFonts w:asciiTheme="minorHAnsi" w:eastAsiaTheme="minorEastAsia" w:hAnsiTheme="minorHAnsi" w:cstheme="minorBidi"/>
+                <w:noProof/>
+                <w:kern w:val="2"/>
+                <w:sz w:val="24"/>
+                <w:szCs w:val="24"/>
+                <w:lang w:eastAsia="es-ES"/>
+                <w14:ligatures w14:val="standardContextual"/>
+              </w:rPr>
+              <w:tab/>
+            </w:r>
+            <w:r>
+              <w:rPr>
+                <w:rStyle w:val="Hipervnculo"/>
+                <w:noProof/>
+              </w:rPr>
+              <w:t>Impacto de la Validación Prequential (Prevención de Fugas)</w:t>
+            </w:r>
+            <w:r>
+              <w:rPr>
+                <w:noProof/>
+                <w:webHidden/>
+              </w:rPr>
+              <w:tab/>
+            </w:r>
+            <w:r>
+              <w:rPr>
+                <w:noProof/>
+                <w:webHidden/>
+              </w:rPr>
+              <w:fldChar w:fldCharType="begin"/>
+            </w:r>
+            <w:r>
+              <w:rPr>
+                <w:noProof/>
+                <w:webHidden/>
+              </w:rPr>
+              <w:instrText xml:space="preserve"> PAGEREF _Toc222422811 \h </w:instrText>
+            </w:r>
+            <w:r>
+              <w:rPr>
+                <w:noProof/>
+                <w:webHidden/>
+              </w:rPr>
+            </w:r>
+            <w:r>
+              <w:rPr>
+                <w:noProof/>
+                <w:webHidden/>
+              </w:rPr>
+              <w:fldChar w:fldCharType="separate"/>
+            </w:r>
+            <w:r>
+              <w:rPr>
+                <w:noProof/>
+                <w:webHidden/>
+              </w:rPr>
+              <w:t>30</w:t>
             </w:r>
             <w:r>
               <w:rPr>
@@ -2478,16 +3544,15 @@
               <w14:ligatures w14:val="standardContextual"/>
             </w:rPr>
           </w:pPr>
-          <w:hyperlink w:anchor="_Toc220002185" w:history="1">
+          <w:hyperlink w:anchor="_Toc222422812" w:history="1">
             <w:r>
               <w:rPr>
                 <w:rStyle w:val="Hipervnculo"/>
                 <w:rFonts w:ascii="Arial" w:hAnsi="Arial"/>
-                <w:b/>
-                <w:bCs/>
-                <w:noProof/>
-              </w:rPr>
-              <w:t>4.</w:t>
+                <w:noProof/>
+                <w:lang w:val="en-GB"/>
+              </w:rPr>
+              <w:t>5</w:t>
             </w:r>
             <w:r>
               <w:rPr>
@@ -2505,11 +3570,10 @@
               <w:rPr>
                 <w:rStyle w:val="Hipervnculo"/>
                 <w:rFonts w:ascii="Arial" w:hAnsi="Arial"/>
-                <w:b/>
-                <w:bCs/>
-                <w:noProof/>
-              </w:rPr>
-              <w:t>Discusión y Análisis de Resultados.</w:t>
+                <w:noProof/>
+                <w:lang w:val="en-GB"/>
+              </w:rPr>
+              <w:t>Conclusiones</w:t>
             </w:r>
             <w:r>
               <w:rPr>
@@ -2530,7 +3594,7 @@
                 <w:noProof/>
                 <w:webHidden/>
               </w:rPr>
-              <w:instrText xml:space="preserve"> PAGEREF _Toc220002185 \h </w:instrText>
+              <w:instrText xml:space="preserve"> PAGEREF _Toc222422812 \h </w:instrText>
             </w:r>
             <w:r>
               <w:rPr>
@@ -2550,289 +3614,7 @@
                 <w:noProof/>
                 <w:webHidden/>
               </w:rPr>
-              <w:t>23</w:t>
-            </w:r>
-            <w:r>
-              <w:rPr>
-                <w:noProof/>
-                <w:webHidden/>
-              </w:rPr>
-              <w:fldChar w:fldCharType="end"/>
-            </w:r>
-          </w:hyperlink>
-        </w:p>
-        <w:p>
-          <w:pPr>
-            <w:pStyle w:val="TDC2"/>
-            <w:tabs>
-              <w:tab w:val="left" w:pos="960"/>
-              <w:tab w:val="right" w:leader="dot" w:pos="8494"/>
-            </w:tabs>
-            <w:rPr>
-              <w:rFonts w:asciiTheme="minorHAnsi" w:eastAsiaTheme="minorEastAsia" w:hAnsiTheme="minorHAnsi" w:cstheme="minorBidi"/>
-              <w:noProof/>
-              <w:kern w:val="2"/>
-              <w:sz w:val="24"/>
-              <w:szCs w:val="24"/>
-              <w:lang w:eastAsia="es-ES"/>
-              <w14:ligatures w14:val="standardContextual"/>
-            </w:rPr>
-          </w:pPr>
-          <w:hyperlink w:anchor="_Toc220002186" w:history="1">
-            <w:r>
-              <w:rPr>
-                <w:rStyle w:val="Hipervnculo"/>
-                <w:noProof/>
-              </w:rPr>
-              <w:t>4.1.</w:t>
-            </w:r>
-            <w:r>
-              <w:rPr>
-                <w:rFonts w:asciiTheme="minorHAnsi" w:eastAsiaTheme="minorEastAsia" w:hAnsiTheme="minorHAnsi" w:cstheme="minorBidi"/>
-                <w:noProof/>
-                <w:kern w:val="2"/>
-                <w:sz w:val="24"/>
-                <w:szCs w:val="24"/>
-                <w:lang w:eastAsia="es-ES"/>
-                <w14:ligatures w14:val="standardContextual"/>
-              </w:rPr>
-              <w:tab/>
-            </w:r>
-            <w:r>
-              <w:rPr>
-                <w:rStyle w:val="Hipervnculo"/>
-                <w:noProof/>
-              </w:rPr>
-              <w:t>Selección de Métricas: Más allá de la Exactitud</w:t>
-            </w:r>
-            <w:r>
-              <w:rPr>
-                <w:noProof/>
-                <w:webHidden/>
-              </w:rPr>
-              <w:tab/>
-            </w:r>
-            <w:r>
-              <w:rPr>
-                <w:noProof/>
-                <w:webHidden/>
-              </w:rPr>
-              <w:fldChar w:fldCharType="begin"/>
-            </w:r>
-            <w:r>
-              <w:rPr>
-                <w:noProof/>
-                <w:webHidden/>
-              </w:rPr>
-              <w:instrText xml:space="preserve"> PAGEREF _Toc220002186 \h </w:instrText>
-            </w:r>
-            <w:r>
-              <w:rPr>
-                <w:noProof/>
-                <w:webHidden/>
-              </w:rPr>
-            </w:r>
-            <w:r>
-              <w:rPr>
-                <w:noProof/>
-                <w:webHidden/>
-              </w:rPr>
-              <w:fldChar w:fldCharType="separate"/>
-            </w:r>
-            <w:r>
-              <w:rPr>
-                <w:noProof/>
-                <w:webHidden/>
-              </w:rPr>
-              <w:t>23</w:t>
-            </w:r>
-            <w:r>
-              <w:rPr>
-                <w:noProof/>
-                <w:webHidden/>
-              </w:rPr>
-              <w:fldChar w:fldCharType="end"/>
-            </w:r>
-          </w:hyperlink>
-        </w:p>
-        <w:p>
-          <w:pPr>
-            <w:pStyle w:val="TDC2"/>
-            <w:tabs>
-              <w:tab w:val="left" w:pos="960"/>
-              <w:tab w:val="right" w:leader="dot" w:pos="8494"/>
-            </w:tabs>
-            <w:rPr>
-              <w:rFonts w:asciiTheme="minorHAnsi" w:eastAsiaTheme="minorEastAsia" w:hAnsiTheme="minorHAnsi" w:cstheme="minorBidi"/>
-              <w:noProof/>
-              <w:kern w:val="2"/>
-              <w:sz w:val="24"/>
-              <w:szCs w:val="24"/>
-              <w:lang w:eastAsia="es-ES"/>
-              <w14:ligatures w14:val="standardContextual"/>
-            </w:rPr>
-          </w:pPr>
-          <w:hyperlink w:anchor="_Toc220002187" w:history="1">
-            <w:r>
-              <w:rPr>
-                <w:rStyle w:val="Hipervnculo"/>
-                <w:noProof/>
-              </w:rPr>
-              <w:t>4.2.</w:t>
-            </w:r>
-            <w:r>
-              <w:rPr>
-                <w:rFonts w:asciiTheme="minorHAnsi" w:eastAsiaTheme="minorEastAsia" w:hAnsiTheme="minorHAnsi" w:cstheme="minorBidi"/>
-                <w:noProof/>
-                <w:kern w:val="2"/>
-                <w:sz w:val="24"/>
-                <w:szCs w:val="24"/>
-                <w:lang w:eastAsia="es-ES"/>
-                <w14:ligatures w14:val="standardContextual"/>
-              </w:rPr>
-              <w:tab/>
-            </w:r>
-            <w:r>
-              <w:rPr>
-                <w:rStyle w:val="Hipervnculo"/>
-                <w:noProof/>
-              </w:rPr>
-              <w:t>Análisis del Baseline y Comparativa de Modelos</w:t>
-            </w:r>
-            <w:r>
-              <w:rPr>
-                <w:noProof/>
-                <w:webHidden/>
-              </w:rPr>
-              <w:tab/>
-            </w:r>
-            <w:r>
-              <w:rPr>
-                <w:noProof/>
-                <w:webHidden/>
-              </w:rPr>
-              <w:fldChar w:fldCharType="begin"/>
-            </w:r>
-            <w:r>
-              <w:rPr>
-                <w:noProof/>
-                <w:webHidden/>
-              </w:rPr>
-              <w:instrText xml:space="preserve"> PAGEREF _Toc220002187 \h </w:instrText>
-            </w:r>
-            <w:r>
-              <w:rPr>
-                <w:noProof/>
-                <w:webHidden/>
-              </w:rPr>
-            </w:r>
-            <w:r>
-              <w:rPr>
-                <w:noProof/>
-                <w:webHidden/>
-              </w:rPr>
-              <w:fldChar w:fldCharType="separate"/>
-            </w:r>
-            <w:r>
-              <w:rPr>
-                <w:noProof/>
-                <w:webHidden/>
-              </w:rPr>
-              <w:t>23</w:t>
-            </w:r>
-            <w:r>
-              <w:rPr>
-                <w:noProof/>
-                <w:webHidden/>
-              </w:rPr>
-              <w:fldChar w:fldCharType="end"/>
-            </w:r>
-          </w:hyperlink>
-        </w:p>
-        <w:p>
-          <w:pPr>
-            <w:pStyle w:val="TDC2"/>
-            <w:tabs>
-              <w:tab w:val="left" w:pos="960"/>
-              <w:tab w:val="right" w:leader="dot" w:pos="8494"/>
-            </w:tabs>
-            <w:rPr>
-              <w:rFonts w:asciiTheme="minorHAnsi" w:eastAsiaTheme="minorEastAsia" w:hAnsiTheme="minorHAnsi" w:cstheme="minorBidi"/>
-              <w:noProof/>
-              <w:kern w:val="2"/>
-              <w:sz w:val="24"/>
-              <w:szCs w:val="24"/>
-              <w:lang w:eastAsia="es-ES"/>
-              <w14:ligatures w14:val="standardContextual"/>
-            </w:rPr>
-          </w:pPr>
-          <w:hyperlink w:anchor="_Toc220002188" w:history="1">
-            <w:r>
-              <w:rPr>
-                <w:rStyle w:val="Hipervnculo"/>
-                <w:noProof/>
-              </w:rPr>
-              <w:t>4.3.</w:t>
-            </w:r>
-            <w:r>
-              <w:rPr>
-                <w:rFonts w:asciiTheme="minorHAnsi" w:eastAsiaTheme="minorEastAsia" w:hAnsiTheme="minorHAnsi" w:cstheme="minorBidi"/>
-                <w:noProof/>
-                <w:kern w:val="2"/>
-                <w:sz w:val="24"/>
-                <w:szCs w:val="24"/>
-                <w:lang w:eastAsia="es-ES"/>
-                <w14:ligatures w14:val="standardContextual"/>
-              </w:rPr>
-              <w:tab/>
-            </w:r>
-            <w:r>
-              <w:rPr>
-                <w:rStyle w:val="Hipervnculo"/>
-                <w:noProof/>
-              </w:rPr>
-              <w:t>Impacto de la Validación Prequential (Prevención de Fugas)</w:t>
-            </w:r>
-            <w:r>
-              <w:rPr>
-                <w:noProof/>
-                <w:webHidden/>
-              </w:rPr>
-              <w:tab/>
-            </w:r>
-            <w:r>
-              <w:rPr>
-                <w:noProof/>
-                <w:webHidden/>
-              </w:rPr>
-              <w:fldChar w:fldCharType="begin"/>
-            </w:r>
-            <w:r>
-              <w:rPr>
-                <w:noProof/>
-                <w:webHidden/>
-              </w:rPr>
-              <w:instrText xml:space="preserve"> PAGEREF _Toc220002188 \h </w:instrText>
-            </w:r>
-            <w:r>
-              <w:rPr>
-                <w:noProof/>
-                <w:webHidden/>
-              </w:rPr>
-            </w:r>
-            <w:r>
-              <w:rPr>
-                <w:noProof/>
-                <w:webHidden/>
-              </w:rPr>
-              <w:fldChar w:fldCharType="separate"/>
-            </w:r>
-            <w:r>
-              <w:rPr>
-                <w:noProof/>
-                <w:webHidden/>
-              </w:rPr>
-              <w:t>24</w:t>
+              <w:t>32</w:t>
             </w:r>
             <w:r>
               <w:rPr>
@@ -2860,7 +3642,7 @@
               <w14:ligatures w14:val="standardContextual"/>
             </w:rPr>
           </w:pPr>
-          <w:hyperlink w:anchor="_Toc220002189" w:history="1">
+          <w:hyperlink w:anchor="_Toc222422813" w:history="1">
             <w:r>
               <w:rPr>
                 <w:rStyle w:val="Hipervnculo"/>
@@ -2868,7 +3650,7 @@
                 <w:noProof/>
                 <w:lang w:val="en-GB"/>
               </w:rPr>
-              <w:t>5.</w:t>
+              <w:t>6</w:t>
             </w:r>
             <w:r>
               <w:rPr>
@@ -2889,7 +3671,7 @@
                 <w:noProof/>
                 <w:lang w:val="en-GB"/>
               </w:rPr>
-              <w:t>Conclusiones</w:t>
+              <w:t>Referencias</w:t>
             </w:r>
             <w:r>
               <w:rPr>
@@ -2910,7 +3692,7 @@
                 <w:noProof/>
                 <w:webHidden/>
               </w:rPr>
-              <w:instrText xml:space="preserve"> PAGEREF _Toc220002189 \h </w:instrText>
+              <w:instrText xml:space="preserve"> PAGEREF _Toc222422813 \h </w:instrText>
             </w:r>
             <w:r>
               <w:rPr>
@@ -2930,105 +3712,7 @@
                 <w:noProof/>
                 <w:webHidden/>
               </w:rPr>
-              <w:t>26</w:t>
-            </w:r>
-            <w:r>
-              <w:rPr>
-                <w:noProof/>
-                <w:webHidden/>
-              </w:rPr>
-              <w:fldChar w:fldCharType="end"/>
-            </w:r>
-          </w:hyperlink>
-        </w:p>
-        <w:p>
-          <w:pPr>
-            <w:pStyle w:val="TDC1"/>
-            <w:tabs>
-              <w:tab w:val="left" w:pos="440"/>
-              <w:tab w:val="right" w:leader="dot" w:pos="8494"/>
-            </w:tabs>
-            <w:rPr>
-              <w:rFonts w:asciiTheme="minorHAnsi" w:eastAsiaTheme="minorEastAsia" w:hAnsiTheme="minorHAnsi" w:cstheme="minorBidi"/>
-              <w:noProof/>
-              <w:kern w:val="2"/>
-              <w:sz w:val="24"/>
-              <w:szCs w:val="24"/>
-              <w:lang w:eastAsia="es-ES"/>
-              <w14:ligatures w14:val="standardContextual"/>
-            </w:rPr>
-          </w:pPr>
-          <w:hyperlink w:anchor="_Toc220002190" w:history="1">
-            <w:r>
-              <w:rPr>
-                <w:rStyle w:val="Hipervnculo"/>
-                <w:rFonts w:ascii="Arial" w:hAnsi="Arial"/>
-                <w:noProof/>
-                <w:lang w:val="en-GB"/>
-              </w:rPr>
-              <w:t>6.</w:t>
-            </w:r>
-            <w:r>
-              <w:rPr>
-                <w:rFonts w:asciiTheme="minorHAnsi" w:eastAsiaTheme="minorEastAsia" w:hAnsiTheme="minorHAnsi" w:cstheme="minorBidi"/>
-                <w:noProof/>
-                <w:kern w:val="2"/>
-                <w:sz w:val="24"/>
-                <w:szCs w:val="24"/>
-                <w:lang w:eastAsia="es-ES"/>
-                <w14:ligatures w14:val="standardContextual"/>
-              </w:rPr>
-              <w:tab/>
-            </w:r>
-            <w:r>
-              <w:rPr>
-                <w:rStyle w:val="Hipervnculo"/>
-                <w:rFonts w:ascii="Arial" w:hAnsi="Arial"/>
-                <w:noProof/>
-                <w:lang w:val="en-GB"/>
-              </w:rPr>
-              <w:t>Referencias</w:t>
-            </w:r>
-            <w:r>
-              <w:rPr>
-                <w:noProof/>
-                <w:webHidden/>
-              </w:rPr>
-              <w:tab/>
-            </w:r>
-            <w:r>
-              <w:rPr>
-                <w:noProof/>
-                <w:webHidden/>
-              </w:rPr>
-              <w:fldChar w:fldCharType="begin"/>
-            </w:r>
-            <w:r>
-              <w:rPr>
-                <w:noProof/>
-                <w:webHidden/>
-              </w:rPr>
-              <w:instrText xml:space="preserve"> PAGEREF _Toc220002190 \h </w:instrText>
-            </w:r>
-            <w:r>
-              <w:rPr>
-                <w:noProof/>
-                <w:webHidden/>
-              </w:rPr>
-            </w:r>
-            <w:r>
-              <w:rPr>
-                <w:noProof/>
-                <w:webHidden/>
-              </w:rPr>
-              <w:fldChar w:fldCharType="separate"/>
-            </w:r>
-            <w:r>
-              <w:rPr>
-                <w:noProof/>
-                <w:webHidden/>
-              </w:rPr>
-              <w:t>27</w:t>
+              <w:t>33</w:t>
             </w:r>
             <w:r>
               <w:rPr>
@@ -3055,7 +3739,7 @@
               <w14:ligatures w14:val="standardContextual"/>
             </w:rPr>
           </w:pPr>
-          <w:hyperlink w:anchor="_Toc220002191" w:history="1">
+          <w:hyperlink w:anchor="_Toc222422814" w:history="1">
             <w:r>
               <w:rPr>
                 <w:rStyle w:val="Hipervnculo"/>
@@ -3083,7 +3767,7 @@
                 <w:noProof/>
                 <w:webHidden/>
               </w:rPr>
-              <w:instrText xml:space="preserve"> PAGEREF _Toc220002191 \h </w:instrText>
+              <w:instrText xml:space="preserve"> PAGEREF _Toc222422814 \h </w:instrText>
             </w:r>
             <w:r>
               <w:rPr>
@@ -3103,7 +3787,7 @@
                 <w:noProof/>
                 <w:webHidden/>
               </w:rPr>
-              <w:t>28</w:t>
+              <w:t>34</w:t>
             </w:r>
             <w:r>
               <w:rPr>
@@ -3411,7 +4095,7 @@
         </w:rPr>
       </w:pPr>
       <w:bookmarkStart w:id="0" w:name="_Toc10030870"/>
-      <w:bookmarkStart w:id="1" w:name="_Toc220002164"/>
+      <w:bookmarkStart w:id="1" w:name="_Toc222422780"/>
       <w:bookmarkEnd w:id="0"/>
       <w:r>
         <w:rPr>
@@ -3532,7 +4216,7 @@
           <w:sz w:val="36"/>
         </w:rPr>
       </w:pPr>
-      <w:bookmarkStart w:id="2" w:name="_Toc220002165"/>
+      <w:bookmarkStart w:id="2" w:name="_Toc222422781"/>
       <w:r>
         <w:rPr>
           <w:rFonts w:ascii="Arial" w:hAnsi="Arial"/>
@@ -3647,7 +4331,7 @@
         </w:rPr>
       </w:pPr>
       <w:bookmarkStart w:id="3" w:name="_Toc10030871"/>
-      <w:bookmarkStart w:id="4" w:name="_Toc220002166"/>
+      <w:bookmarkStart w:id="4" w:name="_Toc222422782"/>
       <w:bookmarkEnd w:id="3"/>
       <w:commentRangeStart w:id="5"/>
       <w:commentRangeStart w:id="6"/>
@@ -3724,7 +4408,7 @@
       <w:pPr>
         <w:pStyle w:val="Ttulo2"/>
       </w:pPr>
-      <w:bookmarkStart w:id="7" w:name="_Toc220002167"/>
+      <w:bookmarkStart w:id="7" w:name="_Toc222422783"/>
       <w:commentRangeStart w:id="8"/>
       <w:commentRangeStart w:id="9"/>
       <w:r>
@@ -3862,7 +4546,7 @@
       <w:pPr>
         <w:pStyle w:val="Ttulo2"/>
       </w:pPr>
-      <w:bookmarkStart w:id="10" w:name="_Toc220002168"/>
+      <w:bookmarkStart w:id="10" w:name="_Toc222422784"/>
       <w:r>
         <w:t>La Brecha entre Precisión y Explicabilidad</w:t>
       </w:r>
@@ -3948,7 +4632,7 @@
       <w:pPr>
         <w:pStyle w:val="Ttulo2"/>
       </w:pPr>
-      <w:bookmarkStart w:id="11" w:name="_Toc220002169"/>
+      <w:bookmarkStart w:id="11" w:name="_Toc222422785"/>
       <w:r>
         <w:t>Justificación y Enfoque Metodológico</w:t>
       </w:r>
@@ -4054,7 +4738,7 @@
       <w:pPr>
         <w:pStyle w:val="Ttulo2"/>
       </w:pPr>
-      <w:bookmarkStart w:id="12" w:name="_Toc220002170"/>
+      <w:bookmarkStart w:id="12" w:name="_Toc222422786"/>
       <w:r>
         <w:t>Objetivos del Estudio</w:t>
       </w:r>
@@ -4208,7 +4892,7 @@
       <w:pPr>
         <w:pStyle w:val="Ttulo2"/>
       </w:pPr>
-      <w:bookmarkStart w:id="13" w:name="_Toc220002171"/>
+      <w:bookmarkStart w:id="13" w:name="_Toc222422787"/>
       <w:r>
         <w:lastRenderedPageBreak/>
         <w:t>Limitaciones y Riesgos del Enfoque</w:t>
@@ -4692,7 +5376,7 @@
       <w:pPr>
         <w:pStyle w:val="Ttulo2"/>
       </w:pPr>
-      <w:bookmarkStart w:id="15" w:name="_Toc220002172"/>
+      <w:bookmarkStart w:id="15" w:name="_Toc222422788"/>
       <w:r>
         <w:t>Contribuciones Principales del Trabajo</w:t>
       </w:r>
@@ -5110,7 +5794,7 @@
           <w:bCs/>
         </w:rPr>
       </w:pPr>
-      <w:bookmarkStart w:id="16" w:name="_Toc220002173"/>
+      <w:bookmarkStart w:id="16" w:name="_Toc222422789"/>
       <w:r>
         <w:rPr>
           <w:rFonts w:ascii="Arial" w:hAnsi="Arial"/>
@@ -5196,7 +5880,7 @@
       <w:pPr>
         <w:pStyle w:val="Ttulo2"/>
       </w:pPr>
-      <w:bookmarkStart w:id="17" w:name="_Toc220002174"/>
+      <w:bookmarkStart w:id="17" w:name="_Toc222422790"/>
       <w:r>
         <w:t>Naturaleza del Problema: Desbalance Extremo y Concept Drift</w:t>
       </w:r>
@@ -5278,7 +5962,7 @@
       <w:pPr>
         <w:pStyle w:val="Ttulo2"/>
       </w:pPr>
-      <w:bookmarkStart w:id="18" w:name="_Toc220002175"/>
+      <w:bookmarkStart w:id="18" w:name="_Toc222422791"/>
       <w:r>
         <w:t>Paradigmas de Aprendizaje: Clasificación Supervisada vs. Detección de Anomalías</w:t>
       </w:r>
@@ -5483,7 +6167,7 @@
       <w:pPr>
         <w:pStyle w:val="Ttulo2"/>
       </w:pPr>
-      <w:bookmarkStart w:id="19" w:name="_Toc220002176"/>
+      <w:bookmarkStart w:id="19" w:name="_Toc222422792"/>
       <w:commentRangeStart w:id="20"/>
       <w:r>
         <w:t>La Problemática de la Validación y el Data Leakage</w:t>
@@ -5776,7 +6460,7 @@
       <w:pPr>
         <w:pStyle w:val="Ttulo2"/>
       </w:pPr>
-      <w:bookmarkStart w:id="21" w:name="_Toc220002177"/>
+      <w:bookmarkStart w:id="21" w:name="_Toc222422793"/>
       <w:r>
         <w:t>Inteligencia Artificial Explicable (XAI): Superando la Caja Negra</w:t>
       </w:r>
@@ -6138,7 +6822,7 @@
           <w:bCs/>
         </w:rPr>
       </w:pPr>
-      <w:bookmarkStart w:id="22" w:name="_Toc220002178"/>
+      <w:bookmarkStart w:id="22" w:name="_Toc222422794"/>
       <w:commentRangeStart w:id="23"/>
       <w:commentRangeStart w:id="24"/>
       <w:r>
@@ -6185,7 +6869,6 @@
           <w:lang w:eastAsia="es-ES"/>
         </w:rPr>
       </w:pPr>
-      <w:bookmarkStart w:id="25" w:name="_Toc220002179"/>
       <w:r>
         <w:rPr>
           <w:rFonts w:ascii="Arial" w:eastAsia="Times New Roman" w:hAnsi="Arial"/>
@@ -6374,12 +7057,14 @@
           <w:rFonts w:ascii="Arial" w:hAnsi="Arial"/>
         </w:rPr>
       </w:pPr>
+      <w:bookmarkStart w:id="25" w:name="_Toc222422795"/>
       <w:r>
         <w:rPr>
           <w:rFonts w:ascii="Arial" w:hAnsi="Arial"/>
         </w:rPr>
         <w:t>Marco Metodológico de Referencia</w:t>
       </w:r>
+      <w:bookmarkEnd w:id="25"/>
     </w:p>
     <w:p>
       <w:pPr>
@@ -6422,12 +7107,14 @@
           <w:rFonts w:ascii="Arial" w:hAnsi="Arial"/>
         </w:rPr>
       </w:pPr>
+      <w:bookmarkStart w:id="26" w:name="_Toc222422796"/>
       <w:r>
         <w:rPr>
           <w:rFonts w:ascii="Arial" w:hAnsi="Arial"/>
         </w:rPr>
         <w:t>Origen y Contexto del Estudio Base</w:t>
       </w:r>
+      <w:bookmarkEnd w:id="26"/>
     </w:p>
     <w:p>
       <w:pPr>
@@ -6533,12 +7220,14 @@
           <w:rFonts w:ascii="Arial" w:hAnsi="Arial"/>
         </w:rPr>
       </w:pPr>
+      <w:bookmarkStart w:id="27" w:name="_Toc222422797"/>
       <w:r>
         <w:rPr>
           <w:rFonts w:ascii="Arial" w:hAnsi="Arial"/>
         </w:rPr>
         <w:t>Pipeline de Referencia: Ingeniería de Características RFM</w:t>
       </w:r>
+      <w:bookmarkEnd w:id="27"/>
     </w:p>
     <w:p>
       <w:pPr>
@@ -6985,12 +7674,14 @@
         <w:pStyle w:val="Ttulo3"/>
         <w:ind w:left="0" w:firstLine="0"/>
       </w:pPr>
+      <w:bookmarkStart w:id="28" w:name="_Toc222422798"/>
       <w:r>
         <w:t>Estrategia de Validación</w:t>
       </w:r>
       <w:r>
         <w:t xml:space="preserve"> Temporal</w:t>
       </w:r>
+      <w:bookmarkEnd w:id="28"/>
     </w:p>
     <w:p>
       <w:pPr>
@@ -7102,7 +7793,7 @@
         </w:rPr>
         <w:t xml:space="preserve">Validación </w:t>
       </w:r>
-      <w:commentRangeStart w:id="26"/>
+      <w:commentRangeStart w:id="29"/>
       <w:r>
         <w:rPr>
           <w:rFonts w:ascii="Arial" w:eastAsia="Times New Roman" w:hAnsi="Arial"/>
@@ -7137,7 +7828,7 @@
         </w:rPr>
         <w:t xml:space="preserve"> </w:t>
       </w:r>
-      <w:commentRangeEnd w:id="26"/>
+      <w:commentRangeEnd w:id="29"/>
       <w:r>
         <w:rPr>
           <w:rStyle w:val="Refdecomentario"/>
@@ -7146,7 +7837,7 @@
           <w:szCs w:val="22"/>
           <w:lang w:eastAsia="es-ES"/>
         </w:rPr>
-        <w:commentReference w:id="26"/>
+        <w:commentReference w:id="29"/>
       </w:r>
       <w:r>
         <w:rPr>
@@ -7280,6 +7971,7 @@
           <w:sz w:val="36"/>
         </w:rPr>
       </w:pPr>
+      <w:bookmarkStart w:id="30" w:name="_Toc222422799"/>
       <w:r>
         <w:rPr>
           <w:rFonts w:ascii="Arial" w:hAnsi="Arial"/>
@@ -7287,6 +7979,7 @@
         <w:lastRenderedPageBreak/>
         <w:t>Adaptaciones y Contribuciones Metodológicas Propias</w:t>
       </w:r>
+      <w:bookmarkEnd w:id="30"/>
     </w:p>
     <w:p>
       <w:pPr>
@@ -7538,12 +8231,14 @@
           <w:rFonts w:ascii="Arial" w:hAnsi="Arial"/>
         </w:rPr>
       </w:pPr>
+      <w:bookmarkStart w:id="31" w:name="_Toc222422800"/>
       <w:r>
         <w:rPr>
           <w:rFonts w:ascii="Arial" w:hAnsi="Arial"/>
         </w:rPr>
         <w:t>Refinamiento del Protocolo Experimental</w:t>
       </w:r>
+      <w:bookmarkEnd w:id="31"/>
     </w:p>
     <w:p>
       <w:pPr>
@@ -7896,12 +8591,14 @@
           <w:rFonts w:ascii="Arial" w:hAnsi="Arial"/>
         </w:rPr>
       </w:pPr>
+      <w:bookmarkStart w:id="32" w:name="_Toc222422801"/>
       <w:r>
         <w:rPr>
           <w:rFonts w:ascii="Arial" w:hAnsi="Arial"/>
         </w:rPr>
         <w:t>Implementación de Integridad Metodológica (Test Anti-Leakage)</w:t>
       </w:r>
+      <w:bookmarkEnd w:id="32"/>
     </w:p>
     <w:p>
       <w:pPr>
@@ -8397,9 +9094,11 @@
       <w:pPr>
         <w:pStyle w:val="Ttulo3"/>
       </w:pPr>
+      <w:bookmarkStart w:id="33" w:name="_Toc222422802"/>
       <w:r>
         <w:t>Incorporación de Explicabilidad (XAI)</w:t>
       </w:r>
+      <w:bookmarkEnd w:id="33"/>
     </w:p>
     <w:p>
       <w:pPr>
@@ -8703,15 +9402,16 @@
         <w:t>, cerrando la brecha entre la eficacia técnica de la Inteligencia Artificial y su validez operativa en procesos de negocio críticos.</w:t>
       </w:r>
     </w:p>
-    <w:bookmarkEnd w:id="25"/>
     <w:p>
       <w:pPr>
         <w:pStyle w:val="Ttulo2"/>
         <w:spacing w:line="240" w:lineRule="auto"/>
       </w:pPr>
+      <w:bookmarkStart w:id="34" w:name="_Toc222422803"/>
       <w:r>
         <w:t>Diseño Experimental</w:t>
       </w:r>
+      <w:bookmarkEnd w:id="34"/>
     </w:p>
     <w:p>
       <w:pPr>
@@ -8731,9 +9431,11 @@
       <w:pPr>
         <w:pStyle w:val="Ttulo3"/>
       </w:pPr>
+      <w:bookmarkStart w:id="35" w:name="_Toc222422804"/>
       <w:r>
         <w:t>Descripción del Conjunto de Datos</w:t>
       </w:r>
+      <w:bookmarkEnd w:id="35"/>
     </w:p>
     <w:p>
       <w:pPr>
@@ -8938,9 +9640,11 @@
       <w:pPr>
         <w:pStyle w:val="Ttulo3"/>
       </w:pPr>
+      <w:bookmarkStart w:id="36" w:name="_Toc222422805"/>
       <w:r>
         <w:t>Configuración del Entorno de Ejecución</w:t>
       </w:r>
+      <w:bookmarkEnd w:id="36"/>
     </w:p>
     <w:p>
       <w:pPr>
@@ -9238,10 +9942,12 @@
       <w:pPr>
         <w:pStyle w:val="Ttulo3"/>
       </w:pPr>
+      <w:bookmarkStart w:id="37" w:name="_Toc222422806"/>
       <w:r>
         <w:lastRenderedPageBreak/>
         <w:t>Definición de Métricas de Evaluación</w:t>
       </w:r>
+      <w:bookmarkEnd w:id="37"/>
     </w:p>
     <w:p>
       <w:pPr>
@@ -9829,9 +10535,11 @@
         <w:pStyle w:val="Ttulo2"/>
         <w:spacing w:line="240" w:lineRule="auto"/>
       </w:pPr>
+      <w:bookmarkStart w:id="38" w:name="_Toc222422807"/>
       <w:r>
         <w:t>Desarrollo de Experimentos Tentativos</w:t>
       </w:r>
+      <w:bookmarkEnd w:id="38"/>
     </w:p>
     <w:p>
       <w:pPr>
@@ -9866,23 +10574,23 @@
           <w:rFonts w:ascii="Arial" w:eastAsia="Times New Roman" w:hAnsi="Arial"/>
           <w:lang w:eastAsia="es-ES"/>
         </w:rPr>
-        <w:t xml:space="preserve">El diseño experimental no se concibe como una mera iteración de algoritmos en busca del mejor resultado numérico, sino como un proceso progresivo orientado a validar tres dimensiones críticas del sistema de detección propuesto: su </w:t>
-      </w:r>
-      <w:r>
-        <w:rPr>
-          <w:rFonts w:ascii="Arial" w:eastAsia="Times New Roman" w:hAnsi="Arial"/>
-          <w:b/>
-          <w:bCs/>
-          <w:lang w:eastAsia="es-ES"/>
-        </w:rPr>
-        <w:t>eficacia técnica</w:t>
-      </w:r>
-      <w:r>
-        <w:rPr>
-          <w:rFonts w:ascii="Arial" w:eastAsia="Times New Roman" w:hAnsi="Arial"/>
-          <w:lang w:eastAsia="es-ES"/>
-        </w:rPr>
-        <w:t xml:space="preserve"> </w:t>
+        <w:t xml:space="preserve">Para garantizar la estandarización y la reproducibilidad total del estudio, la batería de pruebas se ha orquestado mediante un </w:t>
+      </w:r>
+      <w:r>
+        <w:rPr>
+          <w:rFonts w:ascii="Arial" w:eastAsia="Times New Roman" w:hAnsi="Arial"/>
+          <w:i/>
+          <w:iCs/>
+          <w:lang w:eastAsia="es-ES"/>
+        </w:rPr>
+        <w:t>framework</w:t>
+      </w:r>
+      <w:r>
+        <w:rPr>
+          <w:rFonts w:ascii="Arial" w:eastAsia="Times New Roman" w:hAnsi="Arial"/>
+          <w:lang w:eastAsia="es-ES"/>
+        </w:rPr>
+        <w:t xml:space="preserve"> de experimentación propio y automatizado. Esta arquitectura (encapsulada en contenedores Docker) gestiona de </w:t>
       </w:r>
       <w:r>
         <w:rPr>
@@ -9890,39 +10598,7 @@
           <w:lang w:eastAsia="es-ES"/>
         </w:rPr>
         <w:lastRenderedPageBreak/>
-        <w:t xml:space="preserve">(selección de la arquitectura óptima), su </w:t>
-      </w:r>
-      <w:r>
-        <w:rPr>
-          <w:rFonts w:ascii="Arial" w:eastAsia="Times New Roman" w:hAnsi="Arial"/>
-          <w:b/>
-          <w:bCs/>
-          <w:lang w:eastAsia="es-ES"/>
-        </w:rPr>
-        <w:t>integridad metodológica</w:t>
-      </w:r>
-      <w:r>
-        <w:rPr>
-          <w:rFonts w:ascii="Arial" w:eastAsia="Times New Roman" w:hAnsi="Arial"/>
-          <w:lang w:eastAsia="es-ES"/>
-        </w:rPr>
-        <w:t xml:space="preserve"> (auditoría de fugas de información) y su </w:t>
-      </w:r>
-      <w:r>
-        <w:rPr>
-          <w:rFonts w:ascii="Arial" w:eastAsia="Times New Roman" w:hAnsi="Arial"/>
-          <w:b/>
-          <w:bCs/>
-          <w:lang w:eastAsia="es-ES"/>
-        </w:rPr>
-        <w:t>viabilidad operativa</w:t>
-      </w:r>
-      <w:r>
-        <w:rPr>
-          <w:rFonts w:ascii="Arial" w:eastAsia="Times New Roman" w:hAnsi="Arial"/>
-          <w:lang w:eastAsia="es-ES"/>
-        </w:rPr>
-        <w:t xml:space="preserve"> (capacidad de explicación).</w:t>
+        <w:t>manera centralizada la configuración de hiperparámetros, la ingesta de datos transformados y el registro unificado de métricas y artefactos resultantes.</w:t>
       </w:r>
     </w:p>
     <w:p>
@@ -9940,43 +10616,15 @@
           <w:rFonts w:ascii="Arial" w:eastAsia="Times New Roman" w:hAnsi="Arial"/>
           <w:lang w:eastAsia="es-ES"/>
         </w:rPr>
-        <w:t>Es imperativo, no obstante, establecer una cota de validez sobre el alcance de estos ensayos. Si bien el uso del generador de transacciones de la ULB garantiza la reproducibilidad y ofrece una "verdad fundamental" (</w:t>
-      </w:r>
-      <w:r>
-        <w:rPr>
-          <w:rFonts w:ascii="Arial" w:eastAsia="Times New Roman" w:hAnsi="Arial"/>
-          <w:i/>
-          <w:iCs/>
-          <w:lang w:eastAsia="es-ES"/>
-        </w:rPr>
-        <w:t>ground truth</w:t>
-      </w:r>
-      <w:r>
-        <w:rPr>
-          <w:rFonts w:ascii="Arial" w:eastAsia="Times New Roman" w:hAnsi="Arial"/>
-          <w:lang w:eastAsia="es-ES"/>
-        </w:rPr>
-        <w:t>) libre de la ambigüedad de etiquetado inherente a los datos bancarios reales, este escenario conlleva una necesaria idealización. A diferencia de un ecosistema financiero vivo, caracterizado por la naturaleza adversaria y cambiante de los patrones de ataque (</w:t>
-      </w:r>
-      <w:r>
-        <w:rPr>
-          <w:rFonts w:ascii="Arial" w:eastAsia="Times New Roman" w:hAnsi="Arial"/>
-          <w:i/>
-          <w:iCs/>
-          <w:lang w:eastAsia="es-ES"/>
-        </w:rPr>
-        <w:t>concept drift</w:t>
-      </w:r>
-      <w:r>
-        <w:rPr>
-          <w:rFonts w:ascii="Arial" w:eastAsia="Times New Roman" w:hAnsi="Arial"/>
-          <w:lang w:eastAsia="es-ES"/>
-        </w:rPr>
-        <w:t>) y la presencia de ruido operativo impredecible, los datos simulados presentan un comportamiento estocástico pero acotado.</w:t>
-      </w:r>
-    </w:p>
-    <w:p>
-      <w:pPr>
+        <w:t>Bajo esta infraestructura, el diseño experimental no se concibe como una mera iteración de algoritmos en busca del mejor resultado numérico, sino como un proceso progresivo orientado a validar tres dimensiones críticas del sistema de detección propuesto:</w:t>
+      </w:r>
+    </w:p>
+    <w:p>
+      <w:pPr>
+        <w:numPr>
+          <w:ilvl w:val="0"/>
+          <w:numId w:val="96"/>
+        </w:numPr>
         <w:suppressAutoHyphens w:val="0"/>
         <w:spacing w:before="100" w:beforeAutospacing="1" w:after="100" w:afterAutospacing="1" w:line="240" w:lineRule="auto"/>
         <w:jc w:val="left"/>
@@ -9990,14 +10638,1864 @@
           <w:rFonts w:ascii="Arial" w:eastAsia="Times New Roman" w:hAnsi="Arial"/>
           <w:lang w:eastAsia="es-ES"/>
         </w:rPr>
+        <w:t xml:space="preserve">La </w:t>
+      </w:r>
+      <w:r>
+        <w:rPr>
+          <w:rFonts w:ascii="Arial" w:eastAsia="Times New Roman" w:hAnsi="Arial"/>
+          <w:b/>
+          <w:bCs/>
+          <w:lang w:eastAsia="es-ES"/>
+        </w:rPr>
+        <w:t>eficacia técnica</w:t>
+      </w:r>
+      <w:r>
+        <w:rPr>
+          <w:rFonts w:ascii="Arial" w:eastAsia="Times New Roman" w:hAnsi="Arial"/>
+          <w:lang w:eastAsia="es-ES"/>
+        </w:rPr>
+        <w:t>, mediante el establecimiento de una línea base de rendimiento algorítmico (</w:t>
+      </w:r>
+      <w:r>
+        <w:rPr>
+          <w:rFonts w:ascii="Arial" w:eastAsia="Times New Roman" w:hAnsi="Arial"/>
+          <w:i/>
+          <w:iCs/>
+          <w:lang w:eastAsia="es-ES"/>
+        </w:rPr>
+        <w:t>Baseline</w:t>
+      </w:r>
+      <w:r>
+        <w:rPr>
+          <w:rFonts w:ascii="Arial" w:eastAsia="Times New Roman" w:hAnsi="Arial"/>
+          <w:i/>
+          <w:iCs/>
+          <w:lang w:eastAsia="es-ES"/>
+        </w:rPr>
+        <w:t xml:space="preserve"> técnico</w:t>
+      </w:r>
+      <w:r>
+        <w:rPr>
+          <w:rFonts w:ascii="Arial" w:eastAsia="Times New Roman" w:hAnsi="Arial"/>
+          <w:lang w:eastAsia="es-ES"/>
+        </w:rPr>
+        <w:t>).</w:t>
+      </w:r>
+    </w:p>
+    <w:p>
+      <w:pPr>
+        <w:numPr>
+          <w:ilvl w:val="0"/>
+          <w:numId w:val="96"/>
+        </w:numPr>
+        <w:suppressAutoHyphens w:val="0"/>
+        <w:spacing w:before="100" w:beforeAutospacing="1" w:after="100" w:afterAutospacing="1" w:line="240" w:lineRule="auto"/>
+        <w:jc w:val="left"/>
+        <w:rPr>
+          <w:rFonts w:ascii="Arial" w:eastAsia="Times New Roman" w:hAnsi="Arial"/>
+          <w:lang w:eastAsia="es-ES"/>
+        </w:rPr>
+      </w:pPr>
+      <w:r>
+        <w:rPr>
+          <w:rFonts w:ascii="Arial" w:eastAsia="Times New Roman" w:hAnsi="Arial"/>
+          <w:lang w:eastAsia="es-ES"/>
+        </w:rPr>
+        <w:t xml:space="preserve">La </w:t>
+      </w:r>
+      <w:r>
+        <w:rPr>
+          <w:rFonts w:ascii="Arial" w:eastAsia="Times New Roman" w:hAnsi="Arial"/>
+          <w:b/>
+          <w:bCs/>
+          <w:lang w:eastAsia="es-ES"/>
+        </w:rPr>
+        <w:t>integridad metodológica</w:t>
+      </w:r>
+      <w:r>
+        <w:rPr>
+          <w:rFonts w:ascii="Arial" w:eastAsia="Times New Roman" w:hAnsi="Arial"/>
+          <w:lang w:eastAsia="es-ES"/>
+        </w:rPr>
+        <w:t>, a través de la auditoría de fugas de información (</w:t>
+      </w:r>
+      <w:r>
+        <w:rPr>
+          <w:rFonts w:ascii="Arial" w:eastAsia="Times New Roman" w:hAnsi="Arial"/>
+          <w:i/>
+          <w:iCs/>
+          <w:lang w:eastAsia="es-ES"/>
+        </w:rPr>
+        <w:t>Data Leakage</w:t>
+      </w:r>
+      <w:r>
+        <w:rPr>
+          <w:rFonts w:ascii="Arial" w:eastAsia="Times New Roman" w:hAnsi="Arial"/>
+          <w:lang w:eastAsia="es-ES"/>
+        </w:rPr>
+        <w:t>).</w:t>
+      </w:r>
+    </w:p>
+    <w:p>
+      <w:pPr>
+        <w:numPr>
+          <w:ilvl w:val="0"/>
+          <w:numId w:val="96"/>
+        </w:numPr>
+        <w:suppressAutoHyphens w:val="0"/>
+        <w:spacing w:before="100" w:beforeAutospacing="1" w:after="100" w:afterAutospacing="1" w:line="240" w:lineRule="auto"/>
+        <w:jc w:val="left"/>
+        <w:rPr>
+          <w:rFonts w:ascii="Arial" w:eastAsia="Times New Roman" w:hAnsi="Arial"/>
+          <w:lang w:eastAsia="es-ES"/>
+        </w:rPr>
+      </w:pPr>
+      <w:r>
+        <w:rPr>
+          <w:rFonts w:ascii="Arial" w:eastAsia="Times New Roman" w:hAnsi="Arial"/>
+          <w:lang w:eastAsia="es-ES"/>
+        </w:rPr>
+        <w:t xml:space="preserve">La </w:t>
+      </w:r>
+      <w:r>
+        <w:rPr>
+          <w:rFonts w:ascii="Arial" w:eastAsia="Times New Roman" w:hAnsi="Arial"/>
+          <w:b/>
+          <w:bCs/>
+          <w:lang w:eastAsia="es-ES"/>
+        </w:rPr>
+        <w:t>viabilidad operativa</w:t>
+      </w:r>
+      <w:r>
+        <w:rPr>
+          <w:rFonts w:ascii="Arial" w:eastAsia="Times New Roman" w:hAnsi="Arial"/>
+          <w:lang w:eastAsia="es-ES"/>
+        </w:rPr>
+        <w:t>, incorporando transparencia en las decisiones algorítmicas (</w:t>
+      </w:r>
+      <w:r>
+        <w:rPr>
+          <w:rFonts w:ascii="Arial" w:eastAsia="Times New Roman" w:hAnsi="Arial"/>
+          <w:i/>
+          <w:iCs/>
+          <w:lang w:eastAsia="es-ES"/>
+        </w:rPr>
+        <w:t>Explainable AI</w:t>
+      </w:r>
+      <w:r>
+        <w:rPr>
+          <w:rFonts w:ascii="Arial" w:eastAsia="Times New Roman" w:hAnsi="Arial"/>
+          <w:lang w:eastAsia="es-ES"/>
+        </w:rPr>
+        <w:t>).</w:t>
+      </w:r>
+    </w:p>
+    <w:p>
+      <w:pPr>
+        <w:suppressAutoHyphens w:val="0"/>
+        <w:spacing w:before="100" w:beforeAutospacing="1" w:after="100" w:afterAutospacing="1" w:line="240" w:lineRule="auto"/>
+        <w:jc w:val="left"/>
+        <w:rPr>
+          <w:rFonts w:ascii="Arial" w:eastAsia="Times New Roman" w:hAnsi="Arial"/>
+          <w:lang w:eastAsia="es-ES"/>
+        </w:rPr>
+      </w:pPr>
+      <w:r>
+        <w:rPr>
+          <w:rFonts w:ascii="Arial" w:eastAsia="Times New Roman" w:hAnsi="Arial"/>
+          <w:lang w:eastAsia="es-ES"/>
+        </w:rPr>
+        <w:t>En consecuencia, la investigación se estructura en tres escenarios experimentales estratégicos. Cada uno de ellos está diseñado para aislar y responder a una pregunta de investigación específica, asegurando que el modelo final no solo sea preciso matemáticamente, sino robusto ante el sesgo temporal y auditable por los equipos de analistas de fraude.</w:t>
+      </w:r>
+    </w:p>
+    <w:p>
+      <w:pPr>
+        <w:suppressAutoHyphens w:val="0"/>
+        <w:spacing w:before="100" w:beforeAutospacing="1" w:after="100" w:afterAutospacing="1" w:line="240" w:lineRule="auto"/>
+        <w:jc w:val="left"/>
+        <w:rPr>
+          <w:rFonts w:ascii="Arial" w:eastAsia="Times New Roman" w:hAnsi="Arial"/>
+          <w:lang w:eastAsia="es-ES"/>
+        </w:rPr>
+      </w:pPr>
+      <w:r>
+        <w:rPr>
+          <w:rFonts w:ascii="Arial" w:eastAsia="Times New Roman" w:hAnsi="Arial"/>
+          <w:lang w:eastAsia="es-ES"/>
+        </w:rPr>
+        <w:t>Es imperativo, no obstante, establecer una cota de validez sobre el alcance de estos ensayos. Si bien el uso del generador de transacciones de la ULB garantiza la reproducibilidad y ofrece una "verdad fundamental" (</w:t>
+      </w:r>
+      <w:r>
+        <w:rPr>
+          <w:rFonts w:ascii="Arial" w:eastAsia="Times New Roman" w:hAnsi="Arial"/>
+          <w:i/>
+          <w:iCs/>
+          <w:lang w:eastAsia="es-ES"/>
+        </w:rPr>
+        <w:t>ground truth</w:t>
+      </w:r>
+      <w:r>
+        <w:rPr>
+          <w:rFonts w:ascii="Arial" w:eastAsia="Times New Roman" w:hAnsi="Arial"/>
+          <w:lang w:eastAsia="es-ES"/>
+        </w:rPr>
+        <w:t>) libre de la ambigüedad de etiquetado inherente a los datos bancarios reales, este escenario conlleva una necesaria idealización. A diferencia de un ecosistema financiero vivo, caracterizado por la naturaleza adversaria y cambiante de los patrones de ataque (</w:t>
+      </w:r>
+      <w:r>
+        <w:rPr>
+          <w:rFonts w:ascii="Arial" w:eastAsia="Times New Roman" w:hAnsi="Arial"/>
+          <w:i/>
+          <w:iCs/>
+          <w:lang w:eastAsia="es-ES"/>
+        </w:rPr>
+        <w:t>concept drift</w:t>
+      </w:r>
+      <w:r>
+        <w:rPr>
+          <w:rFonts w:ascii="Arial" w:eastAsia="Times New Roman" w:hAnsi="Arial"/>
+          <w:lang w:eastAsia="es-ES"/>
+        </w:rPr>
+        <w:t>) y la presencia de ruido operativo impredecible, los datos simulados presentan un comportamiento estocástico pero acotado.</w:t>
+      </w:r>
+      <w:r>
+        <w:rPr>
+          <w:rFonts w:ascii="Arial" w:eastAsia="Times New Roman" w:hAnsi="Arial"/>
+          <w:lang w:eastAsia="es-ES"/>
+        </w:rPr>
+        <w:t xml:space="preserve"> </w:t>
+      </w:r>
+      <w:r>
+        <w:rPr>
+          <w:rFonts w:ascii="Arial" w:eastAsia="Times New Roman" w:hAnsi="Arial"/>
+          <w:lang w:eastAsia="es-ES"/>
+        </w:rPr>
+        <w:t xml:space="preserve">Por tanto, los experimentos aquí descritos deben interpretarse como una validación empírica de la </w:t>
+      </w:r>
+      <w:r>
+        <w:rPr>
+          <w:rFonts w:ascii="Arial" w:eastAsia="Times New Roman" w:hAnsi="Arial"/>
+          <w:b/>
+          <w:bCs/>
+          <w:lang w:eastAsia="es-ES"/>
+        </w:rPr>
+        <w:t>robustez de la arquitectura de detección</w:t>
+      </w:r>
+      <w:r>
+        <w:rPr>
+          <w:rFonts w:ascii="Arial" w:eastAsia="Times New Roman" w:hAnsi="Arial"/>
+          <w:lang w:eastAsia="es-ES"/>
+        </w:rPr>
+        <w:t xml:space="preserve"> y la </w:t>
+      </w:r>
+      <w:r>
+        <w:rPr>
+          <w:rFonts w:ascii="Arial" w:eastAsia="Times New Roman" w:hAnsi="Arial"/>
+          <w:b/>
+          <w:bCs/>
+          <w:lang w:eastAsia="es-ES"/>
+        </w:rPr>
+        <w:t>corrección del protocolo metodológico</w:t>
+      </w:r>
+      <w:r>
+        <w:rPr>
+          <w:rFonts w:ascii="Arial" w:eastAsia="Times New Roman" w:hAnsi="Arial"/>
+          <w:lang w:eastAsia="es-ES"/>
+        </w:rPr>
+        <w:t>, asumiendo que el rendimiento absoluto en un entorno productivo real estaría sujeto a una degradación natural provocada por la entropía del sistema.</w:t>
+      </w:r>
+    </w:p>
+    <w:p>
+      <w:pPr>
+        <w:suppressAutoHyphens w:val="0"/>
+        <w:spacing w:before="100" w:beforeAutospacing="1" w:after="100" w:afterAutospacing="1" w:line="240" w:lineRule="auto"/>
+        <w:jc w:val="left"/>
+        <w:rPr>
+          <w:rFonts w:ascii="Arial" w:eastAsia="Times New Roman" w:hAnsi="Arial"/>
+          <w:lang w:eastAsia="es-ES"/>
+        </w:rPr>
+      </w:pPr>
+      <w:r>
+        <w:rPr>
+          <w:rFonts w:ascii="Arial" w:eastAsia="Times New Roman" w:hAnsi="Arial"/>
+          <w:lang w:eastAsia="es-ES"/>
+        </w:rPr>
         <w:t>En consecuencia, la investigación se estructura en tres escenarios experimentales, cada uno diseñado para aislar y responder a una pregunta de investigación específica, asegurando que el modelo final no solo sea preciso, sino robusto ante el sesgo temporal y transparente para la toma de decisiones.</w:t>
       </w:r>
     </w:p>
     <w:p>
       <w:pPr>
-        <w:rPr>
-          <w:rFonts w:ascii="Arial" w:hAnsi="Arial"/>
-          <w:lang w:val="fr-FR"/>
+        <w:pStyle w:val="Ttulo3"/>
+      </w:pPr>
+      <w:r>
+        <w:t>Definición del Modelo de Referencia</w:t>
+      </w:r>
+      <w:r>
+        <w:t xml:space="preserve"> </w:t>
+      </w:r>
+      <w:r>
+        <w:t>(Baseline)</w:t>
+      </w:r>
+    </w:p>
+    <w:p>
+      <w:pPr>
+        <w:pStyle w:val="Ttulo3"/>
+        <w:numPr>
+          <w:ilvl w:val="0"/>
+          <w:numId w:val="0"/>
+        </w:numPr>
+        <w:rPr>
+          <w:b/>
+          <w:bCs/>
+          <w:sz w:val="28"/>
+          <w:szCs w:val="28"/>
+        </w:rPr>
+      </w:pPr>
+      <w:r>
+        <w:rPr>
+          <w:b/>
+          <w:bCs/>
+          <w:sz w:val="28"/>
+          <w:szCs w:val="28"/>
+        </w:rPr>
+        <w:t>Objetiv</w:t>
+      </w:r>
+      <w:r>
+        <w:rPr>
+          <w:b/>
+          <w:bCs/>
+          <w:sz w:val="28"/>
+          <w:szCs w:val="28"/>
+        </w:rPr>
+        <w:t>o</w:t>
+      </w:r>
+    </w:p>
+    <w:p>
+      <w:pPr>
+        <w:spacing w:line="240" w:lineRule="auto"/>
+        <w:rPr>
+          <w:rFonts w:ascii="Arial" w:hAnsi="Arial"/>
+          <w:lang w:eastAsia="es-ES"/>
+        </w:rPr>
+      </w:pPr>
+      <w:r>
+        <w:rPr>
+          <w:rFonts w:ascii="Arial" w:hAnsi="Arial"/>
+          <w:lang w:eastAsia="es-ES"/>
+        </w:rPr>
+        <w:t xml:space="preserve">El propósito fundamental de esta primera fase experimental no es la construcción del modelo predictivo definitivo, sino la definición de una </w:t>
+      </w:r>
+      <w:r>
+        <w:rPr>
+          <w:rFonts w:ascii="Arial" w:hAnsi="Arial"/>
+          <w:b/>
+          <w:bCs/>
+          <w:lang w:eastAsia="es-ES"/>
+        </w:rPr>
+        <w:t>referencia</w:t>
+      </w:r>
+      <w:r>
+        <w:rPr>
+          <w:rFonts w:ascii="Arial" w:hAnsi="Arial"/>
+          <w:b/>
+          <w:bCs/>
+          <w:lang w:eastAsia="es-ES"/>
+        </w:rPr>
+        <w:t xml:space="preserve"> de rendimiento</w:t>
+      </w:r>
+      <w:r>
+        <w:rPr>
+          <w:rFonts w:ascii="Arial" w:hAnsi="Arial"/>
+          <w:lang w:eastAsia="es-ES"/>
+        </w:rPr>
+        <w:t xml:space="preserve"> (un "suelo" o </w:t>
+      </w:r>
+      <w:r>
+        <w:rPr>
+          <w:rFonts w:ascii="Arial" w:hAnsi="Arial"/>
+          <w:i/>
+          <w:iCs/>
+          <w:lang w:eastAsia="es-ES"/>
+        </w:rPr>
+        <w:t>baseline</w:t>
+      </w:r>
+      <w:r>
+        <w:rPr>
+          <w:rFonts w:ascii="Arial" w:hAnsi="Arial"/>
+          <w:lang w:eastAsia="es-ES"/>
+        </w:rPr>
+        <w:t xml:space="preserve"> empírico). Al someter a los algoritmos a los datos en su estado "natural", bajo condiciones de desbalance extremo</w:t>
+      </w:r>
+      <w:r>
+        <w:rPr>
+          <w:rFonts w:ascii="Arial" w:hAnsi="Arial"/>
+          <w:lang w:eastAsia="es-ES"/>
+        </w:rPr>
+        <w:t>,</w:t>
+      </w:r>
+      <w:r>
+        <w:rPr>
+          <w:rFonts w:ascii="Arial" w:hAnsi="Arial"/>
+          <w:lang w:eastAsia="es-ES"/>
+        </w:rPr>
+        <w:t xml:space="preserve"> sin ninguna técnica compensatoria, se establece un punto de referencia riguroso. Este </w:t>
+      </w:r>
+      <w:r>
+        <w:rPr>
+          <w:rFonts w:ascii="Arial" w:hAnsi="Arial"/>
+          <w:i/>
+          <w:iCs/>
+          <w:lang w:eastAsia="es-ES"/>
+        </w:rPr>
+        <w:t>baseline</w:t>
+      </w:r>
+      <w:r>
+        <w:rPr>
+          <w:rFonts w:ascii="Arial" w:hAnsi="Arial"/>
+          <w:lang w:eastAsia="es-ES"/>
+        </w:rPr>
+        <w:t xml:space="preserve"> es indispensable para cuantificar posteriormente de manera objetiva si las metodologías avanzadas justifican su complejidad computacional.</w:t>
+      </w:r>
+    </w:p>
+    <w:p>
+      <w:pPr>
+        <w:pStyle w:val="Ttulo3"/>
+        <w:numPr>
+          <w:ilvl w:val="0"/>
+          <w:numId w:val="0"/>
+        </w:numPr>
+        <w:rPr>
+          <w:b/>
+          <w:bCs/>
+          <w:sz w:val="28"/>
+          <w:szCs w:val="28"/>
+        </w:rPr>
+      </w:pPr>
+      <w:r>
+        <w:rPr>
+          <w:b/>
+          <w:bCs/>
+          <w:sz w:val="28"/>
+          <w:szCs w:val="28"/>
+        </w:rPr>
+        <w:lastRenderedPageBreak/>
+        <w:t>Configuración Experimental</w:t>
+      </w:r>
+    </w:p>
+    <w:p>
+      <w:pPr>
+        <w:spacing w:line="240" w:lineRule="auto"/>
+        <w:rPr>
+          <w:rFonts w:ascii="Arial" w:hAnsi="Arial"/>
+          <w:lang w:eastAsia="es-ES"/>
+        </w:rPr>
+      </w:pPr>
+      <w:r>
+        <w:rPr>
+          <w:rFonts w:ascii="Arial" w:hAnsi="Arial"/>
+          <w:lang w:eastAsia="es-ES"/>
+        </w:rPr>
+        <w:t xml:space="preserve">La ejecución de este ensayo se orquesta a través del </w:t>
+      </w:r>
+      <w:r>
+        <w:rPr>
+          <w:rFonts w:ascii="Arial" w:hAnsi="Arial"/>
+          <w:i/>
+          <w:iCs/>
+          <w:lang w:eastAsia="es-ES"/>
+        </w:rPr>
+        <w:t>framework</w:t>
+      </w:r>
+      <w:r>
+        <w:rPr>
+          <w:rFonts w:ascii="Arial" w:hAnsi="Arial"/>
+          <w:lang w:eastAsia="es-ES"/>
+        </w:rPr>
+        <w:t xml:space="preserve"> contenedorizado del proyecto, garantizando el preprocesamiento aislado y el registro automático de métricas. Las especificaciones de diseño son las siguientes:</w:t>
+      </w:r>
+    </w:p>
+    <w:p>
+      <w:pPr>
+        <w:numPr>
+          <w:ilvl w:val="0"/>
+          <w:numId w:val="98"/>
+        </w:numPr>
+        <w:spacing w:line="240" w:lineRule="auto"/>
+        <w:rPr>
+          <w:rFonts w:ascii="Arial" w:hAnsi="Arial"/>
+          <w:lang w:eastAsia="es-ES"/>
+        </w:rPr>
+      </w:pPr>
+      <w:r>
+        <w:rPr>
+          <w:rFonts w:ascii="Arial" w:hAnsi="Arial"/>
+          <w:b/>
+          <w:bCs/>
+          <w:lang w:eastAsia="es-ES"/>
+        </w:rPr>
+        <w:t>Selección Algorítmica:</w:t>
+      </w:r>
+      <w:r>
+        <w:rPr>
+          <w:rFonts w:ascii="Arial" w:hAnsi="Arial"/>
+          <w:lang w:eastAsia="es-ES"/>
+        </w:rPr>
+        <w:t xml:space="preserve"> Se despliegan tres familias de modelos, instanciados con sus hiperparámetros por defecto para evitar sesgos de optimización prematura:</w:t>
+      </w:r>
+    </w:p>
+    <w:p>
+      <w:pPr>
+        <w:numPr>
+          <w:ilvl w:val="1"/>
+          <w:numId w:val="98"/>
+        </w:numPr>
+        <w:spacing w:line="240" w:lineRule="auto"/>
+        <w:rPr>
+          <w:rFonts w:ascii="Arial" w:hAnsi="Arial"/>
+          <w:lang w:eastAsia="es-ES"/>
+        </w:rPr>
+      </w:pPr>
+      <w:r>
+        <w:rPr>
+          <w:rFonts w:ascii="Arial" w:hAnsi="Arial"/>
+          <w:i/>
+          <w:iCs/>
+          <w:lang w:eastAsia="es-ES"/>
+        </w:rPr>
+        <w:t>Regresión Logística:</w:t>
+      </w:r>
+      <w:r>
+        <w:rPr>
+          <w:rFonts w:ascii="Arial" w:hAnsi="Arial"/>
+          <w:lang w:eastAsia="es-ES"/>
+        </w:rPr>
+        <w:t xml:space="preserve"> Utilizado como el estándar lineal de referencia para determinar el rendimiento mínimo aceptable.</w:t>
+      </w:r>
+    </w:p>
+    <w:p>
+      <w:pPr>
+        <w:numPr>
+          <w:ilvl w:val="1"/>
+          <w:numId w:val="98"/>
+        </w:numPr>
+        <w:spacing w:line="240" w:lineRule="auto"/>
+        <w:rPr>
+          <w:rFonts w:ascii="Arial" w:hAnsi="Arial"/>
+          <w:lang w:eastAsia="es-ES"/>
+        </w:rPr>
+      </w:pPr>
+      <w:r>
+        <w:rPr>
+          <w:rFonts w:ascii="Arial" w:hAnsi="Arial"/>
+          <w:i/>
+          <w:iCs/>
+          <w:lang w:eastAsia="es-ES"/>
+        </w:rPr>
+        <w:t>Random Forest:</w:t>
+      </w:r>
+      <w:r>
+        <w:rPr>
+          <w:rFonts w:ascii="Arial" w:hAnsi="Arial"/>
+          <w:lang w:eastAsia="es-ES"/>
+        </w:rPr>
+        <w:t xml:space="preserve"> Representante del paradigma de ensamblaje en paralelo (</w:t>
+      </w:r>
+      <w:r>
+        <w:rPr>
+          <w:rFonts w:ascii="Arial" w:hAnsi="Arial"/>
+          <w:i/>
+          <w:iCs/>
+          <w:lang w:eastAsia="es-ES"/>
+        </w:rPr>
+        <w:t>Bagging</w:t>
+      </w:r>
+      <w:r>
+        <w:rPr>
+          <w:rFonts w:ascii="Arial" w:hAnsi="Arial"/>
+          <w:lang w:eastAsia="es-ES"/>
+        </w:rPr>
+        <w:t>), seleccionado por su probada robustez frente a distribuciones ruidosas.</w:t>
+      </w:r>
+    </w:p>
+    <w:p>
+      <w:pPr>
+        <w:numPr>
+          <w:ilvl w:val="1"/>
+          <w:numId w:val="98"/>
+        </w:numPr>
+        <w:spacing w:line="240" w:lineRule="auto"/>
+        <w:rPr>
+          <w:rFonts w:ascii="Arial" w:hAnsi="Arial"/>
+          <w:lang w:eastAsia="es-ES"/>
+        </w:rPr>
+      </w:pPr>
+      <w:r>
+        <w:rPr>
+          <w:rFonts w:ascii="Arial" w:hAnsi="Arial"/>
+          <w:i/>
+          <w:iCs/>
+          <w:lang w:eastAsia="es-ES"/>
+        </w:rPr>
+        <w:t>XGBoost:</w:t>
+      </w:r>
+      <w:r>
+        <w:rPr>
+          <w:rFonts w:ascii="Arial" w:hAnsi="Arial"/>
+          <w:lang w:eastAsia="es-ES"/>
+        </w:rPr>
+        <w:t xml:space="preserve"> Representante del aprendizaje secuencial (</w:t>
+      </w:r>
+      <w:r>
+        <w:rPr>
+          <w:rFonts w:ascii="Arial" w:hAnsi="Arial"/>
+          <w:i/>
+          <w:iCs/>
+          <w:lang w:eastAsia="es-ES"/>
+        </w:rPr>
+        <w:t>Gradient Boosting</w:t>
+      </w:r>
+      <w:r>
+        <w:rPr>
+          <w:rFonts w:ascii="Arial" w:hAnsi="Arial"/>
+          <w:lang w:eastAsia="es-ES"/>
+        </w:rPr>
+        <w:t>), posicionado como el estado del arte en la clasificación de datos tabulares.</w:t>
+      </w:r>
+    </w:p>
+    <w:p>
+      <w:pPr>
+        <w:numPr>
+          <w:ilvl w:val="0"/>
+          <w:numId w:val="98"/>
+        </w:numPr>
+        <w:spacing w:line="240" w:lineRule="auto"/>
+        <w:rPr>
+          <w:rFonts w:ascii="Arial" w:hAnsi="Arial"/>
+          <w:lang w:eastAsia="es-ES"/>
+        </w:rPr>
+      </w:pPr>
+      <w:r>
+        <w:rPr>
+          <w:rFonts w:ascii="Arial" w:hAnsi="Arial"/>
+          <w:b/>
+          <w:bCs/>
+          <w:lang w:eastAsia="es-ES"/>
+        </w:rPr>
+        <w:t>Preprocesamiento Restringido:</w:t>
+      </w:r>
+      <w:r>
+        <w:rPr>
+          <w:rFonts w:ascii="Arial" w:hAnsi="Arial"/>
+          <w:lang w:eastAsia="es-ES"/>
+        </w:rPr>
+        <w:t xml:space="preserve"> Se aplica un escalado de varianza unitaria (</w:t>
+      </w:r>
+      <w:r>
+        <w:rPr>
+          <w:rFonts w:ascii="Arial" w:hAnsi="Arial"/>
+          <w:i/>
+          <w:iCs/>
+          <w:lang w:eastAsia="es-ES"/>
+        </w:rPr>
+        <w:t>StandardScaler</w:t>
+      </w:r>
+      <w:r>
+        <w:rPr>
+          <w:rFonts w:ascii="Arial" w:hAnsi="Arial"/>
+          <w:lang w:eastAsia="es-ES"/>
+        </w:rPr>
+        <w:t>) exclusivamente sobre la magnitud financiera (</w:t>
+      </w:r>
+      <w:r>
+        <w:rPr>
+          <w:rFonts w:ascii="Arial" w:hAnsi="Arial"/>
+          <w:i/>
+          <w:iCs/>
+          <w:lang w:eastAsia="es-ES"/>
+        </w:rPr>
+        <w:t>Amount</w:t>
+      </w:r>
+      <w:r>
+        <w:rPr>
+          <w:rFonts w:ascii="Arial" w:hAnsi="Arial"/>
+          <w:lang w:eastAsia="es-ES"/>
+        </w:rPr>
+        <w:t>), manteniendo intacta la estructura de la variable temporal (</w:t>
+      </w:r>
+      <w:r>
+        <w:rPr>
+          <w:rFonts w:ascii="Arial" w:hAnsi="Arial"/>
+          <w:i/>
+          <w:iCs/>
+          <w:lang w:eastAsia="es-ES"/>
+        </w:rPr>
+        <w:t>Time</w:t>
+      </w:r>
+      <w:r>
+        <w:rPr>
+          <w:rFonts w:ascii="Arial" w:hAnsi="Arial"/>
+          <w:lang w:eastAsia="es-ES"/>
+        </w:rPr>
+        <w:t xml:space="preserve">) y las componentes principales (V1-V28) heredadas del </w:t>
+      </w:r>
+      <w:r>
+        <w:rPr>
+          <w:rFonts w:ascii="Arial" w:hAnsi="Arial"/>
+          <w:i/>
+          <w:iCs/>
+          <w:lang w:eastAsia="es-ES"/>
+        </w:rPr>
+        <w:t>dataset</w:t>
+      </w:r>
+      <w:r>
+        <w:rPr>
+          <w:rFonts w:ascii="Arial" w:hAnsi="Arial"/>
+          <w:lang w:eastAsia="es-ES"/>
+        </w:rPr>
+        <w:t xml:space="preserve"> original.</w:t>
+      </w:r>
+    </w:p>
+    <w:p>
+      <w:pPr>
+        <w:numPr>
+          <w:ilvl w:val="0"/>
+          <w:numId w:val="98"/>
+        </w:numPr>
+        <w:spacing w:line="240" w:lineRule="auto"/>
+        <w:rPr>
+          <w:rFonts w:ascii="Arial" w:hAnsi="Arial"/>
+          <w:lang w:eastAsia="es-ES"/>
+        </w:rPr>
+      </w:pPr>
+      <w:r>
+        <w:rPr>
+          <w:rFonts w:ascii="Arial" w:hAnsi="Arial"/>
+          <w:b/>
+          <w:bCs/>
+          <w:lang w:eastAsia="es-ES"/>
+        </w:rPr>
+        <w:t>Aislamiento de Clases:</w:t>
+      </w:r>
+      <w:r>
+        <w:rPr>
+          <w:rFonts w:ascii="Arial" w:hAnsi="Arial"/>
+          <w:lang w:eastAsia="es-ES"/>
+        </w:rPr>
+        <w:t xml:space="preserve"> Como restricción crítica de este experimento, </w:t>
+      </w:r>
+      <w:r>
+        <w:rPr>
+          <w:rFonts w:ascii="Arial" w:hAnsi="Arial"/>
+          <w:b/>
+          <w:bCs/>
+          <w:lang w:eastAsia="es-ES"/>
+        </w:rPr>
+        <w:t>se prohíbe explícitamente</w:t>
+      </w:r>
+      <w:r>
+        <w:rPr>
+          <w:rFonts w:ascii="Arial" w:hAnsi="Arial"/>
+          <w:lang w:eastAsia="es-ES"/>
+        </w:rPr>
+        <w:t xml:space="preserve"> el uso de técnicas de aprendizaje sensible al costo (como class_weight='balanced' o scale_pos_weight) y cualquier mecanismo de remuestreo sintético (SMOTE). Los algoritmos deben enfrentarse al ratio original de fraude sin asistencia.</w:t>
+      </w:r>
+    </w:p>
+    <w:p>
+      <w:pPr>
+        <w:pStyle w:val="Ttulo3"/>
+        <w:numPr>
+          <w:ilvl w:val="0"/>
+          <w:numId w:val="0"/>
+        </w:numPr>
+        <w:rPr>
+          <w:b/>
+          <w:bCs/>
+          <w:sz w:val="28"/>
+          <w:szCs w:val="28"/>
+        </w:rPr>
+      </w:pPr>
+      <w:r>
+        <w:rPr>
+          <w:b/>
+          <w:bCs/>
+          <w:sz w:val="28"/>
+          <w:szCs w:val="28"/>
+        </w:rPr>
+        <w:t>Hipótesis de Trabajo</w:t>
+      </w:r>
+    </w:p>
+    <w:p>
+      <w:pPr>
+        <w:spacing w:line="240" w:lineRule="auto"/>
+        <w:rPr>
+          <w:rFonts w:ascii="Arial" w:hAnsi="Arial"/>
+          <w:lang w:eastAsia="es-ES"/>
+        </w:rPr>
+      </w:pPr>
+      <w:r>
+        <w:rPr>
+          <w:rFonts w:ascii="Arial" w:hAnsi="Arial"/>
+          <w:lang w:eastAsia="es-ES"/>
+        </w:rPr>
+        <w:t>Bajo estas condiciones de "ceguera algorítmica" ante la asimetría de clases, se proyecta observar una divergencia radical en los indicadores de rendimiento, confirmando la falacia de las métricas generalistas.</w:t>
+      </w:r>
+    </w:p>
+    <w:p>
+      <w:pPr>
+        <w:spacing w:line="240" w:lineRule="auto"/>
+        <w:rPr>
+          <w:rFonts w:ascii="Arial" w:hAnsi="Arial"/>
+          <w:lang w:eastAsia="es-ES"/>
+        </w:rPr>
+      </w:pPr>
+      <w:r>
+        <w:rPr>
+          <w:rFonts w:ascii="Arial" w:hAnsi="Arial"/>
+          <w:lang w:eastAsia="es-ES"/>
+        </w:rPr>
+        <w:t>Se hipotetiza que los modelos reportarán una Exactitud Global (</w:t>
+      </w:r>
+      <w:r>
+        <w:rPr>
+          <w:rFonts w:ascii="Arial" w:hAnsi="Arial"/>
+          <w:i/>
+          <w:iCs/>
+          <w:lang w:eastAsia="es-ES"/>
+        </w:rPr>
+        <w:t>Accuracy</w:t>
+      </w:r>
+      <w:r>
+        <w:rPr>
+          <w:rFonts w:ascii="Arial" w:hAnsi="Arial"/>
+          <w:lang w:eastAsia="es-ES"/>
+        </w:rPr>
+        <w:t xml:space="preserve">) ilusoriamente alta (rozando el 99%), impulsada únicamente por la clasificación trivial de la clase mayoritaria legítima. Sin embargo, al observar las métricas objetivo, se espera que el </w:t>
+      </w:r>
+      <w:r>
+        <w:rPr>
+          <w:rFonts w:ascii="Arial" w:hAnsi="Arial"/>
+          <w:i/>
+          <w:iCs/>
+          <w:lang w:eastAsia="es-ES"/>
+        </w:rPr>
+        <w:t>Recall</w:t>
+      </w:r>
+      <w:r>
+        <w:rPr>
+          <w:rFonts w:ascii="Arial" w:hAnsi="Arial"/>
+          <w:lang w:eastAsia="es-ES"/>
+        </w:rPr>
+        <w:t xml:space="preserve"> y la </w:t>
+      </w:r>
+      <w:r>
+        <w:rPr>
+          <w:rFonts w:ascii="Arial" w:hAnsi="Arial"/>
+          <w:b/>
+          <w:bCs/>
+          <w:lang w:eastAsia="es-ES"/>
+        </w:rPr>
+        <w:t>AUPRC</w:t>
+      </w:r>
+      <w:r>
+        <w:rPr>
+          <w:rFonts w:ascii="Arial" w:hAnsi="Arial"/>
+          <w:lang w:eastAsia="es-ES"/>
+        </w:rPr>
+        <w:t xml:space="preserve"> revelen una degradación crítica, demostrando la incapacidad del aprendizaje estándar para interceptar el fraude de forma autónoma. Adicionalmente, se anticipa que las arquitecturas basadas en árboles superarán ampliamente a la Regresión Logística en </w:t>
+      </w:r>
+      <w:r>
+        <w:rPr>
+          <w:rFonts w:ascii="Arial" w:hAnsi="Arial"/>
+          <w:i/>
+          <w:iCs/>
+          <w:lang w:eastAsia="es-ES"/>
+        </w:rPr>
+        <w:t>Card Precision@100</w:t>
+      </w:r>
+      <w:r>
+        <w:rPr>
+          <w:rFonts w:ascii="Arial" w:hAnsi="Arial"/>
+          <w:lang w:eastAsia="es-ES"/>
+        </w:rPr>
+        <w:t>, validando su selección como modelo base para las auditorías de las siguientes fases.</w:t>
+      </w:r>
+    </w:p>
+    <w:p>
+      <w:pPr>
+        <w:pStyle w:val="Ttulo3"/>
+      </w:pPr>
+      <w:r>
+        <w:lastRenderedPageBreak/>
+        <w:t>Validación de Integridad Metodológica (</w:t>
+      </w:r>
+      <w:r>
+        <w:rPr>
+          <w:i/>
+          <w:iCs/>
+        </w:rPr>
+        <w:t>Test Anti-Leakage</w:t>
+      </w:r>
+      <w:r>
+        <w:t>)</w:t>
+      </w:r>
+    </w:p>
+    <w:p>
+      <w:pPr>
+        <w:pStyle w:val="Ttulo3"/>
+        <w:numPr>
+          <w:ilvl w:val="0"/>
+          <w:numId w:val="0"/>
+        </w:numPr>
+        <w:rPr>
+          <w:b/>
+          <w:bCs/>
+          <w:sz w:val="28"/>
+          <w:szCs w:val="28"/>
+        </w:rPr>
+      </w:pPr>
+      <w:r>
+        <w:rPr>
+          <w:b/>
+          <w:bCs/>
+          <w:sz w:val="28"/>
+          <w:szCs w:val="28"/>
+        </w:rPr>
+        <w:t>Objetivo</w:t>
+      </w:r>
+    </w:p>
+    <w:p>
+      <w:pPr>
+        <w:spacing w:line="240" w:lineRule="auto"/>
+        <w:rPr>
+          <w:rFonts w:ascii="Arial" w:hAnsi="Arial"/>
+          <w:lang w:eastAsia="es-ES"/>
+        </w:rPr>
+      </w:pPr>
+      <w:r>
+        <w:rPr>
+          <w:rFonts w:ascii="Arial" w:hAnsi="Arial"/>
+          <w:lang w:eastAsia="es-ES"/>
+        </w:rPr>
+        <w:t>Este experimento constituye el eje crítico y la principal contribución metodológica de la investigación. Su propósito es ejecutar una auditoría forense mediante un diseño de control negativo para demostrar, de forma empírica y cuantificable, cómo las prácticas de validación defectuosas presentes en el estado del arte inflan artificialmente las métricas de rendimiento. El objetivo es probar que los resultados casi perfectos reportados por gran parte de la literatura no provienen de una superioridad algorítmica, sino de la introducción involuntaria de un Sesgo de Anticipación (</w:t>
+      </w:r>
+      <w:r>
+        <w:rPr>
+          <w:rFonts w:ascii="Arial" w:hAnsi="Arial"/>
+          <w:i/>
+          <w:iCs/>
+          <w:lang w:eastAsia="es-ES"/>
+        </w:rPr>
+        <w:t>Look-ahead Bias</w:t>
+      </w:r>
+      <w:r>
+        <w:rPr>
+          <w:rFonts w:ascii="Arial" w:hAnsi="Arial"/>
+          <w:lang w:eastAsia="es-ES"/>
+        </w:rPr>
+        <w:t>).</w:t>
+      </w:r>
+    </w:p>
+    <w:p>
+      <w:pPr>
+        <w:pStyle w:val="Ttulo3"/>
+        <w:numPr>
+          <w:ilvl w:val="0"/>
+          <w:numId w:val="0"/>
+        </w:numPr>
+        <w:rPr>
+          <w:b/>
+          <w:bCs/>
+          <w:sz w:val="28"/>
+          <w:szCs w:val="28"/>
+        </w:rPr>
+      </w:pPr>
+      <w:r>
+        <w:rPr>
+          <w:b/>
+          <w:bCs/>
+          <w:sz w:val="28"/>
+          <w:szCs w:val="28"/>
+        </w:rPr>
+        <w:t>Configuración Experimental</w:t>
+      </w:r>
+    </w:p>
+    <w:p>
+      <w:pPr>
+        <w:spacing w:line="240" w:lineRule="auto"/>
+        <w:rPr>
+          <w:rFonts w:ascii="Arial" w:hAnsi="Arial"/>
+          <w:lang w:eastAsia="es-ES"/>
+        </w:rPr>
+      </w:pPr>
+      <w:r>
+        <w:rPr>
+          <w:rFonts w:ascii="Arial" w:hAnsi="Arial"/>
+          <w:lang w:eastAsia="es-ES"/>
+        </w:rPr>
+        <w:t xml:space="preserve">Utilizando la infraestructura automatizada del proyecto, se ha diseñado un ensayo A/B que instancia dos </w:t>
+      </w:r>
+      <w:r>
+        <w:rPr>
+          <w:rFonts w:ascii="Arial" w:hAnsi="Arial"/>
+          <w:i/>
+          <w:iCs/>
+          <w:lang w:eastAsia="es-ES"/>
+        </w:rPr>
+        <w:t>pipelines</w:t>
+      </w:r>
+      <w:r>
+        <w:rPr>
+          <w:rFonts w:ascii="Arial" w:hAnsi="Arial"/>
+          <w:lang w:eastAsia="es-ES"/>
+        </w:rPr>
+        <w:t xml:space="preserve"> de procesamiento y entrenamiento paralelos y antagónicos. En ambas ramas se utiliza el mismo algoritmo (el modelo basado en árboles con mejor rendimiento del Experimento A, XGBoost), asegurando que cualquier discrepancia en los resultados provenga exclusivamente del tratamiento de los datos:</w:t>
+      </w:r>
+    </w:p>
+    <w:p>
+      <w:pPr>
+        <w:numPr>
+          <w:ilvl w:val="0"/>
+          <w:numId w:val="102"/>
+        </w:numPr>
+        <w:spacing w:line="240" w:lineRule="auto"/>
+        <w:rPr>
+          <w:rFonts w:ascii="Arial" w:hAnsi="Arial"/>
+          <w:lang w:eastAsia="es-ES"/>
+        </w:rPr>
+      </w:pPr>
+      <w:r>
+        <w:rPr>
+          <w:rFonts w:ascii="Arial" w:hAnsi="Arial"/>
+          <w:b/>
+          <w:bCs/>
+          <w:lang w:eastAsia="es-ES"/>
+        </w:rPr>
+        <w:t xml:space="preserve">Rama </w:t>
+      </w:r>
+      <w:r>
+        <w:rPr>
+          <w:rFonts w:ascii="Arial" w:hAnsi="Arial"/>
+          <w:b/>
+          <w:bCs/>
+          <w:lang w:eastAsia="es-ES"/>
+        </w:rPr>
+        <w:t>A</w:t>
+      </w:r>
+      <w:r>
+        <w:rPr>
+          <w:rFonts w:ascii="Arial" w:hAnsi="Arial"/>
+          <w:b/>
+          <w:bCs/>
+          <w:lang w:eastAsia="es-ES"/>
+        </w:rPr>
+        <w:t xml:space="preserve"> (Metodología Deficiente / Simulación de Fuga):</w:t>
+      </w:r>
+      <w:r>
+        <w:rPr>
+          <w:rFonts w:ascii="Arial" w:hAnsi="Arial"/>
+          <w:lang w:eastAsia="es-ES"/>
+        </w:rPr>
+        <w:t xml:space="preserve"> Se reproduce deliberadamente el error de "leer el futuro".</w:t>
+      </w:r>
+    </w:p>
+    <w:p>
+      <w:pPr>
+        <w:numPr>
+          <w:ilvl w:val="1"/>
+          <w:numId w:val="102"/>
+        </w:numPr>
+        <w:spacing w:line="240" w:lineRule="auto"/>
+        <w:rPr>
+          <w:rFonts w:ascii="Arial" w:hAnsi="Arial"/>
+          <w:lang w:eastAsia="es-ES"/>
+        </w:rPr>
+      </w:pPr>
+      <w:r>
+        <w:rPr>
+          <w:rFonts w:ascii="Arial" w:hAnsi="Arial"/>
+          <w:i/>
+          <w:iCs/>
+          <w:lang w:eastAsia="es-ES"/>
+        </w:rPr>
+        <w:t>División de datos:</w:t>
+      </w:r>
+      <w:r>
+        <w:rPr>
+          <w:rFonts w:ascii="Arial" w:hAnsi="Arial"/>
+          <w:lang w:eastAsia="es-ES"/>
+        </w:rPr>
+        <w:t xml:space="preserve"> Se aplica una partición aleatoria simple (</w:t>
+      </w:r>
+      <w:r>
+        <w:rPr>
+          <w:rFonts w:ascii="Arial" w:hAnsi="Arial"/>
+          <w:i/>
+          <w:iCs/>
+          <w:lang w:eastAsia="es-ES"/>
+        </w:rPr>
+        <w:t>Random Split</w:t>
+      </w:r>
+      <w:r>
+        <w:rPr>
+          <w:rFonts w:ascii="Arial" w:hAnsi="Arial"/>
+          <w:lang w:eastAsia="es-ES"/>
+        </w:rPr>
+        <w:t>), destruyendo la secuencia cronológica y permitiendo que transacciones futuras de una misma tarjeta entren en la fase de aprendizaje.</w:t>
+      </w:r>
+    </w:p>
+    <w:p>
+      <w:pPr>
+        <w:numPr>
+          <w:ilvl w:val="1"/>
+          <w:numId w:val="102"/>
+        </w:numPr>
+        <w:spacing w:line="240" w:lineRule="auto"/>
+        <w:rPr>
+          <w:rFonts w:ascii="Arial" w:hAnsi="Arial"/>
+          <w:lang w:eastAsia="es-ES"/>
+        </w:rPr>
+      </w:pPr>
+      <w:r>
+        <w:rPr>
+          <w:rFonts w:ascii="Arial" w:hAnsi="Arial"/>
+          <w:i/>
+          <w:iCs/>
+          <w:lang w:eastAsia="es-ES"/>
+        </w:rPr>
+        <w:t>Preprocesamiento:</w:t>
+      </w:r>
+      <w:r>
+        <w:rPr>
+          <w:rFonts w:ascii="Arial" w:hAnsi="Arial"/>
+          <w:lang w:eastAsia="es-ES"/>
+        </w:rPr>
+        <w:t xml:space="preserve"> Se aplican las técnicas de sobremuestreo para la clase minoritaria (SMOTE) y el escalado de características sobre la totalidad del </w:t>
+      </w:r>
+      <w:r>
+        <w:rPr>
+          <w:rFonts w:ascii="Arial" w:hAnsi="Arial"/>
+          <w:i/>
+          <w:iCs/>
+          <w:lang w:eastAsia="es-ES"/>
+        </w:rPr>
+        <w:t>dataset antes</w:t>
+      </w:r>
+      <w:r>
+        <w:rPr>
+          <w:rFonts w:ascii="Arial" w:hAnsi="Arial"/>
+          <w:lang w:eastAsia="es-ES"/>
+        </w:rPr>
+        <w:t xml:space="preserve"> de realizar la división, provocando que el conjunto de prueba se contamine con copias sintéticas generadas a partir de la distribución global.</w:t>
+      </w:r>
+    </w:p>
+    <w:p>
+      <w:pPr>
+        <w:numPr>
+          <w:ilvl w:val="0"/>
+          <w:numId w:val="102"/>
+        </w:numPr>
+        <w:spacing w:line="240" w:lineRule="auto"/>
+        <w:rPr>
+          <w:rFonts w:ascii="Arial" w:hAnsi="Arial"/>
+          <w:lang w:eastAsia="es-ES"/>
+        </w:rPr>
+      </w:pPr>
+      <w:r>
+        <w:rPr>
+          <w:rFonts w:ascii="Arial" w:hAnsi="Arial"/>
+          <w:b/>
+          <w:bCs/>
+          <w:lang w:eastAsia="es-ES"/>
+        </w:rPr>
+        <w:t xml:space="preserve">Rama </w:t>
+      </w:r>
+      <w:r>
+        <w:rPr>
+          <w:rFonts w:ascii="Arial" w:hAnsi="Arial"/>
+          <w:b/>
+          <w:bCs/>
+          <w:lang w:eastAsia="es-ES"/>
+        </w:rPr>
+        <w:t>B</w:t>
+      </w:r>
+      <w:r>
+        <w:rPr>
+          <w:rFonts w:ascii="Arial" w:hAnsi="Arial"/>
+          <w:b/>
+          <w:bCs/>
+          <w:lang w:eastAsia="es-ES"/>
+        </w:rPr>
+        <w:t xml:space="preserve"> (Metodología Robusta / Propuesta del TFM):</w:t>
+      </w:r>
+      <w:r>
+        <w:rPr>
+          <w:rFonts w:ascii="Arial" w:hAnsi="Arial"/>
+          <w:lang w:eastAsia="es-ES"/>
+        </w:rPr>
+        <w:t xml:space="preserve"> Se implementa el protocolo de aislamiento estricto.</w:t>
+      </w:r>
+    </w:p>
+    <w:p>
+      <w:pPr>
+        <w:numPr>
+          <w:ilvl w:val="1"/>
+          <w:numId w:val="102"/>
+        </w:numPr>
+        <w:spacing w:line="240" w:lineRule="auto"/>
+        <w:rPr>
+          <w:rFonts w:ascii="Arial" w:hAnsi="Arial"/>
+          <w:lang w:eastAsia="es-ES"/>
+        </w:rPr>
+      </w:pPr>
+      <w:r>
+        <w:rPr>
+          <w:rFonts w:ascii="Arial" w:hAnsi="Arial"/>
+          <w:i/>
+          <w:iCs/>
+          <w:lang w:eastAsia="es-ES"/>
+        </w:rPr>
+        <w:t>División de datos:</w:t>
+      </w:r>
+      <w:r>
+        <w:rPr>
+          <w:rFonts w:ascii="Arial" w:hAnsi="Arial"/>
+          <w:lang w:eastAsia="es-ES"/>
+        </w:rPr>
+        <w:t xml:space="preserve"> Se emplea la Evaluación Secuencial Predictiva (división temporal en bloques) respetando el periodo de latencia (</w:t>
+      </w:r>
+      <w:r>
+        <w:rPr>
+          <w:rFonts w:ascii="Arial" w:hAnsi="Arial"/>
+          <w:i/>
+          <w:iCs/>
+          <w:lang w:eastAsia="es-ES"/>
+        </w:rPr>
+        <w:t>delay</w:t>
+      </w:r>
+      <w:r>
+        <w:rPr>
+          <w:rFonts w:ascii="Arial" w:hAnsi="Arial"/>
+          <w:lang w:eastAsia="es-ES"/>
+        </w:rPr>
+        <w:t>) de 7 días.</w:t>
+      </w:r>
+    </w:p>
+    <w:p>
+      <w:pPr>
+        <w:numPr>
+          <w:ilvl w:val="1"/>
+          <w:numId w:val="102"/>
+        </w:numPr>
+        <w:spacing w:line="240" w:lineRule="auto"/>
+        <w:rPr>
+          <w:rFonts w:ascii="Arial" w:hAnsi="Arial"/>
+          <w:lang w:eastAsia="es-ES"/>
+        </w:rPr>
+      </w:pPr>
+      <w:r>
+        <w:rPr>
+          <w:rFonts w:ascii="Arial" w:hAnsi="Arial"/>
+          <w:i/>
+          <w:iCs/>
+          <w:lang w:eastAsia="es-ES"/>
+        </w:rPr>
+        <w:t>Preprocesamiento:</w:t>
+      </w:r>
+      <w:r>
+        <w:rPr>
+          <w:rFonts w:ascii="Arial" w:hAnsi="Arial"/>
+          <w:lang w:eastAsia="es-ES"/>
+        </w:rPr>
+        <w:t xml:space="preserve"> Toda transformación o inyección de datos sintéticos (SMOTE) se encapsula y ejecuta </w:t>
+      </w:r>
+      <w:r>
+        <w:rPr>
+          <w:rFonts w:ascii="Arial" w:hAnsi="Arial"/>
+          <w:i/>
+          <w:iCs/>
+          <w:lang w:eastAsia="es-ES"/>
+        </w:rPr>
+        <w:t>exclusivamente</w:t>
+      </w:r>
+      <w:r>
+        <w:rPr>
+          <w:rFonts w:ascii="Arial" w:hAnsi="Arial"/>
+          <w:lang w:eastAsia="es-ES"/>
+        </w:rPr>
+        <w:t xml:space="preserve"> dentro de los pliegues de entrenamiento (</w:t>
+      </w:r>
+      <w:r>
+        <w:rPr>
+          <w:rFonts w:ascii="Arial" w:hAnsi="Arial"/>
+          <w:i/>
+          <w:iCs/>
+          <w:lang w:eastAsia="es-ES"/>
+        </w:rPr>
+        <w:t>Inner Loop</w:t>
+      </w:r>
+      <w:r>
+        <w:rPr>
+          <w:rFonts w:ascii="Arial" w:hAnsi="Arial"/>
+          <w:lang w:eastAsia="es-ES"/>
+        </w:rPr>
+        <w:t xml:space="preserve">), proyectando las transformaciones resultantes sobre un conjunto de prueba completamente </w:t>
+      </w:r>
+      <w:r>
+        <w:rPr>
+          <w:rFonts w:ascii="Arial" w:hAnsi="Arial"/>
+          <w:lang w:eastAsia="es-ES"/>
+        </w:rPr>
+        <w:t>i</w:t>
+      </w:r>
+      <w:r>
+        <w:rPr>
+          <w:rFonts w:ascii="Arial" w:hAnsi="Arial"/>
+          <w:lang w:eastAsia="es-ES"/>
+        </w:rPr>
+        <w:t>nalterado</w:t>
+      </w:r>
+      <w:r>
+        <w:rPr>
+          <w:rFonts w:ascii="Arial" w:hAnsi="Arial"/>
+          <w:lang w:eastAsia="es-ES"/>
+        </w:rPr>
+        <w:t xml:space="preserve"> </w:t>
+      </w:r>
+      <w:r>
+        <w:rPr>
+          <w:rFonts w:ascii="Arial" w:hAnsi="Arial"/>
+          <w:lang w:eastAsia="es-ES"/>
+        </w:rPr>
+        <w:t>y cronológicamente posterior.</w:t>
+      </w:r>
+    </w:p>
+    <w:p>
+      <w:pPr>
+        <w:pStyle w:val="Ttulo3"/>
+        <w:numPr>
+          <w:ilvl w:val="0"/>
+          <w:numId w:val="0"/>
+        </w:numPr>
+        <w:rPr>
+          <w:b/>
+          <w:bCs/>
+          <w:sz w:val="28"/>
+          <w:szCs w:val="28"/>
+        </w:rPr>
+      </w:pPr>
+      <w:r>
+        <w:rPr>
+          <w:b/>
+          <w:bCs/>
+          <w:sz w:val="28"/>
+          <w:szCs w:val="28"/>
+        </w:rPr>
+        <w:t>Hipótesis de Trabajo</w:t>
+      </w:r>
+    </w:p>
+    <w:p>
+      <w:pPr>
+        <w:spacing w:line="240" w:lineRule="auto"/>
+        <w:rPr>
+          <w:rFonts w:ascii="Arial" w:hAnsi="Arial"/>
+          <w:lang w:eastAsia="es-ES"/>
+        </w:rPr>
+      </w:pPr>
+      <w:r>
+        <w:rPr>
+          <w:rFonts w:ascii="Arial" w:hAnsi="Arial"/>
+          <w:lang w:eastAsia="es-ES"/>
+        </w:rPr>
+        <w:t>Se anticipa una divergencia masiva y estadísticamente significativa en el rendimiento de ambas ramas.</w:t>
+      </w:r>
+    </w:p>
+    <w:p>
+      <w:pPr>
+        <w:spacing w:line="240" w:lineRule="auto"/>
+        <w:rPr>
+          <w:rFonts w:ascii="Arial" w:hAnsi="Arial"/>
+          <w:lang w:eastAsia="es-ES"/>
+        </w:rPr>
+      </w:pPr>
+      <w:r>
+        <w:rPr>
+          <w:rFonts w:ascii="Arial" w:hAnsi="Arial"/>
+          <w:lang w:eastAsia="es-ES"/>
+        </w:rPr>
+        <w:lastRenderedPageBreak/>
+        <w:t xml:space="preserve">La hipótesis postula que la Rama </w:t>
+      </w:r>
+      <w:r>
+        <w:rPr>
+          <w:rFonts w:ascii="Arial" w:hAnsi="Arial"/>
+          <w:lang w:eastAsia="es-ES"/>
+        </w:rPr>
+        <w:t>A</w:t>
+      </w:r>
+      <w:r>
+        <w:rPr>
+          <w:rFonts w:ascii="Arial" w:hAnsi="Arial"/>
+          <w:lang w:eastAsia="es-ES"/>
+        </w:rPr>
+        <w:t xml:space="preserve"> reportará métricas ilusoriamente perfectas (con una AUPRC proyectada superior a 0</w:t>
+      </w:r>
+      <w:r>
+        <w:rPr>
+          <w:rFonts w:ascii="Arial" w:hAnsi="Arial"/>
+          <w:lang w:eastAsia="es-ES"/>
+        </w:rPr>
+        <w:t>,</w:t>
+      </w:r>
+      <w:r>
+        <w:rPr>
+          <w:rFonts w:ascii="Arial" w:hAnsi="Arial"/>
+          <w:lang w:eastAsia="es-ES"/>
+        </w:rPr>
+        <w:t xml:space="preserve">95), producto de la memorización temporal y la contaminación de la variable objetivo. Por el contrario, se espera que la Rama </w:t>
+      </w:r>
+      <w:r>
+        <w:rPr>
+          <w:rFonts w:ascii="Arial" w:hAnsi="Arial"/>
+          <w:lang w:eastAsia="es-ES"/>
+        </w:rPr>
+        <w:t>B</w:t>
+      </w:r>
+      <w:r>
+        <w:rPr>
+          <w:rFonts w:ascii="Arial" w:hAnsi="Arial"/>
+          <w:lang w:eastAsia="es-ES"/>
+        </w:rPr>
+        <w:t>, sometida al rigor del aislamiento temporal, revele la capacidad de generalización real y honesta del modelo (proyectando una AUPRC inferior). El diferencial métrico (</w:t>
+      </w:r>
+      <w:r>
+        <w:rPr>
+          <w:rFonts w:ascii="Arial" w:hAnsi="Arial"/>
+          <w:lang w:eastAsia="es-ES"/>
+        </w:rPr>
+        <w:t>Δ</w:t>
+      </w:r>
+      <w:r>
+        <w:rPr>
+          <w:rFonts w:ascii="Arial" w:hAnsi="Arial"/>
+          <w:lang w:eastAsia="es-ES"/>
+        </w:rPr>
+        <w:t>) entre ambas ramas servirá como evidencia visual y matemática para cuantificar la "ilusión de éxito" metodológico que este TFM busca denunciar.</w:t>
+      </w:r>
+    </w:p>
+    <w:p>
+      <w:pPr>
+        <w:pStyle w:val="Ttulo3"/>
+      </w:pPr>
+      <w:r>
+        <w:t>Análisis de Interpretabilidad Algorítmica (</w:t>
+      </w:r>
+      <w:r>
+        <w:rPr>
+          <w:i/>
+          <w:iCs/>
+        </w:rPr>
+        <w:t>Explainable AI</w:t>
+      </w:r>
+      <w:r>
+        <w:t>)</w:t>
+      </w:r>
+    </w:p>
+    <w:p>
+      <w:pPr>
+        <w:pStyle w:val="Ttulo3"/>
+        <w:numPr>
+          <w:ilvl w:val="0"/>
+          <w:numId w:val="0"/>
+        </w:numPr>
+        <w:rPr>
+          <w:b/>
+          <w:bCs/>
+          <w:sz w:val="28"/>
+          <w:szCs w:val="28"/>
+        </w:rPr>
+      </w:pPr>
+      <w:r>
+        <w:rPr>
+          <w:b/>
+          <w:bCs/>
+          <w:sz w:val="28"/>
+          <w:szCs w:val="28"/>
+        </w:rPr>
+        <w:t>Objetivo</w:t>
+      </w:r>
+    </w:p>
+    <w:p>
+      <w:pPr>
+        <w:spacing w:line="240" w:lineRule="auto"/>
+        <w:rPr>
+          <w:rFonts w:ascii="Arial" w:hAnsi="Arial"/>
+          <w:lang w:eastAsia="es-ES"/>
+        </w:rPr>
+      </w:pPr>
+      <w:r>
+        <w:rPr>
+          <w:rFonts w:ascii="Arial" w:hAnsi="Arial"/>
+          <w:lang w:eastAsia="es-ES"/>
+        </w:rPr>
+        <w:t>El último hito del diseño experimental tiene como propósito auditar la lógica interna del modelo de detección. En entornos financieros sujetos a estricto escrutinio regulatorio, la alta precisión de un modelo de "caja negra" carece de valor operativo si sus decisiones no pueden ser justificadas. Por tanto, el objetivo de esta fase es transicionar hacia un paradigma de "caja blanca", validando que el algoritmo toma decisiones basadas en patrones financieros lógicos y no mediante la explotación de asociaciones engañosas o sesgos inherentes a la generación sintética de datos. Adicionalmente, se busca dotar a los analistas de fraude de una herramienta que traduzca la probabilidad matemática en motivos de alerta procesables.</w:t>
+      </w:r>
+    </w:p>
+    <w:p>
+      <w:pPr>
+        <w:pStyle w:val="Ttulo3"/>
+        <w:numPr>
+          <w:ilvl w:val="0"/>
+          <w:numId w:val="0"/>
+        </w:numPr>
+        <w:rPr>
+          <w:b/>
+          <w:bCs/>
+          <w:sz w:val="28"/>
+          <w:szCs w:val="28"/>
+        </w:rPr>
+      </w:pPr>
+      <w:r>
+        <w:rPr>
+          <w:b/>
+          <w:bCs/>
+          <w:sz w:val="28"/>
+          <w:szCs w:val="28"/>
+        </w:rPr>
+        <w:t>Configuración Experimental</w:t>
+      </w:r>
+    </w:p>
+    <w:p>
+      <w:pPr>
+        <w:spacing w:line="240" w:lineRule="auto"/>
+        <w:rPr>
+          <w:rFonts w:ascii="Arial" w:hAnsi="Arial"/>
+          <w:lang w:eastAsia="es-ES"/>
+        </w:rPr>
+      </w:pPr>
+      <w:r>
+        <w:rPr>
+          <w:rFonts w:ascii="Arial" w:hAnsi="Arial"/>
+          <w:lang w:eastAsia="es-ES"/>
+        </w:rPr>
+        <w:t xml:space="preserve">La auditoría de interpretabilidad se ejecuta sobre el modelo más robusto identificado en las fases previas (típicamente XGBoost, tras superar el protocolo de aislamiento temporal). El </w:t>
+      </w:r>
+      <w:r>
+        <w:rPr>
+          <w:rFonts w:ascii="Arial" w:hAnsi="Arial"/>
+          <w:i/>
+          <w:iCs/>
+          <w:lang w:eastAsia="es-ES"/>
+        </w:rPr>
+        <w:t>framework</w:t>
+      </w:r>
+      <w:r>
+        <w:rPr>
+          <w:rFonts w:ascii="Arial" w:hAnsi="Arial"/>
+          <w:lang w:eastAsia="es-ES"/>
+        </w:rPr>
+        <w:t xml:space="preserve"> aplica dos niveles complementarios de inspección sobre las predicciones del conjunto de prueba:</w:t>
+      </w:r>
+    </w:p>
+    <w:p>
+      <w:pPr>
+        <w:numPr>
+          <w:ilvl w:val="0"/>
+          <w:numId w:val="106"/>
+        </w:numPr>
+        <w:spacing w:line="240" w:lineRule="auto"/>
+        <w:rPr>
+          <w:rFonts w:ascii="Arial" w:hAnsi="Arial"/>
+          <w:lang w:eastAsia="es-ES"/>
+        </w:rPr>
+      </w:pPr>
+      <w:r>
+        <w:rPr>
+          <w:rFonts w:ascii="Arial" w:hAnsi="Arial"/>
+          <w:b/>
+          <w:bCs/>
+          <w:lang w:eastAsia="es-ES"/>
+        </w:rPr>
+        <w:t>Interpretabilidad Nativa (</w:t>
+      </w:r>
+      <w:r>
+        <w:rPr>
+          <w:rFonts w:ascii="Arial" w:hAnsi="Arial"/>
+          <w:b/>
+          <w:bCs/>
+          <w:i/>
+          <w:iCs/>
+          <w:lang w:eastAsia="es-ES"/>
+        </w:rPr>
+        <w:t>Global Feature Importance</w:t>
+      </w:r>
+      <w:r>
+        <w:rPr>
+          <w:rFonts w:ascii="Arial" w:hAnsi="Arial"/>
+          <w:b/>
+          <w:bCs/>
+          <w:lang w:eastAsia="es-ES"/>
+        </w:rPr>
+        <w:t>):</w:t>
+      </w:r>
+      <w:r>
+        <w:rPr>
+          <w:rFonts w:ascii="Arial" w:hAnsi="Arial"/>
+          <w:lang w:eastAsia="es-ES"/>
+        </w:rPr>
+        <w:t xml:space="preserve"> Extracción de la importancia de características intrínseca del algoritmo basada en la métrica de Ganancia (</w:t>
+      </w:r>
+      <w:r>
+        <w:rPr>
+          <w:rFonts w:ascii="Arial" w:hAnsi="Arial"/>
+          <w:i/>
+          <w:iCs/>
+          <w:lang w:eastAsia="es-ES"/>
+        </w:rPr>
+        <w:t>Gain</w:t>
+      </w:r>
+      <w:r>
+        <w:rPr>
+          <w:rFonts w:ascii="Arial" w:hAnsi="Arial"/>
+          <w:lang w:eastAsia="es-ES"/>
+        </w:rPr>
+        <w:t>). Esta técnica genera una jerarquía estática que permite identificar rápidamente qué variables contribuyen más a la reducción de la incertidumbre (entropía) en las ramificaciones de los árboles.</w:t>
+      </w:r>
+    </w:p>
+    <w:p>
+      <w:pPr>
+        <w:numPr>
+          <w:ilvl w:val="0"/>
+          <w:numId w:val="106"/>
+        </w:numPr>
+        <w:spacing w:line="240" w:lineRule="auto"/>
+        <w:rPr>
+          <w:rFonts w:ascii="Arial" w:hAnsi="Arial"/>
+          <w:lang w:eastAsia="es-ES"/>
+        </w:rPr>
+      </w:pPr>
+      <w:r>
+        <w:rPr>
+          <w:rFonts w:ascii="Arial" w:hAnsi="Arial"/>
+          <w:b/>
+          <w:bCs/>
+          <w:lang w:eastAsia="es-ES"/>
+        </w:rPr>
+        <w:t>Interpretabilidad Agnóstica basada en Teoría de Juegos (</w:t>
+      </w:r>
+      <w:r>
+        <w:rPr>
+          <w:rFonts w:ascii="Arial" w:hAnsi="Arial"/>
+          <w:b/>
+          <w:bCs/>
+          <w:i/>
+          <w:iCs/>
+          <w:lang w:eastAsia="es-ES"/>
+        </w:rPr>
+        <w:t>SHAP Values</w:t>
+      </w:r>
+      <w:r>
+        <w:rPr>
+          <w:rFonts w:ascii="Arial" w:hAnsi="Arial"/>
+          <w:b/>
+          <w:bCs/>
+          <w:lang w:eastAsia="es-ES"/>
+        </w:rPr>
+        <w:t>):</w:t>
+      </w:r>
+      <w:r>
+        <w:rPr>
+          <w:rFonts w:ascii="Arial" w:hAnsi="Arial"/>
+          <w:lang w:eastAsia="es-ES"/>
+        </w:rPr>
+        <w:t xml:space="preserve"> Se implementa la librería SHAP (</w:t>
+      </w:r>
+      <w:r>
+        <w:rPr>
+          <w:rFonts w:ascii="Arial" w:hAnsi="Arial"/>
+          <w:i/>
+          <w:iCs/>
+          <w:lang w:eastAsia="es-ES"/>
+        </w:rPr>
+        <w:t>SHapley Additive exPlanations</w:t>
+      </w:r>
+      <w:r>
+        <w:rPr>
+          <w:rFonts w:ascii="Arial" w:hAnsi="Arial"/>
+          <w:lang w:eastAsia="es-ES"/>
+        </w:rPr>
+        <w:t>) para calcular el valor marginal exacto que cada variable aporta a cada predicción. Se programan dos tipos de visualizaciones analíticas:</w:t>
+      </w:r>
+    </w:p>
+    <w:p>
+      <w:pPr>
+        <w:numPr>
+          <w:ilvl w:val="1"/>
+          <w:numId w:val="106"/>
+        </w:numPr>
+        <w:spacing w:line="240" w:lineRule="auto"/>
+        <w:rPr>
+          <w:rFonts w:ascii="Arial" w:hAnsi="Arial"/>
+          <w:lang w:eastAsia="es-ES"/>
+        </w:rPr>
+      </w:pPr>
+      <w:r>
+        <w:rPr>
+          <w:rFonts w:ascii="Arial" w:hAnsi="Arial"/>
+          <w:i/>
+          <w:iCs/>
+          <w:lang w:eastAsia="es-ES"/>
+        </w:rPr>
+        <w:t>Gráficos de Resumen</w:t>
+      </w:r>
+      <w:r>
+        <w:rPr>
+          <w:rFonts w:ascii="Arial" w:hAnsi="Arial"/>
+          <w:i/>
+          <w:iCs/>
+          <w:lang w:eastAsia="es-ES"/>
+        </w:rPr>
+        <w:t>:</w:t>
+      </w:r>
+      <w:r>
+        <w:rPr>
+          <w:rFonts w:ascii="Arial" w:hAnsi="Arial"/>
+          <w:lang w:eastAsia="es-ES"/>
+        </w:rPr>
+        <w:t xml:space="preserve"> Para analizar la explicabilidad global, mostrando simultáneamente la importancia de la variable y la </w:t>
+      </w:r>
+      <w:r>
+        <w:rPr>
+          <w:rFonts w:ascii="Arial" w:hAnsi="Arial"/>
+          <w:b/>
+          <w:bCs/>
+          <w:lang w:eastAsia="es-ES"/>
+        </w:rPr>
+        <w:t>direccionalidad</w:t>
+      </w:r>
+      <w:r>
+        <w:rPr>
+          <w:rFonts w:ascii="Arial" w:hAnsi="Arial"/>
+          <w:lang w:eastAsia="es-ES"/>
+        </w:rPr>
+        <w:t xml:space="preserve"> de su impacto (ej. si valores altos de una variable aumentan o disminuyen el riesgo).</w:t>
+      </w:r>
+    </w:p>
+    <w:p>
+      <w:pPr>
+        <w:numPr>
+          <w:ilvl w:val="1"/>
+          <w:numId w:val="106"/>
+        </w:numPr>
+        <w:spacing w:line="240" w:lineRule="auto"/>
+        <w:rPr>
+          <w:rFonts w:ascii="Arial" w:hAnsi="Arial"/>
+          <w:lang w:eastAsia="es-ES"/>
+        </w:rPr>
+      </w:pPr>
+      <w:r>
+        <w:rPr>
+          <w:rFonts w:ascii="Arial" w:hAnsi="Arial"/>
+          <w:i/>
+          <w:iCs/>
+          <w:lang w:eastAsia="es-ES"/>
+        </w:rPr>
+        <w:t>Gráficos de Cascada y Fuerza Local</w:t>
+      </w:r>
+      <w:r>
+        <w:rPr>
+          <w:rFonts w:ascii="Arial" w:hAnsi="Arial"/>
+          <w:i/>
+          <w:iCs/>
+          <w:lang w:eastAsia="es-ES"/>
+        </w:rPr>
+        <w:t>:</w:t>
+      </w:r>
+      <w:r>
+        <w:rPr>
+          <w:rFonts w:ascii="Arial" w:hAnsi="Arial"/>
+          <w:lang w:eastAsia="es-ES"/>
+        </w:rPr>
+        <w:t xml:space="preserve"> Para desglosar transacciones anómalas individuales, simulando el entorno de auditoría donde un operador necesita saber por qué se bloqueó una tarjeta específica en un momento dado.</w:t>
+      </w:r>
+    </w:p>
+    <w:p>
+      <w:pPr>
+        <w:pStyle w:val="Ttulo3"/>
+        <w:numPr>
+          <w:ilvl w:val="0"/>
+          <w:numId w:val="0"/>
+        </w:numPr>
+        <w:rPr>
+          <w:b/>
+          <w:bCs/>
+          <w:sz w:val="28"/>
+          <w:szCs w:val="28"/>
+        </w:rPr>
+      </w:pPr>
+      <w:r>
+        <w:rPr>
+          <w:b/>
+          <w:bCs/>
+          <w:sz w:val="28"/>
+          <w:szCs w:val="28"/>
+        </w:rPr>
+        <w:lastRenderedPageBreak/>
+        <w:t>Hipótesis de Trabajo</w:t>
+      </w:r>
+    </w:p>
+    <w:p>
+      <w:pPr>
+        <w:spacing w:line="240" w:lineRule="auto"/>
+        <w:rPr>
+          <w:rFonts w:ascii="Arial" w:hAnsi="Arial"/>
+          <w:lang w:eastAsia="es-ES"/>
+        </w:rPr>
+      </w:pPr>
+      <w:r>
+        <w:rPr>
+          <w:rFonts w:ascii="Arial" w:hAnsi="Arial"/>
+          <w:lang w:eastAsia="es-ES"/>
+        </w:rPr>
+        <w:t>A nivel de jerarquía de variables, se postula que el esfuerzo de ingeniería de características (</w:t>
+      </w:r>
+      <w:r>
+        <w:rPr>
+          <w:rFonts w:ascii="Arial" w:hAnsi="Arial"/>
+          <w:i/>
+          <w:iCs/>
+          <w:lang w:eastAsia="es-ES"/>
+        </w:rPr>
+        <w:t>Feature Engineering</w:t>
+      </w:r>
+      <w:r>
+        <w:rPr>
+          <w:rFonts w:ascii="Arial" w:hAnsi="Arial"/>
+          <w:lang w:eastAsia="es-ES"/>
+        </w:rPr>
+        <w:t>) será validado empíricamente. Se espera que las variables derivadas del comportamiento histórico y perfiles de riesgo (parámetros RFM, como el riesgo acumulado en ventanas de 1, 7 o 30 días para terminales o clientes) dominen absolutamente el proceso de decisión, desplazando a las variables crudas o anonimizadas (PCA) a posiciones de menor relevancia.</w:t>
+      </w:r>
+    </w:p>
+    <w:p>
+      <w:pPr>
+        <w:spacing w:line="240" w:lineRule="auto"/>
+        <w:rPr>
+          <w:rFonts w:ascii="Arial" w:hAnsi="Arial"/>
+          <w:lang w:eastAsia="es-ES"/>
+        </w:rPr>
+      </w:pPr>
+      <w:r>
+        <w:rPr>
+          <w:rFonts w:ascii="Arial" w:hAnsi="Arial"/>
+          <w:lang w:eastAsia="es-ES"/>
+        </w:rPr>
+        <w:t>A nivel de direccionalidad, la hipótesis anticipa que el análisis SHAP confirmará la coherencia del modelo con la intuición experta del negocio bancario. Específicamente, se espera observar relaciones monótonas justificables, donde parámetros como un alto índice de fraude reciente en un cajero (TERMINAL_ID_RISK) actúen como vectores de fuerza positivos (empujando la probabilidad hacia la clasificación de fraude), mientras que un comportamiento de gasto habitual actúe como ancla de legitimidad.</w:t>
+      </w:r>
+    </w:p>
+    <w:p>
+      <w:pPr>
+        <w:spacing w:line="240" w:lineRule="auto"/>
+        <w:rPr>
+          <w:rFonts w:ascii="Arial" w:hAnsi="Arial"/>
+          <w:lang w:eastAsia="es-ES"/>
         </w:rPr>
       </w:pPr>
     </w:p>
@@ -10030,8 +12528,8 @@
           <w:bCs/>
         </w:rPr>
       </w:pPr>
-      <w:bookmarkStart w:id="27" w:name="_Toc220002185"/>
-      <w:commentRangeStart w:id="28"/>
+      <w:bookmarkStart w:id="39" w:name="_Toc222422808"/>
+      <w:commentRangeStart w:id="40"/>
       <w:r>
         <w:rPr>
           <w:rFonts w:ascii="Arial" w:hAnsi="Arial"/>
@@ -10049,8 +12547,8 @@
         </w:rPr>
         <w:t xml:space="preserve"> y Análisis de Resultados.</w:t>
       </w:r>
-      <w:bookmarkEnd w:id="27"/>
-      <w:commentRangeEnd w:id="28"/>
+      <w:bookmarkEnd w:id="39"/>
+      <w:commentRangeEnd w:id="40"/>
       <w:r>
         <w:rPr>
           <w:rStyle w:val="Refdecomentario"/>
@@ -10060,7 +12558,7 @@
           <w:sz w:val="44"/>
           <w:szCs w:val="36"/>
         </w:rPr>
-        <w:commentReference w:id="28"/>
+        <w:commentReference w:id="40"/>
       </w:r>
     </w:p>
     <w:p>
@@ -10136,11 +12634,11 @@
       <w:pPr>
         <w:pStyle w:val="Ttulo2"/>
       </w:pPr>
-      <w:bookmarkStart w:id="29" w:name="_Toc220002186"/>
+      <w:bookmarkStart w:id="41" w:name="_Toc222422809"/>
       <w:r>
         <w:t>Selección de Métricas: Más allá de la Exactitud</w:t>
       </w:r>
-      <w:bookmarkEnd w:id="29"/>
+      <w:bookmarkEnd w:id="41"/>
     </w:p>
     <w:p>
       <w:pPr>
@@ -10288,11 +12786,11 @@
       <w:pPr>
         <w:pStyle w:val="Ttulo2"/>
       </w:pPr>
-      <w:bookmarkStart w:id="30" w:name="_Toc220002187"/>
+      <w:bookmarkStart w:id="42" w:name="_Toc222422810"/>
       <w:r>
         <w:t>Análisis del Baseline y Comparativa de Modelos</w:t>
       </w:r>
-      <w:bookmarkEnd w:id="30"/>
+      <w:bookmarkEnd w:id="42"/>
     </w:p>
     <w:p>
       <w:pPr>
@@ -10479,11 +12977,11 @@
       <w:pPr>
         <w:pStyle w:val="Ttulo2"/>
       </w:pPr>
-      <w:bookmarkStart w:id="31" w:name="_Toc220002188"/>
+      <w:bookmarkStart w:id="43" w:name="_Toc222422811"/>
       <w:r>
         <w:t>Impacto de la Validación Prequential (Prevención de Fugas)</w:t>
       </w:r>
-      <w:bookmarkEnd w:id="31"/>
+      <w:bookmarkEnd w:id="43"/>
     </w:p>
     <w:p>
       <w:pPr>
@@ -10758,7 +13256,7 @@
           <w:lang w:val="en-GB"/>
         </w:rPr>
       </w:pPr>
-      <w:bookmarkStart w:id="32" w:name="_Toc220002189"/>
+      <w:bookmarkStart w:id="44" w:name="_Toc222422812"/>
       <w:r>
         <w:rPr>
           <w:rFonts w:ascii="Arial" w:hAnsi="Arial"/>
@@ -10767,7 +13265,7 @@
         <w:lastRenderedPageBreak/>
         <w:t>Conclusiones</w:t>
       </w:r>
-      <w:bookmarkEnd w:id="32"/>
+      <w:bookmarkEnd w:id="44"/>
     </w:p>
     <w:p>
       <w:pPr>
@@ -10806,7 +13304,7 @@
           <w:lang w:val="en-GB"/>
         </w:rPr>
       </w:pPr>
-      <w:bookmarkStart w:id="33" w:name="_Toc220002190"/>
+      <w:bookmarkStart w:id="45" w:name="_Toc222422813"/>
       <w:r>
         <w:rPr>
           <w:rFonts w:ascii="Arial" w:hAnsi="Arial"/>
@@ -10815,7 +13313,7 @@
         <w:lastRenderedPageBreak/>
         <w:t>Referencias</w:t>
       </w:r>
-      <w:bookmarkEnd w:id="33"/>
+      <w:bookmarkEnd w:id="45"/>
       <w:r>
         <w:rPr>
           <w:rFonts w:ascii="Arial" w:hAnsi="Arial"/>
@@ -11053,7 +13551,7 @@
           <w:szCs w:val="36"/>
         </w:rPr>
       </w:pPr>
-      <w:bookmarkStart w:id="34" w:name="_Toc220002191"/>
+      <w:bookmarkStart w:id="46" w:name="_Toc222422814"/>
       <w:r>
         <w:rPr>
           <w:rFonts w:ascii="Arial" w:hAnsi="Arial"/>
@@ -11063,7 +13561,7 @@
         <w:lastRenderedPageBreak/>
         <w:t>Anexos</w:t>
       </w:r>
-      <w:bookmarkEnd w:id="34"/>
+      <w:bookmarkEnd w:id="46"/>
     </w:p>
     <w:p>
       <w:pPr>
@@ -11225,7 +13723,7 @@
       </w:r>
     </w:p>
   </w:comment>
-  <w:comment w:id="26" w:author="Sergio Moya" w:date="2026-02-18T00:16:00Z" w:initials="SM">
+  <w:comment w:id="29" w:author="Sergio Moya" w:date="2026-02-18T00:16:00Z" w:initials="SM">
     <w:p>
       <w:pPr>
         <w:pStyle w:val="Textocomentario"/>
@@ -11252,7 +13750,7 @@
       </w:r>
     </w:p>
   </w:comment>
-  <w:comment w:id="28" w:author="Sergio Moya Marín" w:date="2026-01-22T19:56:00Z" w:initials="SM">
+  <w:comment w:id="40" w:author="Sergio Moya Marín" w:date="2026-01-22T19:56:00Z" w:initials="SM">
     <w:p>
       <w:pPr>
         <w:pStyle w:val="Textocomentario"/>
@@ -12673,6 +15171,119 @@
     </w:lvl>
   </w:abstractNum>
   <w:abstractNum w:abstractNumId="9" w15:restartNumberingAfterBreak="0">
+    <w:nsid w:val="10931866"/>
+    <w:multiLevelType w:val="multilevel"/>
+    <w:tmpl w:val="6494EB5C"/>
+    <w:lvl w:ilvl="0">
+      <w:start w:val="1"/>
+      <w:numFmt w:val="decimal"/>
+      <w:lvlText w:val="%1."/>
+      <w:lvlJc w:val="left"/>
+      <w:pPr>
+        <w:tabs>
+          <w:tab w:val="num" w:pos="720"/>
+        </w:tabs>
+        <w:ind w:left="720" w:hanging="360"/>
+      </w:pPr>
+    </w:lvl>
+    <w:lvl w:ilvl="1" w:tentative="1">
+      <w:start w:val="1"/>
+      <w:numFmt w:val="decimal"/>
+      <w:lvlText w:val="%2."/>
+      <w:lvlJc w:val="left"/>
+      <w:pPr>
+        <w:tabs>
+          <w:tab w:val="num" w:pos="1440"/>
+        </w:tabs>
+        <w:ind w:left="1440" w:hanging="360"/>
+      </w:pPr>
+    </w:lvl>
+    <w:lvl w:ilvl="2" w:tentative="1">
+      <w:start w:val="1"/>
+      <w:numFmt w:val="decimal"/>
+      <w:lvlText w:val="%3."/>
+      <w:lvlJc w:val="left"/>
+      <w:pPr>
+        <w:tabs>
+          <w:tab w:val="num" w:pos="2160"/>
+        </w:tabs>
+        <w:ind w:left="2160" w:hanging="360"/>
+      </w:pPr>
+    </w:lvl>
+    <w:lvl w:ilvl="3" w:tentative="1">
+      <w:start w:val="1"/>
+      <w:numFmt w:val="decimal"/>
+      <w:lvlText w:val="%4."/>
+      <w:lvlJc w:val="left"/>
+      <w:pPr>
+        <w:tabs>
+          <w:tab w:val="num" w:pos="2880"/>
+        </w:tabs>
+        <w:ind w:left="2880" w:hanging="360"/>
+      </w:pPr>
+    </w:lvl>
+    <w:lvl w:ilvl="4" w:tentative="1">
+      <w:start w:val="1"/>
+      <w:numFmt w:val="decimal"/>
+      <w:lvlText w:val="%5."/>
+      <w:lvlJc w:val="left"/>
+      <w:pPr>
+        <w:tabs>
+          <w:tab w:val="num" w:pos="3600"/>
+        </w:tabs>
+        <w:ind w:left="3600" w:hanging="360"/>
+      </w:pPr>
+    </w:lvl>
+    <w:lvl w:ilvl="5" w:tentative="1">
+      <w:start w:val="1"/>
+      <w:numFmt w:val="decimal"/>
+      <w:lvlText w:val="%6."/>
+      <w:lvlJc w:val="left"/>
+      <w:pPr>
+        <w:tabs>
+          <w:tab w:val="num" w:pos="4320"/>
+        </w:tabs>
+        <w:ind w:left="4320" w:hanging="360"/>
+      </w:pPr>
+    </w:lvl>
+    <w:lvl w:ilvl="6" w:tentative="1">
+      <w:start w:val="1"/>
+      <w:numFmt w:val="decimal"/>
+      <w:lvlText w:val="%7."/>
+      <w:lvlJc w:val="left"/>
+      <w:pPr>
+        <w:tabs>
+          <w:tab w:val="num" w:pos="5040"/>
+        </w:tabs>
+        <w:ind w:left="5040" w:hanging="360"/>
+      </w:pPr>
+    </w:lvl>
+    <w:lvl w:ilvl="7" w:tentative="1">
+      <w:start w:val="1"/>
+      <w:numFmt w:val="decimal"/>
+      <w:lvlText w:val="%8."/>
+      <w:lvlJc w:val="left"/>
+      <w:pPr>
+        <w:tabs>
+          <w:tab w:val="num" w:pos="5760"/>
+        </w:tabs>
+        <w:ind w:left="5760" w:hanging="360"/>
+      </w:pPr>
+    </w:lvl>
+    <w:lvl w:ilvl="8" w:tentative="1">
+      <w:start w:val="1"/>
+      <w:numFmt w:val="decimal"/>
+      <w:lvlText w:val="%9."/>
+      <w:lvlJc w:val="left"/>
+      <w:pPr>
+        <w:tabs>
+          <w:tab w:val="num" w:pos="6480"/>
+        </w:tabs>
+        <w:ind w:left="6480" w:hanging="360"/>
+      </w:pPr>
+    </w:lvl>
+  </w:abstractNum>
+  <w:abstractNum w:abstractNumId="10" w15:restartNumberingAfterBreak="0">
     <w:nsid w:val="164214F8"/>
     <w:multiLevelType w:val="multilevel"/>
     <w:tmpl w:val="67103372"/>
@@ -12785,7 +15396,7 @@
       </w:pPr>
     </w:lvl>
   </w:abstractNum>
-  <w:abstractNum w:abstractNumId="10" w15:restartNumberingAfterBreak="0">
+  <w:abstractNum w:abstractNumId="11" w15:restartNumberingAfterBreak="0">
     <w:nsid w:val="18424940"/>
     <w:multiLevelType w:val="multilevel"/>
     <w:tmpl w:val="9E128A3C"/>
@@ -12934,7 +15545,7 @@
       </w:rPr>
     </w:lvl>
   </w:abstractNum>
-  <w:abstractNum w:abstractNumId="11" w15:restartNumberingAfterBreak="0">
+  <w:abstractNum w:abstractNumId="12" w15:restartNumberingAfterBreak="0">
     <w:nsid w:val="193D7EFA"/>
     <w:multiLevelType w:val="multilevel"/>
     <w:tmpl w:val="392CD584"/>
@@ -13083,7 +15694,7 @@
       </w:rPr>
     </w:lvl>
   </w:abstractNum>
-  <w:abstractNum w:abstractNumId="12" w15:restartNumberingAfterBreak="0">
+  <w:abstractNum w:abstractNumId="13" w15:restartNumberingAfterBreak="0">
     <w:nsid w:val="1A503831"/>
     <w:multiLevelType w:val="multilevel"/>
     <w:tmpl w:val="F2CC2956"/>
@@ -13196,7 +15807,7 @@
       </w:pPr>
     </w:lvl>
   </w:abstractNum>
-  <w:abstractNum w:abstractNumId="13" w15:restartNumberingAfterBreak="0">
+  <w:abstractNum w:abstractNumId="14" w15:restartNumberingAfterBreak="0">
     <w:nsid w:val="23843DFC"/>
     <w:multiLevelType w:val="multilevel"/>
     <w:tmpl w:val="5DF641F8"/>
@@ -13341,7 +15952,7 @@
       </w:rPr>
     </w:lvl>
   </w:abstractNum>
-  <w:abstractNum w:abstractNumId="14" w15:restartNumberingAfterBreak="0">
+  <w:abstractNum w:abstractNumId="15" w15:restartNumberingAfterBreak="0">
     <w:nsid w:val="247C6B2D"/>
     <w:multiLevelType w:val="multilevel"/>
     <w:tmpl w:val="DABCF41A"/>
@@ -13454,7 +16065,7 @@
       </w:pPr>
     </w:lvl>
   </w:abstractNum>
-  <w:abstractNum w:abstractNumId="15" w15:restartNumberingAfterBreak="0">
+  <w:abstractNum w:abstractNumId="16" w15:restartNumberingAfterBreak="0">
     <w:nsid w:val="26D60C78"/>
     <w:multiLevelType w:val="multilevel"/>
     <w:tmpl w:val="01043D7E"/>
@@ -13574,7 +16185,156 @@
       </w:pPr>
     </w:lvl>
   </w:abstractNum>
-  <w:abstractNum w:abstractNumId="16" w15:restartNumberingAfterBreak="0">
+  <w:abstractNum w:abstractNumId="17" w15:restartNumberingAfterBreak="0">
+    <w:nsid w:val="27E957B4"/>
+    <w:multiLevelType w:val="multilevel"/>
+    <w:tmpl w:val="C8C0F5B4"/>
+    <w:lvl w:ilvl="0">
+      <w:start w:val="1"/>
+      <w:numFmt w:val="bullet"/>
+      <w:lvlText w:val=""/>
+      <w:lvlJc w:val="left"/>
+      <w:pPr>
+        <w:tabs>
+          <w:tab w:val="num" w:pos="720"/>
+        </w:tabs>
+        <w:ind w:left="720" w:hanging="360"/>
+      </w:pPr>
+      <w:rPr>
+        <w:rFonts w:ascii="Symbol" w:hAnsi="Symbol" w:hint="default"/>
+        <w:sz w:val="20"/>
+      </w:rPr>
+    </w:lvl>
+    <w:lvl w:ilvl="1">
+      <w:start w:val="1"/>
+      <w:numFmt w:val="bullet"/>
+      <w:lvlText w:val="o"/>
+      <w:lvlJc w:val="left"/>
+      <w:pPr>
+        <w:tabs>
+          <w:tab w:val="num" w:pos="1440"/>
+        </w:tabs>
+        <w:ind w:left="1440" w:hanging="360"/>
+      </w:pPr>
+      <w:rPr>
+        <w:rFonts w:ascii="Courier New" w:hAnsi="Courier New" w:hint="default"/>
+        <w:sz w:val="20"/>
+      </w:rPr>
+    </w:lvl>
+    <w:lvl w:ilvl="2" w:tentative="1">
+      <w:start w:val="1"/>
+      <w:numFmt w:val="bullet"/>
+      <w:lvlText w:val=""/>
+      <w:lvlJc w:val="left"/>
+      <w:pPr>
+        <w:tabs>
+          <w:tab w:val="num" w:pos="2160"/>
+        </w:tabs>
+        <w:ind w:left="2160" w:hanging="360"/>
+      </w:pPr>
+      <w:rPr>
+        <w:rFonts w:ascii="Wingdings" w:hAnsi="Wingdings" w:hint="default"/>
+        <w:sz w:val="20"/>
+      </w:rPr>
+    </w:lvl>
+    <w:lvl w:ilvl="3" w:tentative="1">
+      <w:start w:val="1"/>
+      <w:numFmt w:val="bullet"/>
+      <w:lvlText w:val=""/>
+      <w:lvlJc w:val="left"/>
+      <w:pPr>
+        <w:tabs>
+          <w:tab w:val="num" w:pos="2880"/>
+        </w:tabs>
+        <w:ind w:left="2880" w:hanging="360"/>
+      </w:pPr>
+      <w:rPr>
+        <w:rFonts w:ascii="Wingdings" w:hAnsi="Wingdings" w:hint="default"/>
+        <w:sz w:val="20"/>
+      </w:rPr>
+    </w:lvl>
+    <w:lvl w:ilvl="4" w:tentative="1">
+      <w:start w:val="1"/>
+      <w:numFmt w:val="bullet"/>
+      <w:lvlText w:val=""/>
+      <w:lvlJc w:val="left"/>
+      <w:pPr>
+        <w:tabs>
+          <w:tab w:val="num" w:pos="3600"/>
+        </w:tabs>
+        <w:ind w:left="3600" w:hanging="360"/>
+      </w:pPr>
+      <w:rPr>
+        <w:rFonts w:ascii="Wingdings" w:hAnsi="Wingdings" w:hint="default"/>
+        <w:sz w:val="20"/>
+      </w:rPr>
+    </w:lvl>
+    <w:lvl w:ilvl="5" w:tentative="1">
+      <w:start w:val="1"/>
+      <w:numFmt w:val="bullet"/>
+      <w:lvlText w:val=""/>
+      <w:lvlJc w:val="left"/>
+      <w:pPr>
+        <w:tabs>
+          <w:tab w:val="num" w:pos="4320"/>
+        </w:tabs>
+        <w:ind w:left="4320" w:hanging="360"/>
+      </w:pPr>
+      <w:rPr>
+        <w:rFonts w:ascii="Wingdings" w:hAnsi="Wingdings" w:hint="default"/>
+        <w:sz w:val="20"/>
+      </w:rPr>
+    </w:lvl>
+    <w:lvl w:ilvl="6" w:tentative="1">
+      <w:start w:val="1"/>
+      <w:numFmt w:val="bullet"/>
+      <w:lvlText w:val=""/>
+      <w:lvlJc w:val="left"/>
+      <w:pPr>
+        <w:tabs>
+          <w:tab w:val="num" w:pos="5040"/>
+        </w:tabs>
+        <w:ind w:left="5040" w:hanging="360"/>
+      </w:pPr>
+      <w:rPr>
+        <w:rFonts w:ascii="Wingdings" w:hAnsi="Wingdings" w:hint="default"/>
+        <w:sz w:val="20"/>
+      </w:rPr>
+    </w:lvl>
+    <w:lvl w:ilvl="7" w:tentative="1">
+      <w:start w:val="1"/>
+      <w:numFmt w:val="bullet"/>
+      <w:lvlText w:val=""/>
+      <w:lvlJc w:val="left"/>
+      <w:pPr>
+        <w:tabs>
+          <w:tab w:val="num" w:pos="5760"/>
+        </w:tabs>
+        <w:ind w:left="5760" w:hanging="360"/>
+      </w:pPr>
+      <w:rPr>
+        <w:rFonts w:ascii="Wingdings" w:hAnsi="Wingdings" w:hint="default"/>
+        <w:sz w:val="20"/>
+      </w:rPr>
+    </w:lvl>
+    <w:lvl w:ilvl="8" w:tentative="1">
+      <w:start w:val="1"/>
+      <w:numFmt w:val="bullet"/>
+      <w:lvlText w:val=""/>
+      <w:lvlJc w:val="left"/>
+      <w:pPr>
+        <w:tabs>
+          <w:tab w:val="num" w:pos="6480"/>
+        </w:tabs>
+        <w:ind w:left="6480" w:hanging="360"/>
+      </w:pPr>
+      <w:rPr>
+        <w:rFonts w:ascii="Wingdings" w:hAnsi="Wingdings" w:hint="default"/>
+        <w:sz w:val="20"/>
+      </w:rPr>
+    </w:lvl>
+  </w:abstractNum>
+  <w:abstractNum w:abstractNumId="18" w15:restartNumberingAfterBreak="0">
     <w:nsid w:val="2D2D57EB"/>
     <w:multiLevelType w:val="multilevel"/>
     <w:tmpl w:val="49721278"/>
@@ -13723,7 +16483,7 @@
       </w:rPr>
     </w:lvl>
   </w:abstractNum>
-  <w:abstractNum w:abstractNumId="17" w15:restartNumberingAfterBreak="0">
+  <w:abstractNum w:abstractNumId="19" w15:restartNumberingAfterBreak="0">
     <w:nsid w:val="2E75081A"/>
     <w:multiLevelType w:val="multilevel"/>
     <w:tmpl w:val="136A2888"/>
@@ -13872,7 +16632,7 @@
       </w:rPr>
     </w:lvl>
   </w:abstractNum>
-  <w:abstractNum w:abstractNumId="18" w15:restartNumberingAfterBreak="0">
+  <w:abstractNum w:abstractNumId="20" w15:restartNumberingAfterBreak="0">
     <w:nsid w:val="2EB338E2"/>
     <w:multiLevelType w:val="multilevel"/>
     <w:tmpl w:val="10A874AC"/>
@@ -13985,7 +16745,7 @@
       </w:pPr>
     </w:lvl>
   </w:abstractNum>
-  <w:abstractNum w:abstractNumId="19" w15:restartNumberingAfterBreak="0">
+  <w:abstractNum w:abstractNumId="21" w15:restartNumberingAfterBreak="0">
     <w:nsid w:val="2F337DA3"/>
     <w:multiLevelType w:val="multilevel"/>
     <w:tmpl w:val="5AC82E58"/>
@@ -14134,7 +16894,7 @@
       </w:rPr>
     </w:lvl>
   </w:abstractNum>
-  <w:abstractNum w:abstractNumId="20" w15:restartNumberingAfterBreak="0">
+  <w:abstractNum w:abstractNumId="22" w15:restartNumberingAfterBreak="0">
     <w:nsid w:val="31467C4D"/>
     <w:multiLevelType w:val="multilevel"/>
     <w:tmpl w:val="BE70496E"/>
@@ -14247,7 +17007,7 @@
       </w:pPr>
     </w:lvl>
   </w:abstractNum>
-  <w:abstractNum w:abstractNumId="21" w15:restartNumberingAfterBreak="0">
+  <w:abstractNum w:abstractNumId="23" w15:restartNumberingAfterBreak="0">
     <w:nsid w:val="33823CAF"/>
     <w:multiLevelType w:val="multilevel"/>
     <w:tmpl w:val="A320AE62"/>
@@ -14396,7 +17156,7 @@
       </w:rPr>
     </w:lvl>
   </w:abstractNum>
-  <w:abstractNum w:abstractNumId="22" w15:restartNumberingAfterBreak="0">
+  <w:abstractNum w:abstractNumId="24" w15:restartNumberingAfterBreak="0">
     <w:nsid w:val="383100DE"/>
     <w:multiLevelType w:val="multilevel"/>
     <w:tmpl w:val="6E344F18"/>
@@ -14513,7 +17273,7 @@
       </w:pPr>
     </w:lvl>
   </w:abstractNum>
-  <w:abstractNum w:abstractNumId="23" w15:restartNumberingAfterBreak="0">
+  <w:abstractNum w:abstractNumId="25" w15:restartNumberingAfterBreak="0">
     <w:nsid w:val="3D6B6F71"/>
     <w:multiLevelType w:val="multilevel"/>
     <w:tmpl w:val="17DA76A4"/>
@@ -14662,7 +17422,7 @@
       </w:rPr>
     </w:lvl>
   </w:abstractNum>
-  <w:abstractNum w:abstractNumId="24" w15:restartNumberingAfterBreak="0">
+  <w:abstractNum w:abstractNumId="26" w15:restartNumberingAfterBreak="0">
     <w:nsid w:val="3D7A3FBA"/>
     <w:multiLevelType w:val="hybridMultilevel"/>
     <w:tmpl w:val="6D1AE4A8"/>
@@ -14752,7 +17512,7 @@
       </w:pPr>
     </w:lvl>
   </w:abstractNum>
-  <w:abstractNum w:abstractNumId="25" w15:restartNumberingAfterBreak="0">
+  <w:abstractNum w:abstractNumId="27" w15:restartNumberingAfterBreak="0">
     <w:nsid w:val="44012285"/>
     <w:multiLevelType w:val="multilevel"/>
     <w:tmpl w:val="E774F13C"/>
@@ -14901,7 +17661,7 @@
       </w:rPr>
     </w:lvl>
   </w:abstractNum>
-  <w:abstractNum w:abstractNumId="26" w15:restartNumberingAfterBreak="0">
+  <w:abstractNum w:abstractNumId="28" w15:restartNumberingAfterBreak="0">
     <w:nsid w:val="44897586"/>
     <w:multiLevelType w:val="hybridMultilevel"/>
     <w:tmpl w:val="D1BCB05C"/>
@@ -15014,7 +17774,7 @@
       </w:rPr>
     </w:lvl>
   </w:abstractNum>
-  <w:abstractNum w:abstractNumId="27" w15:restartNumberingAfterBreak="0">
+  <w:abstractNum w:abstractNumId="29" w15:restartNumberingAfterBreak="0">
     <w:nsid w:val="483D08E6"/>
     <w:multiLevelType w:val="multilevel"/>
     <w:tmpl w:val="471C82D0"/>
@@ -15163,7 +17923,152 @@
       </w:rPr>
     </w:lvl>
   </w:abstractNum>
-  <w:abstractNum w:abstractNumId="28" w15:restartNumberingAfterBreak="0">
+  <w:abstractNum w:abstractNumId="30" w15:restartNumberingAfterBreak="0">
+    <w:nsid w:val="4B6E7314"/>
+    <w:multiLevelType w:val="multilevel"/>
+    <w:tmpl w:val="53AA179E"/>
+    <w:lvl w:ilvl="0">
+      <w:start w:val="1"/>
+      <w:numFmt w:val="bullet"/>
+      <w:lvlText w:val=""/>
+      <w:lvlJc w:val="left"/>
+      <w:pPr>
+        <w:tabs>
+          <w:tab w:val="num" w:pos="720"/>
+        </w:tabs>
+        <w:ind w:left="720" w:hanging="360"/>
+      </w:pPr>
+      <w:rPr>
+        <w:rFonts w:ascii="Symbol" w:hAnsi="Symbol" w:hint="default"/>
+        <w:sz w:val="20"/>
+      </w:rPr>
+    </w:lvl>
+    <w:lvl w:ilvl="1">
+      <w:start w:val="1"/>
+      <w:numFmt w:val="decimal"/>
+      <w:lvlText w:val="%2."/>
+      <w:lvlJc w:val="left"/>
+      <w:pPr>
+        <w:tabs>
+          <w:tab w:val="num" w:pos="1440"/>
+        </w:tabs>
+        <w:ind w:left="1440" w:hanging="360"/>
+      </w:pPr>
+    </w:lvl>
+    <w:lvl w:ilvl="2" w:tentative="1">
+      <w:start w:val="1"/>
+      <w:numFmt w:val="bullet"/>
+      <w:lvlText w:val=""/>
+      <w:lvlJc w:val="left"/>
+      <w:pPr>
+        <w:tabs>
+          <w:tab w:val="num" w:pos="2160"/>
+        </w:tabs>
+        <w:ind w:left="2160" w:hanging="360"/>
+      </w:pPr>
+      <w:rPr>
+        <w:rFonts w:ascii="Wingdings" w:hAnsi="Wingdings" w:hint="default"/>
+        <w:sz w:val="20"/>
+      </w:rPr>
+    </w:lvl>
+    <w:lvl w:ilvl="3" w:tentative="1">
+      <w:start w:val="1"/>
+      <w:numFmt w:val="bullet"/>
+      <w:lvlText w:val=""/>
+      <w:lvlJc w:val="left"/>
+      <w:pPr>
+        <w:tabs>
+          <w:tab w:val="num" w:pos="2880"/>
+        </w:tabs>
+        <w:ind w:left="2880" w:hanging="360"/>
+      </w:pPr>
+      <w:rPr>
+        <w:rFonts w:ascii="Wingdings" w:hAnsi="Wingdings" w:hint="default"/>
+        <w:sz w:val="20"/>
+      </w:rPr>
+    </w:lvl>
+    <w:lvl w:ilvl="4" w:tentative="1">
+      <w:start w:val="1"/>
+      <w:numFmt w:val="bullet"/>
+      <w:lvlText w:val=""/>
+      <w:lvlJc w:val="left"/>
+      <w:pPr>
+        <w:tabs>
+          <w:tab w:val="num" w:pos="3600"/>
+        </w:tabs>
+        <w:ind w:left="3600" w:hanging="360"/>
+      </w:pPr>
+      <w:rPr>
+        <w:rFonts w:ascii="Wingdings" w:hAnsi="Wingdings" w:hint="default"/>
+        <w:sz w:val="20"/>
+      </w:rPr>
+    </w:lvl>
+    <w:lvl w:ilvl="5" w:tentative="1">
+      <w:start w:val="1"/>
+      <w:numFmt w:val="bullet"/>
+      <w:lvlText w:val=""/>
+      <w:lvlJc w:val="left"/>
+      <w:pPr>
+        <w:tabs>
+          <w:tab w:val="num" w:pos="4320"/>
+        </w:tabs>
+        <w:ind w:left="4320" w:hanging="360"/>
+      </w:pPr>
+      <w:rPr>
+        <w:rFonts w:ascii="Wingdings" w:hAnsi="Wingdings" w:hint="default"/>
+        <w:sz w:val="20"/>
+      </w:rPr>
+    </w:lvl>
+    <w:lvl w:ilvl="6" w:tentative="1">
+      <w:start w:val="1"/>
+      <w:numFmt w:val="bullet"/>
+      <w:lvlText w:val=""/>
+      <w:lvlJc w:val="left"/>
+      <w:pPr>
+        <w:tabs>
+          <w:tab w:val="num" w:pos="5040"/>
+        </w:tabs>
+        <w:ind w:left="5040" w:hanging="360"/>
+      </w:pPr>
+      <w:rPr>
+        <w:rFonts w:ascii="Wingdings" w:hAnsi="Wingdings" w:hint="default"/>
+        <w:sz w:val="20"/>
+      </w:rPr>
+    </w:lvl>
+    <w:lvl w:ilvl="7" w:tentative="1">
+      <w:start w:val="1"/>
+      <w:numFmt w:val="bullet"/>
+      <w:lvlText w:val=""/>
+      <w:lvlJc w:val="left"/>
+      <w:pPr>
+        <w:tabs>
+          <w:tab w:val="num" w:pos="5760"/>
+        </w:tabs>
+        <w:ind w:left="5760" w:hanging="360"/>
+      </w:pPr>
+      <w:rPr>
+        <w:rFonts w:ascii="Wingdings" w:hAnsi="Wingdings" w:hint="default"/>
+        <w:sz w:val="20"/>
+      </w:rPr>
+    </w:lvl>
+    <w:lvl w:ilvl="8" w:tentative="1">
+      <w:start w:val="1"/>
+      <w:numFmt w:val="bullet"/>
+      <w:lvlText w:val=""/>
+      <w:lvlJc w:val="left"/>
+      <w:pPr>
+        <w:tabs>
+          <w:tab w:val="num" w:pos="6480"/>
+        </w:tabs>
+        <w:ind w:left="6480" w:hanging="360"/>
+      </w:pPr>
+      <w:rPr>
+        <w:rFonts w:ascii="Wingdings" w:hAnsi="Wingdings" w:hint="default"/>
+        <w:sz w:val="20"/>
+      </w:rPr>
+    </w:lvl>
+  </w:abstractNum>
+  <w:abstractNum w:abstractNumId="31" w15:restartNumberingAfterBreak="0">
     <w:nsid w:val="4E4871E8"/>
     <w:multiLevelType w:val="multilevel"/>
     <w:tmpl w:val="D3305E10"/>
@@ -15312,7 +18217,124 @@
       </w:rPr>
     </w:lvl>
   </w:abstractNum>
-  <w:abstractNum w:abstractNumId="29" w15:restartNumberingAfterBreak="0">
+  <w:abstractNum w:abstractNumId="32" w15:restartNumberingAfterBreak="0">
+    <w:nsid w:val="4FDE336C"/>
+    <w:multiLevelType w:val="multilevel"/>
+    <w:tmpl w:val="C31CC312"/>
+    <w:lvl w:ilvl="0">
+      <w:start w:val="1"/>
+      <w:numFmt w:val="decimal"/>
+      <w:lvlText w:val="%1."/>
+      <w:lvlJc w:val="left"/>
+      <w:pPr>
+        <w:tabs>
+          <w:tab w:val="num" w:pos="720"/>
+        </w:tabs>
+        <w:ind w:left="720" w:hanging="360"/>
+      </w:pPr>
+    </w:lvl>
+    <w:lvl w:ilvl="1">
+      <w:start w:val="1"/>
+      <w:numFmt w:val="bullet"/>
+      <w:lvlText w:val="o"/>
+      <w:lvlJc w:val="left"/>
+      <w:pPr>
+        <w:tabs>
+          <w:tab w:val="num" w:pos="1440"/>
+        </w:tabs>
+        <w:ind w:left="1440" w:hanging="360"/>
+      </w:pPr>
+      <w:rPr>
+        <w:rFonts w:ascii="Courier New" w:hAnsi="Courier New" w:hint="default"/>
+        <w:sz w:val="20"/>
+      </w:rPr>
+    </w:lvl>
+    <w:lvl w:ilvl="2" w:tentative="1">
+      <w:start w:val="1"/>
+      <w:numFmt w:val="decimal"/>
+      <w:lvlText w:val="%3."/>
+      <w:lvlJc w:val="left"/>
+      <w:pPr>
+        <w:tabs>
+          <w:tab w:val="num" w:pos="2160"/>
+        </w:tabs>
+        <w:ind w:left="2160" w:hanging="360"/>
+      </w:pPr>
+    </w:lvl>
+    <w:lvl w:ilvl="3" w:tentative="1">
+      <w:start w:val="1"/>
+      <w:numFmt w:val="decimal"/>
+      <w:lvlText w:val="%4."/>
+      <w:lvlJc w:val="left"/>
+      <w:pPr>
+        <w:tabs>
+          <w:tab w:val="num" w:pos="2880"/>
+        </w:tabs>
+        <w:ind w:left="2880" w:hanging="360"/>
+      </w:pPr>
+    </w:lvl>
+    <w:lvl w:ilvl="4" w:tentative="1">
+      <w:start w:val="1"/>
+      <w:numFmt w:val="decimal"/>
+      <w:lvlText w:val="%5."/>
+      <w:lvlJc w:val="left"/>
+      <w:pPr>
+        <w:tabs>
+          <w:tab w:val="num" w:pos="3600"/>
+        </w:tabs>
+        <w:ind w:left="3600" w:hanging="360"/>
+      </w:pPr>
+    </w:lvl>
+    <w:lvl w:ilvl="5" w:tentative="1">
+      <w:start w:val="1"/>
+      <w:numFmt w:val="decimal"/>
+      <w:lvlText w:val="%6."/>
+      <w:lvlJc w:val="left"/>
+      <w:pPr>
+        <w:tabs>
+          <w:tab w:val="num" w:pos="4320"/>
+        </w:tabs>
+        <w:ind w:left="4320" w:hanging="360"/>
+      </w:pPr>
+    </w:lvl>
+    <w:lvl w:ilvl="6" w:tentative="1">
+      <w:start w:val="1"/>
+      <w:numFmt w:val="decimal"/>
+      <w:lvlText w:val="%7."/>
+      <w:lvlJc w:val="left"/>
+      <w:pPr>
+        <w:tabs>
+          <w:tab w:val="num" w:pos="5040"/>
+        </w:tabs>
+        <w:ind w:left="5040" w:hanging="360"/>
+      </w:pPr>
+    </w:lvl>
+    <w:lvl w:ilvl="7" w:tentative="1">
+      <w:start w:val="1"/>
+      <w:numFmt w:val="decimal"/>
+      <w:lvlText w:val="%8."/>
+      <w:lvlJc w:val="left"/>
+      <w:pPr>
+        <w:tabs>
+          <w:tab w:val="num" w:pos="5760"/>
+        </w:tabs>
+        <w:ind w:left="5760" w:hanging="360"/>
+      </w:pPr>
+    </w:lvl>
+    <w:lvl w:ilvl="8" w:tentative="1">
+      <w:start w:val="1"/>
+      <w:numFmt w:val="decimal"/>
+      <w:lvlText w:val="%9."/>
+      <w:lvlJc w:val="left"/>
+      <w:pPr>
+        <w:tabs>
+          <w:tab w:val="num" w:pos="6480"/>
+        </w:tabs>
+        <w:ind w:left="6480" w:hanging="360"/>
+      </w:pPr>
+    </w:lvl>
+  </w:abstractNum>
+  <w:abstractNum w:abstractNumId="33" w15:restartNumberingAfterBreak="0">
     <w:nsid w:val="501455FF"/>
     <w:multiLevelType w:val="multilevel"/>
     <w:tmpl w:val="0809001F"/>
@@ -15425,7 +18447,7 @@
       </w:pPr>
     </w:lvl>
   </w:abstractNum>
-  <w:abstractNum w:abstractNumId="30" w15:restartNumberingAfterBreak="0">
+  <w:abstractNum w:abstractNumId="34" w15:restartNumberingAfterBreak="0">
     <w:nsid w:val="521356DA"/>
     <w:multiLevelType w:val="multilevel"/>
     <w:tmpl w:val="E12E3D98"/>
@@ -15574,7 +18596,7 @@
       </w:rPr>
     </w:lvl>
   </w:abstractNum>
-  <w:abstractNum w:abstractNumId="31" w15:restartNumberingAfterBreak="0">
+  <w:abstractNum w:abstractNumId="35" w15:restartNumberingAfterBreak="0">
     <w:nsid w:val="579252F5"/>
     <w:multiLevelType w:val="multilevel"/>
     <w:tmpl w:val="8564E4DC"/>
@@ -15687,7 +18709,7 @@
       </w:pPr>
     </w:lvl>
   </w:abstractNum>
-  <w:abstractNum w:abstractNumId="32" w15:restartNumberingAfterBreak="0">
+  <w:abstractNum w:abstractNumId="36" w15:restartNumberingAfterBreak="0">
     <w:nsid w:val="5A6C1EC2"/>
     <w:multiLevelType w:val="multilevel"/>
     <w:tmpl w:val="6E344F18"/>
@@ -15800,7 +18822,7 @@
       </w:pPr>
     </w:lvl>
   </w:abstractNum>
-  <w:abstractNum w:abstractNumId="33" w15:restartNumberingAfterBreak="0">
+  <w:abstractNum w:abstractNumId="37" w15:restartNumberingAfterBreak="0">
     <w:nsid w:val="5BC31D0A"/>
     <w:multiLevelType w:val="multilevel"/>
     <w:tmpl w:val="7F5EA3EE"/>
@@ -15949,7 +18971,7 @@
       </w:rPr>
     </w:lvl>
   </w:abstractNum>
-  <w:abstractNum w:abstractNumId="34" w15:restartNumberingAfterBreak="0">
+  <w:abstractNum w:abstractNumId="38" w15:restartNumberingAfterBreak="0">
     <w:nsid w:val="5F6856C9"/>
     <w:multiLevelType w:val="multilevel"/>
     <w:tmpl w:val="4CCA39D2"/>
@@ -16062,7 +19084,7 @@
       </w:pPr>
     </w:lvl>
   </w:abstractNum>
-  <w:abstractNum w:abstractNumId="35" w15:restartNumberingAfterBreak="0">
+  <w:abstractNum w:abstractNumId="39" w15:restartNumberingAfterBreak="0">
     <w:nsid w:val="60F01367"/>
     <w:multiLevelType w:val="multilevel"/>
     <w:tmpl w:val="28E2ACA0"/>
@@ -16211,7 +19233,7 @@
       </w:rPr>
     </w:lvl>
   </w:abstractNum>
-  <w:abstractNum w:abstractNumId="36" w15:restartNumberingAfterBreak="0">
+  <w:abstractNum w:abstractNumId="40" w15:restartNumberingAfterBreak="0">
     <w:nsid w:val="63CE1CBB"/>
     <w:multiLevelType w:val="multilevel"/>
     <w:tmpl w:val="E12E3D98"/>
@@ -16360,7 +19382,7 @@
       </w:rPr>
     </w:lvl>
   </w:abstractNum>
-  <w:abstractNum w:abstractNumId="37" w15:restartNumberingAfterBreak="0">
+  <w:abstractNum w:abstractNumId="41" w15:restartNumberingAfterBreak="0">
     <w:nsid w:val="65442AD3"/>
     <w:multiLevelType w:val="multilevel"/>
     <w:tmpl w:val="36FAA49A"/>
@@ -16509,7 +19531,7 @@
       </w:rPr>
     </w:lvl>
   </w:abstractNum>
-  <w:abstractNum w:abstractNumId="38" w15:restartNumberingAfterBreak="0">
+  <w:abstractNum w:abstractNumId="42" w15:restartNumberingAfterBreak="0">
     <w:nsid w:val="66866A0A"/>
     <w:multiLevelType w:val="multilevel"/>
     <w:tmpl w:val="6E344F18"/>
@@ -16626,7 +19648,7 @@
       </w:pPr>
     </w:lvl>
   </w:abstractNum>
-  <w:abstractNum w:abstractNumId="39" w15:restartNumberingAfterBreak="0">
+  <w:abstractNum w:abstractNumId="43" w15:restartNumberingAfterBreak="0">
     <w:nsid w:val="6A4B1CDB"/>
     <w:multiLevelType w:val="hybridMultilevel"/>
     <w:tmpl w:val="683E8830"/>
@@ -16716,7 +19738,7 @@
       </w:pPr>
     </w:lvl>
   </w:abstractNum>
-  <w:abstractNum w:abstractNumId="40" w15:restartNumberingAfterBreak="0">
+  <w:abstractNum w:abstractNumId="44" w15:restartNumberingAfterBreak="0">
     <w:nsid w:val="6DE81CB7"/>
     <w:multiLevelType w:val="multilevel"/>
     <w:tmpl w:val="B3F8C438"/>
@@ -16865,7 +19887,7 @@
       </w:rPr>
     </w:lvl>
   </w:abstractNum>
-  <w:abstractNum w:abstractNumId="41" w15:restartNumberingAfterBreak="0">
+  <w:abstractNum w:abstractNumId="45" w15:restartNumberingAfterBreak="0">
     <w:nsid w:val="6F4A47B2"/>
     <w:multiLevelType w:val="multilevel"/>
     <w:tmpl w:val="6556259A"/>
@@ -16978,7 +20000,7 @@
       </w:pPr>
     </w:lvl>
   </w:abstractNum>
-  <w:abstractNum w:abstractNumId="42" w15:restartNumberingAfterBreak="0">
+  <w:abstractNum w:abstractNumId="46" w15:restartNumberingAfterBreak="0">
     <w:nsid w:val="71104967"/>
     <w:multiLevelType w:val="hybridMultilevel"/>
     <w:tmpl w:val="EB84DA22"/>
@@ -17091,7 +20113,7 @@
       </w:rPr>
     </w:lvl>
   </w:abstractNum>
-  <w:abstractNum w:abstractNumId="43" w15:restartNumberingAfterBreak="0">
+  <w:abstractNum w:abstractNumId="47" w15:restartNumberingAfterBreak="0">
     <w:nsid w:val="72416FAA"/>
     <w:multiLevelType w:val="multilevel"/>
     <w:tmpl w:val="49B4E668"/>
@@ -17231,7 +20253,7 @@
       </w:rPr>
     </w:lvl>
   </w:abstractNum>
-  <w:abstractNum w:abstractNumId="44" w15:restartNumberingAfterBreak="0">
+  <w:abstractNum w:abstractNumId="48" w15:restartNumberingAfterBreak="0">
     <w:nsid w:val="727B3179"/>
     <w:multiLevelType w:val="multilevel"/>
     <w:tmpl w:val="447A6596"/>
@@ -17380,7 +20402,7 @@
       </w:rPr>
     </w:lvl>
   </w:abstractNum>
-  <w:abstractNum w:abstractNumId="45" w15:restartNumberingAfterBreak="0">
+  <w:abstractNum w:abstractNumId="49" w15:restartNumberingAfterBreak="0">
     <w:nsid w:val="73780321"/>
     <w:multiLevelType w:val="hybridMultilevel"/>
     <w:tmpl w:val="69242740"/>
@@ -17493,7 +20515,7 @@
       </w:rPr>
     </w:lvl>
   </w:abstractNum>
-  <w:abstractNum w:abstractNumId="46" w15:restartNumberingAfterBreak="0">
+  <w:abstractNum w:abstractNumId="50" w15:restartNumberingAfterBreak="0">
     <w:nsid w:val="74581BB9"/>
     <w:multiLevelType w:val="multilevel"/>
     <w:tmpl w:val="5B94CE08"/>
@@ -17642,7 +20664,7 @@
       </w:rPr>
     </w:lvl>
   </w:abstractNum>
-  <w:abstractNum w:abstractNumId="47" w15:restartNumberingAfterBreak="0">
+  <w:abstractNum w:abstractNumId="51" w15:restartNumberingAfterBreak="0">
     <w:nsid w:val="7F2A3C5C"/>
     <w:multiLevelType w:val="multilevel"/>
     <w:tmpl w:val="3E8AC5AC"/>
@@ -17765,19 +20787,19 @@
     <w:abstractNumId w:val="6"/>
   </w:num>
   <w:num w:numId="2" w16cid:durableId="494494898">
-    <w:abstractNumId w:val="29"/>
+    <w:abstractNumId w:val="33"/>
   </w:num>
   <w:num w:numId="3" w16cid:durableId="1200778367">
-    <w:abstractNumId w:val="43"/>
+    <w:abstractNumId w:val="47"/>
   </w:num>
   <w:num w:numId="4" w16cid:durableId="500238440">
-    <w:abstractNumId w:val="31"/>
+    <w:abstractNumId w:val="35"/>
   </w:num>
   <w:num w:numId="5" w16cid:durableId="54090542">
     <w:abstractNumId w:val="6"/>
   </w:num>
   <w:num w:numId="6" w16cid:durableId="236794149">
-    <w:abstractNumId w:val="9"/>
+    <w:abstractNumId w:val="10"/>
   </w:num>
   <w:num w:numId="7" w16cid:durableId="1297445989">
     <w:abstractNumId w:val="3"/>
@@ -17786,16 +20808,16 @@
     <w:abstractNumId w:val="5"/>
   </w:num>
   <w:num w:numId="9" w16cid:durableId="641925348">
-    <w:abstractNumId w:val="28"/>
+    <w:abstractNumId w:val="31"/>
   </w:num>
   <w:num w:numId="10" w16cid:durableId="1405370748">
-    <w:abstractNumId w:val="32"/>
+    <w:abstractNumId w:val="36"/>
   </w:num>
   <w:num w:numId="11" w16cid:durableId="1782718875">
-    <w:abstractNumId w:val="36"/>
+    <w:abstractNumId w:val="40"/>
   </w:num>
   <w:num w:numId="12" w16cid:durableId="1867138050">
-    <w:abstractNumId w:val="30"/>
+    <w:abstractNumId w:val="34"/>
   </w:num>
   <w:num w:numId="13" w16cid:durableId="1515454589">
     <w:abstractNumId w:val="6"/>
@@ -17816,22 +20838,22 @@
     <w:abstractNumId w:val="6"/>
   </w:num>
   <w:num w:numId="19" w16cid:durableId="202911025">
-    <w:abstractNumId w:val="35"/>
+    <w:abstractNumId w:val="39"/>
   </w:num>
   <w:num w:numId="20" w16cid:durableId="1163200953">
-    <w:abstractNumId w:val="34"/>
+    <w:abstractNumId w:val="38"/>
   </w:num>
   <w:num w:numId="21" w16cid:durableId="887686438">
-    <w:abstractNumId w:val="18"/>
+    <w:abstractNumId w:val="20"/>
   </w:num>
   <w:num w:numId="22" w16cid:durableId="359208971">
+    <w:abstractNumId w:val="14"/>
+  </w:num>
+  <w:num w:numId="23" w16cid:durableId="612171986">
     <w:abstractNumId w:val="13"/>
   </w:num>
-  <w:num w:numId="23" w16cid:durableId="612171986">
-    <w:abstractNumId w:val="12"/>
-  </w:num>
   <w:num w:numId="24" w16cid:durableId="1913075478">
-    <w:abstractNumId w:val="16"/>
+    <w:abstractNumId w:val="18"/>
   </w:num>
   <w:num w:numId="25" w16cid:durableId="2133286701">
     <w:abstractNumId w:val="6"/>
@@ -17852,7 +20874,7 @@
     <w:abstractNumId w:val="6"/>
   </w:num>
   <w:num w:numId="31" w16cid:durableId="384565334">
-    <w:abstractNumId w:val="25"/>
+    <w:abstractNumId w:val="27"/>
   </w:num>
   <w:num w:numId="32" w16cid:durableId="1829705080">
     <w:abstractNumId w:val="6"/>
@@ -17867,31 +20889,31 @@
     <w:abstractNumId w:val="6"/>
   </w:num>
   <w:num w:numId="36" w16cid:durableId="1239092181">
-    <w:abstractNumId w:val="33"/>
+    <w:abstractNumId w:val="37"/>
   </w:num>
   <w:num w:numId="37" w16cid:durableId="1537350934">
-    <w:abstractNumId w:val="11"/>
+    <w:abstractNumId w:val="12"/>
   </w:num>
   <w:num w:numId="38" w16cid:durableId="991953662">
     <w:abstractNumId w:val="1"/>
   </w:num>
   <w:num w:numId="39" w16cid:durableId="1673140504">
+    <w:abstractNumId w:val="50"/>
+  </w:num>
+  <w:num w:numId="40" w16cid:durableId="391733110">
+    <w:abstractNumId w:val="26"/>
+  </w:num>
+  <w:num w:numId="41" w16cid:durableId="116871802">
     <w:abstractNumId w:val="46"/>
   </w:num>
-  <w:num w:numId="40" w16cid:durableId="391733110">
-    <w:abstractNumId w:val="24"/>
-  </w:num>
-  <w:num w:numId="41" w16cid:durableId="116871802">
-    <w:abstractNumId w:val="42"/>
-  </w:num>
   <w:num w:numId="42" w16cid:durableId="1233081910">
-    <w:abstractNumId w:val="20"/>
+    <w:abstractNumId w:val="22"/>
   </w:num>
   <w:num w:numId="43" w16cid:durableId="700476519">
-    <w:abstractNumId w:val="19"/>
+    <w:abstractNumId w:val="21"/>
   </w:num>
   <w:num w:numId="44" w16cid:durableId="1838155833">
-    <w:abstractNumId w:val="41"/>
+    <w:abstractNumId w:val="45"/>
   </w:num>
   <w:num w:numId="45" w16cid:durableId="548492312">
     <w:abstractNumId w:val="6"/>
@@ -17903,10 +20925,10 @@
     <w:abstractNumId w:val="6"/>
   </w:num>
   <w:num w:numId="48" w16cid:durableId="2006975715">
-    <w:abstractNumId w:val="27"/>
+    <w:abstractNumId w:val="29"/>
   </w:num>
   <w:num w:numId="49" w16cid:durableId="79497306">
-    <w:abstractNumId w:val="14"/>
+    <w:abstractNumId w:val="15"/>
   </w:num>
   <w:num w:numId="50" w16cid:durableId="2121415597">
     <w:abstractNumId w:val="6"/>
@@ -17930,25 +20952,25 @@
     <w:abstractNumId w:val="6"/>
   </w:num>
   <w:num w:numId="57" w16cid:durableId="1534876872">
-    <w:abstractNumId w:val="44"/>
+    <w:abstractNumId w:val="48"/>
   </w:num>
   <w:num w:numId="58" w16cid:durableId="841630886">
-    <w:abstractNumId w:val="21"/>
+    <w:abstractNumId w:val="23"/>
   </w:num>
   <w:num w:numId="59" w16cid:durableId="147332457">
-    <w:abstractNumId w:val="37"/>
+    <w:abstractNumId w:val="41"/>
   </w:num>
   <w:num w:numId="60" w16cid:durableId="1726952072">
     <w:abstractNumId w:val="7"/>
   </w:num>
   <w:num w:numId="61" w16cid:durableId="1202982037">
-    <w:abstractNumId w:val="10"/>
+    <w:abstractNumId w:val="11"/>
   </w:num>
   <w:num w:numId="62" w16cid:durableId="596136958">
-    <w:abstractNumId w:val="40"/>
+    <w:abstractNumId w:val="44"/>
   </w:num>
   <w:num w:numId="63" w16cid:durableId="1540318805">
-    <w:abstractNumId w:val="39"/>
+    <w:abstractNumId w:val="43"/>
   </w:num>
   <w:num w:numId="64" w16cid:durableId="1383560384">
     <w:abstractNumId w:val="6"/>
@@ -17957,13 +20979,13 @@
     <w:abstractNumId w:val="2"/>
   </w:num>
   <w:num w:numId="66" w16cid:durableId="760642094">
-    <w:abstractNumId w:val="47"/>
+    <w:abstractNumId w:val="51"/>
   </w:num>
   <w:num w:numId="67" w16cid:durableId="1038628803">
     <w:abstractNumId w:val="2"/>
   </w:num>
   <w:num w:numId="68" w16cid:durableId="439568490">
-    <w:abstractNumId w:val="26"/>
+    <w:abstractNumId w:val="28"/>
   </w:num>
   <w:num w:numId="69" w16cid:durableId="516501371">
     <w:abstractNumId w:val="2"/>
@@ -17987,7 +21009,7 @@
     <w:abstractNumId w:val="2"/>
   </w:num>
   <w:num w:numId="76" w16cid:durableId="1944222289">
-    <w:abstractNumId w:val="22"/>
+    <w:abstractNumId w:val="24"/>
   </w:num>
   <w:num w:numId="77" w16cid:durableId="851532290">
     <w:abstractNumId w:val="2"/>
@@ -17999,22 +21021,22 @@
     <w:abstractNumId w:val="2"/>
   </w:num>
   <w:num w:numId="80" w16cid:durableId="2016224658">
-    <w:abstractNumId w:val="15"/>
+    <w:abstractNumId w:val="16"/>
   </w:num>
   <w:num w:numId="81" w16cid:durableId="1654215340">
-    <w:abstractNumId w:val="38"/>
+    <w:abstractNumId w:val="42"/>
   </w:num>
   <w:num w:numId="82" w16cid:durableId="1724140020">
     <w:abstractNumId w:val="2"/>
   </w:num>
   <w:num w:numId="83" w16cid:durableId="495850546">
-    <w:abstractNumId w:val="45"/>
+    <w:abstractNumId w:val="49"/>
   </w:num>
   <w:num w:numId="84" w16cid:durableId="1918049249">
-    <w:abstractNumId w:val="23"/>
+    <w:abstractNumId w:val="25"/>
   </w:num>
   <w:num w:numId="85" w16cid:durableId="766343421">
-    <w:abstractNumId w:val="17"/>
+    <w:abstractNumId w:val="19"/>
   </w:num>
   <w:num w:numId="86" w16cid:durableId="1498769241">
     <w:abstractNumId w:val="2"/>
@@ -18044,6 +21066,48 @@
     <w:abstractNumId w:val="2"/>
   </w:num>
   <w:num w:numId="95" w16cid:durableId="240875848">
+    <w:abstractNumId w:val="2"/>
+  </w:num>
+  <w:num w:numId="96" w16cid:durableId="1453861316">
+    <w:abstractNumId w:val="9"/>
+  </w:num>
+  <w:num w:numId="97" w16cid:durableId="1352803074">
+    <w:abstractNumId w:val="2"/>
+  </w:num>
+  <w:num w:numId="98" w16cid:durableId="864907344">
+    <w:abstractNumId w:val="30"/>
+  </w:num>
+  <w:num w:numId="99" w16cid:durableId="1526208391">
+    <w:abstractNumId w:val="2"/>
+  </w:num>
+  <w:num w:numId="100" w16cid:durableId="1160345402">
+    <w:abstractNumId w:val="2"/>
+  </w:num>
+  <w:num w:numId="101" w16cid:durableId="3358748">
+    <w:abstractNumId w:val="2"/>
+  </w:num>
+  <w:num w:numId="102" w16cid:durableId="1410034972">
+    <w:abstractNumId w:val="17"/>
+  </w:num>
+  <w:num w:numId="103" w16cid:durableId="1684091492">
+    <w:abstractNumId w:val="2"/>
+  </w:num>
+  <w:num w:numId="104" w16cid:durableId="304744141">
+    <w:abstractNumId w:val="2"/>
+  </w:num>
+  <w:num w:numId="105" w16cid:durableId="900675759">
+    <w:abstractNumId w:val="2"/>
+  </w:num>
+  <w:num w:numId="106" w16cid:durableId="105274670">
+    <w:abstractNumId w:val="32"/>
+  </w:num>
+  <w:num w:numId="107" w16cid:durableId="595022119">
+    <w:abstractNumId w:val="2"/>
+  </w:num>
+  <w:num w:numId="108" w16cid:durableId="86659819">
+    <w:abstractNumId w:val="2"/>
+  </w:num>
+  <w:num w:numId="109" w16cid:durableId="709651870">
     <w:abstractNumId w:val="2"/>
   </w:num>
 </w:numbering>
@@ -20028,15 +23092,6 @@
 </file>
 
 <file path=customXml/item1.xml><?xml version="1.0" encoding="utf-8"?>
-<?mso-contentType ?>
-<FormTemplates xmlns="http://schemas.microsoft.com/sharepoint/v3/contenttype/forms">
-  <Display>DocumentLibraryForm</Display>
-  <Edit>DocumentLibraryForm</Edit>
-  <New>DocumentLibraryForm</New>
-</FormTemplates>
-</file>
-
-<file path=customXml/item2.xml><?xml version="1.0" encoding="utf-8"?>
 <p:properties xmlns:p="http://schemas.microsoft.com/office/2006/metadata/properties" xmlns:xsi="http://www.w3.org/2001/XMLSchema-instance" xmlns:pc="http://schemas.microsoft.com/office/infopath/2007/PartnerControls">
   <documentManagement>
     <GDDescripcion xmlns="ef848eef-985f-4e5f-af94-9b10d2c40a72" xsi:nil="true"/>
@@ -20064,7 +23119,20 @@
 </p:properties>
 </file>
 
+<file path=customXml/item2.xml><?xml version="1.0" encoding="utf-8"?>
+<?mso-contentType ?>
+<FormTemplates xmlns="http://schemas.microsoft.com/sharepoint/v3/contenttype/forms">
+  <Display>DocumentLibraryForm</Display>
+  <Edit>DocumentLibraryForm</Edit>
+  <New>DocumentLibraryForm</New>
+</FormTemplates>
+</file>
+
 <file path=customXml/item3.xml><?xml version="1.0" encoding="utf-8"?>
+<b:Sources xmlns:b="http://schemas.openxmlformats.org/officeDocument/2006/bibliography" xmlns="http://schemas.openxmlformats.org/officeDocument/2006/bibliography" SelectedStyle="\APASixthEditionOfficeOnline.xsl" StyleName="APA" Version="6"/>
+</file>
+
+<file path=customXml/item4.xml><?xml version="1.0" encoding="utf-8"?>
 <ct:contentTypeSchema xmlns:ct="http://schemas.microsoft.com/office/2006/metadata/contentType" xmlns:ma="http://schemas.microsoft.com/office/2006/metadata/properties/metaAttributes" ct:_="" ma:_="" ma:contentTypeName="VIU" ma:contentTypeID="0x0101001F78872F1579B14E90DA3A6EEDE63FFE0018510EEED1C50C49AD0F3D3BCEAAFC3C" ma:contentTypeVersion="26" ma:contentTypeDescription="" ma:contentTypeScope="" ma:versionID="d0b27130e95aaa99b0c356f807fd553b">
   <xsd:schema xmlns:xsd="http://www.w3.org/2001/XMLSchema" xmlns:xs="http://www.w3.org/2001/XMLSchema" xmlns:p="http://schemas.microsoft.com/office/2006/metadata/properties" xmlns:ns2="ef848eef-985f-4e5f-af94-9b10d2c40a72" xmlns:ns3="17bdaf06-e97e-4c95-a053-70575cfc447b" targetNamespace="http://schemas.microsoft.com/office/2006/metadata/properties" ma:root="true" ma:fieldsID="15aeb2f0f67f5185a412b0c5958713dc" ns2:_="" ns3:_="">
     <xsd:import namespace="ef848eef-985f-4e5f-af94-9b10d2c40a72"/>
@@ -20508,19 +23576,7 @@
 </ct:contentTypeSchema>
 </file>
 
-<file path=customXml/item4.xml><?xml version="1.0" encoding="utf-8"?>
-<b:Sources xmlns:b="http://schemas.openxmlformats.org/officeDocument/2006/bibliography" xmlns="http://schemas.openxmlformats.org/officeDocument/2006/bibliography" SelectedStyle="\APASixthEditionOfficeOnline.xsl" StyleName="APA" Version="6"/>
-</file>
-
 <file path=customXml/itemProps1.xml><?xml version="1.0" encoding="utf-8"?>
-<ds:datastoreItem xmlns:ds="http://schemas.openxmlformats.org/officeDocument/2006/customXml" ds:itemID="{D2E34552-30F1-4197-AD08-9874EE871786}">
-  <ds:schemaRefs>
-    <ds:schemaRef ds:uri="http://schemas.microsoft.com/sharepoint/v3/contenttype/forms"/>
-  </ds:schemaRefs>
-</ds:datastoreItem>
-</file>
-
-<file path=customXml/itemProps2.xml><?xml version="1.0" encoding="utf-8"?>
 <ds:datastoreItem xmlns:ds="http://schemas.openxmlformats.org/officeDocument/2006/customXml" ds:itemID="{07A964DA-14FF-4E77-85C4-CF3717E496CA}">
   <ds:schemaRefs>
     <ds:schemaRef ds:uri="http://schemas.microsoft.com/office/2006/metadata/properties"/>
@@ -20531,7 +23587,23 @@
 </ds:datastoreItem>
 </file>
 
+<file path=customXml/itemProps2.xml><?xml version="1.0" encoding="utf-8"?>
+<ds:datastoreItem xmlns:ds="http://schemas.openxmlformats.org/officeDocument/2006/customXml" ds:itemID="{D2E34552-30F1-4197-AD08-9874EE871786}">
+  <ds:schemaRefs>
+    <ds:schemaRef ds:uri="http://schemas.microsoft.com/sharepoint/v3/contenttype/forms"/>
+  </ds:schemaRefs>
+</ds:datastoreItem>
+</file>
+
 <file path=customXml/itemProps3.xml><?xml version="1.0" encoding="utf-8"?>
+<ds:datastoreItem xmlns:ds="http://schemas.openxmlformats.org/officeDocument/2006/customXml" ds:itemID="{D63F4731-4595-44D5-887D-AE208B5F9D7E}">
+  <ds:schemaRefs>
+    <ds:schemaRef ds:uri="http://schemas.openxmlformats.org/officeDocument/2006/bibliography"/>
+  </ds:schemaRefs>
+</ds:datastoreItem>
+</file>
+
+<file path=customXml/itemProps4.xml><?xml version="1.0" encoding="utf-8"?>
 <ds:datastoreItem xmlns:ds="http://schemas.openxmlformats.org/officeDocument/2006/customXml" ds:itemID="{3E57E9A8-5303-411D-9422-2A748018A89F}">
   <ds:schemaRefs>
     <ds:schemaRef ds:uri="http://schemas.microsoft.com/office/2006/metadata/contentType"/>
@@ -20548,12 +23620,4 @@
     <ds:schemaRef ds:uri="http://schemas.microsoft.com/internal/obd"/>
   </ds:schemaRefs>
 </ds:datastoreItem>
-</file>
-
-<file path=customXml/itemProps4.xml><?xml version="1.0" encoding="utf-8"?>
-<ds:datastoreItem xmlns:ds="http://schemas.openxmlformats.org/officeDocument/2006/customXml" ds:itemID="{D63F4731-4595-44D5-887D-AE208B5F9D7E}">
-  <ds:schemaRefs>
-    <ds:schemaRef ds:uri="http://schemas.openxmlformats.org/officeDocument/2006/bibliography"/>
-  </ds:schemaRefs>
-</ds:datastoreItem>
 </file>
--- a/CARPETA COMPARTIDA TUTOR/15MUIN E2 MOYA MARIN SERGIO.docx
+++ b/CARPETA COMPARTIDA TUTOR/15MUIN E2 MOYA MARIN SERGIO.docx
@@ -3079,21 +3079,7 @@
                 <w:rStyle w:val="Hipervnculo"/>
                 <w:noProof/>
               </w:rPr>
-              <w:t>Desa</w:t>
-            </w:r>
-            <w:r>
-              <w:rPr>
-                <w:rStyle w:val="Hipervnculo"/>
-                <w:noProof/>
-              </w:rPr>
-              <w:t>r</w:t>
-            </w:r>
-            <w:r>
-              <w:rPr>
-                <w:rStyle w:val="Hipervnculo"/>
-                <w:noProof/>
-              </w:rPr>
-              <w:t>rollo de Experimentos Tentativos</w:t>
+              <w:t>Desarrollo de Experimentos Tentativos</w:t>
             </w:r>
             <w:r>
               <w:rPr>
@@ -3814,74 +3800,6 @@
         </w:p>
       </w:sdtContent>
     </w:sdt>
-    <w:p>
-      <w:pPr>
-        <w:shd w:val="clear" w:color="auto" w:fill="E5B8B7"/>
-        <w:rPr>
-          <w:i/>
-        </w:rPr>
-      </w:pPr>
-      <w:r>
-        <w:rPr>
-          <w:i/>
-        </w:rPr>
-        <w:t>¡¡¡INFORMATIVO!!! (quitar)</w:t>
-      </w:r>
-    </w:p>
-    <w:p>
-      <w:pPr>
-        <w:shd w:val="clear" w:color="auto" w:fill="E5B8B7" w:themeFill="accent2" w:themeFillTint="66"/>
-        <w:rPr>
-          <w:i/>
-        </w:rPr>
-      </w:pPr>
-      <w:r>
-        <w:rPr>
-          <w:i/>
-        </w:rPr>
-        <w:t xml:space="preserve">*Actualizar tabla de contenidos </w:t>
-      </w:r>
-    </w:p>
-    <w:p>
-      <w:pPr>
-        <w:shd w:val="clear" w:color="auto" w:fill="E5B8B7" w:themeFill="accent2" w:themeFillTint="66"/>
-        <w:rPr>
-          <w:i/>
-        </w:rPr>
-      </w:pPr>
-      <w:r>
-        <w:rPr>
-          <w:i/>
-        </w:rPr>
-        <w:t>*Hacer uso de salto de página para los nuevos apartados.</w:t>
-      </w:r>
-    </w:p>
-    <w:p>
-      <w:pPr>
-        <w:shd w:val="clear" w:color="auto" w:fill="E5B8B7" w:themeFill="accent2" w:themeFillTint="66"/>
-        <w:rPr>
-          <w:i/>
-        </w:rPr>
-      </w:pPr>
-      <w:r>
-        <w:rPr>
-          <w:i/>
-        </w:rPr>
-        <w:t>*Hac</w:t>
-      </w:r>
-      <w:r>
-        <w:rPr>
-          <w:i/>
-        </w:rPr>
-        <w:t>er uso de los estilos definidos en las instrucciones</w:t>
-      </w:r>
-      <w:r>
-        <w:rPr>
-          <w:i/>
-        </w:rPr>
-        <w:t>.</w:t>
-      </w:r>
-    </w:p>
     <w:p>
       <w:pPr>
         <w:pStyle w:val="Ttulo"/>
@@ -10927,13 +10845,7 @@
         <w:pStyle w:val="Ttulo3"/>
       </w:pPr>
       <w:r>
-        <w:t>Definición del Modelo de Referencia</w:t>
-      </w:r>
-      <w:r>
-        <w:t xml:space="preserve"> </w:t>
-      </w:r>
-      <w:r>
-        <w:t>(Baseline)</w:t>
+        <w:t>Definición del Modelo de Referencia (Baseline)</w:t>
       </w:r>
     </w:p>
     <w:p>
@@ -10957,16 +10869,7 @@
           <w:sz w:val="28"/>
           <w:szCs w:val="28"/>
         </w:rPr>
-        <w:t>Objetiv</w:t>
-      </w:r>
-      <w:r>
-        <w:rPr>
-          <w:b/>
-          <w:bCs/>
-          <w:sz w:val="28"/>
-          <w:szCs w:val="28"/>
-        </w:rPr>
-        <w:t>o</w:t>
+        <w:t>Objetivo</w:t>
       </w:r>
     </w:p>
     <w:p>
@@ -11951,14 +11854,7 @@
           <w:rFonts w:ascii="Arial" w:hAnsi="Arial"/>
           <w:lang w:eastAsia="es-ES"/>
         </w:rPr>
-        <w:t>nalterado</w:t>
-      </w:r>
-      <w:r>
-        <w:rPr>
-          <w:rFonts w:ascii="Arial" w:hAnsi="Arial"/>
-          <w:lang w:eastAsia="es-ES"/>
-        </w:rPr>
-        <w:t xml:space="preserve"> </w:t>
+        <w:t xml:space="preserve">nalterado </w:t>
       </w:r>
       <w:r>
         <w:rPr>
@@ -21754,6 +21650,7 @@
   <w:style w:type="character" w:default="1" w:styleId="Fuentedeprrafopredeter">
     <w:name w:val="Default Paragraph Font"/>
     <w:uiPriority w:val="1"/>
+    <w:semiHidden/>
     <w:unhideWhenUsed/>
   </w:style>
   <w:style w:type="table" w:default="1" w:styleId="Tablanormal">
@@ -23092,6 +22989,15 @@
 </file>
 
 <file path=customXml/item1.xml><?xml version="1.0" encoding="utf-8"?>
+<?mso-contentType ?>
+<FormTemplates xmlns="http://schemas.microsoft.com/sharepoint/v3/contenttype/forms">
+  <Display>DocumentLibraryForm</Display>
+  <Edit>DocumentLibraryForm</Edit>
+  <New>DocumentLibraryForm</New>
+</FormTemplates>
+</file>
+
+<file path=customXml/item2.xml><?xml version="1.0" encoding="utf-8"?>
 <p:properties xmlns:p="http://schemas.microsoft.com/office/2006/metadata/properties" xmlns:xsi="http://www.w3.org/2001/XMLSchema-instance" xmlns:pc="http://schemas.microsoft.com/office/infopath/2007/PartnerControls">
   <documentManagement>
     <GDDescripcion xmlns="ef848eef-985f-4e5f-af94-9b10d2c40a72" xsi:nil="true"/>
@@ -23119,20 +23025,7 @@
 </p:properties>
 </file>
 
-<file path=customXml/item2.xml><?xml version="1.0" encoding="utf-8"?>
-<?mso-contentType ?>
-<FormTemplates xmlns="http://schemas.microsoft.com/sharepoint/v3/contenttype/forms">
-  <Display>DocumentLibraryForm</Display>
-  <Edit>DocumentLibraryForm</Edit>
-  <New>DocumentLibraryForm</New>
-</FormTemplates>
-</file>
-
 <file path=customXml/item3.xml><?xml version="1.0" encoding="utf-8"?>
-<b:Sources xmlns:b="http://schemas.openxmlformats.org/officeDocument/2006/bibliography" xmlns="http://schemas.openxmlformats.org/officeDocument/2006/bibliography" SelectedStyle="\APASixthEditionOfficeOnline.xsl" StyleName="APA" Version="6"/>
-</file>
-
-<file path=customXml/item4.xml><?xml version="1.0" encoding="utf-8"?>
 <ct:contentTypeSchema xmlns:ct="http://schemas.microsoft.com/office/2006/metadata/contentType" xmlns:ma="http://schemas.microsoft.com/office/2006/metadata/properties/metaAttributes" ct:_="" ma:_="" ma:contentTypeName="VIU" ma:contentTypeID="0x0101001F78872F1579B14E90DA3A6EEDE63FFE0018510EEED1C50C49AD0F3D3BCEAAFC3C" ma:contentTypeVersion="26" ma:contentTypeDescription="" ma:contentTypeScope="" ma:versionID="d0b27130e95aaa99b0c356f807fd553b">
   <xsd:schema xmlns:xsd="http://www.w3.org/2001/XMLSchema" xmlns:xs="http://www.w3.org/2001/XMLSchema" xmlns:p="http://schemas.microsoft.com/office/2006/metadata/properties" xmlns:ns2="ef848eef-985f-4e5f-af94-9b10d2c40a72" xmlns:ns3="17bdaf06-e97e-4c95-a053-70575cfc447b" targetNamespace="http://schemas.microsoft.com/office/2006/metadata/properties" ma:root="true" ma:fieldsID="15aeb2f0f67f5185a412b0c5958713dc" ns2:_="" ns3:_="">
     <xsd:import namespace="ef848eef-985f-4e5f-af94-9b10d2c40a72"/>
@@ -23576,7 +23469,19 @@
 </ct:contentTypeSchema>
 </file>
 
+<file path=customXml/item4.xml><?xml version="1.0" encoding="utf-8"?>
+<b:Sources xmlns:b="http://schemas.openxmlformats.org/officeDocument/2006/bibliography" xmlns="http://schemas.openxmlformats.org/officeDocument/2006/bibliography" SelectedStyle="\APASixthEditionOfficeOnline.xsl" StyleName="APA" Version="6"/>
+</file>
+
 <file path=customXml/itemProps1.xml><?xml version="1.0" encoding="utf-8"?>
+<ds:datastoreItem xmlns:ds="http://schemas.openxmlformats.org/officeDocument/2006/customXml" ds:itemID="{D2E34552-30F1-4197-AD08-9874EE871786}">
+  <ds:schemaRefs>
+    <ds:schemaRef ds:uri="http://schemas.microsoft.com/sharepoint/v3/contenttype/forms"/>
+  </ds:schemaRefs>
+</ds:datastoreItem>
+</file>
+
+<file path=customXml/itemProps2.xml><?xml version="1.0" encoding="utf-8"?>
 <ds:datastoreItem xmlns:ds="http://schemas.openxmlformats.org/officeDocument/2006/customXml" ds:itemID="{07A964DA-14FF-4E77-85C4-CF3717E496CA}">
   <ds:schemaRefs>
     <ds:schemaRef ds:uri="http://schemas.microsoft.com/office/2006/metadata/properties"/>
@@ -23587,23 +23492,7 @@
 </ds:datastoreItem>
 </file>
 
-<file path=customXml/itemProps2.xml><?xml version="1.0" encoding="utf-8"?>
-<ds:datastoreItem xmlns:ds="http://schemas.openxmlformats.org/officeDocument/2006/customXml" ds:itemID="{D2E34552-30F1-4197-AD08-9874EE871786}">
-  <ds:schemaRefs>
-    <ds:schemaRef ds:uri="http://schemas.microsoft.com/sharepoint/v3/contenttype/forms"/>
-  </ds:schemaRefs>
-</ds:datastoreItem>
-</file>
-
 <file path=customXml/itemProps3.xml><?xml version="1.0" encoding="utf-8"?>
-<ds:datastoreItem xmlns:ds="http://schemas.openxmlformats.org/officeDocument/2006/customXml" ds:itemID="{D63F4731-4595-44D5-887D-AE208B5F9D7E}">
-  <ds:schemaRefs>
-    <ds:schemaRef ds:uri="http://schemas.openxmlformats.org/officeDocument/2006/bibliography"/>
-  </ds:schemaRefs>
-</ds:datastoreItem>
-</file>
-
-<file path=customXml/itemProps4.xml><?xml version="1.0" encoding="utf-8"?>
 <ds:datastoreItem xmlns:ds="http://schemas.openxmlformats.org/officeDocument/2006/customXml" ds:itemID="{3E57E9A8-5303-411D-9422-2A748018A89F}">
   <ds:schemaRefs>
     <ds:schemaRef ds:uri="http://schemas.microsoft.com/office/2006/metadata/contentType"/>
@@ -23620,4 +23509,12 @@
     <ds:schemaRef ds:uri="http://schemas.microsoft.com/internal/obd"/>
   </ds:schemaRefs>
 </ds:datastoreItem>
+</file>
+
+<file path=customXml/itemProps4.xml><?xml version="1.0" encoding="utf-8"?>
+<ds:datastoreItem xmlns:ds="http://schemas.openxmlformats.org/officeDocument/2006/customXml" ds:itemID="{D63F4731-4595-44D5-887D-AE208B5F9D7E}">
+  <ds:schemaRefs>
+    <ds:schemaRef ds:uri="http://schemas.openxmlformats.org/officeDocument/2006/bibliography"/>
+  </ds:schemaRefs>
+</ds:datastoreItem>
 </file>
--- a/CARPETA COMPARTIDA TUTOR/15MUIN E2 MOYA MARIN SERGIO.docx
+++ b/CARPETA COMPARTIDA TUTOR/15MUIN E2 MOYA MARIN SERGIO.docx
@@ -518,7 +518,7 @@
             </w:rPr>
             <w:fldChar w:fldCharType="separate"/>
           </w:r>
-          <w:hyperlink w:anchor="_Toc222422780" w:history="1">
+          <w:hyperlink w:anchor="_Toc222758565" w:history="1">
             <w:r>
               <w:rPr>
                 <w:rStyle w:val="Hipervnculo"/>
@@ -548,7 +548,7 @@
                 <w:noProof/>
                 <w:webHidden/>
               </w:rPr>
-              <w:instrText xml:space="preserve"> PAGEREF _Toc222422780 \h </w:instrText>
+              <w:instrText xml:space="preserve"> PAGEREF _Toc222758565 \h </w:instrText>
             </w:r>
             <w:r>
               <w:rPr>
@@ -595,7 +595,7 @@
               <w14:ligatures w14:val="standardContextual"/>
             </w:rPr>
           </w:pPr>
-          <w:hyperlink w:anchor="_Toc222422781" w:history="1">
+          <w:hyperlink w:anchor="_Toc222758566" w:history="1">
             <w:r>
               <w:rPr>
                 <w:rStyle w:val="Hipervnculo"/>
@@ -624,7 +624,7 @@
                 <w:noProof/>
                 <w:webHidden/>
               </w:rPr>
-              <w:instrText xml:space="preserve"> PAGEREF _Toc222422781 \h </w:instrText>
+              <w:instrText xml:space="preserve"> PAGEREF _Toc222758566 \h </w:instrText>
             </w:r>
             <w:r>
               <w:rPr>
@@ -672,7 +672,7 @@
               <w14:ligatures w14:val="standardContextual"/>
             </w:rPr>
           </w:pPr>
-          <w:hyperlink w:anchor="_Toc222422782" w:history="1">
+          <w:hyperlink w:anchor="_Toc222758567" w:history="1">
             <w:r>
               <w:rPr>
                 <w:rStyle w:val="Hipervnculo"/>
@@ -726,7 +726,7 @@
                 <w:noProof/>
                 <w:webHidden/>
               </w:rPr>
-              <w:instrText xml:space="preserve"> PAGEREF _Toc222422782 \h </w:instrText>
+              <w:instrText xml:space="preserve"> PAGEREF _Toc222758567 \h </w:instrText>
             </w:r>
             <w:r>
               <w:rPr>
@@ -774,7 +774,7 @@
               <w14:ligatures w14:val="standardContextual"/>
             </w:rPr>
           </w:pPr>
-          <w:hyperlink w:anchor="_Toc222422783" w:history="1">
+          <w:hyperlink w:anchor="_Toc222758568" w:history="1">
             <w:r>
               <w:rPr>
                 <w:rStyle w:val="Hipervnculo"/>
@@ -820,7 +820,7 @@
                 <w:noProof/>
                 <w:webHidden/>
               </w:rPr>
-              <w:instrText xml:space="preserve"> PAGEREF _Toc222422783 \h </w:instrText>
+              <w:instrText xml:space="preserve"> PAGEREF _Toc222758568 \h </w:instrText>
             </w:r>
             <w:r>
               <w:rPr>
@@ -868,7 +868,7 @@
               <w14:ligatures w14:val="standardContextual"/>
             </w:rPr>
           </w:pPr>
-          <w:hyperlink w:anchor="_Toc222422784" w:history="1">
+          <w:hyperlink w:anchor="_Toc222758569" w:history="1">
             <w:r>
               <w:rPr>
                 <w:rStyle w:val="Hipervnculo"/>
@@ -914,7 +914,7 @@
                 <w:noProof/>
                 <w:webHidden/>
               </w:rPr>
-              <w:instrText xml:space="preserve"> PAGEREF _Toc222422784 \h </w:instrText>
+              <w:instrText xml:space="preserve"> PAGEREF _Toc222758569 \h </w:instrText>
             </w:r>
             <w:r>
               <w:rPr>
@@ -962,7 +962,7 @@
               <w14:ligatures w14:val="standardContextual"/>
             </w:rPr>
           </w:pPr>
-          <w:hyperlink w:anchor="_Toc222422785" w:history="1">
+          <w:hyperlink w:anchor="_Toc222758570" w:history="1">
             <w:r>
               <w:rPr>
                 <w:rStyle w:val="Hipervnculo"/>
@@ -1008,7 +1008,7 @@
                 <w:noProof/>
                 <w:webHidden/>
               </w:rPr>
-              <w:instrText xml:space="preserve"> PAGEREF _Toc222422785 \h </w:instrText>
+              <w:instrText xml:space="preserve"> PAGEREF _Toc222758570 \h </w:instrText>
             </w:r>
             <w:r>
               <w:rPr>
@@ -1056,7 +1056,7 @@
               <w14:ligatures w14:val="standardContextual"/>
             </w:rPr>
           </w:pPr>
-          <w:hyperlink w:anchor="_Toc222422786" w:history="1">
+          <w:hyperlink w:anchor="_Toc222758571" w:history="1">
             <w:r>
               <w:rPr>
                 <w:rStyle w:val="Hipervnculo"/>
@@ -1102,7 +1102,7 @@
                 <w:noProof/>
                 <w:webHidden/>
               </w:rPr>
-              <w:instrText xml:space="preserve"> PAGEREF _Toc222422786 \h </w:instrText>
+              <w:instrText xml:space="preserve"> PAGEREF _Toc222758571 \h </w:instrText>
             </w:r>
             <w:r>
               <w:rPr>
@@ -1150,7 +1150,7 @@
               <w14:ligatures w14:val="standardContextual"/>
             </w:rPr>
           </w:pPr>
-          <w:hyperlink w:anchor="_Toc222422787" w:history="1">
+          <w:hyperlink w:anchor="_Toc222758572" w:history="1">
             <w:r>
               <w:rPr>
                 <w:rStyle w:val="Hipervnculo"/>
@@ -1196,7 +1196,7 @@
                 <w:noProof/>
                 <w:webHidden/>
               </w:rPr>
-              <w:instrText xml:space="preserve"> PAGEREF _Toc222422787 \h </w:instrText>
+              <w:instrText xml:space="preserve"> PAGEREF _Toc222758572 \h </w:instrText>
             </w:r>
             <w:r>
               <w:rPr>
@@ -1244,7 +1244,7 @@
               <w14:ligatures w14:val="standardContextual"/>
             </w:rPr>
           </w:pPr>
-          <w:hyperlink w:anchor="_Toc222422788" w:history="1">
+          <w:hyperlink w:anchor="_Toc222758573" w:history="1">
             <w:r>
               <w:rPr>
                 <w:rStyle w:val="Hipervnculo"/>
@@ -1290,7 +1290,7 @@
                 <w:noProof/>
                 <w:webHidden/>
               </w:rPr>
-              <w:instrText xml:space="preserve"> PAGEREF _Toc222422788 \h </w:instrText>
+              <w:instrText xml:space="preserve"> PAGEREF _Toc222758573 \h </w:instrText>
             </w:r>
             <w:r>
               <w:rPr>
@@ -1338,7 +1338,7 @@
               <w14:ligatures w14:val="standardContextual"/>
             </w:rPr>
           </w:pPr>
-          <w:hyperlink w:anchor="_Toc222422789" w:history="1">
+          <w:hyperlink w:anchor="_Toc222758574" w:history="1">
             <w:r>
               <w:rPr>
                 <w:rStyle w:val="Hipervnculo"/>
@@ -1390,7 +1390,7 @@
                 <w:noProof/>
                 <w:webHidden/>
               </w:rPr>
-              <w:instrText xml:space="preserve"> PAGEREF _Toc222422789 \h </w:instrText>
+              <w:instrText xml:space="preserve"> PAGEREF _Toc222758574 \h </w:instrText>
             </w:r>
             <w:r>
               <w:rPr>
@@ -1438,7 +1438,7 @@
               <w14:ligatures w14:val="standardContextual"/>
             </w:rPr>
           </w:pPr>
-          <w:hyperlink w:anchor="_Toc222422790" w:history="1">
+          <w:hyperlink w:anchor="_Toc222758575" w:history="1">
             <w:r>
               <w:rPr>
                 <w:rStyle w:val="Hipervnculo"/>
@@ -1484,7 +1484,7 @@
                 <w:noProof/>
                 <w:webHidden/>
               </w:rPr>
-              <w:instrText xml:space="preserve"> PAGEREF _Toc222422790 \h </w:instrText>
+              <w:instrText xml:space="preserve"> PAGEREF _Toc222758575 \h </w:instrText>
             </w:r>
             <w:r>
               <w:rPr>
@@ -1532,7 +1532,7 @@
               <w14:ligatures w14:val="standardContextual"/>
             </w:rPr>
           </w:pPr>
-          <w:hyperlink w:anchor="_Toc222422791" w:history="1">
+          <w:hyperlink w:anchor="_Toc222758576" w:history="1">
             <w:r>
               <w:rPr>
                 <w:rStyle w:val="Hipervnculo"/>
@@ -1578,7 +1578,7 @@
                 <w:noProof/>
                 <w:webHidden/>
               </w:rPr>
-              <w:instrText xml:space="preserve"> PAGEREF _Toc222422791 \h </w:instrText>
+              <w:instrText xml:space="preserve"> PAGEREF _Toc222758576 \h </w:instrText>
             </w:r>
             <w:r>
               <w:rPr>
@@ -1626,7 +1626,7 @@
               <w14:ligatures w14:val="standardContextual"/>
             </w:rPr>
           </w:pPr>
-          <w:hyperlink w:anchor="_Toc222422792" w:history="1">
+          <w:hyperlink w:anchor="_Toc222758577" w:history="1">
             <w:r>
               <w:rPr>
                 <w:rStyle w:val="Hipervnculo"/>
@@ -1672,7 +1672,7 @@
                 <w:noProof/>
                 <w:webHidden/>
               </w:rPr>
-              <w:instrText xml:space="preserve"> PAGEREF _Toc222422792 \h </w:instrText>
+              <w:instrText xml:space="preserve"> PAGEREF _Toc222758577 \h </w:instrText>
             </w:r>
             <w:r>
               <w:rPr>
@@ -1720,7 +1720,7 @@
               <w14:ligatures w14:val="standardContextual"/>
             </w:rPr>
           </w:pPr>
-          <w:hyperlink w:anchor="_Toc222422793" w:history="1">
+          <w:hyperlink w:anchor="_Toc222758578" w:history="1">
             <w:r>
               <w:rPr>
                 <w:rStyle w:val="Hipervnculo"/>
@@ -1766,7 +1766,7 @@
                 <w:noProof/>
                 <w:webHidden/>
               </w:rPr>
-              <w:instrText xml:space="preserve"> PAGEREF _Toc222422793 \h </w:instrText>
+              <w:instrText xml:space="preserve"> PAGEREF _Toc222758578 \h </w:instrText>
             </w:r>
             <w:r>
               <w:rPr>
@@ -1814,7 +1814,7 @@
               <w14:ligatures w14:val="standardContextual"/>
             </w:rPr>
           </w:pPr>
-          <w:hyperlink w:anchor="_Toc222422794" w:history="1">
+          <w:hyperlink w:anchor="_Toc222758579" w:history="1">
             <w:r>
               <w:rPr>
                 <w:rStyle w:val="Hipervnculo"/>
@@ -1866,7 +1866,7 @@
                 <w:noProof/>
                 <w:webHidden/>
               </w:rPr>
-              <w:instrText xml:space="preserve"> PAGEREF _Toc222422794 \h </w:instrText>
+              <w:instrText xml:space="preserve"> PAGEREF _Toc222758579 \h </w:instrText>
             </w:r>
             <w:r>
               <w:rPr>
@@ -1914,7 +1914,7 @@
               <w14:ligatures w14:val="standardContextual"/>
             </w:rPr>
           </w:pPr>
-          <w:hyperlink w:anchor="_Toc222422795" w:history="1">
+          <w:hyperlink w:anchor="_Toc222758580" w:history="1">
             <w:r>
               <w:rPr>
                 <w:rStyle w:val="Hipervnculo"/>
@@ -1962,7 +1962,7 @@
                 <w:noProof/>
                 <w:webHidden/>
               </w:rPr>
-              <w:instrText xml:space="preserve"> PAGEREF _Toc222422795 \h </w:instrText>
+              <w:instrText xml:space="preserve"> PAGEREF _Toc222758580 \h </w:instrText>
             </w:r>
             <w:r>
               <w:rPr>
@@ -2010,7 +2010,7 @@
               <w14:ligatures w14:val="standardContextual"/>
             </w:rPr>
           </w:pPr>
-          <w:hyperlink w:anchor="_Toc222422796" w:history="1">
+          <w:hyperlink w:anchor="_Toc222758581" w:history="1">
             <w:r>
               <w:rPr>
                 <w:rStyle w:val="Hipervnculo"/>
@@ -2058,7 +2058,7 @@
                 <w:noProof/>
                 <w:webHidden/>
               </w:rPr>
-              <w:instrText xml:space="preserve"> PAGEREF _Toc222422796 \h </w:instrText>
+              <w:instrText xml:space="preserve"> PAGEREF _Toc222758581 \h </w:instrText>
             </w:r>
             <w:r>
               <w:rPr>
@@ -2106,7 +2106,7 @@
               <w14:ligatures w14:val="standardContextual"/>
             </w:rPr>
           </w:pPr>
-          <w:hyperlink w:anchor="_Toc222422797" w:history="1">
+          <w:hyperlink w:anchor="_Toc222758582" w:history="1">
             <w:r>
               <w:rPr>
                 <w:rStyle w:val="Hipervnculo"/>
@@ -2154,7 +2154,7 @@
                 <w:noProof/>
                 <w:webHidden/>
               </w:rPr>
-              <w:instrText xml:space="preserve"> PAGEREF _Toc222422797 \h </w:instrText>
+              <w:instrText xml:space="preserve"> PAGEREF _Toc222758582 \h </w:instrText>
             </w:r>
             <w:r>
               <w:rPr>
@@ -2202,7 +2202,7 @@
               <w14:ligatures w14:val="standardContextual"/>
             </w:rPr>
           </w:pPr>
-          <w:hyperlink w:anchor="_Toc222422798" w:history="1">
+          <w:hyperlink w:anchor="_Toc222758583" w:history="1">
             <w:r>
               <w:rPr>
                 <w:rStyle w:val="Hipervnculo"/>
@@ -2248,7 +2248,7 @@
                 <w:noProof/>
                 <w:webHidden/>
               </w:rPr>
-              <w:instrText xml:space="preserve"> PAGEREF _Toc222422798 \h </w:instrText>
+              <w:instrText xml:space="preserve"> PAGEREF _Toc222758583 \h </w:instrText>
             </w:r>
             <w:r>
               <w:rPr>
@@ -2296,7 +2296,7 @@
               <w14:ligatures w14:val="standardContextual"/>
             </w:rPr>
           </w:pPr>
-          <w:hyperlink w:anchor="_Toc222422799" w:history="1">
+          <w:hyperlink w:anchor="_Toc222758584" w:history="1">
             <w:r>
               <w:rPr>
                 <w:rStyle w:val="Hipervnculo"/>
@@ -2344,7 +2344,7 @@
                 <w:noProof/>
                 <w:webHidden/>
               </w:rPr>
-              <w:instrText xml:space="preserve"> PAGEREF _Toc222422799 \h </w:instrText>
+              <w:instrText xml:space="preserve"> PAGEREF _Toc222758584 \h </w:instrText>
             </w:r>
             <w:r>
               <w:rPr>
@@ -2392,7 +2392,7 @@
               <w14:ligatures w14:val="standardContextual"/>
             </w:rPr>
           </w:pPr>
-          <w:hyperlink w:anchor="_Toc222422800" w:history="1">
+          <w:hyperlink w:anchor="_Toc222758585" w:history="1">
             <w:r>
               <w:rPr>
                 <w:rStyle w:val="Hipervnculo"/>
@@ -2440,7 +2440,7 @@
                 <w:noProof/>
                 <w:webHidden/>
               </w:rPr>
-              <w:instrText xml:space="preserve"> PAGEREF _Toc222422800 \h </w:instrText>
+              <w:instrText xml:space="preserve"> PAGEREF _Toc222758585 \h </w:instrText>
             </w:r>
             <w:r>
               <w:rPr>
@@ -2488,7 +2488,7 @@
               <w14:ligatures w14:val="standardContextual"/>
             </w:rPr>
           </w:pPr>
-          <w:hyperlink w:anchor="_Toc222422801" w:history="1">
+          <w:hyperlink w:anchor="_Toc222758586" w:history="1">
             <w:r>
               <w:rPr>
                 <w:rStyle w:val="Hipervnculo"/>
@@ -2536,7 +2536,7 @@
                 <w:noProof/>
                 <w:webHidden/>
               </w:rPr>
-              <w:instrText xml:space="preserve"> PAGEREF _Toc222422801 \h </w:instrText>
+              <w:instrText xml:space="preserve"> PAGEREF _Toc222758586 \h </w:instrText>
             </w:r>
             <w:r>
               <w:rPr>
@@ -2584,7 +2584,7 @@
               <w14:ligatures w14:val="standardContextual"/>
             </w:rPr>
           </w:pPr>
-          <w:hyperlink w:anchor="_Toc222422802" w:history="1">
+          <w:hyperlink w:anchor="_Toc222758587" w:history="1">
             <w:r>
               <w:rPr>
                 <w:rStyle w:val="Hipervnculo"/>
@@ -2630,7 +2630,7 @@
                 <w:noProof/>
                 <w:webHidden/>
               </w:rPr>
-              <w:instrText xml:space="preserve"> PAGEREF _Toc222422802 \h </w:instrText>
+              <w:instrText xml:space="preserve"> PAGEREF _Toc222758587 \h </w:instrText>
             </w:r>
             <w:r>
               <w:rPr>
@@ -2678,7 +2678,7 @@
               <w14:ligatures w14:val="standardContextual"/>
             </w:rPr>
           </w:pPr>
-          <w:hyperlink w:anchor="_Toc222422803" w:history="1">
+          <w:hyperlink w:anchor="_Toc222758588" w:history="1">
             <w:r>
               <w:rPr>
                 <w:rStyle w:val="Hipervnculo"/>
@@ -2724,7 +2724,7 @@
                 <w:noProof/>
                 <w:webHidden/>
               </w:rPr>
-              <w:instrText xml:space="preserve"> PAGEREF _Toc222422803 \h </w:instrText>
+              <w:instrText xml:space="preserve"> PAGEREF _Toc222758588 \h </w:instrText>
             </w:r>
             <w:r>
               <w:rPr>
@@ -2772,7 +2772,7 @@
               <w14:ligatures w14:val="standardContextual"/>
             </w:rPr>
           </w:pPr>
-          <w:hyperlink w:anchor="_Toc222422804" w:history="1">
+          <w:hyperlink w:anchor="_Toc222758589" w:history="1">
             <w:r>
               <w:rPr>
                 <w:rStyle w:val="Hipervnculo"/>
@@ -2818,7 +2818,7 @@
                 <w:noProof/>
                 <w:webHidden/>
               </w:rPr>
-              <w:instrText xml:space="preserve"> PAGEREF _Toc222422804 \h </w:instrText>
+              <w:instrText xml:space="preserve"> PAGEREF _Toc222758589 \h </w:instrText>
             </w:r>
             <w:r>
               <w:rPr>
@@ -2866,7 +2866,7 @@
               <w14:ligatures w14:val="standardContextual"/>
             </w:rPr>
           </w:pPr>
-          <w:hyperlink w:anchor="_Toc222422805" w:history="1">
+          <w:hyperlink w:anchor="_Toc222758590" w:history="1">
             <w:r>
               <w:rPr>
                 <w:rStyle w:val="Hipervnculo"/>
@@ -2912,7 +2912,7 @@
                 <w:noProof/>
                 <w:webHidden/>
               </w:rPr>
-              <w:instrText xml:space="preserve"> PAGEREF _Toc222422805 \h </w:instrText>
+              <w:instrText xml:space="preserve"> PAGEREF _Toc222758590 \h </w:instrText>
             </w:r>
             <w:r>
               <w:rPr>
@@ -2960,7 +2960,7 @@
               <w14:ligatures w14:val="standardContextual"/>
             </w:rPr>
           </w:pPr>
-          <w:hyperlink w:anchor="_Toc222422806" w:history="1">
+          <w:hyperlink w:anchor="_Toc222758591" w:history="1">
             <w:r>
               <w:rPr>
                 <w:rStyle w:val="Hipervnculo"/>
@@ -3006,7 +3006,7 @@
                 <w:noProof/>
                 <w:webHidden/>
               </w:rPr>
-              <w:instrText xml:space="preserve"> PAGEREF _Toc222422806 \h </w:instrText>
+              <w:instrText xml:space="preserve"> PAGEREF _Toc222758591 \h </w:instrText>
             </w:r>
             <w:r>
               <w:rPr>
@@ -3054,7 +3054,7 @@
               <w14:ligatures w14:val="standardContextual"/>
             </w:rPr>
           </w:pPr>
-          <w:hyperlink w:anchor="_Toc222422807" w:history="1">
+          <w:hyperlink w:anchor="_Toc222758592" w:history="1">
             <w:r>
               <w:rPr>
                 <w:rStyle w:val="Hipervnculo"/>
@@ -3100,7 +3100,7 @@
                 <w:noProof/>
                 <w:webHidden/>
               </w:rPr>
-              <w:instrText xml:space="preserve"> PAGEREF _Toc222422807 \h </w:instrText>
+              <w:instrText xml:space="preserve"> PAGEREF _Toc222758592 \h </w:instrText>
             </w:r>
             <w:r>
               <w:rPr>
@@ -3121,6 +3121,1004 @@
                 <w:webHidden/>
               </w:rPr>
               <w:t>27</w:t>
+            </w:r>
+            <w:r>
+              <w:rPr>
+                <w:noProof/>
+                <w:webHidden/>
+              </w:rPr>
+              <w:fldChar w:fldCharType="end"/>
+            </w:r>
+          </w:hyperlink>
+        </w:p>
+        <w:p>
+          <w:pPr>
+            <w:pStyle w:val="TDC3"/>
+            <w:tabs>
+              <w:tab w:val="left" w:pos="1200"/>
+              <w:tab w:val="right" w:leader="dot" w:pos="8494"/>
+            </w:tabs>
+            <w:rPr>
+              <w:rFonts w:asciiTheme="minorHAnsi" w:eastAsiaTheme="minorEastAsia" w:hAnsiTheme="minorHAnsi" w:cstheme="minorBidi"/>
+              <w:noProof/>
+              <w:kern w:val="2"/>
+              <w:sz w:val="24"/>
+              <w:szCs w:val="24"/>
+              <w:lang w:eastAsia="es-ES"/>
+              <w14:ligatures w14:val="standardContextual"/>
+            </w:rPr>
+          </w:pPr>
+          <w:hyperlink w:anchor="_Toc222758593" w:history="1">
+            <w:r>
+              <w:rPr>
+                <w:rStyle w:val="Hipervnculo"/>
+                <w:noProof/>
+              </w:rPr>
+              <w:t>3.4.1</w:t>
+            </w:r>
+            <w:r>
+              <w:rPr>
+                <w:rFonts w:asciiTheme="minorHAnsi" w:eastAsiaTheme="minorEastAsia" w:hAnsiTheme="minorHAnsi" w:cstheme="minorBidi"/>
+                <w:noProof/>
+                <w:kern w:val="2"/>
+                <w:sz w:val="24"/>
+                <w:szCs w:val="24"/>
+                <w:lang w:eastAsia="es-ES"/>
+                <w14:ligatures w14:val="standardContextual"/>
+              </w:rPr>
+              <w:tab/>
+            </w:r>
+            <w:r>
+              <w:rPr>
+                <w:rStyle w:val="Hipervnculo"/>
+                <w:noProof/>
+              </w:rPr>
+              <w:t>Definición del Modelo de Referencia (Baseline)</w:t>
+            </w:r>
+            <w:r>
+              <w:rPr>
+                <w:noProof/>
+                <w:webHidden/>
+              </w:rPr>
+              <w:tab/>
+            </w:r>
+            <w:r>
+              <w:rPr>
+                <w:noProof/>
+                <w:webHidden/>
+              </w:rPr>
+              <w:fldChar w:fldCharType="begin"/>
+            </w:r>
+            <w:r>
+              <w:rPr>
+                <w:noProof/>
+                <w:webHidden/>
+              </w:rPr>
+              <w:instrText xml:space="preserve"> PAGEREF _Toc222758593 \h </w:instrText>
+            </w:r>
+            <w:r>
+              <w:rPr>
+                <w:noProof/>
+                <w:webHidden/>
+              </w:rPr>
+            </w:r>
+            <w:r>
+              <w:rPr>
+                <w:noProof/>
+                <w:webHidden/>
+              </w:rPr>
+              <w:fldChar w:fldCharType="separate"/>
+            </w:r>
+            <w:r>
+              <w:rPr>
+                <w:noProof/>
+                <w:webHidden/>
+              </w:rPr>
+              <w:t>28</w:t>
+            </w:r>
+            <w:r>
+              <w:rPr>
+                <w:noProof/>
+                <w:webHidden/>
+              </w:rPr>
+              <w:fldChar w:fldCharType="end"/>
+            </w:r>
+          </w:hyperlink>
+        </w:p>
+        <w:p>
+          <w:pPr>
+            <w:pStyle w:val="TDC3"/>
+            <w:tabs>
+              <w:tab w:val="right" w:leader="dot" w:pos="8494"/>
+            </w:tabs>
+            <w:rPr>
+              <w:rFonts w:asciiTheme="minorHAnsi" w:eastAsiaTheme="minorEastAsia" w:hAnsiTheme="minorHAnsi" w:cstheme="minorBidi"/>
+              <w:noProof/>
+              <w:kern w:val="2"/>
+              <w:sz w:val="24"/>
+              <w:szCs w:val="24"/>
+              <w:lang w:eastAsia="es-ES"/>
+              <w14:ligatures w14:val="standardContextual"/>
+            </w:rPr>
+          </w:pPr>
+          <w:hyperlink w:anchor="_Toc222758594" w:history="1">
+            <w:r>
+              <w:rPr>
+                <w:rStyle w:val="Hipervnculo"/>
+                <w:b/>
+                <w:bCs/>
+                <w:noProof/>
+              </w:rPr>
+              <w:t>Objetivo</w:t>
+            </w:r>
+            <w:r>
+              <w:rPr>
+                <w:noProof/>
+                <w:webHidden/>
+              </w:rPr>
+              <w:tab/>
+            </w:r>
+            <w:r>
+              <w:rPr>
+                <w:noProof/>
+                <w:webHidden/>
+              </w:rPr>
+              <w:fldChar w:fldCharType="begin"/>
+            </w:r>
+            <w:r>
+              <w:rPr>
+                <w:noProof/>
+                <w:webHidden/>
+              </w:rPr>
+              <w:instrText xml:space="preserve"> PAGEREF _Toc222758594 \h </w:instrText>
+            </w:r>
+            <w:r>
+              <w:rPr>
+                <w:noProof/>
+                <w:webHidden/>
+              </w:rPr>
+            </w:r>
+            <w:r>
+              <w:rPr>
+                <w:noProof/>
+                <w:webHidden/>
+              </w:rPr>
+              <w:fldChar w:fldCharType="separate"/>
+            </w:r>
+            <w:r>
+              <w:rPr>
+                <w:noProof/>
+                <w:webHidden/>
+              </w:rPr>
+              <w:t>28</w:t>
+            </w:r>
+            <w:r>
+              <w:rPr>
+                <w:noProof/>
+                <w:webHidden/>
+              </w:rPr>
+              <w:fldChar w:fldCharType="end"/>
+            </w:r>
+          </w:hyperlink>
+        </w:p>
+        <w:p>
+          <w:pPr>
+            <w:pStyle w:val="TDC3"/>
+            <w:tabs>
+              <w:tab w:val="right" w:leader="dot" w:pos="8494"/>
+            </w:tabs>
+            <w:rPr>
+              <w:rFonts w:asciiTheme="minorHAnsi" w:eastAsiaTheme="minorEastAsia" w:hAnsiTheme="minorHAnsi" w:cstheme="minorBidi"/>
+              <w:noProof/>
+              <w:kern w:val="2"/>
+              <w:sz w:val="24"/>
+              <w:szCs w:val="24"/>
+              <w:lang w:eastAsia="es-ES"/>
+              <w14:ligatures w14:val="standardContextual"/>
+            </w:rPr>
+          </w:pPr>
+          <w:hyperlink w:anchor="_Toc222758595" w:history="1">
+            <w:r>
+              <w:rPr>
+                <w:rStyle w:val="Hipervnculo"/>
+                <w:b/>
+                <w:bCs/>
+                <w:noProof/>
+              </w:rPr>
+              <w:t>Configuración Experimental</w:t>
+            </w:r>
+            <w:r>
+              <w:rPr>
+                <w:noProof/>
+                <w:webHidden/>
+              </w:rPr>
+              <w:tab/>
+            </w:r>
+            <w:r>
+              <w:rPr>
+                <w:noProof/>
+                <w:webHidden/>
+              </w:rPr>
+              <w:fldChar w:fldCharType="begin"/>
+            </w:r>
+            <w:r>
+              <w:rPr>
+                <w:noProof/>
+                <w:webHidden/>
+              </w:rPr>
+              <w:instrText xml:space="preserve"> PAGEREF _Toc222758595 \h </w:instrText>
+            </w:r>
+            <w:r>
+              <w:rPr>
+                <w:noProof/>
+                <w:webHidden/>
+              </w:rPr>
+            </w:r>
+            <w:r>
+              <w:rPr>
+                <w:noProof/>
+                <w:webHidden/>
+              </w:rPr>
+              <w:fldChar w:fldCharType="separate"/>
+            </w:r>
+            <w:r>
+              <w:rPr>
+                <w:noProof/>
+                <w:webHidden/>
+              </w:rPr>
+              <w:t>29</w:t>
+            </w:r>
+            <w:r>
+              <w:rPr>
+                <w:noProof/>
+                <w:webHidden/>
+              </w:rPr>
+              <w:fldChar w:fldCharType="end"/>
+            </w:r>
+          </w:hyperlink>
+        </w:p>
+        <w:p>
+          <w:pPr>
+            <w:pStyle w:val="TDC3"/>
+            <w:tabs>
+              <w:tab w:val="right" w:leader="dot" w:pos="8494"/>
+            </w:tabs>
+            <w:rPr>
+              <w:rFonts w:asciiTheme="minorHAnsi" w:eastAsiaTheme="minorEastAsia" w:hAnsiTheme="minorHAnsi" w:cstheme="minorBidi"/>
+              <w:noProof/>
+              <w:kern w:val="2"/>
+              <w:sz w:val="24"/>
+              <w:szCs w:val="24"/>
+              <w:lang w:eastAsia="es-ES"/>
+              <w14:ligatures w14:val="standardContextual"/>
+            </w:rPr>
+          </w:pPr>
+          <w:hyperlink w:anchor="_Toc222758596" w:history="1">
+            <w:r>
+              <w:rPr>
+                <w:rStyle w:val="Hipervnculo"/>
+                <w:b/>
+                <w:bCs/>
+                <w:noProof/>
+              </w:rPr>
+              <w:t>Hipótesis de Trabajo</w:t>
+            </w:r>
+            <w:r>
+              <w:rPr>
+                <w:noProof/>
+                <w:webHidden/>
+              </w:rPr>
+              <w:tab/>
+            </w:r>
+            <w:r>
+              <w:rPr>
+                <w:noProof/>
+                <w:webHidden/>
+              </w:rPr>
+              <w:fldChar w:fldCharType="begin"/>
+            </w:r>
+            <w:r>
+              <w:rPr>
+                <w:noProof/>
+                <w:webHidden/>
+              </w:rPr>
+              <w:instrText xml:space="preserve"> PAGEREF _Toc222758596 \h </w:instrText>
+            </w:r>
+            <w:r>
+              <w:rPr>
+                <w:noProof/>
+                <w:webHidden/>
+              </w:rPr>
+            </w:r>
+            <w:r>
+              <w:rPr>
+                <w:noProof/>
+                <w:webHidden/>
+              </w:rPr>
+              <w:fldChar w:fldCharType="separate"/>
+            </w:r>
+            <w:r>
+              <w:rPr>
+                <w:noProof/>
+                <w:webHidden/>
+              </w:rPr>
+              <w:t>29</w:t>
+            </w:r>
+            <w:r>
+              <w:rPr>
+                <w:noProof/>
+                <w:webHidden/>
+              </w:rPr>
+              <w:fldChar w:fldCharType="end"/>
+            </w:r>
+          </w:hyperlink>
+        </w:p>
+        <w:p>
+          <w:pPr>
+            <w:pStyle w:val="TDC3"/>
+            <w:tabs>
+              <w:tab w:val="left" w:pos="1200"/>
+              <w:tab w:val="right" w:leader="dot" w:pos="8494"/>
+            </w:tabs>
+            <w:rPr>
+              <w:rFonts w:asciiTheme="minorHAnsi" w:eastAsiaTheme="minorEastAsia" w:hAnsiTheme="minorHAnsi" w:cstheme="minorBidi"/>
+              <w:noProof/>
+              <w:kern w:val="2"/>
+              <w:sz w:val="24"/>
+              <w:szCs w:val="24"/>
+              <w:lang w:eastAsia="es-ES"/>
+              <w14:ligatures w14:val="standardContextual"/>
+            </w:rPr>
+          </w:pPr>
+          <w:hyperlink w:anchor="_Toc222758597" w:history="1">
+            <w:r>
+              <w:rPr>
+                <w:rStyle w:val="Hipervnculo"/>
+                <w:noProof/>
+              </w:rPr>
+              <w:t>3.4.2</w:t>
+            </w:r>
+            <w:r>
+              <w:rPr>
+                <w:rFonts w:asciiTheme="minorHAnsi" w:eastAsiaTheme="minorEastAsia" w:hAnsiTheme="minorHAnsi" w:cstheme="minorBidi"/>
+                <w:noProof/>
+                <w:kern w:val="2"/>
+                <w:sz w:val="24"/>
+                <w:szCs w:val="24"/>
+                <w:lang w:eastAsia="es-ES"/>
+                <w14:ligatures w14:val="standardContextual"/>
+              </w:rPr>
+              <w:tab/>
+            </w:r>
+            <w:r>
+              <w:rPr>
+                <w:rStyle w:val="Hipervnculo"/>
+                <w:noProof/>
+              </w:rPr>
+              <w:t>Validación de Integridad Metodológica (</w:t>
+            </w:r>
+            <w:r>
+              <w:rPr>
+                <w:rStyle w:val="Hipervnculo"/>
+                <w:i/>
+                <w:iCs/>
+                <w:noProof/>
+              </w:rPr>
+              <w:t>Test Anti-Leakage</w:t>
+            </w:r>
+            <w:r>
+              <w:rPr>
+                <w:rStyle w:val="Hipervnculo"/>
+                <w:noProof/>
+              </w:rPr>
+              <w:t>)</w:t>
+            </w:r>
+            <w:r>
+              <w:rPr>
+                <w:noProof/>
+                <w:webHidden/>
+              </w:rPr>
+              <w:tab/>
+            </w:r>
+            <w:r>
+              <w:rPr>
+                <w:noProof/>
+                <w:webHidden/>
+              </w:rPr>
+              <w:fldChar w:fldCharType="begin"/>
+            </w:r>
+            <w:r>
+              <w:rPr>
+                <w:noProof/>
+                <w:webHidden/>
+              </w:rPr>
+              <w:instrText xml:space="preserve"> PAGEREF _Toc222758597 \h </w:instrText>
+            </w:r>
+            <w:r>
+              <w:rPr>
+                <w:noProof/>
+                <w:webHidden/>
+              </w:rPr>
+            </w:r>
+            <w:r>
+              <w:rPr>
+                <w:noProof/>
+                <w:webHidden/>
+              </w:rPr>
+              <w:fldChar w:fldCharType="separate"/>
+            </w:r>
+            <w:r>
+              <w:rPr>
+                <w:noProof/>
+                <w:webHidden/>
+              </w:rPr>
+              <w:t>30</w:t>
+            </w:r>
+            <w:r>
+              <w:rPr>
+                <w:noProof/>
+                <w:webHidden/>
+              </w:rPr>
+              <w:fldChar w:fldCharType="end"/>
+            </w:r>
+          </w:hyperlink>
+        </w:p>
+        <w:p>
+          <w:pPr>
+            <w:pStyle w:val="TDC3"/>
+            <w:tabs>
+              <w:tab w:val="right" w:leader="dot" w:pos="8494"/>
+            </w:tabs>
+            <w:rPr>
+              <w:rFonts w:asciiTheme="minorHAnsi" w:eastAsiaTheme="minorEastAsia" w:hAnsiTheme="minorHAnsi" w:cstheme="minorBidi"/>
+              <w:noProof/>
+              <w:kern w:val="2"/>
+              <w:sz w:val="24"/>
+              <w:szCs w:val="24"/>
+              <w:lang w:eastAsia="es-ES"/>
+              <w14:ligatures w14:val="standardContextual"/>
+            </w:rPr>
+          </w:pPr>
+          <w:hyperlink w:anchor="_Toc222758598" w:history="1">
+            <w:r>
+              <w:rPr>
+                <w:rStyle w:val="Hipervnculo"/>
+                <w:b/>
+                <w:bCs/>
+                <w:noProof/>
+              </w:rPr>
+              <w:t>Objetivo</w:t>
+            </w:r>
+            <w:r>
+              <w:rPr>
+                <w:noProof/>
+                <w:webHidden/>
+              </w:rPr>
+              <w:tab/>
+            </w:r>
+            <w:r>
+              <w:rPr>
+                <w:noProof/>
+                <w:webHidden/>
+              </w:rPr>
+              <w:fldChar w:fldCharType="begin"/>
+            </w:r>
+            <w:r>
+              <w:rPr>
+                <w:noProof/>
+                <w:webHidden/>
+              </w:rPr>
+              <w:instrText xml:space="preserve"> PAGEREF _Toc222758598 \h </w:instrText>
+            </w:r>
+            <w:r>
+              <w:rPr>
+                <w:noProof/>
+                <w:webHidden/>
+              </w:rPr>
+            </w:r>
+            <w:r>
+              <w:rPr>
+                <w:noProof/>
+                <w:webHidden/>
+              </w:rPr>
+              <w:fldChar w:fldCharType="separate"/>
+            </w:r>
+            <w:r>
+              <w:rPr>
+                <w:noProof/>
+                <w:webHidden/>
+              </w:rPr>
+              <w:t>30</w:t>
+            </w:r>
+            <w:r>
+              <w:rPr>
+                <w:noProof/>
+                <w:webHidden/>
+              </w:rPr>
+              <w:fldChar w:fldCharType="end"/>
+            </w:r>
+          </w:hyperlink>
+        </w:p>
+        <w:p>
+          <w:pPr>
+            <w:pStyle w:val="TDC3"/>
+            <w:tabs>
+              <w:tab w:val="right" w:leader="dot" w:pos="8494"/>
+            </w:tabs>
+            <w:rPr>
+              <w:rFonts w:asciiTheme="minorHAnsi" w:eastAsiaTheme="minorEastAsia" w:hAnsiTheme="minorHAnsi" w:cstheme="minorBidi"/>
+              <w:noProof/>
+              <w:kern w:val="2"/>
+              <w:sz w:val="24"/>
+              <w:szCs w:val="24"/>
+              <w:lang w:eastAsia="es-ES"/>
+              <w14:ligatures w14:val="standardContextual"/>
+            </w:rPr>
+          </w:pPr>
+          <w:hyperlink w:anchor="_Toc222758599" w:history="1">
+            <w:r>
+              <w:rPr>
+                <w:rStyle w:val="Hipervnculo"/>
+                <w:b/>
+                <w:bCs/>
+                <w:noProof/>
+              </w:rPr>
+              <w:t>Configuración Experimental</w:t>
+            </w:r>
+            <w:r>
+              <w:rPr>
+                <w:noProof/>
+                <w:webHidden/>
+              </w:rPr>
+              <w:tab/>
+            </w:r>
+            <w:r>
+              <w:rPr>
+                <w:noProof/>
+                <w:webHidden/>
+              </w:rPr>
+              <w:fldChar w:fldCharType="begin"/>
+            </w:r>
+            <w:r>
+              <w:rPr>
+                <w:noProof/>
+                <w:webHidden/>
+              </w:rPr>
+              <w:instrText xml:space="preserve"> PAGEREF _Toc222758599 \h </w:instrText>
+            </w:r>
+            <w:r>
+              <w:rPr>
+                <w:noProof/>
+                <w:webHidden/>
+              </w:rPr>
+            </w:r>
+            <w:r>
+              <w:rPr>
+                <w:noProof/>
+                <w:webHidden/>
+              </w:rPr>
+              <w:fldChar w:fldCharType="separate"/>
+            </w:r>
+            <w:r>
+              <w:rPr>
+                <w:noProof/>
+                <w:webHidden/>
+              </w:rPr>
+              <w:t>30</w:t>
+            </w:r>
+            <w:r>
+              <w:rPr>
+                <w:noProof/>
+                <w:webHidden/>
+              </w:rPr>
+              <w:fldChar w:fldCharType="end"/>
+            </w:r>
+          </w:hyperlink>
+        </w:p>
+        <w:p>
+          <w:pPr>
+            <w:pStyle w:val="TDC3"/>
+            <w:tabs>
+              <w:tab w:val="right" w:leader="dot" w:pos="8494"/>
+            </w:tabs>
+            <w:rPr>
+              <w:rFonts w:asciiTheme="minorHAnsi" w:eastAsiaTheme="minorEastAsia" w:hAnsiTheme="minorHAnsi" w:cstheme="minorBidi"/>
+              <w:noProof/>
+              <w:kern w:val="2"/>
+              <w:sz w:val="24"/>
+              <w:szCs w:val="24"/>
+              <w:lang w:eastAsia="es-ES"/>
+              <w14:ligatures w14:val="standardContextual"/>
+            </w:rPr>
+          </w:pPr>
+          <w:hyperlink w:anchor="_Toc222758600" w:history="1">
+            <w:r>
+              <w:rPr>
+                <w:rStyle w:val="Hipervnculo"/>
+                <w:b/>
+                <w:bCs/>
+                <w:noProof/>
+              </w:rPr>
+              <w:t>Hipótesis de Trabajo</w:t>
+            </w:r>
+            <w:r>
+              <w:rPr>
+                <w:noProof/>
+                <w:webHidden/>
+              </w:rPr>
+              <w:tab/>
+            </w:r>
+            <w:r>
+              <w:rPr>
+                <w:noProof/>
+                <w:webHidden/>
+              </w:rPr>
+              <w:fldChar w:fldCharType="begin"/>
+            </w:r>
+            <w:r>
+              <w:rPr>
+                <w:noProof/>
+                <w:webHidden/>
+              </w:rPr>
+              <w:instrText xml:space="preserve"> PAGEREF _Toc222758600 \h </w:instrText>
+            </w:r>
+            <w:r>
+              <w:rPr>
+                <w:noProof/>
+                <w:webHidden/>
+              </w:rPr>
+            </w:r>
+            <w:r>
+              <w:rPr>
+                <w:noProof/>
+                <w:webHidden/>
+              </w:rPr>
+              <w:fldChar w:fldCharType="separate"/>
+            </w:r>
+            <w:r>
+              <w:rPr>
+                <w:noProof/>
+                <w:webHidden/>
+              </w:rPr>
+              <w:t>30</w:t>
+            </w:r>
+            <w:r>
+              <w:rPr>
+                <w:noProof/>
+                <w:webHidden/>
+              </w:rPr>
+              <w:fldChar w:fldCharType="end"/>
+            </w:r>
+          </w:hyperlink>
+        </w:p>
+        <w:p>
+          <w:pPr>
+            <w:pStyle w:val="TDC3"/>
+            <w:tabs>
+              <w:tab w:val="left" w:pos="1200"/>
+              <w:tab w:val="right" w:leader="dot" w:pos="8494"/>
+            </w:tabs>
+            <w:rPr>
+              <w:rFonts w:asciiTheme="minorHAnsi" w:eastAsiaTheme="minorEastAsia" w:hAnsiTheme="minorHAnsi" w:cstheme="minorBidi"/>
+              <w:noProof/>
+              <w:kern w:val="2"/>
+              <w:sz w:val="24"/>
+              <w:szCs w:val="24"/>
+              <w:lang w:eastAsia="es-ES"/>
+              <w14:ligatures w14:val="standardContextual"/>
+            </w:rPr>
+          </w:pPr>
+          <w:hyperlink w:anchor="_Toc222758601" w:history="1">
+            <w:r>
+              <w:rPr>
+                <w:rStyle w:val="Hipervnculo"/>
+                <w:noProof/>
+              </w:rPr>
+              <w:t>3.4.3</w:t>
+            </w:r>
+            <w:r>
+              <w:rPr>
+                <w:rFonts w:asciiTheme="minorHAnsi" w:eastAsiaTheme="minorEastAsia" w:hAnsiTheme="minorHAnsi" w:cstheme="minorBidi"/>
+                <w:noProof/>
+                <w:kern w:val="2"/>
+                <w:sz w:val="24"/>
+                <w:szCs w:val="24"/>
+                <w:lang w:eastAsia="es-ES"/>
+                <w14:ligatures w14:val="standardContextual"/>
+              </w:rPr>
+              <w:tab/>
+            </w:r>
+            <w:r>
+              <w:rPr>
+                <w:rStyle w:val="Hipervnculo"/>
+                <w:noProof/>
+              </w:rPr>
+              <w:t>Análisis de Interpretabilidad Algorítmica (</w:t>
+            </w:r>
+            <w:r>
+              <w:rPr>
+                <w:rStyle w:val="Hipervnculo"/>
+                <w:i/>
+                <w:iCs/>
+                <w:noProof/>
+              </w:rPr>
+              <w:t>Explainable AI</w:t>
+            </w:r>
+            <w:r>
+              <w:rPr>
+                <w:rStyle w:val="Hipervnculo"/>
+                <w:noProof/>
+              </w:rPr>
+              <w:t>)</w:t>
+            </w:r>
+            <w:r>
+              <w:rPr>
+                <w:noProof/>
+                <w:webHidden/>
+              </w:rPr>
+              <w:tab/>
+            </w:r>
+            <w:r>
+              <w:rPr>
+                <w:noProof/>
+                <w:webHidden/>
+              </w:rPr>
+              <w:fldChar w:fldCharType="begin"/>
+            </w:r>
+            <w:r>
+              <w:rPr>
+                <w:noProof/>
+                <w:webHidden/>
+              </w:rPr>
+              <w:instrText xml:space="preserve"> PAGEREF _Toc222758601 \h </w:instrText>
+            </w:r>
+            <w:r>
+              <w:rPr>
+                <w:noProof/>
+                <w:webHidden/>
+              </w:rPr>
+            </w:r>
+            <w:r>
+              <w:rPr>
+                <w:noProof/>
+                <w:webHidden/>
+              </w:rPr>
+              <w:fldChar w:fldCharType="separate"/>
+            </w:r>
+            <w:r>
+              <w:rPr>
+                <w:noProof/>
+                <w:webHidden/>
+              </w:rPr>
+              <w:t>31</w:t>
+            </w:r>
+            <w:r>
+              <w:rPr>
+                <w:noProof/>
+                <w:webHidden/>
+              </w:rPr>
+              <w:fldChar w:fldCharType="end"/>
+            </w:r>
+          </w:hyperlink>
+        </w:p>
+        <w:p>
+          <w:pPr>
+            <w:pStyle w:val="TDC3"/>
+            <w:tabs>
+              <w:tab w:val="right" w:leader="dot" w:pos="8494"/>
+            </w:tabs>
+            <w:rPr>
+              <w:rFonts w:asciiTheme="minorHAnsi" w:eastAsiaTheme="minorEastAsia" w:hAnsiTheme="minorHAnsi" w:cstheme="minorBidi"/>
+              <w:noProof/>
+              <w:kern w:val="2"/>
+              <w:sz w:val="24"/>
+              <w:szCs w:val="24"/>
+              <w:lang w:eastAsia="es-ES"/>
+              <w14:ligatures w14:val="standardContextual"/>
+            </w:rPr>
+          </w:pPr>
+          <w:hyperlink w:anchor="_Toc222758602" w:history="1">
+            <w:r>
+              <w:rPr>
+                <w:rStyle w:val="Hipervnculo"/>
+                <w:b/>
+                <w:bCs/>
+                <w:noProof/>
+              </w:rPr>
+              <w:t>Objetivo</w:t>
+            </w:r>
+            <w:r>
+              <w:rPr>
+                <w:noProof/>
+                <w:webHidden/>
+              </w:rPr>
+              <w:tab/>
+            </w:r>
+            <w:r>
+              <w:rPr>
+                <w:noProof/>
+                <w:webHidden/>
+              </w:rPr>
+              <w:fldChar w:fldCharType="begin"/>
+            </w:r>
+            <w:r>
+              <w:rPr>
+                <w:noProof/>
+                <w:webHidden/>
+              </w:rPr>
+              <w:instrText xml:space="preserve"> PAGEREF _Toc222758602 \h </w:instrText>
+            </w:r>
+            <w:r>
+              <w:rPr>
+                <w:noProof/>
+                <w:webHidden/>
+              </w:rPr>
+            </w:r>
+            <w:r>
+              <w:rPr>
+                <w:noProof/>
+                <w:webHidden/>
+              </w:rPr>
+              <w:fldChar w:fldCharType="separate"/>
+            </w:r>
+            <w:r>
+              <w:rPr>
+                <w:noProof/>
+                <w:webHidden/>
+              </w:rPr>
+              <w:t>31</w:t>
+            </w:r>
+            <w:r>
+              <w:rPr>
+                <w:noProof/>
+                <w:webHidden/>
+              </w:rPr>
+              <w:fldChar w:fldCharType="end"/>
+            </w:r>
+          </w:hyperlink>
+        </w:p>
+        <w:p>
+          <w:pPr>
+            <w:pStyle w:val="TDC3"/>
+            <w:tabs>
+              <w:tab w:val="right" w:leader="dot" w:pos="8494"/>
+            </w:tabs>
+            <w:rPr>
+              <w:rFonts w:asciiTheme="minorHAnsi" w:eastAsiaTheme="minorEastAsia" w:hAnsiTheme="minorHAnsi" w:cstheme="minorBidi"/>
+              <w:noProof/>
+              <w:kern w:val="2"/>
+              <w:sz w:val="24"/>
+              <w:szCs w:val="24"/>
+              <w:lang w:eastAsia="es-ES"/>
+              <w14:ligatures w14:val="standardContextual"/>
+            </w:rPr>
+          </w:pPr>
+          <w:hyperlink w:anchor="_Toc222758603" w:history="1">
+            <w:r>
+              <w:rPr>
+                <w:rStyle w:val="Hipervnculo"/>
+                <w:b/>
+                <w:bCs/>
+                <w:noProof/>
+              </w:rPr>
+              <w:t>Configuración Experimental</w:t>
+            </w:r>
+            <w:r>
+              <w:rPr>
+                <w:noProof/>
+                <w:webHidden/>
+              </w:rPr>
+              <w:tab/>
+            </w:r>
+            <w:r>
+              <w:rPr>
+                <w:noProof/>
+                <w:webHidden/>
+              </w:rPr>
+              <w:fldChar w:fldCharType="begin"/>
+            </w:r>
+            <w:r>
+              <w:rPr>
+                <w:noProof/>
+                <w:webHidden/>
+              </w:rPr>
+              <w:instrText xml:space="preserve"> PAGEREF _Toc222758603 \h </w:instrText>
+            </w:r>
+            <w:r>
+              <w:rPr>
+                <w:noProof/>
+                <w:webHidden/>
+              </w:rPr>
+            </w:r>
+            <w:r>
+              <w:rPr>
+                <w:noProof/>
+                <w:webHidden/>
+              </w:rPr>
+              <w:fldChar w:fldCharType="separate"/>
+            </w:r>
+            <w:r>
+              <w:rPr>
+                <w:noProof/>
+                <w:webHidden/>
+              </w:rPr>
+              <w:t>31</w:t>
+            </w:r>
+            <w:r>
+              <w:rPr>
+                <w:noProof/>
+                <w:webHidden/>
+              </w:rPr>
+              <w:fldChar w:fldCharType="end"/>
+            </w:r>
+          </w:hyperlink>
+        </w:p>
+        <w:p>
+          <w:pPr>
+            <w:pStyle w:val="TDC3"/>
+            <w:tabs>
+              <w:tab w:val="right" w:leader="dot" w:pos="8494"/>
+            </w:tabs>
+            <w:rPr>
+              <w:rFonts w:asciiTheme="minorHAnsi" w:eastAsiaTheme="minorEastAsia" w:hAnsiTheme="minorHAnsi" w:cstheme="minorBidi"/>
+              <w:noProof/>
+              <w:kern w:val="2"/>
+              <w:sz w:val="24"/>
+              <w:szCs w:val="24"/>
+              <w:lang w:eastAsia="es-ES"/>
+              <w14:ligatures w14:val="standardContextual"/>
+            </w:rPr>
+          </w:pPr>
+          <w:hyperlink w:anchor="_Toc222758604" w:history="1">
+            <w:r>
+              <w:rPr>
+                <w:rStyle w:val="Hipervnculo"/>
+                <w:b/>
+                <w:bCs/>
+                <w:noProof/>
+              </w:rPr>
+              <w:t>Hipótesis de Trabajo</w:t>
+            </w:r>
+            <w:r>
+              <w:rPr>
+                <w:noProof/>
+                <w:webHidden/>
+              </w:rPr>
+              <w:tab/>
+            </w:r>
+            <w:r>
+              <w:rPr>
+                <w:noProof/>
+                <w:webHidden/>
+              </w:rPr>
+              <w:fldChar w:fldCharType="begin"/>
+            </w:r>
+            <w:r>
+              <w:rPr>
+                <w:noProof/>
+                <w:webHidden/>
+              </w:rPr>
+              <w:instrText xml:space="preserve"> PAGEREF _Toc222758604 \h </w:instrText>
+            </w:r>
+            <w:r>
+              <w:rPr>
+                <w:noProof/>
+                <w:webHidden/>
+              </w:rPr>
+            </w:r>
+            <w:r>
+              <w:rPr>
+                <w:noProof/>
+                <w:webHidden/>
+              </w:rPr>
+              <w:fldChar w:fldCharType="separate"/>
+            </w:r>
+            <w:r>
+              <w:rPr>
+                <w:noProof/>
+                <w:webHidden/>
+              </w:rPr>
+              <w:t>32</w:t>
             </w:r>
             <w:r>
               <w:rPr>
@@ -3148,7 +4146,7 @@
               <w14:ligatures w14:val="standardContextual"/>
             </w:rPr>
           </w:pPr>
-          <w:hyperlink w:anchor="_Toc222422808" w:history="1">
+          <w:hyperlink w:anchor="_Toc222758605" w:history="1">
             <w:r>
               <w:rPr>
                 <w:rStyle w:val="Hipervnculo"/>
@@ -3200,7 +4198,7 @@
                 <w:noProof/>
                 <w:webHidden/>
               </w:rPr>
-              <w:instrText xml:space="preserve"> PAGEREF _Toc222422808 \h </w:instrText>
+              <w:instrText xml:space="preserve"> PAGEREF _Toc222758605 \h </w:instrText>
             </w:r>
             <w:r>
               <w:rPr>
@@ -3220,7 +4218,7 @@
                 <w:noProof/>
                 <w:webHidden/>
               </w:rPr>
-              <w:t>29</w:t>
+              <w:t>33</w:t>
             </w:r>
             <w:r>
               <w:rPr>
@@ -3248,7 +4246,7 @@
               <w14:ligatures w14:val="standardContextual"/>
             </w:rPr>
           </w:pPr>
-          <w:hyperlink w:anchor="_Toc222422809" w:history="1">
+          <w:hyperlink w:anchor="_Toc222758606" w:history="1">
             <w:r>
               <w:rPr>
                 <w:rStyle w:val="Hipervnculo"/>
@@ -3294,7 +4292,7 @@
                 <w:noProof/>
                 <w:webHidden/>
               </w:rPr>
-              <w:instrText xml:space="preserve"> PAGEREF _Toc222422809 \h </w:instrText>
+              <w:instrText xml:space="preserve"> PAGEREF _Toc222758606 \h </w:instrText>
             </w:r>
             <w:r>
               <w:rPr>
@@ -3314,7 +4312,7 @@
                 <w:noProof/>
                 <w:webHidden/>
               </w:rPr>
-              <w:t>29</w:t>
+              <w:t>33</w:t>
             </w:r>
             <w:r>
               <w:rPr>
@@ -3342,7 +4340,7 @@
               <w14:ligatures w14:val="standardContextual"/>
             </w:rPr>
           </w:pPr>
-          <w:hyperlink w:anchor="_Toc222422810" w:history="1">
+          <w:hyperlink w:anchor="_Toc222758607" w:history="1">
             <w:r>
               <w:rPr>
                 <w:rStyle w:val="Hipervnculo"/>
@@ -3388,7 +4386,7 @@
                 <w:noProof/>
                 <w:webHidden/>
               </w:rPr>
-              <w:instrText xml:space="preserve"> PAGEREF _Toc222422810 \h </w:instrText>
+              <w:instrText xml:space="preserve"> PAGEREF _Toc222758607 \h </w:instrText>
             </w:r>
             <w:r>
               <w:rPr>
@@ -3408,7 +4406,7 @@
                 <w:noProof/>
                 <w:webHidden/>
               </w:rPr>
-              <w:t>29</w:t>
+              <w:t>33</w:t>
             </w:r>
             <w:r>
               <w:rPr>
@@ -3436,7 +4434,7 @@
               <w14:ligatures w14:val="standardContextual"/>
             </w:rPr>
           </w:pPr>
-          <w:hyperlink w:anchor="_Toc222422811" w:history="1">
+          <w:hyperlink w:anchor="_Toc222758608" w:history="1">
             <w:r>
               <w:rPr>
                 <w:rStyle w:val="Hipervnculo"/>
@@ -3482,7 +4480,7 @@
                 <w:noProof/>
                 <w:webHidden/>
               </w:rPr>
-              <w:instrText xml:space="preserve"> PAGEREF _Toc222422811 \h </w:instrText>
+              <w:instrText xml:space="preserve"> PAGEREF _Toc222758608 \h </w:instrText>
             </w:r>
             <w:r>
               <w:rPr>
@@ -3502,7 +4500,7 @@
                 <w:noProof/>
                 <w:webHidden/>
               </w:rPr>
-              <w:t>30</w:t>
+              <w:t>34</w:t>
             </w:r>
             <w:r>
               <w:rPr>
@@ -3530,7 +4528,7 @@
               <w14:ligatures w14:val="standardContextual"/>
             </w:rPr>
           </w:pPr>
-          <w:hyperlink w:anchor="_Toc222422812" w:history="1">
+          <w:hyperlink w:anchor="_Toc222758609" w:history="1">
             <w:r>
               <w:rPr>
                 <w:rStyle w:val="Hipervnculo"/>
@@ -3580,7 +4578,7 @@
                 <w:noProof/>
                 <w:webHidden/>
               </w:rPr>
-              <w:instrText xml:space="preserve"> PAGEREF _Toc222422812 \h </w:instrText>
+              <w:instrText xml:space="preserve"> PAGEREF _Toc222758609 \h </w:instrText>
             </w:r>
             <w:r>
               <w:rPr>
@@ -3600,7 +4598,7 @@
                 <w:noProof/>
                 <w:webHidden/>
               </w:rPr>
-              <w:t>32</w:t>
+              <w:t>36</w:t>
             </w:r>
             <w:r>
               <w:rPr>
@@ -3628,7 +4626,7 @@
               <w14:ligatures w14:val="standardContextual"/>
             </w:rPr>
           </w:pPr>
-          <w:hyperlink w:anchor="_Toc222422813" w:history="1">
+          <w:hyperlink w:anchor="_Toc222758610" w:history="1">
             <w:r>
               <w:rPr>
                 <w:rStyle w:val="Hipervnculo"/>
@@ -3678,7 +4676,7 @@
                 <w:noProof/>
                 <w:webHidden/>
               </w:rPr>
-              <w:instrText xml:space="preserve"> PAGEREF _Toc222422813 \h </w:instrText>
+              <w:instrText xml:space="preserve"> PAGEREF _Toc222758610 \h </w:instrText>
             </w:r>
             <w:r>
               <w:rPr>
@@ -3698,7 +4696,7 @@
                 <w:noProof/>
                 <w:webHidden/>
               </w:rPr>
-              <w:t>33</w:t>
+              <w:t>37</w:t>
             </w:r>
             <w:r>
               <w:rPr>
@@ -3725,7 +4723,7 @@
               <w14:ligatures w14:val="standardContextual"/>
             </w:rPr>
           </w:pPr>
-          <w:hyperlink w:anchor="_Toc222422814" w:history="1">
+          <w:hyperlink w:anchor="_Toc222758611" w:history="1">
             <w:r>
               <w:rPr>
                 <w:rStyle w:val="Hipervnculo"/>
@@ -3753,7 +4751,7 @@
                 <w:noProof/>
                 <w:webHidden/>
               </w:rPr>
-              <w:instrText xml:space="preserve"> PAGEREF _Toc222422814 \h </w:instrText>
+              <w:instrText xml:space="preserve"> PAGEREF _Toc222758611 \h </w:instrText>
             </w:r>
             <w:r>
               <w:rPr>
@@ -3773,7 +4771,7 @@
                 <w:noProof/>
                 <w:webHidden/>
               </w:rPr>
-              <w:t>34</w:t>
+              <w:t>38</w:t>
             </w:r>
             <w:r>
               <w:rPr>
@@ -4013,7 +5011,7 @@
         </w:rPr>
       </w:pPr>
       <w:bookmarkStart w:id="0" w:name="_Toc10030870"/>
-      <w:bookmarkStart w:id="1" w:name="_Toc222422780"/>
+      <w:bookmarkStart w:id="1" w:name="_Toc222758565"/>
       <w:bookmarkEnd w:id="0"/>
       <w:r>
         <w:rPr>
@@ -4134,7 +5132,7 @@
           <w:sz w:val="36"/>
         </w:rPr>
       </w:pPr>
-      <w:bookmarkStart w:id="2" w:name="_Toc222422781"/>
+      <w:bookmarkStart w:id="2" w:name="_Toc222758566"/>
       <w:r>
         <w:rPr>
           <w:rFonts w:ascii="Arial" w:hAnsi="Arial"/>
@@ -4249,7 +5247,7 @@
         </w:rPr>
       </w:pPr>
       <w:bookmarkStart w:id="3" w:name="_Toc10030871"/>
-      <w:bookmarkStart w:id="4" w:name="_Toc222422782"/>
+      <w:bookmarkStart w:id="4" w:name="_Toc222758567"/>
       <w:bookmarkEnd w:id="3"/>
       <w:commentRangeStart w:id="5"/>
       <w:commentRangeStart w:id="6"/>
@@ -4326,7 +5324,7 @@
       <w:pPr>
         <w:pStyle w:val="Ttulo2"/>
       </w:pPr>
-      <w:bookmarkStart w:id="7" w:name="_Toc222422783"/>
+      <w:bookmarkStart w:id="7" w:name="_Toc222758568"/>
       <w:commentRangeStart w:id="8"/>
       <w:commentRangeStart w:id="9"/>
       <w:r>
@@ -4464,7 +5462,7 @@
       <w:pPr>
         <w:pStyle w:val="Ttulo2"/>
       </w:pPr>
-      <w:bookmarkStart w:id="10" w:name="_Toc222422784"/>
+      <w:bookmarkStart w:id="10" w:name="_Toc222758569"/>
       <w:r>
         <w:t>La Brecha entre Precisión y Explicabilidad</w:t>
       </w:r>
@@ -4550,7 +5548,7 @@
       <w:pPr>
         <w:pStyle w:val="Ttulo2"/>
       </w:pPr>
-      <w:bookmarkStart w:id="11" w:name="_Toc222422785"/>
+      <w:bookmarkStart w:id="11" w:name="_Toc222758570"/>
       <w:r>
         <w:t>Justificación y Enfoque Metodológico</w:t>
       </w:r>
@@ -4656,7 +5654,7 @@
       <w:pPr>
         <w:pStyle w:val="Ttulo2"/>
       </w:pPr>
-      <w:bookmarkStart w:id="12" w:name="_Toc222422786"/>
+      <w:bookmarkStart w:id="12" w:name="_Toc222758571"/>
       <w:r>
         <w:t>Objetivos del Estudio</w:t>
       </w:r>
@@ -4810,7 +5808,7 @@
       <w:pPr>
         <w:pStyle w:val="Ttulo2"/>
       </w:pPr>
-      <w:bookmarkStart w:id="13" w:name="_Toc222422787"/>
+      <w:bookmarkStart w:id="13" w:name="_Toc222758572"/>
       <w:r>
         <w:lastRenderedPageBreak/>
         <w:t>Limitaciones y Riesgos del Enfoque</w:t>
@@ -5294,7 +6292,7 @@
       <w:pPr>
         <w:pStyle w:val="Ttulo2"/>
       </w:pPr>
-      <w:bookmarkStart w:id="15" w:name="_Toc222422788"/>
+      <w:bookmarkStart w:id="15" w:name="_Toc222758573"/>
       <w:r>
         <w:t>Contribuciones Principales del Trabajo</w:t>
       </w:r>
@@ -5712,7 +6710,7 @@
           <w:bCs/>
         </w:rPr>
       </w:pPr>
-      <w:bookmarkStart w:id="16" w:name="_Toc222422789"/>
+      <w:bookmarkStart w:id="16" w:name="_Toc222758574"/>
       <w:r>
         <w:rPr>
           <w:rFonts w:ascii="Arial" w:hAnsi="Arial"/>
@@ -5798,7 +6796,7 @@
       <w:pPr>
         <w:pStyle w:val="Ttulo2"/>
       </w:pPr>
-      <w:bookmarkStart w:id="17" w:name="_Toc222422790"/>
+      <w:bookmarkStart w:id="17" w:name="_Toc222758575"/>
       <w:r>
         <w:t>Naturaleza del Problema: Desbalance Extremo y Concept Drift</w:t>
       </w:r>
@@ -5880,7 +6878,7 @@
       <w:pPr>
         <w:pStyle w:val="Ttulo2"/>
       </w:pPr>
-      <w:bookmarkStart w:id="18" w:name="_Toc222422791"/>
+      <w:bookmarkStart w:id="18" w:name="_Toc222758576"/>
       <w:r>
         <w:t>Paradigmas de Aprendizaje: Clasificación Supervisada vs. Detección de Anomalías</w:t>
       </w:r>
@@ -6085,7 +7083,7 @@
       <w:pPr>
         <w:pStyle w:val="Ttulo2"/>
       </w:pPr>
-      <w:bookmarkStart w:id="19" w:name="_Toc222422792"/>
+      <w:bookmarkStart w:id="19" w:name="_Toc222758577"/>
       <w:commentRangeStart w:id="20"/>
       <w:r>
         <w:t>La Problemática de la Validación y el Data Leakage</w:t>
@@ -6378,7 +7376,7 @@
       <w:pPr>
         <w:pStyle w:val="Ttulo2"/>
       </w:pPr>
-      <w:bookmarkStart w:id="21" w:name="_Toc222422793"/>
+      <w:bookmarkStart w:id="21" w:name="_Toc222758578"/>
       <w:r>
         <w:t>Inteligencia Artificial Explicable (XAI): Superando la Caja Negra</w:t>
       </w:r>
@@ -6740,7 +7738,7 @@
           <w:bCs/>
         </w:rPr>
       </w:pPr>
-      <w:bookmarkStart w:id="22" w:name="_Toc222422794"/>
+      <w:bookmarkStart w:id="22" w:name="_Toc222758579"/>
       <w:commentRangeStart w:id="23"/>
       <w:commentRangeStart w:id="24"/>
       <w:r>
@@ -6975,7 +7973,7 @@
           <w:rFonts w:ascii="Arial" w:hAnsi="Arial"/>
         </w:rPr>
       </w:pPr>
-      <w:bookmarkStart w:id="25" w:name="_Toc222422795"/>
+      <w:bookmarkStart w:id="25" w:name="_Toc222758580"/>
       <w:r>
         <w:rPr>
           <w:rFonts w:ascii="Arial" w:hAnsi="Arial"/>
@@ -7025,7 +8023,7 @@
           <w:rFonts w:ascii="Arial" w:hAnsi="Arial"/>
         </w:rPr>
       </w:pPr>
-      <w:bookmarkStart w:id="26" w:name="_Toc222422796"/>
+      <w:bookmarkStart w:id="26" w:name="_Toc222758581"/>
       <w:r>
         <w:rPr>
           <w:rFonts w:ascii="Arial" w:hAnsi="Arial"/>
@@ -7138,7 +8136,7 @@
           <w:rFonts w:ascii="Arial" w:hAnsi="Arial"/>
         </w:rPr>
       </w:pPr>
-      <w:bookmarkStart w:id="27" w:name="_Toc222422797"/>
+      <w:bookmarkStart w:id="27" w:name="_Toc222758582"/>
       <w:r>
         <w:rPr>
           <w:rFonts w:ascii="Arial" w:hAnsi="Arial"/>
@@ -7592,7 +8590,7 @@
         <w:pStyle w:val="Ttulo3"/>
         <w:ind w:left="0" w:firstLine="0"/>
       </w:pPr>
-      <w:bookmarkStart w:id="28" w:name="_Toc222422798"/>
+      <w:bookmarkStart w:id="28" w:name="_Toc222758583"/>
       <w:r>
         <w:t>Estrategia de Validación</w:t>
       </w:r>
@@ -7889,7 +8887,7 @@
           <w:sz w:val="36"/>
         </w:rPr>
       </w:pPr>
-      <w:bookmarkStart w:id="30" w:name="_Toc222422799"/>
+      <w:bookmarkStart w:id="30" w:name="_Toc222758584"/>
       <w:r>
         <w:rPr>
           <w:rFonts w:ascii="Arial" w:hAnsi="Arial"/>
@@ -8149,7 +9147,7 @@
           <w:rFonts w:ascii="Arial" w:hAnsi="Arial"/>
         </w:rPr>
       </w:pPr>
-      <w:bookmarkStart w:id="31" w:name="_Toc222422800"/>
+      <w:bookmarkStart w:id="31" w:name="_Toc222758585"/>
       <w:r>
         <w:rPr>
           <w:rFonts w:ascii="Arial" w:hAnsi="Arial"/>
@@ -8509,7 +9507,7 @@
           <w:rFonts w:ascii="Arial" w:hAnsi="Arial"/>
         </w:rPr>
       </w:pPr>
-      <w:bookmarkStart w:id="32" w:name="_Toc222422801"/>
+      <w:bookmarkStart w:id="32" w:name="_Toc222758586"/>
       <w:r>
         <w:rPr>
           <w:rFonts w:ascii="Arial" w:hAnsi="Arial"/>
@@ -9012,7 +10010,7 @@
       <w:pPr>
         <w:pStyle w:val="Ttulo3"/>
       </w:pPr>
-      <w:bookmarkStart w:id="33" w:name="_Toc222422802"/>
+      <w:bookmarkStart w:id="33" w:name="_Toc222758587"/>
       <w:r>
         <w:t>Incorporación de Explicabilidad (XAI)</w:t>
       </w:r>
@@ -9325,7 +10323,7 @@
         <w:pStyle w:val="Ttulo2"/>
         <w:spacing w:line="240" w:lineRule="auto"/>
       </w:pPr>
-      <w:bookmarkStart w:id="34" w:name="_Toc222422803"/>
+      <w:bookmarkStart w:id="34" w:name="_Toc222758588"/>
       <w:r>
         <w:t>Diseño Experimental</w:t>
       </w:r>
@@ -9349,7 +10347,7 @@
       <w:pPr>
         <w:pStyle w:val="Ttulo3"/>
       </w:pPr>
-      <w:bookmarkStart w:id="35" w:name="_Toc222422804"/>
+      <w:bookmarkStart w:id="35" w:name="_Toc222758589"/>
       <w:r>
         <w:t>Descripción del Conjunto de Datos</w:t>
       </w:r>
@@ -9558,7 +10556,7 @@
       <w:pPr>
         <w:pStyle w:val="Ttulo3"/>
       </w:pPr>
-      <w:bookmarkStart w:id="36" w:name="_Toc222422805"/>
+      <w:bookmarkStart w:id="36" w:name="_Toc222758590"/>
       <w:r>
         <w:t>Configuración del Entorno de Ejecución</w:t>
       </w:r>
@@ -9860,7 +10858,7 @@
       <w:pPr>
         <w:pStyle w:val="Ttulo3"/>
       </w:pPr>
-      <w:bookmarkStart w:id="37" w:name="_Toc222422806"/>
+      <w:bookmarkStart w:id="37" w:name="_Toc222758591"/>
       <w:r>
         <w:lastRenderedPageBreak/>
         <w:t>Definición de Métricas de Evaluación</w:t>
@@ -10453,7 +11451,7 @@
         <w:pStyle w:val="Ttulo2"/>
         <w:spacing w:line="240" w:lineRule="auto"/>
       </w:pPr>
-      <w:bookmarkStart w:id="38" w:name="_Toc222422807"/>
+      <w:bookmarkStart w:id="38" w:name="_Toc222758592"/>
       <w:r>
         <w:t>Desarrollo de Experimentos Tentativos</w:t>
       </w:r>
@@ -10844,9 +11842,11 @@
       <w:pPr>
         <w:pStyle w:val="Ttulo3"/>
       </w:pPr>
+      <w:bookmarkStart w:id="39" w:name="_Toc222758593"/>
       <w:r>
         <w:t>Definición del Modelo de Referencia (Baseline)</w:t>
       </w:r>
+      <w:bookmarkEnd w:id="39"/>
     </w:p>
     <w:p>
       <w:pPr>
@@ -10862,6 +11862,7 @@
           <w:szCs w:val="28"/>
         </w:rPr>
       </w:pPr>
+      <w:bookmarkStart w:id="40" w:name="_Toc222758594"/>
       <w:r>
         <w:rPr>
           <w:b/>
@@ -10871,6 +11872,7 @@
         </w:rPr>
         <w:t>Objetivo</w:t>
       </w:r>
+      <w:bookmarkEnd w:id="40"/>
     </w:p>
     <w:p>
       <w:pPr>
@@ -10973,6 +11975,7 @@
           <w:szCs w:val="28"/>
         </w:rPr>
       </w:pPr>
+      <w:bookmarkStart w:id="41" w:name="_Toc222758595"/>
       <w:r>
         <w:rPr>
           <w:b/>
@@ -10983,6 +11986,7 @@
         <w:lastRenderedPageBreak/>
         <w:t>Configuración Experimental</w:t>
       </w:r>
+      <w:bookmarkEnd w:id="41"/>
     </w:p>
     <w:p>
       <w:pPr>
@@ -11316,6 +12320,7 @@
           <w:szCs w:val="28"/>
         </w:rPr>
       </w:pPr>
+      <w:bookmarkStart w:id="42" w:name="_Toc222758596"/>
       <w:r>
         <w:rPr>
           <w:b/>
@@ -11325,6 +12330,7 @@
         </w:rPr>
         <w:t>Hipótesis de Trabajo</w:t>
       </w:r>
+      <w:bookmarkEnd w:id="42"/>
     </w:p>
     <w:p>
       <w:pPr>
@@ -11426,6 +12432,7 @@
       <w:pPr>
         <w:pStyle w:val="Ttulo3"/>
       </w:pPr>
+      <w:bookmarkStart w:id="43" w:name="_Toc222758597"/>
       <w:r>
         <w:lastRenderedPageBreak/>
         <w:t>Validación de Integridad Metodológica (</w:t>
@@ -11440,6 +12447,7 @@
       <w:r>
         <w:t>)</w:t>
       </w:r>
+      <w:bookmarkEnd w:id="43"/>
     </w:p>
     <w:p>
       <w:pPr>
@@ -11455,6 +12463,7 @@
           <w:szCs w:val="28"/>
         </w:rPr>
       </w:pPr>
+      <w:bookmarkStart w:id="44" w:name="_Toc222758598"/>
       <w:r>
         <w:rPr>
           <w:b/>
@@ -11464,6 +12473,7 @@
         </w:rPr>
         <w:t>Objetivo</w:t>
       </w:r>
+      <w:bookmarkEnd w:id="44"/>
     </w:p>
     <w:p>
       <w:pPr>
@@ -11511,6 +12521,7 @@
           <w:szCs w:val="28"/>
         </w:rPr>
       </w:pPr>
+      <w:bookmarkStart w:id="45" w:name="_Toc222758599"/>
       <w:r>
         <w:rPr>
           <w:b/>
@@ -11520,6 +12531,7 @@
         </w:rPr>
         <w:t>Configuración Experimental</w:t>
       </w:r>
+      <w:bookmarkEnd w:id="45"/>
     </w:p>
     <w:p>
       <w:pPr>
@@ -11878,6 +12890,7 @@
           <w:szCs w:val="28"/>
         </w:rPr>
       </w:pPr>
+      <w:bookmarkStart w:id="46" w:name="_Toc222758600"/>
       <w:r>
         <w:rPr>
           <w:b/>
@@ -11887,6 +12900,7 @@
         </w:rPr>
         <w:t>Hipótesis de Trabajo</w:t>
       </w:r>
+      <w:bookmarkEnd w:id="46"/>
     </w:p>
     <w:p>
       <w:pPr>
@@ -11981,6 +12995,7 @@
       <w:pPr>
         <w:pStyle w:val="Ttulo3"/>
       </w:pPr>
+      <w:bookmarkStart w:id="47" w:name="_Toc222758601"/>
       <w:r>
         <w:t>Análisis de Interpretabilidad Algorítmica (</w:t>
       </w:r>
@@ -11994,6 +13009,7 @@
       <w:r>
         <w:t>)</w:t>
       </w:r>
+      <w:bookmarkEnd w:id="47"/>
     </w:p>
     <w:p>
       <w:pPr>
@@ -12009,6 +13025,7 @@
           <w:szCs w:val="28"/>
         </w:rPr>
       </w:pPr>
+      <w:bookmarkStart w:id="48" w:name="_Toc222758602"/>
       <w:r>
         <w:rPr>
           <w:b/>
@@ -12018,6 +13035,7 @@
         </w:rPr>
         <w:t>Objetivo</w:t>
       </w:r>
+      <w:bookmarkEnd w:id="48"/>
     </w:p>
     <w:p>
       <w:pPr>
@@ -12049,6 +13067,7 @@
           <w:szCs w:val="28"/>
         </w:rPr>
       </w:pPr>
+      <w:bookmarkStart w:id="49" w:name="_Toc222758603"/>
       <w:r>
         <w:rPr>
           <w:b/>
@@ -12058,6 +13077,7 @@
         </w:rPr>
         <w:t>Configuración Experimental</w:t>
       </w:r>
+      <w:bookmarkEnd w:id="49"/>
     </w:p>
     <w:p>
       <w:pPr>
@@ -12327,6 +13347,7 @@
           <w:szCs w:val="28"/>
         </w:rPr>
       </w:pPr>
+      <w:bookmarkStart w:id="50" w:name="_Toc222758604"/>
       <w:r>
         <w:rPr>
           <w:b/>
@@ -12337,6 +13358,7 @@
         <w:lastRenderedPageBreak/>
         <w:t>Hipótesis de Trabajo</w:t>
       </w:r>
+      <w:bookmarkEnd w:id="50"/>
     </w:p>
     <w:p>
       <w:pPr>
@@ -12424,8 +13446,8 @@
           <w:bCs/>
         </w:rPr>
       </w:pPr>
-      <w:bookmarkStart w:id="39" w:name="_Toc222422808"/>
-      <w:commentRangeStart w:id="40"/>
+      <w:bookmarkStart w:id="51" w:name="_Toc222758605"/>
+      <w:commentRangeStart w:id="52"/>
       <w:r>
         <w:rPr>
           <w:rFonts w:ascii="Arial" w:hAnsi="Arial"/>
@@ -12443,8 +13465,8 @@
         </w:rPr>
         <w:t xml:space="preserve"> y Análisis de Resultados.</w:t>
       </w:r>
-      <w:bookmarkEnd w:id="39"/>
-      <w:commentRangeEnd w:id="40"/>
+      <w:bookmarkEnd w:id="51"/>
+      <w:commentRangeEnd w:id="52"/>
       <w:r>
         <w:rPr>
           <w:rStyle w:val="Refdecomentario"/>
@@ -12454,7 +13476,7 @@
           <w:sz w:val="44"/>
           <w:szCs w:val="36"/>
         </w:rPr>
-        <w:commentReference w:id="40"/>
+        <w:commentReference w:id="52"/>
       </w:r>
     </w:p>
     <w:p>
@@ -12530,11 +13552,11 @@
       <w:pPr>
         <w:pStyle w:val="Ttulo2"/>
       </w:pPr>
-      <w:bookmarkStart w:id="41" w:name="_Toc222422809"/>
+      <w:bookmarkStart w:id="53" w:name="_Toc222758606"/>
       <w:r>
         <w:t>Selección de Métricas: Más allá de la Exactitud</w:t>
       </w:r>
-      <w:bookmarkEnd w:id="41"/>
+      <w:bookmarkEnd w:id="53"/>
     </w:p>
     <w:p>
       <w:pPr>
@@ -12682,11 +13704,11 @@
       <w:pPr>
         <w:pStyle w:val="Ttulo2"/>
       </w:pPr>
-      <w:bookmarkStart w:id="42" w:name="_Toc222422810"/>
+      <w:bookmarkStart w:id="54" w:name="_Toc222758607"/>
       <w:r>
         <w:t>Análisis del Baseline y Comparativa de Modelos</w:t>
       </w:r>
-      <w:bookmarkEnd w:id="42"/>
+      <w:bookmarkEnd w:id="54"/>
     </w:p>
     <w:p>
       <w:pPr>
@@ -12873,11 +13895,11 @@
       <w:pPr>
         <w:pStyle w:val="Ttulo2"/>
       </w:pPr>
-      <w:bookmarkStart w:id="43" w:name="_Toc222422811"/>
+      <w:bookmarkStart w:id="55" w:name="_Toc222758608"/>
       <w:r>
         <w:t>Impacto de la Validación Prequential (Prevención de Fugas)</w:t>
       </w:r>
-      <w:bookmarkEnd w:id="43"/>
+      <w:bookmarkEnd w:id="55"/>
     </w:p>
     <w:p>
       <w:pPr>
@@ -13038,91 +14060,6 @@
         </w:rPr>
         <w:t xml:space="preserve"> con fugas), representan una estimación honesta y reproducible del valor que el sistema aportaría en producción.</w:t>
       </w:r>
-    </w:p>
-    <w:p>
-      <w:pPr>
-        <w:rPr>
-          <w:rFonts w:ascii="Arial" w:hAnsi="Arial"/>
-        </w:rPr>
-      </w:pPr>
-      <w:r>
-        <w:rPr>
-          <w:rFonts w:ascii="Arial" w:hAnsi="Arial"/>
-        </w:rPr>
-        <w:t>NOTAS</w:t>
-      </w:r>
-    </w:p>
-    <w:p>
-      <w:pPr>
-        <w:rPr>
-          <w:rFonts w:ascii="Arial" w:hAnsi="Arial"/>
-        </w:rPr>
-      </w:pPr>
-      <w:r>
-        <w:rPr>
-          <w:rFonts w:ascii="Arial" w:hAnsi="Arial"/>
-        </w:rPr>
-        <w:lastRenderedPageBreak/>
-        <w:t>Almacenamiento de resultados para no eliminar resultados mejores, gestión de versiones con cambios aislados</w:t>
-      </w:r>
-    </w:p>
-    <w:p>
-      <w:pPr>
-        <w:rPr>
-          <w:rFonts w:ascii="Arial" w:hAnsi="Arial"/>
-        </w:rPr>
-      </w:pPr>
-      <w:r>
-        <w:rPr>
-          <w:rFonts w:ascii="Arial" w:hAnsi="Arial"/>
-        </w:rPr>
-        <w:t xml:space="preserve">Planificación para el </w:t>
-      </w:r>
-      <w:r>
-        <w:rPr>
-          <w:rFonts w:ascii="Arial" w:hAnsi="Arial"/>
-        </w:rPr>
-        <w:t>25, lo vemos el 27</w:t>
-      </w:r>
-      <w:r>
-        <w:rPr>
-          <w:rFonts w:ascii="Arial" w:hAnsi="Arial"/>
-        </w:rPr>
-        <w:t xml:space="preserve"> </w:t>
-      </w:r>
-      <w:r>
-        <w:rPr>
-          <w:rFonts w:ascii="Arial" w:hAnsi="Arial"/>
-        </w:rPr>
-        <w:sym w:font="Wingdings" w:char="F0E0"/>
-      </w:r>
-      <w:r>
-        <w:rPr>
-          <w:rFonts w:ascii="Arial" w:hAnsi="Arial"/>
-        </w:rPr>
-        <w:t xml:space="preserve"> carta dant</w:t>
-      </w:r>
-      <w:r>
-        <w:rPr>
-          <w:rFonts w:ascii="Arial" w:hAnsi="Arial"/>
-        </w:rPr>
-        <w:t>, llegar a la entrega con resultados el 23/02, experimentos A, C y D v1</w:t>
-      </w:r>
-    </w:p>
-    <w:p>
-      <w:pPr>
-        <w:rPr>
-          <w:rFonts w:ascii="Arial" w:hAnsi="Arial"/>
-        </w:rPr>
-      </w:pPr>
-    </w:p>
-    <w:p>
-      <w:pPr>
-        <w:rPr>
-          <w:rFonts w:ascii="Arial" w:hAnsi="Arial"/>
-          <w:lang w:val="en-US"/>
-        </w:rPr>
-      </w:pPr>
     </w:p>
     <w:p>
       <w:pPr>
@@ -13152,7 +14089,7 @@
           <w:lang w:val="en-GB"/>
         </w:rPr>
       </w:pPr>
-      <w:bookmarkStart w:id="44" w:name="_Toc222422812"/>
+      <w:bookmarkStart w:id="56" w:name="_Toc222758609"/>
       <w:r>
         <w:rPr>
           <w:rFonts w:ascii="Arial" w:hAnsi="Arial"/>
@@ -13161,7 +14098,7 @@
         <w:lastRenderedPageBreak/>
         <w:t>Conclusiones</w:t>
       </w:r>
-      <w:bookmarkEnd w:id="44"/>
+      <w:bookmarkEnd w:id="56"/>
     </w:p>
     <w:p>
       <w:pPr>
@@ -13200,7 +14137,7 @@
           <w:lang w:val="en-GB"/>
         </w:rPr>
       </w:pPr>
-      <w:bookmarkStart w:id="45" w:name="_Toc222422813"/>
+      <w:bookmarkStart w:id="57" w:name="_Toc222758610"/>
       <w:r>
         <w:rPr>
           <w:rFonts w:ascii="Arial" w:hAnsi="Arial"/>
@@ -13209,7 +14146,7 @@
         <w:lastRenderedPageBreak/>
         <w:t>Referencias</w:t>
       </w:r>
-      <w:bookmarkEnd w:id="45"/>
+      <w:bookmarkEnd w:id="57"/>
       <w:r>
         <w:rPr>
           <w:rFonts w:ascii="Arial" w:hAnsi="Arial"/>
@@ -13447,7 +14384,7 @@
           <w:szCs w:val="36"/>
         </w:rPr>
       </w:pPr>
-      <w:bookmarkStart w:id="46" w:name="_Toc222422814"/>
+      <w:bookmarkStart w:id="58" w:name="_Toc222758611"/>
       <w:r>
         <w:rPr>
           <w:rFonts w:ascii="Arial" w:hAnsi="Arial"/>
@@ -13457,7 +14394,7 @@
         <w:lastRenderedPageBreak/>
         <w:t>Anexos</w:t>
       </w:r>
-      <w:bookmarkEnd w:id="46"/>
+      <w:bookmarkEnd w:id="58"/>
     </w:p>
     <w:p>
       <w:pPr>
@@ -13646,7 +14583,7 @@
       </w:r>
     </w:p>
   </w:comment>
-  <w:comment w:id="40" w:author="Sergio Moya Marín" w:date="2026-01-22T19:56:00Z" w:initials="SM">
+  <w:comment w:id="52" w:author="Sergio Moya Marín" w:date="2026-01-22T19:56:00Z" w:initials="SM">
     <w:p>
       <w:pPr>
         <w:pStyle w:val="Textocomentario"/>

--- a/CARPETA COMPARTIDA TUTOR/15MUIN E2 MOYA MARIN SERGIO.docx
+++ b/CARPETA COMPARTIDA TUTOR/15MUIN E2 MOYA MARIN SERGIO.docx
@@ -77,21 +77,7 @@
           <w:b/>
           <w:sz w:val="52"/>
         </w:rPr>
-        <w:t>Detección de Fraude en Tarjetas de Crédito:</w:t>
-      </w:r>
-      <w:r>
-        <w:rPr>
-          <w:b/>
-          <w:sz w:val="52"/>
-        </w:rPr>
-        <w:t xml:space="preserve"> </w:t>
-      </w:r>
-      <w:r>
-        <w:rPr>
-          <w:b/>
-          <w:sz w:val="52"/>
-        </w:rPr>
-        <w:t>Un Enfoque Metodológico Robusto mediante Aprendizaje Cost-Sensitive y Explicabilidad (XAI)</w:t>
+        <w:t>Detección de Fraude en Tarjetas de Crédito: Un Enfoque Metodológico Robusto mediante Aprendizaje Cost-Sensitive y Explicabilidad (XAI)</w:t>
       </w:r>
     </w:p>
     <w:p>
@@ -525,7 +511,6 @@
                 <w:rFonts w:ascii="Arial" w:hAnsi="Arial"/>
                 <w:b/>
                 <w:noProof/>
-                <w:lang w:val="en-GB"/>
               </w:rPr>
               <w:t>Resumen</w:t>
             </w:r>
@@ -680,7 +665,6 @@
                 <w:b/>
                 <w:bCs/>
                 <w:noProof/>
-                <w:lang w:val="en-GB"/>
               </w:rPr>
               <w:t>1</w:t>
             </w:r>
@@ -703,7 +687,6 @@
                 <w:b/>
                 <w:bCs/>
                 <w:noProof/>
-                <w:lang w:val="en-GB"/>
               </w:rPr>
               <w:t>Introducción</w:t>
             </w:r>
@@ -4534,7 +4517,6 @@
                 <w:rStyle w:val="Hipervnculo"/>
                 <w:rFonts w:ascii="Arial" w:hAnsi="Arial"/>
                 <w:noProof/>
-                <w:lang w:val="en-GB"/>
               </w:rPr>
               <w:t>5</w:t>
             </w:r>
@@ -4555,7 +4537,6 @@
                 <w:rStyle w:val="Hipervnculo"/>
                 <w:rFonts w:ascii="Arial" w:hAnsi="Arial"/>
                 <w:noProof/>
-                <w:lang w:val="en-GB"/>
               </w:rPr>
               <w:t>Conclusiones</w:t>
             </w:r>
@@ -4632,7 +4613,6 @@
                 <w:rStyle w:val="Hipervnculo"/>
                 <w:rFonts w:ascii="Arial" w:hAnsi="Arial"/>
                 <w:noProof/>
-                <w:lang w:val="en-GB"/>
               </w:rPr>
               <w:t>6</w:t>
             </w:r>
@@ -4653,7 +4633,6 @@
                 <w:rStyle w:val="Hipervnculo"/>
                 <w:rFonts w:ascii="Arial" w:hAnsi="Arial"/>
                 <w:noProof/>
-                <w:lang w:val="en-GB"/>
               </w:rPr>
               <w:t>Referencias</w:t>
             </w:r>
@@ -4940,7 +4919,6 @@
           <w:bCs/>
           <w:sz w:val="36"/>
           <w:szCs w:val="36"/>
-          <w:lang w:val="en-GB"/>
         </w:rPr>
       </w:pPr>
       <w:r>
@@ -4950,7 +4928,6 @@
           <w:bCs/>
           <w:sz w:val="36"/>
           <w:szCs w:val="36"/>
-          <w:lang w:val="en-GB"/>
         </w:rPr>
         <w:lastRenderedPageBreak/>
         <w:t>Glosario</w:t>
@@ -4966,7 +4943,6 @@
           <w:bCs/>
           <w:sz w:val="36"/>
           <w:szCs w:val="36"/>
-          <w:lang w:val="en-GB"/>
         </w:rPr>
       </w:pPr>
     </w:p>
@@ -4981,7 +4957,6 @@
           <w:spacing w:val="-10"/>
           <w:sz w:val="36"/>
           <w:szCs w:val="36"/>
-          <w:lang w:val="en-GB"/>
         </w:rPr>
       </w:pPr>
       <w:r>
@@ -4991,7 +4966,6 @@
           <w:bCs/>
           <w:sz w:val="36"/>
           <w:szCs w:val="36"/>
-          <w:lang w:val="en-GB"/>
         </w:rPr>
         <w:br w:type="page"/>
       </w:r>
@@ -5007,7 +4981,6 @@
           <w:rFonts w:ascii="Arial" w:hAnsi="Arial"/>
           <w:b/>
           <w:sz w:val="36"/>
-          <w:lang w:val="en-GB"/>
         </w:rPr>
       </w:pPr>
       <w:bookmarkStart w:id="0" w:name="_Toc10030870"/>
@@ -5018,7 +4991,6 @@
           <w:rFonts w:ascii="Arial" w:hAnsi="Arial"/>
           <w:b/>
           <w:sz w:val="36"/>
-          <w:lang w:val="en-GB"/>
         </w:rPr>
         <w:lastRenderedPageBreak/>
         <w:t>Resumen</w:t>
@@ -5029,7 +5001,6 @@
           <w:rFonts w:ascii="Arial" w:hAnsi="Arial"/>
           <w:b/>
           <w:sz w:val="36"/>
-          <w:lang w:val="en-GB"/>
         </w:rPr>
         <w:t xml:space="preserve"> </w:t>
       </w:r>
@@ -5102,13 +5073,7 @@
         <w:rPr>
           <w:rFonts w:ascii="Arial" w:hAnsi="Arial"/>
         </w:rPr>
-        <w:t xml:space="preserve"> </w:t>
-      </w:r>
-      <w:r>
-        <w:rPr>
-          <w:rFonts w:ascii="Arial" w:hAnsi="Arial"/>
-        </w:rPr>
-        <w:t>Detección de fraude, Aprendizaje desbalanceado, Inteligencia Artificial Explicable (XAI), Fuga de datos, Validación temporal.</w:t>
+        <w:t xml:space="preserve"> Detección de fraude, Aprendizaje desbalanceado, Inteligencia Artificial Explicable (XAI), Fuga de datos, Validación temporal.</w:t>
       </w:r>
     </w:p>
     <w:p>
@@ -5148,14 +5113,14 @@
         <w:rPr>
           <w:rFonts w:ascii="Arial" w:hAnsi="Arial"/>
           <w:shd w:val="clear" w:color="auto" w:fill="FFFFFF"/>
-          <w:lang w:val="en-GB" w:eastAsia="es-ES_tradnl"/>
+          <w:lang w:eastAsia="es-ES_tradnl"/>
         </w:rPr>
       </w:pPr>
       <w:r>
         <w:rPr>
           <w:rFonts w:ascii="Arial" w:hAnsi="Arial"/>
           <w:shd w:val="clear" w:color="auto" w:fill="FFFFFF"/>
-          <w:lang w:val="en-GB" w:eastAsia="es-ES_tradnl"/>
+          <w:lang w:eastAsia="es-ES_tradnl"/>
         </w:rPr>
         <w:t xml:space="preserve">Credit card fraud represents a critical challenge for the financial sector, characterized by extreme class imbalance and the constant evolution of criminal patterns (concept drift). While "black box" machine learning algorithms have demonstrated high predictive capacity, their operational adoption is limited by a lack of transparency and performance evaluations often inflated due to incorrect validation methodologies. This Master's Thesis </w:t>
       </w:r>
@@ -5163,7 +5128,7 @@
         <w:rPr>
           <w:rFonts w:ascii="Arial" w:hAnsi="Arial"/>
           <w:shd w:val="clear" w:color="auto" w:fill="FFFFFF"/>
-          <w:lang w:val="en-GB" w:eastAsia="es-ES_tradnl"/>
+          <w:lang w:eastAsia="es-ES_tradnl"/>
         </w:rPr>
         <w:lastRenderedPageBreak/>
         <w:t>proposes a robust and explainable detection framework, grounded in the guidelines of the Machine Learning Group of the Université Libre de Bruxelles (ULB).</w:t>
@@ -5174,14 +5139,14 @@
         <w:rPr>
           <w:rFonts w:ascii="Arial" w:hAnsi="Arial"/>
           <w:shd w:val="clear" w:color="auto" w:fill="FFFFFF"/>
-          <w:lang w:val="en-GB" w:eastAsia="es-ES_tradnl"/>
+          <w:lang w:eastAsia="es-ES_tradnl"/>
         </w:rPr>
       </w:pPr>
       <w:r>
         <w:rPr>
           <w:rFonts w:ascii="Arial" w:hAnsi="Arial"/>
           <w:shd w:val="clear" w:color="auto" w:fill="FFFFFF"/>
-          <w:lang w:val="en-GB" w:eastAsia="es-ES_tradnl"/>
+          <w:lang w:eastAsia="es-ES_tradnl"/>
         </w:rPr>
         <w:t>The methodology departs from traditional oversampling techniques (such as SMOTE) to adopt a Cost-Sensitive Learning approach, prioritizing the integrity of the original data distribution. A strict temporal validation strategy with a blocked gap is implemented to prevent data leakage, simulating a realistic production environment. Finally, an Explainable Artificial Intelligence (XAI) layer is integrated using SHAP (SHapley Additive exPlanations) values, allowing risk predictions to be decomposed into interpretable variable contributions. Preliminary results demonstrate that, under rigorous validation, precision metrics undergo a necessary correction compared to the literature, establishing realistic and operational expectations for fraud detection.</w:t>
       </w:r>
@@ -5191,7 +5156,7 @@
         <w:rPr>
           <w:rFonts w:ascii="Arial" w:hAnsi="Arial"/>
           <w:shd w:val="clear" w:color="auto" w:fill="FFFFFF"/>
-          <w:lang w:val="en-GB" w:eastAsia="es-ES_tradnl"/>
+          <w:lang w:eastAsia="es-ES_tradnl"/>
         </w:rPr>
       </w:pPr>
       <w:r>
@@ -5200,7 +5165,7 @@
           <w:b/>
           <w:bCs/>
           <w:shd w:val="clear" w:color="auto" w:fill="FFFFFF"/>
-          <w:lang w:val="en-GB" w:eastAsia="es-ES_tradnl"/>
+          <w:lang w:eastAsia="es-ES_tradnl"/>
         </w:rPr>
         <w:t>Keywords:</w:t>
       </w:r>
@@ -5208,7 +5173,7 @@
         <w:rPr>
           <w:rFonts w:ascii="Arial" w:hAnsi="Arial"/>
           <w:shd w:val="clear" w:color="auto" w:fill="FFFFFF"/>
-          <w:lang w:val="en-GB" w:eastAsia="es-ES_tradnl"/>
+          <w:lang w:eastAsia="es-ES_tradnl"/>
         </w:rPr>
         <w:t xml:space="preserve"> Fraud Detection, Imbalanced Learning, Explainable AI (XAI), Data Leakage, Temporal Validation.</w:t>
       </w:r>
@@ -5217,21 +5182,18 @@
       <w:pPr>
         <w:rPr>
           <w:rFonts w:ascii="Arial" w:hAnsi="Arial"/>
-          <w:lang w:val="en-GB"/>
-        </w:rPr>
-      </w:pPr>
-    </w:p>
-    <w:p>
-      <w:pPr>
-        <w:rPr>
-          <w:rFonts w:ascii="Arial" w:hAnsi="Arial"/>
-          <w:lang w:val="en-GB"/>
-        </w:rPr>
-      </w:pPr>
-      <w:r>
-        <w:rPr>
-          <w:rFonts w:ascii="Arial" w:hAnsi="Arial"/>
-          <w:lang w:val="en-GB"/>
+        </w:rPr>
+      </w:pPr>
+    </w:p>
+    <w:p>
+      <w:pPr>
+        <w:rPr>
+          <w:rFonts w:ascii="Arial" w:hAnsi="Arial"/>
+        </w:rPr>
+      </w:pPr>
+      <w:r>
+        <w:rPr>
+          <w:rFonts w:ascii="Arial" w:hAnsi="Arial"/>
         </w:rPr>
         <w:br w:type="page"/>
       </w:r>
@@ -5243,7 +5205,6 @@
           <w:rFonts w:ascii="Arial" w:hAnsi="Arial"/>
           <w:b/>
           <w:bCs/>
-          <w:lang w:val="en-GB"/>
         </w:rPr>
       </w:pPr>
       <w:bookmarkStart w:id="3" w:name="_Toc10030871"/>
@@ -5256,7 +5217,6 @@
           <w:rFonts w:ascii="Arial" w:hAnsi="Arial"/>
           <w:b/>
           <w:bCs/>
-          <w:lang w:val="en-GB"/>
         </w:rPr>
         <w:lastRenderedPageBreak/>
         <w:t>Introducción</w:t>
@@ -5271,7 +5231,6 @@
           <w:bCs/>
           <w:sz w:val="44"/>
           <w:szCs w:val="36"/>
-          <w:lang w:val="en-GB"/>
         </w:rPr>
         <w:commentReference w:id="5"/>
       </w:r>
@@ -5284,7 +5243,6 @@
           <w:bCs/>
           <w:sz w:val="44"/>
           <w:szCs w:val="36"/>
-          <w:lang w:val="en-GB"/>
         </w:rPr>
         <w:commentReference w:id="6"/>
       </w:r>
@@ -5299,19 +5257,7 @@
         <w:rPr>
           <w:rFonts w:ascii="Arial" w:hAnsi="Arial"/>
         </w:rPr>
-        <w:t>La transformación digital del sector financiero ha precipitado un cambio de paradigma en los hábitos de consumo global, consolidando los pagos digitales y, específicamente, las transacciones no presenciales como el estándar del comercio moderno. Si bien esta evolución ha optimizado la eficiencia económica, también ha expandido exponencialmente la superficie de ataque para actividades ilícitas. El fraude con tarjetas de crédito no es solo una fuente de pérdidas financieras directas</w:t>
-      </w:r>
-      <w:r>
-        <w:rPr>
-          <w:rFonts w:ascii="Arial" w:hAnsi="Arial"/>
-        </w:rPr>
-        <w:t xml:space="preserve"> </w:t>
-      </w:r>
-      <w:r>
-        <w:rPr>
-          <w:rFonts w:ascii="Arial" w:hAnsi="Arial"/>
-        </w:rPr>
-        <w:t>estimadas en miles de millones de euros anuales a nivel mundial, sino un factor crítico que erosiona la confianza del consumidor y la estabilidad de las instituciones bancarias.</w:t>
+        <w:t>La transformación digital del sector financiero ha precipitado un cambio de paradigma en los hábitos de consumo global, consolidando los pagos digitales y, específicamente, las transacciones no presenciales como el estándar del comercio moderno. Si bien esta evolución ha optimizado la eficiencia económica, también ha expandido exponencialmente la superficie de ataque para actividades ilícitas. El fraude con tarjetas de crédito no es solo una fuente de pérdidas financieras directas estimadas en miles de millones de euros anuales a nivel mundial, sino un factor crítico que erosiona la confianza del consumidor y la estabilidad de las instituciones bancarias.</w:t>
       </w:r>
       <w:r>
         <w:rPr>
@@ -6838,13 +6784,7 @@
         <w:rPr>
           <w:rFonts w:ascii="Arial" w:hAnsi="Arial"/>
         </w:rPr>
-        <w:t xml:space="preserve">, </w:t>
-      </w:r>
-      <w:r>
-        <w:rPr>
-          <w:rFonts w:ascii="Arial" w:hAnsi="Arial"/>
-        </w:rPr>
-        <w:t>este desbalance provoca que los clasificadores estándar sesguen su aprendizaje hacia la clase mayoritaria (transacciones legítimas) para minimizar la función de pérdida global, ignorando los casos de fraude.</w:t>
+        <w:t>, este desbalance provoca que los clasificadores estándar sesguen su aprendizaje hacia la clase mayoritaria (transacciones legítimas) para minimizar la función de pérdida global, ignorando los casos de fraude.</w:t>
       </w:r>
     </w:p>
     <w:p>
@@ -7431,13 +7371,7 @@
         <w:rPr>
           <w:rFonts w:ascii="Arial" w:hAnsi="Arial"/>
         </w:rPr>
-        <w:t>). Por ello, el estado del arte converge hacia el uso de Valores SHAP (SHapley Additive exPlanations). Fundamentados en la Teoría de Juegos cooperativos, los valores SHAP garantizan propiedades de consistencia y precisión local, permitiendo descomponer la predicción de riesgo</w:t>
-      </w:r>
-      <w:r>
-        <w:rPr>
-          <w:rFonts w:ascii="Arial" w:hAnsi="Arial"/>
-        </w:rPr>
-        <w:t xml:space="preserve"> (</w:t>
+        <w:t>). Por ello, el estado del arte converge hacia el uso de Valores SHAP (SHapley Additive exPlanations). Fundamentados en la Teoría de Juegos cooperativos, los valores SHAP garantizan propiedades de consistencia y precisión local, permitiendo descomponer la predicción de riesgo (</w:t>
       </w:r>
       <m:oMath>
         <m:r>
@@ -7475,13 +7409,7 @@
         <w:rPr>
           <w:rFonts w:ascii="Arial" w:hAnsi="Arial"/>
         </w:rPr>
-        <w:t xml:space="preserve"> de una transacción específica en la suma de las contribuciones marginales de cada variable </w:t>
-      </w:r>
-      <w:r>
-        <w:rPr>
-          <w:rFonts w:ascii="Arial" w:hAnsi="Arial"/>
-        </w:rPr>
-        <w:t>(</w:t>
+        <w:t xml:space="preserve"> de una transacción específica en la suma de las contribuciones marginales de cada variable (</w:t>
       </w:r>
       <m:oMath>
         <m:sSub>
@@ -7528,7 +7456,6 @@
       <w:pPr>
         <w:rPr>
           <w:rFonts w:ascii="Arial" w:hAnsi="Arial"/>
-          <w:lang w:val="en-GB"/>
         </w:rPr>
       </w:pPr>
       <m:oMathPara>
@@ -7536,7 +7463,6 @@
           <m:r>
             <w:rPr>
               <w:rFonts w:ascii="Cambria Math" w:hAnsi="Cambria Math"/>
-              <w:lang w:val="en-GB"/>
             </w:rPr>
             <m:t>A f</m:t>
           </m:r>
@@ -7546,7 +7472,6 @@
                 <w:rPr>
                   <w:rFonts w:ascii="Cambria Math" w:hAnsi="Cambria Math"/>
                   <w:i/>
-                  <w:lang w:val="en-GB"/>
                 </w:rPr>
               </m:ctrlPr>
             </m:dPr>
@@ -7554,7 +7479,6 @@
               <m:r>
                 <w:rPr>
                   <w:rFonts w:ascii="Cambria Math" w:hAnsi="Cambria Math"/>
-                  <w:lang w:val="en-GB"/>
                 </w:rPr>
                 <m:t>x</m:t>
               </m:r>
@@ -7563,7 +7487,6 @@
           <m:r>
             <w:rPr>
               <w:rFonts w:ascii="Cambria Math" w:hAnsi="Cambria Math"/>
-              <w:lang w:val="en-GB"/>
             </w:rPr>
             <m:t xml:space="preserve">= </m:t>
           </m:r>
@@ -7573,7 +7496,6 @@
                 <w:rPr>
                   <w:rFonts w:ascii="Cambria Math" w:hAnsi="Cambria Math"/>
                   <w:i/>
-                  <w:lang w:val="en-GB"/>
                 </w:rPr>
               </m:ctrlPr>
             </m:sSubPr>
@@ -7581,7 +7503,6 @@
               <m:r>
                 <w:rPr>
                   <w:rFonts w:ascii="Cambria Math" w:hAnsi="Cambria Math"/>
-                  <w:lang w:val="en-GB"/>
                 </w:rPr>
                 <m:t>ϕ</m:t>
               </m:r>
@@ -7590,7 +7511,6 @@
               <m:r>
                 <w:rPr>
                   <w:rFonts w:ascii="Cambria Math" w:hAnsi="Cambria Math"/>
-                  <w:lang w:val="en-GB"/>
                 </w:rPr>
                 <m:t>0</m:t>
               </m:r>
@@ -7599,7 +7519,6 @@
           <m:r>
             <w:rPr>
               <w:rFonts w:ascii="Cambria Math" w:hAnsi="Cambria Math"/>
-              <w:lang w:val="en-GB"/>
             </w:rPr>
             <m:t xml:space="preserve">+ </m:t>
           </m:r>
@@ -7611,7 +7530,6 @@
                 <w:rPr>
                   <w:rFonts w:ascii="Cambria Math" w:hAnsi="Cambria Math"/>
                   <w:i/>
-                  <w:lang w:val="en-GB"/>
                 </w:rPr>
               </m:ctrlPr>
             </m:naryPr>
@@ -7619,7 +7537,6 @@
               <m:r>
                 <w:rPr>
                   <w:rFonts w:ascii="Cambria Math" w:hAnsi="Cambria Math"/>
-                  <w:lang w:val="en-GB"/>
                 </w:rPr>
                 <m:t>i=1</m:t>
               </m:r>
@@ -7628,7 +7545,6 @@
               <m:r>
                 <w:rPr>
                   <w:rFonts w:ascii="Cambria Math" w:hAnsi="Cambria Math"/>
-                  <w:lang w:val="en-GB"/>
                 </w:rPr>
                 <m:t>M</m:t>
               </m:r>
@@ -7640,7 +7556,6 @@
                     <w:rPr>
                       <w:rFonts w:ascii="Cambria Math" w:hAnsi="Cambria Math"/>
                       <w:i/>
-                      <w:lang w:val="en-GB"/>
                     </w:rPr>
                   </m:ctrlPr>
                 </m:sSubPr>
@@ -7648,7 +7563,6 @@
                   <m:r>
                     <w:rPr>
                       <w:rFonts w:ascii="Cambria Math" w:hAnsi="Cambria Math"/>
-                      <w:lang w:val="en-GB"/>
                     </w:rPr>
                     <m:t>ϕ</m:t>
                   </m:r>
@@ -7657,7 +7571,6 @@
                   <m:r>
                     <w:rPr>
                       <w:rFonts w:ascii="Cambria Math" w:hAnsi="Cambria Math"/>
-                      <w:lang w:val="en-GB"/>
                     </w:rPr>
                     <m:t>i</m:t>
                   </m:r>
@@ -7669,7 +7582,6 @@
                     <w:rPr>
                       <w:rFonts w:ascii="Cambria Math" w:hAnsi="Cambria Math"/>
                       <w:i/>
-                      <w:lang w:val="en-GB"/>
                     </w:rPr>
                   </m:ctrlPr>
                 </m:sSubPr>
@@ -7677,7 +7589,6 @@
                   <m:r>
                     <w:rPr>
                       <w:rFonts w:ascii="Cambria Math" w:hAnsi="Cambria Math"/>
-                      <w:lang w:val="en-GB"/>
                     </w:rPr>
                     <m:t>x</m:t>
                   </m:r>
@@ -7686,7 +7597,6 @@
                   <m:r>
                     <w:rPr>
                       <w:rFonts w:ascii="Cambria Math" w:hAnsi="Cambria Math"/>
-                      <w:lang w:val="en-GB"/>
                     </w:rPr>
                     <m:t>i</m:t>
                   </m:r>
@@ -7711,7 +7621,6 @@
           <w:color w:val="000000" w:themeColor="text1"/>
           <w:sz w:val="44"/>
           <w:szCs w:val="36"/>
-          <w:lang w:val="fr-FR"/>
         </w:rPr>
       </w:pPr>
       <w:r>
@@ -7724,7 +7633,6 @@
       <w:r>
         <w:rPr>
           <w:rFonts w:ascii="Arial" w:hAnsi="Arial"/>
-          <w:lang w:val="fr-FR"/>
         </w:rPr>
         <w:br w:type="page"/>
       </w:r>
@@ -8018,7 +7926,7 @@
     <w:p>
       <w:pPr>
         <w:pStyle w:val="Ttulo3"/>
-        <w:ind w:left="0" w:firstLine="0"/>
+        <w:ind w:left="851" w:hanging="851"/>
         <w:rPr>
           <w:rFonts w:ascii="Arial" w:hAnsi="Arial"/>
         </w:rPr>
@@ -8131,7 +8039,7 @@
     <w:p>
       <w:pPr>
         <w:pStyle w:val="Ttulo3"/>
-        <w:ind w:left="0" w:firstLine="0"/>
+        <w:ind w:left="851" w:hanging="851"/>
         <w:rPr>
           <w:rFonts w:ascii="Arial" w:hAnsi="Arial"/>
         </w:rPr>
@@ -8588,13 +8496,22 @@
     <w:p>
       <w:pPr>
         <w:pStyle w:val="Ttulo3"/>
-        <w:ind w:left="0" w:firstLine="0"/>
+        <w:ind w:left="851" w:hanging="851"/>
+        <w:rPr>
+          <w:rFonts w:ascii="Arial" w:hAnsi="Arial"/>
+        </w:rPr>
       </w:pPr>
       <w:bookmarkStart w:id="28" w:name="_Toc222758583"/>
       <w:r>
+        <w:rPr>
+          <w:rFonts w:ascii="Arial" w:hAnsi="Arial"/>
+        </w:rPr>
         <w:t>Estrategia de Validación</w:t>
       </w:r>
       <w:r>
+        <w:rPr>
+          <w:rFonts w:ascii="Arial" w:hAnsi="Arial"/>
+        </w:rPr>
         <w:t xml:space="preserve"> Temporal</w:t>
       </w:r>
       <w:bookmarkEnd w:id="28"/>
@@ -8650,21 +8567,7 @@
           <w:rFonts w:ascii="Arial" w:eastAsia="Times New Roman" w:hAnsi="Arial"/>
           <w:lang w:eastAsia="es-ES"/>
         </w:rPr>
-        <w:t>. Aunque esta técnica constituye el estándar de oro en problemas de aprendizaje supervisado donde se asume que las observaciones son independientes e idénticamente distribuidas (i.i.d.), su aplicación en el dominio de la detección de fraude resulta metodológicamente inválida al violar la dependencia temporal intrínseca de las transacciones.</w:t>
-      </w:r>
-      <w:r>
-        <w:rPr>
-          <w:rFonts w:ascii="Arial" w:eastAsia="Times New Roman" w:hAnsi="Arial"/>
-          <w:lang w:eastAsia="es-ES"/>
-        </w:rPr>
-        <w:t xml:space="preserve"> </w:t>
-      </w:r>
-      <w:r>
-        <w:rPr>
-          <w:rFonts w:ascii="Arial" w:eastAsia="Times New Roman" w:hAnsi="Arial"/>
-          <w:lang w:eastAsia="es-ES"/>
-        </w:rPr>
-        <w:t xml:space="preserve">El uso de una división aleatoria mezcla inevitablemente datos del futuro en el conjunto de entrenamiento, permitiendo al modelo "aprender" patrones de fraudes que aún no han ocurrido cronológicamente. Este fenómeno, conocido como </w:t>
+        <w:t xml:space="preserve">. Aunque esta técnica constituye el estándar de oro en problemas de aprendizaje supervisado donde se asume que las observaciones son independientes e idénticamente distribuidas (i.i.d.), su aplicación en el dominio de la detección de fraude resulta metodológicamente inválida al violar la dependencia temporal intrínseca de las transacciones. El uso de una división aleatoria mezcla inevitablemente datos del futuro en el conjunto de entrenamiento, permitiendo al modelo "aprender" patrones de fraudes que aún no han ocurrido cronológicamente. Este fenómeno, conocido como </w:t>
       </w:r>
       <w:r>
         <w:rPr>
@@ -9142,7 +9045,7 @@
     <w:p>
       <w:pPr>
         <w:pStyle w:val="Ttulo3"/>
-        <w:ind w:left="993" w:hanging="993"/>
+        <w:ind w:left="851" w:hanging="851"/>
         <w:rPr>
           <w:rFonts w:ascii="Arial" w:hAnsi="Arial"/>
         </w:rPr>
@@ -9187,35 +9090,7 @@
           <w:rFonts w:ascii="Arial" w:eastAsia="Times New Roman" w:hAnsi="Arial"/>
           <w:lang w:eastAsia="es-ES"/>
         </w:rPr>
-        <w:t>) o el Área Bajo la Curva ROC (AUC-ROC). Sin embargo, en un escenario de desbalance extremo donde el fraude representa apenas el 0</w:t>
-      </w:r>
-      <w:r>
-        <w:rPr>
-          <w:rFonts w:ascii="Arial" w:eastAsia="Times New Roman" w:hAnsi="Arial"/>
-          <w:lang w:eastAsia="es-ES"/>
-        </w:rPr>
-        <w:t>,</w:t>
-      </w:r>
-      <w:r>
-        <w:rPr>
-          <w:rFonts w:ascii="Arial" w:eastAsia="Times New Roman" w:hAnsi="Arial"/>
-          <w:lang w:eastAsia="es-ES"/>
-        </w:rPr>
-        <w:t>17%</w:t>
-      </w:r>
-      <w:r>
-        <w:rPr>
-          <w:rFonts w:ascii="Arial" w:eastAsia="Times New Roman" w:hAnsi="Arial"/>
-          <w:lang w:eastAsia="es-ES"/>
-        </w:rPr>
-        <w:t xml:space="preserve"> </w:t>
-      </w:r>
-      <w:r>
-        <w:rPr>
-          <w:rFonts w:ascii="Arial" w:eastAsia="Times New Roman" w:hAnsi="Arial"/>
-          <w:lang w:eastAsia="es-ES"/>
-        </w:rPr>
-        <w:t>de las transacciones, estas métricas resultan matemáticamente ciegas al problema de negocio.</w:t>
+        <w:t>) o el Área Bajo la Curva ROC (AUC-ROC). Sin embargo, en un escenario de desbalance extremo donde el fraude representa apenas el 0,17% de las transacciones, estas métricas resultan matemáticamente ciegas al problema de negocio.</w:t>
       </w:r>
     </w:p>
     <w:p>
@@ -9291,35 +9166,7 @@
           <w:rFonts w:ascii="Arial" w:eastAsia="Times New Roman" w:hAnsi="Arial"/>
           <w:lang w:eastAsia="es-ES"/>
         </w:rPr>
-        <w:t xml:space="preserve"> como indicador de desempeño al constatar la "Paradoja de la Exactitud", donde un modelo trivial que clasifique todas las operaciones como legítimas alcanzaría un 99</w:t>
-      </w:r>
-      <w:r>
-        <w:rPr>
-          <w:rFonts w:ascii="Arial" w:eastAsia="Times New Roman" w:hAnsi="Arial"/>
-          <w:lang w:eastAsia="es-ES"/>
-        </w:rPr>
-        <w:t>,</w:t>
-      </w:r>
-      <w:r>
-        <w:rPr>
-          <w:rFonts w:ascii="Arial" w:eastAsia="Times New Roman" w:hAnsi="Arial"/>
-          <w:lang w:eastAsia="es-ES"/>
-        </w:rPr>
-        <w:t>8%</w:t>
-      </w:r>
-      <w:r>
-        <w:rPr>
-          <w:rFonts w:ascii="Arial" w:eastAsia="Times New Roman" w:hAnsi="Arial"/>
-          <w:lang w:eastAsia="es-ES"/>
-        </w:rPr>
-        <w:t xml:space="preserve"> </w:t>
-      </w:r>
-      <w:r>
-        <w:rPr>
-          <w:rFonts w:ascii="Arial" w:eastAsia="Times New Roman" w:hAnsi="Arial"/>
-          <w:lang w:eastAsia="es-ES"/>
-        </w:rPr>
-        <w:t>de acierto, siendo sin embargo inútil para la detección.</w:t>
+        <w:t xml:space="preserve"> como indicador de desempeño al constatar la "Paradoja de la Exactitud", donde un modelo trivial que clasifique todas las operaciones como legítimas alcanzaría un 99,8% de acierto, siendo sin embargo inútil para la detección.</w:t>
       </w:r>
     </w:p>
     <w:p>
@@ -9502,7 +9349,7 @@
     <w:p>
       <w:pPr>
         <w:pStyle w:val="Ttulo3"/>
-        <w:ind w:left="993" w:hanging="993"/>
+        <w:ind w:left="851" w:hanging="851"/>
         <w:rPr>
           <w:rFonts w:ascii="Arial" w:hAnsi="Arial"/>
         </w:rPr>
@@ -9581,21 +9428,7 @@
           <w:rFonts w:ascii="Arial" w:eastAsia="Times New Roman" w:hAnsi="Arial"/>
           <w:lang w:eastAsia="es-ES"/>
         </w:rPr>
-        <w:t xml:space="preserve">El objetivo de esta intervención es demostrar que las métricas de rendimiento "perfectas" (AUC </w:t>
-      </w:r>
-      <w:r>
-        <w:rPr>
-          <w:rFonts w:ascii="Arial" w:eastAsia="Times New Roman" w:hAnsi="Arial"/>
-          <w:lang w:eastAsia="es-ES"/>
-        </w:rPr>
-        <w:t xml:space="preserve">≈ </w:t>
-      </w:r>
-      <w:r>
-        <w:rPr>
-          <w:rFonts w:ascii="Arial" w:eastAsia="Times New Roman" w:hAnsi="Arial"/>
-          <w:lang w:eastAsia="es-ES"/>
-        </w:rPr>
-        <w:t>1.0) reportadas frecuentemente en el estado del arte</w:t>
+        <w:t>El objetivo de esta intervención es demostrar que las métricas de rendimiento "perfectas" (AUC ≈ 1.0) reportadas frecuentemente en el estado del arte</w:t>
       </w:r>
       <w:r>
         <w:rPr>
@@ -9641,14 +9474,7 @@
           <w:rFonts w:ascii="Arial" w:eastAsia="Times New Roman" w:hAnsi="Arial"/>
           <w:lang w:eastAsia="es-ES"/>
         </w:rPr>
-        <w:t xml:space="preserve"> </w:t>
-      </w:r>
-      <w:r>
-        <w:rPr>
-          <w:rFonts w:ascii="Arial" w:eastAsia="Times New Roman" w:hAnsi="Arial"/>
-          <w:lang w:eastAsia="es-ES"/>
-        </w:rPr>
-        <w:t xml:space="preserve">y no reproducibles en entornos productivos. Investigaciones como la de </w:t>
+        <w:t xml:space="preserve"> y no reproducibles en entornos productivos. Investigaciones como la de </w:t>
       </w:r>
       <w:r>
         <w:rPr>
@@ -10009,9 +9835,16 @@
     <w:p>
       <w:pPr>
         <w:pStyle w:val="Ttulo3"/>
+        <w:ind w:left="851" w:hanging="851"/>
+        <w:rPr>
+          <w:rFonts w:ascii="Arial" w:hAnsi="Arial"/>
+        </w:rPr>
       </w:pPr>
       <w:bookmarkStart w:id="33" w:name="_Toc222758587"/>
       <w:r>
+        <w:rPr>
+          <w:rFonts w:ascii="Arial" w:hAnsi="Arial"/>
+        </w:rPr>
         <w:t>Incorporación de Explicabilidad (XAI)</w:t>
       </w:r>
       <w:bookmarkEnd w:id="33"/>
@@ -10321,17 +10154,22 @@
     <w:p>
       <w:pPr>
         <w:pStyle w:val="Ttulo2"/>
+        <w:rPr>
+          <w:rFonts w:ascii="Arial" w:hAnsi="Arial"/>
+        </w:rPr>
+      </w:pPr>
+      <w:bookmarkStart w:id="34" w:name="_Toc222758588"/>
+      <w:r>
+        <w:rPr>
+          <w:rFonts w:ascii="Arial" w:hAnsi="Arial"/>
+        </w:rPr>
+        <w:t>Diseño Experimental</w:t>
+      </w:r>
+      <w:bookmarkEnd w:id="34"/>
+    </w:p>
+    <w:p>
+      <w:pPr>
         <w:spacing w:line="240" w:lineRule="auto"/>
-      </w:pPr>
-      <w:bookmarkStart w:id="34" w:name="_Toc222758588"/>
-      <w:r>
-        <w:t>Diseño Experimental</w:t>
-      </w:r>
-      <w:bookmarkEnd w:id="34"/>
-    </w:p>
-    <w:p>
-      <w:pPr>
-        <w:spacing w:line="240" w:lineRule="auto"/>
         <w:rPr>
           <w:rFonts w:ascii="Arial" w:hAnsi="Arial"/>
         </w:rPr>
@@ -10346,9 +10184,16 @@
     <w:p>
       <w:pPr>
         <w:pStyle w:val="Ttulo3"/>
+        <w:ind w:left="851" w:hanging="851"/>
+        <w:rPr>
+          <w:rFonts w:ascii="Arial" w:hAnsi="Arial"/>
+        </w:rPr>
       </w:pPr>
       <w:bookmarkStart w:id="35" w:name="_Toc222758589"/>
       <w:r>
+        <w:rPr>
+          <w:rFonts w:ascii="Arial" w:hAnsi="Arial"/>
+        </w:rPr>
         <w:t>Descripción del Conjunto de Datos</w:t>
       </w:r>
       <w:bookmarkEnd w:id="35"/>
@@ -10555,9 +10400,16 @@
     <w:p>
       <w:pPr>
         <w:pStyle w:val="Ttulo3"/>
+        <w:ind w:left="851" w:hanging="851"/>
+        <w:rPr>
+          <w:rFonts w:ascii="Arial" w:hAnsi="Arial"/>
+        </w:rPr>
       </w:pPr>
       <w:bookmarkStart w:id="36" w:name="_Toc222758590"/>
       <w:r>
+        <w:rPr>
+          <w:rFonts w:ascii="Arial" w:hAnsi="Arial"/>
+        </w:rPr>
         <w:t>Configuración del Entorno de Ejecución</w:t>
       </w:r>
       <w:bookmarkEnd w:id="36"/>
@@ -10857,9 +10709,16 @@
     <w:p>
       <w:pPr>
         <w:pStyle w:val="Ttulo3"/>
+        <w:ind w:left="851" w:hanging="851"/>
+        <w:rPr>
+          <w:rFonts w:ascii="Arial" w:hAnsi="Arial"/>
+        </w:rPr>
       </w:pPr>
       <w:bookmarkStart w:id="37" w:name="_Toc222758591"/>
       <w:r>
+        <w:rPr>
+          <w:rFonts w:ascii="Arial" w:hAnsi="Arial"/>
+        </w:rPr>
         <w:lastRenderedPageBreak/>
         <w:t>Definición de Métricas de Evaluación</w:t>
       </w:r>
@@ -11152,13 +11011,7 @@
         <w:rPr>
           <w:rFonts w:ascii="Arial" w:hAnsi="Arial"/>
         </w:rPr>
-        <w:t xml:space="preserve">Donde </w:t>
-      </w:r>
-      <w:r>
-        <w:rPr>
-          <w:rFonts w:ascii="Arial" w:hAnsi="Arial"/>
-        </w:rPr>
-        <w:t>P</w:t>
+        <w:t>Donde P</w:t>
       </w:r>
       <w:r>
         <w:rPr>
@@ -11171,13 +11024,7 @@
         <w:rPr>
           <w:rFonts w:ascii="Arial" w:hAnsi="Arial"/>
         </w:rPr>
-        <w:t xml:space="preserve">y </w:t>
-      </w:r>
-      <w:r>
-        <w:rPr>
-          <w:rFonts w:ascii="Arial" w:hAnsi="Arial"/>
-        </w:rPr>
-        <w:t>R</w:t>
+        <w:t>y R</w:t>
       </w:r>
       <w:r>
         <w:rPr>
@@ -11449,10 +11296,15 @@
     <w:p>
       <w:pPr>
         <w:pStyle w:val="Ttulo2"/>
-        <w:spacing w:line="240" w:lineRule="auto"/>
+        <w:rPr>
+          <w:rFonts w:ascii="Arial" w:hAnsi="Arial"/>
+        </w:rPr>
       </w:pPr>
       <w:bookmarkStart w:id="38" w:name="_Toc222758592"/>
       <w:r>
+        <w:rPr>
+          <w:rFonts w:ascii="Arial" w:hAnsi="Arial"/>
+        </w:rPr>
         <w:t>Desarrollo de Experimentos Tentativos</w:t>
       </w:r>
       <w:bookmarkEnd w:id="38"/>
@@ -11579,16 +11431,7 @@
           <w:iCs/>
           <w:lang w:eastAsia="es-ES"/>
         </w:rPr>
-        <w:t>Baseline</w:t>
-      </w:r>
-      <w:r>
-        <w:rPr>
-          <w:rFonts w:ascii="Arial" w:eastAsia="Times New Roman" w:hAnsi="Arial"/>
-          <w:i/>
-          <w:iCs/>
-          <w:lang w:eastAsia="es-ES"/>
-        </w:rPr>
-        <w:t xml:space="preserve"> técnico</w:t>
+        <w:t>Baseline técnico</w:t>
       </w:r>
       <w:r>
         <w:rPr>
@@ -11778,14 +11621,7 @@
           <w:rFonts w:ascii="Arial" w:eastAsia="Times New Roman" w:hAnsi="Arial"/>
           <w:lang w:eastAsia="es-ES"/>
         </w:rPr>
-        <w:t xml:space="preserve"> </w:t>
-      </w:r>
-      <w:r>
-        <w:rPr>
-          <w:rFonts w:ascii="Arial" w:eastAsia="Times New Roman" w:hAnsi="Arial"/>
-          <w:lang w:eastAsia="es-ES"/>
-        </w:rPr>
-        <w:t xml:space="preserve">Por tanto, los experimentos aquí descritos deben interpretarse como una validación empírica de la </w:t>
+        <w:t xml:space="preserve"> Por tanto, los experimentos aquí descritos deben interpretarse como una validación empírica de la </w:t>
       </w:r>
       <w:r>
         <w:rPr>
@@ -11841,9 +11677,16 @@
     <w:p>
       <w:pPr>
         <w:pStyle w:val="Ttulo3"/>
+        <w:ind w:left="851" w:hanging="851"/>
+        <w:rPr>
+          <w:rFonts w:ascii="Arial" w:hAnsi="Arial"/>
+        </w:rPr>
       </w:pPr>
       <w:bookmarkStart w:id="39" w:name="_Toc222758593"/>
       <w:r>
+        <w:rPr>
+          <w:rFonts w:ascii="Arial" w:hAnsi="Arial"/>
+        </w:rPr>
         <w:t>Definición del Modelo de Referencia (Baseline)</w:t>
       </w:r>
       <w:bookmarkEnd w:id="39"/>
@@ -11896,16 +11739,7 @@
           <w:bCs/>
           <w:lang w:eastAsia="es-ES"/>
         </w:rPr>
-        <w:t>referencia</w:t>
-      </w:r>
-      <w:r>
-        <w:rPr>
-          <w:rFonts w:ascii="Arial" w:hAnsi="Arial"/>
-          <w:b/>
-          <w:bCs/>
-          <w:lang w:eastAsia="es-ES"/>
-        </w:rPr>
-        <w:t xml:space="preserve"> de rendimiento</w:t>
+        <w:t>referencia de rendimiento</w:t>
       </w:r>
       <w:r>
         <w:rPr>
@@ -11928,21 +11762,7 @@
           <w:rFonts w:ascii="Arial" w:hAnsi="Arial"/>
           <w:lang w:eastAsia="es-ES"/>
         </w:rPr>
-        <w:t xml:space="preserve"> empírico). Al someter a los algoritmos a los datos en su estado "natural", bajo condiciones de desbalance extremo</w:t>
-      </w:r>
-      <w:r>
-        <w:rPr>
-          <w:rFonts w:ascii="Arial" w:hAnsi="Arial"/>
-          <w:lang w:eastAsia="es-ES"/>
-        </w:rPr>
-        <w:t>,</w:t>
-      </w:r>
-      <w:r>
-        <w:rPr>
-          <w:rFonts w:ascii="Arial" w:hAnsi="Arial"/>
-          <w:lang w:eastAsia="es-ES"/>
-        </w:rPr>
-        <w:t xml:space="preserve"> sin ninguna técnica compensatoria, se establece un punto de referencia riguroso. Este </w:t>
+        <w:t xml:space="preserve"> empírico). Al someter a los algoritmos a los datos en su estado "natural", bajo condiciones de desbalance extremo, sin ninguna técnica compensatoria, se establece un punto de referencia riguroso. Este </w:t>
       </w:r>
       <w:r>
         <w:rPr>
@@ -12431,21 +12251,18 @@
     <w:p>
       <w:pPr>
         <w:pStyle w:val="Ttulo3"/>
+        <w:ind w:left="851" w:hanging="851"/>
+        <w:rPr>
+          <w:rFonts w:ascii="Arial" w:hAnsi="Arial"/>
+        </w:rPr>
       </w:pPr>
       <w:bookmarkStart w:id="43" w:name="_Toc222758597"/>
       <w:r>
+        <w:rPr>
+          <w:rFonts w:ascii="Arial" w:hAnsi="Arial"/>
+        </w:rPr>
         <w:lastRenderedPageBreak/>
-        <w:t>Validación de Integridad Metodológica (</w:t>
-      </w:r>
-      <w:r>
-        <w:rPr>
-          <w:i/>
-          <w:iCs/>
-        </w:rPr>
-        <w:t>Test Anti-Leakage</w:t>
-      </w:r>
-      <w:r>
-        <w:t>)</w:t>
+        <w:t>Validación de Integridad Metodológica (Test Anti-Leakage)</w:t>
       </w:r>
       <w:bookmarkEnd w:id="43"/>
     </w:p>
@@ -12584,25 +12401,7 @@
           <w:bCs/>
           <w:lang w:eastAsia="es-ES"/>
         </w:rPr>
-        <w:t xml:space="preserve">Rama </w:t>
-      </w:r>
-      <w:r>
-        <w:rPr>
-          <w:rFonts w:ascii="Arial" w:hAnsi="Arial"/>
-          <w:b/>
-          <w:bCs/>
-          <w:lang w:eastAsia="es-ES"/>
-        </w:rPr>
-        <w:t>A</w:t>
-      </w:r>
-      <w:r>
-        <w:rPr>
-          <w:rFonts w:ascii="Arial" w:hAnsi="Arial"/>
-          <w:b/>
-          <w:bCs/>
-          <w:lang w:eastAsia="es-ES"/>
-        </w:rPr>
-        <w:t xml:space="preserve"> (Metodología Deficiente / Simulación de Fuga):</w:t>
+        <w:t>Rama A (Metodología Deficiente / Simulación de Fuga):</w:t>
       </w:r>
       <w:r>
         <w:rPr>
@@ -12721,25 +12520,7 @@
           <w:bCs/>
           <w:lang w:eastAsia="es-ES"/>
         </w:rPr>
-        <w:t xml:space="preserve">Rama </w:t>
-      </w:r>
-      <w:r>
-        <w:rPr>
-          <w:rFonts w:ascii="Arial" w:hAnsi="Arial"/>
-          <w:b/>
-          <w:bCs/>
-          <w:lang w:eastAsia="es-ES"/>
-        </w:rPr>
-        <w:t>B</w:t>
-      </w:r>
-      <w:r>
-        <w:rPr>
-          <w:rFonts w:ascii="Arial" w:hAnsi="Arial"/>
-          <w:b/>
-          <w:bCs/>
-          <w:lang w:eastAsia="es-ES"/>
-        </w:rPr>
-        <w:t xml:space="preserve"> (Metodología Robusta / Propuesta del TFM):</w:t>
+        <w:t>Rama B (Metodología Robusta / Propuesta del TFM):</w:t>
       </w:r>
       <w:r>
         <w:rPr>
@@ -12859,14 +12640,7 @@
           <w:rFonts w:ascii="Arial" w:hAnsi="Arial"/>
           <w:lang w:eastAsia="es-ES"/>
         </w:rPr>
-        <w:t>i</w:t>
-      </w:r>
-      <w:r>
-        <w:rPr>
-          <w:rFonts w:ascii="Arial" w:hAnsi="Arial"/>
-          <w:lang w:eastAsia="es-ES"/>
-        </w:rPr>
-        <w:t xml:space="preserve">nalterado </w:t>
+        <w:t xml:space="preserve">inalterado </w:t>
       </w:r>
       <w:r>
         <w:rPr>
@@ -12898,6 +12672,7 @@
           <w:sz w:val="28"/>
           <w:szCs w:val="28"/>
         </w:rPr>
+        <w:lastRenderedPageBreak/>
         <w:t>Hipótesis de Trabajo</w:t>
       </w:r>
       <w:bookmarkEnd w:id="46"/>
@@ -12931,7 +12706,6 @@
           <w:rFonts w:ascii="Arial" w:hAnsi="Arial"/>
           <w:lang w:eastAsia="es-ES"/>
         </w:rPr>
-        <w:lastRenderedPageBreak/>
         <w:t xml:space="preserve">La hipótesis postula que la Rama </w:t>
       </w:r>
       <w:r>
@@ -12994,20 +12768,17 @@
     <w:p>
       <w:pPr>
         <w:pStyle w:val="Ttulo3"/>
+        <w:ind w:left="851" w:hanging="851"/>
+        <w:rPr>
+          <w:rFonts w:ascii="Arial" w:hAnsi="Arial"/>
+        </w:rPr>
       </w:pPr>
       <w:bookmarkStart w:id="47" w:name="_Toc222758601"/>
       <w:r>
-        <w:t>Análisis de Interpretabilidad Algorítmica (</w:t>
-      </w:r>
-      <w:r>
-        <w:rPr>
-          <w:i/>
-          <w:iCs/>
-        </w:rPr>
-        <w:t>Explainable AI</w:t>
-      </w:r>
-      <w:r>
-        <w:t>)</w:t>
+        <w:rPr>
+          <w:rFonts w:ascii="Arial" w:hAnsi="Arial"/>
+        </w:rPr>
+        <w:t>Análisis de Interpretabilidad Algorítmica (Explainable AI)</w:t>
       </w:r>
       <w:bookmarkEnd w:id="47"/>
     </w:p>
@@ -13292,7 +13063,15 @@
           <w:rFonts w:ascii="Arial" w:hAnsi="Arial"/>
           <w:lang w:eastAsia="es-ES"/>
         </w:rPr>
-        <w:t xml:space="preserve"> de su impacto (ej. si valores altos de una variable aumentan o disminuyen el riesgo).</w:t>
+        <w:t xml:space="preserve"> de su </w:t>
+      </w:r>
+      <w:r>
+        <w:rPr>
+          <w:rFonts w:ascii="Arial" w:hAnsi="Arial"/>
+          <w:lang w:eastAsia="es-ES"/>
+        </w:rPr>
+        <w:lastRenderedPageBreak/>
+        <w:t>impacto (ej. si valores altos de una variable aumentan o disminuyen el riesgo).</w:t>
       </w:r>
     </w:p>
     <w:p>
@@ -13355,7 +13134,6 @@
           <w:sz w:val="28"/>
           <w:szCs w:val="28"/>
         </w:rPr>
-        <w:lastRenderedPageBreak/>
         <w:t>Hipótesis de Trabajo</w:t>
       </w:r>
       <w:bookmarkEnd w:id="50"/>
@@ -13426,13 +13204,11 @@
           <w:color w:val="000000" w:themeColor="text1"/>
           <w:sz w:val="44"/>
           <w:szCs w:val="36"/>
-          <w:lang w:val="fr-FR"/>
-        </w:rPr>
-      </w:pPr>
-      <w:r>
-        <w:rPr>
-          <w:rFonts w:ascii="Arial" w:hAnsi="Arial"/>
-          <w:lang w:val="fr-FR"/>
+        </w:rPr>
+      </w:pPr>
+      <w:r>
+        <w:rPr>
+          <w:rFonts w:ascii="Arial" w:hAnsi="Arial"/>
         </w:rPr>
         <w:br w:type="page"/>
       </w:r>
@@ -13481,15 +13257,53 @@
     </w:p>
     <w:p>
       <w:pPr>
-        <w:rPr>
-          <w:rFonts w:ascii="Arial" w:hAnsi="Arial"/>
-        </w:rPr>
-      </w:pPr>
-      <w:r>
-        <w:rPr>
-          <w:rFonts w:ascii="Arial" w:hAnsi="Arial"/>
-        </w:rPr>
-        <w:t>Esta sección presenta el análisis de rendimiento de los modelos base (</w:t>
+        <w:spacing w:line="240" w:lineRule="auto"/>
+        <w:rPr>
+          <w:rFonts w:ascii="Arial" w:hAnsi="Arial"/>
+        </w:rPr>
+      </w:pPr>
+      <w:bookmarkStart w:id="53" w:name="_Toc222758606"/>
+      <w:r>
+        <w:rPr>
+          <w:rFonts w:ascii="Arial" w:hAnsi="Arial"/>
+        </w:rPr>
+        <w:t>En este capítulo se presentan y analizan los hallazgos empíricos obtenidos tras la ejecución de los ensayos definidos en el diseño experimental. El análisis trasciende la mera exposición de métricas de rendimiento para centrarse en la validación de las hipótesis planteadas: la demostración empírica de la "Paradoja de la Exactitud", la cuantificación del impacto de las fugas de información en la literatura científica y la validación de la interpretabilidad financiera de los modelos de "caja negra". Los resultados se presentan siguiendo una progresión lógica que va desde el establecimiento de un rendimiento base hasta la auditoría forense y explicabilidad del algoritmo seleccionado.</w:t>
+      </w:r>
+      <w:r>
+        <w:rPr>
+          <w:rFonts w:ascii="Arial" w:hAnsi="Arial"/>
+        </w:rPr>
+        <w:t xml:space="preserve"> </w:t>
+      </w:r>
+    </w:p>
+    <w:p>
+      <w:pPr>
+        <w:spacing w:line="240" w:lineRule="auto"/>
+        <w:rPr>
+          <w:rFonts w:ascii="Arial" w:hAnsi="Arial"/>
+        </w:rPr>
+      </w:pPr>
+    </w:p>
+    <w:p>
+      <w:pPr>
+        <w:pStyle w:val="Ttulo2"/>
+      </w:pPr>
+      <w:r>
+        <w:t>Resultados del Experimento A: Definición del Modelo de Referencia</w:t>
+      </w:r>
+    </w:p>
+    <w:p>
+      <w:pPr>
+        <w:spacing w:line="240" w:lineRule="auto"/>
+        <w:rPr>
+          <w:rFonts w:ascii="Arial" w:hAnsi="Arial"/>
+        </w:rPr>
+      </w:pPr>
+      <w:r>
+        <w:rPr>
+          <w:rFonts w:ascii="Arial" w:hAnsi="Arial"/>
+        </w:rPr>
+        <w:t>El primer hito experimental tuvo como objetivo establecer una cota inferior de rendimiento algorítmico (</w:t>
       </w:r>
       <w:r>
         <w:rPr>
@@ -13503,7 +13317,29 @@
         <w:rPr>
           <w:rFonts w:ascii="Arial" w:hAnsi="Arial"/>
         </w:rPr>
-        <w:t xml:space="preserve">) implementados siguiendo el flujo de trabajo reproducible del </w:t>
+        <w:t>) utilizando el protocolo de validación prequencial descrito en la metodología. Para ello, se evaluaron tres arquitecturas estándar (Regresión Logística, Random Forest y XGBoost) enfrentándolas a la distribución natural del conjunto de datos temporal (0.84% de fraude en la distribución global, equivalente a un ratio aproximado de 118:1), sin la aplicación de técnicas de re-muestreo (SMOTE) ni ponderación de clases.</w:t>
+      </w:r>
+    </w:p>
+    <w:p>
+      <w:pPr>
+        <w:pStyle w:val="Ttulo3"/>
+      </w:pPr>
+      <w:r>
+        <w:t>Análisis de Rendimiento bajo Desbalance Natural</w:t>
+      </w:r>
+    </w:p>
+    <w:p>
+      <w:pPr>
+        <w:spacing w:line="240" w:lineRule="auto"/>
+        <w:rPr>
+          <w:rFonts w:ascii="Arial" w:hAnsi="Arial"/>
+        </w:rPr>
+      </w:pPr>
+      <w:r>
+        <w:rPr>
+          <w:rFonts w:ascii="Arial" w:hAnsi="Arial"/>
+        </w:rPr>
+        <w:t>La evaluación inicial de los modelos sobre los 4 pliegues temporales confirmó empíricamente la hipótesis metodológica sobre la falacia de las métricas generalistas en la detección de fraude. Al analizar la Exactitud Global (</w:t>
       </w:r>
       <w:r>
         <w:rPr>
@@ -13511,13 +13347,27 @@
           <w:i/>
           <w:iCs/>
         </w:rPr>
-        <w:t xml:space="preserve">Fraud Detection Handbook </w:t>
-      </w:r>
-      <w:r>
-        <w:rPr>
-          <w:rFonts w:ascii="Arial" w:hAnsi="Arial"/>
-        </w:rPr>
-        <w:t xml:space="preserve">(Le Borgne </w:t>
+        <w:t>Accuracy</w:t>
+      </w:r>
+      <w:r>
+        <w:rPr>
+          <w:rFonts w:ascii="Arial" w:hAnsi="Arial"/>
+        </w:rPr>
+        <w:t>), los tres algoritmos reportaron valores ilusoriamente perfectos: 99.62% para Regresión Logística, 99.69% para Random Forest y 99.70% para XGBoost.</w:t>
+      </w:r>
+    </w:p>
+    <w:p>
+      <w:pPr>
+        <w:spacing w:line="240" w:lineRule="auto"/>
+        <w:rPr>
+          <w:rFonts w:ascii="Arial" w:hAnsi="Arial"/>
+        </w:rPr>
+      </w:pPr>
+      <w:r>
+        <w:rPr>
+          <w:rFonts w:ascii="Arial" w:hAnsi="Arial"/>
+        </w:rPr>
+        <w:t>Sin embargo, dado el desbalance extremo de las clases, un clasificador trivial que predijera sistemáticamente que todas las transacciones son "legítimas" alcanzaría por defecto un 99.16% de exactitud. La ineficacia de esta métrica se hace evidente al observar la Sensibilidad (</w:t>
       </w:r>
       <w:r>
         <w:rPr>
@@ -13525,13 +13375,78 @@
           <w:i/>
           <w:iCs/>
         </w:rPr>
-        <w:t>et al.</w:t>
-      </w:r>
-      <w:r>
-        <w:rPr>
-          <w:rFonts w:ascii="Arial" w:hAnsi="Arial"/>
-        </w:rPr>
-        <w:t>, 2022</w:t>
+        <w:t>Recall</w:t>
+      </w:r>
+      <w:r>
+        <w:rPr>
+          <w:rFonts w:ascii="Arial" w:hAnsi="Arial"/>
+        </w:rPr>
+        <w:t>) para la clase minoritaria.</w:t>
+      </w:r>
+    </w:p>
+    <w:p>
+      <w:pPr>
+        <w:spacing w:line="240" w:lineRule="auto"/>
+        <w:rPr>
+          <w:rFonts w:ascii="Arial" w:hAnsi="Arial"/>
+        </w:rPr>
+      </w:pPr>
+      <w:r>
+        <w:rPr>
+          <w:rFonts w:ascii="Arial" w:hAnsi="Arial"/>
+          <w:b/>
+          <w:bCs/>
+        </w:rPr>
+        <w:lastRenderedPageBreak/>
+        <w:drawing>
+          <wp:inline distT="0" distB="0" distL="0" distR="0" wp14:anchorId="72623332" wp14:editId="55798100">
+            <wp:extent cx="5400040" cy="1537335"/>
+            <wp:effectExtent l="0" t="0" r="0" b="5715"/>
+            <wp:docPr id="1158121715" name="Imagen 1"/>
+            <wp:cNvGraphicFramePr>
+              <a:graphicFrameLocks xmlns:a="http://schemas.openxmlformats.org/drawingml/2006/main" noChangeAspect="1"/>
+            </wp:cNvGraphicFramePr>
+            <a:graphic xmlns:a="http://schemas.openxmlformats.org/drawingml/2006/main">
+              <a:graphicData uri="http://schemas.openxmlformats.org/drawingml/2006/picture">
+                <pic:pic xmlns:pic="http://schemas.openxmlformats.org/drawingml/2006/picture">
+                  <pic:nvPicPr>
+                    <pic:cNvPr id="1158121715" name="Imagen 1"/>
+                    <pic:cNvPicPr/>
+                  </pic:nvPicPr>
+                  <pic:blipFill>
+                    <a:blip r:embed="rId16"/>
+                    <a:stretch>
+                      <a:fillRect/>
+                    </a:stretch>
+                  </pic:blipFill>
+                  <pic:spPr>
+                    <a:xfrm>
+                      <a:off x="0" y="0"/>
+                      <a:ext cx="5400040" cy="1537335"/>
+                    </a:xfrm>
+                    <a:prstGeom prst="rect">
+                      <a:avLst/>
+                    </a:prstGeom>
+                  </pic:spPr>
+                </pic:pic>
+              </a:graphicData>
+            </a:graphic>
+          </wp:inline>
+        </w:drawing>
+      </w:r>
+      <w:r>
+        <w:rPr>
+          <w:rFonts w:ascii="Arial" w:hAnsi="Arial"/>
+          <w:b/>
+          <w:bCs/>
+        </w:rPr>
+        <w:t xml:space="preserve"> </w:t>
+      </w:r>
+      <w:r>
+        <w:rPr>
+          <w:rFonts w:ascii="Arial" w:hAnsi="Arial"/>
+        </w:rPr>
+        <w:t xml:space="preserve">Como ilustran los datos de la matriz de confusión agregada para el mejor modelo (XGBoost), de un total de 1.591 fraudes reales presentes en el conjunto de evaluación, el algoritmo detectó correctamente 982 (Verdaderos Positivos), pero dejó escapar 609 transacciones fraudulentas (Falsos Negativos). Esto se traduce en un </w:t>
       </w:r>
       <w:r>
         <w:rPr>
@@ -13539,239 +13454,2133 @@
           <w:i/>
           <w:iCs/>
         </w:rPr>
-        <w:t>)</w:t>
-      </w:r>
-      <w:r>
-        <w:rPr>
-          <w:rFonts w:ascii="Arial" w:hAnsi="Arial"/>
-        </w:rPr>
-        <w:t>. La evaluación se ha centrado en medir la capacidad operativa real de detección bajo restricciones de negocio (capacidad limitada de revisión) y en validar la robustez de la estrategia temporal frente a métricas engañosas.</w:t>
-      </w:r>
-    </w:p>
-    <w:p>
-      <w:pPr>
-        <w:pStyle w:val="Ttulo2"/>
-      </w:pPr>
-      <w:bookmarkStart w:id="53" w:name="_Toc222758606"/>
-      <w:r>
-        <w:t>Selección de Métricas: Más allá de la Exactitud</w:t>
-      </w:r>
-      <w:bookmarkEnd w:id="53"/>
-    </w:p>
-    <w:p>
-      <w:pPr>
-        <w:rPr>
-          <w:rFonts w:ascii="Arial" w:hAnsi="Arial"/>
-        </w:rPr>
-      </w:pPr>
-      <w:r>
-        <w:rPr>
-          <w:rFonts w:ascii="Arial" w:hAnsi="Arial"/>
-        </w:rPr>
-        <w:t xml:space="preserve">Siguiendo la discusión planteada en el Capítulo 4 del marco de </w:t>
-      </w:r>
-      <w:r>
-        <w:rPr>
-          <w:rFonts w:ascii="Arial" w:hAnsi="Arial"/>
-        </w:rPr>
-        <w:t xml:space="preserve">referencia (Le Borgne </w:t>
-      </w:r>
-      <w:r>
-        <w:rPr>
-          <w:rFonts w:ascii="Arial" w:hAnsi="Arial"/>
+        <w:t>Recall</w:t>
+      </w:r>
+      <w:r>
+        <w:rPr>
+          <w:rFonts w:ascii="Arial" w:hAnsi="Arial"/>
+        </w:rPr>
+        <w:t xml:space="preserve"> del 61.75%, lo que implica operativamente que casi 4 de cada 10 fraudes logran eludir el sistema. En el caso del modelo lineal (Regresión Logística), la fuga de fraude asciende hasta el 48.3%. Este análisis justifica formalmente la exclusión de la exactitud como criterio de decisión.</w:t>
+      </w:r>
+    </w:p>
+    <w:p>
+      <w:pPr>
+        <w:pStyle w:val="Ttulo3"/>
+      </w:pPr>
+      <w:r>
+        <w:t>Comparativa Algorítmica Estándar</w:t>
+      </w:r>
+    </w:p>
+    <w:p>
+      <w:pPr>
+        <w:suppressAutoHyphens w:val="0"/>
+        <w:spacing w:before="100" w:beforeAutospacing="1" w:after="100" w:afterAutospacing="1" w:line="240" w:lineRule="auto"/>
+        <w:jc w:val="left"/>
+        <w:rPr>
+          <w:rFonts w:ascii="Arial" w:eastAsia="Times New Roman" w:hAnsi="Arial"/>
+          <w:lang w:eastAsia="es-ES"/>
+        </w:rPr>
+      </w:pPr>
+      <w:r>
+        <w:rPr>
+          <w:rFonts w:ascii="Arial" w:eastAsia="Times New Roman" w:hAnsi="Arial"/>
+          <w:lang w:eastAsia="es-ES"/>
+        </w:rPr>
+        <w:t>Descartadas las métricas globales, el análisis comparativo se centró en indicadores robustos frente a la asimetría de clases (AUPRC) y métricas orientadas a negocio (CP@100). La Tabla 4.1 resume el rendimiento de los modelos, incluyendo la configuración hiperparamétrica ganadora obtenida tras la búsqueda exhaustiva (</w:t>
+      </w:r>
+      <w:r>
+        <w:rPr>
+          <w:rFonts w:ascii="Arial" w:eastAsia="Times New Roman" w:hAnsi="Arial"/>
           <w:i/>
           <w:iCs/>
-        </w:rPr>
-        <w:t xml:space="preserve">et al., </w:t>
-      </w:r>
-      <w:r>
-        <w:rPr>
-          <w:rFonts w:ascii="Arial" w:hAnsi="Arial"/>
-        </w:rPr>
-        <w:t>2022)</w:t>
-      </w:r>
-      <w:r>
-        <w:rPr>
-          <w:rFonts w:ascii="Arial" w:hAnsi="Arial"/>
-        </w:rPr>
-        <w:t>, se ha confirmado que la métrica de exactitud (</w:t>
-      </w:r>
-      <w:r>
-        <w:rPr>
-          <w:rFonts w:ascii="Arial" w:hAnsi="Arial"/>
+          <w:lang w:eastAsia="es-ES"/>
+        </w:rPr>
+        <w:t>GridSearchCV</w:t>
+      </w:r>
+      <w:r>
+        <w:rPr>
+          <w:rFonts w:ascii="Arial" w:eastAsia="Times New Roman" w:hAnsi="Arial"/>
+          <w:lang w:eastAsia="es-ES"/>
+        </w:rPr>
+        <w:t>) y sus respectivos costes computacionales.</w:t>
+      </w:r>
+    </w:p>
+    <w:p>
+      <w:pPr>
+        <w:suppressAutoHyphens w:val="0"/>
+        <w:spacing w:before="100" w:beforeAutospacing="1" w:after="100" w:afterAutospacing="1" w:line="240" w:lineRule="auto"/>
+        <w:jc w:val="left"/>
+        <w:rPr>
+          <w:rFonts w:ascii="Arial" w:eastAsia="Times New Roman" w:hAnsi="Arial"/>
+          <w:lang w:eastAsia="es-ES"/>
+        </w:rPr>
+      </w:pPr>
+      <w:r>
+        <w:rPr>
+          <w:rFonts w:ascii="Arial" w:eastAsia="Times New Roman" w:hAnsi="Arial"/>
+          <w:b/>
+          <w:bCs/>
+          <w:lang w:eastAsia="es-ES"/>
+        </w:rPr>
+        <w:t>[INSERTAR TABLA AQUÍ: Tabla de Resultados Baseline]</w:t>
+      </w:r>
+    </w:p>
+    <w:tbl>
+      <w:tblPr>
+        <w:tblStyle w:val="Tabladelista4-nfasis6"/>
+        <w:tblW w:w="10908" w:type="dxa"/>
+        <w:tblInd w:w="-1139" w:type="dxa"/>
+        <w:tblLook w:val="04A0" w:firstRow="1" w:lastRow="0" w:firstColumn="1" w:lastColumn="0" w:noHBand="0" w:noVBand="1"/>
+      </w:tblPr>
+      <w:tblGrid>
+        <w:gridCol w:w="1220"/>
+        <w:gridCol w:w="2077"/>
+        <w:gridCol w:w="1572"/>
+        <w:gridCol w:w="1779"/>
+        <w:gridCol w:w="1716"/>
+        <w:gridCol w:w="2544"/>
+      </w:tblGrid>
+      <w:tr>
+        <w:trPr>
+          <w:cnfStyle w:val="100000000000" w:firstRow="1" w:lastRow="0" w:firstColumn="0" w:lastColumn="0" w:oddVBand="0" w:evenVBand="0" w:oddHBand="0" w:evenHBand="0" w:firstRowFirstColumn="0" w:firstRowLastColumn="0" w:lastRowFirstColumn="0" w:lastRowLastColumn="0"/>
+        </w:trPr>
+        <w:tc>
+          <w:tcPr>
+            <w:cnfStyle w:val="001000000000" w:firstRow="0" w:lastRow="0" w:firstColumn="1" w:lastColumn="0" w:oddVBand="0" w:evenVBand="0" w:oddHBand="0" w:evenHBand="0" w:firstRowFirstColumn="0" w:firstRowLastColumn="0" w:lastRowFirstColumn="0" w:lastRowLastColumn="0"/>
+            <w:tcW w:w="0" w:type="auto"/>
+            <w:vAlign w:val="center"/>
+            <w:hideMark/>
+          </w:tcPr>
+          <w:p>
+            <w:pPr>
+              <w:rPr>
+                <w:b w:val="0"/>
+                <w:bCs w:val="0"/>
+                <w:color w:val="auto"/>
+                <w:lang w:eastAsia="es-ES"/>
+              </w:rPr>
+            </w:pPr>
+            <w:r>
+              <w:rPr>
+                <w:rStyle w:val="Fuerte"/>
+                <w:rFonts w:ascii="Arial" w:hAnsi="Arial"/>
+                <w:b/>
+                <w:bCs/>
+                <w:color w:val="1F1F1F"/>
+                <w:bdr w:val="none" w:sz="0" w:space="0" w:color="auto" w:frame="1"/>
+              </w:rPr>
+              <w:t>Modelo</w:t>
+            </w:r>
+          </w:p>
+        </w:tc>
+        <w:tc>
+          <w:tcPr>
+            <w:tcW w:w="2077" w:type="dxa"/>
+            <w:vAlign w:val="center"/>
+            <w:hideMark/>
+          </w:tcPr>
+          <w:p>
+            <w:pPr>
+              <w:cnfStyle w:val="100000000000" w:firstRow="1" w:lastRow="0" w:firstColumn="0" w:lastColumn="0" w:oddVBand="0" w:evenVBand="0" w:oddHBand="0" w:evenHBand="0" w:firstRowFirstColumn="0" w:firstRowLastColumn="0" w:lastRowFirstColumn="0" w:lastRowLastColumn="0"/>
+              <w:rPr>
+                <w:b w:val="0"/>
+                <w:bCs w:val="0"/>
+                <w:color w:val="auto"/>
+                <w:lang w:eastAsia="es-ES"/>
+              </w:rPr>
+            </w:pPr>
+            <w:r>
+              <w:rPr>
+                <w:rStyle w:val="Fuerte"/>
+                <w:rFonts w:ascii="Arial" w:hAnsi="Arial"/>
+                <w:b/>
+                <w:bCs/>
+                <w:color w:val="1F1F1F"/>
+                <w:bdr w:val="none" w:sz="0" w:space="0" w:color="auto" w:frame="1"/>
+              </w:rPr>
+              <w:t>Hiperparámetros Óptimos</w:t>
+            </w:r>
+          </w:p>
+        </w:tc>
+        <w:tc>
+          <w:tcPr>
+            <w:tcW w:w="1572" w:type="dxa"/>
+            <w:vAlign w:val="center"/>
+            <w:hideMark/>
+          </w:tcPr>
+          <w:p>
+            <w:pPr>
+              <w:cnfStyle w:val="100000000000" w:firstRow="1" w:lastRow="0" w:firstColumn="0" w:lastColumn="0" w:oddVBand="0" w:evenVBand="0" w:oddHBand="0" w:evenHBand="0" w:firstRowFirstColumn="0" w:firstRowLastColumn="0" w:lastRowFirstColumn="0" w:lastRowLastColumn="0"/>
+              <w:rPr>
+                <w:b w:val="0"/>
+                <w:bCs w:val="0"/>
+                <w:color w:val="auto"/>
+                <w:lang w:eastAsia="es-ES"/>
+              </w:rPr>
+            </w:pPr>
+            <w:r>
+              <w:rPr>
+                <w:rStyle w:val="Fuerte"/>
+                <w:rFonts w:ascii="Arial" w:hAnsi="Arial"/>
+                <w:b/>
+                <w:bCs/>
+                <w:color w:val="1F1F1F"/>
+                <w:bdr w:val="none" w:sz="0" w:space="0" w:color="auto" w:frame="1"/>
+              </w:rPr>
+              <w:t>AUPRC (Media ± Std)</w:t>
+            </w:r>
+          </w:p>
+        </w:tc>
+        <w:tc>
+          <w:tcPr>
+            <w:tcW w:w="1779" w:type="dxa"/>
+            <w:vAlign w:val="center"/>
+            <w:hideMark/>
+          </w:tcPr>
+          <w:p>
+            <w:pPr>
+              <w:cnfStyle w:val="100000000000" w:firstRow="1" w:lastRow="0" w:firstColumn="0" w:lastColumn="0" w:oddVBand="0" w:evenVBand="0" w:oddHBand="0" w:evenHBand="0" w:firstRowFirstColumn="0" w:firstRowLastColumn="0" w:lastRowFirstColumn="0" w:lastRowLastColumn="0"/>
+              <w:rPr>
+                <w:b w:val="0"/>
+                <w:bCs w:val="0"/>
+                <w:color w:val="auto"/>
+                <w:lang w:eastAsia="es-ES"/>
+              </w:rPr>
+            </w:pPr>
+            <w:r>
+              <w:rPr>
+                <w:rStyle w:val="Fuerte"/>
+                <w:rFonts w:ascii="Arial" w:hAnsi="Arial"/>
+                <w:b/>
+                <w:bCs/>
+                <w:color w:val="1F1F1F"/>
+                <w:bdr w:val="none" w:sz="0" w:space="0" w:color="auto" w:frame="1"/>
+              </w:rPr>
+              <w:t>Recall Fraude</w:t>
+            </w:r>
+          </w:p>
+        </w:tc>
+        <w:tc>
+          <w:tcPr>
+            <w:tcW w:w="1716" w:type="dxa"/>
+            <w:vAlign w:val="center"/>
+          </w:tcPr>
+          <w:p>
+            <w:pPr>
+              <w:cnfStyle w:val="100000000000" w:firstRow="1" w:lastRow="0" w:firstColumn="0" w:lastColumn="0" w:oddVBand="0" w:evenVBand="0" w:oddHBand="0" w:evenHBand="0" w:firstRowFirstColumn="0" w:firstRowLastColumn="0" w:lastRowFirstColumn="0" w:lastRowLastColumn="0"/>
+              <w:rPr>
+                <w:b w:val="0"/>
+                <w:bCs w:val="0"/>
+                <w:lang w:eastAsia="es-ES"/>
+              </w:rPr>
+            </w:pPr>
+            <w:r>
+              <w:rPr>
+                <w:rStyle w:val="Fuerte"/>
+                <w:rFonts w:ascii="Arial" w:hAnsi="Arial"/>
+                <w:b/>
+                <w:bCs/>
+                <w:color w:val="1F1F1F"/>
+                <w:bdr w:val="none" w:sz="0" w:space="0" w:color="auto" w:frame="1"/>
+              </w:rPr>
+              <w:t>CP@100 (Media ± Std)</w:t>
+            </w:r>
+          </w:p>
+        </w:tc>
+        <w:tc>
+          <w:tcPr>
+            <w:tcW w:w="2544" w:type="dxa"/>
+          </w:tcPr>
+          <w:p>
+            <w:pPr>
+              <w:cnfStyle w:val="100000000000" w:firstRow="1" w:lastRow="0" w:firstColumn="0" w:lastColumn="0" w:oddVBand="0" w:evenVBand="0" w:oddHBand="0" w:evenHBand="0" w:firstRowFirstColumn="0" w:firstRowLastColumn="0" w:lastRowFirstColumn="0" w:lastRowLastColumn="0"/>
+              <w:rPr>
+                <w:rStyle w:val="Fuerte"/>
+                <w:rFonts w:ascii="Arial" w:hAnsi="Arial"/>
+                <w:b/>
+                <w:bCs/>
+                <w:color w:val="1F1F1F"/>
+                <w:bdr w:val="none" w:sz="0" w:space="0" w:color="auto" w:frame="1"/>
+              </w:rPr>
+            </w:pPr>
+            <w:r>
+              <w:rPr>
+                <w:rFonts w:ascii="Arial" w:hAnsi="Arial"/>
+                <w:color w:val="1F1F1F"/>
+                <w:bdr w:val="none" w:sz="0" w:space="0" w:color="auto" w:frame="1"/>
+              </w:rPr>
+              <w:t>Tiempo de Entrenamiento</w:t>
+            </w:r>
+          </w:p>
+        </w:tc>
+      </w:tr>
+      <w:tr>
+        <w:trPr>
+          <w:cnfStyle w:val="000000100000" w:firstRow="0" w:lastRow="0" w:firstColumn="0" w:lastColumn="0" w:oddVBand="0" w:evenVBand="0" w:oddHBand="1" w:evenHBand="0" w:firstRowFirstColumn="0" w:firstRowLastColumn="0" w:lastRowFirstColumn="0" w:lastRowLastColumn="0"/>
+        </w:trPr>
+        <w:tc>
+          <w:tcPr>
+            <w:cnfStyle w:val="001000000000" w:firstRow="0" w:lastRow="0" w:firstColumn="1" w:lastColumn="0" w:oddVBand="0" w:evenVBand="0" w:oddHBand="0" w:evenHBand="0" w:firstRowFirstColumn="0" w:firstRowLastColumn="0" w:lastRowFirstColumn="0" w:lastRowLastColumn="0"/>
+            <w:tcW w:w="0" w:type="auto"/>
+            <w:vAlign w:val="center"/>
+            <w:hideMark/>
+          </w:tcPr>
+          <w:p>
+            <w:pPr>
+              <w:rPr>
+                <w:lang w:eastAsia="es-ES"/>
+              </w:rPr>
+            </w:pPr>
+            <w:r>
+              <w:rPr>
+                <w:rFonts w:ascii="Arial" w:hAnsi="Arial"/>
+                <w:b w:val="0"/>
+                <w:bCs w:val="0"/>
+                <w:color w:val="1F1F1F"/>
+                <w:bdr w:val="none" w:sz="0" w:space="0" w:color="auto" w:frame="1"/>
+              </w:rPr>
+              <w:t>Regresión Logística</w:t>
+            </w:r>
+          </w:p>
+        </w:tc>
+        <w:tc>
+          <w:tcPr>
+            <w:tcW w:w="2077" w:type="dxa"/>
+            <w:vAlign w:val="center"/>
+            <w:hideMark/>
+          </w:tcPr>
+          <w:p>
+            <w:pPr>
+              <w:cnfStyle w:val="000000100000" w:firstRow="0" w:lastRow="0" w:firstColumn="0" w:lastColumn="0" w:oddVBand="0" w:evenVBand="0" w:oddHBand="1" w:evenHBand="0" w:firstRowFirstColumn="0" w:firstRowLastColumn="0" w:lastRowFirstColumn="0" w:lastRowLastColumn="0"/>
+              <w:rPr>
+                <w:b/>
+                <w:bCs/>
+                <w:lang w:eastAsia="es-ES"/>
+              </w:rPr>
+            </w:pPr>
+            <w:r>
+              <w:rPr>
+                <w:rStyle w:val="CdigoHTML"/>
+                <w:rFonts w:ascii="Arial" w:eastAsiaTheme="minorHAnsi" w:hAnsi="Arial" w:cs="Arial"/>
+                <w:color w:val="444746"/>
+                <w:bdr w:val="none" w:sz="0" w:space="0" w:color="auto" w:frame="1"/>
+              </w:rPr>
+              <w:t>C=10</w:t>
+            </w:r>
+          </w:p>
+        </w:tc>
+        <w:tc>
+          <w:tcPr>
+            <w:tcW w:w="1572" w:type="dxa"/>
+            <w:vAlign w:val="center"/>
+            <w:hideMark/>
+          </w:tcPr>
+          <w:p>
+            <w:pPr>
+              <w:cnfStyle w:val="000000100000" w:firstRow="0" w:lastRow="0" w:firstColumn="0" w:lastColumn="0" w:oddVBand="0" w:evenVBand="0" w:oddHBand="1" w:evenHBand="0" w:firstRowFirstColumn="0" w:firstRowLastColumn="0" w:lastRowFirstColumn="0" w:lastRowLastColumn="0"/>
+              <w:rPr>
+                <w:b/>
+                <w:bCs/>
+                <w:lang w:eastAsia="es-ES"/>
+              </w:rPr>
+            </w:pPr>
+            <w:r>
+              <w:rPr>
+                <w:rFonts w:ascii="Arial" w:hAnsi="Arial"/>
+                <w:color w:val="1F1F1F"/>
+                <w:bdr w:val="none" w:sz="0" w:space="0" w:color="auto" w:frame="1"/>
+              </w:rPr>
+              <w:t>0.6350 ± 0.0163</w:t>
+            </w:r>
+          </w:p>
+        </w:tc>
+        <w:tc>
+          <w:tcPr>
+            <w:tcW w:w="1779" w:type="dxa"/>
+            <w:vAlign w:val="center"/>
+            <w:hideMark/>
+          </w:tcPr>
+          <w:p>
+            <w:pPr>
+              <w:cnfStyle w:val="000000100000" w:firstRow="0" w:lastRow="0" w:firstColumn="0" w:lastColumn="0" w:oddVBand="0" w:evenVBand="0" w:oddHBand="1" w:evenHBand="0" w:firstRowFirstColumn="0" w:firstRowLastColumn="0" w:lastRowFirstColumn="0" w:lastRowLastColumn="0"/>
+              <w:rPr>
+                <w:b/>
+                <w:bCs/>
+                <w:lang w:eastAsia="es-ES"/>
+              </w:rPr>
+            </w:pPr>
+            <w:r>
+              <w:rPr>
+                <w:rFonts w:ascii="Arial" w:hAnsi="Arial"/>
+                <w:color w:val="1F1F1F"/>
+                <w:bdr w:val="none" w:sz="0" w:space="0" w:color="auto" w:frame="1"/>
+              </w:rPr>
+              <w:t>51.82%</w:t>
+            </w:r>
+          </w:p>
+        </w:tc>
+        <w:tc>
+          <w:tcPr>
+            <w:tcW w:w="1716" w:type="dxa"/>
+            <w:vAlign w:val="center"/>
+          </w:tcPr>
+          <w:p>
+            <w:pPr>
+              <w:cnfStyle w:val="000000100000" w:firstRow="0" w:lastRow="0" w:firstColumn="0" w:lastColumn="0" w:oddVBand="0" w:evenVBand="0" w:oddHBand="1" w:evenHBand="0" w:firstRowFirstColumn="0" w:firstRowLastColumn="0" w:lastRowFirstColumn="0" w:lastRowLastColumn="0"/>
+              <w:rPr>
+                <w:b/>
+                <w:bCs/>
+                <w:lang w:eastAsia="es-ES"/>
+              </w:rPr>
+            </w:pPr>
+            <w:r>
+              <w:rPr>
+                <w:rFonts w:ascii="Arial" w:hAnsi="Arial"/>
+                <w:color w:val="1F1F1F"/>
+                <w:bdr w:val="none" w:sz="0" w:space="0" w:color="auto" w:frame="1"/>
+              </w:rPr>
+              <w:t>0.2929 ± 0.0141</w:t>
+            </w:r>
+          </w:p>
+        </w:tc>
+        <w:tc>
+          <w:tcPr>
+            <w:tcW w:w="2544" w:type="dxa"/>
+          </w:tcPr>
+          <w:p>
+            <w:pPr>
+              <w:cnfStyle w:val="000000100000" w:firstRow="0" w:lastRow="0" w:firstColumn="0" w:lastColumn="0" w:oddVBand="0" w:evenVBand="0" w:oddHBand="1" w:evenHBand="0" w:firstRowFirstColumn="0" w:firstRowLastColumn="0" w:lastRowFirstColumn="0" w:lastRowLastColumn="0"/>
+              <w:rPr>
+                <w:rFonts w:ascii="Arial" w:hAnsi="Arial"/>
+                <w:color w:val="1F1F1F"/>
+                <w:bdr w:val="none" w:sz="0" w:space="0" w:color="auto" w:frame="1"/>
+              </w:rPr>
+            </w:pPr>
+            <w:r>
+              <w:rPr>
+                <w:rFonts w:ascii="Arial" w:hAnsi="Arial"/>
+                <w:color w:val="1F1F1F"/>
+                <w:bdr w:val="none" w:sz="0" w:space="0" w:color="auto" w:frame="1"/>
+              </w:rPr>
+              <w:t>17.4 s</w:t>
+            </w:r>
+          </w:p>
+        </w:tc>
+      </w:tr>
+      <w:tr>
+        <w:tc>
+          <w:tcPr>
+            <w:cnfStyle w:val="001000000000" w:firstRow="0" w:lastRow="0" w:firstColumn="1" w:lastColumn="0" w:oddVBand="0" w:evenVBand="0" w:oddHBand="0" w:evenHBand="0" w:firstRowFirstColumn="0" w:firstRowLastColumn="0" w:lastRowFirstColumn="0" w:lastRowLastColumn="0"/>
+            <w:tcW w:w="0" w:type="auto"/>
+            <w:vAlign w:val="center"/>
+            <w:hideMark/>
+          </w:tcPr>
+          <w:p>
+            <w:pPr>
+              <w:rPr>
+                <w:lang w:eastAsia="es-ES"/>
+              </w:rPr>
+            </w:pPr>
+            <w:r>
+              <w:rPr>
+                <w:rFonts w:ascii="Arial" w:hAnsi="Arial"/>
+                <w:b w:val="0"/>
+                <w:bCs w:val="0"/>
+                <w:color w:val="1F1F1F"/>
+                <w:bdr w:val="none" w:sz="0" w:space="0" w:color="auto" w:frame="1"/>
+              </w:rPr>
+              <w:t>Random Forest</w:t>
+            </w:r>
+          </w:p>
+        </w:tc>
+        <w:tc>
+          <w:tcPr>
+            <w:tcW w:w="2077" w:type="dxa"/>
+            <w:vAlign w:val="center"/>
+            <w:hideMark/>
+          </w:tcPr>
+          <w:p>
+            <w:pPr>
+              <w:cnfStyle w:val="000000000000" w:firstRow="0" w:lastRow="0" w:firstColumn="0" w:lastColumn="0" w:oddVBand="0" w:evenVBand="0" w:oddHBand="0" w:evenHBand="0" w:firstRowFirstColumn="0" w:firstRowLastColumn="0" w:lastRowFirstColumn="0" w:lastRowLastColumn="0"/>
+              <w:rPr>
+                <w:b/>
+                <w:bCs/>
+                <w:lang w:eastAsia="es-ES"/>
+              </w:rPr>
+            </w:pPr>
+            <w:r>
+              <w:rPr>
+                <w:rStyle w:val="CdigoHTML"/>
+                <w:rFonts w:ascii="Arial" w:eastAsiaTheme="minorHAnsi" w:hAnsi="Arial" w:cs="Arial"/>
+                <w:color w:val="444746"/>
+                <w:bdr w:val="none" w:sz="0" w:space="0" w:color="auto" w:frame="1"/>
+              </w:rPr>
+              <w:t>max_depth=50</w:t>
+            </w:r>
+            <w:r>
+              <w:rPr>
+                <w:rFonts w:ascii="Arial" w:hAnsi="Arial"/>
+                <w:color w:val="1F1F1F"/>
+                <w:bdr w:val="none" w:sz="0" w:space="0" w:color="auto" w:frame="1"/>
+              </w:rPr>
+              <w:t xml:space="preserve">, </w:t>
+            </w:r>
+            <w:r>
+              <w:rPr>
+                <w:rStyle w:val="CdigoHTML"/>
+                <w:rFonts w:ascii="Arial" w:eastAsiaTheme="minorHAnsi" w:hAnsi="Arial" w:cs="Arial"/>
+                <w:color w:val="444746"/>
+                <w:bdr w:val="none" w:sz="0" w:space="0" w:color="auto" w:frame="1"/>
+              </w:rPr>
+              <w:t>n_estimators=100</w:t>
+            </w:r>
+          </w:p>
+        </w:tc>
+        <w:tc>
+          <w:tcPr>
+            <w:tcW w:w="1572" w:type="dxa"/>
+            <w:vAlign w:val="center"/>
+            <w:hideMark/>
+          </w:tcPr>
+          <w:p>
+            <w:pPr>
+              <w:cnfStyle w:val="000000000000" w:firstRow="0" w:lastRow="0" w:firstColumn="0" w:lastColumn="0" w:oddVBand="0" w:evenVBand="0" w:oddHBand="0" w:evenHBand="0" w:firstRowFirstColumn="0" w:firstRowLastColumn="0" w:lastRowFirstColumn="0" w:lastRowLastColumn="0"/>
+              <w:rPr>
+                <w:b/>
+                <w:bCs/>
+                <w:lang w:eastAsia="es-ES"/>
+              </w:rPr>
+            </w:pPr>
+            <w:r>
+              <w:rPr>
+                <w:rFonts w:ascii="Arial" w:hAnsi="Arial"/>
+                <w:color w:val="1F1F1F"/>
+                <w:bdr w:val="none" w:sz="0" w:space="0" w:color="auto" w:frame="1"/>
+              </w:rPr>
+              <w:t>0.6846 ± 0.0103</w:t>
+            </w:r>
+          </w:p>
+        </w:tc>
+        <w:tc>
+          <w:tcPr>
+            <w:tcW w:w="1779" w:type="dxa"/>
+            <w:vAlign w:val="center"/>
+            <w:hideMark/>
+          </w:tcPr>
+          <w:p>
+            <w:pPr>
+              <w:cnfStyle w:val="000000000000" w:firstRow="0" w:lastRow="0" w:firstColumn="0" w:lastColumn="0" w:oddVBand="0" w:evenVBand="0" w:oddHBand="0" w:evenHBand="0" w:firstRowFirstColumn="0" w:firstRowLastColumn="0" w:lastRowFirstColumn="0" w:lastRowLastColumn="0"/>
+              <w:rPr>
+                <w:b/>
+                <w:bCs/>
+                <w:lang w:eastAsia="es-ES"/>
+              </w:rPr>
+            </w:pPr>
+            <w:r>
+              <w:rPr>
+                <w:rFonts w:ascii="Arial" w:hAnsi="Arial"/>
+                <w:color w:val="1F1F1F"/>
+                <w:bdr w:val="none" w:sz="0" w:space="0" w:color="auto" w:frame="1"/>
+              </w:rPr>
+              <w:t>58.94%</w:t>
+            </w:r>
+          </w:p>
+        </w:tc>
+        <w:tc>
+          <w:tcPr>
+            <w:tcW w:w="1716" w:type="dxa"/>
+            <w:vAlign w:val="center"/>
+          </w:tcPr>
+          <w:p>
+            <w:pPr>
+              <w:cnfStyle w:val="000000000000" w:firstRow="0" w:lastRow="0" w:firstColumn="0" w:lastColumn="0" w:oddVBand="0" w:evenVBand="0" w:oddHBand="0" w:evenHBand="0" w:firstRowFirstColumn="0" w:firstRowLastColumn="0" w:lastRowFirstColumn="0" w:lastRowLastColumn="0"/>
+              <w:rPr>
+                <w:b/>
+                <w:bCs/>
+                <w:lang w:eastAsia="es-ES"/>
+              </w:rPr>
+            </w:pPr>
+            <w:r>
+              <w:rPr>
+                <w:rFonts w:ascii="Arial" w:hAnsi="Arial"/>
+                <w:b/>
+                <w:bCs/>
+                <w:color w:val="1F1F1F"/>
+                <w:bdr w:val="none" w:sz="0" w:space="0" w:color="auto" w:frame="1"/>
+              </w:rPr>
+              <w:t>0.2971 ± 0.0144</w:t>
+            </w:r>
+          </w:p>
+        </w:tc>
+        <w:tc>
+          <w:tcPr>
+            <w:tcW w:w="2544" w:type="dxa"/>
+          </w:tcPr>
+          <w:p>
+            <w:pPr>
+              <w:cnfStyle w:val="000000000000" w:firstRow="0" w:lastRow="0" w:firstColumn="0" w:lastColumn="0" w:oddVBand="0" w:evenVBand="0" w:oddHBand="0" w:evenHBand="0" w:firstRowFirstColumn="0" w:firstRowLastColumn="0" w:lastRowFirstColumn="0" w:lastRowLastColumn="0"/>
+              <w:rPr>
+                <w:rFonts w:ascii="Arial" w:hAnsi="Arial"/>
+                <w:color w:val="1F1F1F"/>
+                <w:bdr w:val="none" w:sz="0" w:space="0" w:color="auto" w:frame="1"/>
+              </w:rPr>
+            </w:pPr>
+            <w:r>
+              <w:rPr>
+                <w:rFonts w:ascii="Arial" w:hAnsi="Arial"/>
+                <w:color w:val="1F1F1F"/>
+                <w:bdr w:val="none" w:sz="0" w:space="0" w:color="auto" w:frame="1"/>
+              </w:rPr>
+              <w:t>~ 2.1 min</w:t>
+            </w:r>
+          </w:p>
+        </w:tc>
+      </w:tr>
+      <w:tr>
+        <w:trPr>
+          <w:cnfStyle w:val="000000100000" w:firstRow="0" w:lastRow="0" w:firstColumn="0" w:lastColumn="0" w:oddVBand="0" w:evenVBand="0" w:oddHBand="1" w:evenHBand="0" w:firstRowFirstColumn="0" w:firstRowLastColumn="0" w:lastRowFirstColumn="0" w:lastRowLastColumn="0"/>
+        </w:trPr>
+        <w:tc>
+          <w:tcPr>
+            <w:cnfStyle w:val="001000000000" w:firstRow="0" w:lastRow="0" w:firstColumn="1" w:lastColumn="0" w:oddVBand="0" w:evenVBand="0" w:oddHBand="0" w:evenHBand="0" w:firstRowFirstColumn="0" w:firstRowLastColumn="0" w:lastRowFirstColumn="0" w:lastRowLastColumn="0"/>
+            <w:tcW w:w="0" w:type="auto"/>
+            <w:vAlign w:val="center"/>
+            <w:hideMark/>
+          </w:tcPr>
+          <w:p>
+            <w:pPr>
+              <w:rPr>
+                <w:lang w:eastAsia="es-ES"/>
+              </w:rPr>
+            </w:pPr>
+            <w:r>
+              <w:rPr>
+                <w:rFonts w:ascii="Arial" w:hAnsi="Arial"/>
+                <w:b w:val="0"/>
+                <w:bCs w:val="0"/>
+                <w:color w:val="1F1F1F"/>
+                <w:bdr w:val="none" w:sz="0" w:space="0" w:color="auto" w:frame="1"/>
+              </w:rPr>
+              <w:t>XGBoost</w:t>
+            </w:r>
+          </w:p>
+        </w:tc>
+        <w:tc>
+          <w:tcPr>
+            <w:tcW w:w="2077" w:type="dxa"/>
+            <w:vAlign w:val="center"/>
+            <w:hideMark/>
+          </w:tcPr>
+          <w:p>
+            <w:pPr>
+              <w:cnfStyle w:val="000000100000" w:firstRow="0" w:lastRow="0" w:firstColumn="0" w:lastColumn="0" w:oddVBand="0" w:evenVBand="0" w:oddHBand="1" w:evenHBand="0" w:firstRowFirstColumn="0" w:firstRowLastColumn="0" w:lastRowFirstColumn="0" w:lastRowLastColumn="0"/>
+              <w:rPr>
+                <w:b/>
+                <w:bCs/>
+                <w:lang w:eastAsia="es-ES"/>
+              </w:rPr>
+            </w:pPr>
+            <w:r>
+              <w:rPr>
+                <w:rStyle w:val="CdigoHTML"/>
+                <w:rFonts w:ascii="Arial" w:eastAsiaTheme="minorHAnsi" w:hAnsi="Arial" w:cs="Arial"/>
+                <w:color w:val="444746"/>
+                <w:bdr w:val="none" w:sz="0" w:space="0" w:color="auto" w:frame="1"/>
+              </w:rPr>
+              <w:t>max_depth=3</w:t>
+            </w:r>
+            <w:r>
+              <w:rPr>
+                <w:rFonts w:ascii="Arial" w:hAnsi="Arial"/>
+                <w:color w:val="1F1F1F"/>
+                <w:bdr w:val="none" w:sz="0" w:space="0" w:color="auto" w:frame="1"/>
+              </w:rPr>
+              <w:t xml:space="preserve">, </w:t>
+            </w:r>
+            <w:r>
+              <w:rPr>
+                <w:rStyle w:val="CdigoHTML"/>
+                <w:rFonts w:ascii="Arial" w:eastAsiaTheme="minorHAnsi" w:hAnsi="Arial" w:cs="Arial"/>
+                <w:color w:val="444746"/>
+                <w:bdr w:val="none" w:sz="0" w:space="0" w:color="auto" w:frame="1"/>
+              </w:rPr>
+              <w:t>n_estimators=100</w:t>
+            </w:r>
+            <w:r>
+              <w:rPr>
+                <w:rFonts w:ascii="Arial" w:hAnsi="Arial"/>
+                <w:color w:val="1F1F1F"/>
+                <w:bdr w:val="none" w:sz="0" w:space="0" w:color="auto" w:frame="1"/>
+              </w:rPr>
+              <w:t xml:space="preserve">, </w:t>
+            </w:r>
+            <w:r>
+              <w:rPr>
+                <w:rStyle w:val="CdigoHTML"/>
+                <w:rFonts w:ascii="Arial" w:eastAsiaTheme="minorHAnsi" w:hAnsi="Arial" w:cs="Arial"/>
+                <w:color w:val="444746"/>
+                <w:bdr w:val="none" w:sz="0" w:space="0" w:color="auto" w:frame="1"/>
+              </w:rPr>
+              <w:t>learning_rate=0.3</w:t>
+            </w:r>
+          </w:p>
+        </w:tc>
+        <w:tc>
+          <w:tcPr>
+            <w:tcW w:w="1572" w:type="dxa"/>
+            <w:vAlign w:val="center"/>
+            <w:hideMark/>
+          </w:tcPr>
+          <w:p>
+            <w:pPr>
+              <w:cnfStyle w:val="000000100000" w:firstRow="0" w:lastRow="0" w:firstColumn="0" w:lastColumn="0" w:oddVBand="0" w:evenVBand="0" w:oddHBand="1" w:evenHBand="0" w:firstRowFirstColumn="0" w:firstRowLastColumn="0" w:lastRowFirstColumn="0" w:lastRowLastColumn="0"/>
+              <w:rPr>
+                <w:b/>
+                <w:bCs/>
+                <w:lang w:eastAsia="es-ES"/>
+              </w:rPr>
+            </w:pPr>
+            <w:r>
+              <w:rPr>
+                <w:rFonts w:ascii="Arial" w:hAnsi="Arial"/>
+                <w:b/>
+                <w:bCs/>
+                <w:color w:val="1F1F1F"/>
+                <w:bdr w:val="none" w:sz="0" w:space="0" w:color="auto" w:frame="1"/>
+              </w:rPr>
+              <w:t>0.6904 ± 0.0084</w:t>
+            </w:r>
+          </w:p>
+        </w:tc>
+        <w:tc>
+          <w:tcPr>
+            <w:tcW w:w="1779" w:type="dxa"/>
+            <w:vAlign w:val="center"/>
+            <w:hideMark/>
+          </w:tcPr>
+          <w:p>
+            <w:pPr>
+              <w:cnfStyle w:val="000000100000" w:firstRow="0" w:lastRow="0" w:firstColumn="0" w:lastColumn="0" w:oddVBand="0" w:evenVBand="0" w:oddHBand="1" w:evenHBand="0" w:firstRowFirstColumn="0" w:firstRowLastColumn="0" w:lastRowFirstColumn="0" w:lastRowLastColumn="0"/>
+              <w:rPr>
+                <w:b/>
+                <w:bCs/>
+                <w:lang w:eastAsia="es-ES"/>
+              </w:rPr>
+            </w:pPr>
+            <w:r>
+              <w:rPr>
+                <w:rFonts w:ascii="Arial" w:hAnsi="Arial"/>
+                <w:b/>
+                <w:bCs/>
+                <w:color w:val="1F1F1F"/>
+                <w:bdr w:val="none" w:sz="0" w:space="0" w:color="auto" w:frame="1"/>
+              </w:rPr>
+              <w:t>61.75%</w:t>
+            </w:r>
+          </w:p>
+        </w:tc>
+        <w:tc>
+          <w:tcPr>
+            <w:tcW w:w="1716" w:type="dxa"/>
+            <w:vAlign w:val="center"/>
+          </w:tcPr>
+          <w:p>
+            <w:pPr>
+              <w:cnfStyle w:val="000000100000" w:firstRow="0" w:lastRow="0" w:firstColumn="0" w:lastColumn="0" w:oddVBand="0" w:evenVBand="0" w:oddHBand="1" w:evenHBand="0" w:firstRowFirstColumn="0" w:firstRowLastColumn="0" w:lastRowFirstColumn="0" w:lastRowLastColumn="0"/>
+              <w:rPr>
+                <w:b/>
+                <w:bCs/>
+                <w:lang w:eastAsia="es-ES"/>
+              </w:rPr>
+            </w:pPr>
+            <w:r>
+              <w:rPr>
+                <w:rFonts w:ascii="Arial" w:hAnsi="Arial"/>
+                <w:color w:val="1F1F1F"/>
+                <w:bdr w:val="none" w:sz="0" w:space="0" w:color="auto" w:frame="1"/>
+              </w:rPr>
+              <w:t>0.2961 ± 0.0139</w:t>
+            </w:r>
+          </w:p>
+        </w:tc>
+        <w:tc>
+          <w:tcPr>
+            <w:tcW w:w="2544" w:type="dxa"/>
+          </w:tcPr>
+          <w:p>
+            <w:pPr>
+              <w:cnfStyle w:val="000000100000" w:firstRow="0" w:lastRow="0" w:firstColumn="0" w:lastColumn="0" w:oddVBand="0" w:evenVBand="0" w:oddHBand="1" w:evenHBand="0" w:firstRowFirstColumn="0" w:firstRowLastColumn="0" w:lastRowFirstColumn="0" w:lastRowLastColumn="0"/>
+              <w:rPr>
+                <w:rFonts w:ascii="Arial" w:hAnsi="Arial"/>
+                <w:color w:val="1F1F1F"/>
+                <w:bdr w:val="none" w:sz="0" w:space="0" w:color="auto" w:frame="1"/>
+              </w:rPr>
+            </w:pPr>
+            <w:r>
+              <w:rPr>
+                <w:rFonts w:ascii="Arial" w:hAnsi="Arial"/>
+                <w:color w:val="1F1F1F"/>
+                <w:bdr w:val="none" w:sz="0" w:space="0" w:color="auto" w:frame="1"/>
+              </w:rPr>
+              <w:t>~ 55.2 min</w:t>
+            </w:r>
+          </w:p>
+        </w:tc>
+      </w:tr>
+    </w:tbl>
+    <w:p>
+      <w:pPr>
+        <w:suppressAutoHyphens w:val="0"/>
+        <w:spacing w:before="100" w:beforeAutospacing="1" w:after="100" w:afterAutospacing="1" w:line="240" w:lineRule="auto"/>
+        <w:jc w:val="left"/>
+        <w:rPr>
+          <w:rFonts w:ascii="Arial" w:eastAsia="Times New Roman" w:hAnsi="Arial"/>
+          <w:lang w:eastAsia="es-ES"/>
+        </w:rPr>
+      </w:pPr>
+      <w:r>
+        <w:rPr>
+          <w:rFonts w:ascii="Arial" w:eastAsia="Times New Roman" w:hAnsi="Arial"/>
+          <w:lang w:eastAsia="es-ES"/>
+        </w:rPr>
+        <w:t>Los resultados de la Tabla 4.1 revelan diferencias estructurales significativas. La Regresión Logística estableció el "suelo" de rendimiento con un AUPRC de 0.6350, demostrando sus limitaciones para capturar las interacciones no lineales de las variables temporales RFM.</w:t>
+      </w:r>
+    </w:p>
+    <w:p>
+      <w:pPr>
+        <w:suppressAutoHyphens w:val="0"/>
+        <w:spacing w:before="100" w:beforeAutospacing="1" w:after="100" w:afterAutospacing="1" w:line="240" w:lineRule="auto"/>
+        <w:jc w:val="left"/>
+        <w:rPr>
+          <w:rFonts w:ascii="Arial" w:eastAsia="Times New Roman" w:hAnsi="Arial"/>
+          <w:lang w:eastAsia="es-ES"/>
+        </w:rPr>
+      </w:pPr>
+      <w:r>
+        <w:rPr>
+          <w:rFonts w:ascii="Arial" w:eastAsia="Times New Roman" w:hAnsi="Arial"/>
+          <w:lang w:eastAsia="es-ES"/>
+        </w:rPr>
+        <w:lastRenderedPageBreak/>
+        <w:t xml:space="preserve">Por su parte, los modelos basados en ensamblajes de árboles demostraron una clara superioridad. </w:t>
+      </w:r>
+      <w:r>
+        <w:rPr>
+          <w:rFonts w:ascii="Arial" w:eastAsia="Times New Roman" w:hAnsi="Arial"/>
+          <w:b/>
+          <w:bCs/>
+          <w:lang w:eastAsia="es-ES"/>
+        </w:rPr>
+        <w:t>XGBoost</w:t>
+      </w:r>
+      <w:r>
+        <w:rPr>
+          <w:rFonts w:ascii="Arial" w:eastAsia="Times New Roman" w:hAnsi="Arial"/>
+          <w:lang w:eastAsia="es-ES"/>
+        </w:rPr>
+        <w:t xml:space="preserve"> se posicionó como el modelo más robusto, alcanzando el mejor AUPRC (</w:t>
+      </w:r>
+      <w:r>
+        <w:rPr>
+          <w:rFonts w:ascii="Arial" w:eastAsia="Times New Roman" w:hAnsi="Arial"/>
+          <w:b/>
+          <w:bCs/>
+          <w:lang w:eastAsia="es-ES"/>
+        </w:rPr>
+        <w:t>0.6904</w:t>
+      </w:r>
+      <w:r>
+        <w:rPr>
+          <w:rFonts w:ascii="Arial" w:eastAsia="Times New Roman" w:hAnsi="Arial"/>
+          <w:lang w:eastAsia="es-ES"/>
+        </w:rPr>
+        <w:t>) y la mayor sensibilidad (</w:t>
+      </w:r>
+      <w:r>
+        <w:rPr>
+          <w:rFonts w:ascii="Arial" w:eastAsia="Times New Roman" w:hAnsi="Arial"/>
+          <w:b/>
+          <w:bCs/>
+          <w:lang w:eastAsia="es-ES"/>
+        </w:rPr>
+        <w:t>61.75%</w:t>
+      </w:r>
+      <w:r>
+        <w:rPr>
+          <w:rFonts w:ascii="Arial" w:eastAsia="Times New Roman" w:hAnsi="Arial"/>
+          <w:lang w:eastAsia="es-ES"/>
+        </w:rPr>
+        <w:t>). Resulta especialmente reveladora la configuración de sus hiperparámetros óptimos: el algoritmo favoreció árboles muy poco profundos (max_depth=3) iterados sobre 100 estimadores. Esta configuración genera un modelo intencionadamente conservador que penaliza el sobreajuste (</w:t>
+      </w:r>
+      <w:r>
+        <w:rPr>
+          <w:rFonts w:ascii="Arial" w:eastAsia="Times New Roman" w:hAnsi="Arial"/>
           <w:i/>
           <w:iCs/>
-        </w:rPr>
-        <w:t>Accuracy</w:t>
-      </w:r>
-      <w:r>
-        <w:rPr>
-          <w:rFonts w:ascii="Arial" w:hAnsi="Arial"/>
-        </w:rPr>
-        <w:t>) carece de utilidad práctica en este dominio debido al desbalance extremo (0.17% de fraudes). Un clasificador trivial que etiquetara todas las transacciones como legítimas alcanzaría una exactitud del 99.83%, pero fallaría en detectar cualquier fraude.</w:t>
-      </w:r>
-    </w:p>
-    <w:p>
-      <w:pPr>
-        <w:rPr>
-          <w:rFonts w:ascii="Arial" w:hAnsi="Arial"/>
-        </w:rPr>
-      </w:pPr>
-      <w:r>
-        <w:rPr>
-          <w:rFonts w:ascii="Arial" w:hAnsi="Arial"/>
-        </w:rPr>
-        <w:t>Por ello, los resultados se analizan bajo dos perspectivas complementarias:</w:t>
+          <w:lang w:eastAsia="es-ES"/>
+        </w:rPr>
+        <w:t>overfitting</w:t>
+      </w:r>
+      <w:r>
+        <w:rPr>
+          <w:rFonts w:ascii="Arial" w:eastAsia="Times New Roman" w:hAnsi="Arial"/>
+          <w:lang w:eastAsia="es-ES"/>
+        </w:rPr>
+        <w:t>), lo cual explica su extraordinaria Precisión en la detección de fraude (92.07%), habiendo emitido únicamente 85 falsas alarmas sobre un volumen de más de 230.000 transacciones legítimas. La principal desventaja de XGBoost residió en su coste computacional durante la fase de optimización, requiriendo más de 55 minutos para completar la validación frente a los 2 minutos de Random Forest.</w:t>
+      </w:r>
+    </w:p>
+    <w:p>
+      <w:pPr>
+        <w:pStyle w:val="Ttulo3"/>
+      </w:pPr>
+      <w:r>
+        <w:t>Selección y Justificación del Modelo Base</w:t>
+      </w:r>
+    </w:p>
+    <w:p>
+      <w:pPr>
+        <w:suppressAutoHyphens w:val="0"/>
+        <w:spacing w:before="100" w:beforeAutospacing="1" w:after="100" w:afterAutospacing="1" w:line="240" w:lineRule="auto"/>
+        <w:jc w:val="left"/>
+        <w:rPr>
+          <w:rFonts w:ascii="Arial" w:eastAsia="Times New Roman" w:hAnsi="Arial"/>
+          <w:lang w:eastAsia="es-ES"/>
+        </w:rPr>
+      </w:pPr>
+      <w:r>
+        <w:rPr>
+          <w:rFonts w:ascii="Arial" w:eastAsia="Times New Roman" w:hAnsi="Arial"/>
+          <w:lang w:eastAsia="es-ES"/>
+        </w:rPr>
+        <w:t xml:space="preserve">Para seleccionar el algoritmo que avanzará a las fases de auditoría metodológica e interpretabilidad, se cruzaron los resultados técnicos con la métrica de negocio </w:t>
+      </w:r>
+      <w:r>
+        <w:rPr>
+          <w:rFonts w:ascii="Arial" w:eastAsia="Times New Roman" w:hAnsi="Arial"/>
+          <w:i/>
+          <w:iCs/>
+          <w:lang w:eastAsia="es-ES"/>
+        </w:rPr>
+        <w:t>Card Precision@100</w:t>
+      </w:r>
+      <w:r>
+        <w:rPr>
+          <w:rFonts w:ascii="Arial" w:eastAsia="Times New Roman" w:hAnsi="Arial"/>
+          <w:lang w:eastAsia="es-ES"/>
+        </w:rPr>
+        <w:t xml:space="preserve"> (CP@100).</w:t>
+      </w:r>
+    </w:p>
+    <w:p>
+      <w:pPr>
+        <w:suppressAutoHyphens w:val="0"/>
+        <w:spacing w:before="100" w:beforeAutospacing="1" w:after="100" w:afterAutospacing="1" w:line="240" w:lineRule="auto"/>
+        <w:jc w:val="left"/>
+        <w:rPr>
+          <w:rFonts w:ascii="Arial" w:eastAsia="Times New Roman" w:hAnsi="Arial"/>
+          <w:lang w:eastAsia="es-ES"/>
+        </w:rPr>
+      </w:pPr>
+      <w:r>
+        <w:rPr>
+          <w:rFonts w:ascii="Arial" w:eastAsia="Times New Roman" w:hAnsi="Arial"/>
+          <w:b/>
+          <w:bCs/>
+          <w:lang w:eastAsia="es-ES"/>
+        </w:rPr>
+        <w:drawing>
+          <wp:inline distT="0" distB="0" distL="0" distR="0" wp14:anchorId="0341E886" wp14:editId="37C33E68">
+            <wp:extent cx="5400040" cy="1687830"/>
+            <wp:effectExtent l="0" t="0" r="0" b="7620"/>
+            <wp:docPr id="491782904" name="Imagen 1" descr="Gráfico, Gráfico de barras&#10;&#10;El contenido generado por IA puede ser incorrecto."/>
+            <wp:cNvGraphicFramePr>
+              <a:graphicFrameLocks xmlns:a="http://schemas.openxmlformats.org/drawingml/2006/main" noChangeAspect="1"/>
+            </wp:cNvGraphicFramePr>
+            <a:graphic xmlns:a="http://schemas.openxmlformats.org/drawingml/2006/main">
+              <a:graphicData uri="http://schemas.openxmlformats.org/drawingml/2006/picture">
+                <pic:pic xmlns:pic="http://schemas.openxmlformats.org/drawingml/2006/picture">
+                  <pic:nvPicPr>
+                    <pic:cNvPr id="491782904" name="Imagen 1" descr="Gráfico, Gráfico de barras&#10;&#10;El contenido generado por IA puede ser incorrecto."/>
+                    <pic:cNvPicPr/>
+                  </pic:nvPicPr>
+                  <pic:blipFill>
+                    <a:blip r:embed="rId17"/>
+                    <a:stretch>
+                      <a:fillRect/>
+                    </a:stretch>
+                  </pic:blipFill>
+                  <pic:spPr>
+                    <a:xfrm>
+                      <a:off x="0" y="0"/>
+                      <a:ext cx="5400040" cy="1687830"/>
+                    </a:xfrm>
+                    <a:prstGeom prst="rect">
+                      <a:avLst/>
+                    </a:prstGeom>
+                  </pic:spPr>
+                </pic:pic>
+              </a:graphicData>
+            </a:graphic>
+          </wp:inline>
+        </w:drawing>
+      </w:r>
+      <w:r>
+        <w:rPr>
+          <w:rFonts w:ascii="Arial" w:eastAsia="Times New Roman" w:hAnsi="Arial"/>
+          <w:b/>
+          <w:bCs/>
+          <w:lang w:eastAsia="es-ES"/>
+        </w:rPr>
+        <w:t xml:space="preserve"> </w:t>
+      </w:r>
+      <w:r>
+        <w:rPr>
+          <w:rFonts w:ascii="Arial" w:eastAsia="Times New Roman" w:hAnsi="Arial"/>
+          <w:lang w:eastAsia="es-ES"/>
+        </w:rPr>
+        <w:t>En términos puramente operativos</w:t>
+      </w:r>
+      <w:r>
+        <w:rPr>
+          <w:rFonts w:ascii="Arial" w:eastAsia="Times New Roman" w:hAnsi="Arial"/>
+          <w:lang w:eastAsia="es-ES"/>
+        </w:rPr>
+        <w:t xml:space="preserve">, </w:t>
+      </w:r>
+      <w:r>
+        <w:rPr>
+          <w:rFonts w:ascii="Arial" w:eastAsia="Times New Roman" w:hAnsi="Arial"/>
+          <w:lang w:eastAsia="es-ES"/>
+        </w:rPr>
+        <w:t>Random Forest y XGBoost presentaron un desempeño funcionalmente idéntico. Random Forest obtuvo una media de CP@100 de 0.2971, superando marginalmente a XGBoost (0.2961). Esto significa que, de las 100 tarjetas diarias bloqueadas manualmente por los analistas, ambos modelos aseguran la intercepción de casi 30 fraudes reales.</w:t>
+      </w:r>
+    </w:p>
+    <w:p>
+      <w:pPr>
+        <w:suppressAutoHyphens w:val="0"/>
+        <w:spacing w:before="100" w:beforeAutospacing="1" w:after="100" w:afterAutospacing="1" w:line="240" w:lineRule="auto"/>
+        <w:jc w:val="left"/>
+        <w:rPr>
+          <w:rFonts w:ascii="Arial" w:eastAsia="Times New Roman" w:hAnsi="Arial"/>
+          <w:lang w:eastAsia="es-ES"/>
+        </w:rPr>
+      </w:pPr>
+      <w:r>
+        <w:rPr>
+          <w:rFonts w:ascii="Arial" w:eastAsia="Times New Roman" w:hAnsi="Arial"/>
+          <w:lang w:eastAsia="es-ES"/>
+        </w:rPr>
+        <w:t xml:space="preserve">A pesar de esta levísima ventaja de Random Forest en el </w:t>
+      </w:r>
+      <w:r>
+        <w:rPr>
+          <w:rFonts w:ascii="Arial" w:eastAsia="Times New Roman" w:hAnsi="Arial"/>
+          <w:i/>
+          <w:iCs/>
+          <w:lang w:eastAsia="es-ES"/>
+        </w:rPr>
+        <w:t>Top-100</w:t>
+      </w:r>
+      <w:r>
+        <w:rPr>
+          <w:rFonts w:ascii="Arial" w:eastAsia="Times New Roman" w:hAnsi="Arial"/>
+          <w:lang w:eastAsia="es-ES"/>
+        </w:rPr>
+        <w:t xml:space="preserve">, se selecciona de manera definitiva </w:t>
+      </w:r>
+      <w:r>
+        <w:rPr>
+          <w:rFonts w:ascii="Arial" w:eastAsia="Times New Roman" w:hAnsi="Arial"/>
+          <w:b/>
+          <w:bCs/>
+          <w:lang w:eastAsia="es-ES"/>
+        </w:rPr>
+        <w:t>XGBoost</w:t>
+      </w:r>
+      <w:r>
+        <w:rPr>
+          <w:rFonts w:ascii="Arial" w:eastAsia="Times New Roman" w:hAnsi="Arial"/>
+          <w:lang w:eastAsia="es-ES"/>
+        </w:rPr>
+        <w:t xml:space="preserve"> como el modelo de referencia para el resto de la investigación. Esta decisión se fundamenta en tres factores determinantes:</w:t>
       </w:r>
     </w:p>
     <w:p>
       <w:pPr>
         <w:numPr>
           <w:ilvl w:val="0"/>
-          <w:numId w:val="42"/>
+          <w:numId w:val="127"/>
         </w:numPr>
-        <w:rPr>
-          <w:rFonts w:ascii="Arial" w:hAnsi="Arial"/>
-        </w:rPr>
-      </w:pPr>
-      <w:r>
-        <w:rPr>
-          <w:rFonts w:ascii="Arial" w:hAnsi="Arial"/>
+        <w:suppressAutoHyphens w:val="0"/>
+        <w:spacing w:before="100" w:beforeAutospacing="1" w:after="100" w:afterAutospacing="1" w:line="240" w:lineRule="auto"/>
+        <w:jc w:val="left"/>
+        <w:rPr>
+          <w:rFonts w:ascii="Arial" w:eastAsia="Times New Roman" w:hAnsi="Arial"/>
+          <w:lang w:eastAsia="es-ES"/>
+        </w:rPr>
+      </w:pPr>
+      <w:r>
+        <w:rPr>
+          <w:rFonts w:ascii="Arial" w:eastAsia="Times New Roman" w:hAnsi="Arial"/>
           <w:b/>
           <w:bCs/>
-        </w:rPr>
-        <w:t>Rendimiento Global (AUPRC):</w:t>
-      </w:r>
-      <w:r>
-        <w:rPr>
-          <w:rFonts w:ascii="Arial" w:hAnsi="Arial"/>
-        </w:rPr>
-        <w:t xml:space="preserve"> El Área bajo la Curva de Precisión-Recall permite evaluar la calidad del ranking de riesgo generado por el modelo en todos los umbrales posibles, penalizando los falsos positivos</w:t>
-      </w:r>
-      <w:r>
-        <w:rPr>
-          <w:rFonts w:ascii="Arial" w:hAnsi="Arial"/>
-        </w:rPr>
-        <w:t xml:space="preserve"> y negativos</w:t>
-      </w:r>
-      <w:r>
-        <w:rPr>
-          <w:rFonts w:ascii="Arial" w:hAnsi="Arial"/>
-        </w:rPr>
-        <w:t xml:space="preserve"> que son críticos en la experiencia de usuario.</w:t>
+          <w:lang w:eastAsia="es-ES"/>
+        </w:rPr>
+        <w:t>Superioridad Global (AUPRC):</w:t>
+      </w:r>
+      <w:r>
+        <w:rPr>
+          <w:rFonts w:ascii="Arial" w:eastAsia="Times New Roman" w:hAnsi="Arial"/>
+          <w:lang w:eastAsia="es-ES"/>
+        </w:rPr>
+        <w:t xml:space="preserve"> XGBoost demuestra un mejor comportamiento ponderado en todo el abanico de umbrales de probabilidad, no solo en la cabecera operativa.</w:t>
       </w:r>
     </w:p>
     <w:p>
       <w:pPr>
         <w:numPr>
           <w:ilvl w:val="0"/>
-          <w:numId w:val="42"/>
+          <w:numId w:val="127"/>
         </w:numPr>
-        <w:rPr>
-          <w:rFonts w:ascii="Arial" w:hAnsi="Arial"/>
-        </w:rPr>
-      </w:pPr>
-      <w:r>
-        <w:rPr>
-          <w:rFonts w:ascii="Arial" w:hAnsi="Arial"/>
+        <w:suppressAutoHyphens w:val="0"/>
+        <w:spacing w:before="100" w:beforeAutospacing="1" w:after="100" w:afterAutospacing="1" w:line="240" w:lineRule="auto"/>
+        <w:jc w:val="left"/>
+        <w:rPr>
+          <w:rFonts w:ascii="Arial" w:eastAsia="Times New Roman" w:hAnsi="Arial"/>
+          <w:lang w:eastAsia="es-ES"/>
+        </w:rPr>
+      </w:pPr>
+      <w:r>
+        <w:rPr>
+          <w:rFonts w:ascii="Arial" w:eastAsia="Times New Roman" w:hAnsi="Arial"/>
           <w:b/>
           <w:bCs/>
-        </w:rPr>
-        <w:t>Rendimiento Operativo (Precision@Top-K):</w:t>
-      </w:r>
-      <w:r>
-        <w:rPr>
-          <w:rFonts w:ascii="Arial" w:hAnsi="Arial"/>
-        </w:rPr>
-        <w:t xml:space="preserve"> Tal como se define en la metodología orientada a negocio, se asume que el equipo de analistas de fraude tiene una capacidad finita de revisión diaria. Fijando </w:t>
-      </w:r>
-      <m:oMath>
-        <m:r>
-          <w:rPr>
-            <w:rFonts w:ascii="Cambria Math" w:hAnsi="Cambria Math"/>
-          </w:rPr>
-          <m:t>K=100</m:t>
-        </m:r>
-      </m:oMath>
-      <w:r>
-        <w:rPr>
-          <w:rFonts w:ascii="Arial" w:hAnsi="Arial"/>
-        </w:rPr>
-        <w:t xml:space="preserve"> (se revisan las 100 transacciones más sospechosas por día), la métrica Precision@Top-100 refleja cuántos fraudes reales son interceptados efectivamente cada día.</w:t>
-      </w:r>
-    </w:p>
-    <w:p>
-      <w:pPr>
-        <w:pStyle w:val="Ttulo2"/>
-      </w:pPr>
-      <w:bookmarkStart w:id="54" w:name="_Toc222758607"/>
-      <w:r>
-        <w:t>Análisis del Baseline y Comparativa de Modelos</w:t>
-      </w:r>
-      <w:bookmarkEnd w:id="54"/>
-    </w:p>
-    <w:p>
-      <w:pPr>
-        <w:rPr>
-          <w:rFonts w:ascii="Arial" w:hAnsi="Arial"/>
-        </w:rPr>
-      </w:pPr>
-      <w:r>
-        <w:rPr>
-          <w:rFonts w:ascii="Arial" w:hAnsi="Arial"/>
-        </w:rPr>
-        <w:t>En la fase inicial de selección de modelos, se compararon arquitecturas interpretables (Árboles de Decisión, Regresión Logística) frente a métodos de ensamblaje (</w:t>
-      </w:r>
-      <w:r>
-        <w:rPr>
-          <w:rFonts w:ascii="Arial" w:hAnsi="Arial"/>
+          <w:lang w:eastAsia="es-ES"/>
+        </w:rPr>
+        <w:t>Sensibilidad al Fraude (Recall):</w:t>
+      </w:r>
+      <w:r>
+        <w:rPr>
+          <w:rFonts w:ascii="Arial" w:eastAsia="Times New Roman" w:hAnsi="Arial"/>
+          <w:lang w:eastAsia="es-ES"/>
+        </w:rPr>
+        <w:t xml:space="preserve"> XGBoost recupera casi 3 puntos porcentuales más de fraude total que Random Forest (61.75% frente a 58.94%).</w:t>
+      </w:r>
+    </w:p>
+    <w:p>
+      <w:pPr>
+        <w:numPr>
+          <w:ilvl w:val="0"/>
+          <w:numId w:val="127"/>
+        </w:numPr>
+        <w:suppressAutoHyphens w:val="0"/>
+        <w:spacing w:before="100" w:beforeAutospacing="1" w:after="100" w:afterAutospacing="1" w:line="240" w:lineRule="auto"/>
+        <w:jc w:val="left"/>
+        <w:rPr>
+          <w:rFonts w:ascii="Arial" w:eastAsia="Times New Roman" w:hAnsi="Arial"/>
+          <w:lang w:eastAsia="es-ES"/>
+        </w:rPr>
+      </w:pPr>
+      <w:r>
+        <w:rPr>
+          <w:rFonts w:ascii="Arial" w:eastAsia="Times New Roman" w:hAnsi="Arial"/>
+          <w:b/>
+          <w:bCs/>
+          <w:lang w:eastAsia="es-ES"/>
+        </w:rPr>
+        <w:t>Estabilidad Temporal:</w:t>
+      </w:r>
+      <w:r>
+        <w:rPr>
+          <w:rFonts w:ascii="Arial" w:eastAsia="Times New Roman" w:hAnsi="Arial"/>
+          <w:lang w:eastAsia="es-ES"/>
+        </w:rPr>
+        <w:t xml:space="preserve"> La desviación estándar mostrada por XGBoost a través de los diferentes pliegues prequenciales (0.0084 en AUPRC) es la más baja de los tres contendientes, garantizando una menor vulnerabilidad a la deriva conceptual (</w:t>
+      </w:r>
+      <w:r>
+        <w:rPr>
+          <w:rFonts w:ascii="Arial" w:eastAsia="Times New Roman" w:hAnsi="Arial"/>
           <w:i/>
           <w:iCs/>
-        </w:rPr>
-        <w:t>Random Forest</w:t>
-      </w:r>
-      <w:r>
-        <w:rPr>
-          <w:rFonts w:ascii="Arial" w:hAnsi="Arial"/>
-        </w:rPr>
-        <w:t xml:space="preserve">, </w:t>
-      </w:r>
-      <w:r>
-        <w:rPr>
-          <w:rFonts w:ascii="Arial" w:hAnsi="Arial"/>
+          <w:lang w:eastAsia="es-ES"/>
+        </w:rPr>
+        <w:t>concept drift</w:t>
+      </w:r>
+      <w:r>
+        <w:rPr>
+          <w:rFonts w:ascii="Arial" w:eastAsia="Times New Roman" w:hAnsi="Arial"/>
+          <w:lang w:eastAsia="es-ES"/>
+        </w:rPr>
+        <w:t>) a lo largo del tiempo.</w:t>
+      </w:r>
+    </w:p>
+    <w:p>
+      <w:pPr>
+        <w:suppressAutoHyphens w:val="0"/>
+        <w:spacing w:before="100" w:beforeAutospacing="1" w:after="100" w:afterAutospacing="1" w:line="240" w:lineRule="auto"/>
+        <w:jc w:val="left"/>
+        <w:rPr>
+          <w:rFonts w:ascii="Arial" w:eastAsia="Times New Roman" w:hAnsi="Arial"/>
+          <w:lang w:eastAsia="es-ES"/>
+        </w:rPr>
+      </w:pPr>
+      <w:r>
+        <w:rPr>
+          <w:rFonts w:ascii="Arial" w:eastAsia="Times New Roman" w:hAnsi="Arial"/>
+          <w:lang w:eastAsia="es-ES"/>
+        </w:rPr>
+        <w:lastRenderedPageBreak/>
+        <w:t>Establecida esta línea base y seleccionado XGBoost como algoritmo principal, en el siguiente apartado se someterá a este modelo a un análisis de integridad metodológica para evaluar el impacto de las fugas de información.</w:t>
+      </w:r>
+    </w:p>
+    <w:p>
+      <w:pPr>
+        <w:pStyle w:val="Ttulo2"/>
+      </w:pPr>
+      <w:r>
+        <w:t>Impacto de la Fuga de Datos (</w:t>
+      </w:r>
+      <w:r>
+        <w:rPr>
           <w:i/>
           <w:iCs/>
         </w:rPr>
-        <w:t>XGBoost</w:t>
-      </w:r>
-      <w:r>
-        <w:rPr>
-          <w:rFonts w:ascii="Arial" w:hAnsi="Arial"/>
-        </w:rPr>
-        <w:t>).</w:t>
-      </w:r>
-    </w:p>
-    <w:p>
-      <w:pPr>
-        <w:rPr>
-          <w:rFonts w:ascii="Arial" w:hAnsi="Arial"/>
-        </w:rPr>
-      </w:pPr>
-      <w:r>
-        <w:rPr>
-          <w:rFonts w:ascii="Arial" w:hAnsi="Arial"/>
-        </w:rPr>
-        <w:t>Los resultados obtenidos en el conjunto de prueba, procesados mediante validación prequential, arrojan las siguientes conclusiones:</w:t>
+        <w:t>Anti-Leakage</w:t>
+      </w:r>
+      <w:r>
+        <w:t>)</w:t>
+      </w:r>
+    </w:p>
+    <w:p>
+      <w:pPr>
+        <w:spacing w:line="240" w:lineRule="auto"/>
+        <w:rPr>
+          <w:rFonts w:ascii="Arial" w:hAnsi="Arial"/>
+          <w:lang w:eastAsia="es-ES"/>
+        </w:rPr>
+      </w:pPr>
+      <w:r>
+        <w:rPr>
+          <w:rFonts w:ascii="Arial" w:hAnsi="Arial"/>
+          <w:lang w:eastAsia="es-ES"/>
+        </w:rPr>
+        <w:t xml:space="preserve">El </w:t>
+      </w:r>
+      <w:r>
+        <w:rPr>
+          <w:rFonts w:ascii="Arial" w:hAnsi="Arial"/>
+          <w:lang w:eastAsia="es-ES"/>
+        </w:rPr>
+        <w:t xml:space="preserve">siguiente experimento </w:t>
+      </w:r>
+      <w:r>
+        <w:rPr>
+          <w:rFonts w:ascii="Arial" w:hAnsi="Arial"/>
+          <w:lang w:eastAsia="es-ES"/>
+        </w:rPr>
+        <w:t>constituye el núcleo crítico de esta investigación. Su objetivo es ejecutar una auditoría metodológica para demostrar de forma empírica cómo las prácticas de validación defectuosas inflan artificialmente las métricas de rendimiento. Para ello, se diseñó un ensayo de control con cinco ramas experimentales aislando las principales fuentes de fuga de información (</w:t>
+      </w:r>
+      <w:r>
+        <w:rPr>
+          <w:rFonts w:ascii="Arial" w:hAnsi="Arial"/>
+          <w:i/>
+          <w:iCs/>
+          <w:lang w:eastAsia="es-ES"/>
+        </w:rPr>
+        <w:t>Data Leakage</w:t>
+      </w:r>
+      <w:r>
+        <w:rPr>
+          <w:rFonts w:ascii="Arial" w:hAnsi="Arial"/>
+          <w:lang w:eastAsia="es-ES"/>
+        </w:rPr>
+        <w:t>): la partición aleatoria del tiempo y la aplicación global de técnicas de escalado y sobremuestreo sintético (SMOTE).</w:t>
+      </w:r>
+    </w:p>
+    <w:p>
+      <w:pPr>
+        <w:spacing w:line="240" w:lineRule="auto"/>
+        <w:rPr>
+          <w:rFonts w:ascii="Arial" w:hAnsi="Arial"/>
+          <w:lang w:eastAsia="es-ES"/>
+        </w:rPr>
+      </w:pPr>
+      <w:r>
+        <w:rPr>
+          <w:rFonts w:ascii="Arial" w:hAnsi="Arial"/>
+          <w:lang w:eastAsia="es-ES"/>
+        </w:rPr>
+        <w:t>Para garantizar la consistencia del patrón, la auditoría se replicó sobre los tres modelos base (Regresión Logística, Random Forest y XGBoost).</w:t>
+      </w:r>
+    </w:p>
+    <w:p>
+      <w:pPr>
+        <w:pStyle w:val="Ttulo3"/>
+      </w:pPr>
+      <w:r>
+        <w:t>Evaluación bajo Metodología Deficiente (El Espejismo)</w:t>
+      </w:r>
+    </w:p>
+    <w:p>
+      <w:pPr>
+        <w:spacing w:line="240" w:lineRule="auto"/>
+        <w:rPr>
+          <w:rFonts w:ascii="Arial" w:hAnsi="Arial"/>
+          <w:lang w:eastAsia="es-ES"/>
+        </w:rPr>
+      </w:pPr>
+      <w:r>
+        <w:rPr>
+          <w:rFonts w:ascii="Arial" w:hAnsi="Arial"/>
+          <w:lang w:eastAsia="es-ES"/>
+        </w:rPr>
+        <w:t>La rama metodológica denominada Leak_todas simuló el peor escenario posible de rigor analítico, reproduciendo deliberadamente los tres errores de diseño concurrentes: partición aleatoria de datos (</w:t>
+      </w:r>
+      <w:r>
+        <w:rPr>
+          <w:rFonts w:ascii="Arial" w:hAnsi="Arial"/>
+          <w:i/>
+          <w:iCs/>
+          <w:lang w:eastAsia="es-ES"/>
+        </w:rPr>
+        <w:t>random split</w:t>
+      </w:r>
+      <w:r>
+        <w:rPr>
+          <w:rFonts w:ascii="Arial" w:hAnsi="Arial"/>
+          <w:lang w:eastAsia="es-ES"/>
+        </w:rPr>
+        <w:t xml:space="preserve">), escalado global de variables y aplicación de SMOTE (k_neighbors=5, sampling_strategy='auto') sobre la totalidad del </w:t>
+      </w:r>
+      <w:r>
+        <w:rPr>
+          <w:rFonts w:ascii="Arial" w:hAnsi="Arial"/>
+          <w:i/>
+          <w:iCs/>
+          <w:lang w:eastAsia="es-ES"/>
+        </w:rPr>
+        <w:t>dataset</w:t>
+      </w:r>
+      <w:r>
+        <w:rPr>
+          <w:rFonts w:ascii="Arial" w:hAnsi="Arial"/>
+          <w:lang w:eastAsia="es-ES"/>
+        </w:rPr>
+        <w:t xml:space="preserve"> antes de la división en conjuntos de entrenamiento y prueba.</w:t>
+      </w:r>
+    </w:p>
+    <w:p>
+      <w:pPr>
+        <w:spacing w:line="240" w:lineRule="auto"/>
+        <w:rPr>
+          <w:rFonts w:ascii="Arial" w:hAnsi="Arial"/>
+          <w:lang w:eastAsia="es-ES"/>
+        </w:rPr>
+      </w:pPr>
+      <w:r>
+        <w:rPr>
+          <w:rFonts w:ascii="Arial" w:hAnsi="Arial"/>
+          <w:lang w:eastAsia="es-ES"/>
+        </w:rPr>
+        <w:t>Bajo estas condiciones de contaminación extrema, los algoritmos reportaron métricas ilusoriamente perfectas. La Regresión Logística alcanzó un AUPRC de 0.9287, mientras que los modelos de conjunto lograron memorizar el patrón por completo: Random Forest registró un AUPRC de 0.9999 y XGBoost un 0.9995. Adicionalmente, los valores de AUC ROC rozaron el 1.0 en los modelos de árboles.</w:t>
+      </w:r>
+    </w:p>
+    <w:p>
+      <w:pPr>
+        <w:spacing w:line="240" w:lineRule="auto"/>
+        <w:rPr>
+          <w:rFonts w:ascii="Arial" w:hAnsi="Arial"/>
+          <w:lang w:eastAsia="es-ES"/>
+        </w:rPr>
+      </w:pPr>
+      <w:r>
+        <w:rPr>
+          <w:rFonts w:ascii="Arial" w:hAnsi="Arial"/>
+          <w:lang w:eastAsia="es-ES"/>
+        </w:rPr>
+        <w:t>Estos resultados, frecuentemente presentados en publicaciones recientes como supuestos "avances del estado del arte", no reflejan ninguna superioridad algorítmica. Son, por el contrario, el síntoma evidente de que el modelo ha evaluado copias sintéticas exactas que ya había internalizado durante su fase de entrenamiento, beneficiándose además del sesgo de anticipación (</w:t>
+      </w:r>
+      <w:r>
+        <w:rPr>
+          <w:rFonts w:ascii="Arial" w:hAnsi="Arial"/>
+          <w:i/>
+          <w:iCs/>
+          <w:lang w:eastAsia="es-ES"/>
+        </w:rPr>
+        <w:t>look-ahead bias</w:t>
+      </w:r>
+      <w:r>
+        <w:rPr>
+          <w:rFonts w:ascii="Arial" w:hAnsi="Arial"/>
+          <w:lang w:eastAsia="es-ES"/>
+        </w:rPr>
+        <w:t>) al usar eventos futuros para predecir el pasado.</w:t>
+      </w:r>
+    </w:p>
+    <w:p>
+      <w:pPr>
+        <w:pStyle w:val="Ttulo3"/>
+      </w:pPr>
+      <w:r>
+        <w:t>Evaluación bajo Metodología Estricta (La Realidad)</w:t>
+      </w:r>
+    </w:p>
+    <w:p>
+      <w:pPr>
+        <w:spacing w:line="240" w:lineRule="auto"/>
+        <w:rPr>
+          <w:rFonts w:ascii="Arial" w:hAnsi="Arial"/>
+          <w:lang w:eastAsia="es-ES"/>
+        </w:rPr>
+      </w:pPr>
+      <w:r>
+        <w:rPr>
+          <w:rFonts w:ascii="Arial" w:hAnsi="Arial"/>
+          <w:lang w:eastAsia="es-ES"/>
+        </w:rPr>
+        <w:t>En contraposición, la rama Correcta implementó el protocolo de aislamiento estricto exigido para entornos financieros. La partición se realizó respetando la cronología temporal de las transacciones (validación prequencial), y cualquier transformación de los datos se encapsuló exclusivamente dentro del pliegue de entrenamiento (</w:t>
+      </w:r>
+      <w:r>
+        <w:rPr>
+          <w:rFonts w:ascii="Arial" w:hAnsi="Arial"/>
+          <w:i/>
+          <w:iCs/>
+          <w:lang w:eastAsia="es-ES"/>
+        </w:rPr>
+        <w:t>Train</w:t>
+      </w:r>
+      <w:r>
+        <w:rPr>
+          <w:rFonts w:ascii="Arial" w:hAnsi="Arial"/>
+          <w:lang w:eastAsia="es-ES"/>
+        </w:rPr>
+        <w:t>), evaluándose sobre un conjunto de prueba completamente inalterado.</w:t>
+      </w:r>
+    </w:p>
+    <w:p>
+      <w:pPr>
+        <w:spacing w:line="240" w:lineRule="auto"/>
+        <w:rPr>
+          <w:rFonts w:ascii="Arial" w:hAnsi="Arial"/>
+          <w:lang w:eastAsia="es-ES"/>
+        </w:rPr>
+      </w:pPr>
+      <w:r>
+        <w:rPr>
+          <w:rFonts w:ascii="Arial" w:hAnsi="Arial"/>
+          <w:lang w:eastAsia="es-ES"/>
+        </w:rPr>
+        <w:t xml:space="preserve">Privados de la fuga de información, el rendimiento real y honesto de los algoritmos sufrió una penalización drástica. La Regresión Logística descendió a un AUPRC de 0.5830, Random Forest se situó en 0.6115 y XGBoost alcanzó un 0.6163. Esta degradación refleja la verdadera capacidad de generalización de los modelos ante vectores de fraude </w:t>
+      </w:r>
+      <w:r>
+        <w:rPr>
+          <w:rFonts w:ascii="Arial" w:hAnsi="Arial"/>
+          <w:lang w:eastAsia="es-ES"/>
+        </w:rPr>
+        <w:lastRenderedPageBreak/>
+        <w:t>inéditos, subrayando la extrema dificultad del problema una vez eliminado el espejismo metodológico.</w:t>
+      </w:r>
+    </w:p>
+    <w:p>
+      <w:pPr>
+        <w:pStyle w:val="Ttulo3"/>
+      </w:pPr>
+      <w:r>
+        <w:t>Cuantificación de la Divergencia Algorítmica (</w:t>
+      </w:r>
+      <w:r>
+        <w:rPr>
+          <w:rFonts w:ascii="Arial" w:hAnsi="Arial"/>
+        </w:rPr>
+        <w:t>Δ</w:t>
+      </w:r>
+      <w:r>
+        <w:t>)</w:t>
+      </w:r>
+    </w:p>
+    <w:p>
+      <w:pPr>
+        <w:spacing w:line="240" w:lineRule="auto"/>
+        <w:rPr>
+          <w:rFonts w:ascii="Arial" w:hAnsi="Arial"/>
+          <w:lang w:eastAsia="es-ES"/>
+        </w:rPr>
+      </w:pPr>
+      <w:r>
+        <w:rPr>
+          <w:rFonts w:ascii="Arial" w:hAnsi="Arial"/>
+          <w:lang w:eastAsia="es-ES"/>
+        </w:rPr>
+        <w:t xml:space="preserve">Para identificar qué defecto metodológico genera mayor contaminación, se aislaron las tres fuentes de fuga de datos de forma independiente. La </w:t>
+      </w:r>
+      <w:r>
+        <w:rPr>
+          <w:rFonts w:ascii="Arial" w:hAnsi="Arial"/>
+          <w:lang w:eastAsia="es-ES"/>
+        </w:rPr>
+        <w:t>siguiente tabla</w:t>
+      </w:r>
+      <w:r>
+        <w:rPr>
+          <w:rFonts w:ascii="Arial" w:hAnsi="Arial"/>
+          <w:lang w:eastAsia="es-ES"/>
+        </w:rPr>
+        <w:t xml:space="preserve"> y la </w:t>
+      </w:r>
+      <w:r>
+        <w:rPr>
+          <w:rFonts w:ascii="Arial" w:hAnsi="Arial"/>
+          <w:lang w:eastAsia="es-ES"/>
+        </w:rPr>
+        <w:t>figura</w:t>
+      </w:r>
+      <w:r>
+        <w:rPr>
+          <w:rFonts w:ascii="Arial" w:hAnsi="Arial"/>
+          <w:lang w:eastAsia="es-ES"/>
+        </w:rPr>
+        <w:t xml:space="preserve"> muestran el desglose del incremento marginal (inflación) en la métrica AUPRC respecto al rendimiento base honesto.</w:t>
+      </w:r>
+    </w:p>
+    <w:p>
+      <w:pPr>
+        <w:spacing w:line="240" w:lineRule="auto"/>
+        <w:rPr>
+          <w:rFonts w:ascii="Arial" w:hAnsi="Arial"/>
+          <w:lang w:eastAsia="es-ES"/>
+        </w:rPr>
+      </w:pPr>
+      <w:r>
+        <w:rPr>
+          <w:rFonts w:ascii="Arial" w:hAnsi="Arial"/>
+          <w:b/>
+          <w:bCs/>
+          <w:lang w:eastAsia="es-ES"/>
+        </w:rPr>
+        <w:drawing>
+          <wp:inline distT="0" distB="0" distL="0" distR="0" wp14:anchorId="3C611D66" wp14:editId="0179EA9D">
+            <wp:extent cx="5400040" cy="1786890"/>
+            <wp:effectExtent l="0" t="0" r="0" b="3810"/>
+            <wp:docPr id="1393853306" name="Imagen 1" descr="Gráfico, Gráfico de barras&#10;&#10;El contenido generado por IA puede ser incorrecto."/>
+            <wp:cNvGraphicFramePr>
+              <a:graphicFrameLocks xmlns:a="http://schemas.openxmlformats.org/drawingml/2006/main" noChangeAspect="1"/>
+            </wp:cNvGraphicFramePr>
+            <a:graphic xmlns:a="http://schemas.openxmlformats.org/drawingml/2006/main">
+              <a:graphicData uri="http://schemas.openxmlformats.org/drawingml/2006/picture">
+                <pic:pic xmlns:pic="http://schemas.openxmlformats.org/drawingml/2006/picture">
+                  <pic:nvPicPr>
+                    <pic:cNvPr id="1393853306" name="Imagen 1" descr="Gráfico, Gráfico de barras&#10;&#10;El contenido generado por IA puede ser incorrecto."/>
+                    <pic:cNvPicPr/>
+                  </pic:nvPicPr>
+                  <pic:blipFill>
+                    <a:blip r:embed="rId18"/>
+                    <a:stretch>
+                      <a:fillRect/>
+                    </a:stretch>
+                  </pic:blipFill>
+                  <pic:spPr>
+                    <a:xfrm>
+                      <a:off x="0" y="0"/>
+                      <a:ext cx="5400040" cy="1786890"/>
+                    </a:xfrm>
+                    <a:prstGeom prst="rect">
+                      <a:avLst/>
+                    </a:prstGeom>
+                  </pic:spPr>
+                </pic:pic>
+              </a:graphicData>
+            </a:graphic>
+          </wp:inline>
+        </w:drawing>
+      </w:r>
+    </w:p>
+    <w:tbl>
+      <w:tblPr>
+        <w:tblStyle w:val="Tablaconcuadrcula5oscura-nfasis6"/>
+        <w:tblW w:w="0" w:type="auto"/>
+        <w:tblLook w:val="04A0" w:firstRow="1" w:lastRow="0" w:firstColumn="1" w:lastColumn="0" w:noHBand="0" w:noVBand="1"/>
+      </w:tblPr>
+      <w:tblGrid>
+        <w:gridCol w:w="1202"/>
+        <w:gridCol w:w="1275"/>
+        <w:gridCol w:w="1424"/>
+        <w:gridCol w:w="1540"/>
+        <w:gridCol w:w="1568"/>
+        <w:gridCol w:w="1485"/>
+      </w:tblGrid>
+      <w:tr>
+        <w:trPr>
+          <w:cnfStyle w:val="100000000000" w:firstRow="1" w:lastRow="0" w:firstColumn="0" w:lastColumn="0" w:oddVBand="0" w:evenVBand="0" w:oddHBand="0" w:evenHBand="0" w:firstRowFirstColumn="0" w:firstRowLastColumn="0" w:lastRowFirstColumn="0" w:lastRowLastColumn="0"/>
+        </w:trPr>
+        <w:tc>
+          <w:tcPr>
+            <w:cnfStyle w:val="001000000000" w:firstRow="0" w:lastRow="0" w:firstColumn="1" w:lastColumn="0" w:oddVBand="0" w:evenVBand="0" w:oddHBand="0" w:evenHBand="0" w:firstRowFirstColumn="0" w:firstRowLastColumn="0" w:lastRowFirstColumn="0" w:lastRowLastColumn="0"/>
+            <w:tcW w:w="0" w:type="auto"/>
+            <w:hideMark/>
+          </w:tcPr>
+          <w:p>
+            <w:pPr>
+              <w:rPr>
+                <w:color w:val="auto"/>
+                <w:lang w:eastAsia="es-ES"/>
+              </w:rPr>
+            </w:pPr>
+            <w:r>
+              <w:rPr>
+                <w:color w:val="auto"/>
+                <w:lang w:eastAsia="es-ES"/>
+              </w:rPr>
+              <w:t>Modelo</w:t>
+            </w:r>
+          </w:p>
+        </w:tc>
+        <w:tc>
+          <w:tcPr>
+            <w:tcW w:w="0" w:type="auto"/>
+            <w:hideMark/>
+          </w:tcPr>
+          <w:p>
+            <w:pPr>
+              <w:cnfStyle w:val="100000000000" w:firstRow="1" w:lastRow="0" w:firstColumn="0" w:lastColumn="0" w:oddVBand="0" w:evenVBand="0" w:oddHBand="0" w:evenHBand="0" w:firstRowFirstColumn="0" w:firstRowLastColumn="0" w:lastRowFirstColumn="0" w:lastRowLastColumn="0"/>
+              <w:rPr>
+                <w:color w:val="auto"/>
+                <w:lang w:eastAsia="es-ES"/>
+              </w:rPr>
+            </w:pPr>
+            <w:r>
+              <w:rPr>
+                <w:color w:val="auto"/>
+                <w:lang w:eastAsia="es-ES"/>
+              </w:rPr>
+              <w:t>AUPRC Honesto (Correcta)</w:t>
+            </w:r>
+          </w:p>
+        </w:tc>
+        <w:tc>
+          <w:tcPr>
+            <w:tcW w:w="0" w:type="auto"/>
+            <w:hideMark/>
+          </w:tcPr>
+          <w:p>
+            <w:pPr>
+              <w:cnfStyle w:val="100000000000" w:firstRow="1" w:lastRow="0" w:firstColumn="0" w:lastColumn="0" w:oddVBand="0" w:evenVBand="0" w:oddHBand="0" w:evenHBand="0" w:firstRowFirstColumn="0" w:firstRowLastColumn="0" w:lastRowFirstColumn="0" w:lastRowLastColumn="0"/>
+              <w:rPr>
+                <w:color w:val="auto"/>
+                <w:lang w:eastAsia="es-ES"/>
+              </w:rPr>
+            </w:pPr>
+            <w:r>
+              <w:rPr>
+                <w:color w:val="auto"/>
+                <w:lang w:eastAsia="es-ES"/>
+              </w:rPr>
+              <w:t>Fuga 1: Leak_split (Solo Partición Aleatoria)</w:t>
+            </w:r>
+          </w:p>
+        </w:tc>
+        <w:tc>
+          <w:tcPr>
+            <w:tcW w:w="0" w:type="auto"/>
+            <w:hideMark/>
+          </w:tcPr>
+          <w:p>
+            <w:pPr>
+              <w:cnfStyle w:val="100000000000" w:firstRow="1" w:lastRow="0" w:firstColumn="0" w:lastColumn="0" w:oddVBand="0" w:evenVBand="0" w:oddHBand="0" w:evenHBand="0" w:firstRowFirstColumn="0" w:firstRowLastColumn="0" w:lastRowFirstColumn="0" w:lastRowLastColumn="0"/>
+              <w:rPr>
+                <w:color w:val="auto"/>
+                <w:lang w:eastAsia="es-ES"/>
+              </w:rPr>
+            </w:pPr>
+            <w:r>
+              <w:rPr>
+                <w:color w:val="auto"/>
+                <w:lang w:eastAsia="es-ES"/>
+              </w:rPr>
+              <w:t>Fuga 2: Leak_scaler (Solo Escalado Global)</w:t>
+            </w:r>
+          </w:p>
+        </w:tc>
+        <w:tc>
+          <w:tcPr>
+            <w:tcW w:w="0" w:type="auto"/>
+            <w:hideMark/>
+          </w:tcPr>
+          <w:p>
+            <w:pPr>
+              <w:cnfStyle w:val="100000000000" w:firstRow="1" w:lastRow="0" w:firstColumn="0" w:lastColumn="0" w:oddVBand="0" w:evenVBand="0" w:oddHBand="0" w:evenHBand="0" w:firstRowFirstColumn="0" w:firstRowLastColumn="0" w:lastRowFirstColumn="0" w:lastRowLastColumn="0"/>
+              <w:rPr>
+                <w:color w:val="auto"/>
+                <w:lang w:eastAsia="es-ES"/>
+              </w:rPr>
+            </w:pPr>
+            <w:r>
+              <w:rPr>
+                <w:color w:val="auto"/>
+                <w:lang w:eastAsia="es-ES"/>
+              </w:rPr>
+              <w:t>Fuga 3: Leak_smote (Solo SMOTE Global)</w:t>
+            </w:r>
+          </w:p>
+        </w:tc>
+        <w:tc>
+          <w:tcPr>
+            <w:tcW w:w="0" w:type="auto"/>
+            <w:hideMark/>
+          </w:tcPr>
+          <w:p>
+            <w:pPr>
+              <w:cnfStyle w:val="100000000000" w:firstRow="1" w:lastRow="0" w:firstColumn="0" w:lastColumn="0" w:oddVBand="0" w:evenVBand="0" w:oddHBand="0" w:evenHBand="0" w:firstRowFirstColumn="0" w:firstRowLastColumn="0" w:lastRowFirstColumn="0" w:lastRowLastColumn="0"/>
+              <w:rPr>
+                <w:color w:val="auto"/>
+                <w:lang w:eastAsia="es-ES"/>
+              </w:rPr>
+            </w:pPr>
+            <w:r>
+              <w:rPr>
+                <w:color w:val="auto"/>
+                <w:lang w:eastAsia="es-ES"/>
+              </w:rPr>
+              <w:t>Fuga Total (Leak_todas)</w:t>
+            </w:r>
+          </w:p>
+        </w:tc>
+      </w:tr>
+      <w:tr>
+        <w:trPr>
+          <w:cnfStyle w:val="000000100000" w:firstRow="0" w:lastRow="0" w:firstColumn="0" w:lastColumn="0" w:oddVBand="0" w:evenVBand="0" w:oddHBand="1" w:evenHBand="0" w:firstRowFirstColumn="0" w:firstRowLastColumn="0" w:lastRowFirstColumn="0" w:lastRowLastColumn="0"/>
+        </w:trPr>
+        <w:tc>
+          <w:tcPr>
+            <w:cnfStyle w:val="001000000000" w:firstRow="0" w:lastRow="0" w:firstColumn="1" w:lastColumn="0" w:oddVBand="0" w:evenVBand="0" w:oddHBand="0" w:evenHBand="0" w:firstRowFirstColumn="0" w:firstRowLastColumn="0" w:lastRowFirstColumn="0" w:lastRowLastColumn="0"/>
+            <w:tcW w:w="0" w:type="auto"/>
+            <w:hideMark/>
+          </w:tcPr>
+          <w:p>
+            <w:pPr>
+              <w:rPr>
+                <w:color w:val="auto"/>
+                <w:lang w:eastAsia="es-ES"/>
+              </w:rPr>
+            </w:pPr>
+            <w:r>
+              <w:rPr>
+                <w:color w:val="auto"/>
+                <w:lang w:eastAsia="es-ES"/>
+              </w:rPr>
+              <w:t>Regresión Logística</w:t>
+            </w:r>
+          </w:p>
+        </w:tc>
+        <w:tc>
+          <w:tcPr>
+            <w:tcW w:w="0" w:type="auto"/>
+            <w:hideMark/>
+          </w:tcPr>
+          <w:p>
+            <w:pPr>
+              <w:cnfStyle w:val="000000100000" w:firstRow="0" w:lastRow="0" w:firstColumn="0" w:lastColumn="0" w:oddVBand="0" w:evenVBand="0" w:oddHBand="1" w:evenHBand="0" w:firstRowFirstColumn="0" w:firstRowLastColumn="0" w:lastRowFirstColumn="0" w:lastRowLastColumn="0"/>
+              <w:rPr>
+                <w:lang w:eastAsia="es-ES"/>
+              </w:rPr>
+            </w:pPr>
+            <w:r>
+              <w:rPr>
+                <w:lang w:eastAsia="es-ES"/>
+              </w:rPr>
+              <w:t>0.5830</w:t>
+            </w:r>
+          </w:p>
+        </w:tc>
+        <w:tc>
+          <w:tcPr>
+            <w:tcW w:w="0" w:type="auto"/>
+            <w:hideMark/>
+          </w:tcPr>
+          <w:p>
+            <w:pPr>
+              <w:cnfStyle w:val="000000100000" w:firstRow="0" w:lastRow="0" w:firstColumn="0" w:lastColumn="0" w:oddVBand="0" w:evenVBand="0" w:oddHBand="1" w:evenHBand="0" w:firstRowFirstColumn="0" w:firstRowLastColumn="0" w:lastRowFirstColumn="0" w:lastRowLastColumn="0"/>
+              <w:rPr>
+                <w:lang w:eastAsia="es-ES"/>
+              </w:rPr>
+            </w:pPr>
+            <w:r>
+              <w:rPr>
+                <w:lang w:eastAsia="es-ES"/>
+              </w:rPr>
+              <w:t>+ 0.032 (0.615)</w:t>
+            </w:r>
+          </w:p>
+        </w:tc>
+        <w:tc>
+          <w:tcPr>
+            <w:tcW w:w="0" w:type="auto"/>
+            <w:hideMark/>
+          </w:tcPr>
+          <w:p>
+            <w:pPr>
+              <w:cnfStyle w:val="000000100000" w:firstRow="0" w:lastRow="0" w:firstColumn="0" w:lastColumn="0" w:oddVBand="0" w:evenVBand="0" w:oddHBand="1" w:evenHBand="0" w:firstRowFirstColumn="0" w:firstRowLastColumn="0" w:lastRowFirstColumn="0" w:lastRowLastColumn="0"/>
+              <w:rPr>
+                <w:lang w:eastAsia="es-ES"/>
+              </w:rPr>
+            </w:pPr>
+            <w:r>
+              <w:rPr>
+                <w:lang w:eastAsia="es-ES"/>
+              </w:rPr>
+              <w:t>- 0.001 (0.582)</w:t>
+            </w:r>
+          </w:p>
+        </w:tc>
+        <w:tc>
+          <w:tcPr>
+            <w:tcW w:w="0" w:type="auto"/>
+            <w:hideMark/>
+          </w:tcPr>
+          <w:p>
+            <w:pPr>
+              <w:cnfStyle w:val="000000100000" w:firstRow="0" w:lastRow="0" w:firstColumn="0" w:lastColumn="0" w:oddVBand="0" w:evenVBand="0" w:oddHBand="1" w:evenHBand="0" w:firstRowFirstColumn="0" w:firstRowLastColumn="0" w:lastRowFirstColumn="0" w:lastRowLastColumn="0"/>
+              <w:rPr>
+                <w:lang w:eastAsia="es-ES"/>
+              </w:rPr>
+            </w:pPr>
+            <w:r>
+              <w:rPr>
+                <w:lang w:eastAsia="es-ES"/>
+              </w:rPr>
+              <w:t>+ 0.007 (0.590)</w:t>
+            </w:r>
+          </w:p>
+        </w:tc>
+        <w:tc>
+          <w:tcPr>
+            <w:tcW w:w="0" w:type="auto"/>
+            <w:hideMark/>
+          </w:tcPr>
+          <w:p>
+            <w:pPr>
+              <w:cnfStyle w:val="000000100000" w:firstRow="0" w:lastRow="0" w:firstColumn="0" w:lastColumn="0" w:oddVBand="0" w:evenVBand="0" w:oddHBand="1" w:evenHBand="0" w:firstRowFirstColumn="0" w:firstRowLastColumn="0" w:lastRowFirstColumn="0" w:lastRowLastColumn="0"/>
+              <w:rPr>
+                <w:lang w:eastAsia="es-ES"/>
+              </w:rPr>
+            </w:pPr>
+            <w:r>
+              <w:rPr>
+                <w:b/>
+                <w:bCs/>
+                <w:lang w:eastAsia="es-ES"/>
+              </w:rPr>
+              <w:t>+ 0.346</w:t>
+            </w:r>
+            <w:r>
+              <w:rPr>
+                <w:lang w:eastAsia="es-ES"/>
+              </w:rPr>
+              <w:t xml:space="preserve"> (0.929)</w:t>
+            </w:r>
+          </w:p>
+        </w:tc>
+      </w:tr>
+      <w:tr>
+        <w:tc>
+          <w:tcPr>
+            <w:cnfStyle w:val="001000000000" w:firstRow="0" w:lastRow="0" w:firstColumn="1" w:lastColumn="0" w:oddVBand="0" w:evenVBand="0" w:oddHBand="0" w:evenHBand="0" w:firstRowFirstColumn="0" w:firstRowLastColumn="0" w:lastRowFirstColumn="0" w:lastRowLastColumn="0"/>
+            <w:tcW w:w="0" w:type="auto"/>
+            <w:hideMark/>
+          </w:tcPr>
+          <w:p>
+            <w:pPr>
+              <w:rPr>
+                <w:color w:val="auto"/>
+                <w:lang w:eastAsia="es-ES"/>
+              </w:rPr>
+            </w:pPr>
+            <w:r>
+              <w:rPr>
+                <w:color w:val="auto"/>
+                <w:lang w:eastAsia="es-ES"/>
+              </w:rPr>
+              <w:t>Random Forest</w:t>
+            </w:r>
+          </w:p>
+        </w:tc>
+        <w:tc>
+          <w:tcPr>
+            <w:tcW w:w="0" w:type="auto"/>
+            <w:hideMark/>
+          </w:tcPr>
+          <w:p>
+            <w:pPr>
+              <w:cnfStyle w:val="000000000000" w:firstRow="0" w:lastRow="0" w:firstColumn="0" w:lastColumn="0" w:oddVBand="0" w:evenVBand="0" w:oddHBand="0" w:evenHBand="0" w:firstRowFirstColumn="0" w:firstRowLastColumn="0" w:lastRowFirstColumn="0" w:lastRowLastColumn="0"/>
+              <w:rPr>
+                <w:lang w:eastAsia="es-ES"/>
+              </w:rPr>
+            </w:pPr>
+            <w:r>
+              <w:rPr>
+                <w:lang w:eastAsia="es-ES"/>
+              </w:rPr>
+              <w:t>0.6115</w:t>
+            </w:r>
+          </w:p>
+        </w:tc>
+        <w:tc>
+          <w:tcPr>
+            <w:tcW w:w="0" w:type="auto"/>
+            <w:hideMark/>
+          </w:tcPr>
+          <w:p>
+            <w:pPr>
+              <w:cnfStyle w:val="000000000000" w:firstRow="0" w:lastRow="0" w:firstColumn="0" w:lastColumn="0" w:oddVBand="0" w:evenVBand="0" w:oddHBand="0" w:evenHBand="0" w:firstRowFirstColumn="0" w:firstRowLastColumn="0" w:lastRowFirstColumn="0" w:lastRowLastColumn="0"/>
+              <w:rPr>
+                <w:lang w:eastAsia="es-ES"/>
+              </w:rPr>
+            </w:pPr>
+            <w:r>
+              <w:rPr>
+                <w:lang w:eastAsia="es-ES"/>
+              </w:rPr>
+              <w:t>+ 0.066 (0.677)</w:t>
+            </w:r>
+          </w:p>
+        </w:tc>
+        <w:tc>
+          <w:tcPr>
+            <w:tcW w:w="0" w:type="auto"/>
+            <w:hideMark/>
+          </w:tcPr>
+          <w:p>
+            <w:pPr>
+              <w:cnfStyle w:val="000000000000" w:firstRow="0" w:lastRow="0" w:firstColumn="0" w:lastColumn="0" w:oddVBand="0" w:evenVBand="0" w:oddHBand="0" w:evenHBand="0" w:firstRowFirstColumn="0" w:firstRowLastColumn="0" w:lastRowFirstColumn="0" w:lastRowLastColumn="0"/>
+              <w:rPr>
+                <w:lang w:eastAsia="es-ES"/>
+              </w:rPr>
+            </w:pPr>
+            <w:r>
+              <w:rPr>
+                <w:lang w:eastAsia="es-ES"/>
+              </w:rPr>
+              <w:t>- 0.004 (0.607)</w:t>
+            </w:r>
+          </w:p>
+        </w:tc>
+        <w:tc>
+          <w:tcPr>
+            <w:tcW w:w="0" w:type="auto"/>
+            <w:hideMark/>
+          </w:tcPr>
+          <w:p>
+            <w:pPr>
+              <w:cnfStyle w:val="000000000000" w:firstRow="0" w:lastRow="0" w:firstColumn="0" w:lastColumn="0" w:oddVBand="0" w:evenVBand="0" w:oddHBand="0" w:evenHBand="0" w:firstRowFirstColumn="0" w:firstRowLastColumn="0" w:lastRowFirstColumn="0" w:lastRowLastColumn="0"/>
+              <w:rPr>
+                <w:lang w:eastAsia="es-ES"/>
+              </w:rPr>
+            </w:pPr>
+            <w:r>
+              <w:rPr>
+                <w:lang w:eastAsia="es-ES"/>
+              </w:rPr>
+              <w:t>+ 0.292 (0.904)</w:t>
+            </w:r>
+          </w:p>
+        </w:tc>
+        <w:tc>
+          <w:tcPr>
+            <w:tcW w:w="0" w:type="auto"/>
+            <w:hideMark/>
+          </w:tcPr>
+          <w:p>
+            <w:pPr>
+              <w:cnfStyle w:val="000000000000" w:firstRow="0" w:lastRow="0" w:firstColumn="0" w:lastColumn="0" w:oddVBand="0" w:evenVBand="0" w:oddHBand="0" w:evenHBand="0" w:firstRowFirstColumn="0" w:firstRowLastColumn="0" w:lastRowFirstColumn="0" w:lastRowLastColumn="0"/>
+              <w:rPr>
+                <w:lang w:eastAsia="es-ES"/>
+              </w:rPr>
+            </w:pPr>
+            <w:r>
+              <w:rPr>
+                <w:b/>
+                <w:bCs/>
+                <w:lang w:eastAsia="es-ES"/>
+              </w:rPr>
+              <w:t>+ 0.389</w:t>
+            </w:r>
+            <w:r>
+              <w:rPr>
+                <w:lang w:eastAsia="es-ES"/>
+              </w:rPr>
+              <w:t xml:space="preserve"> (1.000)</w:t>
+            </w:r>
+          </w:p>
+        </w:tc>
+      </w:tr>
+      <w:tr>
+        <w:trPr>
+          <w:cnfStyle w:val="000000100000" w:firstRow="0" w:lastRow="0" w:firstColumn="0" w:lastColumn="0" w:oddVBand="0" w:evenVBand="0" w:oddHBand="1" w:evenHBand="0" w:firstRowFirstColumn="0" w:firstRowLastColumn="0" w:lastRowFirstColumn="0" w:lastRowLastColumn="0"/>
+        </w:trPr>
+        <w:tc>
+          <w:tcPr>
+            <w:cnfStyle w:val="001000000000" w:firstRow="0" w:lastRow="0" w:firstColumn="1" w:lastColumn="0" w:oddVBand="0" w:evenVBand="0" w:oddHBand="0" w:evenHBand="0" w:firstRowFirstColumn="0" w:firstRowLastColumn="0" w:lastRowFirstColumn="0" w:lastRowLastColumn="0"/>
+            <w:tcW w:w="0" w:type="auto"/>
+            <w:hideMark/>
+          </w:tcPr>
+          <w:p>
+            <w:pPr>
+              <w:rPr>
+                <w:color w:val="auto"/>
+                <w:lang w:eastAsia="es-ES"/>
+              </w:rPr>
+            </w:pPr>
+            <w:r>
+              <w:rPr>
+                <w:color w:val="auto"/>
+                <w:lang w:eastAsia="es-ES"/>
+              </w:rPr>
+              <w:t>XGBoost</w:t>
+            </w:r>
+          </w:p>
+        </w:tc>
+        <w:tc>
+          <w:tcPr>
+            <w:tcW w:w="0" w:type="auto"/>
+            <w:hideMark/>
+          </w:tcPr>
+          <w:p>
+            <w:pPr>
+              <w:cnfStyle w:val="000000100000" w:firstRow="0" w:lastRow="0" w:firstColumn="0" w:lastColumn="0" w:oddVBand="0" w:evenVBand="0" w:oddHBand="1" w:evenHBand="0" w:firstRowFirstColumn="0" w:firstRowLastColumn="0" w:lastRowFirstColumn="0" w:lastRowLastColumn="0"/>
+              <w:rPr>
+                <w:lang w:eastAsia="es-ES"/>
+              </w:rPr>
+            </w:pPr>
+            <w:r>
+              <w:rPr>
+                <w:lang w:eastAsia="es-ES"/>
+              </w:rPr>
+              <w:t>0.6163</w:t>
+            </w:r>
+          </w:p>
+        </w:tc>
+        <w:tc>
+          <w:tcPr>
+            <w:tcW w:w="0" w:type="auto"/>
+            <w:hideMark/>
+          </w:tcPr>
+          <w:p>
+            <w:pPr>
+              <w:cnfStyle w:val="000000100000" w:firstRow="0" w:lastRow="0" w:firstColumn="0" w:lastColumn="0" w:oddVBand="0" w:evenVBand="0" w:oddHBand="1" w:evenHBand="0" w:firstRowFirstColumn="0" w:firstRowLastColumn="0" w:lastRowFirstColumn="0" w:lastRowLastColumn="0"/>
+              <w:rPr>
+                <w:lang w:eastAsia="es-ES"/>
+              </w:rPr>
+            </w:pPr>
+            <w:r>
+              <w:rPr>
+                <w:lang w:eastAsia="es-ES"/>
+              </w:rPr>
+              <w:t>+ 0.075 (0.691)</w:t>
+            </w:r>
+          </w:p>
+        </w:tc>
+        <w:tc>
+          <w:tcPr>
+            <w:tcW w:w="0" w:type="auto"/>
+            <w:hideMark/>
+          </w:tcPr>
+          <w:p>
+            <w:pPr>
+              <w:cnfStyle w:val="000000100000" w:firstRow="0" w:lastRow="0" w:firstColumn="0" w:lastColumn="0" w:oddVBand="0" w:evenVBand="0" w:oddHBand="1" w:evenHBand="0" w:firstRowFirstColumn="0" w:firstRowLastColumn="0" w:lastRowFirstColumn="0" w:lastRowLastColumn="0"/>
+              <w:rPr>
+                <w:lang w:eastAsia="es-ES"/>
+              </w:rPr>
+            </w:pPr>
+            <w:r>
+              <w:rPr>
+                <w:lang w:eastAsia="es-ES"/>
+              </w:rPr>
+              <w:t>- 0.001 (0.615)</w:t>
+            </w:r>
+          </w:p>
+        </w:tc>
+        <w:tc>
+          <w:tcPr>
+            <w:tcW w:w="0" w:type="auto"/>
+            <w:hideMark/>
+          </w:tcPr>
+          <w:p>
+            <w:pPr>
+              <w:cnfStyle w:val="000000100000" w:firstRow="0" w:lastRow="0" w:firstColumn="0" w:lastColumn="0" w:oddVBand="0" w:evenVBand="0" w:oddHBand="1" w:evenHBand="0" w:firstRowFirstColumn="0" w:firstRowLastColumn="0" w:lastRowFirstColumn="0" w:lastRowLastColumn="0"/>
+              <w:rPr>
+                <w:lang w:eastAsia="es-ES"/>
+              </w:rPr>
+            </w:pPr>
+            <w:r>
+              <w:rPr>
+                <w:lang w:eastAsia="es-ES"/>
+              </w:rPr>
+              <w:t>+ 0.130 (0.746)</w:t>
+            </w:r>
+          </w:p>
+        </w:tc>
+        <w:tc>
+          <w:tcPr>
+            <w:tcW w:w="0" w:type="auto"/>
+            <w:hideMark/>
+          </w:tcPr>
+          <w:p>
+            <w:pPr>
+              <w:cnfStyle w:val="000000100000" w:firstRow="0" w:lastRow="0" w:firstColumn="0" w:lastColumn="0" w:oddVBand="0" w:evenVBand="0" w:oddHBand="1" w:evenHBand="0" w:firstRowFirstColumn="0" w:firstRowLastColumn="0" w:lastRowFirstColumn="0" w:lastRowLastColumn="0"/>
+              <w:rPr>
+                <w:lang w:eastAsia="es-ES"/>
+              </w:rPr>
+            </w:pPr>
+            <w:r>
+              <w:rPr>
+                <w:b/>
+                <w:bCs/>
+                <w:lang w:eastAsia="es-ES"/>
+              </w:rPr>
+              <w:t>+ 0.383</w:t>
+            </w:r>
+            <w:r>
+              <w:rPr>
+                <w:lang w:eastAsia="es-ES"/>
+              </w:rPr>
+              <w:t xml:space="preserve"> (0.999)</w:t>
+            </w:r>
+          </w:p>
+        </w:tc>
+      </w:tr>
+    </w:tbl>
+    <w:p>
+      <w:pPr>
+        <w:rPr>
+          <w:lang w:eastAsia="es-ES"/>
+        </w:rPr>
+      </w:pPr>
+    </w:p>
+    <w:p>
+      <w:pPr>
+        <w:spacing w:line="240" w:lineRule="auto"/>
+        <w:rPr>
+          <w:rFonts w:ascii="Arial" w:hAnsi="Arial"/>
+          <w:lang w:eastAsia="es-ES"/>
+        </w:rPr>
+      </w:pPr>
+      <w:r>
+        <w:rPr>
+          <w:rFonts w:ascii="Arial" w:hAnsi="Arial"/>
+          <w:lang w:eastAsia="es-ES"/>
+        </w:rPr>
+        <w:t>El desglose empírico arroja tres conclusiones fundamentales que validan la hipótesis central de este ensayo:</w:t>
       </w:r>
     </w:p>
     <w:p>
       <w:pPr>
         <w:numPr>
           <w:ilvl w:val="0"/>
-          <w:numId w:val="43"/>
+          <w:numId w:val="129"/>
         </w:numPr>
-        <w:rPr>
-          <w:rFonts w:ascii="Arial" w:hAnsi="Arial"/>
+        <w:spacing w:line="240" w:lineRule="auto"/>
+        <w:rPr>
+          <w:rFonts w:ascii="Arial" w:hAnsi="Arial"/>
+          <w:lang w:eastAsia="es-ES"/>
         </w:rPr>
       </w:pPr>
       <w:r>
@@ -13779,87 +15588,129 @@
           <w:rFonts w:ascii="Arial" w:hAnsi="Arial"/>
           <w:b/>
           <w:bCs/>
+          <w:lang w:eastAsia="es-ES"/>
+        </w:rPr>
+        <w:t>Irrelevancia del escalado global:</w:t>
+      </w:r>
+      <w:r>
+        <w:rPr>
+          <w:rFonts w:ascii="Arial" w:hAnsi="Arial"/>
+          <w:lang w:eastAsia="es-ES"/>
+        </w:rPr>
+        <w:t xml:space="preserve"> La aplicación del </w:t>
+      </w:r>
+      <w:r>
+        <w:rPr>
+          <w:rFonts w:ascii="Arial" w:hAnsi="Arial"/>
+          <w:i/>
+          <w:iCs/>
+          <w:lang w:eastAsia="es-ES"/>
+        </w:rPr>
+        <w:t>StandardScaler</w:t>
+      </w:r>
+      <w:r>
+        <w:rPr>
+          <w:rFonts w:ascii="Arial" w:hAnsi="Arial"/>
+          <w:lang w:eastAsia="es-ES"/>
+        </w:rPr>
+        <w:t xml:space="preserve"> sobre la totalidad del </w:t>
+      </w:r>
+      <w:r>
+        <w:rPr>
+          <w:rFonts w:ascii="Arial" w:hAnsi="Arial"/>
+          <w:i/>
+          <w:iCs/>
+          <w:lang w:eastAsia="es-ES"/>
+        </w:rPr>
+        <w:t>dataset</w:t>
+      </w:r>
+      <w:r>
+        <w:rPr>
+          <w:rFonts w:ascii="Arial" w:hAnsi="Arial"/>
+          <w:lang w:eastAsia="es-ES"/>
+        </w:rPr>
+        <w:t xml:space="preserve"> (Leak_scaler) no produjo inflación; de hecho, generó un impacto microscópicamente negativo (entre -0.001 y -0.004 en el AUPRC). Esto </w:t>
+      </w:r>
+      <w:r>
+        <w:rPr>
+          <w:rFonts w:ascii="Arial" w:hAnsi="Arial"/>
+          <w:lang w:eastAsia="es-ES"/>
         </w:rPr>
         <w:lastRenderedPageBreak/>
-        <w:t>Superioridad del Baseline Lineal:</w:t>
-      </w:r>
-      <w:r>
-        <w:rPr>
-          <w:rFonts w:ascii="Arial" w:hAnsi="Arial"/>
-        </w:rPr>
-        <w:t xml:space="preserve"> Contrario a la intuición inicial de que "mayor complejidad es mejor", la </w:t>
-      </w:r>
+        <w:t xml:space="preserve">descarta el preprocesamiento de varianza como una fuente de </w:t>
+      </w:r>
+      <w:r>
+        <w:rPr>
+          <w:rFonts w:ascii="Arial" w:hAnsi="Arial"/>
+          <w:i/>
+          <w:iCs/>
+          <w:lang w:eastAsia="es-ES"/>
+        </w:rPr>
+        <w:t>leakage</w:t>
+      </w:r>
+      <w:r>
+        <w:rPr>
+          <w:rFonts w:ascii="Arial" w:hAnsi="Arial"/>
+          <w:lang w:eastAsia="es-ES"/>
+        </w:rPr>
+        <w:t xml:space="preserve"> crítica en este conjunto de datos.</w:t>
+      </w:r>
+    </w:p>
+    <w:p>
+      <w:pPr>
+        <w:numPr>
+          <w:ilvl w:val="0"/>
+          <w:numId w:val="129"/>
+        </w:numPr>
+        <w:spacing w:line="240" w:lineRule="auto"/>
+        <w:rPr>
+          <w:rFonts w:ascii="Arial" w:hAnsi="Arial"/>
+          <w:lang w:eastAsia="es-ES"/>
+        </w:rPr>
+      </w:pPr>
       <w:r>
         <w:rPr>
           <w:rFonts w:ascii="Arial" w:hAnsi="Arial"/>
           <w:b/>
           <w:bCs/>
-        </w:rPr>
-        <w:t>Regresión Logística</w:t>
-      </w:r>
-      <w:r>
-        <w:rPr>
-          <w:rFonts w:ascii="Arial" w:hAnsi="Arial"/>
-        </w:rPr>
-        <w:t xml:space="preserve"> obtuvo un rendimiento destacado en la métrica operativa (Precision@Top-100 </w:t>
-      </w:r>
-      <m:oMath>
-        <m:r>
-          <w:rPr>
-            <w:rFonts w:ascii="Cambria Math" w:hAnsi="Cambria Math"/>
-          </w:rPr>
-          <m:t>≈</m:t>
-        </m:r>
-      </m:oMath>
-      <w:r>
-        <w:rPr>
-          <w:rFonts w:ascii="Arial" w:hAnsi="Arial"/>
-        </w:rPr>
-        <w:t xml:space="preserve"> </w:t>
-      </w:r>
-      <w:r>
-        <w:rPr>
-          <w:rFonts w:ascii="Arial" w:hAnsi="Arial"/>
-        </w:rPr>
-        <w:t>0.29). Esto sugiere que las variables de ingeniería de características (agregaciones temporales de ventanas de tiempo) capturan relaciones lineales robustas con el fraude, permitiendo que modelos simples generalicen eficazmente sin sufrir el sobreajuste (</w:t>
+          <w:lang w:eastAsia="es-ES"/>
+        </w:rPr>
+        <w:t>El peligro latente de las particiones estáticas:</w:t>
+      </w:r>
+      <w:r>
+        <w:rPr>
+          <w:rFonts w:ascii="Arial" w:hAnsi="Arial"/>
+          <w:lang w:eastAsia="es-ES"/>
+        </w:rPr>
+        <w:t xml:space="preserve"> Simplemente ignorar la cronología mediante un </w:t>
       </w:r>
       <w:r>
         <w:rPr>
           <w:rFonts w:ascii="Arial" w:hAnsi="Arial"/>
           <w:i/>
           <w:iCs/>
-        </w:rPr>
-        <w:t>overfitting</w:t>
-      </w:r>
-      <w:r>
-        <w:rPr>
-          <w:rFonts w:ascii="Arial" w:hAnsi="Arial"/>
-        </w:rPr>
-        <w:t xml:space="preserve">) que a veces afecta a los árboles de decisión simples (Precision@Top-100 </w:t>
-      </w:r>
-      <m:oMath>
-        <m:r>
-          <w:rPr>
-            <w:rFonts w:ascii="Cambria Math" w:hAnsi="Cambria Math"/>
-          </w:rPr>
-          <m:t>≈</m:t>
-        </m:r>
-      </m:oMath>
-      <w:r>
-        <w:rPr>
-          <w:rFonts w:ascii="Arial" w:hAnsi="Arial"/>
-        </w:rPr>
-        <w:t xml:space="preserve"> 0.24).</w:t>
+          <w:lang w:eastAsia="es-ES"/>
+        </w:rPr>
+        <w:t>split</w:t>
+      </w:r>
+      <w:r>
+        <w:rPr>
+          <w:rFonts w:ascii="Arial" w:hAnsi="Arial"/>
+          <w:lang w:eastAsia="es-ES"/>
+        </w:rPr>
+        <w:t xml:space="preserve"> aleatorio (Leak_split) infló el rendimiento entre un 3% y un 7.5% de forma injustificada, al permitir que el modelo "aprendiera del futuro" y reconociera firmas de fraude repetitivas asociadas a terminales o tarjetas comprometidas.</w:t>
       </w:r>
     </w:p>
     <w:p>
       <w:pPr>
         <w:numPr>
           <w:ilvl w:val="0"/>
-          <w:numId w:val="43"/>
+          <w:numId w:val="129"/>
         </w:numPr>
-        <w:rPr>
-          <w:rFonts w:ascii="Arial" w:hAnsi="Arial"/>
+        <w:spacing w:line="240" w:lineRule="auto"/>
+        <w:rPr>
+          <w:rFonts w:ascii="Arial" w:hAnsi="Arial"/>
+          <w:lang w:eastAsia="es-ES"/>
         </w:rPr>
       </w:pPr>
       <w:r>
@@ -13867,200 +15718,1182 @@
           <w:rFonts w:ascii="Arial" w:hAnsi="Arial"/>
           <w:b/>
           <w:bCs/>
-        </w:rPr>
-        <w:t>Eficiencia respecto al Azar:</w:t>
-      </w:r>
-      <w:r>
-        <w:rPr>
-          <w:rFonts w:ascii="Arial" w:hAnsi="Arial"/>
-        </w:rPr>
-        <w:t xml:space="preserve"> El modelo </w:t>
-      </w:r>
-      <w:r>
-        <w:rPr>
-          <w:rFonts w:ascii="Arial" w:hAnsi="Arial"/>
+          <w:lang w:eastAsia="es-ES"/>
+        </w:rPr>
+        <w:t>La contaminación masiva por SMOTE:</w:t>
+      </w:r>
+      <w:r>
+        <w:rPr>
+          <w:rFonts w:ascii="Arial" w:hAnsi="Arial"/>
+          <w:lang w:eastAsia="es-ES"/>
+        </w:rPr>
+        <w:t xml:space="preserve"> La inyección de datos sintéticos sobre el conjunto global de transacciones antes de su división demostró ser catastrófica para la validez del estudio. Su impacto afectó de manera desigual según la arquitectura: mientras que el modelo lineal experimentó una ligera inflación (+0.007), los algoritmos no lineales sufrieron un severo sobreajuste a los datos replicados, incrementando su AUPRC en +0.130 (XGBoost) y un masivo +0.292 (Random Forest).</w:t>
+      </w:r>
+    </w:p>
+    <w:p>
+      <w:pPr>
+        <w:spacing w:line="240" w:lineRule="auto"/>
+        <w:rPr>
+          <w:rFonts w:ascii="Arial" w:hAnsi="Arial"/>
+          <w:lang w:eastAsia="es-ES"/>
+        </w:rPr>
+      </w:pPr>
+      <w:r>
+        <w:rPr>
+          <w:rFonts w:ascii="Arial" w:hAnsi="Arial"/>
+          <w:lang w:eastAsia="es-ES"/>
+        </w:rPr>
+        <w:t>La acumulación sinérgica de estos errores metodológicos eleva el AUPRC casi un 40% (0.38</w:t>
+      </w:r>
+      <w:r>
+        <w:rPr>
+          <w:rFonts w:ascii="Arial" w:hAnsi="Arial"/>
+          <w:lang w:eastAsia="es-ES"/>
+        </w:rPr>
+        <w:t xml:space="preserve"> Δ</w:t>
+      </w:r>
+      <w:r>
+        <w:rPr>
+          <w:rFonts w:ascii="Arial" w:hAnsi="Arial"/>
+          <w:lang w:eastAsia="es-ES"/>
+        </w:rPr>
+        <w:t>), creando la ilusión matemática del éxito. Este hallazgo constituye la principal evidencia del Trabajo Fin de Máster para sostener que cualquier propuesta en la literatura que reporte valores de Precisión y Recall próximos al 99% sobre este simulador sin detallar explícitamente sus mecanismos de aislamiento temporal, debe ser sometida a estricto escrutinio o descartada por invalidez metodológica.</w:t>
+      </w:r>
+    </w:p>
+    <w:p>
+      <w:pPr>
+        <w:pStyle w:val="Ttulo2"/>
+        <w:rPr>
+          <w:rFonts w:ascii="Times New Roman" w:hAnsi="Times New Roman" w:cs="Times New Roman"/>
+          <w:sz w:val="36"/>
+        </w:rPr>
+      </w:pPr>
+      <w:r>
+        <w:t>Interpretabilidad Algorítmica (XAI)</w:t>
+      </w:r>
+    </w:p>
+    <w:p>
+      <w:pPr>
+        <w:pStyle w:val="NormalWeb"/>
+        <w:ind w:firstLine="0"/>
+        <w:rPr>
+          <w:rFonts w:ascii="Arial" w:hAnsi="Arial" w:cs="Arial"/>
+          <w:sz w:val="22"/>
+          <w:szCs w:val="22"/>
+          <w:lang w:val="es-ES"/>
+        </w:rPr>
+      </w:pPr>
+      <w:r>
+        <w:rPr>
+          <w:rFonts w:ascii="Arial" w:hAnsi="Arial" w:cs="Arial"/>
+          <w:sz w:val="22"/>
+          <w:szCs w:val="22"/>
+          <w:lang w:val="es-ES"/>
+        </w:rPr>
+        <w:t xml:space="preserve">Tras establecer la arquitectura óptima y someterla a la auditoría de integridad metodológica, </w:t>
+      </w:r>
+      <w:r>
+        <w:rPr>
+          <w:rFonts w:ascii="Arial" w:hAnsi="Arial" w:cs="Arial"/>
+          <w:sz w:val="22"/>
+          <w:szCs w:val="22"/>
+          <w:lang w:val="es-ES"/>
+        </w:rPr>
+        <w:t xml:space="preserve">este último experimento </w:t>
+      </w:r>
+      <w:r>
+        <w:rPr>
+          <w:rFonts w:ascii="Arial" w:hAnsi="Arial" w:cs="Arial"/>
+          <w:sz w:val="22"/>
+          <w:szCs w:val="22"/>
+          <w:lang w:val="es-ES"/>
+        </w:rPr>
+        <w:t>aborda el último requisito crítico para la viabilidad operativa del sistema: la explicabilidad. En el sector financiero, fuertemente regulado por normativas como el RGPD, los modelos de "caja negra" de alto rendimiento carecen de utilidad si sus decisiones no pueden ser justificadas ante una auditoría.</w:t>
+      </w:r>
+    </w:p>
+    <w:p>
+      <w:pPr>
+        <w:pStyle w:val="NormalWeb"/>
+        <w:ind w:firstLine="0"/>
+        <w:rPr>
+          <w:rFonts w:ascii="Arial" w:hAnsi="Arial" w:cs="Arial"/>
+          <w:sz w:val="22"/>
+          <w:szCs w:val="22"/>
+          <w:lang w:val="es-ES"/>
+        </w:rPr>
+      </w:pPr>
+      <w:r>
+        <w:rPr>
+          <w:rFonts w:ascii="Arial" w:hAnsi="Arial" w:cs="Arial"/>
+          <w:sz w:val="22"/>
+          <w:szCs w:val="22"/>
+          <w:lang w:val="es-ES"/>
+        </w:rPr>
+        <w:t>Para este análisis, se utilizó el modelo XGBoost de referencia entrenado bajo la división temporal estricta (que arrojó un AUPRC honesto de 0.6389 y un CP@100 de 0.2729), con el objetivo de garantizar que la extracción de reglas lógicas represente al modelo que realmente sería desplegado en producción.</w:t>
+      </w:r>
+    </w:p>
+    <w:p>
+      <w:pPr>
+        <w:pStyle w:val="Ttulo3"/>
+      </w:pPr>
+      <w:r>
+        <w:t>Identificación Global de Patrones (Importancia Nativa)</w:t>
+      </w:r>
+    </w:p>
+    <w:p>
+      <w:pPr>
+        <w:pStyle w:val="NormalWeb"/>
+        <w:ind w:firstLine="0"/>
+        <w:rPr>
+          <w:rFonts w:ascii="Arial" w:hAnsi="Arial" w:cs="Arial"/>
+          <w:sz w:val="22"/>
+          <w:szCs w:val="22"/>
+          <w:lang w:val="es-ES"/>
+        </w:rPr>
+      </w:pPr>
+      <w:r>
+        <w:rPr>
+          <w:rFonts w:ascii="Arial" w:hAnsi="Arial" w:cs="Arial"/>
+          <w:sz w:val="22"/>
+          <w:szCs w:val="22"/>
+          <w:lang w:val="es-ES"/>
+        </w:rPr>
+        <w:t>El primer nivel de inspección consistió en extraer la Importancia de Características (</w:t>
+      </w:r>
+      <w:r>
+        <w:rPr>
+          <w:rFonts w:ascii="Arial" w:hAnsi="Arial" w:cs="Arial"/>
           <w:i/>
           <w:iCs/>
-        </w:rPr>
-        <w:t>baseline</w:t>
-      </w:r>
-      <w:r>
-        <w:rPr>
-          <w:rFonts w:ascii="Arial" w:hAnsi="Arial"/>
-        </w:rPr>
-        <w:t xml:space="preserve"> logra detectar aproximadamente 29 fraudes por cada 100 alertas revisadas. Comparado con una selección aleatoria (que detectaría &lt; 1 fraude por cada 100), el sistema multiplica la eficiencia de detección por un factor superior a 40, validando la utilidad operativa del flujo de datos diseñado.</w:t>
-      </w:r>
-    </w:p>
-    <w:p>
-      <w:pPr>
-        <w:pStyle w:val="Ttulo2"/>
-      </w:pPr>
-      <w:bookmarkStart w:id="55" w:name="_Toc222758608"/>
-      <w:r>
-        <w:t>Impacto de la Validación Prequential (Prevención de Fugas)</w:t>
-      </w:r>
-      <w:bookmarkEnd w:id="55"/>
-    </w:p>
-    <w:p>
-      <w:pPr>
-        <w:rPr>
-          <w:rFonts w:ascii="Arial" w:hAnsi="Arial"/>
-        </w:rPr>
-      </w:pPr>
-      <w:r>
-        <w:rPr>
-          <w:rFonts w:ascii="Arial" w:hAnsi="Arial"/>
-        </w:rPr>
-        <w:t xml:space="preserve">Un hallazgo metodológico crítico, alineado con el Capítulo 5 del repositorio, es la discrepancia entre los resultados de validación aleatoria y validación temporal. Al aplicar estrictamente la división </w:t>
-      </w:r>
-      <w:r>
-        <w:rPr>
-          <w:rFonts w:ascii="Arial" w:hAnsi="Arial"/>
+          <w:sz w:val="22"/>
+          <w:szCs w:val="22"/>
+          <w:lang w:val="es-ES"/>
+        </w:rPr>
+        <w:t>Feature Importance</w:t>
+      </w:r>
+      <w:r>
+        <w:rPr>
+          <w:rFonts w:ascii="Arial" w:hAnsi="Arial" w:cs="Arial"/>
+          <w:sz w:val="22"/>
+          <w:szCs w:val="22"/>
+          <w:lang w:val="es-ES"/>
+        </w:rPr>
+        <w:t>) intrínseca del algoritmo XGBoost, basada en la métrica de Ganancia de Impureza (</w:t>
+      </w:r>
+      <w:r>
+        <w:rPr>
+          <w:rFonts w:ascii="Arial" w:hAnsi="Arial" w:cs="Arial"/>
+          <w:i/>
+          <w:iCs/>
+          <w:sz w:val="22"/>
+          <w:szCs w:val="22"/>
+          <w:lang w:val="es-ES"/>
+        </w:rPr>
+        <w:t>Gain</w:t>
+      </w:r>
+      <w:r>
+        <w:rPr>
+          <w:rFonts w:ascii="Arial" w:hAnsi="Arial" w:cs="Arial"/>
+          <w:sz w:val="22"/>
+          <w:szCs w:val="22"/>
+          <w:lang w:val="es-ES"/>
+        </w:rPr>
+        <w:t>). Esta métrica cuantifica la mejora relativa en la precisión de las ramas del árbol que aporta una determinada variable.</w:t>
+      </w:r>
+    </w:p>
+    <w:p>
+      <w:pPr>
+        <w:pStyle w:val="NormalWeb"/>
+        <w:ind w:firstLine="0"/>
+        <w:rPr>
+          <w:rFonts w:ascii="Arial" w:hAnsi="Arial" w:cs="Arial"/>
+          <w:sz w:val="22"/>
+          <w:szCs w:val="22"/>
+          <w:lang w:val="es-ES"/>
+        </w:rPr>
+      </w:pPr>
+    </w:p>
+    <w:tbl>
+      <w:tblPr>
+        <w:tblStyle w:val="Tablaconcuadrcula5oscura-nfasis6"/>
+        <w:tblW w:w="9647" w:type="dxa"/>
+        <w:tblLayout w:type="fixed"/>
+        <w:tblLook w:val="04A0" w:firstRow="1" w:lastRow="0" w:firstColumn="1" w:lastColumn="0" w:noHBand="0" w:noVBand="1"/>
+      </w:tblPr>
+      <w:tblGrid>
+        <w:gridCol w:w="1141"/>
+        <w:gridCol w:w="4399"/>
+        <w:gridCol w:w="1985"/>
+        <w:gridCol w:w="2122"/>
+      </w:tblGrid>
+      <w:tr>
+        <w:trPr>
+          <w:cnfStyle w:val="100000000000" w:firstRow="1" w:lastRow="0" w:firstColumn="0" w:lastColumn="0" w:oddVBand="0" w:evenVBand="0" w:oddHBand="0" w:evenHBand="0" w:firstRowFirstColumn="0" w:firstRowLastColumn="0" w:lastRowFirstColumn="0" w:lastRowLastColumn="0"/>
+        </w:trPr>
+        <w:tc>
+          <w:tcPr>
+            <w:cnfStyle w:val="001000000000" w:firstRow="0" w:lastRow="0" w:firstColumn="1" w:lastColumn="0" w:oddVBand="0" w:evenVBand="0" w:oddHBand="0" w:evenHBand="0" w:firstRowFirstColumn="0" w:firstRowLastColumn="0" w:lastRowFirstColumn="0" w:lastRowLastColumn="0"/>
+            <w:tcW w:w="1123" w:type="dxa"/>
+            <w:hideMark/>
+          </w:tcPr>
+          <w:p>
+            <w:pPr>
+              <w:rPr>
+                <w:color w:val="auto"/>
+                <w:lang w:eastAsia="es-ES"/>
+              </w:rPr>
+            </w:pPr>
+            <w:r>
+              <w:rPr>
+                <w:color w:val="auto"/>
+                <w:lang w:eastAsia="es-ES"/>
+              </w:rPr>
+              <w:lastRenderedPageBreak/>
+              <w:t>Ranking</w:t>
+            </w:r>
+          </w:p>
+        </w:tc>
+        <w:tc>
+          <w:tcPr>
+            <w:tcW w:w="4331" w:type="dxa"/>
+            <w:hideMark/>
+          </w:tcPr>
+          <w:p>
+            <w:pPr>
+              <w:cnfStyle w:val="100000000000" w:firstRow="1" w:lastRow="0" w:firstColumn="0" w:lastColumn="0" w:oddVBand="0" w:evenVBand="0" w:oddHBand="0" w:evenHBand="0" w:firstRowFirstColumn="0" w:firstRowLastColumn="0" w:lastRowFirstColumn="0" w:lastRowLastColumn="0"/>
+              <w:rPr>
+                <w:color w:val="auto"/>
+                <w:lang w:eastAsia="es-ES"/>
+              </w:rPr>
+            </w:pPr>
+            <w:r>
+              <w:rPr>
+                <w:color w:val="auto"/>
+                <w:lang w:eastAsia="es-ES"/>
+              </w:rPr>
+              <w:t>Variable Original</w:t>
+            </w:r>
+          </w:p>
+        </w:tc>
+        <w:tc>
+          <w:tcPr>
+            <w:tcW w:w="1954" w:type="dxa"/>
+            <w:hideMark/>
+          </w:tcPr>
+          <w:p>
+            <w:pPr>
+              <w:cnfStyle w:val="100000000000" w:firstRow="1" w:lastRow="0" w:firstColumn="0" w:lastColumn="0" w:oddVBand="0" w:evenVBand="0" w:oddHBand="0" w:evenHBand="0" w:firstRowFirstColumn="0" w:firstRowLastColumn="0" w:lastRowFirstColumn="0" w:lastRowLastColumn="0"/>
+              <w:rPr>
+                <w:color w:val="auto"/>
+                <w:lang w:eastAsia="es-ES"/>
+              </w:rPr>
+            </w:pPr>
+            <w:r>
+              <w:rPr>
+                <w:color w:val="auto"/>
+                <w:lang w:eastAsia="es-ES"/>
+              </w:rPr>
+              <w:t>Ganancia de Impureza (Gain)</w:t>
+            </w:r>
+          </w:p>
+        </w:tc>
+        <w:tc>
+          <w:tcPr>
+            <w:tcW w:w="2089" w:type="dxa"/>
+            <w:hideMark/>
+          </w:tcPr>
+          <w:p>
+            <w:pPr>
+              <w:cnfStyle w:val="100000000000" w:firstRow="1" w:lastRow="0" w:firstColumn="0" w:lastColumn="0" w:oddVBand="0" w:evenVBand="0" w:oddHBand="0" w:evenHBand="0" w:firstRowFirstColumn="0" w:firstRowLastColumn="0" w:lastRowFirstColumn="0" w:lastRowLastColumn="0"/>
+              <w:rPr>
+                <w:color w:val="auto"/>
+                <w:lang w:eastAsia="es-ES"/>
+              </w:rPr>
+            </w:pPr>
+            <w:r>
+              <w:rPr>
+                <w:color w:val="auto"/>
+                <w:lang w:eastAsia="es-ES"/>
+              </w:rPr>
+              <w:t>Frecuencia de uso (Weight)</w:t>
+            </w:r>
+          </w:p>
+        </w:tc>
+      </w:tr>
+      <w:tr>
+        <w:trPr>
+          <w:cnfStyle w:val="000000100000" w:firstRow="0" w:lastRow="0" w:firstColumn="0" w:lastColumn="0" w:oddVBand="0" w:evenVBand="0" w:oddHBand="1" w:evenHBand="0" w:firstRowFirstColumn="0" w:firstRowLastColumn="0" w:lastRowFirstColumn="0" w:lastRowLastColumn="0"/>
+        </w:trPr>
+        <w:tc>
+          <w:tcPr>
+            <w:cnfStyle w:val="001000000000" w:firstRow="0" w:lastRow="0" w:firstColumn="1" w:lastColumn="0" w:oddVBand="0" w:evenVBand="0" w:oddHBand="0" w:evenHBand="0" w:firstRowFirstColumn="0" w:firstRowLastColumn="0" w:lastRowFirstColumn="0" w:lastRowLastColumn="0"/>
+            <w:tcW w:w="1123" w:type="dxa"/>
+            <w:hideMark/>
+          </w:tcPr>
+          <w:p>
+            <w:pPr>
+              <w:rPr>
+                <w:color w:val="auto"/>
+                <w:lang w:eastAsia="es-ES"/>
+              </w:rPr>
+            </w:pPr>
+            <w:r>
+              <w:rPr>
+                <w:color w:val="auto"/>
+                <w:lang w:eastAsia="es-ES"/>
+              </w:rPr>
+              <w:t>1</w:t>
+            </w:r>
+          </w:p>
+        </w:tc>
+        <w:tc>
+          <w:tcPr>
+            <w:tcW w:w="4331" w:type="dxa"/>
+            <w:hideMark/>
+          </w:tcPr>
+          <w:p>
+            <w:pPr>
+              <w:cnfStyle w:val="000000100000" w:firstRow="0" w:lastRow="0" w:firstColumn="0" w:lastColumn="0" w:oddVBand="0" w:evenVBand="0" w:oddHBand="1" w:evenHBand="0" w:firstRowFirstColumn="0" w:firstRowLastColumn="0" w:lastRowFirstColumn="0" w:lastRowLastColumn="0"/>
+              <w:rPr>
+                <w:lang w:eastAsia="es-ES"/>
+              </w:rPr>
+            </w:pPr>
+            <w:r>
+              <w:rPr>
+                <w:lang w:eastAsia="es-ES"/>
+              </w:rPr>
+              <w:t>TERMINAL_ID_RISK_7DAY_WINDOW</w:t>
+            </w:r>
+          </w:p>
+        </w:tc>
+        <w:tc>
+          <w:tcPr>
+            <w:tcW w:w="1954" w:type="dxa"/>
+            <w:hideMark/>
+          </w:tcPr>
+          <w:p>
+            <w:pPr>
+              <w:cnfStyle w:val="000000100000" w:firstRow="0" w:lastRow="0" w:firstColumn="0" w:lastColumn="0" w:oddVBand="0" w:evenVBand="0" w:oddHBand="1" w:evenHBand="0" w:firstRowFirstColumn="0" w:firstRowLastColumn="0" w:lastRowFirstColumn="0" w:lastRowLastColumn="0"/>
+              <w:rPr>
+                <w:lang w:eastAsia="es-ES"/>
+              </w:rPr>
+            </w:pPr>
+            <w:r>
+              <w:rPr>
+                <w:b/>
+                <w:bCs/>
+                <w:lang w:eastAsia="es-ES"/>
+              </w:rPr>
+              <w:t>0.388</w:t>
+            </w:r>
+          </w:p>
+        </w:tc>
+        <w:tc>
+          <w:tcPr>
+            <w:tcW w:w="2089" w:type="dxa"/>
+            <w:hideMark/>
+          </w:tcPr>
+          <w:p>
+            <w:pPr>
+              <w:cnfStyle w:val="000000100000" w:firstRow="0" w:lastRow="0" w:firstColumn="0" w:lastColumn="0" w:oddVBand="0" w:evenVBand="0" w:oddHBand="1" w:evenHBand="0" w:firstRowFirstColumn="0" w:firstRowLastColumn="0" w:lastRowFirstColumn="0" w:lastRowLastColumn="0"/>
+              <w:rPr>
+                <w:lang w:eastAsia="es-ES"/>
+              </w:rPr>
+            </w:pPr>
+            <w:r>
+              <w:rPr>
+                <w:lang w:eastAsia="es-ES"/>
+              </w:rPr>
+              <w:t>76</w:t>
+            </w:r>
+          </w:p>
+        </w:tc>
+      </w:tr>
+      <w:tr>
+        <w:tc>
+          <w:tcPr>
+            <w:cnfStyle w:val="001000000000" w:firstRow="0" w:lastRow="0" w:firstColumn="1" w:lastColumn="0" w:oddVBand="0" w:evenVBand="0" w:oddHBand="0" w:evenHBand="0" w:firstRowFirstColumn="0" w:firstRowLastColumn="0" w:lastRowFirstColumn="0" w:lastRowLastColumn="0"/>
+            <w:tcW w:w="1123" w:type="dxa"/>
+            <w:hideMark/>
+          </w:tcPr>
+          <w:p>
+            <w:pPr>
+              <w:rPr>
+                <w:color w:val="auto"/>
+                <w:lang w:eastAsia="es-ES"/>
+              </w:rPr>
+            </w:pPr>
+            <w:r>
+              <w:rPr>
+                <w:color w:val="auto"/>
+                <w:lang w:eastAsia="es-ES"/>
+              </w:rPr>
+              <w:t>2</w:t>
+            </w:r>
+          </w:p>
+        </w:tc>
+        <w:tc>
+          <w:tcPr>
+            <w:tcW w:w="4331" w:type="dxa"/>
+            <w:hideMark/>
+          </w:tcPr>
+          <w:p>
+            <w:pPr>
+              <w:cnfStyle w:val="000000000000" w:firstRow="0" w:lastRow="0" w:firstColumn="0" w:lastColumn="0" w:oddVBand="0" w:evenVBand="0" w:oddHBand="0" w:evenHBand="0" w:firstRowFirstColumn="0" w:firstRowLastColumn="0" w:lastRowFirstColumn="0" w:lastRowLastColumn="0"/>
+              <w:rPr>
+                <w:lang w:eastAsia="es-ES"/>
+              </w:rPr>
+            </w:pPr>
+            <w:r>
+              <w:rPr>
+                <w:lang w:eastAsia="es-ES"/>
+              </w:rPr>
+              <w:t>TX_AMOUNT</w:t>
+            </w:r>
+          </w:p>
+        </w:tc>
+        <w:tc>
+          <w:tcPr>
+            <w:tcW w:w="1954" w:type="dxa"/>
+            <w:hideMark/>
+          </w:tcPr>
+          <w:p>
+            <w:pPr>
+              <w:cnfStyle w:val="000000000000" w:firstRow="0" w:lastRow="0" w:firstColumn="0" w:lastColumn="0" w:oddVBand="0" w:evenVBand="0" w:oddHBand="0" w:evenHBand="0" w:firstRowFirstColumn="0" w:firstRowLastColumn="0" w:lastRowFirstColumn="0" w:lastRowLastColumn="0"/>
+              <w:rPr>
+                <w:lang w:eastAsia="es-ES"/>
+              </w:rPr>
+            </w:pPr>
+            <w:r>
+              <w:rPr>
+                <w:b/>
+                <w:bCs/>
+                <w:lang w:eastAsia="es-ES"/>
+              </w:rPr>
+              <w:t>0.129</w:t>
+            </w:r>
+          </w:p>
+        </w:tc>
+        <w:tc>
+          <w:tcPr>
+            <w:tcW w:w="2089" w:type="dxa"/>
+            <w:hideMark/>
+          </w:tcPr>
+          <w:p>
+            <w:pPr>
+              <w:cnfStyle w:val="000000000000" w:firstRow="0" w:lastRow="0" w:firstColumn="0" w:lastColumn="0" w:oddVBand="0" w:evenVBand="0" w:oddHBand="0" w:evenHBand="0" w:firstRowFirstColumn="0" w:firstRowLastColumn="0" w:lastRowFirstColumn="0" w:lastRowLastColumn="0"/>
+              <w:rPr>
+                <w:lang w:eastAsia="es-ES"/>
+              </w:rPr>
+            </w:pPr>
+            <w:r>
+              <w:rPr>
+                <w:lang w:eastAsia="es-ES"/>
+              </w:rPr>
+              <w:t>330</w:t>
+            </w:r>
+          </w:p>
+        </w:tc>
+      </w:tr>
+      <w:tr>
+        <w:trPr>
+          <w:cnfStyle w:val="000000100000" w:firstRow="0" w:lastRow="0" w:firstColumn="0" w:lastColumn="0" w:oddVBand="0" w:evenVBand="0" w:oddHBand="1" w:evenHBand="0" w:firstRowFirstColumn="0" w:firstRowLastColumn="0" w:lastRowFirstColumn="0" w:lastRowLastColumn="0"/>
+        </w:trPr>
+        <w:tc>
+          <w:tcPr>
+            <w:cnfStyle w:val="001000000000" w:firstRow="0" w:lastRow="0" w:firstColumn="1" w:lastColumn="0" w:oddVBand="0" w:evenVBand="0" w:oddHBand="0" w:evenHBand="0" w:firstRowFirstColumn="0" w:firstRowLastColumn="0" w:lastRowFirstColumn="0" w:lastRowLastColumn="0"/>
+            <w:tcW w:w="1123" w:type="dxa"/>
+            <w:hideMark/>
+          </w:tcPr>
+          <w:p>
+            <w:pPr>
+              <w:rPr>
+                <w:color w:val="auto"/>
+                <w:lang w:eastAsia="es-ES"/>
+              </w:rPr>
+            </w:pPr>
+            <w:r>
+              <w:rPr>
+                <w:color w:val="auto"/>
+                <w:lang w:eastAsia="es-ES"/>
+              </w:rPr>
+              <w:t>3</w:t>
+            </w:r>
+          </w:p>
+        </w:tc>
+        <w:tc>
+          <w:tcPr>
+            <w:tcW w:w="4331" w:type="dxa"/>
+            <w:hideMark/>
+          </w:tcPr>
+          <w:p>
+            <w:pPr>
+              <w:cnfStyle w:val="000000100000" w:firstRow="0" w:lastRow="0" w:firstColumn="0" w:lastColumn="0" w:oddVBand="0" w:evenVBand="0" w:oddHBand="1" w:evenHBand="0" w:firstRowFirstColumn="0" w:firstRowLastColumn="0" w:lastRowFirstColumn="0" w:lastRowLastColumn="0"/>
+              <w:rPr>
+                <w:lang w:eastAsia="es-ES"/>
+              </w:rPr>
+            </w:pPr>
+            <w:r>
+              <w:rPr>
+                <w:lang w:eastAsia="es-ES"/>
+              </w:rPr>
+              <w:t>TERMINAL_ID_RISK_30DAY_WINDOW</w:t>
+            </w:r>
+          </w:p>
+        </w:tc>
+        <w:tc>
+          <w:tcPr>
+            <w:tcW w:w="1954" w:type="dxa"/>
+            <w:hideMark/>
+          </w:tcPr>
+          <w:p>
+            <w:pPr>
+              <w:cnfStyle w:val="000000100000" w:firstRow="0" w:lastRow="0" w:firstColumn="0" w:lastColumn="0" w:oddVBand="0" w:evenVBand="0" w:oddHBand="1" w:evenHBand="0" w:firstRowFirstColumn="0" w:firstRowLastColumn="0" w:lastRowFirstColumn="0" w:lastRowLastColumn="0"/>
+              <w:rPr>
+                <w:lang w:eastAsia="es-ES"/>
+              </w:rPr>
+            </w:pPr>
+            <w:r>
+              <w:rPr>
+                <w:b/>
+                <w:bCs/>
+                <w:lang w:eastAsia="es-ES"/>
+              </w:rPr>
+              <w:t>0.101</w:t>
+            </w:r>
+          </w:p>
+        </w:tc>
+        <w:tc>
+          <w:tcPr>
+            <w:tcW w:w="2089" w:type="dxa"/>
+            <w:hideMark/>
+          </w:tcPr>
+          <w:p>
+            <w:pPr>
+              <w:cnfStyle w:val="000000100000" w:firstRow="0" w:lastRow="0" w:firstColumn="0" w:lastColumn="0" w:oddVBand="0" w:evenVBand="0" w:oddHBand="1" w:evenHBand="0" w:firstRowFirstColumn="0" w:firstRowLastColumn="0" w:lastRowFirstColumn="0" w:lastRowLastColumn="0"/>
+              <w:rPr>
+                <w:lang w:eastAsia="es-ES"/>
+              </w:rPr>
+            </w:pPr>
+            <w:r>
+              <w:rPr>
+                <w:lang w:eastAsia="es-ES"/>
+              </w:rPr>
+              <w:t>157</w:t>
+            </w:r>
+          </w:p>
+        </w:tc>
+      </w:tr>
+      <w:tr>
+        <w:tc>
+          <w:tcPr>
+            <w:cnfStyle w:val="001000000000" w:firstRow="0" w:lastRow="0" w:firstColumn="1" w:lastColumn="0" w:oddVBand="0" w:evenVBand="0" w:oddHBand="0" w:evenHBand="0" w:firstRowFirstColumn="0" w:firstRowLastColumn="0" w:lastRowFirstColumn="0" w:lastRowLastColumn="0"/>
+            <w:tcW w:w="1123" w:type="dxa"/>
+            <w:hideMark/>
+          </w:tcPr>
+          <w:p>
+            <w:pPr>
+              <w:rPr>
+                <w:color w:val="auto"/>
+                <w:lang w:eastAsia="es-ES"/>
+              </w:rPr>
+            </w:pPr>
+            <w:r>
+              <w:rPr>
+                <w:color w:val="auto"/>
+                <w:lang w:eastAsia="es-ES"/>
+              </w:rPr>
+              <w:t>4</w:t>
+            </w:r>
+          </w:p>
+        </w:tc>
+        <w:tc>
+          <w:tcPr>
+            <w:tcW w:w="4331" w:type="dxa"/>
+            <w:hideMark/>
+          </w:tcPr>
+          <w:p>
+            <w:pPr>
+              <w:cnfStyle w:val="000000000000" w:firstRow="0" w:lastRow="0" w:firstColumn="0" w:lastColumn="0" w:oddVBand="0" w:evenVBand="0" w:oddHBand="0" w:evenHBand="0" w:firstRowFirstColumn="0" w:firstRowLastColumn="0" w:lastRowFirstColumn="0" w:lastRowLastColumn="0"/>
+              <w:rPr>
+                <w:lang w:eastAsia="es-ES"/>
+              </w:rPr>
+            </w:pPr>
+            <w:r>
+              <w:rPr>
+                <w:lang w:eastAsia="es-ES"/>
+              </w:rPr>
+              <w:t>CUSTOMER_ID_AVG_AMOUNT_30DAY_WINDOW</w:t>
+            </w:r>
+          </w:p>
+        </w:tc>
+        <w:tc>
+          <w:tcPr>
+            <w:tcW w:w="1954" w:type="dxa"/>
+            <w:hideMark/>
+          </w:tcPr>
+          <w:p>
+            <w:pPr>
+              <w:cnfStyle w:val="000000000000" w:firstRow="0" w:lastRow="0" w:firstColumn="0" w:lastColumn="0" w:oddVBand="0" w:evenVBand="0" w:oddHBand="0" w:evenHBand="0" w:firstRowFirstColumn="0" w:firstRowLastColumn="0" w:lastRowFirstColumn="0" w:lastRowLastColumn="0"/>
+              <w:rPr>
+                <w:lang w:eastAsia="es-ES"/>
+              </w:rPr>
+            </w:pPr>
+            <w:r>
+              <w:rPr>
+                <w:lang w:eastAsia="es-ES"/>
+              </w:rPr>
+              <w:t>0.056</w:t>
+            </w:r>
+          </w:p>
+        </w:tc>
+        <w:tc>
+          <w:tcPr>
+            <w:tcW w:w="2089" w:type="dxa"/>
+            <w:hideMark/>
+          </w:tcPr>
+          <w:p>
+            <w:pPr>
+              <w:cnfStyle w:val="000000000000" w:firstRow="0" w:lastRow="0" w:firstColumn="0" w:lastColumn="0" w:oddVBand="0" w:evenVBand="0" w:oddHBand="0" w:evenHBand="0" w:firstRowFirstColumn="0" w:firstRowLastColumn="0" w:lastRowFirstColumn="0" w:lastRowLastColumn="0"/>
+              <w:rPr>
+                <w:lang w:eastAsia="es-ES"/>
+              </w:rPr>
+            </w:pPr>
+            <w:r>
+              <w:rPr>
+                <w:lang w:eastAsia="es-ES"/>
+              </w:rPr>
+              <w:t>324</w:t>
+            </w:r>
+          </w:p>
+        </w:tc>
+      </w:tr>
+      <w:tr>
+        <w:trPr>
+          <w:cnfStyle w:val="000000100000" w:firstRow="0" w:lastRow="0" w:firstColumn="0" w:lastColumn="0" w:oddVBand="0" w:evenVBand="0" w:oddHBand="1" w:evenHBand="0" w:firstRowFirstColumn="0" w:firstRowLastColumn="0" w:lastRowFirstColumn="0" w:lastRowLastColumn="0"/>
+        </w:trPr>
+        <w:tc>
+          <w:tcPr>
+            <w:cnfStyle w:val="001000000000" w:firstRow="0" w:lastRow="0" w:firstColumn="1" w:lastColumn="0" w:oddVBand="0" w:evenVBand="0" w:oddHBand="0" w:evenHBand="0" w:firstRowFirstColumn="0" w:firstRowLastColumn="0" w:lastRowFirstColumn="0" w:lastRowLastColumn="0"/>
+            <w:tcW w:w="1123" w:type="dxa"/>
+            <w:hideMark/>
+          </w:tcPr>
+          <w:p>
+            <w:pPr>
+              <w:rPr>
+                <w:color w:val="auto"/>
+                <w:lang w:eastAsia="es-ES"/>
+              </w:rPr>
+            </w:pPr>
+            <w:r>
+              <w:rPr>
+                <w:color w:val="auto"/>
+                <w:lang w:eastAsia="es-ES"/>
+              </w:rPr>
+              <w:t>5</w:t>
+            </w:r>
+          </w:p>
+        </w:tc>
+        <w:tc>
+          <w:tcPr>
+            <w:tcW w:w="4331" w:type="dxa"/>
+            <w:hideMark/>
+          </w:tcPr>
+          <w:p>
+            <w:pPr>
+              <w:cnfStyle w:val="000000100000" w:firstRow="0" w:lastRow="0" w:firstColumn="0" w:lastColumn="0" w:oddVBand="0" w:evenVBand="0" w:oddHBand="1" w:evenHBand="0" w:firstRowFirstColumn="0" w:firstRowLastColumn="0" w:lastRowFirstColumn="0" w:lastRowLastColumn="0"/>
+              <w:rPr>
+                <w:lang w:eastAsia="es-ES"/>
+              </w:rPr>
+            </w:pPr>
+            <w:r>
+              <w:rPr>
+                <w:lang w:eastAsia="es-ES"/>
+              </w:rPr>
+              <w:t>TERMINAL_ID_RISK_1DAY_WINDOW</w:t>
+            </w:r>
+          </w:p>
+        </w:tc>
+        <w:tc>
+          <w:tcPr>
+            <w:tcW w:w="1954" w:type="dxa"/>
+            <w:hideMark/>
+          </w:tcPr>
+          <w:p>
+            <w:pPr>
+              <w:cnfStyle w:val="000000100000" w:firstRow="0" w:lastRow="0" w:firstColumn="0" w:lastColumn="0" w:oddVBand="0" w:evenVBand="0" w:oddHBand="1" w:evenHBand="0" w:firstRowFirstColumn="0" w:firstRowLastColumn="0" w:lastRowFirstColumn="0" w:lastRowLastColumn="0"/>
+              <w:rPr>
+                <w:lang w:eastAsia="es-ES"/>
+              </w:rPr>
+            </w:pPr>
+            <w:r>
+              <w:rPr>
+                <w:lang w:eastAsia="es-ES"/>
+              </w:rPr>
+              <w:t>0.041</w:t>
+            </w:r>
+          </w:p>
+        </w:tc>
+        <w:tc>
+          <w:tcPr>
+            <w:tcW w:w="2089" w:type="dxa"/>
+            <w:hideMark/>
+          </w:tcPr>
+          <w:p>
+            <w:pPr>
+              <w:cnfStyle w:val="000000100000" w:firstRow="0" w:lastRow="0" w:firstColumn="0" w:lastColumn="0" w:oddVBand="0" w:evenVBand="0" w:oddHBand="1" w:evenHBand="0" w:firstRowFirstColumn="0" w:firstRowLastColumn="0" w:lastRowFirstColumn="0" w:lastRowLastColumn="0"/>
+              <w:rPr>
+                <w:lang w:eastAsia="es-ES"/>
+              </w:rPr>
+            </w:pPr>
+            <w:r>
+              <w:rPr>
+                <w:lang w:eastAsia="es-ES"/>
+              </w:rPr>
+              <w:t>21</w:t>
+            </w:r>
+          </w:p>
+        </w:tc>
+      </w:tr>
+    </w:tbl>
+    <w:p>
+      <w:pPr>
+        <w:rPr>
+          <w:lang w:eastAsia="es-ES"/>
+        </w:rPr>
+      </w:pPr>
+    </w:p>
+    <w:p>
+      <w:pPr>
+        <w:spacing w:line="240" w:lineRule="auto"/>
+        <w:rPr>
+          <w:lang w:eastAsia="es-ES"/>
+        </w:rPr>
+      </w:pPr>
+      <w:r>
+        <w:rPr>
           <w:b/>
           <w:bCs/>
-        </w:rPr>
-        <w:t>Prequential</w:t>
-      </w:r>
-      <w:r>
-        <w:rPr>
-          <w:rFonts w:ascii="Arial" w:hAnsi="Arial"/>
-        </w:rPr>
-        <w:t xml:space="preserve"> (entrenar con pasado, predecir futuro) con un </w:t>
+          <w:lang w:eastAsia="es-ES"/>
+        </w:rPr>
+        <w:drawing>
+          <wp:inline distT="0" distB="0" distL="0" distR="0" wp14:anchorId="1425C581" wp14:editId="0239383C">
+            <wp:extent cx="5400040" cy="3173095"/>
+            <wp:effectExtent l="0" t="0" r="0" b="8255"/>
+            <wp:docPr id="870362413" name="Imagen 1" descr="Tabla&#10;&#10;El contenido generado por IA puede ser incorrecto."/>
+            <wp:cNvGraphicFramePr>
+              <a:graphicFrameLocks xmlns:a="http://schemas.openxmlformats.org/drawingml/2006/main" noChangeAspect="1"/>
+            </wp:cNvGraphicFramePr>
+            <a:graphic xmlns:a="http://schemas.openxmlformats.org/drawingml/2006/main">
+              <a:graphicData uri="http://schemas.openxmlformats.org/drawingml/2006/picture">
+                <pic:pic xmlns:pic="http://schemas.openxmlformats.org/drawingml/2006/picture">
+                  <pic:nvPicPr>
+                    <pic:cNvPr id="870362413" name="Imagen 1" descr="Tabla&#10;&#10;El contenido generado por IA puede ser incorrecto."/>
+                    <pic:cNvPicPr/>
+                  </pic:nvPicPr>
+                  <pic:blipFill>
+                    <a:blip r:embed="rId19"/>
+                    <a:stretch>
+                      <a:fillRect/>
+                    </a:stretch>
+                  </pic:blipFill>
+                  <pic:spPr>
+                    <a:xfrm>
+                      <a:off x="0" y="0"/>
+                      <a:ext cx="5400040" cy="3173095"/>
+                    </a:xfrm>
+                    <a:prstGeom prst="rect">
+                      <a:avLst/>
+                    </a:prstGeom>
+                  </pic:spPr>
+                </pic:pic>
+              </a:graphicData>
+            </a:graphic>
+          </wp:inline>
+        </w:drawing>
+      </w:r>
+      <w:r>
+        <w:rPr>
+          <w:b/>
+          <w:bCs/>
+          <w:lang w:eastAsia="es-ES"/>
+        </w:rPr>
+        <w:t xml:space="preserve"> </w:t>
+      </w:r>
+      <w:r>
+        <w:rPr>
+          <w:rFonts w:ascii="Arial" w:hAnsi="Arial"/>
+          <w:lang w:eastAsia="es-ES"/>
+        </w:rPr>
+        <w:t>El análisis revela un dominio absoluto de los perfiles de riesgo del terminal comercial. La variable TERMINAL_ID_RISK_7DAY_WINDOW se posiciona como el vector discriminativo principal, concentrando por sí sola el 38.8% de la capacidad de decisión del modelo. Si se agrupan las tres ventanas temporales de riesgo asociadas al terminal (1, 7 y 30 días), estas representan aproximadamente el 53% de la ganancia total del algoritmo. En segundo lugar, la magnitud de la transacción (TX_AMOUNT) aporta un 12.9% de ganancia. Estos resultados validan la lógica de negocio subyacente: el modelo no está memorizando ruido estocástico, sino que ha aprendido que el fraude tiende a concentrarse en datáfonos o pasarelas de pago previamente comprometidas y con importes superiores a la media.</w:t>
+      </w:r>
+    </w:p>
+    <w:p>
+      <w:pPr>
+        <w:pStyle w:val="Ttulo3"/>
+      </w:pPr>
+      <w:r>
+        <w:lastRenderedPageBreak/>
+        <w:t>Direccionalidad del Riesgo Algorítmico (SHAP)</w:t>
+      </w:r>
+    </w:p>
+    <w:p>
+      <w:pPr>
+        <w:spacing w:line="240" w:lineRule="auto"/>
+        <w:rPr>
+          <w:rFonts w:ascii="Arial" w:hAnsi="Arial"/>
+          <w:lang w:eastAsia="es-ES"/>
+        </w:rPr>
+      </w:pPr>
+      <w:r>
+        <w:rPr>
+          <w:rFonts w:ascii="Arial" w:hAnsi="Arial"/>
+          <w:lang w:eastAsia="es-ES"/>
+        </w:rPr>
+        <w:t>Aunque la métrica nativa resulta útil, es estática y no proporciona información sobre la direccionalidad del impacto. Para superarlo, se aplicó la Teoría de Juegos mediante la librería SHAP (</w:t>
       </w:r>
       <w:r>
         <w:rPr>
           <w:rFonts w:ascii="Arial" w:hAnsi="Arial"/>
           <w:i/>
           <w:iCs/>
-        </w:rPr>
-        <w:t>gap</w:t>
-      </w:r>
-      <w:r>
-        <w:rPr>
-          <w:rFonts w:ascii="Arial" w:hAnsi="Arial"/>
-        </w:rPr>
-        <w:t xml:space="preserve"> de 7 días, las métricas de rendimiento son inferiores a las reportadas en literatura que utiliza validación cruzada aleatoria (</w:t>
+          <w:lang w:eastAsia="es-ES"/>
+        </w:rPr>
+        <w:t>SHapley Additive exPlanations</w:t>
+      </w:r>
+      <w:r>
+        <w:rPr>
+          <w:rFonts w:ascii="Arial" w:hAnsi="Arial"/>
+          <w:lang w:eastAsia="es-ES"/>
+        </w:rPr>
+        <w:t>), evaluando una muestra de 1.000 transacciones del conjunto de prueba.</w:t>
+      </w:r>
+    </w:p>
+    <w:p>
+      <w:pPr>
+        <w:spacing w:line="240" w:lineRule="auto"/>
+        <w:rPr>
+          <w:rFonts w:ascii="Arial" w:hAnsi="Arial"/>
+          <w:lang w:eastAsia="es-ES"/>
+        </w:rPr>
+      </w:pPr>
+      <w:r>
+        <w:rPr>
+          <w:rFonts w:ascii="Arial" w:hAnsi="Arial"/>
+          <w:lang w:eastAsia="es-ES"/>
+        </w:rPr>
+        <w:t>El análisis del impacto medio absoluto (mean |SHAP|) reveló una discrepancia notable frente a la métrica intrínseca del árbol. Mientras que la ganancia estructural (</w:t>
       </w:r>
       <w:r>
         <w:rPr>
           <w:rFonts w:ascii="Arial" w:hAnsi="Arial"/>
           <w:i/>
           <w:iCs/>
-        </w:rPr>
-        <w:t>K-Fold</w:t>
-      </w:r>
-      <w:r>
-        <w:rPr>
-          <w:rFonts w:ascii="Arial" w:hAnsi="Arial"/>
-        </w:rPr>
-        <w:t>).</w:t>
-      </w:r>
-    </w:p>
-    <w:p>
-      <w:pPr>
-        <w:rPr>
-          <w:rFonts w:ascii="Arial" w:hAnsi="Arial"/>
-        </w:rPr>
-      </w:pPr>
-      <w:r>
-        <w:rPr>
-          <w:rFonts w:ascii="Arial" w:hAnsi="Arial"/>
-        </w:rPr>
-        <w:t xml:space="preserve">Esta "degradación" en las métricas no es un fallo del modelo, sino una </w:t>
-      </w:r>
-      <w:r>
-        <w:rPr>
-          <w:rFonts w:ascii="Arial" w:hAnsi="Arial"/>
+          <w:lang w:eastAsia="es-ES"/>
+        </w:rPr>
+        <w:t>Gain</w:t>
+      </w:r>
+      <w:r>
+        <w:rPr>
+          <w:rFonts w:ascii="Arial" w:hAnsi="Arial"/>
+          <w:lang w:eastAsia="es-ES"/>
+        </w:rPr>
+        <w:t>) prioriza los nodos superiores asociados al riesgo del terminal, el impacto marginal exacto por predicción individual (SHAP) está dominado por el comportamiento del usuario. Variables como CUSTOMER_ID_AVG_AMOUNT_30DAY_WINDOW y TX_AMOUNT registraron los mayores impactos marginales (1.29 y 0.79, respectivamente), indicando que las desviaciones abruptas del patrón de gasto habitual del titular son el detonante final que inclina la balanza probabilística de cada transacción.</w:t>
+      </w:r>
+    </w:p>
+    <w:p>
+      <w:pPr>
+        <w:spacing w:line="240" w:lineRule="auto"/>
+        <w:rPr>
+          <w:lang w:eastAsia="es-ES"/>
+        </w:rPr>
+      </w:pPr>
+      <w:r>
+        <w:rPr>
           <w:b/>
           <w:bCs/>
-        </w:rPr>
-        <w:t>corrección de realidad</w:t>
-      </w:r>
-      <w:r>
-        <w:rPr>
-          <w:rFonts w:ascii="Arial" w:hAnsi="Arial"/>
-        </w:rPr>
-        <w:t>:</w:t>
-      </w:r>
-    </w:p>
-    <w:p>
-      <w:pPr>
-        <w:numPr>
-          <w:ilvl w:val="0"/>
-          <w:numId w:val="44"/>
-        </w:numPr>
-        <w:rPr>
-          <w:rFonts w:ascii="Arial" w:hAnsi="Arial"/>
-        </w:rPr>
-      </w:pPr>
-      <w:r>
-        <w:rPr>
-          <w:rFonts w:ascii="Arial" w:hAnsi="Arial"/>
+          <w:lang w:eastAsia="es-ES"/>
+        </w:rPr>
+        <w:drawing>
+          <wp:inline distT="0" distB="0" distL="0" distR="0" wp14:anchorId="03F4704F" wp14:editId="2DD91183">
+            <wp:extent cx="5400040" cy="4786630"/>
+            <wp:effectExtent l="0" t="0" r="0" b="0"/>
+            <wp:docPr id="165338637" name="Imagen 1" descr="Texto&#10;&#10;El contenido generado por IA puede ser incorrecto."/>
+            <wp:cNvGraphicFramePr>
+              <a:graphicFrameLocks xmlns:a="http://schemas.openxmlformats.org/drawingml/2006/main" noChangeAspect="1"/>
+            </wp:cNvGraphicFramePr>
+            <a:graphic xmlns:a="http://schemas.openxmlformats.org/drawingml/2006/main">
+              <a:graphicData uri="http://schemas.openxmlformats.org/drawingml/2006/picture">
+                <pic:pic xmlns:pic="http://schemas.openxmlformats.org/drawingml/2006/picture">
+                  <pic:nvPicPr>
+                    <pic:cNvPr id="165338637" name="Imagen 1" descr="Texto&#10;&#10;El contenido generado por IA puede ser incorrecto."/>
+                    <pic:cNvPicPr/>
+                  </pic:nvPicPr>
+                  <pic:blipFill>
+                    <a:blip r:embed="rId20"/>
+                    <a:stretch>
+                      <a:fillRect/>
+                    </a:stretch>
+                  </pic:blipFill>
+                  <pic:spPr>
+                    <a:xfrm>
+                      <a:off x="0" y="0"/>
+                      <a:ext cx="5400040" cy="4786630"/>
+                    </a:xfrm>
+                    <a:prstGeom prst="rect">
+                      <a:avLst/>
+                    </a:prstGeom>
+                  </pic:spPr>
+                </pic:pic>
+              </a:graphicData>
+            </a:graphic>
+          </wp:inline>
+        </w:drawing>
+      </w:r>
+      <w:r>
+        <w:rPr>
           <w:b/>
           <w:bCs/>
-        </w:rPr>
-        <w:t>Non-Stationarity:</w:t>
-      </w:r>
-      <w:r>
-        <w:rPr>
-          <w:rFonts w:ascii="Arial" w:hAnsi="Arial"/>
-        </w:rPr>
-        <w:t xml:space="preserve"> El fraude evoluciona. Los modelos evaluados aleatoriamente "ven" patrones futuros durante el entrenamiento, inflando artificialmente el AUPRC. Nuestro enfoque simula la ceguera real ante nuevos patrones de ataque (</w:t>
+          <w:lang w:eastAsia="es-ES"/>
+        </w:rPr>
+        <w:t xml:space="preserve"> </w:t>
+      </w:r>
+      <w:r>
+        <w:rPr>
+          <w:rFonts w:ascii="Arial" w:hAnsi="Arial"/>
+          <w:lang w:eastAsia="es-ES"/>
+        </w:rPr>
+        <w:t>El gráfico de enjambre (</w:t>
       </w:r>
       <w:r>
         <w:rPr>
           <w:rFonts w:ascii="Arial" w:hAnsi="Arial"/>
           <w:i/>
           <w:iCs/>
-        </w:rPr>
-        <w:t>Concept Drift</w:t>
-      </w:r>
-      <w:r>
-        <w:rPr>
-          <w:rFonts w:ascii="Arial" w:hAnsi="Arial"/>
-        </w:rPr>
-        <w:t>) que ocurren durante el periodo de bloqueo.</w:t>
-      </w:r>
-    </w:p>
-    <w:p>
-      <w:pPr>
-        <w:numPr>
-          <w:ilvl w:val="0"/>
-          <w:numId w:val="44"/>
-        </w:numPr>
-        <w:rPr>
-          <w:rFonts w:ascii="Arial" w:hAnsi="Arial"/>
-        </w:rPr>
-      </w:pPr>
-      <w:r>
-        <w:rPr>
-          <w:rFonts w:ascii="Arial" w:hAnsi="Arial"/>
+          <w:lang w:eastAsia="es-ES"/>
+        </w:rPr>
+        <w:t>Beeswarm plot</w:t>
+      </w:r>
+      <w:r>
+        <w:rPr>
+          <w:rFonts w:ascii="Arial" w:hAnsi="Arial"/>
+          <w:lang w:eastAsia="es-ES"/>
+        </w:rPr>
+        <w:t>, Figura 4.5) confirma visualmente las hipótesis direccionales: valores altos en las ventanas de riesgo del terminal (puntos rojos) generan vectores de fuerza fuertemente positivos (empujan hacia la clase Fraude), mientras que valores bajos (puntos azules) actúan como anclas de legitimidad. Análogamente, montos inusualmente elevados rompen la normalidad comportamental y disparan la probabilidad de riesgo.</w:t>
+      </w:r>
+    </w:p>
+    <w:p>
+      <w:pPr>
+        <w:pStyle w:val="Ttulo3"/>
+      </w:pPr>
+      <w:r>
+        <w:lastRenderedPageBreak/>
+        <w:t>Auditoría Forense a Nivel de Transacción (Fuerza Local)</w:t>
+      </w:r>
+    </w:p>
+    <w:p>
+      <w:pPr>
+        <w:spacing w:line="240" w:lineRule="auto"/>
+        <w:rPr>
+          <w:rFonts w:ascii="Arial" w:hAnsi="Arial"/>
+          <w:lang w:eastAsia="es-ES"/>
+        </w:rPr>
+      </w:pPr>
+      <w:r>
+        <w:rPr>
+          <w:rFonts w:ascii="Arial" w:hAnsi="Arial"/>
+          <w:lang w:eastAsia="es-ES"/>
+        </w:rPr>
+        <w:t>Finalmente, se evaluó la utilidad operativa de la explicabilidad simulando el flujo de trabajo de un centro de operaciones de seguridad (SOC). En la práctica, un analista antifraude requiere "códigos de razón" (</w:t>
+      </w:r>
+      <w:r>
+        <w:rPr>
+          <w:rFonts w:ascii="Arial" w:hAnsi="Arial"/>
+          <w:i/>
+          <w:iCs/>
+          <w:lang w:eastAsia="es-ES"/>
+        </w:rPr>
+        <w:t>reason codes</w:t>
+      </w:r>
+      <w:r>
+        <w:rPr>
+          <w:rFonts w:ascii="Arial" w:hAnsi="Arial"/>
+          <w:lang w:eastAsia="es-ES"/>
+        </w:rPr>
+        <w:t>) para justificar el bloqueo preventivo de una tarjeta específica.</w:t>
+      </w:r>
+    </w:p>
+    <w:p>
+      <w:pPr>
+        <w:spacing w:line="240" w:lineRule="auto"/>
+        <w:rPr>
+          <w:rFonts w:ascii="Arial" w:hAnsi="Arial"/>
+          <w:lang w:eastAsia="es-ES"/>
+        </w:rPr>
+      </w:pPr>
+      <w:r>
+        <w:rPr>
+          <w:rFonts w:ascii="Arial" w:hAnsi="Arial"/>
+          <w:lang w:eastAsia="es-ES"/>
+        </w:rPr>
+        <w:t>Para demostrar esta capacidad, se generaron explicaciones locales (</w:t>
+      </w:r>
+      <w:r>
+        <w:rPr>
+          <w:rFonts w:ascii="Arial" w:hAnsi="Arial"/>
+          <w:i/>
+          <w:iCs/>
+          <w:lang w:eastAsia="es-ES"/>
+        </w:rPr>
+        <w:t>Force Plots</w:t>
+      </w:r>
+      <w:r>
+        <w:rPr>
+          <w:rFonts w:ascii="Arial" w:hAnsi="Arial"/>
+          <w:lang w:eastAsia="es-ES"/>
+        </w:rPr>
+        <w:t>) enriquecidas con el contexto descriptivo de la transacción.</w:t>
+      </w:r>
+    </w:p>
+    <w:p>
+      <w:pPr>
+        <w:rPr>
+          <w:rFonts w:ascii="Arial" w:hAnsi="Arial"/>
+          <w:lang w:eastAsia="es-ES"/>
+        </w:rPr>
+      </w:pPr>
+      <w:r>
+        <w:rPr>
           <w:b/>
           <w:bCs/>
-        </w:rPr>
-        <w:t>Robustez:</w:t>
-      </w:r>
-      <w:r>
-        <w:rPr>
-          <w:rFonts w:ascii="Arial" w:hAnsi="Arial"/>
-        </w:rPr>
-        <w:t xml:space="preserve"> Los resultados presentados, aunque numéricamente más modestos (AUPRC en torno a 0.7-0.8 frente a 0.99 en </w:t>
-      </w:r>
-      <w:r>
-        <w:rPr>
-          <w:rFonts w:ascii="Arial" w:hAnsi="Arial"/>
-          <w:i/>
-          <w:iCs/>
-        </w:rPr>
-        <w:t>papers</w:t>
-      </w:r>
-      <w:r>
-        <w:rPr>
-          <w:rFonts w:ascii="Arial" w:hAnsi="Arial"/>
-        </w:rPr>
-        <w:t xml:space="preserve"> con fugas), representan una estimación honesta y reproducible del valor que el sistema aportaría en producción.</w:t>
-      </w:r>
-    </w:p>
+          <w:lang w:eastAsia="es-ES"/>
+        </w:rPr>
+        <w:drawing>
+          <wp:inline distT="0" distB="0" distL="0" distR="0" wp14:anchorId="3A168B00" wp14:editId="06908E83">
+            <wp:extent cx="5400040" cy="1550670"/>
+            <wp:effectExtent l="0" t="0" r="0" b="0"/>
+            <wp:docPr id="1655000174" name="Imagen 1" descr="Texto&#10;&#10;El contenido generado por IA puede ser incorrecto."/>
+            <wp:cNvGraphicFramePr>
+              <a:graphicFrameLocks xmlns:a="http://schemas.openxmlformats.org/drawingml/2006/main" noChangeAspect="1"/>
+            </wp:cNvGraphicFramePr>
+            <a:graphic xmlns:a="http://schemas.openxmlformats.org/drawingml/2006/main">
+              <a:graphicData uri="http://schemas.openxmlformats.org/drawingml/2006/picture">
+                <pic:pic xmlns:pic="http://schemas.openxmlformats.org/drawingml/2006/picture">
+                  <pic:nvPicPr>
+                    <pic:cNvPr id="1655000174" name="Imagen 1" descr="Texto&#10;&#10;El contenido generado por IA puede ser incorrecto."/>
+                    <pic:cNvPicPr/>
+                  </pic:nvPicPr>
+                  <pic:blipFill>
+                    <a:blip r:embed="rId21"/>
+                    <a:stretch>
+                      <a:fillRect/>
+                    </a:stretch>
+                  </pic:blipFill>
+                  <pic:spPr>
+                    <a:xfrm>
+                      <a:off x="0" y="0"/>
+                      <a:ext cx="5400040" cy="1550670"/>
+                    </a:xfrm>
+                    <a:prstGeom prst="rect">
+                      <a:avLst/>
+                    </a:prstGeom>
+                  </pic:spPr>
+                </pic:pic>
+              </a:graphicData>
+            </a:graphic>
+          </wp:inline>
+        </w:drawing>
+      </w:r>
+      <w:r>
+        <w:rPr>
+          <w:b/>
+          <w:bCs/>
+          <w:lang w:eastAsia="es-ES"/>
+        </w:rPr>
+        <w:t xml:space="preserve"> </w:t>
+      </w:r>
+      <w:r>
+        <w:rPr>
+          <w:b/>
+          <w:bCs/>
+          <w:lang w:eastAsia="es-ES"/>
+        </w:rPr>
+        <w:drawing>
+          <wp:inline distT="0" distB="0" distL="0" distR="0" wp14:anchorId="07326B00" wp14:editId="46708A87">
+            <wp:extent cx="5400040" cy="1804670"/>
+            <wp:effectExtent l="0" t="0" r="0" b="5080"/>
+            <wp:docPr id="1442079434" name="Imagen 1" descr="Escala de tiempo&#10;&#10;El contenido generado por IA puede ser incorrecto."/>
+            <wp:cNvGraphicFramePr>
+              <a:graphicFrameLocks xmlns:a="http://schemas.openxmlformats.org/drawingml/2006/main" noChangeAspect="1"/>
+            </wp:cNvGraphicFramePr>
+            <a:graphic xmlns:a="http://schemas.openxmlformats.org/drawingml/2006/main">
+              <a:graphicData uri="http://schemas.openxmlformats.org/drawingml/2006/picture">
+                <pic:pic xmlns:pic="http://schemas.openxmlformats.org/drawingml/2006/picture">
+                  <pic:nvPicPr>
+                    <pic:cNvPr id="1442079434" name="Imagen 1" descr="Escala de tiempo&#10;&#10;El contenido generado por IA puede ser incorrecto."/>
+                    <pic:cNvPicPr/>
+                  </pic:nvPicPr>
+                  <pic:blipFill>
+                    <a:blip r:embed="rId22"/>
+                    <a:stretch>
+                      <a:fillRect/>
+                    </a:stretch>
+                  </pic:blipFill>
+                  <pic:spPr>
+                    <a:xfrm>
+                      <a:off x="0" y="0"/>
+                      <a:ext cx="5400040" cy="1804670"/>
+                    </a:xfrm>
+                    <a:prstGeom prst="rect">
+                      <a:avLst/>
+                    </a:prstGeom>
+                  </pic:spPr>
+                </pic:pic>
+              </a:graphicData>
+            </a:graphic>
+          </wp:inline>
+        </w:drawing>
+      </w:r>
+      <w:r>
+        <w:rPr>
+          <w:b/>
+          <w:bCs/>
+          <w:lang w:eastAsia="es-ES"/>
+        </w:rPr>
+        <w:t xml:space="preserve"> </w:t>
+      </w:r>
+      <w:r>
+        <w:rPr>
+          <w:rFonts w:ascii="Arial" w:hAnsi="Arial"/>
+          <w:lang w:eastAsia="es-ES"/>
+        </w:rPr>
+        <w:t>La observación de la Figura 4.6 permite reconstruir la narrativa matemática de una alarma. El algoritmo no emitió el bloqueo por puro azar, sino porque identificó un incremento simultáneo en factores de riesgo determinantes: un alto monto combinado con una coincidencia en un terminal catalogado como de alto riesgo en la ventana de 7 días. Por el contrario, en operaciones legítimas (Figura 4.7), un historial de gasto predecible y la ausencia de alertas recientes en el comercio actúan como fuerzas estabilizadoras.</w:t>
+      </w:r>
+    </w:p>
+    <w:p>
+      <w:pPr>
+        <w:spacing w:line="240" w:lineRule="auto"/>
+        <w:rPr>
+          <w:rFonts w:ascii="Arial" w:hAnsi="Arial"/>
+          <w:lang w:eastAsia="es-ES"/>
+        </w:rPr>
+      </w:pPr>
+      <w:r>
+        <w:rPr>
+          <w:rFonts w:ascii="Arial" w:hAnsi="Arial"/>
+          <w:lang w:eastAsia="es-ES"/>
+        </w:rPr>
+        <w:t>Esta transición de un modelo predictivo opaco hacia un sistema de decisión trazable concluye el proceso de validación técnica, demostrando que la solución propuesta no solo es matemáticamente precisa y resistente a las fugas de información, sino que es auditable y directamente integrable en procesos humanos de toma de decisiones financieras</w:t>
+      </w:r>
+    </w:p>
+    <w:p>
+      <w:pPr>
+        <w:rPr>
+          <w:lang w:eastAsia="es-ES"/>
+        </w:rPr>
+      </w:pPr>
+    </w:p>
+    <w:bookmarkEnd w:id="53"/>
     <w:p>
       <w:pPr>
         <w:spacing w:after="0" w:line="240" w:lineRule="auto"/>
@@ -14070,14 +16903,13 @@
           <w:color w:val="000000" w:themeColor="text1"/>
           <w:sz w:val="44"/>
           <w:szCs w:val="36"/>
-          <w:lang w:val="en-GB"/>
-        </w:rPr>
-      </w:pPr>
-      <w:r>
-        <w:rPr>
-          <w:rFonts w:ascii="Arial" w:hAnsi="Arial"/>
-          <w:lang w:val="en-GB"/>
-        </w:rPr>
+        </w:rPr>
+      </w:pPr>
+      <w:r>
+        <w:rPr>
+          <w:rFonts w:ascii="Arial" w:hAnsi="Arial"/>
+        </w:rPr>
+        <w:lastRenderedPageBreak/>
         <w:br w:type="page"/>
       </w:r>
     </w:p>
@@ -14086,26 +16918,23 @@
         <w:pStyle w:val="Ttulo1"/>
         <w:rPr>
           <w:rFonts w:ascii="Arial" w:hAnsi="Arial"/>
-          <w:lang w:val="en-GB"/>
-        </w:rPr>
-      </w:pPr>
-      <w:bookmarkStart w:id="56" w:name="_Toc222758609"/>
-      <w:r>
-        <w:rPr>
-          <w:rFonts w:ascii="Arial" w:hAnsi="Arial"/>
-          <w:lang w:val="en-GB"/>
+        </w:rPr>
+      </w:pPr>
+      <w:bookmarkStart w:id="54" w:name="_Toc222758609"/>
+      <w:r>
+        <w:rPr>
+          <w:rFonts w:ascii="Arial" w:hAnsi="Arial"/>
         </w:rPr>
         <w:lastRenderedPageBreak/>
         <w:t>Conclusiones</w:t>
       </w:r>
-      <w:bookmarkEnd w:id="56"/>
+      <w:bookmarkEnd w:id="54"/>
     </w:p>
     <w:p>
       <w:pPr>
         <w:rPr>
           <w:rFonts w:ascii="Arial" w:hAnsi="Arial"/>
           <w:b/>
-          <w:lang w:val="en-US"/>
         </w:rPr>
       </w:pPr>
     </w:p>
@@ -14118,13 +16947,11 @@
           <w:color w:val="000000" w:themeColor="text1"/>
           <w:sz w:val="44"/>
           <w:szCs w:val="36"/>
-          <w:lang w:val="en-GB"/>
-        </w:rPr>
-      </w:pPr>
-      <w:r>
-        <w:rPr>
-          <w:rFonts w:ascii="Arial" w:hAnsi="Arial"/>
-          <w:lang w:val="en-GB"/>
+        </w:rPr>
+      </w:pPr>
+      <w:r>
+        <w:rPr>
+          <w:rFonts w:ascii="Arial" w:hAnsi="Arial"/>
         </w:rPr>
         <w:br w:type="page"/>
       </w:r>
@@ -14134,23 +16961,20 @@
         <w:pStyle w:val="Ttulo1"/>
         <w:rPr>
           <w:rFonts w:ascii="Arial" w:hAnsi="Arial"/>
-          <w:lang w:val="en-GB"/>
-        </w:rPr>
-      </w:pPr>
-      <w:bookmarkStart w:id="57" w:name="_Toc222758610"/>
-      <w:r>
-        <w:rPr>
-          <w:rFonts w:ascii="Arial" w:hAnsi="Arial"/>
-          <w:lang w:val="en-GB"/>
+        </w:rPr>
+      </w:pPr>
+      <w:bookmarkStart w:id="55" w:name="_Toc222758610"/>
+      <w:r>
+        <w:rPr>
+          <w:rFonts w:ascii="Arial" w:hAnsi="Arial"/>
         </w:rPr>
         <w:lastRenderedPageBreak/>
         <w:t>Referencias</w:t>
       </w:r>
-      <w:bookmarkEnd w:id="57"/>
-      <w:r>
-        <w:rPr>
-          <w:rFonts w:ascii="Arial" w:hAnsi="Arial"/>
-          <w:lang w:val="en-GB"/>
+      <w:bookmarkEnd w:id="55"/>
+      <w:r>
+        <w:rPr>
+          <w:rFonts w:ascii="Arial" w:hAnsi="Arial"/>
         </w:rPr>
         <w:t xml:space="preserve"> </w:t>
       </w:r>
@@ -14160,22 +16984,19 @@
         <w:ind w:left="709" w:hanging="709"/>
         <w:rPr>
           <w:rFonts w:ascii="Arial" w:hAnsi="Arial"/>
-          <w:lang w:val="en-US"/>
-        </w:rPr>
-      </w:pPr>
-      <w:r>
-        <w:rPr>
-          <w:rFonts w:ascii="Arial" w:hAnsi="Arial"/>
-          <w:lang w:val="en-US"/>
+        </w:rPr>
+      </w:pPr>
+      <w:r>
+        <w:rPr>
+          <w:rFonts w:ascii="Arial" w:hAnsi="Arial"/>
         </w:rPr>
         <w:t xml:space="preserve">Chandola, V., Banerjee, A. y Kumar, V. (2009). Anomaly detection: A survey. ACM Computing Surveys (CSUR), 41(3), 1-58. </w:t>
       </w:r>
-      <w:hyperlink r:id="rId16" w:history="1">
+      <w:hyperlink r:id="rId23" w:history="1">
         <w:r>
           <w:rPr>
             <w:rStyle w:val="Hipervnculo"/>
             <w:rFonts w:ascii="Arial" w:hAnsi="Arial"/>
-            <w:lang w:val="en-US"/>
           </w:rPr>
           <w:t>https://doi.org/10.1145/1541880.1541882</w:t>
         </w:r>
@@ -14183,7 +17004,6 @@
       <w:r>
         <w:rPr>
           <w:rFonts w:ascii="Arial" w:hAnsi="Arial"/>
-          <w:lang w:val="en-US"/>
         </w:rPr>
         <w:t xml:space="preserve"> </w:t>
       </w:r>
@@ -14193,22 +17013,19 @@
         <w:ind w:left="709" w:hanging="709"/>
         <w:rPr>
           <w:rFonts w:ascii="Arial" w:hAnsi="Arial"/>
-          <w:lang w:val="en-US"/>
-        </w:rPr>
-      </w:pPr>
-      <w:r>
-        <w:rPr>
-          <w:rFonts w:ascii="Arial" w:hAnsi="Arial"/>
-          <w:lang w:val="en-US"/>
+        </w:rPr>
+      </w:pPr>
+      <w:r>
+        <w:rPr>
+          <w:rFonts w:ascii="Arial" w:hAnsi="Arial"/>
         </w:rPr>
         <w:t xml:space="preserve">Dal Pozzolo, A., Caelen, O., Le Borgne, Y.-A., Waterschoot, S. y Bontempi, G. (2014). Learned lessons in credit card fraud detection from a practitioner perspective. Expert Systems with Applications, 41(10), 4915-4928. </w:t>
       </w:r>
-      <w:hyperlink r:id="rId17" w:history="1">
+      <w:hyperlink r:id="rId24" w:history="1">
         <w:r>
           <w:rPr>
             <w:rStyle w:val="Hipervnculo"/>
             <w:rFonts w:ascii="Arial" w:hAnsi="Arial"/>
-            <w:lang w:val="en-US"/>
           </w:rPr>
           <w:t>https://doi.org/10.1016/j.eswa.2014.02.026</w:t>
         </w:r>
@@ -14216,7 +17033,6 @@
       <w:r>
         <w:rPr>
           <w:rFonts w:ascii="Arial" w:hAnsi="Arial"/>
-          <w:lang w:val="en-US"/>
         </w:rPr>
         <w:t xml:space="preserve"> </w:t>
       </w:r>
@@ -14226,22 +17042,19 @@
         <w:ind w:left="709" w:hanging="709"/>
         <w:rPr>
           <w:rFonts w:ascii="Arial" w:hAnsi="Arial"/>
-          <w:lang w:val="en-US"/>
-        </w:rPr>
-      </w:pPr>
-      <w:r>
-        <w:rPr>
-          <w:rFonts w:ascii="Arial" w:hAnsi="Arial"/>
-          <w:lang w:val="en-US"/>
+        </w:rPr>
+      </w:pPr>
+      <w:r>
+        <w:rPr>
+          <w:rFonts w:ascii="Arial" w:hAnsi="Arial"/>
         </w:rPr>
         <w:t xml:space="preserve">Dal Pozzolo, A., Caelen, O., Johnson, R. A. y Bontempi, G. (2015). Calibrating Probability with Undersampling for Unbalanced Classification. 2015 IEEE Symposium Series on Computational Intelligence, 159-166. </w:t>
       </w:r>
-      <w:hyperlink r:id="rId18" w:history="1">
+      <w:hyperlink r:id="rId25" w:history="1">
         <w:r>
           <w:rPr>
             <w:rStyle w:val="Hipervnculo"/>
             <w:rFonts w:ascii="Arial" w:hAnsi="Arial"/>
-            <w:lang w:val="en-US"/>
           </w:rPr>
           <w:t>https://doi.org/10.1109/SSCI.2015.33</w:t>
         </w:r>
@@ -14249,7 +17062,6 @@
       <w:r>
         <w:rPr>
           <w:rFonts w:ascii="Arial" w:hAnsi="Arial"/>
-          <w:lang w:val="en-US"/>
         </w:rPr>
         <w:t xml:space="preserve"> </w:t>
       </w:r>
@@ -14259,13 +17071,11 @@
         <w:ind w:left="709" w:hanging="709"/>
         <w:rPr>
           <w:rFonts w:ascii="Arial" w:hAnsi="Arial"/>
-          <w:lang w:val="en-US"/>
-        </w:rPr>
-      </w:pPr>
-      <w:r>
-        <w:rPr>
-          <w:rFonts w:ascii="Arial" w:hAnsi="Arial"/>
-          <w:lang w:val="en-US"/>
+        </w:rPr>
+      </w:pPr>
+      <w:r>
+        <w:rPr>
+          <w:rFonts w:ascii="Arial" w:hAnsi="Arial"/>
         </w:rPr>
         <w:t>Elkan, C. (2001). The Foundations of Cost-Sensitive Learning. International Joint Conference on Artificial Intelligence (IJCAI), 17, 973-978.</w:t>
       </w:r>
@@ -14275,22 +17085,19 @@
         <w:ind w:left="709" w:hanging="709"/>
         <w:rPr>
           <w:rFonts w:ascii="Arial" w:hAnsi="Arial"/>
-          <w:lang w:val="en-US"/>
-        </w:rPr>
-      </w:pPr>
-      <w:r>
-        <w:rPr>
-          <w:rFonts w:ascii="Arial" w:hAnsi="Arial"/>
-          <w:lang w:val="en-US"/>
+        </w:rPr>
+      </w:pPr>
+      <w:r>
+        <w:rPr>
+          <w:rFonts w:ascii="Arial" w:hAnsi="Arial"/>
         </w:rPr>
         <w:t xml:space="preserve">Le Borgne, Y.-A., Siblini, W., Lebichot, B. y Bontempi, G. (2022). Reproducible Machine Learning for Credit Card Fraud Detection - Practical Handbook. Université Libre de Bruxelles. </w:t>
       </w:r>
-      <w:hyperlink r:id="rId19" w:history="1">
+      <w:hyperlink r:id="rId26" w:history="1">
         <w:r>
           <w:rPr>
             <w:rStyle w:val="Hipervnculo"/>
             <w:rFonts w:ascii="Arial" w:hAnsi="Arial"/>
-            <w:lang w:val="en-US"/>
           </w:rPr>
           <w:t>https://github.com/Fraud-Detection-Handbook/fraud-detection-handbook</w:t>
         </w:r>
@@ -14298,7 +17105,6 @@
       <w:r>
         <w:rPr>
           <w:rFonts w:ascii="Arial" w:hAnsi="Arial"/>
-          <w:lang w:val="en-US"/>
         </w:rPr>
         <w:t xml:space="preserve"> </w:t>
       </w:r>
@@ -14308,22 +17114,19 @@
         <w:ind w:left="709" w:hanging="709"/>
         <w:rPr>
           <w:rFonts w:ascii="Arial" w:hAnsi="Arial"/>
-          <w:lang w:val="en-US"/>
-        </w:rPr>
-      </w:pPr>
-      <w:r>
-        <w:rPr>
-          <w:rFonts w:ascii="Arial" w:hAnsi="Arial"/>
-          <w:lang w:val="en-US"/>
+        </w:rPr>
+      </w:pPr>
+      <w:r>
+        <w:rPr>
+          <w:rFonts w:ascii="Arial" w:hAnsi="Arial"/>
         </w:rPr>
         <w:t xml:space="preserve">Lundberg, S. M. y Lee, S. I. (2017). A Unified Approach to Interpreting Model Predictions. Advances in Neural Information Processing Systems, 30. </w:t>
       </w:r>
-      <w:hyperlink r:id="rId20" w:history="1">
+      <w:hyperlink r:id="rId27" w:history="1">
         <w:r>
           <w:rPr>
             <w:rStyle w:val="Hipervnculo"/>
             <w:rFonts w:ascii="Arial" w:hAnsi="Arial"/>
-            <w:lang w:val="en-US"/>
           </w:rPr>
           <w:t>http://papers.nips.cc/paper/7062-a-unified-approach-to-interpreting-model-predictions.pdf</w:t>
         </w:r>
@@ -14331,7 +17134,6 @@
       <w:r>
         <w:rPr>
           <w:rFonts w:ascii="Arial" w:hAnsi="Arial"/>
-          <w:lang w:val="en-US"/>
         </w:rPr>
         <w:t xml:space="preserve"> </w:t>
       </w:r>
@@ -14340,15 +17142,13 @@
       <w:pPr>
         <w:rPr>
           <w:rFonts w:ascii="Arial" w:hAnsi="Arial"/>
-          <w:lang w:val="en-US"/>
-        </w:rPr>
-      </w:pPr>
-    </w:p>
-    <w:p>
-      <w:pPr>
-        <w:rPr>
-          <w:rFonts w:ascii="Arial" w:hAnsi="Arial"/>
-          <w:lang w:val="en-GB"/>
+        </w:rPr>
+      </w:pPr>
+    </w:p>
+    <w:p>
+      <w:pPr>
+        <w:rPr>
+          <w:rFonts w:ascii="Arial" w:hAnsi="Arial"/>
         </w:rPr>
       </w:pPr>
     </w:p>
@@ -14384,7 +17184,7 @@
           <w:szCs w:val="36"/>
         </w:rPr>
       </w:pPr>
-      <w:bookmarkStart w:id="58" w:name="_Toc222758611"/>
+      <w:bookmarkStart w:id="56" w:name="_Toc222758611"/>
       <w:r>
         <w:rPr>
           <w:rFonts w:ascii="Arial" w:hAnsi="Arial"/>
@@ -14394,7 +17194,7 @@
         <w:lastRenderedPageBreak/>
         <w:t>Anexos</w:t>
       </w:r>
-      <w:bookmarkEnd w:id="58"/>
+      <w:bookmarkEnd w:id="56"/>
     </w:p>
     <w:p>
       <w:pPr>
@@ -14404,10 +17204,10 @@
       </w:pPr>
     </w:p>
     <w:sectPr>
-      <w:headerReference w:type="even" r:id="rId21"/>
-      <w:headerReference w:type="default" r:id="rId22"/>
-      <w:footerReference w:type="even" r:id="rId23"/>
-      <w:footerReference w:type="default" r:id="rId24"/>
+      <w:headerReference w:type="even" r:id="rId28"/>
+      <w:headerReference w:type="default" r:id="rId29"/>
+      <w:footerReference w:type="even" r:id="rId30"/>
+      <w:footerReference w:type="default" r:id="rId31"/>
       <w:pgSz w:w="11906" w:h="16838"/>
       <w:pgMar w:top="2153" w:right="1701" w:bottom="1244" w:left="1701" w:header="708" w:footer="708" w:gutter="0"/>
       <w:cols w:space="720"/>
@@ -16230,6 +19030,155 @@
     </w:lvl>
   </w:abstractNum>
   <w:abstractNum w:abstractNumId="11" w15:restartNumberingAfterBreak="0">
+    <w:nsid w:val="179446CC"/>
+    <w:multiLevelType w:val="multilevel"/>
+    <w:tmpl w:val="7D04AA6E"/>
+    <w:lvl w:ilvl="0">
+      <w:start w:val="1"/>
+      <w:numFmt w:val="bullet"/>
+      <w:lvlText w:val=""/>
+      <w:lvlJc w:val="left"/>
+      <w:pPr>
+        <w:tabs>
+          <w:tab w:val="num" w:pos="720"/>
+        </w:tabs>
+        <w:ind w:left="720" w:hanging="360"/>
+      </w:pPr>
+      <w:rPr>
+        <w:rFonts w:ascii="Symbol" w:hAnsi="Symbol" w:hint="default"/>
+        <w:sz w:val="20"/>
+      </w:rPr>
+    </w:lvl>
+    <w:lvl w:ilvl="1" w:tentative="1">
+      <w:start w:val="1"/>
+      <w:numFmt w:val="bullet"/>
+      <w:lvlText w:val="o"/>
+      <w:lvlJc w:val="left"/>
+      <w:pPr>
+        <w:tabs>
+          <w:tab w:val="num" w:pos="1440"/>
+        </w:tabs>
+        <w:ind w:left="1440" w:hanging="360"/>
+      </w:pPr>
+      <w:rPr>
+        <w:rFonts w:ascii="Courier New" w:hAnsi="Courier New" w:hint="default"/>
+        <w:sz w:val="20"/>
+      </w:rPr>
+    </w:lvl>
+    <w:lvl w:ilvl="2" w:tentative="1">
+      <w:start w:val="1"/>
+      <w:numFmt w:val="bullet"/>
+      <w:lvlText w:val=""/>
+      <w:lvlJc w:val="left"/>
+      <w:pPr>
+        <w:tabs>
+          <w:tab w:val="num" w:pos="2160"/>
+        </w:tabs>
+        <w:ind w:left="2160" w:hanging="360"/>
+      </w:pPr>
+      <w:rPr>
+        <w:rFonts w:ascii="Wingdings" w:hAnsi="Wingdings" w:hint="default"/>
+        <w:sz w:val="20"/>
+      </w:rPr>
+    </w:lvl>
+    <w:lvl w:ilvl="3" w:tentative="1">
+      <w:start w:val="1"/>
+      <w:numFmt w:val="bullet"/>
+      <w:lvlText w:val=""/>
+      <w:lvlJc w:val="left"/>
+      <w:pPr>
+        <w:tabs>
+          <w:tab w:val="num" w:pos="2880"/>
+        </w:tabs>
+        <w:ind w:left="2880" w:hanging="360"/>
+      </w:pPr>
+      <w:rPr>
+        <w:rFonts w:ascii="Wingdings" w:hAnsi="Wingdings" w:hint="default"/>
+        <w:sz w:val="20"/>
+      </w:rPr>
+    </w:lvl>
+    <w:lvl w:ilvl="4" w:tentative="1">
+      <w:start w:val="1"/>
+      <w:numFmt w:val="bullet"/>
+      <w:lvlText w:val=""/>
+      <w:lvlJc w:val="left"/>
+      <w:pPr>
+        <w:tabs>
+          <w:tab w:val="num" w:pos="3600"/>
+        </w:tabs>
+        <w:ind w:left="3600" w:hanging="360"/>
+      </w:pPr>
+      <w:rPr>
+        <w:rFonts w:ascii="Wingdings" w:hAnsi="Wingdings" w:hint="default"/>
+        <w:sz w:val="20"/>
+      </w:rPr>
+    </w:lvl>
+    <w:lvl w:ilvl="5" w:tentative="1">
+      <w:start w:val="1"/>
+      <w:numFmt w:val="bullet"/>
+      <w:lvlText w:val=""/>
+      <w:lvlJc w:val="left"/>
+      <w:pPr>
+        <w:tabs>
+          <w:tab w:val="num" w:pos="4320"/>
+        </w:tabs>
+        <w:ind w:left="4320" w:hanging="360"/>
+      </w:pPr>
+      <w:rPr>
+        <w:rFonts w:ascii="Wingdings" w:hAnsi="Wingdings" w:hint="default"/>
+        <w:sz w:val="20"/>
+      </w:rPr>
+    </w:lvl>
+    <w:lvl w:ilvl="6" w:tentative="1">
+      <w:start w:val="1"/>
+      <w:numFmt w:val="bullet"/>
+      <w:lvlText w:val=""/>
+      <w:lvlJc w:val="left"/>
+      <w:pPr>
+        <w:tabs>
+          <w:tab w:val="num" w:pos="5040"/>
+        </w:tabs>
+        <w:ind w:left="5040" w:hanging="360"/>
+      </w:pPr>
+      <w:rPr>
+        <w:rFonts w:ascii="Wingdings" w:hAnsi="Wingdings" w:hint="default"/>
+        <w:sz w:val="20"/>
+      </w:rPr>
+    </w:lvl>
+    <w:lvl w:ilvl="7" w:tentative="1">
+      <w:start w:val="1"/>
+      <w:numFmt w:val="bullet"/>
+      <w:lvlText w:val=""/>
+      <w:lvlJc w:val="left"/>
+      <w:pPr>
+        <w:tabs>
+          <w:tab w:val="num" w:pos="5760"/>
+        </w:tabs>
+        <w:ind w:left="5760" w:hanging="360"/>
+      </w:pPr>
+      <w:rPr>
+        <w:rFonts w:ascii="Wingdings" w:hAnsi="Wingdings" w:hint="default"/>
+        <w:sz w:val="20"/>
+      </w:rPr>
+    </w:lvl>
+    <w:lvl w:ilvl="8" w:tentative="1">
+      <w:start w:val="1"/>
+      <w:numFmt w:val="bullet"/>
+      <w:lvlText w:val=""/>
+      <w:lvlJc w:val="left"/>
+      <w:pPr>
+        <w:tabs>
+          <w:tab w:val="num" w:pos="6480"/>
+        </w:tabs>
+        <w:ind w:left="6480" w:hanging="360"/>
+      </w:pPr>
+      <w:rPr>
+        <w:rFonts w:ascii="Wingdings" w:hAnsi="Wingdings" w:hint="default"/>
+        <w:sz w:val="20"/>
+      </w:rPr>
+    </w:lvl>
+  </w:abstractNum>
+  <w:abstractNum w:abstractNumId="12" w15:restartNumberingAfterBreak="0">
     <w:nsid w:val="18424940"/>
     <w:multiLevelType w:val="multilevel"/>
     <w:tmpl w:val="9E128A3C"/>
@@ -16378,7 +19327,7 @@
       </w:rPr>
     </w:lvl>
   </w:abstractNum>
-  <w:abstractNum w:abstractNumId="12" w15:restartNumberingAfterBreak="0">
+  <w:abstractNum w:abstractNumId="13" w15:restartNumberingAfterBreak="0">
     <w:nsid w:val="193D7EFA"/>
     <w:multiLevelType w:val="multilevel"/>
     <w:tmpl w:val="392CD584"/>
@@ -16527,7 +19476,7 @@
       </w:rPr>
     </w:lvl>
   </w:abstractNum>
-  <w:abstractNum w:abstractNumId="13" w15:restartNumberingAfterBreak="0">
+  <w:abstractNum w:abstractNumId="14" w15:restartNumberingAfterBreak="0">
     <w:nsid w:val="1A503831"/>
     <w:multiLevelType w:val="multilevel"/>
     <w:tmpl w:val="F2CC2956"/>
@@ -16640,7 +19589,269 @@
       </w:pPr>
     </w:lvl>
   </w:abstractNum>
-  <w:abstractNum w:abstractNumId="14" w15:restartNumberingAfterBreak="0">
+  <w:abstractNum w:abstractNumId="15" w15:restartNumberingAfterBreak="0">
+    <w:nsid w:val="1D9922E0"/>
+    <w:multiLevelType w:val="multilevel"/>
+    <w:tmpl w:val="3F2AAC4A"/>
+    <w:lvl w:ilvl="0">
+      <w:start w:val="1"/>
+      <w:numFmt w:val="decimal"/>
+      <w:lvlText w:val="%1."/>
+      <w:lvlJc w:val="left"/>
+      <w:pPr>
+        <w:tabs>
+          <w:tab w:val="num" w:pos="720"/>
+        </w:tabs>
+        <w:ind w:left="720" w:hanging="360"/>
+      </w:pPr>
+    </w:lvl>
+    <w:lvl w:ilvl="1" w:tentative="1">
+      <w:start w:val="1"/>
+      <w:numFmt w:val="decimal"/>
+      <w:lvlText w:val="%2."/>
+      <w:lvlJc w:val="left"/>
+      <w:pPr>
+        <w:tabs>
+          <w:tab w:val="num" w:pos="1440"/>
+        </w:tabs>
+        <w:ind w:left="1440" w:hanging="360"/>
+      </w:pPr>
+    </w:lvl>
+    <w:lvl w:ilvl="2" w:tentative="1">
+      <w:start w:val="1"/>
+      <w:numFmt w:val="decimal"/>
+      <w:lvlText w:val="%3."/>
+      <w:lvlJc w:val="left"/>
+      <w:pPr>
+        <w:tabs>
+          <w:tab w:val="num" w:pos="2160"/>
+        </w:tabs>
+        <w:ind w:left="2160" w:hanging="360"/>
+      </w:pPr>
+    </w:lvl>
+    <w:lvl w:ilvl="3" w:tentative="1">
+      <w:start w:val="1"/>
+      <w:numFmt w:val="decimal"/>
+      <w:lvlText w:val="%4."/>
+      <w:lvlJc w:val="left"/>
+      <w:pPr>
+        <w:tabs>
+          <w:tab w:val="num" w:pos="2880"/>
+        </w:tabs>
+        <w:ind w:left="2880" w:hanging="360"/>
+      </w:pPr>
+    </w:lvl>
+    <w:lvl w:ilvl="4" w:tentative="1">
+      <w:start w:val="1"/>
+      <w:numFmt w:val="decimal"/>
+      <w:lvlText w:val="%5."/>
+      <w:lvlJc w:val="left"/>
+      <w:pPr>
+        <w:tabs>
+          <w:tab w:val="num" w:pos="3600"/>
+        </w:tabs>
+        <w:ind w:left="3600" w:hanging="360"/>
+      </w:pPr>
+    </w:lvl>
+    <w:lvl w:ilvl="5" w:tentative="1">
+      <w:start w:val="1"/>
+      <w:numFmt w:val="decimal"/>
+      <w:lvlText w:val="%6."/>
+      <w:lvlJc w:val="left"/>
+      <w:pPr>
+        <w:tabs>
+          <w:tab w:val="num" w:pos="4320"/>
+        </w:tabs>
+        <w:ind w:left="4320" w:hanging="360"/>
+      </w:pPr>
+    </w:lvl>
+    <w:lvl w:ilvl="6" w:tentative="1">
+      <w:start w:val="1"/>
+      <w:numFmt w:val="decimal"/>
+      <w:lvlText w:val="%7."/>
+      <w:lvlJc w:val="left"/>
+      <w:pPr>
+        <w:tabs>
+          <w:tab w:val="num" w:pos="5040"/>
+        </w:tabs>
+        <w:ind w:left="5040" w:hanging="360"/>
+      </w:pPr>
+    </w:lvl>
+    <w:lvl w:ilvl="7" w:tentative="1">
+      <w:start w:val="1"/>
+      <w:numFmt w:val="decimal"/>
+      <w:lvlText w:val="%8."/>
+      <w:lvlJc w:val="left"/>
+      <w:pPr>
+        <w:tabs>
+          <w:tab w:val="num" w:pos="5760"/>
+        </w:tabs>
+        <w:ind w:left="5760" w:hanging="360"/>
+      </w:pPr>
+    </w:lvl>
+    <w:lvl w:ilvl="8" w:tentative="1">
+      <w:start w:val="1"/>
+      <w:numFmt w:val="decimal"/>
+      <w:lvlText w:val="%9."/>
+      <w:lvlJc w:val="left"/>
+      <w:pPr>
+        <w:tabs>
+          <w:tab w:val="num" w:pos="6480"/>
+        </w:tabs>
+        <w:ind w:left="6480" w:hanging="360"/>
+      </w:pPr>
+    </w:lvl>
+  </w:abstractNum>
+  <w:abstractNum w:abstractNumId="16" w15:restartNumberingAfterBreak="0">
+    <w:nsid w:val="203B3BBE"/>
+    <w:multiLevelType w:val="multilevel"/>
+    <w:tmpl w:val="743EF512"/>
+    <w:lvl w:ilvl="0">
+      <w:start w:val="1"/>
+      <w:numFmt w:val="bullet"/>
+      <w:lvlText w:val=""/>
+      <w:lvlJc w:val="left"/>
+      <w:pPr>
+        <w:tabs>
+          <w:tab w:val="num" w:pos="720"/>
+        </w:tabs>
+        <w:ind w:left="720" w:hanging="360"/>
+      </w:pPr>
+      <w:rPr>
+        <w:rFonts w:ascii="Symbol" w:hAnsi="Symbol" w:hint="default"/>
+        <w:sz w:val="20"/>
+      </w:rPr>
+    </w:lvl>
+    <w:lvl w:ilvl="1" w:tentative="1">
+      <w:start w:val="1"/>
+      <w:numFmt w:val="bullet"/>
+      <w:lvlText w:val="o"/>
+      <w:lvlJc w:val="left"/>
+      <w:pPr>
+        <w:tabs>
+          <w:tab w:val="num" w:pos="1440"/>
+        </w:tabs>
+        <w:ind w:left="1440" w:hanging="360"/>
+      </w:pPr>
+      <w:rPr>
+        <w:rFonts w:ascii="Courier New" w:hAnsi="Courier New" w:hint="default"/>
+        <w:sz w:val="20"/>
+      </w:rPr>
+    </w:lvl>
+    <w:lvl w:ilvl="2" w:tentative="1">
+      <w:start w:val="1"/>
+      <w:numFmt w:val="bullet"/>
+      <w:lvlText w:val=""/>
+      <w:lvlJc w:val="left"/>
+      <w:pPr>
+        <w:tabs>
+          <w:tab w:val="num" w:pos="2160"/>
+        </w:tabs>
+        <w:ind w:left="2160" w:hanging="360"/>
+      </w:pPr>
+      <w:rPr>
+        <w:rFonts w:ascii="Wingdings" w:hAnsi="Wingdings" w:hint="default"/>
+        <w:sz w:val="20"/>
+      </w:rPr>
+    </w:lvl>
+    <w:lvl w:ilvl="3" w:tentative="1">
+      <w:start w:val="1"/>
+      <w:numFmt w:val="bullet"/>
+      <w:lvlText w:val=""/>
+      <w:lvlJc w:val="left"/>
+      <w:pPr>
+        <w:tabs>
+          <w:tab w:val="num" w:pos="2880"/>
+        </w:tabs>
+        <w:ind w:left="2880" w:hanging="360"/>
+      </w:pPr>
+      <w:rPr>
+        <w:rFonts w:ascii="Wingdings" w:hAnsi="Wingdings" w:hint="default"/>
+        <w:sz w:val="20"/>
+      </w:rPr>
+    </w:lvl>
+    <w:lvl w:ilvl="4" w:tentative="1">
+      <w:start w:val="1"/>
+      <w:numFmt w:val="bullet"/>
+      <w:lvlText w:val=""/>
+      <w:lvlJc w:val="left"/>
+      <w:pPr>
+        <w:tabs>
+          <w:tab w:val="num" w:pos="3600"/>
+        </w:tabs>
+        <w:ind w:left="3600" w:hanging="360"/>
+      </w:pPr>
+      <w:rPr>
+        <w:rFonts w:ascii="Wingdings" w:hAnsi="Wingdings" w:hint="default"/>
+        <w:sz w:val="20"/>
+      </w:rPr>
+    </w:lvl>
+    <w:lvl w:ilvl="5" w:tentative="1">
+      <w:start w:val="1"/>
+      <w:numFmt w:val="bullet"/>
+      <w:lvlText w:val=""/>
+      <w:lvlJc w:val="left"/>
+      <w:pPr>
+        <w:tabs>
+          <w:tab w:val="num" w:pos="4320"/>
+        </w:tabs>
+        <w:ind w:left="4320" w:hanging="360"/>
+      </w:pPr>
+      <w:rPr>
+        <w:rFonts w:ascii="Wingdings" w:hAnsi="Wingdings" w:hint="default"/>
+        <w:sz w:val="20"/>
+      </w:rPr>
+    </w:lvl>
+    <w:lvl w:ilvl="6" w:tentative="1">
+      <w:start w:val="1"/>
+      <w:numFmt w:val="bullet"/>
+      <w:lvlText w:val=""/>
+      <w:lvlJc w:val="left"/>
+      <w:pPr>
+        <w:tabs>
+          <w:tab w:val="num" w:pos="5040"/>
+        </w:tabs>
+        <w:ind w:left="5040" w:hanging="360"/>
+      </w:pPr>
+      <w:rPr>
+        <w:rFonts w:ascii="Wingdings" w:hAnsi="Wingdings" w:hint="default"/>
+        <w:sz w:val="20"/>
+      </w:rPr>
+    </w:lvl>
+    <w:lvl w:ilvl="7" w:tentative="1">
+      <w:start w:val="1"/>
+      <w:numFmt w:val="bullet"/>
+      <w:lvlText w:val=""/>
+      <w:lvlJc w:val="left"/>
+      <w:pPr>
+        <w:tabs>
+          <w:tab w:val="num" w:pos="5760"/>
+        </w:tabs>
+        <w:ind w:left="5760" w:hanging="360"/>
+      </w:pPr>
+      <w:rPr>
+        <w:rFonts w:ascii="Wingdings" w:hAnsi="Wingdings" w:hint="default"/>
+        <w:sz w:val="20"/>
+      </w:rPr>
+    </w:lvl>
+    <w:lvl w:ilvl="8" w:tentative="1">
+      <w:start w:val="1"/>
+      <w:numFmt w:val="bullet"/>
+      <w:lvlText w:val=""/>
+      <w:lvlJc w:val="left"/>
+      <w:pPr>
+        <w:tabs>
+          <w:tab w:val="num" w:pos="6480"/>
+        </w:tabs>
+        <w:ind w:left="6480" w:hanging="360"/>
+      </w:pPr>
+      <w:rPr>
+        <w:rFonts w:ascii="Wingdings" w:hAnsi="Wingdings" w:hint="default"/>
+        <w:sz w:val="20"/>
+      </w:rPr>
+    </w:lvl>
+  </w:abstractNum>
+  <w:abstractNum w:abstractNumId="17" w15:restartNumberingAfterBreak="0">
     <w:nsid w:val="23843DFC"/>
     <w:multiLevelType w:val="multilevel"/>
     <w:tmpl w:val="5DF641F8"/>
@@ -16785,7 +19996,7 @@
       </w:rPr>
     </w:lvl>
   </w:abstractNum>
-  <w:abstractNum w:abstractNumId="15" w15:restartNumberingAfterBreak="0">
+  <w:abstractNum w:abstractNumId="18" w15:restartNumberingAfterBreak="0">
     <w:nsid w:val="247C6B2D"/>
     <w:multiLevelType w:val="multilevel"/>
     <w:tmpl w:val="DABCF41A"/>
@@ -16898,7 +20109,7 @@
       </w:pPr>
     </w:lvl>
   </w:abstractNum>
-  <w:abstractNum w:abstractNumId="16" w15:restartNumberingAfterBreak="0">
+  <w:abstractNum w:abstractNumId="19" w15:restartNumberingAfterBreak="0">
     <w:nsid w:val="26D60C78"/>
     <w:multiLevelType w:val="multilevel"/>
     <w:tmpl w:val="01043D7E"/>
@@ -17018,7 +20229,7 @@
       </w:pPr>
     </w:lvl>
   </w:abstractNum>
-  <w:abstractNum w:abstractNumId="17" w15:restartNumberingAfterBreak="0">
+  <w:abstractNum w:abstractNumId="20" w15:restartNumberingAfterBreak="0">
     <w:nsid w:val="27E957B4"/>
     <w:multiLevelType w:val="multilevel"/>
     <w:tmpl w:val="C8C0F5B4"/>
@@ -17167,7 +20378,7 @@
       </w:rPr>
     </w:lvl>
   </w:abstractNum>
-  <w:abstractNum w:abstractNumId="18" w15:restartNumberingAfterBreak="0">
+  <w:abstractNum w:abstractNumId="21" w15:restartNumberingAfterBreak="0">
     <w:nsid w:val="2D2D57EB"/>
     <w:multiLevelType w:val="multilevel"/>
     <w:tmpl w:val="49721278"/>
@@ -17316,7 +20527,7 @@
       </w:rPr>
     </w:lvl>
   </w:abstractNum>
-  <w:abstractNum w:abstractNumId="19" w15:restartNumberingAfterBreak="0">
+  <w:abstractNum w:abstractNumId="22" w15:restartNumberingAfterBreak="0">
     <w:nsid w:val="2E75081A"/>
     <w:multiLevelType w:val="multilevel"/>
     <w:tmpl w:val="136A2888"/>
@@ -17465,7 +20676,7 @@
       </w:rPr>
     </w:lvl>
   </w:abstractNum>
-  <w:abstractNum w:abstractNumId="20" w15:restartNumberingAfterBreak="0">
+  <w:abstractNum w:abstractNumId="23" w15:restartNumberingAfterBreak="0">
     <w:nsid w:val="2EB338E2"/>
     <w:multiLevelType w:val="multilevel"/>
     <w:tmpl w:val="10A874AC"/>
@@ -17578,7 +20789,7 @@
       </w:pPr>
     </w:lvl>
   </w:abstractNum>
-  <w:abstractNum w:abstractNumId="21" w15:restartNumberingAfterBreak="0">
+  <w:abstractNum w:abstractNumId="24" w15:restartNumberingAfterBreak="0">
     <w:nsid w:val="2F337DA3"/>
     <w:multiLevelType w:val="multilevel"/>
     <w:tmpl w:val="5AC82E58"/>
@@ -17727,7 +20938,7 @@
       </w:rPr>
     </w:lvl>
   </w:abstractNum>
-  <w:abstractNum w:abstractNumId="22" w15:restartNumberingAfterBreak="0">
+  <w:abstractNum w:abstractNumId="25" w15:restartNumberingAfterBreak="0">
     <w:nsid w:val="31467C4D"/>
     <w:multiLevelType w:val="multilevel"/>
     <w:tmpl w:val="BE70496E"/>
@@ -17840,7 +21051,305 @@
       </w:pPr>
     </w:lvl>
   </w:abstractNum>
-  <w:abstractNum w:abstractNumId="23" w15:restartNumberingAfterBreak="0">
+  <w:abstractNum w:abstractNumId="26" w15:restartNumberingAfterBreak="0">
+    <w:nsid w:val="31611896"/>
+    <w:multiLevelType w:val="multilevel"/>
+    <w:tmpl w:val="CCB6ED42"/>
+    <w:lvl w:ilvl="0">
+      <w:start w:val="1"/>
+      <w:numFmt w:val="bullet"/>
+      <w:lvlText w:val=""/>
+      <w:lvlJc w:val="left"/>
+      <w:pPr>
+        <w:tabs>
+          <w:tab w:val="num" w:pos="720"/>
+        </w:tabs>
+        <w:ind w:left="720" w:hanging="360"/>
+      </w:pPr>
+      <w:rPr>
+        <w:rFonts w:ascii="Symbol" w:hAnsi="Symbol" w:hint="default"/>
+        <w:sz w:val="20"/>
+      </w:rPr>
+    </w:lvl>
+    <w:lvl w:ilvl="1" w:tentative="1">
+      <w:start w:val="1"/>
+      <w:numFmt w:val="bullet"/>
+      <w:lvlText w:val="o"/>
+      <w:lvlJc w:val="left"/>
+      <w:pPr>
+        <w:tabs>
+          <w:tab w:val="num" w:pos="1440"/>
+        </w:tabs>
+        <w:ind w:left="1440" w:hanging="360"/>
+      </w:pPr>
+      <w:rPr>
+        <w:rFonts w:ascii="Courier New" w:hAnsi="Courier New" w:hint="default"/>
+        <w:sz w:val="20"/>
+      </w:rPr>
+    </w:lvl>
+    <w:lvl w:ilvl="2" w:tentative="1">
+      <w:start w:val="1"/>
+      <w:numFmt w:val="bullet"/>
+      <w:lvlText w:val=""/>
+      <w:lvlJc w:val="left"/>
+      <w:pPr>
+        <w:tabs>
+          <w:tab w:val="num" w:pos="2160"/>
+        </w:tabs>
+        <w:ind w:left="2160" w:hanging="360"/>
+      </w:pPr>
+      <w:rPr>
+        <w:rFonts w:ascii="Wingdings" w:hAnsi="Wingdings" w:hint="default"/>
+        <w:sz w:val="20"/>
+      </w:rPr>
+    </w:lvl>
+    <w:lvl w:ilvl="3" w:tentative="1">
+      <w:start w:val="1"/>
+      <w:numFmt w:val="bullet"/>
+      <w:lvlText w:val=""/>
+      <w:lvlJc w:val="left"/>
+      <w:pPr>
+        <w:tabs>
+          <w:tab w:val="num" w:pos="2880"/>
+        </w:tabs>
+        <w:ind w:left="2880" w:hanging="360"/>
+      </w:pPr>
+      <w:rPr>
+        <w:rFonts w:ascii="Wingdings" w:hAnsi="Wingdings" w:hint="default"/>
+        <w:sz w:val="20"/>
+      </w:rPr>
+    </w:lvl>
+    <w:lvl w:ilvl="4" w:tentative="1">
+      <w:start w:val="1"/>
+      <w:numFmt w:val="bullet"/>
+      <w:lvlText w:val=""/>
+      <w:lvlJc w:val="left"/>
+      <w:pPr>
+        <w:tabs>
+          <w:tab w:val="num" w:pos="3600"/>
+        </w:tabs>
+        <w:ind w:left="3600" w:hanging="360"/>
+      </w:pPr>
+      <w:rPr>
+        <w:rFonts w:ascii="Wingdings" w:hAnsi="Wingdings" w:hint="default"/>
+        <w:sz w:val="20"/>
+      </w:rPr>
+    </w:lvl>
+    <w:lvl w:ilvl="5" w:tentative="1">
+      <w:start w:val="1"/>
+      <w:numFmt w:val="bullet"/>
+      <w:lvlText w:val=""/>
+      <w:lvlJc w:val="left"/>
+      <w:pPr>
+        <w:tabs>
+          <w:tab w:val="num" w:pos="4320"/>
+        </w:tabs>
+        <w:ind w:left="4320" w:hanging="360"/>
+      </w:pPr>
+      <w:rPr>
+        <w:rFonts w:ascii="Wingdings" w:hAnsi="Wingdings" w:hint="default"/>
+        <w:sz w:val="20"/>
+      </w:rPr>
+    </w:lvl>
+    <w:lvl w:ilvl="6" w:tentative="1">
+      <w:start w:val="1"/>
+      <w:numFmt w:val="bullet"/>
+      <w:lvlText w:val=""/>
+      <w:lvlJc w:val="left"/>
+      <w:pPr>
+        <w:tabs>
+          <w:tab w:val="num" w:pos="5040"/>
+        </w:tabs>
+        <w:ind w:left="5040" w:hanging="360"/>
+      </w:pPr>
+      <w:rPr>
+        <w:rFonts w:ascii="Wingdings" w:hAnsi="Wingdings" w:hint="default"/>
+        <w:sz w:val="20"/>
+      </w:rPr>
+    </w:lvl>
+    <w:lvl w:ilvl="7" w:tentative="1">
+      <w:start w:val="1"/>
+      <w:numFmt w:val="bullet"/>
+      <w:lvlText w:val=""/>
+      <w:lvlJc w:val="left"/>
+      <w:pPr>
+        <w:tabs>
+          <w:tab w:val="num" w:pos="5760"/>
+        </w:tabs>
+        <w:ind w:left="5760" w:hanging="360"/>
+      </w:pPr>
+      <w:rPr>
+        <w:rFonts w:ascii="Wingdings" w:hAnsi="Wingdings" w:hint="default"/>
+        <w:sz w:val="20"/>
+      </w:rPr>
+    </w:lvl>
+    <w:lvl w:ilvl="8" w:tentative="1">
+      <w:start w:val="1"/>
+      <w:numFmt w:val="bullet"/>
+      <w:lvlText w:val=""/>
+      <w:lvlJc w:val="left"/>
+      <w:pPr>
+        <w:tabs>
+          <w:tab w:val="num" w:pos="6480"/>
+        </w:tabs>
+        <w:ind w:left="6480" w:hanging="360"/>
+      </w:pPr>
+      <w:rPr>
+        <w:rFonts w:ascii="Wingdings" w:hAnsi="Wingdings" w:hint="default"/>
+        <w:sz w:val="20"/>
+      </w:rPr>
+    </w:lvl>
+  </w:abstractNum>
+  <w:abstractNum w:abstractNumId="27" w15:restartNumberingAfterBreak="0">
+    <w:nsid w:val="32C02CED"/>
+    <w:multiLevelType w:val="multilevel"/>
+    <w:tmpl w:val="821004F8"/>
+    <w:lvl w:ilvl="0">
+      <w:start w:val="1"/>
+      <w:numFmt w:val="bullet"/>
+      <w:lvlText w:val=""/>
+      <w:lvlJc w:val="left"/>
+      <w:pPr>
+        <w:tabs>
+          <w:tab w:val="num" w:pos="720"/>
+        </w:tabs>
+        <w:ind w:left="720" w:hanging="360"/>
+      </w:pPr>
+      <w:rPr>
+        <w:rFonts w:ascii="Symbol" w:hAnsi="Symbol" w:hint="default"/>
+        <w:sz w:val="20"/>
+      </w:rPr>
+    </w:lvl>
+    <w:lvl w:ilvl="1" w:tentative="1">
+      <w:start w:val="1"/>
+      <w:numFmt w:val="bullet"/>
+      <w:lvlText w:val="o"/>
+      <w:lvlJc w:val="left"/>
+      <w:pPr>
+        <w:tabs>
+          <w:tab w:val="num" w:pos="1440"/>
+        </w:tabs>
+        <w:ind w:left="1440" w:hanging="360"/>
+      </w:pPr>
+      <w:rPr>
+        <w:rFonts w:ascii="Courier New" w:hAnsi="Courier New" w:hint="default"/>
+        <w:sz w:val="20"/>
+      </w:rPr>
+    </w:lvl>
+    <w:lvl w:ilvl="2" w:tentative="1">
+      <w:start w:val="1"/>
+      <w:numFmt w:val="bullet"/>
+      <w:lvlText w:val=""/>
+      <w:lvlJc w:val="left"/>
+      <w:pPr>
+        <w:tabs>
+          <w:tab w:val="num" w:pos="2160"/>
+        </w:tabs>
+        <w:ind w:left="2160" w:hanging="360"/>
+      </w:pPr>
+      <w:rPr>
+        <w:rFonts w:ascii="Wingdings" w:hAnsi="Wingdings" w:hint="default"/>
+        <w:sz w:val="20"/>
+      </w:rPr>
+    </w:lvl>
+    <w:lvl w:ilvl="3" w:tentative="1">
+      <w:start w:val="1"/>
+      <w:numFmt w:val="bullet"/>
+      <w:lvlText w:val=""/>
+      <w:lvlJc w:val="left"/>
+      <w:pPr>
+        <w:tabs>
+          <w:tab w:val="num" w:pos="2880"/>
+        </w:tabs>
+        <w:ind w:left="2880" w:hanging="360"/>
+      </w:pPr>
+      <w:rPr>
+        <w:rFonts w:ascii="Wingdings" w:hAnsi="Wingdings" w:hint="default"/>
+        <w:sz w:val="20"/>
+      </w:rPr>
+    </w:lvl>
+    <w:lvl w:ilvl="4" w:tentative="1">
+      <w:start w:val="1"/>
+      <w:numFmt w:val="bullet"/>
+      <w:lvlText w:val=""/>
+      <w:lvlJc w:val="left"/>
+      <w:pPr>
+        <w:tabs>
+          <w:tab w:val="num" w:pos="3600"/>
+        </w:tabs>
+        <w:ind w:left="3600" w:hanging="360"/>
+      </w:pPr>
+      <w:rPr>
+        <w:rFonts w:ascii="Wingdings" w:hAnsi="Wingdings" w:hint="default"/>
+        <w:sz w:val="20"/>
+      </w:rPr>
+    </w:lvl>
+    <w:lvl w:ilvl="5" w:tentative="1">
+      <w:start w:val="1"/>
+      <w:numFmt w:val="bullet"/>
+      <w:lvlText w:val=""/>
+      <w:lvlJc w:val="left"/>
+      <w:pPr>
+        <w:tabs>
+          <w:tab w:val="num" w:pos="4320"/>
+        </w:tabs>
+        <w:ind w:left="4320" w:hanging="360"/>
+      </w:pPr>
+      <w:rPr>
+        <w:rFonts w:ascii="Wingdings" w:hAnsi="Wingdings" w:hint="default"/>
+        <w:sz w:val="20"/>
+      </w:rPr>
+    </w:lvl>
+    <w:lvl w:ilvl="6" w:tentative="1">
+      <w:start w:val="1"/>
+      <w:numFmt w:val="bullet"/>
+      <w:lvlText w:val=""/>
+      <w:lvlJc w:val="left"/>
+      <w:pPr>
+        <w:tabs>
+          <w:tab w:val="num" w:pos="5040"/>
+        </w:tabs>
+        <w:ind w:left="5040" w:hanging="360"/>
+      </w:pPr>
+      <w:rPr>
+        <w:rFonts w:ascii="Wingdings" w:hAnsi="Wingdings" w:hint="default"/>
+        <w:sz w:val="20"/>
+      </w:rPr>
+    </w:lvl>
+    <w:lvl w:ilvl="7" w:tentative="1">
+      <w:start w:val="1"/>
+      <w:numFmt w:val="bullet"/>
+      <w:lvlText w:val=""/>
+      <w:lvlJc w:val="left"/>
+      <w:pPr>
+        <w:tabs>
+          <w:tab w:val="num" w:pos="5760"/>
+        </w:tabs>
+        <w:ind w:left="5760" w:hanging="360"/>
+      </w:pPr>
+      <w:rPr>
+        <w:rFonts w:ascii="Wingdings" w:hAnsi="Wingdings" w:hint="default"/>
+        <w:sz w:val="20"/>
+      </w:rPr>
+    </w:lvl>
+    <w:lvl w:ilvl="8" w:tentative="1">
+      <w:start w:val="1"/>
+      <w:numFmt w:val="bullet"/>
+      <w:lvlText w:val=""/>
+      <w:lvlJc w:val="left"/>
+      <w:pPr>
+        <w:tabs>
+          <w:tab w:val="num" w:pos="6480"/>
+        </w:tabs>
+        <w:ind w:left="6480" w:hanging="360"/>
+      </w:pPr>
+      <w:rPr>
+        <w:rFonts w:ascii="Wingdings" w:hAnsi="Wingdings" w:hint="default"/>
+        <w:sz w:val="20"/>
+      </w:rPr>
+    </w:lvl>
+  </w:abstractNum>
+  <w:abstractNum w:abstractNumId="28" w15:restartNumberingAfterBreak="0">
     <w:nsid w:val="33823CAF"/>
     <w:multiLevelType w:val="multilevel"/>
     <w:tmpl w:val="A320AE62"/>
@@ -17989,7 +21498,7 @@
       </w:rPr>
     </w:lvl>
   </w:abstractNum>
-  <w:abstractNum w:abstractNumId="24" w15:restartNumberingAfterBreak="0">
+  <w:abstractNum w:abstractNumId="29" w15:restartNumberingAfterBreak="0">
     <w:nsid w:val="383100DE"/>
     <w:multiLevelType w:val="multilevel"/>
     <w:tmpl w:val="6E344F18"/>
@@ -18106,7 +21615,7 @@
       </w:pPr>
     </w:lvl>
   </w:abstractNum>
-  <w:abstractNum w:abstractNumId="25" w15:restartNumberingAfterBreak="0">
+  <w:abstractNum w:abstractNumId="30" w15:restartNumberingAfterBreak="0">
     <w:nsid w:val="3D6B6F71"/>
     <w:multiLevelType w:val="multilevel"/>
     <w:tmpl w:val="17DA76A4"/>
@@ -18255,7 +21764,7 @@
       </w:rPr>
     </w:lvl>
   </w:abstractNum>
-  <w:abstractNum w:abstractNumId="26" w15:restartNumberingAfterBreak="0">
+  <w:abstractNum w:abstractNumId="31" w15:restartNumberingAfterBreak="0">
     <w:nsid w:val="3D7A3FBA"/>
     <w:multiLevelType w:val="hybridMultilevel"/>
     <w:tmpl w:val="6D1AE4A8"/>
@@ -18345,7 +21854,156 @@
       </w:pPr>
     </w:lvl>
   </w:abstractNum>
-  <w:abstractNum w:abstractNumId="27" w15:restartNumberingAfterBreak="0">
+  <w:abstractNum w:abstractNumId="32" w15:restartNumberingAfterBreak="0">
+    <w:nsid w:val="40222390"/>
+    <w:multiLevelType w:val="multilevel"/>
+    <w:tmpl w:val="2DC8AEC0"/>
+    <w:lvl w:ilvl="0">
+      <w:start w:val="1"/>
+      <w:numFmt w:val="bullet"/>
+      <w:lvlText w:val=""/>
+      <w:lvlJc w:val="left"/>
+      <w:pPr>
+        <w:tabs>
+          <w:tab w:val="num" w:pos="720"/>
+        </w:tabs>
+        <w:ind w:left="720" w:hanging="360"/>
+      </w:pPr>
+      <w:rPr>
+        <w:rFonts w:ascii="Symbol" w:hAnsi="Symbol" w:hint="default"/>
+        <w:sz w:val="20"/>
+      </w:rPr>
+    </w:lvl>
+    <w:lvl w:ilvl="1" w:tentative="1">
+      <w:start w:val="1"/>
+      <w:numFmt w:val="bullet"/>
+      <w:lvlText w:val="o"/>
+      <w:lvlJc w:val="left"/>
+      <w:pPr>
+        <w:tabs>
+          <w:tab w:val="num" w:pos="1440"/>
+        </w:tabs>
+        <w:ind w:left="1440" w:hanging="360"/>
+      </w:pPr>
+      <w:rPr>
+        <w:rFonts w:ascii="Courier New" w:hAnsi="Courier New" w:hint="default"/>
+        <w:sz w:val="20"/>
+      </w:rPr>
+    </w:lvl>
+    <w:lvl w:ilvl="2" w:tentative="1">
+      <w:start w:val="1"/>
+      <w:numFmt w:val="bullet"/>
+      <w:lvlText w:val=""/>
+      <w:lvlJc w:val="left"/>
+      <w:pPr>
+        <w:tabs>
+          <w:tab w:val="num" w:pos="2160"/>
+        </w:tabs>
+        <w:ind w:left="2160" w:hanging="360"/>
+      </w:pPr>
+      <w:rPr>
+        <w:rFonts w:ascii="Wingdings" w:hAnsi="Wingdings" w:hint="default"/>
+        <w:sz w:val="20"/>
+      </w:rPr>
+    </w:lvl>
+    <w:lvl w:ilvl="3" w:tentative="1">
+      <w:start w:val="1"/>
+      <w:numFmt w:val="bullet"/>
+      <w:lvlText w:val=""/>
+      <w:lvlJc w:val="left"/>
+      <w:pPr>
+        <w:tabs>
+          <w:tab w:val="num" w:pos="2880"/>
+        </w:tabs>
+        <w:ind w:left="2880" w:hanging="360"/>
+      </w:pPr>
+      <w:rPr>
+        <w:rFonts w:ascii="Wingdings" w:hAnsi="Wingdings" w:hint="default"/>
+        <w:sz w:val="20"/>
+      </w:rPr>
+    </w:lvl>
+    <w:lvl w:ilvl="4" w:tentative="1">
+      <w:start w:val="1"/>
+      <w:numFmt w:val="bullet"/>
+      <w:lvlText w:val=""/>
+      <w:lvlJc w:val="left"/>
+      <w:pPr>
+        <w:tabs>
+          <w:tab w:val="num" w:pos="3600"/>
+        </w:tabs>
+        <w:ind w:left="3600" w:hanging="360"/>
+      </w:pPr>
+      <w:rPr>
+        <w:rFonts w:ascii="Wingdings" w:hAnsi="Wingdings" w:hint="default"/>
+        <w:sz w:val="20"/>
+      </w:rPr>
+    </w:lvl>
+    <w:lvl w:ilvl="5" w:tentative="1">
+      <w:start w:val="1"/>
+      <w:numFmt w:val="bullet"/>
+      <w:lvlText w:val=""/>
+      <w:lvlJc w:val="left"/>
+      <w:pPr>
+        <w:tabs>
+          <w:tab w:val="num" w:pos="4320"/>
+        </w:tabs>
+        <w:ind w:left="4320" w:hanging="360"/>
+      </w:pPr>
+      <w:rPr>
+        <w:rFonts w:ascii="Wingdings" w:hAnsi="Wingdings" w:hint="default"/>
+        <w:sz w:val="20"/>
+      </w:rPr>
+    </w:lvl>
+    <w:lvl w:ilvl="6" w:tentative="1">
+      <w:start w:val="1"/>
+      <w:numFmt w:val="bullet"/>
+      <w:lvlText w:val=""/>
+      <w:lvlJc w:val="left"/>
+      <w:pPr>
+        <w:tabs>
+          <w:tab w:val="num" w:pos="5040"/>
+        </w:tabs>
+        <w:ind w:left="5040" w:hanging="360"/>
+      </w:pPr>
+      <w:rPr>
+        <w:rFonts w:ascii="Wingdings" w:hAnsi="Wingdings" w:hint="default"/>
+        <w:sz w:val="20"/>
+      </w:rPr>
+    </w:lvl>
+    <w:lvl w:ilvl="7" w:tentative="1">
+      <w:start w:val="1"/>
+      <w:numFmt w:val="bullet"/>
+      <w:lvlText w:val=""/>
+      <w:lvlJc w:val="left"/>
+      <w:pPr>
+        <w:tabs>
+          <w:tab w:val="num" w:pos="5760"/>
+        </w:tabs>
+        <w:ind w:left="5760" w:hanging="360"/>
+      </w:pPr>
+      <w:rPr>
+        <w:rFonts w:ascii="Wingdings" w:hAnsi="Wingdings" w:hint="default"/>
+        <w:sz w:val="20"/>
+      </w:rPr>
+    </w:lvl>
+    <w:lvl w:ilvl="8" w:tentative="1">
+      <w:start w:val="1"/>
+      <w:numFmt w:val="bullet"/>
+      <w:lvlText w:val=""/>
+      <w:lvlJc w:val="left"/>
+      <w:pPr>
+        <w:tabs>
+          <w:tab w:val="num" w:pos="6480"/>
+        </w:tabs>
+        <w:ind w:left="6480" w:hanging="360"/>
+      </w:pPr>
+      <w:rPr>
+        <w:rFonts w:ascii="Wingdings" w:hAnsi="Wingdings" w:hint="default"/>
+        <w:sz w:val="20"/>
+      </w:rPr>
+    </w:lvl>
+  </w:abstractNum>
+  <w:abstractNum w:abstractNumId="33" w15:restartNumberingAfterBreak="0">
     <w:nsid w:val="44012285"/>
     <w:multiLevelType w:val="multilevel"/>
     <w:tmpl w:val="E774F13C"/>
@@ -18494,7 +22152,7 @@
       </w:rPr>
     </w:lvl>
   </w:abstractNum>
-  <w:abstractNum w:abstractNumId="28" w15:restartNumberingAfterBreak="0">
+  <w:abstractNum w:abstractNumId="34" w15:restartNumberingAfterBreak="0">
     <w:nsid w:val="44897586"/>
     <w:multiLevelType w:val="hybridMultilevel"/>
     <w:tmpl w:val="D1BCB05C"/>
@@ -18607,7 +22265,7 @@
       </w:rPr>
     </w:lvl>
   </w:abstractNum>
-  <w:abstractNum w:abstractNumId="29" w15:restartNumberingAfterBreak="0">
+  <w:abstractNum w:abstractNumId="35" w15:restartNumberingAfterBreak="0">
     <w:nsid w:val="483D08E6"/>
     <w:multiLevelType w:val="multilevel"/>
     <w:tmpl w:val="471C82D0"/>
@@ -18756,7 +22414,7 @@
       </w:rPr>
     </w:lvl>
   </w:abstractNum>
-  <w:abstractNum w:abstractNumId="30" w15:restartNumberingAfterBreak="0">
+  <w:abstractNum w:abstractNumId="36" w15:restartNumberingAfterBreak="0">
     <w:nsid w:val="4B6E7314"/>
     <w:multiLevelType w:val="multilevel"/>
     <w:tmpl w:val="53AA179E"/>
@@ -18901,7 +22559,156 @@
       </w:rPr>
     </w:lvl>
   </w:abstractNum>
-  <w:abstractNum w:abstractNumId="31" w15:restartNumberingAfterBreak="0">
+  <w:abstractNum w:abstractNumId="37" w15:restartNumberingAfterBreak="0">
+    <w:nsid w:val="4E2C24DD"/>
+    <w:multiLevelType w:val="multilevel"/>
+    <w:tmpl w:val="C336A7EA"/>
+    <w:lvl w:ilvl="0">
+      <w:start w:val="1"/>
+      <w:numFmt w:val="bullet"/>
+      <w:lvlText w:val=""/>
+      <w:lvlJc w:val="left"/>
+      <w:pPr>
+        <w:tabs>
+          <w:tab w:val="num" w:pos="720"/>
+        </w:tabs>
+        <w:ind w:left="720" w:hanging="360"/>
+      </w:pPr>
+      <w:rPr>
+        <w:rFonts w:ascii="Symbol" w:hAnsi="Symbol" w:hint="default"/>
+        <w:sz w:val="20"/>
+      </w:rPr>
+    </w:lvl>
+    <w:lvl w:ilvl="1" w:tentative="1">
+      <w:start w:val="1"/>
+      <w:numFmt w:val="bullet"/>
+      <w:lvlText w:val="o"/>
+      <w:lvlJc w:val="left"/>
+      <w:pPr>
+        <w:tabs>
+          <w:tab w:val="num" w:pos="1440"/>
+        </w:tabs>
+        <w:ind w:left="1440" w:hanging="360"/>
+      </w:pPr>
+      <w:rPr>
+        <w:rFonts w:ascii="Courier New" w:hAnsi="Courier New" w:hint="default"/>
+        <w:sz w:val="20"/>
+      </w:rPr>
+    </w:lvl>
+    <w:lvl w:ilvl="2" w:tentative="1">
+      <w:start w:val="1"/>
+      <w:numFmt w:val="bullet"/>
+      <w:lvlText w:val=""/>
+      <w:lvlJc w:val="left"/>
+      <w:pPr>
+        <w:tabs>
+          <w:tab w:val="num" w:pos="2160"/>
+        </w:tabs>
+        <w:ind w:left="2160" w:hanging="360"/>
+      </w:pPr>
+      <w:rPr>
+        <w:rFonts w:ascii="Wingdings" w:hAnsi="Wingdings" w:hint="default"/>
+        <w:sz w:val="20"/>
+      </w:rPr>
+    </w:lvl>
+    <w:lvl w:ilvl="3" w:tentative="1">
+      <w:start w:val="1"/>
+      <w:numFmt w:val="bullet"/>
+      <w:lvlText w:val=""/>
+      <w:lvlJc w:val="left"/>
+      <w:pPr>
+        <w:tabs>
+          <w:tab w:val="num" w:pos="2880"/>
+        </w:tabs>
+        <w:ind w:left="2880" w:hanging="360"/>
+      </w:pPr>
+      <w:rPr>
+        <w:rFonts w:ascii="Wingdings" w:hAnsi="Wingdings" w:hint="default"/>
+        <w:sz w:val="20"/>
+      </w:rPr>
+    </w:lvl>
+    <w:lvl w:ilvl="4" w:tentative="1">
+      <w:start w:val="1"/>
+      <w:numFmt w:val="bullet"/>
+      <w:lvlText w:val=""/>
+      <w:lvlJc w:val="left"/>
+      <w:pPr>
+        <w:tabs>
+          <w:tab w:val="num" w:pos="3600"/>
+        </w:tabs>
+        <w:ind w:left="3600" w:hanging="360"/>
+      </w:pPr>
+      <w:rPr>
+        <w:rFonts w:ascii="Wingdings" w:hAnsi="Wingdings" w:hint="default"/>
+        <w:sz w:val="20"/>
+      </w:rPr>
+    </w:lvl>
+    <w:lvl w:ilvl="5" w:tentative="1">
+      <w:start w:val="1"/>
+      <w:numFmt w:val="bullet"/>
+      <w:lvlText w:val=""/>
+      <w:lvlJc w:val="left"/>
+      <w:pPr>
+        <w:tabs>
+          <w:tab w:val="num" w:pos="4320"/>
+        </w:tabs>
+        <w:ind w:left="4320" w:hanging="360"/>
+      </w:pPr>
+      <w:rPr>
+        <w:rFonts w:ascii="Wingdings" w:hAnsi="Wingdings" w:hint="default"/>
+        <w:sz w:val="20"/>
+      </w:rPr>
+    </w:lvl>
+    <w:lvl w:ilvl="6" w:tentative="1">
+      <w:start w:val="1"/>
+      <w:numFmt w:val="bullet"/>
+      <w:lvlText w:val=""/>
+      <w:lvlJc w:val="left"/>
+      <w:pPr>
+        <w:tabs>
+          <w:tab w:val="num" w:pos="5040"/>
+        </w:tabs>
+        <w:ind w:left="5040" w:hanging="360"/>
+      </w:pPr>
+      <w:rPr>
+        <w:rFonts w:ascii="Wingdings" w:hAnsi="Wingdings" w:hint="default"/>
+        <w:sz w:val="20"/>
+      </w:rPr>
+    </w:lvl>
+    <w:lvl w:ilvl="7" w:tentative="1">
+      <w:start w:val="1"/>
+      <w:numFmt w:val="bullet"/>
+      <w:lvlText w:val=""/>
+      <w:lvlJc w:val="left"/>
+      <w:pPr>
+        <w:tabs>
+          <w:tab w:val="num" w:pos="5760"/>
+        </w:tabs>
+        <w:ind w:left="5760" w:hanging="360"/>
+      </w:pPr>
+      <w:rPr>
+        <w:rFonts w:ascii="Wingdings" w:hAnsi="Wingdings" w:hint="default"/>
+        <w:sz w:val="20"/>
+      </w:rPr>
+    </w:lvl>
+    <w:lvl w:ilvl="8" w:tentative="1">
+      <w:start w:val="1"/>
+      <w:numFmt w:val="bullet"/>
+      <w:lvlText w:val=""/>
+      <w:lvlJc w:val="left"/>
+      <w:pPr>
+        <w:tabs>
+          <w:tab w:val="num" w:pos="6480"/>
+        </w:tabs>
+        <w:ind w:left="6480" w:hanging="360"/>
+      </w:pPr>
+      <w:rPr>
+        <w:rFonts w:ascii="Wingdings" w:hAnsi="Wingdings" w:hint="default"/>
+        <w:sz w:val="20"/>
+      </w:rPr>
+    </w:lvl>
+  </w:abstractNum>
+  <w:abstractNum w:abstractNumId="38" w15:restartNumberingAfterBreak="0">
     <w:nsid w:val="4E4871E8"/>
     <w:multiLevelType w:val="multilevel"/>
     <w:tmpl w:val="D3305E10"/>
@@ -19050,7 +22857,7 @@
       </w:rPr>
     </w:lvl>
   </w:abstractNum>
-  <w:abstractNum w:abstractNumId="32" w15:restartNumberingAfterBreak="0">
+  <w:abstractNum w:abstractNumId="39" w15:restartNumberingAfterBreak="0">
     <w:nsid w:val="4FDE336C"/>
     <w:multiLevelType w:val="multilevel"/>
     <w:tmpl w:val="C31CC312"/>
@@ -19167,7 +22974,7 @@
       </w:pPr>
     </w:lvl>
   </w:abstractNum>
-  <w:abstractNum w:abstractNumId="33" w15:restartNumberingAfterBreak="0">
+  <w:abstractNum w:abstractNumId="40" w15:restartNumberingAfterBreak="0">
     <w:nsid w:val="501455FF"/>
     <w:multiLevelType w:val="multilevel"/>
     <w:tmpl w:val="0809001F"/>
@@ -19280,7 +23087,156 @@
       </w:pPr>
     </w:lvl>
   </w:abstractNum>
-  <w:abstractNum w:abstractNumId="34" w15:restartNumberingAfterBreak="0">
+  <w:abstractNum w:abstractNumId="41" w15:restartNumberingAfterBreak="0">
+    <w:nsid w:val="51073111"/>
+    <w:multiLevelType w:val="multilevel"/>
+    <w:tmpl w:val="3306C262"/>
+    <w:lvl w:ilvl="0">
+      <w:start w:val="1"/>
+      <w:numFmt w:val="bullet"/>
+      <w:lvlText w:val=""/>
+      <w:lvlJc w:val="left"/>
+      <w:pPr>
+        <w:tabs>
+          <w:tab w:val="num" w:pos="720"/>
+        </w:tabs>
+        <w:ind w:left="720" w:hanging="360"/>
+      </w:pPr>
+      <w:rPr>
+        <w:rFonts w:ascii="Symbol" w:hAnsi="Symbol" w:hint="default"/>
+        <w:sz w:val="20"/>
+      </w:rPr>
+    </w:lvl>
+    <w:lvl w:ilvl="1" w:tentative="1">
+      <w:start w:val="1"/>
+      <w:numFmt w:val="bullet"/>
+      <w:lvlText w:val="o"/>
+      <w:lvlJc w:val="left"/>
+      <w:pPr>
+        <w:tabs>
+          <w:tab w:val="num" w:pos="1440"/>
+        </w:tabs>
+        <w:ind w:left="1440" w:hanging="360"/>
+      </w:pPr>
+      <w:rPr>
+        <w:rFonts w:ascii="Courier New" w:hAnsi="Courier New" w:hint="default"/>
+        <w:sz w:val="20"/>
+      </w:rPr>
+    </w:lvl>
+    <w:lvl w:ilvl="2" w:tentative="1">
+      <w:start w:val="1"/>
+      <w:numFmt w:val="bullet"/>
+      <w:lvlText w:val=""/>
+      <w:lvlJc w:val="left"/>
+      <w:pPr>
+        <w:tabs>
+          <w:tab w:val="num" w:pos="2160"/>
+        </w:tabs>
+        <w:ind w:left="2160" w:hanging="360"/>
+      </w:pPr>
+      <w:rPr>
+        <w:rFonts w:ascii="Wingdings" w:hAnsi="Wingdings" w:hint="default"/>
+        <w:sz w:val="20"/>
+      </w:rPr>
+    </w:lvl>
+    <w:lvl w:ilvl="3" w:tentative="1">
+      <w:start w:val="1"/>
+      <w:numFmt w:val="bullet"/>
+      <w:lvlText w:val=""/>
+      <w:lvlJc w:val="left"/>
+      <w:pPr>
+        <w:tabs>
+          <w:tab w:val="num" w:pos="2880"/>
+        </w:tabs>
+        <w:ind w:left="2880" w:hanging="360"/>
+      </w:pPr>
+      <w:rPr>
+        <w:rFonts w:ascii="Wingdings" w:hAnsi="Wingdings" w:hint="default"/>
+        <w:sz w:val="20"/>
+      </w:rPr>
+    </w:lvl>
+    <w:lvl w:ilvl="4" w:tentative="1">
+      <w:start w:val="1"/>
+      <w:numFmt w:val="bullet"/>
+      <w:lvlText w:val=""/>
+      <w:lvlJc w:val="left"/>
+      <w:pPr>
+        <w:tabs>
+          <w:tab w:val="num" w:pos="3600"/>
+        </w:tabs>
+        <w:ind w:left="3600" w:hanging="360"/>
+      </w:pPr>
+      <w:rPr>
+        <w:rFonts w:ascii="Wingdings" w:hAnsi="Wingdings" w:hint="default"/>
+        <w:sz w:val="20"/>
+      </w:rPr>
+    </w:lvl>
+    <w:lvl w:ilvl="5" w:tentative="1">
+      <w:start w:val="1"/>
+      <w:numFmt w:val="bullet"/>
+      <w:lvlText w:val=""/>
+      <w:lvlJc w:val="left"/>
+      <w:pPr>
+        <w:tabs>
+          <w:tab w:val="num" w:pos="4320"/>
+        </w:tabs>
+        <w:ind w:left="4320" w:hanging="360"/>
+      </w:pPr>
+      <w:rPr>
+        <w:rFonts w:ascii="Wingdings" w:hAnsi="Wingdings" w:hint="default"/>
+        <w:sz w:val="20"/>
+      </w:rPr>
+    </w:lvl>
+    <w:lvl w:ilvl="6" w:tentative="1">
+      <w:start w:val="1"/>
+      <w:numFmt w:val="bullet"/>
+      <w:lvlText w:val=""/>
+      <w:lvlJc w:val="left"/>
+      <w:pPr>
+        <w:tabs>
+          <w:tab w:val="num" w:pos="5040"/>
+        </w:tabs>
+        <w:ind w:left="5040" w:hanging="360"/>
+      </w:pPr>
+      <w:rPr>
+        <w:rFonts w:ascii="Wingdings" w:hAnsi="Wingdings" w:hint="default"/>
+        <w:sz w:val="20"/>
+      </w:rPr>
+    </w:lvl>
+    <w:lvl w:ilvl="7" w:tentative="1">
+      <w:start w:val="1"/>
+      <w:numFmt w:val="bullet"/>
+      <w:lvlText w:val=""/>
+      <w:lvlJc w:val="left"/>
+      <w:pPr>
+        <w:tabs>
+          <w:tab w:val="num" w:pos="5760"/>
+        </w:tabs>
+        <w:ind w:left="5760" w:hanging="360"/>
+      </w:pPr>
+      <w:rPr>
+        <w:rFonts w:ascii="Wingdings" w:hAnsi="Wingdings" w:hint="default"/>
+        <w:sz w:val="20"/>
+      </w:rPr>
+    </w:lvl>
+    <w:lvl w:ilvl="8" w:tentative="1">
+      <w:start w:val="1"/>
+      <w:numFmt w:val="bullet"/>
+      <w:lvlText w:val=""/>
+      <w:lvlJc w:val="left"/>
+      <w:pPr>
+        <w:tabs>
+          <w:tab w:val="num" w:pos="6480"/>
+        </w:tabs>
+        <w:ind w:left="6480" w:hanging="360"/>
+      </w:pPr>
+      <w:rPr>
+        <w:rFonts w:ascii="Wingdings" w:hAnsi="Wingdings" w:hint="default"/>
+        <w:sz w:val="20"/>
+      </w:rPr>
+    </w:lvl>
+  </w:abstractNum>
+  <w:abstractNum w:abstractNumId="42" w15:restartNumberingAfterBreak="0">
     <w:nsid w:val="521356DA"/>
     <w:multiLevelType w:val="multilevel"/>
     <w:tmpl w:val="E12E3D98"/>
@@ -19429,7 +23385,7 @@
       </w:rPr>
     </w:lvl>
   </w:abstractNum>
-  <w:abstractNum w:abstractNumId="35" w15:restartNumberingAfterBreak="0">
+  <w:abstractNum w:abstractNumId="43" w15:restartNumberingAfterBreak="0">
     <w:nsid w:val="579252F5"/>
     <w:multiLevelType w:val="multilevel"/>
     <w:tmpl w:val="8564E4DC"/>
@@ -19542,7 +23498,7 @@
       </w:pPr>
     </w:lvl>
   </w:abstractNum>
-  <w:abstractNum w:abstractNumId="36" w15:restartNumberingAfterBreak="0">
+  <w:abstractNum w:abstractNumId="44" w15:restartNumberingAfterBreak="0">
     <w:nsid w:val="5A6C1EC2"/>
     <w:multiLevelType w:val="multilevel"/>
     <w:tmpl w:val="6E344F18"/>
@@ -19655,7 +23611,7 @@
       </w:pPr>
     </w:lvl>
   </w:abstractNum>
-  <w:abstractNum w:abstractNumId="37" w15:restartNumberingAfterBreak="0">
+  <w:abstractNum w:abstractNumId="45" w15:restartNumberingAfterBreak="0">
     <w:nsid w:val="5BC31D0A"/>
     <w:multiLevelType w:val="multilevel"/>
     <w:tmpl w:val="7F5EA3EE"/>
@@ -19804,7 +23760,7 @@
       </w:rPr>
     </w:lvl>
   </w:abstractNum>
-  <w:abstractNum w:abstractNumId="38" w15:restartNumberingAfterBreak="0">
+  <w:abstractNum w:abstractNumId="46" w15:restartNumberingAfterBreak="0">
     <w:nsid w:val="5F6856C9"/>
     <w:multiLevelType w:val="multilevel"/>
     <w:tmpl w:val="4CCA39D2"/>
@@ -19917,7 +23873,7 @@
       </w:pPr>
     </w:lvl>
   </w:abstractNum>
-  <w:abstractNum w:abstractNumId="39" w15:restartNumberingAfterBreak="0">
+  <w:abstractNum w:abstractNumId="47" w15:restartNumberingAfterBreak="0">
     <w:nsid w:val="60F01367"/>
     <w:multiLevelType w:val="multilevel"/>
     <w:tmpl w:val="28E2ACA0"/>
@@ -20066,7 +24022,156 @@
       </w:rPr>
     </w:lvl>
   </w:abstractNum>
-  <w:abstractNum w:abstractNumId="40" w15:restartNumberingAfterBreak="0">
+  <w:abstractNum w:abstractNumId="48" w15:restartNumberingAfterBreak="0">
+    <w:nsid w:val="62BE52D9"/>
+    <w:multiLevelType w:val="multilevel"/>
+    <w:tmpl w:val="0FB2A214"/>
+    <w:lvl w:ilvl="0">
+      <w:start w:val="1"/>
+      <w:numFmt w:val="bullet"/>
+      <w:lvlText w:val=""/>
+      <w:lvlJc w:val="left"/>
+      <w:pPr>
+        <w:tabs>
+          <w:tab w:val="num" w:pos="720"/>
+        </w:tabs>
+        <w:ind w:left="720" w:hanging="360"/>
+      </w:pPr>
+      <w:rPr>
+        <w:rFonts w:ascii="Symbol" w:hAnsi="Symbol" w:hint="default"/>
+        <w:sz w:val="20"/>
+      </w:rPr>
+    </w:lvl>
+    <w:lvl w:ilvl="1" w:tentative="1">
+      <w:start w:val="1"/>
+      <w:numFmt w:val="bullet"/>
+      <w:lvlText w:val="o"/>
+      <w:lvlJc w:val="left"/>
+      <w:pPr>
+        <w:tabs>
+          <w:tab w:val="num" w:pos="1440"/>
+        </w:tabs>
+        <w:ind w:left="1440" w:hanging="360"/>
+      </w:pPr>
+      <w:rPr>
+        <w:rFonts w:ascii="Courier New" w:hAnsi="Courier New" w:hint="default"/>
+        <w:sz w:val="20"/>
+      </w:rPr>
+    </w:lvl>
+    <w:lvl w:ilvl="2" w:tentative="1">
+      <w:start w:val="1"/>
+      <w:numFmt w:val="bullet"/>
+      <w:lvlText w:val=""/>
+      <w:lvlJc w:val="left"/>
+      <w:pPr>
+        <w:tabs>
+          <w:tab w:val="num" w:pos="2160"/>
+        </w:tabs>
+        <w:ind w:left="2160" w:hanging="360"/>
+      </w:pPr>
+      <w:rPr>
+        <w:rFonts w:ascii="Wingdings" w:hAnsi="Wingdings" w:hint="default"/>
+        <w:sz w:val="20"/>
+      </w:rPr>
+    </w:lvl>
+    <w:lvl w:ilvl="3" w:tentative="1">
+      <w:start w:val="1"/>
+      <w:numFmt w:val="bullet"/>
+      <w:lvlText w:val=""/>
+      <w:lvlJc w:val="left"/>
+      <w:pPr>
+        <w:tabs>
+          <w:tab w:val="num" w:pos="2880"/>
+        </w:tabs>
+        <w:ind w:left="2880" w:hanging="360"/>
+      </w:pPr>
+      <w:rPr>
+        <w:rFonts w:ascii="Wingdings" w:hAnsi="Wingdings" w:hint="default"/>
+        <w:sz w:val="20"/>
+      </w:rPr>
+    </w:lvl>
+    <w:lvl w:ilvl="4" w:tentative="1">
+      <w:start w:val="1"/>
+      <w:numFmt w:val="bullet"/>
+      <w:lvlText w:val=""/>
+      <w:lvlJc w:val="left"/>
+      <w:pPr>
+        <w:tabs>
+          <w:tab w:val="num" w:pos="3600"/>
+        </w:tabs>
+        <w:ind w:left="3600" w:hanging="360"/>
+      </w:pPr>
+      <w:rPr>
+        <w:rFonts w:ascii="Wingdings" w:hAnsi="Wingdings" w:hint="default"/>
+        <w:sz w:val="20"/>
+      </w:rPr>
+    </w:lvl>
+    <w:lvl w:ilvl="5" w:tentative="1">
+      <w:start w:val="1"/>
+      <w:numFmt w:val="bullet"/>
+      <w:lvlText w:val=""/>
+      <w:lvlJc w:val="left"/>
+      <w:pPr>
+        <w:tabs>
+          <w:tab w:val="num" w:pos="4320"/>
+        </w:tabs>
+        <w:ind w:left="4320" w:hanging="360"/>
+      </w:pPr>
+      <w:rPr>
+        <w:rFonts w:ascii="Wingdings" w:hAnsi="Wingdings" w:hint="default"/>
+        <w:sz w:val="20"/>
+      </w:rPr>
+    </w:lvl>
+    <w:lvl w:ilvl="6" w:tentative="1">
+      <w:start w:val="1"/>
+      <w:numFmt w:val="bullet"/>
+      <w:lvlText w:val=""/>
+      <w:lvlJc w:val="left"/>
+      <w:pPr>
+        <w:tabs>
+          <w:tab w:val="num" w:pos="5040"/>
+        </w:tabs>
+        <w:ind w:left="5040" w:hanging="360"/>
+      </w:pPr>
+      <w:rPr>
+        <w:rFonts w:ascii="Wingdings" w:hAnsi="Wingdings" w:hint="default"/>
+        <w:sz w:val="20"/>
+      </w:rPr>
+    </w:lvl>
+    <w:lvl w:ilvl="7" w:tentative="1">
+      <w:start w:val="1"/>
+      <w:numFmt w:val="bullet"/>
+      <w:lvlText w:val=""/>
+      <w:lvlJc w:val="left"/>
+      <w:pPr>
+        <w:tabs>
+          <w:tab w:val="num" w:pos="5760"/>
+        </w:tabs>
+        <w:ind w:left="5760" w:hanging="360"/>
+      </w:pPr>
+      <w:rPr>
+        <w:rFonts w:ascii="Wingdings" w:hAnsi="Wingdings" w:hint="default"/>
+        <w:sz w:val="20"/>
+      </w:rPr>
+    </w:lvl>
+    <w:lvl w:ilvl="8" w:tentative="1">
+      <w:start w:val="1"/>
+      <w:numFmt w:val="bullet"/>
+      <w:lvlText w:val=""/>
+      <w:lvlJc w:val="left"/>
+      <w:pPr>
+        <w:tabs>
+          <w:tab w:val="num" w:pos="6480"/>
+        </w:tabs>
+        <w:ind w:left="6480" w:hanging="360"/>
+      </w:pPr>
+      <w:rPr>
+        <w:rFonts w:ascii="Wingdings" w:hAnsi="Wingdings" w:hint="default"/>
+        <w:sz w:val="20"/>
+      </w:rPr>
+    </w:lvl>
+  </w:abstractNum>
+  <w:abstractNum w:abstractNumId="49" w15:restartNumberingAfterBreak="0">
     <w:nsid w:val="63CE1CBB"/>
     <w:multiLevelType w:val="multilevel"/>
     <w:tmpl w:val="E12E3D98"/>
@@ -20215,7 +24320,7 @@
       </w:rPr>
     </w:lvl>
   </w:abstractNum>
-  <w:abstractNum w:abstractNumId="41" w15:restartNumberingAfterBreak="0">
+  <w:abstractNum w:abstractNumId="50" w15:restartNumberingAfterBreak="0">
     <w:nsid w:val="65442AD3"/>
     <w:multiLevelType w:val="multilevel"/>
     <w:tmpl w:val="36FAA49A"/>
@@ -20364,7 +24469,7 @@
       </w:rPr>
     </w:lvl>
   </w:abstractNum>
-  <w:abstractNum w:abstractNumId="42" w15:restartNumberingAfterBreak="0">
+  <w:abstractNum w:abstractNumId="51" w15:restartNumberingAfterBreak="0">
     <w:nsid w:val="66866A0A"/>
     <w:multiLevelType w:val="multilevel"/>
     <w:tmpl w:val="6E344F18"/>
@@ -20481,7 +24586,7 @@
       </w:pPr>
     </w:lvl>
   </w:abstractNum>
-  <w:abstractNum w:abstractNumId="43" w15:restartNumberingAfterBreak="0">
+  <w:abstractNum w:abstractNumId="52" w15:restartNumberingAfterBreak="0">
     <w:nsid w:val="6A4B1CDB"/>
     <w:multiLevelType w:val="hybridMultilevel"/>
     <w:tmpl w:val="683E8830"/>
@@ -20571,7 +24676,120 @@
       </w:pPr>
     </w:lvl>
   </w:abstractNum>
-  <w:abstractNum w:abstractNumId="44" w15:restartNumberingAfterBreak="0">
+  <w:abstractNum w:abstractNumId="53" w15:restartNumberingAfterBreak="0">
+    <w:nsid w:val="6C333DAD"/>
+    <w:multiLevelType w:val="multilevel"/>
+    <w:tmpl w:val="CED8BE70"/>
+    <w:lvl w:ilvl="0">
+      <w:start w:val="1"/>
+      <w:numFmt w:val="decimal"/>
+      <w:lvlText w:val="%1."/>
+      <w:lvlJc w:val="left"/>
+      <w:pPr>
+        <w:tabs>
+          <w:tab w:val="num" w:pos="720"/>
+        </w:tabs>
+        <w:ind w:left="720" w:hanging="360"/>
+      </w:pPr>
+    </w:lvl>
+    <w:lvl w:ilvl="1" w:tentative="1">
+      <w:start w:val="1"/>
+      <w:numFmt w:val="decimal"/>
+      <w:lvlText w:val="%2."/>
+      <w:lvlJc w:val="left"/>
+      <w:pPr>
+        <w:tabs>
+          <w:tab w:val="num" w:pos="1440"/>
+        </w:tabs>
+        <w:ind w:left="1440" w:hanging="360"/>
+      </w:pPr>
+    </w:lvl>
+    <w:lvl w:ilvl="2" w:tentative="1">
+      <w:start w:val="1"/>
+      <w:numFmt w:val="decimal"/>
+      <w:lvlText w:val="%3."/>
+      <w:lvlJc w:val="left"/>
+      <w:pPr>
+        <w:tabs>
+          <w:tab w:val="num" w:pos="2160"/>
+        </w:tabs>
+        <w:ind w:left="2160" w:hanging="360"/>
+      </w:pPr>
+    </w:lvl>
+    <w:lvl w:ilvl="3" w:tentative="1">
+      <w:start w:val="1"/>
+      <w:numFmt w:val="decimal"/>
+      <w:lvlText w:val="%4."/>
+      <w:lvlJc w:val="left"/>
+      <w:pPr>
+        <w:tabs>
+          <w:tab w:val="num" w:pos="2880"/>
+        </w:tabs>
+        <w:ind w:left="2880" w:hanging="360"/>
+      </w:pPr>
+    </w:lvl>
+    <w:lvl w:ilvl="4" w:tentative="1">
+      <w:start w:val="1"/>
+      <w:numFmt w:val="decimal"/>
+      <w:lvlText w:val="%5."/>
+      <w:lvlJc w:val="left"/>
+      <w:pPr>
+        <w:tabs>
+          <w:tab w:val="num" w:pos="3600"/>
+        </w:tabs>
+        <w:ind w:left="3600" w:hanging="360"/>
+      </w:pPr>
+    </w:lvl>
+    <w:lvl w:ilvl="5" w:tentative="1">
+      <w:start w:val="1"/>
+      <w:numFmt w:val="decimal"/>
+      <w:lvlText w:val="%6."/>
+      <w:lvlJc w:val="left"/>
+      <w:pPr>
+        <w:tabs>
+          <w:tab w:val="num" w:pos="4320"/>
+        </w:tabs>
+        <w:ind w:left="4320" w:hanging="360"/>
+      </w:pPr>
+    </w:lvl>
+    <w:lvl w:ilvl="6" w:tentative="1">
+      <w:start w:val="1"/>
+      <w:numFmt w:val="decimal"/>
+      <w:lvlText w:val="%7."/>
+      <w:lvlJc w:val="left"/>
+      <w:pPr>
+        <w:tabs>
+          <w:tab w:val="num" w:pos="5040"/>
+        </w:tabs>
+        <w:ind w:left="5040" w:hanging="360"/>
+      </w:pPr>
+    </w:lvl>
+    <w:lvl w:ilvl="7" w:tentative="1">
+      <w:start w:val="1"/>
+      <w:numFmt w:val="decimal"/>
+      <w:lvlText w:val="%8."/>
+      <w:lvlJc w:val="left"/>
+      <w:pPr>
+        <w:tabs>
+          <w:tab w:val="num" w:pos="5760"/>
+        </w:tabs>
+        <w:ind w:left="5760" w:hanging="360"/>
+      </w:pPr>
+    </w:lvl>
+    <w:lvl w:ilvl="8" w:tentative="1">
+      <w:start w:val="1"/>
+      <w:numFmt w:val="decimal"/>
+      <w:lvlText w:val="%9."/>
+      <w:lvlJc w:val="left"/>
+      <w:pPr>
+        <w:tabs>
+          <w:tab w:val="num" w:pos="6480"/>
+        </w:tabs>
+        <w:ind w:left="6480" w:hanging="360"/>
+      </w:pPr>
+    </w:lvl>
+  </w:abstractNum>
+  <w:abstractNum w:abstractNumId="54" w15:restartNumberingAfterBreak="0">
     <w:nsid w:val="6DE81CB7"/>
     <w:multiLevelType w:val="multilevel"/>
     <w:tmpl w:val="B3F8C438"/>
@@ -20720,7 +24938,7 @@
       </w:rPr>
     </w:lvl>
   </w:abstractNum>
-  <w:abstractNum w:abstractNumId="45" w15:restartNumberingAfterBreak="0">
+  <w:abstractNum w:abstractNumId="55" w15:restartNumberingAfterBreak="0">
     <w:nsid w:val="6F4A47B2"/>
     <w:multiLevelType w:val="multilevel"/>
     <w:tmpl w:val="6556259A"/>
@@ -20833,7 +25051,7 @@
       </w:pPr>
     </w:lvl>
   </w:abstractNum>
-  <w:abstractNum w:abstractNumId="46" w15:restartNumberingAfterBreak="0">
+  <w:abstractNum w:abstractNumId="56" w15:restartNumberingAfterBreak="0">
     <w:nsid w:val="71104967"/>
     <w:multiLevelType w:val="hybridMultilevel"/>
     <w:tmpl w:val="EB84DA22"/>
@@ -20946,7 +25164,7 @@
       </w:rPr>
     </w:lvl>
   </w:abstractNum>
-  <w:abstractNum w:abstractNumId="47" w15:restartNumberingAfterBreak="0">
+  <w:abstractNum w:abstractNumId="57" w15:restartNumberingAfterBreak="0">
     <w:nsid w:val="72416FAA"/>
     <w:multiLevelType w:val="multilevel"/>
     <w:tmpl w:val="49B4E668"/>
@@ -21086,7 +25304,7 @@
       </w:rPr>
     </w:lvl>
   </w:abstractNum>
-  <w:abstractNum w:abstractNumId="48" w15:restartNumberingAfterBreak="0">
+  <w:abstractNum w:abstractNumId="58" w15:restartNumberingAfterBreak="0">
     <w:nsid w:val="727B3179"/>
     <w:multiLevelType w:val="multilevel"/>
     <w:tmpl w:val="447A6596"/>
@@ -21235,7 +25453,156 @@
       </w:rPr>
     </w:lvl>
   </w:abstractNum>
-  <w:abstractNum w:abstractNumId="49" w15:restartNumberingAfterBreak="0">
+  <w:abstractNum w:abstractNumId="59" w15:restartNumberingAfterBreak="0">
+    <w:nsid w:val="73763D00"/>
+    <w:multiLevelType w:val="multilevel"/>
+    <w:tmpl w:val="EF088428"/>
+    <w:lvl w:ilvl="0">
+      <w:start w:val="1"/>
+      <w:numFmt w:val="bullet"/>
+      <w:lvlText w:val=""/>
+      <w:lvlJc w:val="left"/>
+      <w:pPr>
+        <w:tabs>
+          <w:tab w:val="num" w:pos="720"/>
+        </w:tabs>
+        <w:ind w:left="720" w:hanging="360"/>
+      </w:pPr>
+      <w:rPr>
+        <w:rFonts w:ascii="Symbol" w:hAnsi="Symbol" w:hint="default"/>
+        <w:sz w:val="20"/>
+      </w:rPr>
+    </w:lvl>
+    <w:lvl w:ilvl="1" w:tentative="1">
+      <w:start w:val="1"/>
+      <w:numFmt w:val="bullet"/>
+      <w:lvlText w:val="o"/>
+      <w:lvlJc w:val="left"/>
+      <w:pPr>
+        <w:tabs>
+          <w:tab w:val="num" w:pos="1440"/>
+        </w:tabs>
+        <w:ind w:left="1440" w:hanging="360"/>
+      </w:pPr>
+      <w:rPr>
+        <w:rFonts w:ascii="Courier New" w:hAnsi="Courier New" w:hint="default"/>
+        <w:sz w:val="20"/>
+      </w:rPr>
+    </w:lvl>
+    <w:lvl w:ilvl="2" w:tentative="1">
+      <w:start w:val="1"/>
+      <w:numFmt w:val="bullet"/>
+      <w:lvlText w:val=""/>
+      <w:lvlJc w:val="left"/>
+      <w:pPr>
+        <w:tabs>
+          <w:tab w:val="num" w:pos="2160"/>
+        </w:tabs>
+        <w:ind w:left="2160" w:hanging="360"/>
+      </w:pPr>
+      <w:rPr>
+        <w:rFonts w:ascii="Wingdings" w:hAnsi="Wingdings" w:hint="default"/>
+        <w:sz w:val="20"/>
+      </w:rPr>
+    </w:lvl>
+    <w:lvl w:ilvl="3" w:tentative="1">
+      <w:start w:val="1"/>
+      <w:numFmt w:val="bullet"/>
+      <w:lvlText w:val=""/>
+      <w:lvlJc w:val="left"/>
+      <w:pPr>
+        <w:tabs>
+          <w:tab w:val="num" w:pos="2880"/>
+        </w:tabs>
+        <w:ind w:left="2880" w:hanging="360"/>
+      </w:pPr>
+      <w:rPr>
+        <w:rFonts w:ascii="Wingdings" w:hAnsi="Wingdings" w:hint="default"/>
+        <w:sz w:val="20"/>
+      </w:rPr>
+    </w:lvl>
+    <w:lvl w:ilvl="4" w:tentative="1">
+      <w:start w:val="1"/>
+      <w:numFmt w:val="bullet"/>
+      <w:lvlText w:val=""/>
+      <w:lvlJc w:val="left"/>
+      <w:pPr>
+        <w:tabs>
+          <w:tab w:val="num" w:pos="3600"/>
+        </w:tabs>
+        <w:ind w:left="3600" w:hanging="360"/>
+      </w:pPr>
+      <w:rPr>
+        <w:rFonts w:ascii="Wingdings" w:hAnsi="Wingdings" w:hint="default"/>
+        <w:sz w:val="20"/>
+      </w:rPr>
+    </w:lvl>
+    <w:lvl w:ilvl="5" w:tentative="1">
+      <w:start w:val="1"/>
+      <w:numFmt w:val="bullet"/>
+      <w:lvlText w:val=""/>
+      <w:lvlJc w:val="left"/>
+      <w:pPr>
+        <w:tabs>
+          <w:tab w:val="num" w:pos="4320"/>
+        </w:tabs>
+        <w:ind w:left="4320" w:hanging="360"/>
+      </w:pPr>
+      <w:rPr>
+        <w:rFonts w:ascii="Wingdings" w:hAnsi="Wingdings" w:hint="default"/>
+        <w:sz w:val="20"/>
+      </w:rPr>
+    </w:lvl>
+    <w:lvl w:ilvl="6" w:tentative="1">
+      <w:start w:val="1"/>
+      <w:numFmt w:val="bullet"/>
+      <w:lvlText w:val=""/>
+      <w:lvlJc w:val="left"/>
+      <w:pPr>
+        <w:tabs>
+          <w:tab w:val="num" w:pos="5040"/>
+        </w:tabs>
+        <w:ind w:left="5040" w:hanging="360"/>
+      </w:pPr>
+      <w:rPr>
+        <w:rFonts w:ascii="Wingdings" w:hAnsi="Wingdings" w:hint="default"/>
+        <w:sz w:val="20"/>
+      </w:rPr>
+    </w:lvl>
+    <w:lvl w:ilvl="7" w:tentative="1">
+      <w:start w:val="1"/>
+      <w:numFmt w:val="bullet"/>
+      <w:lvlText w:val=""/>
+      <w:lvlJc w:val="left"/>
+      <w:pPr>
+        <w:tabs>
+          <w:tab w:val="num" w:pos="5760"/>
+        </w:tabs>
+        <w:ind w:left="5760" w:hanging="360"/>
+      </w:pPr>
+      <w:rPr>
+        <w:rFonts w:ascii="Wingdings" w:hAnsi="Wingdings" w:hint="default"/>
+        <w:sz w:val="20"/>
+      </w:rPr>
+    </w:lvl>
+    <w:lvl w:ilvl="8" w:tentative="1">
+      <w:start w:val="1"/>
+      <w:numFmt w:val="bullet"/>
+      <w:lvlText w:val=""/>
+      <w:lvlJc w:val="left"/>
+      <w:pPr>
+        <w:tabs>
+          <w:tab w:val="num" w:pos="6480"/>
+        </w:tabs>
+        <w:ind w:left="6480" w:hanging="360"/>
+      </w:pPr>
+      <w:rPr>
+        <w:rFonts w:ascii="Wingdings" w:hAnsi="Wingdings" w:hint="default"/>
+        <w:sz w:val="20"/>
+      </w:rPr>
+    </w:lvl>
+  </w:abstractNum>
+  <w:abstractNum w:abstractNumId="60" w15:restartNumberingAfterBreak="0">
     <w:nsid w:val="73780321"/>
     <w:multiLevelType w:val="hybridMultilevel"/>
     <w:tmpl w:val="69242740"/>
@@ -21348,7 +25715,7 @@
       </w:rPr>
     </w:lvl>
   </w:abstractNum>
-  <w:abstractNum w:abstractNumId="50" w15:restartNumberingAfterBreak="0">
+  <w:abstractNum w:abstractNumId="61" w15:restartNumberingAfterBreak="0">
     <w:nsid w:val="74581BB9"/>
     <w:multiLevelType w:val="multilevel"/>
     <w:tmpl w:val="5B94CE08"/>
@@ -21497,7 +25864,7 @@
       </w:rPr>
     </w:lvl>
   </w:abstractNum>
-  <w:abstractNum w:abstractNumId="51" w15:restartNumberingAfterBreak="0">
+  <w:abstractNum w:abstractNumId="62" w15:restartNumberingAfterBreak="0">
     <w:nsid w:val="7F2A3C5C"/>
     <w:multiLevelType w:val="multilevel"/>
     <w:tmpl w:val="3E8AC5AC"/>
@@ -21620,13 +25987,13 @@
     <w:abstractNumId w:val="6"/>
   </w:num>
   <w:num w:numId="2" w16cid:durableId="494494898">
-    <w:abstractNumId w:val="33"/>
+    <w:abstractNumId w:val="40"/>
   </w:num>
   <w:num w:numId="3" w16cid:durableId="1200778367">
-    <w:abstractNumId w:val="47"/>
+    <w:abstractNumId w:val="57"/>
   </w:num>
   <w:num w:numId="4" w16cid:durableId="500238440">
-    <w:abstractNumId w:val="35"/>
+    <w:abstractNumId w:val="43"/>
   </w:num>
   <w:num w:numId="5" w16cid:durableId="54090542">
     <w:abstractNumId w:val="6"/>
@@ -21641,16 +26008,16 @@
     <w:abstractNumId w:val="5"/>
   </w:num>
   <w:num w:numId="9" w16cid:durableId="641925348">
-    <w:abstractNumId w:val="31"/>
+    <w:abstractNumId w:val="38"/>
   </w:num>
   <w:num w:numId="10" w16cid:durableId="1405370748">
-    <w:abstractNumId w:val="36"/>
+    <w:abstractNumId w:val="44"/>
   </w:num>
   <w:num w:numId="11" w16cid:durableId="1782718875">
-    <w:abstractNumId w:val="40"/>
+    <w:abstractNumId w:val="49"/>
   </w:num>
   <w:num w:numId="12" w16cid:durableId="1867138050">
-    <w:abstractNumId w:val="34"/>
+    <w:abstractNumId w:val="42"/>
   </w:num>
   <w:num w:numId="13" w16cid:durableId="1515454589">
     <w:abstractNumId w:val="6"/>
@@ -21671,22 +26038,22 @@
     <w:abstractNumId w:val="6"/>
   </w:num>
   <w:num w:numId="19" w16cid:durableId="202911025">
-    <w:abstractNumId w:val="39"/>
+    <w:abstractNumId w:val="47"/>
   </w:num>
   <w:num w:numId="20" w16cid:durableId="1163200953">
-    <w:abstractNumId w:val="38"/>
+    <w:abstractNumId w:val="46"/>
   </w:num>
   <w:num w:numId="21" w16cid:durableId="887686438">
-    <w:abstractNumId w:val="20"/>
+    <w:abstractNumId w:val="23"/>
   </w:num>
   <w:num w:numId="22" w16cid:durableId="359208971">
+    <w:abstractNumId w:val="17"/>
+  </w:num>
+  <w:num w:numId="23" w16cid:durableId="612171986">
     <w:abstractNumId w:val="14"/>
   </w:num>
-  <w:num w:numId="23" w16cid:durableId="612171986">
-    <w:abstractNumId w:val="13"/>
-  </w:num>
   <w:num w:numId="24" w16cid:durableId="1913075478">
-    <w:abstractNumId w:val="18"/>
+    <w:abstractNumId w:val="21"/>
   </w:num>
   <w:num w:numId="25" w16cid:durableId="2133286701">
     <w:abstractNumId w:val="6"/>
@@ -21707,7 +26074,7 @@
     <w:abstractNumId w:val="6"/>
   </w:num>
   <w:num w:numId="31" w16cid:durableId="384565334">
-    <w:abstractNumId w:val="27"/>
+    <w:abstractNumId w:val="33"/>
   </w:num>
   <w:num w:numId="32" w16cid:durableId="1829705080">
     <w:abstractNumId w:val="6"/>
@@ -21722,31 +26089,31 @@
     <w:abstractNumId w:val="6"/>
   </w:num>
   <w:num w:numId="36" w16cid:durableId="1239092181">
-    <w:abstractNumId w:val="37"/>
+    <w:abstractNumId w:val="45"/>
   </w:num>
   <w:num w:numId="37" w16cid:durableId="1537350934">
-    <w:abstractNumId w:val="12"/>
+    <w:abstractNumId w:val="13"/>
   </w:num>
   <w:num w:numId="38" w16cid:durableId="991953662">
     <w:abstractNumId w:val="1"/>
   </w:num>
   <w:num w:numId="39" w16cid:durableId="1673140504">
-    <w:abstractNumId w:val="50"/>
+    <w:abstractNumId w:val="61"/>
   </w:num>
   <w:num w:numId="40" w16cid:durableId="391733110">
-    <w:abstractNumId w:val="26"/>
+    <w:abstractNumId w:val="31"/>
   </w:num>
   <w:num w:numId="41" w16cid:durableId="116871802">
-    <w:abstractNumId w:val="46"/>
+    <w:abstractNumId w:val="56"/>
   </w:num>
   <w:num w:numId="42" w16cid:durableId="1233081910">
-    <w:abstractNumId w:val="22"/>
+    <w:abstractNumId w:val="25"/>
   </w:num>
   <w:num w:numId="43" w16cid:durableId="700476519">
-    <w:abstractNumId w:val="21"/>
+    <w:abstractNumId w:val="24"/>
   </w:num>
   <w:num w:numId="44" w16cid:durableId="1838155833">
-    <w:abstractNumId w:val="45"/>
+    <w:abstractNumId w:val="55"/>
   </w:num>
   <w:num w:numId="45" w16cid:durableId="548492312">
     <w:abstractNumId w:val="6"/>
@@ -21758,10 +26125,10 @@
     <w:abstractNumId w:val="6"/>
   </w:num>
   <w:num w:numId="48" w16cid:durableId="2006975715">
-    <w:abstractNumId w:val="29"/>
+    <w:abstractNumId w:val="35"/>
   </w:num>
   <w:num w:numId="49" w16cid:durableId="79497306">
-    <w:abstractNumId w:val="15"/>
+    <w:abstractNumId w:val="18"/>
   </w:num>
   <w:num w:numId="50" w16cid:durableId="2121415597">
     <w:abstractNumId w:val="6"/>
@@ -21785,25 +26152,25 @@
     <w:abstractNumId w:val="6"/>
   </w:num>
   <w:num w:numId="57" w16cid:durableId="1534876872">
-    <w:abstractNumId w:val="48"/>
+    <w:abstractNumId w:val="58"/>
   </w:num>
   <w:num w:numId="58" w16cid:durableId="841630886">
-    <w:abstractNumId w:val="23"/>
+    <w:abstractNumId w:val="28"/>
   </w:num>
   <w:num w:numId="59" w16cid:durableId="147332457">
-    <w:abstractNumId w:val="41"/>
+    <w:abstractNumId w:val="50"/>
   </w:num>
   <w:num w:numId="60" w16cid:durableId="1726952072">
     <w:abstractNumId w:val="7"/>
   </w:num>
   <w:num w:numId="61" w16cid:durableId="1202982037">
-    <w:abstractNumId w:val="11"/>
+    <w:abstractNumId w:val="12"/>
   </w:num>
   <w:num w:numId="62" w16cid:durableId="596136958">
-    <w:abstractNumId w:val="44"/>
+    <w:abstractNumId w:val="54"/>
   </w:num>
   <w:num w:numId="63" w16cid:durableId="1540318805">
-    <w:abstractNumId w:val="43"/>
+    <w:abstractNumId w:val="52"/>
   </w:num>
   <w:num w:numId="64" w16cid:durableId="1383560384">
     <w:abstractNumId w:val="6"/>
@@ -21812,13 +26179,13 @@
     <w:abstractNumId w:val="2"/>
   </w:num>
   <w:num w:numId="66" w16cid:durableId="760642094">
-    <w:abstractNumId w:val="51"/>
+    <w:abstractNumId w:val="62"/>
   </w:num>
   <w:num w:numId="67" w16cid:durableId="1038628803">
     <w:abstractNumId w:val="2"/>
   </w:num>
   <w:num w:numId="68" w16cid:durableId="439568490">
-    <w:abstractNumId w:val="28"/>
+    <w:abstractNumId w:val="34"/>
   </w:num>
   <w:num w:numId="69" w16cid:durableId="516501371">
     <w:abstractNumId w:val="2"/>
@@ -21842,7 +26209,7 @@
     <w:abstractNumId w:val="2"/>
   </w:num>
   <w:num w:numId="76" w16cid:durableId="1944222289">
-    <w:abstractNumId w:val="24"/>
+    <w:abstractNumId w:val="29"/>
   </w:num>
   <w:num w:numId="77" w16cid:durableId="851532290">
     <w:abstractNumId w:val="2"/>
@@ -21854,22 +26221,22 @@
     <w:abstractNumId w:val="2"/>
   </w:num>
   <w:num w:numId="80" w16cid:durableId="2016224658">
-    <w:abstractNumId w:val="16"/>
+    <w:abstractNumId w:val="19"/>
   </w:num>
   <w:num w:numId="81" w16cid:durableId="1654215340">
-    <w:abstractNumId w:val="42"/>
+    <w:abstractNumId w:val="51"/>
   </w:num>
   <w:num w:numId="82" w16cid:durableId="1724140020">
     <w:abstractNumId w:val="2"/>
   </w:num>
   <w:num w:numId="83" w16cid:durableId="495850546">
-    <w:abstractNumId w:val="49"/>
+    <w:abstractNumId w:val="60"/>
   </w:num>
   <w:num w:numId="84" w16cid:durableId="1918049249">
-    <w:abstractNumId w:val="25"/>
+    <w:abstractNumId w:val="30"/>
   </w:num>
   <w:num w:numId="85" w16cid:durableId="766343421">
-    <w:abstractNumId w:val="19"/>
+    <w:abstractNumId w:val="22"/>
   </w:num>
   <w:num w:numId="86" w16cid:durableId="1498769241">
     <w:abstractNumId w:val="2"/>
@@ -21908,7 +26275,7 @@
     <w:abstractNumId w:val="2"/>
   </w:num>
   <w:num w:numId="98" w16cid:durableId="864907344">
-    <w:abstractNumId w:val="30"/>
+    <w:abstractNumId w:val="36"/>
   </w:num>
   <w:num w:numId="99" w16cid:durableId="1526208391">
     <w:abstractNumId w:val="2"/>
@@ -21920,7 +26287,7 @@
     <w:abstractNumId w:val="2"/>
   </w:num>
   <w:num w:numId="102" w16cid:durableId="1410034972">
-    <w:abstractNumId w:val="17"/>
+    <w:abstractNumId w:val="20"/>
   </w:num>
   <w:num w:numId="103" w16cid:durableId="1684091492">
     <w:abstractNumId w:val="2"/>
@@ -21932,7 +26299,7 @@
     <w:abstractNumId w:val="2"/>
   </w:num>
   <w:num w:numId="106" w16cid:durableId="105274670">
-    <w:abstractNumId w:val="32"/>
+    <w:abstractNumId w:val="39"/>
   </w:num>
   <w:num w:numId="107" w16cid:durableId="595022119">
     <w:abstractNumId w:val="2"/>
@@ -21942,6 +26309,78 @@
   </w:num>
   <w:num w:numId="109" w16cid:durableId="709651870">
     <w:abstractNumId w:val="2"/>
+  </w:num>
+  <w:num w:numId="110" w16cid:durableId="1946813662">
+    <w:abstractNumId w:val="2"/>
+  </w:num>
+  <w:num w:numId="111" w16cid:durableId="1257248572">
+    <w:abstractNumId w:val="2"/>
+  </w:num>
+  <w:num w:numId="112" w16cid:durableId="277033691">
+    <w:abstractNumId w:val="2"/>
+  </w:num>
+  <w:num w:numId="113" w16cid:durableId="1542324837">
+    <w:abstractNumId w:val="2"/>
+  </w:num>
+  <w:num w:numId="114" w16cid:durableId="1266772052">
+    <w:abstractNumId w:val="2"/>
+  </w:num>
+  <w:num w:numId="115" w16cid:durableId="1101949730">
+    <w:abstractNumId w:val="2"/>
+  </w:num>
+  <w:num w:numId="116" w16cid:durableId="1593317511">
+    <w:abstractNumId w:val="2"/>
+  </w:num>
+  <w:num w:numId="117" w16cid:durableId="344405650">
+    <w:abstractNumId w:val="2"/>
+  </w:num>
+  <w:num w:numId="118" w16cid:durableId="2074693580">
+    <w:abstractNumId w:val="2"/>
+  </w:num>
+  <w:num w:numId="119" w16cid:durableId="845755056">
+    <w:abstractNumId w:val="2"/>
+  </w:num>
+  <w:num w:numId="120" w16cid:durableId="883563731">
+    <w:abstractNumId w:val="2"/>
+  </w:num>
+  <w:num w:numId="121" w16cid:durableId="1843205857">
+    <w:abstractNumId w:val="2"/>
+  </w:num>
+  <w:num w:numId="122" w16cid:durableId="34894343">
+    <w:abstractNumId w:val="2"/>
+  </w:num>
+  <w:num w:numId="123" w16cid:durableId="1549224119">
+    <w:abstractNumId w:val="11"/>
+  </w:num>
+  <w:num w:numId="124" w16cid:durableId="589315466">
+    <w:abstractNumId w:val="37"/>
+  </w:num>
+  <w:num w:numId="125" w16cid:durableId="505634470">
+    <w:abstractNumId w:val="16"/>
+  </w:num>
+  <w:num w:numId="126" w16cid:durableId="554318877">
+    <w:abstractNumId w:val="48"/>
+  </w:num>
+  <w:num w:numId="127" w16cid:durableId="866210892">
+    <w:abstractNumId w:val="53"/>
+  </w:num>
+  <w:num w:numId="128" w16cid:durableId="2086762505">
+    <w:abstractNumId w:val="27"/>
+  </w:num>
+  <w:num w:numId="129" w16cid:durableId="317080664">
+    <w:abstractNumId w:val="15"/>
+  </w:num>
+  <w:num w:numId="130" w16cid:durableId="866018878">
+    <w:abstractNumId w:val="32"/>
+  </w:num>
+  <w:num w:numId="131" w16cid:durableId="1347101783">
+    <w:abstractNumId w:val="26"/>
+  </w:num>
+  <w:num w:numId="132" w16cid:durableId="1551114141">
+    <w:abstractNumId w:val="41"/>
+  </w:num>
+  <w:num w:numId="133" w16cid:durableId="985356075">
+    <w:abstractNumId w:val="59"/>
   </w:num>
 </w:numbering>
 </file>
@@ -22587,7 +27026,6 @@
   <w:style w:type="character" w:default="1" w:styleId="Fuentedeprrafopredeter">
     <w:name w:val="Default Paragraph Font"/>
     <w:uiPriority w:val="1"/>
-    <w:semiHidden/>
     <w:unhideWhenUsed/>
   </w:style>
   <w:style w:type="table" w:default="1" w:styleId="Tablanormal">
@@ -23639,6 +28077,204 @@
     <w:basedOn w:val="Fuentedeprrafopredeter"/>
     <w:rsid w:val="000D0D97"/>
   </w:style>
+  <w:style w:type="table" w:styleId="Tabladelista4-nfasis6">
+    <w:name w:val="List Table 4 Accent 6"/>
+    <w:basedOn w:val="Tablanormal"/>
+    <w:uiPriority w:val="49"/>
+    <w:rsid w:val="00E112A7"/>
+    <w:tblPr>
+      <w:tblStyleRowBandSize w:val="1"/>
+      <w:tblStyleColBandSize w:val="1"/>
+      <w:tblBorders>
+        <w:top w:val="single" w:sz="4" w:space="0" w:color="FABF8F" w:themeColor="accent6" w:themeTint="99"/>
+        <w:left w:val="single" w:sz="4" w:space="0" w:color="FABF8F" w:themeColor="accent6" w:themeTint="99"/>
+        <w:bottom w:val="single" w:sz="4" w:space="0" w:color="FABF8F" w:themeColor="accent6" w:themeTint="99"/>
+        <w:right w:val="single" w:sz="4" w:space="0" w:color="FABF8F" w:themeColor="accent6" w:themeTint="99"/>
+        <w:insideH w:val="single" w:sz="4" w:space="0" w:color="FABF8F" w:themeColor="accent6" w:themeTint="99"/>
+      </w:tblBorders>
+    </w:tblPr>
+    <w:tblStylePr w:type="firstRow">
+      <w:rPr>
+        <w:b/>
+        <w:bCs/>
+        <w:color w:val="FFFFFF" w:themeColor="background1"/>
+      </w:rPr>
+      <w:tblPr/>
+      <w:tcPr>
+        <w:tcBorders>
+          <w:top w:val="single" w:sz="4" w:space="0" w:color="F79646" w:themeColor="accent6"/>
+          <w:left w:val="single" w:sz="4" w:space="0" w:color="F79646" w:themeColor="accent6"/>
+          <w:bottom w:val="single" w:sz="4" w:space="0" w:color="F79646" w:themeColor="accent6"/>
+          <w:right w:val="single" w:sz="4" w:space="0" w:color="F79646" w:themeColor="accent6"/>
+          <w:insideH w:val="nil"/>
+        </w:tcBorders>
+        <w:shd w:val="clear" w:color="auto" w:fill="F79646" w:themeFill="accent6"/>
+      </w:tcPr>
+    </w:tblStylePr>
+    <w:tblStylePr w:type="lastRow">
+      <w:rPr>
+        <w:b/>
+        <w:bCs/>
+      </w:rPr>
+      <w:tblPr/>
+      <w:tcPr>
+        <w:tcBorders>
+          <w:top w:val="double" w:sz="4" w:space="0" w:color="FABF8F" w:themeColor="accent6" w:themeTint="99"/>
+        </w:tcBorders>
+      </w:tcPr>
+    </w:tblStylePr>
+    <w:tblStylePr w:type="firstCol">
+      <w:rPr>
+        <w:b/>
+        <w:bCs/>
+      </w:rPr>
+    </w:tblStylePr>
+    <w:tblStylePr w:type="lastCol">
+      <w:rPr>
+        <w:b/>
+        <w:bCs/>
+      </w:rPr>
+    </w:tblStylePr>
+    <w:tblStylePr w:type="band1Vert">
+      <w:tblPr/>
+      <w:tcPr>
+        <w:shd w:val="clear" w:color="auto" w:fill="FDE9D9" w:themeFill="accent6" w:themeFillTint="33"/>
+      </w:tcPr>
+    </w:tblStylePr>
+    <w:tblStylePr w:type="band1Horz">
+      <w:tblPr/>
+      <w:tcPr>
+        <w:shd w:val="clear" w:color="auto" w:fill="FDE9D9" w:themeFill="accent6" w:themeFillTint="33"/>
+      </w:tcPr>
+    </w:tblStylePr>
+  </w:style>
+  <w:style w:type="character" w:styleId="CdigoHTML">
+    <w:name w:val="HTML Code"/>
+    <w:basedOn w:val="Fuentedeprrafopredeter"/>
+    <w:uiPriority w:val="99"/>
+    <w:semiHidden/>
+    <w:unhideWhenUsed/>
+    <w:rsid w:val="0076162F"/>
+    <w:rPr>
+      <w:rFonts w:ascii="Courier New" w:eastAsia="Times New Roman" w:hAnsi="Courier New" w:cs="Courier New"/>
+      <w:sz w:val="20"/>
+      <w:szCs w:val="20"/>
+    </w:rPr>
+  </w:style>
+  <w:style w:type="character" w:styleId="Fuerte">
+    <w:name w:val="Strong"/>
+    <w:basedOn w:val="Fuentedeprrafopredeter"/>
+    <w:uiPriority w:val="22"/>
+    <w:qFormat/>
+    <w:rsid w:val="0076162F"/>
+    <w:rPr>
+      <w:b/>
+      <w:bCs/>
+    </w:rPr>
+  </w:style>
+  <w:style w:type="table" w:styleId="Tablaconcuadrcula5oscura-nfasis6">
+    <w:name w:val="Grid Table 5 Dark Accent 6"/>
+    <w:basedOn w:val="Tablanormal"/>
+    <w:uiPriority w:val="50"/>
+    <w:rsid w:val="0046741A"/>
+    <w:tblPr>
+      <w:tblStyleRowBandSize w:val="1"/>
+      <w:tblStyleColBandSize w:val="1"/>
+      <w:tblBorders>
+        <w:top w:val="single" w:sz="4" w:space="0" w:color="FFFFFF" w:themeColor="background1"/>
+        <w:left w:val="single" w:sz="4" w:space="0" w:color="FFFFFF" w:themeColor="background1"/>
+        <w:bottom w:val="single" w:sz="4" w:space="0" w:color="FFFFFF" w:themeColor="background1"/>
+        <w:right w:val="single" w:sz="4" w:space="0" w:color="FFFFFF" w:themeColor="background1"/>
+        <w:insideH w:val="single" w:sz="4" w:space="0" w:color="FFFFFF" w:themeColor="background1"/>
+        <w:insideV w:val="single" w:sz="4" w:space="0" w:color="FFFFFF" w:themeColor="background1"/>
+      </w:tblBorders>
+    </w:tblPr>
+    <w:tcPr>
+      <w:shd w:val="clear" w:color="auto" w:fill="FDE9D9" w:themeFill="accent6" w:themeFillTint="33"/>
+    </w:tcPr>
+    <w:tblStylePr w:type="firstRow">
+      <w:rPr>
+        <w:b/>
+        <w:bCs/>
+        <w:color w:val="FFFFFF" w:themeColor="background1"/>
+      </w:rPr>
+      <w:tblPr/>
+      <w:tcPr>
+        <w:tcBorders>
+          <w:top w:val="single" w:sz="4" w:space="0" w:color="FFFFFF" w:themeColor="background1"/>
+          <w:left w:val="single" w:sz="4" w:space="0" w:color="FFFFFF" w:themeColor="background1"/>
+          <w:right w:val="single" w:sz="4" w:space="0" w:color="FFFFFF" w:themeColor="background1"/>
+          <w:insideH w:val="nil"/>
+          <w:insideV w:val="nil"/>
+        </w:tcBorders>
+        <w:shd w:val="clear" w:color="auto" w:fill="F79646" w:themeFill="accent6"/>
+      </w:tcPr>
+    </w:tblStylePr>
+    <w:tblStylePr w:type="lastRow">
+      <w:rPr>
+        <w:b/>
+        <w:bCs/>
+        <w:color w:val="FFFFFF" w:themeColor="background1"/>
+      </w:rPr>
+      <w:tblPr/>
+      <w:tcPr>
+        <w:tcBorders>
+          <w:left w:val="single" w:sz="4" w:space="0" w:color="FFFFFF" w:themeColor="background1"/>
+          <w:bottom w:val="single" w:sz="4" w:space="0" w:color="FFFFFF" w:themeColor="background1"/>
+          <w:right w:val="single" w:sz="4" w:space="0" w:color="FFFFFF" w:themeColor="background1"/>
+          <w:insideH w:val="nil"/>
+          <w:insideV w:val="nil"/>
+        </w:tcBorders>
+        <w:shd w:val="clear" w:color="auto" w:fill="F79646" w:themeFill="accent6"/>
+      </w:tcPr>
+    </w:tblStylePr>
+    <w:tblStylePr w:type="firstCol">
+      <w:rPr>
+        <w:b/>
+        <w:bCs/>
+        <w:color w:val="FFFFFF" w:themeColor="background1"/>
+      </w:rPr>
+      <w:tblPr/>
+      <w:tcPr>
+        <w:tcBorders>
+          <w:top w:val="single" w:sz="4" w:space="0" w:color="FFFFFF" w:themeColor="background1"/>
+          <w:left w:val="single" w:sz="4" w:space="0" w:color="FFFFFF" w:themeColor="background1"/>
+          <w:bottom w:val="single" w:sz="4" w:space="0" w:color="FFFFFF" w:themeColor="background1"/>
+          <w:insideV w:val="nil"/>
+        </w:tcBorders>
+        <w:shd w:val="clear" w:color="auto" w:fill="F79646" w:themeFill="accent6"/>
+      </w:tcPr>
+    </w:tblStylePr>
+    <w:tblStylePr w:type="lastCol">
+      <w:rPr>
+        <w:b/>
+        <w:bCs/>
+        <w:color w:val="FFFFFF" w:themeColor="background1"/>
+      </w:rPr>
+      <w:tblPr/>
+      <w:tcPr>
+        <w:tcBorders>
+          <w:top w:val="single" w:sz="4" w:space="0" w:color="FFFFFF" w:themeColor="background1"/>
+          <w:bottom w:val="single" w:sz="4" w:space="0" w:color="FFFFFF" w:themeColor="background1"/>
+          <w:right w:val="single" w:sz="4" w:space="0" w:color="FFFFFF" w:themeColor="background1"/>
+          <w:insideV w:val="nil"/>
+        </w:tcBorders>
+        <w:shd w:val="clear" w:color="auto" w:fill="F79646" w:themeFill="accent6"/>
+      </w:tcPr>
+    </w:tblStylePr>
+    <w:tblStylePr w:type="band1Vert">
+      <w:tblPr/>
+      <w:tcPr>
+        <w:shd w:val="clear" w:color="auto" w:fill="FBD4B4" w:themeFill="accent6" w:themeFillTint="66"/>
+      </w:tcPr>
+    </w:tblStylePr>
+    <w:tblStylePr w:type="band1Horz">
+      <w:tblPr/>
+      <w:tcPr>
+        <w:shd w:val="clear" w:color="auto" w:fill="FBD4B4" w:themeFill="accent6" w:themeFillTint="66"/>
+      </w:tcPr>
+    </w:tblStylePr>
+  </w:style>
 </w:styles>
 </file>
 
@@ -23926,15 +28562,6 @@
 </file>
 
 <file path=customXml/item1.xml><?xml version="1.0" encoding="utf-8"?>
-<?mso-contentType ?>
-<FormTemplates xmlns="http://schemas.microsoft.com/sharepoint/v3/contenttype/forms">
-  <Display>DocumentLibraryForm</Display>
-  <Edit>DocumentLibraryForm</Edit>
-  <New>DocumentLibraryForm</New>
-</FormTemplates>
-</file>
-
-<file path=customXml/item2.xml><?xml version="1.0" encoding="utf-8"?>
 <p:properties xmlns:p="http://schemas.microsoft.com/office/2006/metadata/properties" xmlns:xsi="http://www.w3.org/2001/XMLSchema-instance" xmlns:pc="http://schemas.microsoft.com/office/infopath/2007/PartnerControls">
   <documentManagement>
     <GDDescripcion xmlns="ef848eef-985f-4e5f-af94-9b10d2c40a72" xsi:nil="true"/>
@@ -23962,7 +28589,20 @@
 </p:properties>
 </file>
 
+<file path=customXml/item2.xml><?xml version="1.0" encoding="utf-8"?>
+<?mso-contentType ?>
+<FormTemplates xmlns="http://schemas.microsoft.com/sharepoint/v3/contenttype/forms">
+  <Display>DocumentLibraryForm</Display>
+  <Edit>DocumentLibraryForm</Edit>
+  <New>DocumentLibraryForm</New>
+</FormTemplates>
+</file>
+
 <file path=customXml/item3.xml><?xml version="1.0" encoding="utf-8"?>
+<b:Sources xmlns:b="http://schemas.openxmlformats.org/officeDocument/2006/bibliography" xmlns="http://schemas.openxmlformats.org/officeDocument/2006/bibliography" SelectedStyle="\APASixthEditionOfficeOnline.xsl" StyleName="APA" Version="6"/>
+</file>
+
+<file path=customXml/item4.xml><?xml version="1.0" encoding="utf-8"?>
 <ct:contentTypeSchema xmlns:ct="http://schemas.microsoft.com/office/2006/metadata/contentType" xmlns:ma="http://schemas.microsoft.com/office/2006/metadata/properties/metaAttributes" ct:_="" ma:_="" ma:contentTypeName="VIU" ma:contentTypeID="0x0101001F78872F1579B14E90DA3A6EEDE63FFE0018510EEED1C50C49AD0F3D3BCEAAFC3C" ma:contentTypeVersion="26" ma:contentTypeDescription="" ma:contentTypeScope="" ma:versionID="d0b27130e95aaa99b0c356f807fd553b">
   <xsd:schema xmlns:xsd="http://www.w3.org/2001/XMLSchema" xmlns:xs="http://www.w3.org/2001/XMLSchema" xmlns:p="http://schemas.microsoft.com/office/2006/metadata/properties" xmlns:ns2="ef848eef-985f-4e5f-af94-9b10d2c40a72" xmlns:ns3="17bdaf06-e97e-4c95-a053-70575cfc447b" targetNamespace="http://schemas.microsoft.com/office/2006/metadata/properties" ma:root="true" ma:fieldsID="15aeb2f0f67f5185a412b0c5958713dc" ns2:_="" ns3:_="">
     <xsd:import namespace="ef848eef-985f-4e5f-af94-9b10d2c40a72"/>
@@ -24406,19 +29046,7 @@
 </ct:contentTypeSchema>
 </file>
 
-<file path=customXml/item4.xml><?xml version="1.0" encoding="utf-8"?>
-<b:Sources xmlns:b="http://schemas.openxmlformats.org/officeDocument/2006/bibliography" xmlns="http://schemas.openxmlformats.org/officeDocument/2006/bibliography" SelectedStyle="\APASixthEditionOfficeOnline.xsl" StyleName="APA" Version="6"/>
-</file>
-
 <file path=customXml/itemProps1.xml><?xml version="1.0" encoding="utf-8"?>
-<ds:datastoreItem xmlns:ds="http://schemas.openxmlformats.org/officeDocument/2006/customXml" ds:itemID="{D2E34552-30F1-4197-AD08-9874EE871786}">
-  <ds:schemaRefs>
-    <ds:schemaRef ds:uri="http://schemas.microsoft.com/sharepoint/v3/contenttype/forms"/>
-  </ds:schemaRefs>
-</ds:datastoreItem>
-</file>
-
-<file path=customXml/itemProps2.xml><?xml version="1.0" encoding="utf-8"?>
 <ds:datastoreItem xmlns:ds="http://schemas.openxmlformats.org/officeDocument/2006/customXml" ds:itemID="{07A964DA-14FF-4E77-85C4-CF3717E496CA}">
   <ds:schemaRefs>
     <ds:schemaRef ds:uri="http://schemas.microsoft.com/office/2006/metadata/properties"/>
@@ -24429,7 +29057,23 @@
 </ds:datastoreItem>
 </file>
 
+<file path=customXml/itemProps2.xml><?xml version="1.0" encoding="utf-8"?>
+<ds:datastoreItem xmlns:ds="http://schemas.openxmlformats.org/officeDocument/2006/customXml" ds:itemID="{D2E34552-30F1-4197-AD08-9874EE871786}">
+  <ds:schemaRefs>
+    <ds:schemaRef ds:uri="http://schemas.microsoft.com/sharepoint/v3/contenttype/forms"/>
+  </ds:schemaRefs>
+</ds:datastoreItem>
+</file>
+
 <file path=customXml/itemProps3.xml><?xml version="1.0" encoding="utf-8"?>
+<ds:datastoreItem xmlns:ds="http://schemas.openxmlformats.org/officeDocument/2006/customXml" ds:itemID="{D63F4731-4595-44D5-887D-AE208B5F9D7E}">
+  <ds:schemaRefs>
+    <ds:schemaRef ds:uri="http://schemas.openxmlformats.org/officeDocument/2006/bibliography"/>
+  </ds:schemaRefs>
+</ds:datastoreItem>
+</file>
+
+<file path=customXml/itemProps4.xml><?xml version="1.0" encoding="utf-8"?>
 <ds:datastoreItem xmlns:ds="http://schemas.openxmlformats.org/officeDocument/2006/customXml" ds:itemID="{3E57E9A8-5303-411D-9422-2A748018A89F}">
   <ds:schemaRefs>
     <ds:schemaRef ds:uri="http://schemas.microsoft.com/office/2006/metadata/contentType"/>
@@ -24446,12 +29090,4 @@
     <ds:schemaRef ds:uri="http://schemas.microsoft.com/internal/obd"/>
   </ds:schemaRefs>
 </ds:datastoreItem>
-</file>
-
-<file path=customXml/itemProps4.xml><?xml version="1.0" encoding="utf-8"?>
-<ds:datastoreItem xmlns:ds="http://schemas.openxmlformats.org/officeDocument/2006/customXml" ds:itemID="{D63F4731-4595-44D5-887D-AE208B5F9D7E}">
-  <ds:schemaRefs>
-    <ds:schemaRef ds:uri="http://schemas.openxmlformats.org/officeDocument/2006/bibliography"/>
-  </ds:schemaRefs>
-</ds:datastoreItem>
 </file>
--- a/CARPETA COMPARTIDA TUTOR/15MUIN E2 MOYA MARIN SERGIO.docx
+++ b/CARPETA COMPARTIDA TUTOR/15MUIN E2 MOYA MARIN SERGIO.docx
@@ -13289,7 +13289,7 @@
         <w:pStyle w:val="Ttulo2"/>
       </w:pPr>
       <w:r>
-        <w:t>Resultados del Experimento A: Definición del Modelo de Referencia</w:t>
+        <w:t>Definición del Modelo de Referencia</w:t>
       </w:r>
     </w:p>
     <w:p>
@@ -13397,7 +13397,6 @@
           <w:b/>
           <w:bCs/>
         </w:rPr>
-        <w:lastRenderedPageBreak/>
         <w:drawing>
           <wp:inline distT="0" distB="0" distL="0" distR="0" wp14:anchorId="72623332" wp14:editId="55798100">
             <wp:extent cx="5400040" cy="1537335"/>
@@ -13446,7 +13445,14 @@
         <w:rPr>
           <w:rFonts w:ascii="Arial" w:hAnsi="Arial"/>
         </w:rPr>
-        <w:t xml:space="preserve">Como ilustran los datos de la matriz de confusión agregada para el mejor modelo (XGBoost), de un total de 1.591 fraudes reales presentes en el conjunto de evaluación, el algoritmo detectó correctamente 982 (Verdaderos Positivos), pero dejó escapar 609 transacciones fraudulentas (Falsos Negativos). Esto se traduce en un </w:t>
+        <w:t xml:space="preserve">Como ilustran los datos de la matriz de confusión agregada para el mejor modelo (XGBoost), de un total de 1.591 fraudes reales presentes en el conjunto de evaluación, </w:t>
+      </w:r>
+      <w:r>
+        <w:rPr>
+          <w:rFonts w:ascii="Arial" w:hAnsi="Arial"/>
+        </w:rPr>
+        <w:lastRenderedPageBreak/>
+        <w:t xml:space="preserve">el algoritmo detectó correctamente 982 (Verdaderos Positivos), pero dejó escapar 609 transacciones fraudulentas (Falsos Negativos). Esto se traduce en un </w:t>
       </w:r>
       <w:r>
         <w:rPr>
@@ -14261,7 +14267,6 @@
           <w:rFonts w:ascii="Arial" w:eastAsia="Times New Roman" w:hAnsi="Arial"/>
           <w:lang w:eastAsia="es-ES"/>
         </w:rPr>
-        <w:lastRenderedPageBreak/>
         <w:t xml:space="preserve">Por su parte, los modelos basados en ensamblajes de árboles demostraron una clara superioridad. </w:t>
       </w:r>
       <w:r>
@@ -14334,6 +14339,7 @@
         <w:pStyle w:val="Ttulo3"/>
       </w:pPr>
       <w:r>
+        <w:lastRenderedPageBreak/>
         <w:t>Selección y Justificación del Modelo Base</w:t>
       </w:r>
     </w:p>
@@ -14629,7 +14635,6 @@
           <w:rFonts w:ascii="Arial" w:eastAsia="Times New Roman" w:hAnsi="Arial"/>
           <w:lang w:eastAsia="es-ES"/>
         </w:rPr>
-        <w:lastRenderedPageBreak/>
         <w:t>Establecida esta línea base y seleccionado XGBoost como algoritmo principal, en el siguiente apartado se someterá a este modelo a un análisis de integridad metodológica para evaluar el impacto de las fugas de información.</w:t>
       </w:r>
     </w:p>
@@ -14694,7 +14699,15 @@
           <w:rFonts w:ascii="Arial" w:hAnsi="Arial"/>
           <w:lang w:eastAsia="es-ES"/>
         </w:rPr>
-        <w:t>): la partición aleatoria del tiempo y la aplicación global de técnicas de escalado y sobremuestreo sintético (SMOTE).</w:t>
+        <w:t xml:space="preserve">): la partición aleatoria del </w:t>
+      </w:r>
+      <w:r>
+        <w:rPr>
+          <w:rFonts w:ascii="Arial" w:hAnsi="Arial"/>
+          <w:lang w:eastAsia="es-ES"/>
+        </w:rPr>
+        <w:lastRenderedPageBreak/>
+        <w:t>tiempo y la aplicación global de técnicas de escalado y sobremuestreo sintético (SMOTE).</w:t>
       </w:r>
     </w:p>
     <w:p>
@@ -14870,15 +14883,7 @@
           <w:rFonts w:ascii="Arial" w:hAnsi="Arial"/>
           <w:lang w:eastAsia="es-ES"/>
         </w:rPr>
-        <w:t xml:space="preserve">Privados de la fuga de información, el rendimiento real y honesto de los algoritmos sufrió una penalización drástica. La Regresión Logística descendió a un AUPRC de 0.5830, Random Forest se situó en 0.6115 y XGBoost alcanzó un 0.6163. Esta degradación refleja la verdadera capacidad de generalización de los modelos ante vectores de fraude </w:t>
-      </w:r>
-      <w:r>
-        <w:rPr>
-          <w:rFonts w:ascii="Arial" w:hAnsi="Arial"/>
-          <w:lang w:eastAsia="es-ES"/>
-        </w:rPr>
-        <w:lastRenderedPageBreak/>
-        <w:t>inéditos, subrayando la extrema dificultad del problema una vez eliminado el espejismo metodológico.</w:t>
+        <w:t>Privados de la fuga de información, el rendimiento real y honesto de los algoritmos sufrió una penalización drástica. La Regresión Logística descendió a un AUPRC de 0.5830, Random Forest se situó en 0.6115 y XGBoost alcanzó un 0.6163. Esta degradación refleja la verdadera capacidad de generalización de los modelos ante vectores de fraude inéditos, subrayando la extrema dificultad del problema una vez eliminado el espejismo metodológico.</w:t>
       </w:r>
     </w:p>
     <w:p>
@@ -14957,6 +14962,7 @@
           <w:bCs/>
           <w:lang w:eastAsia="es-ES"/>
         </w:rPr>
+        <w:lastRenderedPageBreak/>
         <w:drawing>
           <wp:inline distT="0" distB="0" distL="0" distR="0" wp14:anchorId="3C611D66" wp14:editId="0179EA9D">
             <wp:extent cx="5400040" cy="1786890"/>
@@ -15629,15 +15635,7 @@
           <w:rFonts w:ascii="Arial" w:hAnsi="Arial"/>
           <w:lang w:eastAsia="es-ES"/>
         </w:rPr>
-        <w:t xml:space="preserve"> (Leak_scaler) no produjo inflación; de hecho, generó un impacto microscópicamente negativo (entre -0.001 y -0.004 en el AUPRC). Esto </w:t>
-      </w:r>
-      <w:r>
-        <w:rPr>
-          <w:rFonts w:ascii="Arial" w:hAnsi="Arial"/>
-          <w:lang w:eastAsia="es-ES"/>
-        </w:rPr>
-        <w:lastRenderedPageBreak/>
-        <w:t xml:space="preserve">descarta el preprocesamiento de varianza como una fuente de </w:t>
+        <w:t xml:space="preserve"> (Leak_scaler) no produjo inflación; de hecho, generó un impacto microscópicamente negativo (entre -0.001 y -0.004 en el AUPRC). Esto descarta el preprocesamiento de varianza como una fuente de </w:t>
       </w:r>
       <w:r>
         <w:rPr>
@@ -15727,7 +15725,15 @@
           <w:rFonts w:ascii="Arial" w:hAnsi="Arial"/>
           <w:lang w:eastAsia="es-ES"/>
         </w:rPr>
-        <w:t xml:space="preserve"> La inyección de datos sintéticos sobre el conjunto global de transacciones antes de su división demostró ser catastrófica para la validez del estudio. Su impacto afectó de manera desigual según la arquitectura: mientras que el modelo lineal experimentó una ligera inflación (+0.007), los algoritmos no lineales sufrieron un severo sobreajuste a los datos replicados, incrementando su AUPRC en +0.130 (XGBoost) y un masivo +0.292 (Random Forest).</w:t>
+        <w:t xml:space="preserve"> La inyección de datos sintéticos sobre el conjunto global de transacciones antes de su división demostró ser catastrófica para la validez del estudio. Su impacto afectó de manera desigual </w:t>
+      </w:r>
+      <w:r>
+        <w:rPr>
+          <w:rFonts w:ascii="Arial" w:hAnsi="Arial"/>
+          <w:lang w:eastAsia="es-ES"/>
+        </w:rPr>
+        <w:lastRenderedPageBreak/>
+        <w:t>según la arquitectura: mientras que el modelo lineal experimentó una ligera inflación (+0.007), los algoritmos no lineales sufrieron un severo sobreajuste a los datos replicados, incrementando su AUPRC en +0.130 (XGBoost) y un masivo +0.292 (Random Forest).</w:t>
       </w:r>
     </w:p>
     <w:p>
@@ -15763,10 +15769,6 @@
     <w:p>
       <w:pPr>
         <w:pStyle w:val="Ttulo2"/>
-        <w:rPr>
-          <w:rFonts w:ascii="Times New Roman" w:hAnsi="Times New Roman" w:cs="Times New Roman"/>
-          <w:sz w:val="36"/>
-        </w:rPr>
       </w:pPr>
       <w:r>
         <w:t>Interpretabilidad Algorítmica (XAI)</w:t>
@@ -15948,7 +15950,6 @@
                 <w:color w:val="auto"/>
                 <w:lang w:eastAsia="es-ES"/>
               </w:rPr>
-              <w:lastRenderedPageBreak/>
               <w:t>Ranking</w:t>
             </w:r>
           </w:p>
@@ -16303,6 +16304,7 @@
                 <w:color w:val="auto"/>
                 <w:lang w:eastAsia="es-ES"/>
               </w:rPr>
+              <w:lastRenderedPageBreak/>
               <w:t>4</w:t>
             </w:r>
           </w:p>
@@ -16533,7 +16535,6 @@
         <w:pStyle w:val="Ttulo3"/>
       </w:pPr>
       <w:r>
-        <w:lastRenderedPageBreak/>
         <w:t>Direccionalidad del Riesgo Algorítmico (SHAP)</w:t>
       </w:r>
     </w:p>
@@ -16598,7 +16599,15 @@
           <w:rFonts w:ascii="Arial" w:hAnsi="Arial"/>
           <w:lang w:eastAsia="es-ES"/>
         </w:rPr>
-        <w:t>) prioriza los nodos superiores asociados al riesgo del terminal, el impacto marginal exacto por predicción individual (SHAP) está dominado por el comportamiento del usuario. Variables como CUSTOMER_ID_AVG_AMOUNT_30DAY_WINDOW y TX_AMOUNT registraron los mayores impactos marginales (1.29 y 0.79, respectivamente), indicando que las desviaciones abruptas del patrón de gasto habitual del titular son el detonante final que inclina la balanza probabilística de cada transacción.</w:t>
+        <w:t xml:space="preserve">) prioriza los nodos superiores asociados al riesgo del terminal, el impacto marginal exacto por predicción individual (SHAP) está dominado por el comportamiento del usuario. Variables como CUSTOMER_ID_AVG_AMOUNT_30DAY_WINDOW y </w:t>
+      </w:r>
+      <w:r>
+        <w:rPr>
+          <w:rFonts w:ascii="Arial" w:hAnsi="Arial"/>
+          <w:lang w:eastAsia="es-ES"/>
+        </w:rPr>
+        <w:lastRenderedPageBreak/>
+        <w:t>TX_AMOUNT registraron los mayores impactos marginales (1.29 y 0.79, respectivamente), indicando que las desviaciones abruptas del patrón de gasto habitual del titular son el detonante final que inclina la balanza probabilística de cada transacción.</w:t>
       </w:r>
     </w:p>
     <w:p>
@@ -16687,7 +16696,6 @@
         <w:pStyle w:val="Ttulo3"/>
       </w:pPr>
       <w:r>
-        <w:lastRenderedPageBreak/>
         <w:t>Auditoría Forense a Nivel de Transacción (Fuerza Local)</w:t>
       </w:r>
     </w:p>
@@ -16768,6 +16776,7 @@
           <w:bCs/>
           <w:lang w:eastAsia="es-ES"/>
         </w:rPr>
+        <w:lastRenderedPageBreak/>
         <w:drawing>
           <wp:inline distT="0" distB="0" distL="0" distR="0" wp14:anchorId="3A168B00" wp14:editId="06908E83">
             <wp:extent cx="5400040" cy="1550670"/>
@@ -16909,7 +16918,6 @@
         <w:rPr>
           <w:rFonts w:ascii="Arial" w:hAnsi="Arial"/>
         </w:rPr>
-        <w:lastRenderedPageBreak/>
         <w:br w:type="page"/>
       </w:r>
     </w:p>
@@ -26381,6 +26389,9 @@
   </w:num>
   <w:num w:numId="133" w16cid:durableId="985356075">
     <w:abstractNumId w:val="59"/>
+  </w:num>
+  <w:num w:numId="134" w16cid:durableId="1475180571">
+    <w:abstractNumId w:val="2"/>
   </w:num>
 </w:numbering>
 </file>

--- a/CARPETA COMPARTIDA TUTOR/15MUIN E2 MOYA MARIN SERGIO.docx
+++ b/CARPETA COMPARTIDA TUTOR/15MUIN E2 MOYA MARIN SERGIO.docx
@@ -14131,13 +14131,7 @@
         <w:rPr>
           <w:rFonts w:ascii="Arial" w:hAnsi="Arial"/>
         </w:rPr>
-        <w:t>En este capítulo se presentan y analizan los hallazgos empíricos obtenidos tras la ejecución de los ensayos definidos en el diseño experimental. El análisis trasciende la mera exposición de métricas de rendimiento para centrarse en la validación de las hipótesis planteadas: la demostración empírica de la "Paradoja de la Exactitud", la cuantificación del impacto de las fugas de información en la literatura científica y la validación de la interpretabilidad financiera de los modelos de "caja negra". Los resultados se presentan siguiendo una progresión lógica que va desde el establecimiento de un rendimiento base hasta la auditoría forense y explicabilidad del algoritmo seleccionado.</w:t>
-      </w:r>
-      <w:r>
-        <w:rPr>
-          <w:rFonts w:ascii="Arial" w:hAnsi="Arial"/>
-        </w:rPr>
-        <w:t xml:space="preserve"> </w:t>
+        <w:t xml:space="preserve">En este capítulo se presentan y analizan los hallazgos empíricos obtenidos tras la ejecución de los ensayos definidos en el diseño experimental. El análisis trasciende la mera exposición de métricas de rendimiento para centrarse en la validación de las hipótesis planteadas: la demostración empírica de la "Paradoja de la Exactitud", la cuantificación del impacto de las fugas de información en la literatura científica y la validación de la interpretabilidad financiera de los modelos de "caja negra". Los resultados se presentan siguiendo una progresión lógica que va desde el establecimiento de un rendimiento base hasta la auditoría forense y explicabilidad del algoritmo seleccionado. </w:t>
       </w:r>
     </w:p>
     <w:p>
@@ -14264,6 +14258,7 @@
           <w:rFonts w:ascii="Arial" w:hAnsi="Arial"/>
           <w:b/>
           <w:bCs/>
+          <w:noProof/>
         </w:rPr>
         <w:drawing>
           <wp:inline distT="0" distB="0" distL="0" distR="0" wp14:anchorId="72623332" wp14:editId="55798100">
@@ -15264,6 +15259,7 @@
           <w:rFonts w:ascii="Arial" w:eastAsia="Times New Roman" w:hAnsi="Arial"/>
           <w:b/>
           <w:bCs/>
+          <w:noProof/>
           <w:lang w:eastAsia="es-ES"/>
         </w:rPr>
         <w:drawing>
@@ -15512,58 +15508,742 @@
     </w:p>
     <w:p>
       <w:pPr>
-        <w:pStyle w:val="Ttulo2"/>
-      </w:pPr>
-      <w:bookmarkStart w:id="57" w:name="_Toc222931140"/>
-      <w:r>
-        <w:t>Impacto de la Fuga de Datos (</w:t>
-      </w:r>
-      <w:r>
-        <w:rPr>
+        <w:pStyle w:val="Ttulo3"/>
+      </w:pPr>
+      <w:r>
+        <w:t>Refinamiento del Modelo Base: Estrategia de Submuestreo (Undersampling)</w:t>
+      </w:r>
+    </w:p>
+    <w:p>
+      <w:pPr>
+        <w:suppressAutoHyphens w:val="0"/>
+        <w:spacing w:before="100" w:beforeAutospacing="1" w:after="100" w:afterAutospacing="1" w:line="240" w:lineRule="auto"/>
+        <w:jc w:val="left"/>
+        <w:rPr>
+          <w:rFonts w:ascii="Arial" w:eastAsia="Times New Roman" w:hAnsi="Arial"/>
+          <w:lang w:eastAsia="es-ES"/>
+        </w:rPr>
+      </w:pPr>
+      <w:r>
+        <w:rPr>
+          <w:rFonts w:ascii="Arial" w:eastAsia="Times New Roman" w:hAnsi="Arial"/>
+          <w:lang w:eastAsia="es-ES"/>
+        </w:rPr>
+        <w:t xml:space="preserve">A pesar de seleccionar XGBoost como el modelo de referencia más robusto, el entrenamiento sobre la distribución natural (con un ratio de desbalance aproximado de 118 transacciones legítimas por cada fraude) conlleva ineficiencias computacionales y </w:t>
+      </w:r>
+      <w:r>
+        <w:rPr>
+          <w:rFonts w:ascii="Arial" w:eastAsia="Times New Roman" w:hAnsi="Arial"/>
+          <w:lang w:eastAsia="es-ES"/>
+        </w:rPr>
+        <w:lastRenderedPageBreak/>
+        <w:t>un sesgo inherente hacia la clase mayoritaria. Para evaluar si la simplificación del espacio de datos mejora la sensibilidad del algoritmo sin recurrir a técnicas de generación sintética complejas, se implementó una variante de submuestreo controlado sobre el conjunto de entrenamiento.</w:t>
+      </w:r>
+    </w:p>
+    <w:p>
+      <w:pPr>
+        <w:suppressAutoHyphens w:val="0"/>
+        <w:spacing w:before="100" w:beforeAutospacing="1" w:after="100" w:afterAutospacing="1" w:line="240" w:lineRule="auto"/>
+        <w:jc w:val="left"/>
+        <w:rPr>
+          <w:rFonts w:ascii="Arial" w:eastAsia="Times New Roman" w:hAnsi="Arial"/>
+          <w:lang w:eastAsia="es-ES"/>
+        </w:rPr>
+      </w:pPr>
+      <w:r>
+        <w:rPr>
+          <w:rFonts w:ascii="Arial" w:eastAsia="Times New Roman" w:hAnsi="Arial"/>
+          <w:lang w:eastAsia="es-ES"/>
+        </w:rPr>
+        <w:t>Manteniendo intacto el conjunto de prueba para garantizar una evaluación honesta, se limitó la presencia de la clase mayoritaria en los pliegues de entrenamiento, evaluando tres escenarios de reducción de asimetría: ratios de 10:1, 5:1 y un balanceo estricto de 1:1.</w:t>
+      </w:r>
+    </w:p>
+    <w:tbl>
+      <w:tblPr>
+        <w:tblStyle w:val="Tabladelista4-nfasis6"/>
+        <w:tblW w:w="9498" w:type="dxa"/>
+        <w:tblInd w:w="-572" w:type="dxa"/>
+        <w:tblLook w:val="04A0" w:firstRow="1" w:lastRow="0" w:firstColumn="1" w:lastColumn="0" w:noHBand="0" w:noVBand="1"/>
+      </w:tblPr>
+      <w:tblGrid>
+        <w:gridCol w:w="2978"/>
+        <w:gridCol w:w="2835"/>
+        <w:gridCol w:w="1559"/>
+        <w:gridCol w:w="2126"/>
+      </w:tblGrid>
+      <w:tr>
+        <w:trPr>
+          <w:cnfStyle w:val="100000000000" w:firstRow="1" w:lastRow="0" w:firstColumn="0" w:lastColumn="0" w:oddVBand="0" w:evenVBand="0" w:oddHBand="0" w:evenHBand="0" w:firstRowFirstColumn="0" w:firstRowLastColumn="0" w:lastRowFirstColumn="0" w:lastRowLastColumn="0"/>
+          <w:trHeight w:val="359"/>
+        </w:trPr>
+        <w:tc>
+          <w:tcPr>
+            <w:cnfStyle w:val="001000000000" w:firstRow="0" w:lastRow="0" w:firstColumn="1" w:lastColumn="0" w:oddVBand="0" w:evenVBand="0" w:oddHBand="0" w:evenHBand="0" w:firstRowFirstColumn="0" w:firstRowLastColumn="0" w:lastRowFirstColumn="0" w:lastRowLastColumn="0"/>
+            <w:tcW w:w="2978" w:type="dxa"/>
+            <w:tcBorders>
+              <w:right w:val="nil"/>
+            </w:tcBorders>
+            <w:noWrap/>
+            <w:vAlign w:val="center"/>
+            <w:hideMark/>
+          </w:tcPr>
+          <w:p>
+            <w:pPr>
+              <w:suppressAutoHyphens w:val="0"/>
+              <w:spacing w:before="100" w:beforeAutospacing="1" w:after="100" w:afterAutospacing="1" w:line="240" w:lineRule="auto"/>
+              <w:jc w:val="left"/>
+              <w:rPr>
+                <w:rFonts w:ascii="Arial" w:eastAsia="Times New Roman" w:hAnsi="Arial"/>
+                <w:sz w:val="16"/>
+                <w:szCs w:val="16"/>
+                <w:lang w:eastAsia="es-ES"/>
+              </w:rPr>
+            </w:pPr>
+            <w:r>
+              <w:rPr>
+                <w:rStyle w:val="Fuerte"/>
+                <w:rFonts w:ascii="Arial" w:hAnsi="Arial"/>
+                <w:color w:val="1F1F1F"/>
+                <w:bdr w:val="none" w:sz="0" w:space="0" w:color="auto" w:frame="1"/>
+              </w:rPr>
+              <w:t>Escenario de Submuestreo</w:t>
+            </w:r>
+          </w:p>
+        </w:tc>
+        <w:tc>
+          <w:tcPr>
+            <w:tcW w:w="2835" w:type="dxa"/>
+            <w:tcBorders>
+              <w:top w:val="nil"/>
+              <w:left w:val="nil"/>
+              <w:bottom w:val="nil"/>
+              <w:right w:val="nil"/>
+            </w:tcBorders>
+            <w:noWrap/>
+            <w:vAlign w:val="center"/>
+            <w:hideMark/>
+          </w:tcPr>
+          <w:p>
+            <w:pPr>
+              <w:suppressAutoHyphens w:val="0"/>
+              <w:spacing w:before="100" w:beforeAutospacing="1" w:after="100" w:afterAutospacing="1" w:line="240" w:lineRule="auto"/>
+              <w:jc w:val="left"/>
+              <w:cnfStyle w:val="100000000000" w:firstRow="1" w:lastRow="0" w:firstColumn="0" w:lastColumn="0" w:oddVBand="0" w:evenVBand="0" w:oddHBand="0" w:evenHBand="0" w:firstRowFirstColumn="0" w:firstRowLastColumn="0" w:lastRowFirstColumn="0" w:lastRowLastColumn="0"/>
+              <w:rPr>
+                <w:rFonts w:ascii="Arial" w:eastAsia="Times New Roman" w:hAnsi="Arial"/>
+                <w:sz w:val="16"/>
+                <w:szCs w:val="16"/>
+                <w:lang w:eastAsia="es-ES"/>
+              </w:rPr>
+            </w:pPr>
+            <w:r>
+              <w:rPr>
+                <w:rStyle w:val="Fuerte"/>
+                <w:rFonts w:ascii="Arial" w:hAnsi="Arial"/>
+                <w:color w:val="1F1F1F"/>
+                <w:bdr w:val="none" w:sz="0" w:space="0" w:color="auto" w:frame="1"/>
+              </w:rPr>
+              <w:t>Mejor Modelo</w:t>
+            </w:r>
+          </w:p>
+        </w:tc>
+        <w:tc>
+          <w:tcPr>
+            <w:tcW w:w="1559" w:type="dxa"/>
+            <w:tcBorders>
+              <w:left w:val="nil"/>
+            </w:tcBorders>
+            <w:noWrap/>
+            <w:vAlign w:val="center"/>
+            <w:hideMark/>
+          </w:tcPr>
+          <w:p>
+            <w:pPr>
+              <w:suppressAutoHyphens w:val="0"/>
+              <w:spacing w:before="100" w:beforeAutospacing="1" w:after="100" w:afterAutospacing="1" w:line="240" w:lineRule="auto"/>
+              <w:jc w:val="left"/>
+              <w:cnfStyle w:val="100000000000" w:firstRow="1" w:lastRow="0" w:firstColumn="0" w:lastColumn="0" w:oddVBand="0" w:evenVBand="0" w:oddHBand="0" w:evenHBand="0" w:firstRowFirstColumn="0" w:firstRowLastColumn="0" w:lastRowFirstColumn="0" w:lastRowLastColumn="0"/>
+              <w:rPr>
+                <w:rFonts w:ascii="Arial" w:eastAsia="Times New Roman" w:hAnsi="Arial"/>
+                <w:sz w:val="16"/>
+                <w:szCs w:val="16"/>
+                <w:lang w:eastAsia="es-ES"/>
+              </w:rPr>
+            </w:pPr>
+            <w:r>
+              <w:rPr>
+                <w:rStyle w:val="Fuerte"/>
+                <w:rFonts w:ascii="Arial" w:hAnsi="Arial"/>
+                <w:color w:val="1F1F1F"/>
+                <w:bdr w:val="none" w:sz="0" w:space="0" w:color="auto" w:frame="1"/>
+              </w:rPr>
+              <w:t>AUPRC</w:t>
+            </w:r>
+          </w:p>
+        </w:tc>
+        <w:tc>
+          <w:tcPr>
+            <w:tcW w:w="2126" w:type="dxa"/>
+            <w:noWrap/>
+            <w:vAlign w:val="center"/>
+            <w:hideMark/>
+          </w:tcPr>
+          <w:p>
+            <w:pPr>
+              <w:suppressAutoHyphens w:val="0"/>
+              <w:spacing w:before="100" w:beforeAutospacing="1" w:after="100" w:afterAutospacing="1" w:line="240" w:lineRule="auto"/>
+              <w:jc w:val="left"/>
+              <w:cnfStyle w:val="100000000000" w:firstRow="1" w:lastRow="0" w:firstColumn="0" w:lastColumn="0" w:oddVBand="0" w:evenVBand="0" w:oddHBand="0" w:evenHBand="0" w:firstRowFirstColumn="0" w:firstRowLastColumn="0" w:lastRowFirstColumn="0" w:lastRowLastColumn="0"/>
+              <w:rPr>
+                <w:rFonts w:ascii="Arial" w:eastAsia="Times New Roman" w:hAnsi="Arial"/>
+                <w:sz w:val="16"/>
+                <w:szCs w:val="16"/>
+                <w:lang w:eastAsia="es-ES"/>
+              </w:rPr>
+            </w:pPr>
+            <w:r>
+              <w:rPr>
+                <w:rStyle w:val="Fuerte"/>
+                <w:rFonts w:ascii="Arial" w:hAnsi="Arial"/>
+                <w:color w:val="1F1F1F"/>
+                <w:bdr w:val="none" w:sz="0" w:space="0" w:color="auto" w:frame="1"/>
+              </w:rPr>
+              <w:t>CP@100</w:t>
+            </w:r>
+          </w:p>
+        </w:tc>
+      </w:tr>
+      <w:tr>
+        <w:trPr>
+          <w:cnfStyle w:val="000000100000" w:firstRow="0" w:lastRow="0" w:firstColumn="0" w:lastColumn="0" w:oddVBand="0" w:evenVBand="0" w:oddHBand="1" w:evenHBand="0" w:firstRowFirstColumn="0" w:firstRowLastColumn="0" w:lastRowFirstColumn="0" w:lastRowLastColumn="0"/>
+          <w:trHeight w:val="348"/>
+        </w:trPr>
+        <w:tc>
+          <w:tcPr>
+            <w:cnfStyle w:val="001000000000" w:firstRow="0" w:lastRow="0" w:firstColumn="1" w:lastColumn="0" w:oddVBand="0" w:evenVBand="0" w:oddHBand="0" w:evenHBand="0" w:firstRowFirstColumn="0" w:firstRowLastColumn="0" w:lastRowFirstColumn="0" w:lastRowLastColumn="0"/>
+            <w:tcW w:w="2978" w:type="dxa"/>
+            <w:tcBorders>
+              <w:right w:val="nil"/>
+            </w:tcBorders>
+            <w:noWrap/>
+            <w:vAlign w:val="center"/>
+            <w:hideMark/>
+          </w:tcPr>
+          <w:p>
+            <w:pPr>
+              <w:suppressAutoHyphens w:val="0"/>
+              <w:spacing w:before="100" w:beforeAutospacing="1" w:after="100" w:afterAutospacing="1" w:line="240" w:lineRule="auto"/>
+              <w:jc w:val="left"/>
+              <w:rPr>
+                <w:rFonts w:ascii="Arial" w:eastAsia="Times New Roman" w:hAnsi="Arial"/>
+                <w:lang w:eastAsia="es-ES"/>
+              </w:rPr>
+            </w:pPr>
+            <w:r>
+              <w:rPr>
+                <w:rFonts w:ascii="Arial" w:hAnsi="Arial"/>
+                <w:b w:val="0"/>
+                <w:bCs w:val="0"/>
+                <w:color w:val="1F1F1F"/>
+                <w:bdr w:val="none" w:sz="0" w:space="0" w:color="auto" w:frame="1"/>
+              </w:rPr>
+              <w:t>Original (~118:1)</w:t>
+            </w:r>
+          </w:p>
+        </w:tc>
+        <w:tc>
+          <w:tcPr>
+            <w:tcW w:w="2835" w:type="dxa"/>
+            <w:tcBorders>
+              <w:top w:val="nil"/>
+              <w:left w:val="nil"/>
+              <w:bottom w:val="nil"/>
+              <w:right w:val="nil"/>
+            </w:tcBorders>
+            <w:noWrap/>
+            <w:vAlign w:val="center"/>
+            <w:hideMark/>
+          </w:tcPr>
+          <w:p>
+            <w:pPr>
+              <w:suppressAutoHyphens w:val="0"/>
+              <w:spacing w:before="100" w:beforeAutospacing="1" w:after="100" w:afterAutospacing="1" w:line="240" w:lineRule="auto"/>
+              <w:jc w:val="left"/>
+              <w:cnfStyle w:val="000000100000" w:firstRow="0" w:lastRow="0" w:firstColumn="0" w:lastColumn="0" w:oddVBand="0" w:evenVBand="0" w:oddHBand="1" w:evenHBand="0" w:firstRowFirstColumn="0" w:firstRowLastColumn="0" w:lastRowFirstColumn="0" w:lastRowLastColumn="0"/>
+              <w:rPr>
+                <w:rFonts w:ascii="Arial" w:eastAsia="Times New Roman" w:hAnsi="Arial"/>
+                <w:lang w:eastAsia="es-ES"/>
+              </w:rPr>
+            </w:pPr>
+            <w:r>
+              <w:rPr>
+                <w:rFonts w:ascii="Arial" w:hAnsi="Arial"/>
+                <w:color w:val="1F1F1F"/>
+                <w:bdr w:val="none" w:sz="0" w:space="0" w:color="auto" w:frame="1"/>
+              </w:rPr>
+              <w:t>Random Forest</w:t>
+            </w:r>
+          </w:p>
+        </w:tc>
+        <w:tc>
+          <w:tcPr>
+            <w:tcW w:w="1559" w:type="dxa"/>
+            <w:tcBorders>
+              <w:left w:val="nil"/>
+            </w:tcBorders>
+            <w:noWrap/>
+            <w:vAlign w:val="center"/>
+            <w:hideMark/>
+          </w:tcPr>
+          <w:p>
+            <w:pPr>
+              <w:suppressAutoHyphens w:val="0"/>
+              <w:spacing w:before="100" w:beforeAutospacing="1" w:after="100" w:afterAutospacing="1" w:line="240" w:lineRule="auto"/>
+              <w:jc w:val="left"/>
+              <w:cnfStyle w:val="000000100000" w:firstRow="0" w:lastRow="0" w:firstColumn="0" w:lastColumn="0" w:oddVBand="0" w:evenVBand="0" w:oddHBand="1" w:evenHBand="0" w:firstRowFirstColumn="0" w:firstRowLastColumn="0" w:lastRowFirstColumn="0" w:lastRowLastColumn="0"/>
+              <w:rPr>
+                <w:rFonts w:ascii="Arial" w:eastAsia="Times New Roman" w:hAnsi="Arial"/>
+                <w:lang w:eastAsia="es-ES"/>
+              </w:rPr>
+            </w:pPr>
+            <w:r>
+              <w:rPr>
+                <w:rFonts w:ascii="Arial" w:hAnsi="Arial"/>
+                <w:color w:val="1F1F1F"/>
+                <w:bdr w:val="none" w:sz="0" w:space="0" w:color="auto" w:frame="1"/>
+              </w:rPr>
+              <w:t>0.685</w:t>
+            </w:r>
+          </w:p>
+        </w:tc>
+        <w:tc>
+          <w:tcPr>
+            <w:tcW w:w="2126" w:type="dxa"/>
+            <w:noWrap/>
+            <w:vAlign w:val="center"/>
+            <w:hideMark/>
+          </w:tcPr>
+          <w:p>
+            <w:pPr>
+              <w:suppressAutoHyphens w:val="0"/>
+              <w:spacing w:before="100" w:beforeAutospacing="1" w:after="100" w:afterAutospacing="1" w:line="240" w:lineRule="auto"/>
+              <w:jc w:val="left"/>
+              <w:cnfStyle w:val="000000100000" w:firstRow="0" w:lastRow="0" w:firstColumn="0" w:lastColumn="0" w:oddVBand="0" w:evenVBand="0" w:oddHBand="1" w:evenHBand="0" w:firstRowFirstColumn="0" w:firstRowLastColumn="0" w:lastRowFirstColumn="0" w:lastRowLastColumn="0"/>
+              <w:rPr>
+                <w:rFonts w:ascii="Arial" w:eastAsia="Times New Roman" w:hAnsi="Arial"/>
+                <w:lang w:eastAsia="es-ES"/>
+              </w:rPr>
+            </w:pPr>
+            <w:r>
+              <w:rPr>
+                <w:rFonts w:ascii="Arial" w:hAnsi="Arial"/>
+                <w:color w:val="1F1F1F"/>
+                <w:bdr w:val="none" w:sz="0" w:space="0" w:color="auto" w:frame="1"/>
+              </w:rPr>
+              <w:t>0.256</w:t>
+            </w:r>
+          </w:p>
+        </w:tc>
+      </w:tr>
+      <w:tr>
+        <w:trPr>
+          <w:trHeight w:val="359"/>
+        </w:trPr>
+        <w:tc>
+          <w:tcPr>
+            <w:cnfStyle w:val="001000000000" w:firstRow="0" w:lastRow="0" w:firstColumn="1" w:lastColumn="0" w:oddVBand="0" w:evenVBand="0" w:oddHBand="0" w:evenHBand="0" w:firstRowFirstColumn="0" w:firstRowLastColumn="0" w:lastRowFirstColumn="0" w:lastRowLastColumn="0"/>
+            <w:tcW w:w="2978" w:type="dxa"/>
+            <w:tcBorders>
+              <w:right w:val="nil"/>
+            </w:tcBorders>
+            <w:noWrap/>
+            <w:vAlign w:val="center"/>
+            <w:hideMark/>
+          </w:tcPr>
+          <w:p>
+            <w:pPr>
+              <w:suppressAutoHyphens w:val="0"/>
+              <w:spacing w:before="100" w:beforeAutospacing="1" w:after="100" w:afterAutospacing="1" w:line="240" w:lineRule="auto"/>
+              <w:jc w:val="left"/>
+              <w:rPr>
+                <w:rFonts w:ascii="Arial" w:eastAsia="Times New Roman" w:hAnsi="Arial"/>
+                <w:lang w:eastAsia="es-ES"/>
+              </w:rPr>
+            </w:pPr>
+            <w:r>
+              <w:rPr>
+                <w:rFonts w:ascii="Arial" w:hAnsi="Arial"/>
+                <w:b w:val="0"/>
+                <w:bCs w:val="0"/>
+                <w:color w:val="1F1F1F"/>
+                <w:bdr w:val="none" w:sz="0" w:space="0" w:color="auto" w:frame="1"/>
+              </w:rPr>
+              <w:t>Ratio 10:1</w:t>
+            </w:r>
+          </w:p>
+        </w:tc>
+        <w:tc>
+          <w:tcPr>
+            <w:tcW w:w="2835" w:type="dxa"/>
+            <w:tcBorders>
+              <w:top w:val="nil"/>
+              <w:left w:val="nil"/>
+              <w:bottom w:val="nil"/>
+              <w:right w:val="nil"/>
+            </w:tcBorders>
+            <w:noWrap/>
+            <w:vAlign w:val="center"/>
+            <w:hideMark/>
+          </w:tcPr>
+          <w:p>
+            <w:pPr>
+              <w:suppressAutoHyphens w:val="0"/>
+              <w:spacing w:before="100" w:beforeAutospacing="1" w:after="100" w:afterAutospacing="1" w:line="240" w:lineRule="auto"/>
+              <w:jc w:val="left"/>
+              <w:cnfStyle w:val="000000000000" w:firstRow="0" w:lastRow="0" w:firstColumn="0" w:lastColumn="0" w:oddVBand="0" w:evenVBand="0" w:oddHBand="0" w:evenHBand="0" w:firstRowFirstColumn="0" w:firstRowLastColumn="0" w:lastRowFirstColumn="0" w:lastRowLastColumn="0"/>
+              <w:rPr>
+                <w:rFonts w:ascii="Arial" w:eastAsia="Times New Roman" w:hAnsi="Arial"/>
+                <w:lang w:eastAsia="es-ES"/>
+              </w:rPr>
+            </w:pPr>
+            <w:r>
+              <w:rPr>
+                <w:rFonts w:ascii="Arial" w:hAnsi="Arial"/>
+                <w:color w:val="1F1F1F"/>
+                <w:bdr w:val="none" w:sz="0" w:space="0" w:color="auto" w:frame="1"/>
+              </w:rPr>
+              <w:t>XGBoost</w:t>
+            </w:r>
+          </w:p>
+        </w:tc>
+        <w:tc>
+          <w:tcPr>
+            <w:tcW w:w="1559" w:type="dxa"/>
+            <w:tcBorders>
+              <w:left w:val="nil"/>
+            </w:tcBorders>
+            <w:noWrap/>
+            <w:vAlign w:val="center"/>
+            <w:hideMark/>
+          </w:tcPr>
+          <w:p>
+            <w:pPr>
+              <w:suppressAutoHyphens w:val="0"/>
+              <w:spacing w:before="100" w:beforeAutospacing="1" w:after="100" w:afterAutospacing="1" w:line="240" w:lineRule="auto"/>
+              <w:jc w:val="left"/>
+              <w:cnfStyle w:val="000000000000" w:firstRow="0" w:lastRow="0" w:firstColumn="0" w:lastColumn="0" w:oddVBand="0" w:evenVBand="0" w:oddHBand="0" w:evenHBand="0" w:firstRowFirstColumn="0" w:firstRowLastColumn="0" w:lastRowFirstColumn="0" w:lastRowLastColumn="0"/>
+              <w:rPr>
+                <w:rFonts w:ascii="Arial" w:eastAsia="Times New Roman" w:hAnsi="Arial"/>
+                <w:lang w:eastAsia="es-ES"/>
+              </w:rPr>
+            </w:pPr>
+            <w:r>
+              <w:rPr>
+                <w:rFonts w:ascii="Arial" w:hAnsi="Arial"/>
+                <w:color w:val="1F1F1F"/>
+                <w:bdr w:val="none" w:sz="0" w:space="0" w:color="auto" w:frame="1"/>
+              </w:rPr>
+              <w:t>0.659</w:t>
+            </w:r>
+          </w:p>
+        </w:tc>
+        <w:tc>
+          <w:tcPr>
+            <w:tcW w:w="2126" w:type="dxa"/>
+            <w:noWrap/>
+            <w:vAlign w:val="center"/>
+            <w:hideMark/>
+          </w:tcPr>
+          <w:p>
+            <w:pPr>
+              <w:suppressAutoHyphens w:val="0"/>
+              <w:spacing w:before="100" w:beforeAutospacing="1" w:after="100" w:afterAutospacing="1" w:line="240" w:lineRule="auto"/>
+              <w:jc w:val="left"/>
+              <w:cnfStyle w:val="000000000000" w:firstRow="0" w:lastRow="0" w:firstColumn="0" w:lastColumn="0" w:oddVBand="0" w:evenVBand="0" w:oddHBand="0" w:evenHBand="0" w:firstRowFirstColumn="0" w:firstRowLastColumn="0" w:lastRowFirstColumn="0" w:lastRowLastColumn="0"/>
+              <w:rPr>
+                <w:rFonts w:ascii="Arial" w:eastAsia="Times New Roman" w:hAnsi="Arial"/>
+                <w:lang w:eastAsia="es-ES"/>
+              </w:rPr>
+            </w:pPr>
+            <w:r>
+              <w:rPr>
+                <w:rFonts w:ascii="Arial" w:hAnsi="Arial"/>
+                <w:color w:val="1F1F1F"/>
+                <w:bdr w:val="none" w:sz="0" w:space="0" w:color="auto" w:frame="1"/>
+              </w:rPr>
+              <w:t>0.279</w:t>
+            </w:r>
+          </w:p>
+        </w:tc>
+      </w:tr>
+      <w:tr>
+        <w:trPr>
+          <w:cnfStyle w:val="000000100000" w:firstRow="0" w:lastRow="0" w:firstColumn="0" w:lastColumn="0" w:oddVBand="0" w:evenVBand="0" w:oddHBand="1" w:evenHBand="0" w:firstRowFirstColumn="0" w:firstRowLastColumn="0" w:lastRowFirstColumn="0" w:lastRowLastColumn="0"/>
+          <w:trHeight w:val="359"/>
+        </w:trPr>
+        <w:tc>
+          <w:tcPr>
+            <w:cnfStyle w:val="001000000000" w:firstRow="0" w:lastRow="0" w:firstColumn="1" w:lastColumn="0" w:oddVBand="0" w:evenVBand="0" w:oddHBand="0" w:evenHBand="0" w:firstRowFirstColumn="0" w:firstRowLastColumn="0" w:lastRowFirstColumn="0" w:lastRowLastColumn="0"/>
+            <w:tcW w:w="2978" w:type="dxa"/>
+            <w:tcBorders>
+              <w:right w:val="nil"/>
+            </w:tcBorders>
+            <w:noWrap/>
+            <w:vAlign w:val="center"/>
+            <w:hideMark/>
+          </w:tcPr>
+          <w:p>
+            <w:pPr>
+              <w:suppressAutoHyphens w:val="0"/>
+              <w:spacing w:before="100" w:beforeAutospacing="1" w:after="100" w:afterAutospacing="1" w:line="240" w:lineRule="auto"/>
+              <w:jc w:val="left"/>
+              <w:rPr>
+                <w:rFonts w:ascii="Arial" w:eastAsia="Times New Roman" w:hAnsi="Arial"/>
+                <w:lang w:eastAsia="es-ES"/>
+              </w:rPr>
+            </w:pPr>
+            <w:r>
+              <w:rPr>
+                <w:rFonts w:ascii="Arial" w:hAnsi="Arial"/>
+                <w:b w:val="0"/>
+                <w:bCs w:val="0"/>
+                <w:color w:val="1F1F1F"/>
+                <w:bdr w:val="none" w:sz="0" w:space="0" w:color="auto" w:frame="1"/>
+              </w:rPr>
+              <w:t>Ratio 5:1</w:t>
+            </w:r>
+          </w:p>
+        </w:tc>
+        <w:tc>
+          <w:tcPr>
+            <w:tcW w:w="2835" w:type="dxa"/>
+            <w:tcBorders>
+              <w:top w:val="nil"/>
+              <w:left w:val="nil"/>
+              <w:bottom w:val="nil"/>
+              <w:right w:val="nil"/>
+            </w:tcBorders>
+            <w:noWrap/>
+            <w:vAlign w:val="center"/>
+            <w:hideMark/>
+          </w:tcPr>
+          <w:p>
+            <w:pPr>
+              <w:suppressAutoHyphens w:val="0"/>
+              <w:spacing w:before="100" w:beforeAutospacing="1" w:after="100" w:afterAutospacing="1" w:line="240" w:lineRule="auto"/>
+              <w:jc w:val="left"/>
+              <w:cnfStyle w:val="000000100000" w:firstRow="0" w:lastRow="0" w:firstColumn="0" w:lastColumn="0" w:oddVBand="0" w:evenVBand="0" w:oddHBand="1" w:evenHBand="0" w:firstRowFirstColumn="0" w:firstRowLastColumn="0" w:lastRowFirstColumn="0" w:lastRowLastColumn="0"/>
+              <w:rPr>
+                <w:rFonts w:ascii="Arial" w:eastAsia="Times New Roman" w:hAnsi="Arial"/>
+                <w:lang w:eastAsia="es-ES"/>
+              </w:rPr>
+            </w:pPr>
+            <w:r>
+              <w:rPr>
+                <w:rFonts w:ascii="Arial" w:hAnsi="Arial"/>
+                <w:color w:val="1F1F1F"/>
+                <w:bdr w:val="none" w:sz="0" w:space="0" w:color="auto" w:frame="1"/>
+              </w:rPr>
+              <w:t>XGBoost</w:t>
+            </w:r>
+          </w:p>
+        </w:tc>
+        <w:tc>
+          <w:tcPr>
+            <w:tcW w:w="1559" w:type="dxa"/>
+            <w:tcBorders>
+              <w:left w:val="nil"/>
+            </w:tcBorders>
+            <w:noWrap/>
+            <w:vAlign w:val="center"/>
+            <w:hideMark/>
+          </w:tcPr>
+          <w:p>
+            <w:pPr>
+              <w:suppressAutoHyphens w:val="0"/>
+              <w:spacing w:before="100" w:beforeAutospacing="1" w:after="100" w:afterAutospacing="1" w:line="240" w:lineRule="auto"/>
+              <w:jc w:val="left"/>
+              <w:cnfStyle w:val="000000100000" w:firstRow="0" w:lastRow="0" w:firstColumn="0" w:lastColumn="0" w:oddVBand="0" w:evenVBand="0" w:oddHBand="1" w:evenHBand="0" w:firstRowFirstColumn="0" w:firstRowLastColumn="0" w:lastRowFirstColumn="0" w:lastRowLastColumn="0"/>
+              <w:rPr>
+                <w:rFonts w:ascii="Arial" w:eastAsia="Times New Roman" w:hAnsi="Arial"/>
+                <w:lang w:eastAsia="es-ES"/>
+              </w:rPr>
+            </w:pPr>
+            <w:r>
+              <w:rPr>
+                <w:rFonts w:ascii="Arial" w:hAnsi="Arial"/>
+                <w:color w:val="1F1F1F"/>
+                <w:bdr w:val="none" w:sz="0" w:space="0" w:color="auto" w:frame="1"/>
+              </w:rPr>
+              <w:t>0.651</w:t>
+            </w:r>
+          </w:p>
+        </w:tc>
+        <w:tc>
+          <w:tcPr>
+            <w:tcW w:w="2126" w:type="dxa"/>
+            <w:noWrap/>
+            <w:vAlign w:val="center"/>
+            <w:hideMark/>
+          </w:tcPr>
+          <w:p>
+            <w:pPr>
+              <w:suppressAutoHyphens w:val="0"/>
+              <w:spacing w:before="100" w:beforeAutospacing="1" w:after="100" w:afterAutospacing="1" w:line="240" w:lineRule="auto"/>
+              <w:jc w:val="left"/>
+              <w:cnfStyle w:val="000000100000" w:firstRow="0" w:lastRow="0" w:firstColumn="0" w:lastColumn="0" w:oddVBand="0" w:evenVBand="0" w:oddHBand="1" w:evenHBand="0" w:firstRowFirstColumn="0" w:firstRowLastColumn="0" w:lastRowFirstColumn="0" w:lastRowLastColumn="0"/>
+              <w:rPr>
+                <w:rFonts w:ascii="Arial" w:eastAsia="Times New Roman" w:hAnsi="Arial"/>
+                <w:lang w:eastAsia="es-ES"/>
+              </w:rPr>
+            </w:pPr>
+            <w:r>
+              <w:rPr>
+                <w:rFonts w:ascii="Arial" w:hAnsi="Arial"/>
+                <w:color w:val="1F1F1F"/>
+                <w:bdr w:val="none" w:sz="0" w:space="0" w:color="auto" w:frame="1"/>
+              </w:rPr>
+              <w:t>0.293</w:t>
+            </w:r>
+          </w:p>
+        </w:tc>
+      </w:tr>
+    </w:tbl>
+    <w:p>
+      <w:pPr>
+        <w:suppressAutoHyphens w:val="0"/>
+        <w:spacing w:before="100" w:beforeAutospacing="1" w:after="100" w:afterAutospacing="1" w:line="240" w:lineRule="auto"/>
+        <w:jc w:val="left"/>
+        <w:rPr>
+          <w:rFonts w:ascii="Arial" w:eastAsia="Times New Roman" w:hAnsi="Arial"/>
+          <w:lang w:eastAsia="es-ES"/>
+        </w:rPr>
+      </w:pPr>
+    </w:p>
+    <w:p>
+      <w:pPr>
+        <w:suppressAutoHyphens w:val="0"/>
+        <w:spacing w:before="100" w:beforeAutospacing="1" w:after="100" w:afterAutospacing="1" w:line="240" w:lineRule="auto"/>
+        <w:jc w:val="left"/>
+        <w:rPr>
+          <w:rFonts w:ascii="Arial" w:eastAsia="Times New Roman" w:hAnsi="Arial"/>
+          <w:lang w:eastAsia="es-ES"/>
+        </w:rPr>
+      </w:pPr>
+      <w:r>
+        <w:rPr>
+          <w:rFonts w:ascii="Arial" w:eastAsia="Times New Roman" w:hAnsi="Arial"/>
+          <w:lang w:eastAsia="es-ES"/>
+        </w:rPr>
+        <w:t>Los resultados de esta estrategia revelan dinámicas fundamentales sobre el aprendizaje en entornos de anomalías. En primer lugar, se observa que la eliminación extrema de datos de la clase mayoritaria (escenario 1:1) resulta contraproducente. Forzar una distribución equilibrada destruyó la capacidad predictiva de todos los algoritmos, colapsando el AUPRC de XGBoost a 0.497 y su precisión operativa a un inaceptable 0.113. Esto confirma que, en la detección de fraude, el modelo requiere una representación masiva de la "normalidad" para poder identificar eficazmente las desviaciones.</w:t>
+      </w:r>
+    </w:p>
+    <w:p>
+      <w:pPr>
+        <w:suppressAutoHyphens w:val="0"/>
+        <w:spacing w:before="100" w:beforeAutospacing="1" w:after="100" w:afterAutospacing="1" w:line="240" w:lineRule="auto"/>
+        <w:jc w:val="left"/>
+        <w:rPr>
+          <w:rFonts w:ascii="Arial" w:eastAsia="Times New Roman" w:hAnsi="Arial"/>
+          <w:lang w:eastAsia="es-ES"/>
+        </w:rPr>
+      </w:pPr>
+      <w:r>
+        <w:rPr>
+          <w:rFonts w:ascii="Arial" w:eastAsia="Times New Roman" w:hAnsi="Arial"/>
+          <w:lang w:eastAsia="es-ES"/>
+        </w:rPr>
+        <w:t>Por el contrario, las reducciones moderadas demostraron ser altamente beneficiosas. El escenario con un ratio 5:1 empleando la arquitectura XGBoost emergió como la configuración óptima para las necesidades del negocio. Si bien el ratio 10:1 logró un Área Bajo la Curva PR ligeramente superior (0.659 frente a 0.651), el entrenamiento a 5:1 maximizó la métrica de viabilidad operativa (</w:t>
+      </w:r>
+      <w:r>
+        <w:rPr>
+          <w:rFonts w:ascii="Arial" w:eastAsia="Times New Roman" w:hAnsi="Arial"/>
           <w:i/>
           <w:iCs/>
-        </w:rPr>
-        <w:t>Anti-Leakage</w:t>
-      </w:r>
-      <w:r>
-        <w:t>)</w:t>
-      </w:r>
-      <w:bookmarkEnd w:id="57"/>
-    </w:p>
-    <w:p>
-      <w:pPr>
-        <w:spacing w:line="240" w:lineRule="auto"/>
-        <w:rPr>
-          <w:rFonts w:ascii="Arial" w:hAnsi="Arial"/>
-          <w:lang w:eastAsia="es-ES"/>
-        </w:rPr>
-      </w:pPr>
-      <w:r>
-        <w:rPr>
-          <w:rFonts w:ascii="Arial" w:hAnsi="Arial"/>
-          <w:lang w:eastAsia="es-ES"/>
-        </w:rPr>
-        <w:t xml:space="preserve">El </w:t>
-      </w:r>
-      <w:r>
-        <w:rPr>
-          <w:rFonts w:ascii="Arial" w:hAnsi="Arial"/>
-          <w:lang w:eastAsia="es-ES"/>
-        </w:rPr>
-        <w:t xml:space="preserve">siguiente experimento </w:t>
-      </w:r>
-      <w:r>
-        <w:rPr>
-          <w:rFonts w:ascii="Arial" w:hAnsi="Arial"/>
-          <w:lang w:eastAsia="es-ES"/>
-        </w:rPr>
-        <w:t>constituye el núcleo crítico de esta investigación. Su objetivo es ejecutar una auditoría metodológica para demostrar de forma empírica cómo las prácticas de validación defectuosas inflan artificialmente las métricas de rendimiento. Para ello, se diseñó un ensayo de control con cinco ramas experimentales aislando las principales fuentes de fuga de información (</w:t>
-      </w:r>
-      <w:r>
-        <w:rPr>
-          <w:rFonts w:ascii="Arial" w:hAnsi="Arial"/>
+          <w:lang w:eastAsia="es-ES"/>
+        </w:rPr>
+        <w:t>Card Precision@100</w:t>
+      </w:r>
+      <w:r>
+        <w:rPr>
+          <w:rFonts w:ascii="Arial" w:eastAsia="Times New Roman" w:hAnsi="Arial"/>
+          <w:lang w:eastAsia="es-ES"/>
+        </w:rPr>
+        <w:t>), alcanzando el valor más alto de todo el ensayo preliminar: 0.293.</w:t>
+      </w:r>
+    </w:p>
+    <w:p>
+      <w:pPr>
+        <w:suppressAutoHyphens w:val="0"/>
+        <w:spacing w:before="100" w:beforeAutospacing="1" w:after="100" w:afterAutospacing="1" w:line="240" w:lineRule="auto"/>
+        <w:jc w:val="left"/>
+        <w:rPr>
+          <w:rFonts w:ascii="Arial" w:eastAsia="Times New Roman" w:hAnsi="Arial"/>
+          <w:lang w:eastAsia="es-ES"/>
+        </w:rPr>
+      </w:pPr>
+      <w:r>
+        <w:rPr>
+          <w:rFonts w:ascii="Arial" w:eastAsia="Times New Roman" w:hAnsi="Arial"/>
+          <w:lang w:eastAsia="es-ES"/>
+        </w:rPr>
+        <w:t>Esta decisión subraya un principio esencial en este estudio: en un entorno de producción donde la capacidad de auditoría manual (SOC) está estrictamente limitada a las 100 principales alertas diarias, la maximización del CP@100 justifica sobradamente una degradación marginal en el AUPRC global. Adicionalmente, esta compresión del volumen de entrada aceleró de manera drástica los tiempos de optimización, consolidando a XGBoost (5:1) como una solución ágil y operativamente superior.</w:t>
+      </w:r>
+    </w:p>
+    <w:p>
+      <w:pPr>
+        <w:pStyle w:val="Ttulo2"/>
+      </w:pPr>
+      <w:bookmarkStart w:id="57" w:name="_Toc222931140"/>
+      <w:r>
+        <w:t>Impacto de la Fuga de Datos (</w:t>
+      </w:r>
+      <w:r>
+        <w:rPr>
           <w:i/>
           <w:iCs/>
+        </w:rPr>
+        <w:t>Anti-Leakage</w:t>
+      </w:r>
+      <w:r>
+        <w:t>)</w:t>
+      </w:r>
+      <w:bookmarkEnd w:id="57"/>
+    </w:p>
+    <w:p>
+      <w:pPr>
+        <w:spacing w:line="240" w:lineRule="auto"/>
+        <w:rPr>
+          <w:rFonts w:ascii="Arial" w:hAnsi="Arial"/>
+          <w:lang w:eastAsia="es-ES"/>
+        </w:rPr>
+      </w:pPr>
+      <w:r>
+        <w:rPr>
+          <w:rFonts w:ascii="Arial" w:hAnsi="Arial"/>
+          <w:lang w:eastAsia="es-ES"/>
+        </w:rPr>
+        <w:t xml:space="preserve">El </w:t>
+      </w:r>
+      <w:r>
+        <w:rPr>
+          <w:rFonts w:ascii="Arial" w:hAnsi="Arial"/>
+          <w:lang w:eastAsia="es-ES"/>
+        </w:rPr>
+        <w:t xml:space="preserve">siguiente experimento </w:t>
+      </w:r>
+      <w:r>
+        <w:rPr>
+          <w:rFonts w:ascii="Arial" w:hAnsi="Arial"/>
+          <w:lang w:eastAsia="es-ES"/>
+        </w:rPr>
+        <w:t>constituye el núcleo crítico de esta investigación. Su objetivo es ejecutar una auditoría metodológica para demostrar de forma empírica cómo las prácticas de validación defectuosas inflan artificialmente las métricas de rendimiento. Para ello, se diseñó un ensayo de control con cinco ramas experimentales aislando las principales fuentes de fuga de información (</w:t>
+      </w:r>
+      <w:r>
+        <w:rPr>
+          <w:rFonts w:ascii="Arial" w:hAnsi="Arial"/>
+          <w:i/>
+          <w:iCs/>
           <w:lang w:eastAsia="es-ES"/>
         </w:rPr>
         <w:t>Data Leakage</w:t>
@@ -15840,6 +16520,7 @@
           <w:rFonts w:ascii="Arial" w:hAnsi="Arial"/>
           <w:b/>
           <w:bCs/>
+          <w:noProof/>
           <w:lang w:eastAsia="es-ES"/>
         </w:rPr>
         <w:lastRenderedPageBreak/>
@@ -17360,6 +18041,7 @@
         <w:rPr>
           <w:b/>
           <w:bCs/>
+          <w:noProof/>
           <w:lang w:eastAsia="es-ES"/>
         </w:rPr>
         <w:drawing>
@@ -17507,6 +18189,7 @@
         <w:rPr>
           <w:b/>
           <w:bCs/>
+          <w:noProof/>
           <w:lang w:eastAsia="es-ES"/>
         </w:rPr>
         <w:drawing>
@@ -17662,6 +18345,7 @@
         <w:rPr>
           <w:b/>
           <w:bCs/>
+          <w:noProof/>
           <w:lang w:eastAsia="es-ES"/>
         </w:rPr>
         <w:lastRenderedPageBreak/>
@@ -17713,6 +18397,7 @@
         <w:rPr>
           <w:b/>
           <w:bCs/>
+          <w:noProof/>
           <w:lang w:eastAsia="es-ES"/>
         </w:rPr>
         <w:drawing>
@@ -17789,6 +18474,630 @@
           <w:lang w:eastAsia="es-ES"/>
         </w:rPr>
       </w:pPr>
+      <w:r>
+        <w:rPr>
+          <w:b/>
+          <w:bCs/>
+          <w:lang w:eastAsia="es-ES"/>
+        </w:rPr>
+        <w:t>4.3.4. Validación de Relevancia mediante Estudio de Ablación</w:t>
+      </w:r>
+    </w:p>
+    <w:p>
+      <w:pPr>
+        <w:rPr>
+          <w:lang w:eastAsia="es-ES"/>
+        </w:rPr>
+      </w:pPr>
+      <w:r>
+        <w:rPr>
+          <w:lang w:eastAsia="es-ES"/>
+        </w:rPr>
+        <w:t>Para dotar de rigor empírico a los hallazgos de interpretabilidad, se diseñó una última prueba de esfuerzo metodológica: un estudio de ablación. El objetivo de esta fase fue comprobar si el alto impacto marginal atribuido por SHAP a la variable dominante del comportamiento de usuario (CUSTOMER_ID_AVG_AMOUNT_30DAY_WINDOW) se traducía verdaderamente en una dependencia predictiva crítica por parte del modelo.</w:t>
+      </w:r>
+    </w:p>
+    <w:p>
+      <w:pPr>
+        <w:rPr>
+          <w:lang w:eastAsia="es-ES"/>
+        </w:rPr>
+      </w:pPr>
+      <w:r>
+        <w:rPr>
+          <w:lang w:eastAsia="es-ES"/>
+        </w:rPr>
+        <w:lastRenderedPageBreak/>
+        <w:t>El experimento consistió en extirpar deliberadamente dicha característica del conjunto de datos y someter al modelo XGBoost de referencia a un reentrenamiento completo bajo el mismo rigor de aislamiento temporal.</w:t>
+      </w:r>
+    </w:p>
+    <w:tbl>
+      <w:tblPr>
+        <w:tblStyle w:val="Tablaconcuadrcula4-nfasis6"/>
+        <w:tblW w:w="8584" w:type="dxa"/>
+        <w:tblLook w:val="04A0" w:firstRow="1" w:lastRow="0" w:firstColumn="1" w:lastColumn="0" w:noHBand="0" w:noVBand="1"/>
+      </w:tblPr>
+      <w:tblGrid>
+        <w:gridCol w:w="4414"/>
+        <w:gridCol w:w="1469"/>
+        <w:gridCol w:w="1326"/>
+        <w:gridCol w:w="1375"/>
+      </w:tblGrid>
+      <w:tr>
+        <w:trPr>
+          <w:cnfStyle w:val="100000000000" w:firstRow="1" w:lastRow="0" w:firstColumn="0" w:lastColumn="0" w:oddVBand="0" w:evenVBand="0" w:oddHBand="0" w:evenHBand="0" w:firstRowFirstColumn="0" w:firstRowLastColumn="0" w:lastRowFirstColumn="0" w:lastRowLastColumn="0"/>
+          <w:trHeight w:val="368"/>
+        </w:trPr>
+        <w:tc>
+          <w:tcPr>
+            <w:cnfStyle w:val="001000000000" w:firstRow="0" w:lastRow="0" w:firstColumn="1" w:lastColumn="0" w:oddVBand="0" w:evenVBand="0" w:oddHBand="0" w:evenHBand="0" w:firstRowFirstColumn="0" w:firstRowLastColumn="0" w:lastRowFirstColumn="0" w:lastRowLastColumn="0"/>
+            <w:tcW w:w="0" w:type="auto"/>
+            <w:hideMark/>
+          </w:tcPr>
+          <w:p>
+            <w:pPr>
+              <w:rPr>
+                <w:lang w:eastAsia="es-ES"/>
+              </w:rPr>
+            </w:pPr>
+            <w:r>
+              <w:rPr>
+                <w:lang w:eastAsia="es-ES"/>
+              </w:rPr>
+              <w:t>Modelo Evaluado</w:t>
+            </w:r>
+          </w:p>
+        </w:tc>
+        <w:tc>
+          <w:tcPr>
+            <w:tcW w:w="0" w:type="auto"/>
+            <w:hideMark/>
+          </w:tcPr>
+          <w:p>
+            <w:pPr>
+              <w:cnfStyle w:val="100000000000" w:firstRow="1" w:lastRow="0" w:firstColumn="0" w:lastColumn="0" w:oddVBand="0" w:evenVBand="0" w:oddHBand="0" w:evenHBand="0" w:firstRowFirstColumn="0" w:firstRowLastColumn="0" w:lastRowFirstColumn="0" w:lastRowLastColumn="0"/>
+              <w:rPr>
+                <w:lang w:eastAsia="es-ES"/>
+              </w:rPr>
+            </w:pPr>
+            <w:r>
+              <w:rPr>
+                <w:lang w:eastAsia="es-ES"/>
+              </w:rPr>
+              <w:t>AUC ROC</w:t>
+            </w:r>
+          </w:p>
+        </w:tc>
+        <w:tc>
+          <w:tcPr>
+            <w:tcW w:w="0" w:type="auto"/>
+            <w:hideMark/>
+          </w:tcPr>
+          <w:p>
+            <w:pPr>
+              <w:cnfStyle w:val="100000000000" w:firstRow="1" w:lastRow="0" w:firstColumn="0" w:lastColumn="0" w:oddVBand="0" w:evenVBand="0" w:oddHBand="0" w:evenHBand="0" w:firstRowFirstColumn="0" w:firstRowLastColumn="0" w:lastRowFirstColumn="0" w:lastRowLastColumn="0"/>
+              <w:rPr>
+                <w:lang w:eastAsia="es-ES"/>
+              </w:rPr>
+            </w:pPr>
+            <w:r>
+              <w:rPr>
+                <w:lang w:eastAsia="es-ES"/>
+              </w:rPr>
+              <w:t>AUPRC</w:t>
+            </w:r>
+          </w:p>
+        </w:tc>
+        <w:tc>
+          <w:tcPr>
+            <w:tcW w:w="0" w:type="auto"/>
+            <w:hideMark/>
+          </w:tcPr>
+          <w:p>
+            <w:pPr>
+              <w:cnfStyle w:val="100000000000" w:firstRow="1" w:lastRow="0" w:firstColumn="0" w:lastColumn="0" w:oddVBand="0" w:evenVBand="0" w:oddHBand="0" w:evenHBand="0" w:firstRowFirstColumn="0" w:firstRowLastColumn="0" w:lastRowFirstColumn="0" w:lastRowLastColumn="0"/>
+              <w:rPr>
+                <w:lang w:eastAsia="es-ES"/>
+              </w:rPr>
+            </w:pPr>
+            <w:r>
+              <w:rPr>
+                <w:lang w:eastAsia="es-ES"/>
+              </w:rPr>
+              <w:t>CP@100</w:t>
+            </w:r>
+          </w:p>
+        </w:tc>
+      </w:tr>
+      <w:tr>
+        <w:trPr>
+          <w:cnfStyle w:val="000000100000" w:firstRow="0" w:lastRow="0" w:firstColumn="0" w:lastColumn="0" w:oddVBand="0" w:evenVBand="0" w:oddHBand="1" w:evenHBand="0" w:firstRowFirstColumn="0" w:firstRowLastColumn="0" w:lastRowFirstColumn="0" w:lastRowLastColumn="0"/>
+          <w:trHeight w:val="374"/>
+        </w:trPr>
+        <w:tc>
+          <w:tcPr>
+            <w:cnfStyle w:val="001000000000" w:firstRow="0" w:lastRow="0" w:firstColumn="1" w:lastColumn="0" w:oddVBand="0" w:evenVBand="0" w:oddHBand="0" w:evenHBand="0" w:firstRowFirstColumn="0" w:firstRowLastColumn="0" w:lastRowFirstColumn="0" w:lastRowLastColumn="0"/>
+            <w:tcW w:w="0" w:type="auto"/>
+            <w:hideMark/>
+          </w:tcPr>
+          <w:p>
+            <w:pPr>
+              <w:rPr>
+                <w:lang w:eastAsia="es-ES"/>
+              </w:rPr>
+            </w:pPr>
+            <w:r>
+              <w:rPr>
+                <w:lang w:eastAsia="es-ES"/>
+              </w:rPr>
+              <w:t>XGBoost (Conjunto Completo)</w:t>
+            </w:r>
+          </w:p>
+        </w:tc>
+        <w:tc>
+          <w:tcPr>
+            <w:tcW w:w="0" w:type="auto"/>
+            <w:hideMark/>
+          </w:tcPr>
+          <w:p>
+            <w:pPr>
+              <w:cnfStyle w:val="000000100000" w:firstRow="0" w:lastRow="0" w:firstColumn="0" w:lastColumn="0" w:oddVBand="0" w:evenVBand="0" w:oddHBand="1" w:evenHBand="0" w:firstRowFirstColumn="0" w:firstRowLastColumn="0" w:lastRowFirstColumn="0" w:lastRowLastColumn="0"/>
+              <w:rPr>
+                <w:lang w:eastAsia="es-ES"/>
+              </w:rPr>
+            </w:pPr>
+            <w:r>
+              <w:rPr>
+                <w:lang w:eastAsia="es-ES"/>
+              </w:rPr>
+              <w:t>0.8618</w:t>
+            </w:r>
+          </w:p>
+        </w:tc>
+        <w:tc>
+          <w:tcPr>
+            <w:tcW w:w="0" w:type="auto"/>
+            <w:hideMark/>
+          </w:tcPr>
+          <w:p>
+            <w:pPr>
+              <w:cnfStyle w:val="000000100000" w:firstRow="0" w:lastRow="0" w:firstColumn="0" w:lastColumn="0" w:oddVBand="0" w:evenVBand="0" w:oddHBand="1" w:evenHBand="0" w:firstRowFirstColumn="0" w:firstRowLastColumn="0" w:lastRowFirstColumn="0" w:lastRowLastColumn="0"/>
+              <w:rPr>
+                <w:lang w:eastAsia="es-ES"/>
+              </w:rPr>
+            </w:pPr>
+            <w:r>
+              <w:rPr>
+                <w:lang w:eastAsia="es-ES"/>
+              </w:rPr>
+              <w:t>0.6389</w:t>
+            </w:r>
+          </w:p>
+        </w:tc>
+        <w:tc>
+          <w:tcPr>
+            <w:tcW w:w="0" w:type="auto"/>
+            <w:hideMark/>
+          </w:tcPr>
+          <w:p>
+            <w:pPr>
+              <w:cnfStyle w:val="000000100000" w:firstRow="0" w:lastRow="0" w:firstColumn="0" w:lastColumn="0" w:oddVBand="0" w:evenVBand="0" w:oddHBand="1" w:evenHBand="0" w:firstRowFirstColumn="0" w:firstRowLastColumn="0" w:lastRowFirstColumn="0" w:lastRowLastColumn="0"/>
+              <w:rPr>
+                <w:lang w:eastAsia="es-ES"/>
+              </w:rPr>
+            </w:pPr>
+            <w:r>
+              <w:rPr>
+                <w:lang w:eastAsia="es-ES"/>
+              </w:rPr>
+              <w:t>0.2729</w:t>
+            </w:r>
+          </w:p>
+        </w:tc>
+      </w:tr>
+      <w:tr>
+        <w:trPr>
+          <w:trHeight w:val="368"/>
+        </w:trPr>
+        <w:tc>
+          <w:tcPr>
+            <w:cnfStyle w:val="001000000000" w:firstRow="0" w:lastRow="0" w:firstColumn="1" w:lastColumn="0" w:oddVBand="0" w:evenVBand="0" w:oddHBand="0" w:evenHBand="0" w:firstRowFirstColumn="0" w:firstRowLastColumn="0" w:lastRowFirstColumn="0" w:lastRowLastColumn="0"/>
+            <w:tcW w:w="0" w:type="auto"/>
+            <w:hideMark/>
+          </w:tcPr>
+          <w:p>
+            <w:pPr>
+              <w:rPr>
+                <w:lang w:eastAsia="es-ES"/>
+              </w:rPr>
+            </w:pPr>
+            <w:r>
+              <w:rPr>
+                <w:lang w:eastAsia="es-ES"/>
+              </w:rPr>
+              <w:t>XGBoost (Ablación Top-Feature)</w:t>
+            </w:r>
+          </w:p>
+        </w:tc>
+        <w:tc>
+          <w:tcPr>
+            <w:tcW w:w="0" w:type="auto"/>
+            <w:hideMark/>
+          </w:tcPr>
+          <w:p>
+            <w:pPr>
+              <w:cnfStyle w:val="000000000000" w:firstRow="0" w:lastRow="0" w:firstColumn="0" w:lastColumn="0" w:oddVBand="0" w:evenVBand="0" w:oddHBand="0" w:evenHBand="0" w:firstRowFirstColumn="0" w:firstRowLastColumn="0" w:lastRowFirstColumn="0" w:lastRowLastColumn="0"/>
+              <w:rPr>
+                <w:lang w:eastAsia="es-ES"/>
+              </w:rPr>
+            </w:pPr>
+            <w:r>
+              <w:rPr>
+                <w:lang w:eastAsia="es-ES"/>
+              </w:rPr>
+              <w:t>0.8498</w:t>
+            </w:r>
+          </w:p>
+        </w:tc>
+        <w:tc>
+          <w:tcPr>
+            <w:tcW w:w="0" w:type="auto"/>
+            <w:hideMark/>
+          </w:tcPr>
+          <w:p>
+            <w:pPr>
+              <w:cnfStyle w:val="000000000000" w:firstRow="0" w:lastRow="0" w:firstColumn="0" w:lastColumn="0" w:oddVBand="0" w:evenVBand="0" w:oddHBand="0" w:evenHBand="0" w:firstRowFirstColumn="0" w:firstRowLastColumn="0" w:lastRowFirstColumn="0" w:lastRowLastColumn="0"/>
+              <w:rPr>
+                <w:lang w:eastAsia="es-ES"/>
+              </w:rPr>
+            </w:pPr>
+            <w:r>
+              <w:rPr>
+                <w:lang w:eastAsia="es-ES"/>
+              </w:rPr>
+              <w:t>0.5942</w:t>
+            </w:r>
+          </w:p>
+        </w:tc>
+        <w:tc>
+          <w:tcPr>
+            <w:tcW w:w="0" w:type="auto"/>
+            <w:hideMark/>
+          </w:tcPr>
+          <w:p>
+            <w:pPr>
+              <w:cnfStyle w:val="000000000000" w:firstRow="0" w:lastRow="0" w:firstColumn="0" w:lastColumn="0" w:oddVBand="0" w:evenVBand="0" w:oddHBand="0" w:evenHBand="0" w:firstRowFirstColumn="0" w:firstRowLastColumn="0" w:lastRowFirstColumn="0" w:lastRowLastColumn="0"/>
+              <w:rPr>
+                <w:lang w:eastAsia="es-ES"/>
+              </w:rPr>
+            </w:pPr>
+            <w:r>
+              <w:rPr>
+                <w:lang w:eastAsia="es-ES"/>
+              </w:rPr>
+              <w:t>0.2714</w:t>
+            </w:r>
+          </w:p>
+        </w:tc>
+      </w:tr>
+      <w:tr>
+        <w:trPr>
+          <w:cnfStyle w:val="000000100000" w:firstRow="0" w:lastRow="0" w:firstColumn="0" w:lastColumn="0" w:oddVBand="0" w:evenVBand="0" w:oddHBand="1" w:evenHBand="0" w:firstRowFirstColumn="0" w:firstRowLastColumn="0" w:lastRowFirstColumn="0" w:lastRowLastColumn="0"/>
+          <w:trHeight w:val="374"/>
+        </w:trPr>
+        <w:tc>
+          <w:tcPr>
+            <w:cnfStyle w:val="001000000000" w:firstRow="0" w:lastRow="0" w:firstColumn="1" w:lastColumn="0" w:oddVBand="0" w:evenVBand="0" w:oddHBand="0" w:evenHBand="0" w:firstRowFirstColumn="0" w:firstRowLastColumn="0" w:lastRowFirstColumn="0" w:lastRowLastColumn="0"/>
+            <w:tcW w:w="0" w:type="auto"/>
+            <w:hideMark/>
+          </w:tcPr>
+          <w:p>
+            <w:pPr>
+              <w:rPr>
+                <w:lang w:eastAsia="es-ES"/>
+              </w:rPr>
+            </w:pPr>
+            <w:r>
+              <w:rPr>
+                <w:lang w:eastAsia="es-ES"/>
+              </w:rPr>
+              <w:t>Diferencial ($\Delta$)</w:t>
+            </w:r>
+          </w:p>
+        </w:tc>
+        <w:tc>
+          <w:tcPr>
+            <w:tcW w:w="0" w:type="auto"/>
+            <w:hideMark/>
+          </w:tcPr>
+          <w:p>
+            <w:pPr>
+              <w:cnfStyle w:val="000000100000" w:firstRow="0" w:lastRow="0" w:firstColumn="0" w:lastColumn="0" w:oddVBand="0" w:evenVBand="0" w:oddHBand="1" w:evenHBand="0" w:firstRowFirstColumn="0" w:firstRowLastColumn="0" w:lastRowFirstColumn="0" w:lastRowLastColumn="0"/>
+              <w:rPr>
+                <w:lang w:eastAsia="es-ES"/>
+              </w:rPr>
+            </w:pPr>
+            <w:r>
+              <w:rPr>
+                <w:lang w:eastAsia="es-ES"/>
+              </w:rPr>
+              <w:t>- 0.0121</w:t>
+            </w:r>
+          </w:p>
+        </w:tc>
+        <w:tc>
+          <w:tcPr>
+            <w:tcW w:w="0" w:type="auto"/>
+            <w:hideMark/>
+          </w:tcPr>
+          <w:p>
+            <w:pPr>
+              <w:cnfStyle w:val="000000100000" w:firstRow="0" w:lastRow="0" w:firstColumn="0" w:lastColumn="0" w:oddVBand="0" w:evenVBand="0" w:oddHBand="1" w:evenHBand="0" w:firstRowFirstColumn="0" w:firstRowLastColumn="0" w:lastRowFirstColumn="0" w:lastRowLastColumn="0"/>
+              <w:rPr>
+                <w:lang w:eastAsia="es-ES"/>
+              </w:rPr>
+            </w:pPr>
+            <w:r>
+              <w:rPr>
+                <w:lang w:eastAsia="es-ES"/>
+              </w:rPr>
+              <w:t>- 0.0447</w:t>
+            </w:r>
+          </w:p>
+        </w:tc>
+        <w:tc>
+          <w:tcPr>
+            <w:tcW w:w="0" w:type="auto"/>
+            <w:hideMark/>
+          </w:tcPr>
+          <w:p>
+            <w:pPr>
+              <w:cnfStyle w:val="000000100000" w:firstRow="0" w:lastRow="0" w:firstColumn="0" w:lastColumn="0" w:oddVBand="0" w:evenVBand="0" w:oddHBand="1" w:evenHBand="0" w:firstRowFirstColumn="0" w:firstRowLastColumn="0" w:lastRowFirstColumn="0" w:lastRowLastColumn="0"/>
+              <w:rPr>
+                <w:lang w:eastAsia="es-ES"/>
+              </w:rPr>
+            </w:pPr>
+            <w:r>
+              <w:rPr>
+                <w:lang w:eastAsia="es-ES"/>
+              </w:rPr>
+              <w:t>- 0.0014</w:t>
+            </w:r>
+          </w:p>
+        </w:tc>
+      </w:tr>
+    </w:tbl>
+    <w:p>
+      <w:pPr>
+        <w:rPr>
+          <w:lang w:eastAsia="es-ES"/>
+        </w:rPr>
+      </w:pPr>
+    </w:p>
+    <w:p>
+      <w:pPr>
+        <w:spacing w:line="240" w:lineRule="auto"/>
+        <w:rPr>
+          <w:rFonts w:ascii="Arial" w:hAnsi="Arial"/>
+          <w:lang w:eastAsia="es-ES"/>
+        </w:rPr>
+      </w:pPr>
+      <w:r>
+        <w:rPr>
+          <w:rFonts w:ascii="Arial" w:hAnsi="Arial"/>
+          <w:lang w:eastAsia="es-ES"/>
+        </w:rPr>
+        <w:t xml:space="preserve">La supresión de la variable confirmó contundentemente la validez del análisis XAI previo. Como detalla la </w:t>
+      </w:r>
+      <w:r>
+        <w:rPr>
+          <w:rFonts w:ascii="Arial" w:hAnsi="Arial"/>
+          <w:lang w:eastAsia="es-ES"/>
+        </w:rPr>
+        <w:t>tabla</w:t>
+      </w:r>
+      <w:r>
+        <w:rPr>
+          <w:rFonts w:ascii="Arial" w:hAnsi="Arial"/>
+          <w:lang w:eastAsia="es-ES"/>
+        </w:rPr>
+        <w:t>, el rendimiento técnico del modelo sufrió una erosión inmediata, evidenciada por una caída del 4.47% absoluto en la métrica principal AUPRC (descendiendo de 0.6389 a 0.5942) y una ligera pérdida de capacidad de separación global reflejada en el AUC ROC (-0.0121). Esta degradación empírica demuestra que la característica eliminada aportaba información fundacional y no redundante para la clasificación del fraude.</w:t>
+      </w:r>
+    </w:p>
+    <w:p>
+      <w:pPr>
+        <w:spacing w:line="240" w:lineRule="auto"/>
+        <w:rPr>
+          <w:rFonts w:ascii="Arial" w:hAnsi="Arial"/>
+          <w:lang w:eastAsia="es-ES"/>
+        </w:rPr>
+      </w:pPr>
+      <w:r>
+        <w:rPr>
+          <w:rFonts w:ascii="Arial" w:hAnsi="Arial"/>
+          <w:lang w:eastAsia="es-ES"/>
+        </w:rPr>
+        <w:t>Resulta igualmente revelador analizar la resiliencia de la arquitectura subyacente. Tras la ablación, un nuevo análisis de los valores absolutos medios de impacto redefinió la jerarquía de decisiones del algoritmo. La magnitud bruta de la transacción (TX_AMOUNT) ascendió a la primera posición como vector principal (impacto marginal de 1.027), seguida estrechamente por la ventana de gasto del cliente a corto plazo (CUSTOMER_ID_AVG_AMOUNT_7DAY_WINDOW, con 0.966).</w:t>
+      </w:r>
+      <w:r>
+        <w:rPr>
+          <w:rFonts w:ascii="Arial" w:hAnsi="Arial"/>
+          <w:lang w:eastAsia="es-ES"/>
+        </w:rPr>
+        <w:t xml:space="preserve"> Esto nos indica que al eliminar la característica más trascendente, otras características escalan su importancia de forma proporcional (TX_AMOUNT) y otras de forma exponencial (</w:t>
+      </w:r>
+      <w:r>
+        <w:rPr>
+          <w:rFonts w:ascii="Arial" w:hAnsi="Arial"/>
+          <w:lang w:eastAsia="es-ES"/>
+        </w:rPr>
+        <w:t>CUSTOMER_ID_AVG_AMOUNT_7DAY_WINDOW</w:t>
+      </w:r>
+      <w:r>
+        <w:rPr>
+          <w:rFonts w:ascii="Arial" w:hAnsi="Arial"/>
+          <w:lang w:eastAsia="es-ES"/>
+        </w:rPr>
+        <w:t>).</w:t>
+      </w:r>
+    </w:p>
+    <w:p>
+      <w:pPr>
+        <w:spacing w:line="240" w:lineRule="auto"/>
+        <w:rPr>
+          <w:rFonts w:ascii="Arial" w:hAnsi="Arial"/>
+          <w:lang w:eastAsia="es-ES"/>
+        </w:rPr>
+      </w:pPr>
+      <w:r>
+        <w:rPr>
+          <w:rFonts w:ascii="Arial" w:hAnsi="Arial"/>
+          <w:lang w:eastAsia="es-ES"/>
+        </w:rPr>
+        <w:drawing>
+          <wp:anchor distT="0" distB="0" distL="114300" distR="114300" simplePos="0" relativeHeight="251659264" behindDoc="0" locked="0" layoutInCell="1" allowOverlap="1" wp14:anchorId="737DD6DE" wp14:editId="5157EEE7">
+            <wp:simplePos x="0" y="0"/>
+            <wp:positionH relativeFrom="column">
+              <wp:posOffset>2626451</wp:posOffset>
+            </wp:positionH>
+            <wp:positionV relativeFrom="paragraph">
+              <wp:posOffset>-1814</wp:posOffset>
+            </wp:positionV>
+            <wp:extent cx="2781300" cy="2352675"/>
+            <wp:effectExtent l="0" t="0" r="0" b="9525"/>
+            <wp:wrapTopAndBottom/>
+            <wp:docPr id="1703186644" name="Imagen 1"/>
+            <wp:cNvGraphicFramePr>
+              <a:graphicFrameLocks xmlns:a="http://schemas.openxmlformats.org/drawingml/2006/main" noChangeAspect="1"/>
+            </wp:cNvGraphicFramePr>
+            <a:graphic xmlns:a="http://schemas.openxmlformats.org/drawingml/2006/main">
+              <a:graphicData uri="http://schemas.openxmlformats.org/drawingml/2006/picture">
+                <pic:pic xmlns:pic="http://schemas.openxmlformats.org/drawingml/2006/picture">
+                  <pic:nvPicPr>
+                    <pic:cNvPr id="1703186644" name=""/>
+                    <pic:cNvPicPr/>
+                  </pic:nvPicPr>
+                  <pic:blipFill>
+                    <a:blip r:embed="rId23" cstate="print">
+                      <a:extLst>
+                        <a:ext uri="{28A0092B-C50C-407E-A947-70E740481C1C}">
+                          <a14:useLocalDpi xmlns:a14="http://schemas.microsoft.com/office/drawing/2010/main" val="0"/>
+                        </a:ext>
+                      </a:extLst>
+                    </a:blip>
+                    <a:stretch>
+                      <a:fillRect/>
+                    </a:stretch>
+                  </pic:blipFill>
+                  <pic:spPr>
+                    <a:xfrm>
+                      <a:off x="0" y="0"/>
+                      <a:ext cx="2781300" cy="2352675"/>
+                    </a:xfrm>
+                    <a:prstGeom prst="rect">
+                      <a:avLst/>
+                    </a:prstGeom>
+                  </pic:spPr>
+                </pic:pic>
+              </a:graphicData>
+            </a:graphic>
+          </wp:anchor>
+        </w:drawing>
+      </w:r>
+      <w:r>
+        <w:rPr>
+          <w:rFonts w:ascii="Arial" w:hAnsi="Arial"/>
+          <w:lang w:eastAsia="es-ES"/>
+        </w:rPr>
+        <w:drawing>
+          <wp:anchor distT="0" distB="0" distL="114300" distR="114300" simplePos="0" relativeHeight="251660288" behindDoc="0" locked="0" layoutInCell="1" allowOverlap="1" wp14:anchorId="31CF31F9" wp14:editId="61C80440">
+            <wp:simplePos x="0" y="0"/>
+            <wp:positionH relativeFrom="column">
+              <wp:posOffset>-2540</wp:posOffset>
+            </wp:positionH>
+            <wp:positionV relativeFrom="paragraph">
+              <wp:posOffset>-1905</wp:posOffset>
+            </wp:positionV>
+            <wp:extent cx="2588260" cy="2359025"/>
+            <wp:effectExtent l="0" t="0" r="2540" b="3175"/>
+            <wp:wrapTopAndBottom/>
+            <wp:docPr id="1366119767" name="Imagen 1"/>
+            <wp:cNvGraphicFramePr>
+              <a:graphicFrameLocks xmlns:a="http://schemas.openxmlformats.org/drawingml/2006/main" noChangeAspect="1"/>
+            </wp:cNvGraphicFramePr>
+            <a:graphic xmlns:a="http://schemas.openxmlformats.org/drawingml/2006/main">
+              <a:graphicData uri="http://schemas.openxmlformats.org/drawingml/2006/picture">
+                <pic:pic xmlns:pic="http://schemas.openxmlformats.org/drawingml/2006/picture">
+                  <pic:nvPicPr>
+                    <pic:cNvPr id="1366119767" name=""/>
+                    <pic:cNvPicPr/>
+                  </pic:nvPicPr>
+                  <pic:blipFill>
+                    <a:blip r:embed="rId24" cstate="print">
+                      <a:extLst>
+                        <a:ext uri="{28A0092B-C50C-407E-A947-70E740481C1C}">
+                          <a14:useLocalDpi xmlns:a14="http://schemas.microsoft.com/office/drawing/2010/main" val="0"/>
+                        </a:ext>
+                      </a:extLst>
+                    </a:blip>
+                    <a:stretch>
+                      <a:fillRect/>
+                    </a:stretch>
+                  </pic:blipFill>
+                  <pic:spPr>
+                    <a:xfrm>
+                      <a:off x="0" y="0"/>
+                      <a:ext cx="2588260" cy="2359025"/>
+                    </a:xfrm>
+                    <a:prstGeom prst="rect">
+                      <a:avLst/>
+                    </a:prstGeom>
+                  </pic:spPr>
+                </pic:pic>
+              </a:graphicData>
+            </a:graphic>
+          </wp:anchor>
+        </w:drawing>
+      </w:r>
+    </w:p>
+    <w:p>
+      <w:pPr>
+        <w:spacing w:line="240" w:lineRule="auto"/>
+        <w:rPr>
+          <w:rFonts w:ascii="Arial" w:hAnsi="Arial"/>
+          <w:lang w:eastAsia="es-ES"/>
+        </w:rPr>
+      </w:pPr>
+      <w:r>
+        <w:rPr>
+          <w:rFonts w:ascii="Arial" w:hAnsi="Arial"/>
+          <w:lang w:eastAsia="es-ES"/>
+        </w:rPr>
+        <w:lastRenderedPageBreak/>
+        <w:t>El hecho de que la métrica de viabilidad operativa (CP@100) apenas sufriera una penalización marginal de -0.0014 confirma una cualidad esencial de las arquitecturas basadas en ensamblajes de árboles (</w:t>
+      </w:r>
+      <w:r>
+        <w:rPr>
+          <w:rFonts w:ascii="Arial" w:hAnsi="Arial"/>
+          <w:i/>
+          <w:iCs/>
+          <w:lang w:eastAsia="es-ES"/>
+        </w:rPr>
+        <w:t>Gradient Boosting</w:t>
+      </w:r>
+      <w:r>
+        <w:rPr>
+          <w:rFonts w:ascii="Arial" w:hAnsi="Arial"/>
+          <w:lang w:eastAsia="es-ES"/>
+        </w:rPr>
+        <w:t>): poseen una alta tolerancia a fallos ante la pérdida de señales aisladas. Al desaparecer su principal ancla de decisión, el modelo logró compensar la ausencia derivando la carga analítica hacia variables temporalmente correlacionadas, manteniendo así la eficacia del sistema en las alertas de máxima prioridad.</w:t>
+      </w:r>
+    </w:p>
+    <w:p>
+      <w:pPr>
+        <w:rPr>
+          <w:lang w:eastAsia="es-ES"/>
+        </w:rPr>
+      </w:pPr>
     </w:p>
     <w:p>
       <w:pPr>
@@ -17887,7 +19196,7 @@
         </w:rPr>
         <w:t xml:space="preserve">Chandola, V., Banerjee, A. y Kumar, V. (2009). Anomaly detection: A survey. ACM Computing Surveys (CSUR), 41(3), 1-58. </w:t>
       </w:r>
-      <w:hyperlink r:id="rId23" w:history="1">
+      <w:hyperlink r:id="rId25" w:history="1">
         <w:r>
           <w:rPr>
             <w:rStyle w:val="Hipervnculo"/>
@@ -17916,7 +19225,7 @@
         </w:rPr>
         <w:t xml:space="preserve">Dal Pozzolo, A., Caelen, O., Le Borgne, Y.-A., Waterschoot, S. y Bontempi, G. (2014). Learned lessons in credit card fraud detection from a practitioner perspective. Expert Systems with Applications, 41(10), 4915-4928. </w:t>
       </w:r>
-      <w:hyperlink r:id="rId24" w:history="1">
+      <w:hyperlink r:id="rId26" w:history="1">
         <w:r>
           <w:rPr>
             <w:rStyle w:val="Hipervnculo"/>
@@ -17945,7 +19254,7 @@
         </w:rPr>
         <w:t xml:space="preserve">Dal Pozzolo, A., Caelen, O., Johnson, R. A. y Bontempi, G. (2015). Calibrating Probability with Undersampling for Unbalanced Classification. 2015 IEEE Symposium Series on Computational Intelligence, 159-166. </w:t>
       </w:r>
-      <w:hyperlink r:id="rId25" w:history="1">
+      <w:hyperlink r:id="rId27" w:history="1">
         <w:r>
           <w:rPr>
             <w:rStyle w:val="Hipervnculo"/>
@@ -17988,7 +19297,7 @@
         </w:rPr>
         <w:t xml:space="preserve">Le Borgne, Y.-A., Siblini, W., Lebichot, B. y Bontempi, G. (2022). Reproducible Machine Learning for Credit Card Fraud Detection - Practical Handbook. Université Libre de Bruxelles. </w:t>
       </w:r>
-      <w:hyperlink r:id="rId26" w:history="1">
+      <w:hyperlink r:id="rId28" w:history="1">
         <w:r>
           <w:rPr>
             <w:rStyle w:val="Hipervnculo"/>
@@ -18017,7 +19326,7 @@
         </w:rPr>
         <w:t xml:space="preserve">Lundberg, S. M. y Lee, S. I. (2017). A Unified Approach to Interpreting Model Predictions. Advances in Neural Information Processing Systems, 30. </w:t>
       </w:r>
-      <w:hyperlink r:id="rId27" w:history="1">
+      <w:hyperlink r:id="rId29" w:history="1">
         <w:r>
           <w:rPr>
             <w:rStyle w:val="Hipervnculo"/>
@@ -18099,10 +19408,10 @@
       </w:pPr>
     </w:p>
     <w:sectPr>
-      <w:headerReference w:type="even" r:id="rId28"/>
-      <w:headerReference w:type="default" r:id="rId29"/>
-      <w:footerReference w:type="even" r:id="rId30"/>
-      <w:footerReference w:type="default" r:id="rId31"/>
+      <w:headerReference w:type="even" r:id="rId30"/>
+      <w:headerReference w:type="default" r:id="rId31"/>
+      <w:footerReference w:type="even" r:id="rId32"/>
+      <w:footerReference w:type="default" r:id="rId33"/>
       <w:pgSz w:w="11906" w:h="16838"/>
       <w:pgMar w:top="2153" w:right="1701" w:bottom="1244" w:left="1701" w:header="708" w:footer="708" w:gutter="0"/>
       <w:cols w:space="720"/>
@@ -27278,6 +28587,9 @@
     <w:abstractNumId w:val="59"/>
   </w:num>
   <w:num w:numId="134" w16cid:durableId="1475180571">
+    <w:abstractNumId w:val="2"/>
+  </w:num>
+  <w:num w:numId="135" w16cid:durableId="1617953740">
     <w:abstractNumId w:val="2"/>
   </w:num>
 </w:numbering>
@@ -29173,6 +30485,127 @@
       </w:tcPr>
     </w:tblStylePr>
   </w:style>
+  <w:style w:type="table" w:styleId="Tabladelista3-nfasis6">
+    <w:name w:val="List Table 3 Accent 6"/>
+    <w:basedOn w:val="Tablanormal"/>
+    <w:uiPriority w:val="48"/>
+    <w:rsid w:val="0020159F"/>
+    <w:tblPr>
+      <w:tblStyleRowBandSize w:val="1"/>
+      <w:tblStyleColBandSize w:val="1"/>
+      <w:tblBorders>
+        <w:top w:val="single" w:sz="4" w:space="0" w:color="F79646" w:themeColor="accent6"/>
+        <w:left w:val="single" w:sz="4" w:space="0" w:color="F79646" w:themeColor="accent6"/>
+        <w:bottom w:val="single" w:sz="4" w:space="0" w:color="F79646" w:themeColor="accent6"/>
+        <w:right w:val="single" w:sz="4" w:space="0" w:color="F79646" w:themeColor="accent6"/>
+      </w:tblBorders>
+    </w:tblPr>
+    <w:tblStylePr w:type="firstRow">
+      <w:rPr>
+        <w:b/>
+        <w:bCs/>
+        <w:color w:val="FFFFFF" w:themeColor="background1"/>
+      </w:rPr>
+      <w:tblPr/>
+      <w:tcPr>
+        <w:shd w:val="clear" w:color="auto" w:fill="F79646" w:themeFill="accent6"/>
+      </w:tcPr>
+    </w:tblStylePr>
+    <w:tblStylePr w:type="lastRow">
+      <w:rPr>
+        <w:b/>
+        <w:bCs/>
+      </w:rPr>
+      <w:tblPr/>
+      <w:tcPr>
+        <w:tcBorders>
+          <w:top w:val="double" w:sz="4" w:space="0" w:color="F79646" w:themeColor="accent6"/>
+        </w:tcBorders>
+        <w:shd w:val="clear" w:color="auto" w:fill="FFFFFF" w:themeFill="background1"/>
+      </w:tcPr>
+    </w:tblStylePr>
+    <w:tblStylePr w:type="firstCol">
+      <w:rPr>
+        <w:b/>
+        <w:bCs/>
+      </w:rPr>
+      <w:tblPr/>
+      <w:tcPr>
+        <w:tcBorders>
+          <w:right w:val="nil"/>
+        </w:tcBorders>
+        <w:shd w:val="clear" w:color="auto" w:fill="FFFFFF" w:themeFill="background1"/>
+      </w:tcPr>
+    </w:tblStylePr>
+    <w:tblStylePr w:type="lastCol">
+      <w:rPr>
+        <w:b/>
+        <w:bCs/>
+      </w:rPr>
+      <w:tblPr/>
+      <w:tcPr>
+        <w:tcBorders>
+          <w:left w:val="nil"/>
+        </w:tcBorders>
+        <w:shd w:val="clear" w:color="auto" w:fill="FFFFFF" w:themeFill="background1"/>
+      </w:tcPr>
+    </w:tblStylePr>
+    <w:tblStylePr w:type="band1Vert">
+      <w:tblPr/>
+      <w:tcPr>
+        <w:tcBorders>
+          <w:left w:val="single" w:sz="4" w:space="0" w:color="F79646" w:themeColor="accent6"/>
+          <w:right w:val="single" w:sz="4" w:space="0" w:color="F79646" w:themeColor="accent6"/>
+        </w:tcBorders>
+      </w:tcPr>
+    </w:tblStylePr>
+    <w:tblStylePr w:type="band1Horz">
+      <w:tblPr/>
+      <w:tcPr>
+        <w:tcBorders>
+          <w:top w:val="single" w:sz="4" w:space="0" w:color="F79646" w:themeColor="accent6"/>
+          <w:bottom w:val="single" w:sz="4" w:space="0" w:color="F79646" w:themeColor="accent6"/>
+          <w:insideH w:val="nil"/>
+        </w:tcBorders>
+      </w:tcPr>
+    </w:tblStylePr>
+    <w:tblStylePr w:type="neCell">
+      <w:tblPr/>
+      <w:tcPr>
+        <w:tcBorders>
+          <w:left w:val="nil"/>
+          <w:bottom w:val="nil"/>
+        </w:tcBorders>
+      </w:tcPr>
+    </w:tblStylePr>
+    <w:tblStylePr w:type="nwCell">
+      <w:tblPr/>
+      <w:tcPr>
+        <w:tcBorders>
+          <w:bottom w:val="nil"/>
+          <w:right w:val="nil"/>
+        </w:tcBorders>
+      </w:tcPr>
+    </w:tblStylePr>
+    <w:tblStylePr w:type="seCell">
+      <w:tblPr/>
+      <w:tcPr>
+        <w:tcBorders>
+          <w:top w:val="double" w:sz="4" w:space="0" w:color="F79646" w:themeColor="accent6"/>
+          <w:left w:val="nil"/>
+        </w:tcBorders>
+      </w:tcPr>
+    </w:tblStylePr>
+    <w:tblStylePr w:type="swCell">
+      <w:tblPr/>
+      <w:tcPr>
+        <w:tcBorders>
+          <w:top w:val="double" w:sz="4" w:space="0" w:color="F79646" w:themeColor="accent6"/>
+          <w:right w:val="nil"/>
+        </w:tcBorders>
+      </w:tcPr>
+    </w:tblStylePr>
+  </w:style>
 </w:styles>
 </file>
 
@@ -29460,6 +30893,15 @@
 </file>
 
 <file path=customXml/item1.xml><?xml version="1.0" encoding="utf-8"?>
+<?mso-contentType ?>
+<FormTemplates xmlns="http://schemas.microsoft.com/sharepoint/v3/contenttype/forms">
+  <Display>DocumentLibraryForm</Display>
+  <Edit>DocumentLibraryForm</Edit>
+  <New>DocumentLibraryForm</New>
+</FormTemplates>
+</file>
+
+<file path=customXml/item2.xml><?xml version="1.0" encoding="utf-8"?>
 <p:properties xmlns:p="http://schemas.microsoft.com/office/2006/metadata/properties" xmlns:xsi="http://www.w3.org/2001/XMLSchema-instance" xmlns:pc="http://schemas.microsoft.com/office/infopath/2007/PartnerControls">
   <documentManagement>
     <GDDescripcion xmlns="ef848eef-985f-4e5f-af94-9b10d2c40a72" xsi:nil="true"/>
@@ -29487,20 +30929,7 @@
 </p:properties>
 </file>
 
-<file path=customXml/item2.xml><?xml version="1.0" encoding="utf-8"?>
-<?mso-contentType ?>
-<FormTemplates xmlns="http://schemas.microsoft.com/sharepoint/v3/contenttype/forms">
-  <Display>DocumentLibraryForm</Display>
-  <Edit>DocumentLibraryForm</Edit>
-  <New>DocumentLibraryForm</New>
-</FormTemplates>
-</file>
-
 <file path=customXml/item3.xml><?xml version="1.0" encoding="utf-8"?>
-<b:Sources xmlns:b="http://schemas.openxmlformats.org/officeDocument/2006/bibliography" xmlns="http://schemas.openxmlformats.org/officeDocument/2006/bibliography" SelectedStyle="\APASixthEditionOfficeOnline.xsl" StyleName="APA" Version="6"/>
-</file>
-
-<file path=customXml/item4.xml><?xml version="1.0" encoding="utf-8"?>
 <ct:contentTypeSchema xmlns:ct="http://schemas.microsoft.com/office/2006/metadata/contentType" xmlns:ma="http://schemas.microsoft.com/office/2006/metadata/properties/metaAttributes" ct:_="" ma:_="" ma:contentTypeName="VIU" ma:contentTypeID="0x0101001F78872F1579B14E90DA3A6EEDE63FFE0018510EEED1C50C49AD0F3D3BCEAAFC3C" ma:contentTypeVersion="26" ma:contentTypeDescription="" ma:contentTypeScope="" ma:versionID="d0b27130e95aaa99b0c356f807fd553b">
   <xsd:schema xmlns:xsd="http://www.w3.org/2001/XMLSchema" xmlns:xs="http://www.w3.org/2001/XMLSchema" xmlns:p="http://schemas.microsoft.com/office/2006/metadata/properties" xmlns:ns2="ef848eef-985f-4e5f-af94-9b10d2c40a72" xmlns:ns3="17bdaf06-e97e-4c95-a053-70575cfc447b" targetNamespace="http://schemas.microsoft.com/office/2006/metadata/properties" ma:root="true" ma:fieldsID="15aeb2f0f67f5185a412b0c5958713dc" ns2:_="" ns3:_="">
     <xsd:import namespace="ef848eef-985f-4e5f-af94-9b10d2c40a72"/>
@@ -29944,7 +31373,19 @@
 </ct:contentTypeSchema>
 </file>
 
+<file path=customXml/item4.xml><?xml version="1.0" encoding="utf-8"?>
+<b:Sources xmlns:b="http://schemas.openxmlformats.org/officeDocument/2006/bibliography" xmlns="http://schemas.openxmlformats.org/officeDocument/2006/bibliography" SelectedStyle="\APASixthEditionOfficeOnline.xsl" StyleName="APA" Version="6"/>
+</file>
+
 <file path=customXml/itemProps1.xml><?xml version="1.0" encoding="utf-8"?>
+<ds:datastoreItem xmlns:ds="http://schemas.openxmlformats.org/officeDocument/2006/customXml" ds:itemID="{D2E34552-30F1-4197-AD08-9874EE871786}">
+  <ds:schemaRefs>
+    <ds:schemaRef ds:uri="http://schemas.microsoft.com/sharepoint/v3/contenttype/forms"/>
+  </ds:schemaRefs>
+</ds:datastoreItem>
+</file>
+
+<file path=customXml/itemProps2.xml><?xml version="1.0" encoding="utf-8"?>
 <ds:datastoreItem xmlns:ds="http://schemas.openxmlformats.org/officeDocument/2006/customXml" ds:itemID="{07A964DA-14FF-4E77-85C4-CF3717E496CA}">
   <ds:schemaRefs>
     <ds:schemaRef ds:uri="http://schemas.microsoft.com/office/2006/metadata/properties"/>
@@ -29955,23 +31396,7 @@
 </ds:datastoreItem>
 </file>
 
-<file path=customXml/itemProps2.xml><?xml version="1.0" encoding="utf-8"?>
-<ds:datastoreItem xmlns:ds="http://schemas.openxmlformats.org/officeDocument/2006/customXml" ds:itemID="{D2E34552-30F1-4197-AD08-9874EE871786}">
-  <ds:schemaRefs>
-    <ds:schemaRef ds:uri="http://schemas.microsoft.com/sharepoint/v3/contenttype/forms"/>
-  </ds:schemaRefs>
-</ds:datastoreItem>
-</file>
-
 <file path=customXml/itemProps3.xml><?xml version="1.0" encoding="utf-8"?>
-<ds:datastoreItem xmlns:ds="http://schemas.openxmlformats.org/officeDocument/2006/customXml" ds:itemID="{D63F4731-4595-44D5-887D-AE208B5F9D7E}">
-  <ds:schemaRefs>
-    <ds:schemaRef ds:uri="http://schemas.openxmlformats.org/officeDocument/2006/bibliography"/>
-  </ds:schemaRefs>
-</ds:datastoreItem>
-</file>
-
-<file path=customXml/itemProps4.xml><?xml version="1.0" encoding="utf-8"?>
 <ds:datastoreItem xmlns:ds="http://schemas.openxmlformats.org/officeDocument/2006/customXml" ds:itemID="{3E57E9A8-5303-411D-9422-2A748018A89F}">
   <ds:schemaRefs>
     <ds:schemaRef ds:uri="http://schemas.microsoft.com/office/2006/metadata/contentType"/>
@@ -29988,4 +31413,12 @@
     <ds:schemaRef ds:uri="http://schemas.microsoft.com/internal/obd"/>
   </ds:schemaRefs>
 </ds:datastoreItem>
+</file>
+
+<file path=customXml/itemProps4.xml><?xml version="1.0" encoding="utf-8"?>
+<ds:datastoreItem xmlns:ds="http://schemas.openxmlformats.org/officeDocument/2006/customXml" ds:itemID="{D63F4731-4595-44D5-887D-AE208B5F9D7E}">
+  <ds:schemaRefs>
+    <ds:schemaRef ds:uri="http://schemas.openxmlformats.org/officeDocument/2006/bibliography"/>
+  </ds:schemaRefs>
+</ds:datastoreItem>
 </file>
--- a/CARPETA COMPARTIDA TUTOR/15MUIN E2 MOYA MARIN SERGIO.docx
+++ b/CARPETA COMPARTIDA TUTOR/15MUIN E2 MOYA MARIN SERGIO.docx
@@ -11061,6 +11061,7 @@
         </w:rPr>
         <w:t>Descripción del Conjunto de Datos</w:t>
       </w:r>
+      <w:bookmarkStart w:id="36" w:name="_Toc222931120"/>
       <w:bookmarkEnd w:id="35"/>
     </w:p>
     <w:p>
@@ -11068,87 +11069,105 @@
         <w:spacing w:line="240" w:lineRule="auto"/>
         <w:rPr>
           <w:rFonts w:ascii="Arial" w:hAnsi="Arial"/>
-        </w:rPr>
-      </w:pPr>
-      <w:r>
-        <w:rPr>
-          <w:rFonts w:ascii="Arial" w:hAnsi="Arial"/>
-        </w:rPr>
-        <w:t xml:space="preserve">La investigación se fundamenta en el uso del conjunto de datos sintético generado por el simulador </w:t>
+          <w:lang w:eastAsia="es-ES"/>
+        </w:rPr>
+      </w:pPr>
+      <w:r>
+        <w:rPr>
+          <w:rFonts w:ascii="Arial" w:hAnsi="Arial"/>
+          <w:lang w:eastAsia="es-ES"/>
+        </w:rPr>
+        <w:t xml:space="preserve">Para superar las severas restricciones de confidencialidad del sector bancario y evitar las limitaciones de los </w:t>
       </w:r>
       <w:r>
         <w:rPr>
           <w:rFonts w:ascii="Arial" w:hAnsi="Arial"/>
           <w:i/>
           <w:iCs/>
-        </w:rPr>
-        <w:t>Transaction Data Simulator</w:t>
-      </w:r>
-      <w:r>
-        <w:rPr>
-          <w:rFonts w:ascii="Arial" w:hAnsi="Arial"/>
-        </w:rPr>
-        <w:t xml:space="preserve"> de la ULB. La elección de datos sintéticos sobre datos reales anonimizados responde a la necesidad de contar con una "verdad fundamental" (</w:t>
+          <w:lang w:eastAsia="es-ES"/>
+        </w:rPr>
+        <w:t>datasets</w:t>
+      </w:r>
+      <w:r>
+        <w:rPr>
+          <w:rFonts w:ascii="Arial" w:hAnsi="Arial"/>
+          <w:lang w:eastAsia="es-ES"/>
+        </w:rPr>
+        <w:t xml:space="preserve"> públicos anonimizados (donde se pierde el significado de las variables originales), esta investigación fundamenta su base empírica en la generación controlada de un conjunto de datos sintético.</w:t>
+      </w:r>
+    </w:p>
+    <w:p>
+      <w:pPr>
+        <w:spacing w:line="240" w:lineRule="auto"/>
+        <w:rPr>
+          <w:rFonts w:ascii="Arial" w:hAnsi="Arial"/>
+          <w:lang w:eastAsia="es-ES"/>
+        </w:rPr>
+      </w:pPr>
+      <w:r>
+        <w:rPr>
+          <w:rFonts w:ascii="Arial" w:hAnsi="Arial"/>
+          <w:lang w:eastAsia="es-ES"/>
+        </w:rPr>
+        <w:t xml:space="preserve">Para ello, se ha empleado el entorno </w:t>
       </w:r>
       <w:r>
         <w:rPr>
           <w:rFonts w:ascii="Arial" w:hAnsi="Arial"/>
           <w:i/>
           <w:iCs/>
-        </w:rPr>
-        <w:t>ground truth</w:t>
-      </w:r>
-      <w:r>
-        <w:rPr>
-          <w:rFonts w:ascii="Arial" w:hAnsi="Arial"/>
-        </w:rPr>
-        <w:t>) indiscutible y una topología de red conocida, evitando los sesgos de selección o etiquetado incorrecto frecuentes en los datasets bancarios propietarios.</w:t>
-      </w:r>
-    </w:p>
-    <w:p>
-      <w:pPr>
+          <w:lang w:eastAsia="es-ES"/>
+        </w:rPr>
+        <w:t>Transaction Data Simulator</w:t>
+      </w:r>
+      <w:r>
+        <w:rPr>
+          <w:rFonts w:ascii="Arial" w:hAnsi="Arial"/>
+          <w:lang w:eastAsia="es-ES"/>
+        </w:rPr>
+        <w:t xml:space="preserve"> de la ULB, el cual no se limita a generar números aleatorios, sino que orquesta una simulación basada en agentes a través de tres fases secuenciales:</w:t>
+      </w:r>
+    </w:p>
+    <w:p>
+      <w:pPr>
+        <w:numPr>
+          <w:ilvl w:val="0"/>
+          <w:numId w:val="136"/>
+        </w:numPr>
         <w:spacing w:line="240" w:lineRule="auto"/>
         <w:rPr>
           <w:rFonts w:ascii="Arial" w:hAnsi="Arial"/>
-        </w:rPr>
-      </w:pPr>
-      <w:r>
-        <w:rPr>
-          <w:rFonts w:ascii="Arial" w:hAnsi="Arial"/>
-        </w:rPr>
-        <w:t xml:space="preserve">El conjunto de datos modela el ecosistema de pagos de una entidad financiera durante un periodo continuo de </w:t>
-      </w:r>
+          <w:lang w:eastAsia="es-ES"/>
+        </w:rPr>
+      </w:pPr>
       <w:r>
         <w:rPr>
           <w:rFonts w:ascii="Arial" w:hAnsi="Arial"/>
           <w:b/>
           <w:bCs/>
-        </w:rPr>
-        <w:t>183 días</w:t>
-      </w:r>
-      <w:r>
-        <w:rPr>
-          <w:rFonts w:ascii="Arial" w:hAnsi="Arial"/>
-        </w:rPr>
-        <w:t xml:space="preserve"> (aproximadamente 6 meses), abarcando el intervalo </w:t>
-      </w:r>
-      <w:r>
-        <w:rPr>
-          <w:rFonts w:ascii="Arial" w:hAnsi="Arial"/>
+          <w:lang w:eastAsia="es-ES"/>
         </w:rPr>
         <w:lastRenderedPageBreak/>
-        <w:t>del 1 de abril al 30 de septiembre de 2018. Las dimensiones y características críticas del dataset son:</w:t>
+        <w:t>Generación de Perfiles de Clientes y Terminales (Agentes):</w:t>
+      </w:r>
+      <w:r>
+        <w:rPr>
+          <w:rFonts w:ascii="Arial" w:hAnsi="Arial"/>
+          <w:lang w:eastAsia="es-ES"/>
+        </w:rPr>
+        <w:t xml:space="preserve"> El simulador inicializa un ecosistema virtual compuesto por 5.000 clientes únicos y 10.000 terminales de pago (comercios). A cada cliente se le asigna paramétricamente un perfil de comportamiento base: una frecuencia de gasto (número medio de transacciones diarias), un importe medio habitual y una preferencia de ubicación geográfica.</w:t>
       </w:r>
     </w:p>
     <w:p>
       <w:pPr>
         <w:numPr>
           <w:ilvl w:val="0"/>
-          <w:numId w:val="84"/>
+          <w:numId w:val="136"/>
         </w:numPr>
         <w:spacing w:line="240" w:lineRule="auto"/>
         <w:rPr>
           <w:rFonts w:ascii="Arial" w:hAnsi="Arial"/>
+          <w:lang w:eastAsia="es-ES"/>
         </w:rPr>
       </w:pPr>
       <w:r>
@@ -11156,110 +11175,109 @@
           <w:rFonts w:ascii="Arial" w:hAnsi="Arial"/>
           <w:b/>
           <w:bCs/>
-        </w:rPr>
-        <w:t>Volumen Transaccional:</w:t>
-      </w:r>
-      <w:r>
-        <w:rPr>
-          <w:rFonts w:ascii="Arial" w:hAnsi="Arial"/>
-        </w:rPr>
-        <w:t xml:space="preserve"> El registro consta de un total de </w:t>
-      </w:r>
+          <w:lang w:eastAsia="es-ES"/>
+        </w:rPr>
+        <w:t>Simulación del Flujo de Transacciones Legítimas:</w:t>
+      </w:r>
+      <w:r>
+        <w:rPr>
+          <w:rFonts w:ascii="Arial" w:hAnsi="Arial"/>
+          <w:lang w:eastAsia="es-ES"/>
+        </w:rPr>
+        <w:t xml:space="preserve"> A lo largo de un periodo continuo de 183 días (aproximadamente 6 meses, del 1 de abril al 30 de septiembre de 2018), el simulador muestrea transacciones para cada cliente basándose en su perfil. Esto genera un patrón estocástico pero coherente, respetando ciclos de actividad diurnos y nocturnos, así como variaciones entre días laborables y fines de semana.</w:t>
+      </w:r>
+    </w:p>
+    <w:p>
+      <w:pPr>
+        <w:numPr>
+          <w:ilvl w:val="0"/>
+          <w:numId w:val="136"/>
+        </w:numPr>
+        <w:spacing w:line="240" w:lineRule="auto"/>
+        <w:rPr>
+          <w:rFonts w:ascii="Arial" w:hAnsi="Arial"/>
+          <w:lang w:eastAsia="es-ES"/>
+        </w:rPr>
+      </w:pPr>
       <w:r>
         <w:rPr>
           <w:rFonts w:ascii="Arial" w:hAnsi="Arial"/>
           <w:b/>
           <w:bCs/>
-        </w:rPr>
-        <w:t>1.754.155 transacciones</w:t>
-      </w:r>
-      <w:r>
-        <w:rPr>
-          <w:rFonts w:ascii="Arial" w:hAnsi="Arial"/>
-        </w:rPr>
-        <w:t>, realizadas por una población de 5.000 clientes únicos interactuando con 10.000 terminales (puntos de venta/cajeros) distintos.</w:t>
-      </w:r>
-    </w:p>
-    <w:p>
-      <w:pPr>
-        <w:numPr>
-          <w:ilvl w:val="0"/>
-          <w:numId w:val="84"/>
-        </w:numPr>
+          <w:lang w:eastAsia="es-ES"/>
+        </w:rPr>
+        <w:t>Inyección de Escenarios de Fraude:</w:t>
+      </w:r>
+      <w:r>
+        <w:rPr>
+          <w:rFonts w:ascii="Arial" w:hAnsi="Arial"/>
+          <w:lang w:eastAsia="es-ES"/>
+        </w:rPr>
+        <w:t xml:space="preserve"> Finalmente, se superponen patrones de fraude conocidos sobre el flujo legítimo. El simulador compromete un porcentaje de los terminales durante ventanas temporales específicas de hasta 28 días. Si un cliente legítimo realiza una operación en un terminal comprometido, su tarjeta se "infecta" y comienza a emitir transacciones fraudulentas en los días posteriores, mimetizando las dinámicas reales de </w:t>
+      </w:r>
+      <w:r>
+        <w:rPr>
+          <w:rFonts w:ascii="Arial" w:hAnsi="Arial"/>
+          <w:i/>
+          <w:iCs/>
+          <w:lang w:eastAsia="es-ES"/>
+        </w:rPr>
+        <w:t>skimming</w:t>
+      </w:r>
+      <w:r>
+        <w:rPr>
+          <w:rFonts w:ascii="Arial" w:hAnsi="Arial"/>
+          <w:lang w:eastAsia="es-ES"/>
+        </w:rPr>
+        <w:t xml:space="preserve"> o robo de credenciales.</w:t>
+      </w:r>
+    </w:p>
+    <w:p>
+      <w:pPr>
         <w:spacing w:line="240" w:lineRule="auto"/>
         <w:rPr>
           <w:rFonts w:ascii="Arial" w:hAnsi="Arial"/>
-        </w:rPr>
-      </w:pPr>
-      <w:r>
-        <w:rPr>
-          <w:rFonts w:ascii="Arial" w:hAnsi="Arial"/>
-          <w:b/>
-          <w:bCs/>
-        </w:rPr>
-        <w:t>Desbalance de Clases Extremo:</w:t>
-      </w:r>
-      <w:r>
-        <w:rPr>
-          <w:rFonts w:ascii="Arial" w:hAnsi="Arial"/>
-        </w:rPr>
-        <w:t xml:space="preserve"> La distribución de la variable objetivo (TX_FRAUD) presenta una asimetría severa, con únicamente el </w:t>
-      </w:r>
-      <w:r>
-        <w:rPr>
-          <w:rFonts w:ascii="Arial" w:hAnsi="Arial"/>
-          <w:b/>
-          <w:bCs/>
-        </w:rPr>
-        <w:t>0</w:t>
-      </w:r>
-      <w:r>
-        <w:rPr>
-          <w:rFonts w:ascii="Arial" w:hAnsi="Arial"/>
-          <w:b/>
-          <w:bCs/>
-        </w:rPr>
-        <w:t>,</w:t>
-      </w:r>
-      <w:r>
-        <w:rPr>
-          <w:rFonts w:ascii="Arial" w:hAnsi="Arial"/>
-          <w:b/>
-          <w:bCs/>
-        </w:rPr>
-        <w:t>57%</w:t>
-      </w:r>
-      <w:r>
-        <w:rPr>
-          <w:rFonts w:ascii="Arial" w:hAnsi="Arial"/>
-        </w:rPr>
-        <w:t xml:space="preserve"> de las transacciones clasificadas como fraudulentas. Este ratio replica fielmente la dificultad de los escenarios de detección de anomalías reales, donde la clase de interés es extremadamente minoritaria.</w:t>
-      </w:r>
-    </w:p>
-    <w:p>
-      <w:pPr>
-        <w:numPr>
-          <w:ilvl w:val="0"/>
-          <w:numId w:val="84"/>
-        </w:numPr>
-        <w:spacing w:line="240" w:lineRule="auto"/>
-        <w:rPr>
-          <w:rFonts w:ascii="Arial" w:hAnsi="Arial"/>
-        </w:rPr>
-      </w:pPr>
-      <w:r>
-        <w:rPr>
-          <w:rFonts w:ascii="Arial" w:hAnsi="Arial"/>
-          <w:b/>
-          <w:bCs/>
-        </w:rPr>
-        <w:t>Dinámica Temporal:</w:t>
-      </w:r>
-      <w:r>
-        <w:rPr>
-          <w:rFonts w:ascii="Arial" w:hAnsi="Arial"/>
-        </w:rPr>
-        <w:t xml:space="preserve"> A diferencia de los datasets estáticos, las transacciones poseen una marca de tiempo precisa (TX_DATETIME), lo que permite capturar patrones estacionales (diferencias entre días laborables y fines de semana) y comportamentales (hábitos de consumo diurno vs. nocturno).</w:t>
+          <w:lang w:eastAsia="es-ES"/>
+        </w:rPr>
+      </w:pPr>
+      <w:r>
+        <w:rPr>
+          <w:rFonts w:ascii="Arial" w:hAnsi="Arial"/>
+          <w:lang w:eastAsia="es-ES"/>
+        </w:rPr>
+        <w:t>El resultado de esta simulación es un conjunto de datos maduro que consta de 1.754.155 transacciones. La distribución de la variable objetivo (</w:t>
+      </w:r>
+      <w:r>
+        <w:rPr>
+          <w:rFonts w:ascii="Arial" w:hAnsi="Arial"/>
+          <w:i/>
+          <w:iCs/>
+          <w:lang w:eastAsia="es-ES"/>
+        </w:rPr>
+        <w:t>TX_FRAUD</w:t>
+      </w:r>
+      <w:r>
+        <w:rPr>
+          <w:rFonts w:ascii="Arial" w:hAnsi="Arial"/>
+          <w:lang w:eastAsia="es-ES"/>
+        </w:rPr>
+        <w:t>) presenta una asimetría extrema y realista, con únicamente un 0,57% del volumen total clasificado como transacciones fraudulentas. Al conocer la "verdad fundamental" (</w:t>
+      </w:r>
+      <w:r>
+        <w:rPr>
+          <w:rFonts w:ascii="Arial" w:hAnsi="Arial"/>
+          <w:i/>
+          <w:iCs/>
+          <w:lang w:eastAsia="es-ES"/>
+        </w:rPr>
+        <w:t>ground truth</w:t>
+      </w:r>
+      <w:r>
+        <w:rPr>
+          <w:rFonts w:ascii="Arial" w:hAnsi="Arial"/>
+          <w:lang w:eastAsia="es-ES"/>
+        </w:rPr>
+        <w:t>) exacta desde la generación del dato, se elimina el ruido de etiquetado (falsos negativos históricos), permitiendo auditar la capacidad real de los algoritmos propuestos.</w:t>
       </w:r>
     </w:p>
     <w:p>
@@ -11270,7 +11288,6 @@
           <w:rFonts w:ascii="Arial" w:hAnsi="Arial"/>
         </w:rPr>
       </w:pPr>
-      <w:bookmarkStart w:id="36" w:name="_Toc222931120"/>
       <w:r>
         <w:rPr>
           <w:rFonts w:ascii="Arial" w:hAnsi="Arial"/>
@@ -11486,6 +11503,7 @@
           <w:b/>
           <w:bCs/>
         </w:rPr>
+        <w:lastRenderedPageBreak/>
         <w:t>XGBoost:</w:t>
       </w:r>
       <w:r>
@@ -11584,7 +11602,6 @@
         <w:rPr>
           <w:rFonts w:ascii="Arial" w:hAnsi="Arial"/>
         </w:rPr>
-        <w:lastRenderedPageBreak/>
         <w:t>Definición de Métricas de Evaluación</w:t>
       </w:r>
       <w:bookmarkEnd w:id="37"/>
@@ -12170,6 +12187,7 @@
         <w:rPr>
           <w:rFonts w:ascii="Arial" w:hAnsi="Arial"/>
         </w:rPr>
+        <w:lastRenderedPageBreak/>
         <w:t>Desarrollo de Experimentos Tentativos</w:t>
       </w:r>
       <w:bookmarkEnd w:id="38"/>
@@ -12223,15 +12241,7 @@
           <w:rFonts w:ascii="Arial" w:eastAsia="Times New Roman" w:hAnsi="Arial"/>
           <w:lang w:eastAsia="es-ES"/>
         </w:rPr>
-        <w:t xml:space="preserve"> de experimentación propio y automatizado. Esta arquitectura (encapsulada en contenedores Docker) gestiona de </w:t>
-      </w:r>
-      <w:r>
-        <w:rPr>
-          <w:rFonts w:ascii="Arial" w:eastAsia="Times New Roman" w:hAnsi="Arial"/>
-          <w:lang w:eastAsia="es-ES"/>
-        </w:rPr>
-        <w:lastRenderedPageBreak/>
-        <w:t>manera centralizada la configuración de hiperparámetros, la ingesta de datos transformados y el registro unificado de métricas y artefactos resultantes.</w:t>
+        <w:t xml:space="preserve"> de experimentación propio y automatizado. Esta arquitectura (encapsulada en contenedores Docker) gestiona de manera centralizada la configuración de hiperparámetros, la ingesta de datos transformados y el registro unificado de métricas y artefactos resultantes.</w:t>
       </w:r>
     </w:p>
     <w:p>
@@ -12552,6 +12562,7 @@
         <w:rPr>
           <w:rFonts w:ascii="Arial" w:hAnsi="Arial"/>
         </w:rPr>
+        <w:lastRenderedPageBreak/>
         <w:t>Definición del Modelo de Referencia (Baseline)</w:t>
       </w:r>
       <w:bookmarkEnd w:id="39"/>
@@ -12668,7 +12679,6 @@
           <w:sz w:val="28"/>
           <w:szCs w:val="28"/>
         </w:rPr>
-        <w:lastRenderedPageBreak/>
         <w:t>Configuración Experimental</w:t>
       </w:r>
       <w:bookmarkEnd w:id="41"/>
@@ -13046,6 +13056,7 @@
           <w:rFonts w:ascii="Arial" w:hAnsi="Arial"/>
           <w:lang w:eastAsia="es-ES"/>
         </w:rPr>
+        <w:lastRenderedPageBreak/>
         <w:t>Se hipotetiza que los modelos reportarán una Exactitud Global (</w:t>
       </w:r>
       <w:r>
@@ -13126,7 +13137,6 @@
         <w:rPr>
           <w:rFonts w:ascii="Arial" w:hAnsi="Arial"/>
         </w:rPr>
-        <w:lastRenderedPageBreak/>
         <w:t>Validación de Integridad Metodológica (Test Anti-Leakage)</w:t>
       </w:r>
       <w:bookmarkEnd w:id="43"/>
@@ -13459,6 +13469,7 @@
           <w:iCs/>
           <w:lang w:eastAsia="es-ES"/>
         </w:rPr>
+        <w:lastRenderedPageBreak/>
         <w:t>Preprocesamiento:</w:t>
       </w:r>
       <w:r>
@@ -13537,7 +13548,6 @@
           <w:sz w:val="28"/>
           <w:szCs w:val="28"/>
         </w:rPr>
-        <w:lastRenderedPageBreak/>
         <w:t>Hipótesis de Trabajo</w:t>
       </w:r>
       <w:bookmarkEnd w:id="46"/>
@@ -13831,6 +13841,7 @@
           <w:bCs/>
           <w:lang w:eastAsia="es-ES"/>
         </w:rPr>
+        <w:lastRenderedPageBreak/>
         <w:t>Interpretabilidad Agnóstica basada en Teoría de Juegos (</w:t>
       </w:r>
       <w:r>
@@ -13928,15 +13939,7 @@
           <w:rFonts w:ascii="Arial" w:hAnsi="Arial"/>
           <w:lang w:eastAsia="es-ES"/>
         </w:rPr>
-        <w:t xml:space="preserve"> de su </w:t>
-      </w:r>
-      <w:r>
-        <w:rPr>
-          <w:rFonts w:ascii="Arial" w:hAnsi="Arial"/>
-          <w:lang w:eastAsia="es-ES"/>
-        </w:rPr>
-        <w:lastRenderedPageBreak/>
-        <w:t>impacto (ej. si valores altos de una variable aumentan o disminuyen el riesgo).</w:t>
+        <w:t xml:space="preserve"> de su impacto (ej. si valores altos de una variable aumentan o disminuyen el riesgo).</w:t>
       </w:r>
     </w:p>
     <w:p>
@@ -19133,6 +19136,52 @@
         <w:t>Conclusiones</w:t>
       </w:r>
       <w:bookmarkEnd w:id="65"/>
+    </w:p>
+    <w:p>
+      <w:pPr>
+        <w:rPr>
+          <w:rFonts w:ascii="Arial" w:hAnsi="Arial"/>
+          <w:b/>
+          <w:bCs/>
+        </w:rPr>
+      </w:pPr>
+      <w:r>
+        <w:rPr>
+          <w:rFonts w:ascii="Arial" w:hAnsi="Arial"/>
+          <w:b/>
+          <w:bCs/>
+        </w:rPr>
+        <w:t>¿Cómo se verificaría</w:t>
+      </w:r>
+      <w:r>
+        <w:rPr>
+          <w:rFonts w:ascii="Arial" w:hAnsi="Arial"/>
+          <w:b/>
+          <w:bCs/>
+        </w:rPr>
+        <w:t xml:space="preserve"> la latencia de 7 días</w:t>
+      </w:r>
+      <w:r>
+        <w:rPr>
+          <w:rFonts w:ascii="Arial" w:hAnsi="Arial"/>
+          <w:b/>
+          <w:bCs/>
+        </w:rPr>
+        <w:t>?</w:t>
+      </w:r>
+    </w:p>
+    <w:p>
+      <w:pPr>
+        <w:rPr>
+          <w:rFonts w:ascii="Arial" w:hAnsi="Arial"/>
+        </w:rPr>
+      </w:pPr>
+      <w:r>
+        <w:rPr>
+          <w:rFonts w:ascii="Arial" w:hAnsi="Arial"/>
+        </w:rPr>
+        <w:t>Para verificar el impacto de la latencia de 7 días, habría que diseñar un Análisis de Sensibilidad Temporal. Consistiría en coger el Experimento A y reentrenar el modelo XGBoost cambiando el parámetro de retraso (DELTA_DELAY) a 1 día, 7 días, 14 días y 21 días. Luego, se compararían las métricas (AUPRC) para ver cuánto se degrada el modelo a medida que el banco tarda más en recibir las etiquetas de fraude.</w:t>
+      </w:r>
     </w:p>
     <w:p>
       <w:pPr>
@@ -22056,6 +22105,119 @@
     </w:lvl>
   </w:abstractNum>
   <w:abstractNum w:abstractNumId="17" w15:restartNumberingAfterBreak="0">
+    <w:nsid w:val="234C49B8"/>
+    <w:multiLevelType w:val="multilevel"/>
+    <w:tmpl w:val="9AEE49F6"/>
+    <w:lvl w:ilvl="0">
+      <w:start w:val="1"/>
+      <w:numFmt w:val="decimal"/>
+      <w:lvlText w:val="%1."/>
+      <w:lvlJc w:val="left"/>
+      <w:pPr>
+        <w:tabs>
+          <w:tab w:val="num" w:pos="720"/>
+        </w:tabs>
+        <w:ind w:left="720" w:hanging="360"/>
+      </w:pPr>
+    </w:lvl>
+    <w:lvl w:ilvl="1" w:tentative="1">
+      <w:start w:val="1"/>
+      <w:numFmt w:val="decimal"/>
+      <w:lvlText w:val="%2."/>
+      <w:lvlJc w:val="left"/>
+      <w:pPr>
+        <w:tabs>
+          <w:tab w:val="num" w:pos="1440"/>
+        </w:tabs>
+        <w:ind w:left="1440" w:hanging="360"/>
+      </w:pPr>
+    </w:lvl>
+    <w:lvl w:ilvl="2" w:tentative="1">
+      <w:start w:val="1"/>
+      <w:numFmt w:val="decimal"/>
+      <w:lvlText w:val="%3."/>
+      <w:lvlJc w:val="left"/>
+      <w:pPr>
+        <w:tabs>
+          <w:tab w:val="num" w:pos="2160"/>
+        </w:tabs>
+        <w:ind w:left="2160" w:hanging="360"/>
+      </w:pPr>
+    </w:lvl>
+    <w:lvl w:ilvl="3" w:tentative="1">
+      <w:start w:val="1"/>
+      <w:numFmt w:val="decimal"/>
+      <w:lvlText w:val="%4."/>
+      <w:lvlJc w:val="left"/>
+      <w:pPr>
+        <w:tabs>
+          <w:tab w:val="num" w:pos="2880"/>
+        </w:tabs>
+        <w:ind w:left="2880" w:hanging="360"/>
+      </w:pPr>
+    </w:lvl>
+    <w:lvl w:ilvl="4" w:tentative="1">
+      <w:start w:val="1"/>
+      <w:numFmt w:val="decimal"/>
+      <w:lvlText w:val="%5."/>
+      <w:lvlJc w:val="left"/>
+      <w:pPr>
+        <w:tabs>
+          <w:tab w:val="num" w:pos="3600"/>
+        </w:tabs>
+        <w:ind w:left="3600" w:hanging="360"/>
+      </w:pPr>
+    </w:lvl>
+    <w:lvl w:ilvl="5" w:tentative="1">
+      <w:start w:val="1"/>
+      <w:numFmt w:val="decimal"/>
+      <w:lvlText w:val="%6."/>
+      <w:lvlJc w:val="left"/>
+      <w:pPr>
+        <w:tabs>
+          <w:tab w:val="num" w:pos="4320"/>
+        </w:tabs>
+        <w:ind w:left="4320" w:hanging="360"/>
+      </w:pPr>
+    </w:lvl>
+    <w:lvl w:ilvl="6" w:tentative="1">
+      <w:start w:val="1"/>
+      <w:numFmt w:val="decimal"/>
+      <w:lvlText w:val="%7."/>
+      <w:lvlJc w:val="left"/>
+      <w:pPr>
+        <w:tabs>
+          <w:tab w:val="num" w:pos="5040"/>
+        </w:tabs>
+        <w:ind w:left="5040" w:hanging="360"/>
+      </w:pPr>
+    </w:lvl>
+    <w:lvl w:ilvl="7" w:tentative="1">
+      <w:start w:val="1"/>
+      <w:numFmt w:val="decimal"/>
+      <w:lvlText w:val="%8."/>
+      <w:lvlJc w:val="left"/>
+      <w:pPr>
+        <w:tabs>
+          <w:tab w:val="num" w:pos="5760"/>
+        </w:tabs>
+        <w:ind w:left="5760" w:hanging="360"/>
+      </w:pPr>
+    </w:lvl>
+    <w:lvl w:ilvl="8" w:tentative="1">
+      <w:start w:val="1"/>
+      <w:numFmt w:val="decimal"/>
+      <w:lvlText w:val="%9."/>
+      <w:lvlJc w:val="left"/>
+      <w:pPr>
+        <w:tabs>
+          <w:tab w:val="num" w:pos="6480"/>
+        </w:tabs>
+        <w:ind w:left="6480" w:hanging="360"/>
+      </w:pPr>
+    </w:lvl>
+  </w:abstractNum>
+  <w:abstractNum w:abstractNumId="18" w15:restartNumberingAfterBreak="0">
     <w:nsid w:val="23843DFC"/>
     <w:multiLevelType w:val="multilevel"/>
     <w:tmpl w:val="5DF641F8"/>
@@ -22200,7 +22362,7 @@
       </w:rPr>
     </w:lvl>
   </w:abstractNum>
-  <w:abstractNum w:abstractNumId="18" w15:restartNumberingAfterBreak="0">
+  <w:abstractNum w:abstractNumId="19" w15:restartNumberingAfterBreak="0">
     <w:nsid w:val="247C6B2D"/>
     <w:multiLevelType w:val="multilevel"/>
     <w:tmpl w:val="DABCF41A"/>
@@ -22313,7 +22475,7 @@
       </w:pPr>
     </w:lvl>
   </w:abstractNum>
-  <w:abstractNum w:abstractNumId="19" w15:restartNumberingAfterBreak="0">
+  <w:abstractNum w:abstractNumId="20" w15:restartNumberingAfterBreak="0">
     <w:nsid w:val="26D60C78"/>
     <w:multiLevelType w:val="multilevel"/>
     <w:tmpl w:val="01043D7E"/>
@@ -22433,7 +22595,7 @@
       </w:pPr>
     </w:lvl>
   </w:abstractNum>
-  <w:abstractNum w:abstractNumId="20" w15:restartNumberingAfterBreak="0">
+  <w:abstractNum w:abstractNumId="21" w15:restartNumberingAfterBreak="0">
     <w:nsid w:val="27E957B4"/>
     <w:multiLevelType w:val="multilevel"/>
     <w:tmpl w:val="C8C0F5B4"/>
@@ -22582,7 +22744,7 @@
       </w:rPr>
     </w:lvl>
   </w:abstractNum>
-  <w:abstractNum w:abstractNumId="21" w15:restartNumberingAfterBreak="0">
+  <w:abstractNum w:abstractNumId="22" w15:restartNumberingAfterBreak="0">
     <w:nsid w:val="2D2D57EB"/>
     <w:multiLevelType w:val="multilevel"/>
     <w:tmpl w:val="49721278"/>
@@ -22731,7 +22893,7 @@
       </w:rPr>
     </w:lvl>
   </w:abstractNum>
-  <w:abstractNum w:abstractNumId="22" w15:restartNumberingAfterBreak="0">
+  <w:abstractNum w:abstractNumId="23" w15:restartNumberingAfterBreak="0">
     <w:nsid w:val="2E75081A"/>
     <w:multiLevelType w:val="multilevel"/>
     <w:tmpl w:val="136A2888"/>
@@ -22880,7 +23042,7 @@
       </w:rPr>
     </w:lvl>
   </w:abstractNum>
-  <w:abstractNum w:abstractNumId="23" w15:restartNumberingAfterBreak="0">
+  <w:abstractNum w:abstractNumId="24" w15:restartNumberingAfterBreak="0">
     <w:nsid w:val="2EB338E2"/>
     <w:multiLevelType w:val="multilevel"/>
     <w:tmpl w:val="10A874AC"/>
@@ -22993,7 +23155,7 @@
       </w:pPr>
     </w:lvl>
   </w:abstractNum>
-  <w:abstractNum w:abstractNumId="24" w15:restartNumberingAfterBreak="0">
+  <w:abstractNum w:abstractNumId="25" w15:restartNumberingAfterBreak="0">
     <w:nsid w:val="2F337DA3"/>
     <w:multiLevelType w:val="multilevel"/>
     <w:tmpl w:val="5AC82E58"/>
@@ -23142,7 +23304,7 @@
       </w:rPr>
     </w:lvl>
   </w:abstractNum>
-  <w:abstractNum w:abstractNumId="25" w15:restartNumberingAfterBreak="0">
+  <w:abstractNum w:abstractNumId="26" w15:restartNumberingAfterBreak="0">
     <w:nsid w:val="31467C4D"/>
     <w:multiLevelType w:val="multilevel"/>
     <w:tmpl w:val="BE70496E"/>
@@ -23255,7 +23417,7 @@
       </w:pPr>
     </w:lvl>
   </w:abstractNum>
-  <w:abstractNum w:abstractNumId="26" w15:restartNumberingAfterBreak="0">
+  <w:abstractNum w:abstractNumId="27" w15:restartNumberingAfterBreak="0">
     <w:nsid w:val="31611896"/>
     <w:multiLevelType w:val="multilevel"/>
     <w:tmpl w:val="CCB6ED42"/>
@@ -23404,7 +23566,7 @@
       </w:rPr>
     </w:lvl>
   </w:abstractNum>
-  <w:abstractNum w:abstractNumId="27" w15:restartNumberingAfterBreak="0">
+  <w:abstractNum w:abstractNumId="28" w15:restartNumberingAfterBreak="0">
     <w:nsid w:val="32C02CED"/>
     <w:multiLevelType w:val="multilevel"/>
     <w:tmpl w:val="821004F8"/>
@@ -23553,7 +23715,7 @@
       </w:rPr>
     </w:lvl>
   </w:abstractNum>
-  <w:abstractNum w:abstractNumId="28" w15:restartNumberingAfterBreak="0">
+  <w:abstractNum w:abstractNumId="29" w15:restartNumberingAfterBreak="0">
     <w:nsid w:val="33823CAF"/>
     <w:multiLevelType w:val="multilevel"/>
     <w:tmpl w:val="A320AE62"/>
@@ -23702,7 +23864,7 @@
       </w:rPr>
     </w:lvl>
   </w:abstractNum>
-  <w:abstractNum w:abstractNumId="29" w15:restartNumberingAfterBreak="0">
+  <w:abstractNum w:abstractNumId="30" w15:restartNumberingAfterBreak="0">
     <w:nsid w:val="383100DE"/>
     <w:multiLevelType w:val="multilevel"/>
     <w:tmpl w:val="6E344F18"/>
@@ -23819,7 +23981,7 @@
       </w:pPr>
     </w:lvl>
   </w:abstractNum>
-  <w:abstractNum w:abstractNumId="30" w15:restartNumberingAfterBreak="0">
+  <w:abstractNum w:abstractNumId="31" w15:restartNumberingAfterBreak="0">
     <w:nsid w:val="3D6B6F71"/>
     <w:multiLevelType w:val="multilevel"/>
     <w:tmpl w:val="17DA76A4"/>
@@ -23968,7 +24130,7 @@
       </w:rPr>
     </w:lvl>
   </w:abstractNum>
-  <w:abstractNum w:abstractNumId="31" w15:restartNumberingAfterBreak="0">
+  <w:abstractNum w:abstractNumId="32" w15:restartNumberingAfterBreak="0">
     <w:nsid w:val="3D7A3FBA"/>
     <w:multiLevelType w:val="hybridMultilevel"/>
     <w:tmpl w:val="6D1AE4A8"/>
@@ -24058,7 +24220,7 @@
       </w:pPr>
     </w:lvl>
   </w:abstractNum>
-  <w:abstractNum w:abstractNumId="32" w15:restartNumberingAfterBreak="0">
+  <w:abstractNum w:abstractNumId="33" w15:restartNumberingAfterBreak="0">
     <w:nsid w:val="40222390"/>
     <w:multiLevelType w:val="multilevel"/>
     <w:tmpl w:val="2DC8AEC0"/>
@@ -24207,7 +24369,7 @@
       </w:rPr>
     </w:lvl>
   </w:abstractNum>
-  <w:abstractNum w:abstractNumId="33" w15:restartNumberingAfterBreak="0">
+  <w:abstractNum w:abstractNumId="34" w15:restartNumberingAfterBreak="0">
     <w:nsid w:val="44012285"/>
     <w:multiLevelType w:val="multilevel"/>
     <w:tmpl w:val="E774F13C"/>
@@ -24356,7 +24518,7 @@
       </w:rPr>
     </w:lvl>
   </w:abstractNum>
-  <w:abstractNum w:abstractNumId="34" w15:restartNumberingAfterBreak="0">
+  <w:abstractNum w:abstractNumId="35" w15:restartNumberingAfterBreak="0">
     <w:nsid w:val="44897586"/>
     <w:multiLevelType w:val="hybridMultilevel"/>
     <w:tmpl w:val="D1BCB05C"/>
@@ -24469,7 +24631,7 @@
       </w:rPr>
     </w:lvl>
   </w:abstractNum>
-  <w:abstractNum w:abstractNumId="35" w15:restartNumberingAfterBreak="0">
+  <w:abstractNum w:abstractNumId="36" w15:restartNumberingAfterBreak="0">
     <w:nsid w:val="483D08E6"/>
     <w:multiLevelType w:val="multilevel"/>
     <w:tmpl w:val="471C82D0"/>
@@ -24618,7 +24780,7 @@
       </w:rPr>
     </w:lvl>
   </w:abstractNum>
-  <w:abstractNum w:abstractNumId="36" w15:restartNumberingAfterBreak="0">
+  <w:abstractNum w:abstractNumId="37" w15:restartNumberingAfterBreak="0">
     <w:nsid w:val="4B6E7314"/>
     <w:multiLevelType w:val="multilevel"/>
     <w:tmpl w:val="53AA179E"/>
@@ -24763,7 +24925,7 @@
       </w:rPr>
     </w:lvl>
   </w:abstractNum>
-  <w:abstractNum w:abstractNumId="37" w15:restartNumberingAfterBreak="0">
+  <w:abstractNum w:abstractNumId="38" w15:restartNumberingAfterBreak="0">
     <w:nsid w:val="4E2C24DD"/>
     <w:multiLevelType w:val="multilevel"/>
     <w:tmpl w:val="C336A7EA"/>
@@ -24912,7 +25074,7 @@
       </w:rPr>
     </w:lvl>
   </w:abstractNum>
-  <w:abstractNum w:abstractNumId="38" w15:restartNumberingAfterBreak="0">
+  <w:abstractNum w:abstractNumId="39" w15:restartNumberingAfterBreak="0">
     <w:nsid w:val="4E4871E8"/>
     <w:multiLevelType w:val="multilevel"/>
     <w:tmpl w:val="D3305E10"/>
@@ -25061,7 +25223,7 @@
       </w:rPr>
     </w:lvl>
   </w:abstractNum>
-  <w:abstractNum w:abstractNumId="39" w15:restartNumberingAfterBreak="0">
+  <w:abstractNum w:abstractNumId="40" w15:restartNumberingAfterBreak="0">
     <w:nsid w:val="4FDE336C"/>
     <w:multiLevelType w:val="multilevel"/>
     <w:tmpl w:val="C31CC312"/>
@@ -25178,7 +25340,7 @@
       </w:pPr>
     </w:lvl>
   </w:abstractNum>
-  <w:abstractNum w:abstractNumId="40" w15:restartNumberingAfterBreak="0">
+  <w:abstractNum w:abstractNumId="41" w15:restartNumberingAfterBreak="0">
     <w:nsid w:val="501455FF"/>
     <w:multiLevelType w:val="multilevel"/>
     <w:tmpl w:val="0809001F"/>
@@ -25291,7 +25453,7 @@
       </w:pPr>
     </w:lvl>
   </w:abstractNum>
-  <w:abstractNum w:abstractNumId="41" w15:restartNumberingAfterBreak="0">
+  <w:abstractNum w:abstractNumId="42" w15:restartNumberingAfterBreak="0">
     <w:nsid w:val="51073111"/>
     <w:multiLevelType w:val="multilevel"/>
     <w:tmpl w:val="3306C262"/>
@@ -25440,7 +25602,7 @@
       </w:rPr>
     </w:lvl>
   </w:abstractNum>
-  <w:abstractNum w:abstractNumId="42" w15:restartNumberingAfterBreak="0">
+  <w:abstractNum w:abstractNumId="43" w15:restartNumberingAfterBreak="0">
     <w:nsid w:val="521356DA"/>
     <w:multiLevelType w:val="multilevel"/>
     <w:tmpl w:val="E12E3D98"/>
@@ -25589,7 +25751,7 @@
       </w:rPr>
     </w:lvl>
   </w:abstractNum>
-  <w:abstractNum w:abstractNumId="43" w15:restartNumberingAfterBreak="0">
+  <w:abstractNum w:abstractNumId="44" w15:restartNumberingAfterBreak="0">
     <w:nsid w:val="579252F5"/>
     <w:multiLevelType w:val="multilevel"/>
     <w:tmpl w:val="8564E4DC"/>
@@ -25702,7 +25864,7 @@
       </w:pPr>
     </w:lvl>
   </w:abstractNum>
-  <w:abstractNum w:abstractNumId="44" w15:restartNumberingAfterBreak="0">
+  <w:abstractNum w:abstractNumId="45" w15:restartNumberingAfterBreak="0">
     <w:nsid w:val="5A6C1EC2"/>
     <w:multiLevelType w:val="multilevel"/>
     <w:tmpl w:val="6E344F18"/>
@@ -25815,7 +25977,7 @@
       </w:pPr>
     </w:lvl>
   </w:abstractNum>
-  <w:abstractNum w:abstractNumId="45" w15:restartNumberingAfterBreak="0">
+  <w:abstractNum w:abstractNumId="46" w15:restartNumberingAfterBreak="0">
     <w:nsid w:val="5BC31D0A"/>
     <w:multiLevelType w:val="multilevel"/>
     <w:tmpl w:val="7F5EA3EE"/>
@@ -25964,7 +26126,7 @@
       </w:rPr>
     </w:lvl>
   </w:abstractNum>
-  <w:abstractNum w:abstractNumId="46" w15:restartNumberingAfterBreak="0">
+  <w:abstractNum w:abstractNumId="47" w15:restartNumberingAfterBreak="0">
     <w:nsid w:val="5F6856C9"/>
     <w:multiLevelType w:val="multilevel"/>
     <w:tmpl w:val="4CCA39D2"/>
@@ -26077,7 +26239,7 @@
       </w:pPr>
     </w:lvl>
   </w:abstractNum>
-  <w:abstractNum w:abstractNumId="47" w15:restartNumberingAfterBreak="0">
+  <w:abstractNum w:abstractNumId="48" w15:restartNumberingAfterBreak="0">
     <w:nsid w:val="60F01367"/>
     <w:multiLevelType w:val="multilevel"/>
     <w:tmpl w:val="28E2ACA0"/>
@@ -26226,7 +26388,7 @@
       </w:rPr>
     </w:lvl>
   </w:abstractNum>
-  <w:abstractNum w:abstractNumId="48" w15:restartNumberingAfterBreak="0">
+  <w:abstractNum w:abstractNumId="49" w15:restartNumberingAfterBreak="0">
     <w:nsid w:val="62BE52D9"/>
     <w:multiLevelType w:val="multilevel"/>
     <w:tmpl w:val="0FB2A214"/>
@@ -26375,7 +26537,7 @@
       </w:rPr>
     </w:lvl>
   </w:abstractNum>
-  <w:abstractNum w:abstractNumId="49" w15:restartNumberingAfterBreak="0">
+  <w:abstractNum w:abstractNumId="50" w15:restartNumberingAfterBreak="0">
     <w:nsid w:val="63CE1CBB"/>
     <w:multiLevelType w:val="multilevel"/>
     <w:tmpl w:val="E12E3D98"/>
@@ -26524,7 +26686,7 @@
       </w:rPr>
     </w:lvl>
   </w:abstractNum>
-  <w:abstractNum w:abstractNumId="50" w15:restartNumberingAfterBreak="0">
+  <w:abstractNum w:abstractNumId="51" w15:restartNumberingAfterBreak="0">
     <w:nsid w:val="65442AD3"/>
     <w:multiLevelType w:val="multilevel"/>
     <w:tmpl w:val="36FAA49A"/>
@@ -26673,7 +26835,7 @@
       </w:rPr>
     </w:lvl>
   </w:abstractNum>
-  <w:abstractNum w:abstractNumId="51" w15:restartNumberingAfterBreak="0">
+  <w:abstractNum w:abstractNumId="52" w15:restartNumberingAfterBreak="0">
     <w:nsid w:val="66866A0A"/>
     <w:multiLevelType w:val="multilevel"/>
     <w:tmpl w:val="6E344F18"/>
@@ -26790,7 +26952,7 @@
       </w:pPr>
     </w:lvl>
   </w:abstractNum>
-  <w:abstractNum w:abstractNumId="52" w15:restartNumberingAfterBreak="0">
+  <w:abstractNum w:abstractNumId="53" w15:restartNumberingAfterBreak="0">
     <w:nsid w:val="6A4B1CDB"/>
     <w:multiLevelType w:val="hybridMultilevel"/>
     <w:tmpl w:val="683E8830"/>
@@ -26880,7 +27042,7 @@
       </w:pPr>
     </w:lvl>
   </w:abstractNum>
-  <w:abstractNum w:abstractNumId="53" w15:restartNumberingAfterBreak="0">
+  <w:abstractNum w:abstractNumId="54" w15:restartNumberingAfterBreak="0">
     <w:nsid w:val="6C333DAD"/>
     <w:multiLevelType w:val="multilevel"/>
     <w:tmpl w:val="CED8BE70"/>
@@ -26993,7 +27155,7 @@
       </w:pPr>
     </w:lvl>
   </w:abstractNum>
-  <w:abstractNum w:abstractNumId="54" w15:restartNumberingAfterBreak="0">
+  <w:abstractNum w:abstractNumId="55" w15:restartNumberingAfterBreak="0">
     <w:nsid w:val="6DE81CB7"/>
     <w:multiLevelType w:val="multilevel"/>
     <w:tmpl w:val="B3F8C438"/>
@@ -27142,7 +27304,7 @@
       </w:rPr>
     </w:lvl>
   </w:abstractNum>
-  <w:abstractNum w:abstractNumId="55" w15:restartNumberingAfterBreak="0">
+  <w:abstractNum w:abstractNumId="56" w15:restartNumberingAfterBreak="0">
     <w:nsid w:val="6F4A47B2"/>
     <w:multiLevelType w:val="multilevel"/>
     <w:tmpl w:val="6556259A"/>
@@ -27255,7 +27417,7 @@
       </w:pPr>
     </w:lvl>
   </w:abstractNum>
-  <w:abstractNum w:abstractNumId="56" w15:restartNumberingAfterBreak="0">
+  <w:abstractNum w:abstractNumId="57" w15:restartNumberingAfterBreak="0">
     <w:nsid w:val="71104967"/>
     <w:multiLevelType w:val="hybridMultilevel"/>
     <w:tmpl w:val="EB84DA22"/>
@@ -27368,7 +27530,7 @@
       </w:rPr>
     </w:lvl>
   </w:abstractNum>
-  <w:abstractNum w:abstractNumId="57" w15:restartNumberingAfterBreak="0">
+  <w:abstractNum w:abstractNumId="58" w15:restartNumberingAfterBreak="0">
     <w:nsid w:val="72416FAA"/>
     <w:multiLevelType w:val="multilevel"/>
     <w:tmpl w:val="49B4E668"/>
@@ -27508,7 +27670,7 @@
       </w:rPr>
     </w:lvl>
   </w:abstractNum>
-  <w:abstractNum w:abstractNumId="58" w15:restartNumberingAfterBreak="0">
+  <w:abstractNum w:abstractNumId="59" w15:restartNumberingAfterBreak="0">
     <w:nsid w:val="727B3179"/>
     <w:multiLevelType w:val="multilevel"/>
     <w:tmpl w:val="447A6596"/>
@@ -27657,7 +27819,7 @@
       </w:rPr>
     </w:lvl>
   </w:abstractNum>
-  <w:abstractNum w:abstractNumId="59" w15:restartNumberingAfterBreak="0">
+  <w:abstractNum w:abstractNumId="60" w15:restartNumberingAfterBreak="0">
     <w:nsid w:val="73763D00"/>
     <w:multiLevelType w:val="multilevel"/>
     <w:tmpl w:val="EF088428"/>
@@ -27806,7 +27968,7 @@
       </w:rPr>
     </w:lvl>
   </w:abstractNum>
-  <w:abstractNum w:abstractNumId="60" w15:restartNumberingAfterBreak="0">
+  <w:abstractNum w:abstractNumId="61" w15:restartNumberingAfterBreak="0">
     <w:nsid w:val="73780321"/>
     <w:multiLevelType w:val="hybridMultilevel"/>
     <w:tmpl w:val="69242740"/>
@@ -27919,7 +28081,7 @@
       </w:rPr>
     </w:lvl>
   </w:abstractNum>
-  <w:abstractNum w:abstractNumId="61" w15:restartNumberingAfterBreak="0">
+  <w:abstractNum w:abstractNumId="62" w15:restartNumberingAfterBreak="0">
     <w:nsid w:val="74581BB9"/>
     <w:multiLevelType w:val="multilevel"/>
     <w:tmpl w:val="5B94CE08"/>
@@ -28068,7 +28230,93 @@
       </w:rPr>
     </w:lvl>
   </w:abstractNum>
-  <w:abstractNum w:abstractNumId="62" w15:restartNumberingAfterBreak="0">
+  <w:abstractNum w:abstractNumId="63" w15:restartNumberingAfterBreak="0">
+    <w:nsid w:val="7E1D60C3"/>
+    <w:multiLevelType w:val="hybridMultilevel"/>
+    <w:tmpl w:val="CC6008D8"/>
+    <w:lvl w:ilvl="0" w:tplc="0C0A000F">
+      <w:start w:val="1"/>
+      <w:numFmt w:val="decimal"/>
+      <w:lvlText w:val="%1."/>
+      <w:lvlJc w:val="left"/>
+      <w:pPr>
+        <w:ind w:left="720" w:hanging="360"/>
+      </w:pPr>
+    </w:lvl>
+    <w:lvl w:ilvl="1" w:tplc="0C0A0019" w:tentative="1">
+      <w:start w:val="1"/>
+      <w:numFmt w:val="lowerLetter"/>
+      <w:lvlText w:val="%2."/>
+      <w:lvlJc w:val="left"/>
+      <w:pPr>
+        <w:ind w:left="1440" w:hanging="360"/>
+      </w:pPr>
+    </w:lvl>
+    <w:lvl w:ilvl="2" w:tplc="0C0A001B" w:tentative="1">
+      <w:start w:val="1"/>
+      <w:numFmt w:val="lowerRoman"/>
+      <w:lvlText w:val="%3."/>
+      <w:lvlJc w:val="right"/>
+      <w:pPr>
+        <w:ind w:left="2160" w:hanging="180"/>
+      </w:pPr>
+    </w:lvl>
+    <w:lvl w:ilvl="3" w:tplc="0C0A000F" w:tentative="1">
+      <w:start w:val="1"/>
+      <w:numFmt w:val="decimal"/>
+      <w:lvlText w:val="%4."/>
+      <w:lvlJc w:val="left"/>
+      <w:pPr>
+        <w:ind w:left="2880" w:hanging="360"/>
+      </w:pPr>
+    </w:lvl>
+    <w:lvl w:ilvl="4" w:tplc="0C0A0019" w:tentative="1">
+      <w:start w:val="1"/>
+      <w:numFmt w:val="lowerLetter"/>
+      <w:lvlText w:val="%5."/>
+      <w:lvlJc w:val="left"/>
+      <w:pPr>
+        <w:ind w:left="3600" w:hanging="360"/>
+      </w:pPr>
+    </w:lvl>
+    <w:lvl w:ilvl="5" w:tplc="0C0A001B" w:tentative="1">
+      <w:start w:val="1"/>
+      <w:numFmt w:val="lowerRoman"/>
+      <w:lvlText w:val="%6."/>
+      <w:lvlJc w:val="right"/>
+      <w:pPr>
+        <w:ind w:left="4320" w:hanging="180"/>
+      </w:pPr>
+    </w:lvl>
+    <w:lvl w:ilvl="6" w:tplc="0C0A000F" w:tentative="1">
+      <w:start w:val="1"/>
+      <w:numFmt w:val="decimal"/>
+      <w:lvlText w:val="%7."/>
+      <w:lvlJc w:val="left"/>
+      <w:pPr>
+        <w:ind w:left="5040" w:hanging="360"/>
+      </w:pPr>
+    </w:lvl>
+    <w:lvl w:ilvl="7" w:tplc="0C0A0019" w:tentative="1">
+      <w:start w:val="1"/>
+      <w:numFmt w:val="lowerLetter"/>
+      <w:lvlText w:val="%8."/>
+      <w:lvlJc w:val="left"/>
+      <w:pPr>
+        <w:ind w:left="5760" w:hanging="360"/>
+      </w:pPr>
+    </w:lvl>
+    <w:lvl w:ilvl="8" w:tplc="0C0A001B" w:tentative="1">
+      <w:start w:val="1"/>
+      <w:numFmt w:val="lowerRoman"/>
+      <w:lvlText w:val="%9."/>
+      <w:lvlJc w:val="right"/>
+      <w:pPr>
+        <w:ind w:left="6480" w:hanging="180"/>
+      </w:pPr>
+    </w:lvl>
+  </w:abstractNum>
+  <w:abstractNum w:abstractNumId="64" w15:restartNumberingAfterBreak="0">
     <w:nsid w:val="7F2A3C5C"/>
     <w:multiLevelType w:val="multilevel"/>
     <w:tmpl w:val="3E8AC5AC"/>
@@ -28191,13 +28439,13 @@
     <w:abstractNumId w:val="6"/>
   </w:num>
   <w:num w:numId="2" w16cid:durableId="494494898">
-    <w:abstractNumId w:val="40"/>
+    <w:abstractNumId w:val="41"/>
   </w:num>
   <w:num w:numId="3" w16cid:durableId="1200778367">
-    <w:abstractNumId w:val="57"/>
+    <w:abstractNumId w:val="58"/>
   </w:num>
   <w:num w:numId="4" w16cid:durableId="500238440">
-    <w:abstractNumId w:val="43"/>
+    <w:abstractNumId w:val="44"/>
   </w:num>
   <w:num w:numId="5" w16cid:durableId="54090542">
     <w:abstractNumId w:val="6"/>
@@ -28212,16 +28460,16 @@
     <w:abstractNumId w:val="5"/>
   </w:num>
   <w:num w:numId="9" w16cid:durableId="641925348">
-    <w:abstractNumId w:val="38"/>
+    <w:abstractNumId w:val="39"/>
   </w:num>
   <w:num w:numId="10" w16cid:durableId="1405370748">
-    <w:abstractNumId w:val="44"/>
+    <w:abstractNumId w:val="45"/>
   </w:num>
   <w:num w:numId="11" w16cid:durableId="1782718875">
-    <w:abstractNumId w:val="49"/>
+    <w:abstractNumId w:val="50"/>
   </w:num>
   <w:num w:numId="12" w16cid:durableId="1867138050">
-    <w:abstractNumId w:val="42"/>
+    <w:abstractNumId w:val="43"/>
   </w:num>
   <w:num w:numId="13" w16cid:durableId="1515454589">
     <w:abstractNumId w:val="6"/>
@@ -28242,22 +28490,22 @@
     <w:abstractNumId w:val="6"/>
   </w:num>
   <w:num w:numId="19" w16cid:durableId="202911025">
+    <w:abstractNumId w:val="48"/>
+  </w:num>
+  <w:num w:numId="20" w16cid:durableId="1163200953">
     <w:abstractNumId w:val="47"/>
   </w:num>
-  <w:num w:numId="20" w16cid:durableId="1163200953">
-    <w:abstractNumId w:val="46"/>
-  </w:num>
   <w:num w:numId="21" w16cid:durableId="887686438">
-    <w:abstractNumId w:val="23"/>
+    <w:abstractNumId w:val="24"/>
   </w:num>
   <w:num w:numId="22" w16cid:durableId="359208971">
-    <w:abstractNumId w:val="17"/>
+    <w:abstractNumId w:val="18"/>
   </w:num>
   <w:num w:numId="23" w16cid:durableId="612171986">
     <w:abstractNumId w:val="14"/>
   </w:num>
   <w:num w:numId="24" w16cid:durableId="1913075478">
-    <w:abstractNumId w:val="21"/>
+    <w:abstractNumId w:val="22"/>
   </w:num>
   <w:num w:numId="25" w16cid:durableId="2133286701">
     <w:abstractNumId w:val="6"/>
@@ -28278,7 +28526,7 @@
     <w:abstractNumId w:val="6"/>
   </w:num>
   <w:num w:numId="31" w16cid:durableId="384565334">
-    <w:abstractNumId w:val="33"/>
+    <w:abstractNumId w:val="34"/>
   </w:num>
   <w:num w:numId="32" w16cid:durableId="1829705080">
     <w:abstractNumId w:val="6"/>
@@ -28293,7 +28541,7 @@
     <w:abstractNumId w:val="6"/>
   </w:num>
   <w:num w:numId="36" w16cid:durableId="1239092181">
-    <w:abstractNumId w:val="45"/>
+    <w:abstractNumId w:val="46"/>
   </w:num>
   <w:num w:numId="37" w16cid:durableId="1537350934">
     <w:abstractNumId w:val="13"/>
@@ -28302,22 +28550,22 @@
     <w:abstractNumId w:val="1"/>
   </w:num>
   <w:num w:numId="39" w16cid:durableId="1673140504">
-    <w:abstractNumId w:val="61"/>
+    <w:abstractNumId w:val="62"/>
   </w:num>
   <w:num w:numId="40" w16cid:durableId="391733110">
-    <w:abstractNumId w:val="31"/>
+    <w:abstractNumId w:val="32"/>
   </w:num>
   <w:num w:numId="41" w16cid:durableId="116871802">
-    <w:abstractNumId w:val="56"/>
+    <w:abstractNumId w:val="57"/>
   </w:num>
   <w:num w:numId="42" w16cid:durableId="1233081910">
+    <w:abstractNumId w:val="26"/>
+  </w:num>
+  <w:num w:numId="43" w16cid:durableId="700476519">
     <w:abstractNumId w:val="25"/>
   </w:num>
-  <w:num w:numId="43" w16cid:durableId="700476519">
-    <w:abstractNumId w:val="24"/>
-  </w:num>
   <w:num w:numId="44" w16cid:durableId="1838155833">
-    <w:abstractNumId w:val="55"/>
+    <w:abstractNumId w:val="56"/>
   </w:num>
   <w:num w:numId="45" w16cid:durableId="548492312">
     <w:abstractNumId w:val="6"/>
@@ -28329,10 +28577,10 @@
     <w:abstractNumId w:val="6"/>
   </w:num>
   <w:num w:numId="48" w16cid:durableId="2006975715">
-    <w:abstractNumId w:val="35"/>
+    <w:abstractNumId w:val="36"/>
   </w:num>
   <w:num w:numId="49" w16cid:durableId="79497306">
-    <w:abstractNumId w:val="18"/>
+    <w:abstractNumId w:val="19"/>
   </w:num>
   <w:num w:numId="50" w16cid:durableId="2121415597">
     <w:abstractNumId w:val="6"/>
@@ -28356,13 +28604,13 @@
     <w:abstractNumId w:val="6"/>
   </w:num>
   <w:num w:numId="57" w16cid:durableId="1534876872">
-    <w:abstractNumId w:val="58"/>
+    <w:abstractNumId w:val="59"/>
   </w:num>
   <w:num w:numId="58" w16cid:durableId="841630886">
-    <w:abstractNumId w:val="28"/>
+    <w:abstractNumId w:val="29"/>
   </w:num>
   <w:num w:numId="59" w16cid:durableId="147332457">
-    <w:abstractNumId w:val="50"/>
+    <w:abstractNumId w:val="51"/>
   </w:num>
   <w:num w:numId="60" w16cid:durableId="1726952072">
     <w:abstractNumId w:val="7"/>
@@ -28371,10 +28619,10 @@
     <w:abstractNumId w:val="12"/>
   </w:num>
   <w:num w:numId="62" w16cid:durableId="596136958">
-    <w:abstractNumId w:val="54"/>
+    <w:abstractNumId w:val="55"/>
   </w:num>
   <w:num w:numId="63" w16cid:durableId="1540318805">
-    <w:abstractNumId w:val="52"/>
+    <w:abstractNumId w:val="53"/>
   </w:num>
   <w:num w:numId="64" w16cid:durableId="1383560384">
     <w:abstractNumId w:val="6"/>
@@ -28383,13 +28631,13 @@
     <w:abstractNumId w:val="2"/>
   </w:num>
   <w:num w:numId="66" w16cid:durableId="760642094">
-    <w:abstractNumId w:val="62"/>
+    <w:abstractNumId w:val="64"/>
   </w:num>
   <w:num w:numId="67" w16cid:durableId="1038628803">
     <w:abstractNumId w:val="2"/>
   </w:num>
   <w:num w:numId="68" w16cid:durableId="439568490">
-    <w:abstractNumId w:val="34"/>
+    <w:abstractNumId w:val="35"/>
   </w:num>
   <w:num w:numId="69" w16cid:durableId="516501371">
     <w:abstractNumId w:val="2"/>
@@ -28413,7 +28661,7 @@
     <w:abstractNumId w:val="2"/>
   </w:num>
   <w:num w:numId="76" w16cid:durableId="1944222289">
-    <w:abstractNumId w:val="29"/>
+    <w:abstractNumId w:val="30"/>
   </w:num>
   <w:num w:numId="77" w16cid:durableId="851532290">
     <w:abstractNumId w:val="2"/>
@@ -28425,22 +28673,22 @@
     <w:abstractNumId w:val="2"/>
   </w:num>
   <w:num w:numId="80" w16cid:durableId="2016224658">
-    <w:abstractNumId w:val="19"/>
+    <w:abstractNumId w:val="20"/>
   </w:num>
   <w:num w:numId="81" w16cid:durableId="1654215340">
-    <w:abstractNumId w:val="51"/>
+    <w:abstractNumId w:val="52"/>
   </w:num>
   <w:num w:numId="82" w16cid:durableId="1724140020">
     <w:abstractNumId w:val="2"/>
   </w:num>
   <w:num w:numId="83" w16cid:durableId="495850546">
-    <w:abstractNumId w:val="60"/>
+    <w:abstractNumId w:val="61"/>
   </w:num>
   <w:num w:numId="84" w16cid:durableId="1918049249">
-    <w:abstractNumId w:val="30"/>
+    <w:abstractNumId w:val="31"/>
   </w:num>
   <w:num w:numId="85" w16cid:durableId="766343421">
-    <w:abstractNumId w:val="22"/>
+    <w:abstractNumId w:val="23"/>
   </w:num>
   <w:num w:numId="86" w16cid:durableId="1498769241">
     <w:abstractNumId w:val="2"/>
@@ -28479,7 +28727,7 @@
     <w:abstractNumId w:val="2"/>
   </w:num>
   <w:num w:numId="98" w16cid:durableId="864907344">
-    <w:abstractNumId w:val="36"/>
+    <w:abstractNumId w:val="37"/>
   </w:num>
   <w:num w:numId="99" w16cid:durableId="1526208391">
     <w:abstractNumId w:val="2"/>
@@ -28491,7 +28739,7 @@
     <w:abstractNumId w:val="2"/>
   </w:num>
   <w:num w:numId="102" w16cid:durableId="1410034972">
-    <w:abstractNumId w:val="20"/>
+    <w:abstractNumId w:val="21"/>
   </w:num>
   <w:num w:numId="103" w16cid:durableId="1684091492">
     <w:abstractNumId w:val="2"/>
@@ -28503,7 +28751,7 @@
     <w:abstractNumId w:val="2"/>
   </w:num>
   <w:num w:numId="106" w16cid:durableId="105274670">
-    <w:abstractNumId w:val="39"/>
+    <w:abstractNumId w:val="40"/>
   </w:num>
   <w:num w:numId="107" w16cid:durableId="595022119">
     <w:abstractNumId w:val="2"/>
@@ -28557,40 +28805,46 @@
     <w:abstractNumId w:val="11"/>
   </w:num>
   <w:num w:numId="124" w16cid:durableId="589315466">
-    <w:abstractNumId w:val="37"/>
+    <w:abstractNumId w:val="38"/>
   </w:num>
   <w:num w:numId="125" w16cid:durableId="505634470">
     <w:abstractNumId w:val="16"/>
   </w:num>
   <w:num w:numId="126" w16cid:durableId="554318877">
-    <w:abstractNumId w:val="48"/>
+    <w:abstractNumId w:val="49"/>
   </w:num>
   <w:num w:numId="127" w16cid:durableId="866210892">
-    <w:abstractNumId w:val="53"/>
+    <w:abstractNumId w:val="54"/>
   </w:num>
   <w:num w:numId="128" w16cid:durableId="2086762505">
-    <w:abstractNumId w:val="27"/>
+    <w:abstractNumId w:val="28"/>
   </w:num>
   <w:num w:numId="129" w16cid:durableId="317080664">
     <w:abstractNumId w:val="15"/>
   </w:num>
   <w:num w:numId="130" w16cid:durableId="866018878">
-    <w:abstractNumId w:val="32"/>
+    <w:abstractNumId w:val="33"/>
   </w:num>
   <w:num w:numId="131" w16cid:durableId="1347101783">
-    <w:abstractNumId w:val="26"/>
+    <w:abstractNumId w:val="27"/>
   </w:num>
   <w:num w:numId="132" w16cid:durableId="1551114141">
-    <w:abstractNumId w:val="41"/>
+    <w:abstractNumId w:val="42"/>
   </w:num>
   <w:num w:numId="133" w16cid:durableId="985356075">
-    <w:abstractNumId w:val="59"/>
+    <w:abstractNumId w:val="60"/>
   </w:num>
   <w:num w:numId="134" w16cid:durableId="1475180571">
     <w:abstractNumId w:val="2"/>
   </w:num>
   <w:num w:numId="135" w16cid:durableId="1617953740">
     <w:abstractNumId w:val="2"/>
+  </w:num>
+  <w:num w:numId="136" w16cid:durableId="1894657317">
+    <w:abstractNumId w:val="17"/>
+  </w:num>
+  <w:num w:numId="137" w16cid:durableId="524949181">
+    <w:abstractNumId w:val="63"/>
   </w:num>
 </w:numbering>
 </file>

--- a/CARPETA COMPARTIDA TUTOR/15MUIN E2 MOYA MARIN SERGIO.docx
+++ b/CARPETA COMPARTIDA TUTOR/15MUIN E2 MOYA MARIN SERGIO.docx
@@ -77,7 +77,21 @@
           <w:b/>
           <w:sz w:val="52"/>
         </w:rPr>
-        <w:t>Detección de Fraude en Tarjetas de Crédito: Un Enfoque Metodológico Robusto mediante Aprendizaje Cost-Sensitive y Explicabilidad (XAI)</w:t>
+        <w:t xml:space="preserve">Detección de Fraude en Tarjetas de Crédito: Un Enfoque Metodológico Robusto mediante </w:t>
+      </w:r>
+      <w:r>
+        <w:rPr>
+          <w:b/>
+          <w:sz w:val="52"/>
+        </w:rPr>
+        <w:t>Gestión del Desbalance</w:t>
+      </w:r>
+      <w:r>
+        <w:rPr>
+          <w:b/>
+          <w:sz w:val="52"/>
+        </w:rPr>
+        <w:t xml:space="preserve"> y Explicabilidad (XAI)</w:t>
       </w:r>
     </w:p>
     <w:p>
@@ -6979,21 +6993,17 @@
         <w:jc w:val="left"/>
         <w:rPr>
           <w:rFonts w:ascii="Arial" w:hAnsi="Arial"/>
-        </w:rPr>
-      </w:pPr>
-      <w:r>
-        <w:rPr>
-          <w:rFonts w:ascii="Arial" w:hAnsi="Arial"/>
           <w:b/>
           <w:bCs/>
         </w:rPr>
-        <w:t>Generalización Temporal y Geográfica</w:t>
-      </w:r>
-      <w:r>
-        <w:rPr>
-          <w:rFonts w:ascii="Arial" w:hAnsi="Arial"/>
-        </w:rPr>
-        <w:t xml:space="preserve"> </w:t>
+      </w:pPr>
+      <w:r>
+        <w:rPr>
+          <w:rFonts w:ascii="Arial" w:hAnsi="Arial"/>
+          <w:b/>
+          <w:bCs/>
+        </w:rPr>
+        <w:t>Generalización Temporal y Geográfica (Uso de Datos Sintéticos)</w:t>
       </w:r>
     </w:p>
     <w:p>
@@ -7008,7 +7018,7 @@
         <w:rPr>
           <w:rFonts w:ascii="Arial" w:hAnsi="Arial"/>
         </w:rPr>
-        <w:t xml:space="preserve">El estudio se fundamenta en el dataset </w:t>
+        <w:t>Al fundamentarse en el uso de un generador de datos sintéticos (</w:t>
       </w:r>
       <w:r>
         <w:rPr>
@@ -7016,78 +7026,13 @@
           <w:i/>
           <w:iCs/>
         </w:rPr>
-        <w:t>ULB Credit Card Fraud</w:t>
-      </w:r>
-      <w:r>
-        <w:rPr>
-          <w:rFonts w:ascii="Arial" w:hAnsi="Arial"/>
-        </w:rPr>
-        <w:t xml:space="preserve">, que recopila transacciones de titulares europeos en septiembre de 2013. Dado la naturaleza evolutiva del fraude y los cambios en los hábitos de pago (auge de </w:t>
-      </w:r>
-      <w:r>
-        <w:rPr>
-          <w:rFonts w:ascii="Arial" w:hAnsi="Arial"/>
-          <w:i/>
-          <w:iCs/>
-        </w:rPr>
-        <w:t>wallets</w:t>
-      </w:r>
-      <w:r>
-        <w:rPr>
-          <w:rFonts w:ascii="Arial" w:hAnsi="Arial"/>
-        </w:rPr>
-        <w:t xml:space="preserve"> digitales, </w:t>
-      </w:r>
-      <w:r>
-        <w:rPr>
-          <w:rFonts w:ascii="Arial" w:hAnsi="Arial"/>
-          <w:i/>
-          <w:iCs/>
-        </w:rPr>
-        <w:t>tokenización</w:t>
-      </w:r>
-      <w:r>
-        <w:rPr>
-          <w:rFonts w:ascii="Arial" w:hAnsi="Arial"/>
-        </w:rPr>
-        <w:t>, 3D-Secure 2.0), existe un riesgo de obsolescencia en los patrones específicos detectados (variables V1-V28).</w:t>
-      </w:r>
-    </w:p>
-    <w:p>
-      <w:pPr>
-        <w:spacing w:after="0"/>
-        <w:jc w:val="left"/>
-        <w:rPr>
-          <w:rFonts w:ascii="Arial" w:hAnsi="Arial"/>
-        </w:rPr>
-      </w:pPr>
-      <w:r>
-        <w:rPr>
-          <w:rFonts w:ascii="Arial" w:hAnsi="Arial"/>
-          <w:i/>
-          <w:iCs/>
-        </w:rPr>
-        <w:t>Alcance:</w:t>
-      </w:r>
-      <w:r>
-        <w:rPr>
-          <w:rFonts w:ascii="Arial" w:hAnsi="Arial"/>
-        </w:rPr>
-        <w:t xml:space="preserve"> Las conclusiones de este TFM deben interpretarse como una validación de la </w:t>
-      </w:r>
-      <w:r>
-        <w:rPr>
-          <w:rFonts w:ascii="Arial" w:hAnsi="Arial"/>
-          <w:b/>
-          <w:bCs/>
-        </w:rPr>
-        <w:t>metodología de detección</w:t>
-      </w:r>
-      <w:r>
-        <w:rPr>
-          <w:rFonts w:ascii="Arial" w:hAnsi="Arial"/>
-        </w:rPr>
-        <w:t xml:space="preserve"> y no necesariamente como un mapa actual de los patrones de fraude vigentes en 2026. La contribución reside en el "cómo" se construye el sistema robusto, más que en los parámetros específicos del modelo entrenado.</w:t>
+        <w:t>Transaction Data Simulator</w:t>
+      </w:r>
+      <w:r>
+        <w:rPr>
+          <w:rFonts w:ascii="Arial" w:hAnsi="Arial"/>
+        </w:rPr>
+        <w:t>), el modelo aprende de un entorno simulado y acotado estocásticamente. Aunque la simulación mimetiza con gran fidelidad la topología de una red de pagos y la inyección de fraudes continuados, existe una brecha semántica entre este entorno controlado y un ecosistema bancario real. Por tanto, las conclusiones empíricas de este TFM deben interpretarse como una validación de la arquitectura metodológica (cómo aislar, evaluar y explicar el modelo algorítmico) y no como un mapa de los patrones de fraude reales vigentes en la actualidad.</w:t>
       </w:r>
     </w:p>
     <w:p>
@@ -7228,7 +7173,25 @@
         <w:rPr>
           <w:rFonts w:ascii="Arial" w:hAnsi="Arial"/>
         </w:rPr>
-        <w:t xml:space="preserve"> —simulando la latencia de verificación real de los bancos— corrige significativamente las expectativas de rendimiento. Este trabajo establece un </w:t>
+        <w:t xml:space="preserve">, </w:t>
+      </w:r>
+      <w:r>
+        <w:rPr>
+          <w:rFonts w:ascii="Arial" w:hAnsi="Arial"/>
+        </w:rPr>
+        <w:t>simulando la latencia de verificación real de los bancos</w:t>
+      </w:r>
+      <w:r>
+        <w:rPr>
+          <w:rFonts w:ascii="Arial" w:hAnsi="Arial"/>
+        </w:rPr>
+        <w:t>,</w:t>
+      </w:r>
+      <w:r>
+        <w:rPr>
+          <w:rFonts w:ascii="Arial" w:hAnsi="Arial"/>
+        </w:rPr>
+        <w:t xml:space="preserve"> corrige significativamente las expectativas de rendimiento. Este trabajo establece un </w:t>
       </w:r>
       <w:r>
         <w:rPr>
@@ -7269,16 +7232,18 @@
         <w:jc w:val="left"/>
         <w:rPr>
           <w:rFonts w:ascii="Arial" w:hAnsi="Arial"/>
-        </w:rPr>
-      </w:pPr>
-      <w:r>
-        <w:rPr>
-          <w:rFonts w:ascii="Arial" w:hAnsi="Arial"/>
           <w:b/>
           <w:bCs/>
         </w:rPr>
+      </w:pPr>
+      <w:r>
+        <w:rPr>
+          <w:rFonts w:ascii="Arial" w:hAnsi="Arial"/>
+          <w:b/>
+          <w:bCs/>
+        </w:rPr>
         <w:lastRenderedPageBreak/>
-        <w:t>Suficiencia del Aprendizaje Cost-Sensitive frente a la Complejidad del Remuestreo:</w:t>
+        <w:t>Gestión Operativa del Desbalance (Submuestreo Controlado y Aprendizaje Sensible al Costo):</w:t>
       </w:r>
     </w:p>
     <w:p>
@@ -7291,21 +7256,17 @@
         <w:jc w:val="left"/>
         <w:rPr>
           <w:rFonts w:ascii="Arial" w:hAnsi="Arial"/>
-        </w:rPr>
-      </w:pPr>
-      <w:r>
-        <w:rPr>
-          <w:rFonts w:ascii="Arial" w:hAnsi="Arial"/>
           <w:i/>
           <w:iCs/>
         </w:rPr>
-        <w:t>Hipótesis:</w:t>
-      </w:r>
-      <w:r>
-        <w:rPr>
-          <w:rFonts w:ascii="Arial" w:hAnsi="Arial"/>
-        </w:rPr>
-        <w:t xml:space="preserve"> A menudo se asume por defecto que el desbalance extremo (0.17%) requiere obligatoriamente técnicas de generación de datos sintéticos (SMOTE/ADASYN).</w:t>
+      </w:pPr>
+      <w:r>
+        <w:rPr>
+          <w:rFonts w:ascii="Arial" w:hAnsi="Arial"/>
+          <w:i/>
+          <w:iCs/>
+        </w:rPr>
+        <w:t>Hipótesis: A menudo se asume en la literatura que el desbalance extremo (0.17%) requiere obligatoriamente aplicar técnicas complejas de generación de datos sintéticos (como SMOTE o ADASYN) para que el modelo logre aprender.</w:t>
       </w:r>
     </w:p>
     <w:p>
@@ -7318,81 +7279,17 @@
         <w:jc w:val="left"/>
         <w:rPr>
           <w:rFonts w:ascii="Arial" w:hAnsi="Arial"/>
-        </w:rPr>
-      </w:pPr>
-      <w:r>
-        <w:rPr>
-          <w:rFonts w:ascii="Arial" w:hAnsi="Arial"/>
           <w:i/>
           <w:iCs/>
         </w:rPr>
-        <w:t>Contribución:</w:t>
-      </w:r>
-      <w:r>
-        <w:rPr>
-          <w:rFonts w:ascii="Arial" w:hAnsi="Arial"/>
-        </w:rPr>
-        <w:t xml:space="preserve"> Se cuestiona la necesidad de alterar la distribución de los datos financieros. El estudio evidencia que la </w:t>
-      </w:r>
-      <w:r>
-        <w:rPr>
-          <w:rFonts w:ascii="Arial" w:hAnsi="Arial"/>
-          <w:b/>
-          <w:bCs/>
-        </w:rPr>
-        <w:t>ponderación de clases (</w:t>
-      </w:r>
-      <w:r>
-        <w:rPr>
-          <w:rFonts w:ascii="Arial" w:hAnsi="Arial"/>
-          <w:b/>
-          <w:bCs/>
+      </w:pPr>
+      <w:r>
+        <w:rPr>
+          <w:rFonts w:ascii="Arial" w:hAnsi="Arial"/>
           <w:i/>
           <w:iCs/>
         </w:rPr>
-        <w:t>Cost-Sensitive Learning</w:t>
-      </w:r>
-      <w:r>
-        <w:rPr>
-          <w:rFonts w:ascii="Arial" w:hAnsi="Arial"/>
-          <w:b/>
-          <w:bCs/>
-        </w:rPr>
-        <w:t>)</w:t>
-      </w:r>
-      <w:r>
-        <w:rPr>
-          <w:rFonts w:ascii="Arial" w:hAnsi="Arial"/>
-        </w:rPr>
-        <w:t xml:space="preserve"> en algoritmos de </w:t>
-      </w:r>
-      <w:r>
-        <w:rPr>
-          <w:rFonts w:ascii="Arial" w:hAnsi="Arial"/>
-          <w:i/>
-          <w:iCs/>
-        </w:rPr>
-        <w:t>Gradient Boosting</w:t>
-      </w:r>
-      <w:r>
-        <w:rPr>
-          <w:rFonts w:ascii="Arial" w:hAnsi="Arial"/>
-        </w:rPr>
-        <w:t xml:space="preserve"> alcanza un rendimiento estadísticamente equivalente o superior en métricas de precisión (</w:t>
-      </w:r>
-      <w:r>
-        <w:rPr>
-          <w:rFonts w:ascii="Arial" w:hAnsi="Arial"/>
-          <w:i/>
-          <w:iCs/>
-        </w:rPr>
-        <w:t>Precision@Top-K</w:t>
-      </w:r>
-      <w:r>
-        <w:rPr>
-          <w:rFonts w:ascii="Arial" w:hAnsi="Arial"/>
-        </w:rPr>
-        <w:t>) sin incurrir en el coste computacional ni en el riesgo de generar patrones artificiales inverosímiles asociados a SMOTE.</w:t>
+        <w:t>Contribución: El estudio cuestiona la necesidad de inyectar datos artificiales que aumentan la complejidad y el riesgo de fuga de información. Se demuestra empíricamente que la simplificación del espacio de datos mediante un submuestreo controlado de la clase mayoritaria (ratio 5:1), combinada con la optimización de arquitecturas de Gradient Boosting, supera operativamente a las técnicas de sobremuestreo sintético. Esta estrategia maximiza la métrica de negocio (Card Precision@100) reduciendo drásticamente la carga computacional, validando un enfoque más ágil y realista frente a la complejidad del estado del arte.</w:t>
       </w:r>
     </w:p>
     <w:p>
@@ -12188,7 +12085,25 @@
           <w:rFonts w:ascii="Arial" w:hAnsi="Arial"/>
         </w:rPr>
         <w:lastRenderedPageBreak/>
-        <w:t>Desarrollo de Experimentos Tentativos</w:t>
+        <w:t xml:space="preserve">Desarrollo de </w:t>
+      </w:r>
+      <w:r>
+        <w:rPr>
+          <w:rFonts w:ascii="Arial" w:hAnsi="Arial"/>
+        </w:rPr>
+        <w:t xml:space="preserve">la fase </w:t>
+      </w:r>
+      <w:r>
+        <w:rPr>
+          <w:rFonts w:ascii="Arial" w:hAnsi="Arial"/>
+        </w:rPr>
+        <w:t>Experiment</w:t>
+      </w:r>
+      <w:r>
+        <w:rPr>
+          <w:rFonts w:ascii="Arial" w:hAnsi="Arial"/>
+        </w:rPr>
+        <w:t>al</w:t>
       </w:r>
       <w:bookmarkEnd w:id="38"/>
     </w:p>
@@ -12569,50 +12484,54 @@
     </w:p>
     <w:p>
       <w:pPr>
-        <w:pStyle w:val="Ttulo3"/>
+        <w:pStyle w:val="Ttulo4"/>
         <w:numPr>
           <w:ilvl w:val="0"/>
           <w:numId w:val="0"/>
         </w:numPr>
         <w:rPr>
+          <w:rFonts w:ascii="Arial" w:hAnsi="Arial" w:cs="Arial"/>
+          <w:i w:val="0"/>
+          <w:iCs w:val="0"/>
+          <w:color w:val="auto"/>
+          <w:sz w:val="28"/>
+          <w:szCs w:val="28"/>
+        </w:rPr>
+      </w:pPr>
+      <w:bookmarkStart w:id="40" w:name="_Toc222931124"/>
+      <w:r>
+        <w:rPr>
+          <w:rFonts w:ascii="Arial" w:hAnsi="Arial" w:cs="Arial"/>
+          <w:i w:val="0"/>
+          <w:iCs w:val="0"/>
+          <w:color w:val="auto"/>
+          <w:sz w:val="28"/>
+          <w:szCs w:val="28"/>
+        </w:rPr>
+        <w:t>Objetivo</w:t>
+      </w:r>
+      <w:bookmarkEnd w:id="40"/>
+    </w:p>
+    <w:p>
+      <w:pPr>
+        <w:spacing w:line="240" w:lineRule="auto"/>
+        <w:rPr>
+          <w:rFonts w:ascii="Arial" w:hAnsi="Arial"/>
+          <w:lang w:eastAsia="es-ES"/>
+        </w:rPr>
+      </w:pPr>
+      <w:r>
+        <w:rPr>
+          <w:rFonts w:ascii="Arial" w:hAnsi="Arial"/>
+          <w:lang w:eastAsia="es-ES"/>
+        </w:rPr>
+        <w:t xml:space="preserve">El propósito fundamental de esta primera fase experimental no es la construcción del modelo predictivo definitivo, sino la definición de una </w:t>
+      </w:r>
+      <w:r>
+        <w:rPr>
+          <w:rFonts w:ascii="Arial" w:hAnsi="Arial"/>
           <w:b/>
           <w:bCs/>
-          <w:sz w:val="28"/>
-          <w:szCs w:val="28"/>
-        </w:rPr>
-      </w:pPr>
-      <w:bookmarkStart w:id="40" w:name="_Toc222931124"/>
-      <w:r>
-        <w:rPr>
-          <w:b/>
-          <w:bCs/>
-          <w:sz w:val="28"/>
-          <w:szCs w:val="28"/>
-        </w:rPr>
-        <w:t>Objetivo</w:t>
-      </w:r>
-      <w:bookmarkEnd w:id="40"/>
-    </w:p>
-    <w:p>
-      <w:pPr>
-        <w:spacing w:line="240" w:lineRule="auto"/>
-        <w:rPr>
-          <w:rFonts w:ascii="Arial" w:hAnsi="Arial"/>
-          <w:lang w:eastAsia="es-ES"/>
-        </w:rPr>
-      </w:pPr>
-      <w:r>
-        <w:rPr>
-          <w:rFonts w:ascii="Arial" w:hAnsi="Arial"/>
-          <w:lang w:eastAsia="es-ES"/>
-        </w:rPr>
-        <w:t xml:space="preserve">El propósito fundamental de esta primera fase experimental no es la construcción del modelo predictivo definitivo, sino la definición de una </w:t>
-      </w:r>
-      <w:r>
-        <w:rPr>
-          <w:rFonts w:ascii="Arial" w:hAnsi="Arial"/>
-          <w:b/>
-          <w:bCs/>
           <w:lang w:eastAsia="es-ES"/>
         </w:rPr>
         <w:t>referencia de rendimiento</w:t>
@@ -12659,14 +12578,16 @@
     </w:p>
     <w:p>
       <w:pPr>
-        <w:pStyle w:val="Ttulo3"/>
+        <w:pStyle w:val="Ttulo4"/>
         <w:numPr>
           <w:ilvl w:val="0"/>
           <w:numId w:val="0"/>
         </w:numPr>
         <w:rPr>
-          <w:b/>
-          <w:bCs/>
+          <w:rFonts w:ascii="Arial" w:hAnsi="Arial" w:cs="Arial"/>
+          <w:i w:val="0"/>
+          <w:iCs w:val="0"/>
+          <w:color w:val="auto"/>
           <w:sz w:val="28"/>
           <w:szCs w:val="28"/>
         </w:rPr>
@@ -12674,8 +12595,10 @@
       <w:bookmarkStart w:id="41" w:name="_Toc222931125"/>
       <w:r>
         <w:rPr>
-          <w:b/>
-          <w:bCs/>
+          <w:rFonts w:ascii="Arial" w:hAnsi="Arial" w:cs="Arial"/>
+          <w:i w:val="0"/>
+          <w:iCs w:val="0"/>
+          <w:color w:val="auto"/>
           <w:sz w:val="28"/>
           <w:szCs w:val="28"/>
         </w:rPr>
@@ -13003,61 +12926,120 @@
     </w:p>
     <w:p>
       <w:pPr>
-        <w:pStyle w:val="Ttulo3"/>
+        <w:pStyle w:val="Ttulo4"/>
         <w:numPr>
           <w:ilvl w:val="0"/>
           <w:numId w:val="0"/>
         </w:numPr>
         <w:rPr>
+          <w:rFonts w:ascii="Arial" w:hAnsi="Arial" w:cs="Arial"/>
+          <w:i w:val="0"/>
+          <w:iCs w:val="0"/>
+          <w:color w:val="auto"/>
+          <w:sz w:val="28"/>
+          <w:szCs w:val="28"/>
+        </w:rPr>
+      </w:pPr>
+      <w:bookmarkStart w:id="42" w:name="_Toc222931126"/>
+      <w:r>
+        <w:rPr>
+          <w:rFonts w:ascii="Arial" w:hAnsi="Arial" w:cs="Arial"/>
+          <w:i w:val="0"/>
+          <w:iCs w:val="0"/>
+          <w:color w:val="auto"/>
+          <w:sz w:val="28"/>
+          <w:szCs w:val="28"/>
+        </w:rPr>
+        <w:t>Hipótesis de Trabajo</w:t>
+      </w:r>
+      <w:bookmarkEnd w:id="42"/>
+    </w:p>
+    <w:p>
+      <w:pPr>
+        <w:spacing w:line="240" w:lineRule="auto"/>
+        <w:rPr>
+          <w:rFonts w:ascii="Arial" w:hAnsi="Arial"/>
+          <w:lang w:eastAsia="es-ES"/>
+        </w:rPr>
+      </w:pPr>
+      <w:r>
+        <w:rPr>
+          <w:rFonts w:ascii="Arial" w:hAnsi="Arial"/>
+          <w:lang w:eastAsia="es-ES"/>
+        </w:rPr>
+        <w:t>Bajo estas condiciones de "ceguera algorítmica" ante la asimetría de clases, se proyecta observar una divergencia radical en los indicadores de rendimiento, confirmando la falacia de las métricas generalistas.</w:t>
+      </w:r>
+    </w:p>
+    <w:p>
+      <w:pPr>
+        <w:spacing w:line="240" w:lineRule="auto"/>
+        <w:rPr>
+          <w:rFonts w:ascii="Arial" w:hAnsi="Arial"/>
+          <w:lang w:eastAsia="es-ES"/>
+        </w:rPr>
+      </w:pPr>
+      <w:r>
+        <w:rPr>
+          <w:rFonts w:ascii="Arial" w:hAnsi="Arial"/>
+          <w:lang w:eastAsia="es-ES"/>
+        </w:rPr>
+        <w:t>Se hipotetiza que los modelos reportarán una Exactitud Global (</w:t>
+      </w:r>
+      <w:r>
+        <w:rPr>
+          <w:rFonts w:ascii="Arial" w:hAnsi="Arial"/>
+          <w:i/>
+          <w:iCs/>
+          <w:lang w:eastAsia="es-ES"/>
+        </w:rPr>
+        <w:t>Accuracy</w:t>
+      </w:r>
+      <w:r>
+        <w:rPr>
+          <w:rFonts w:ascii="Arial" w:hAnsi="Arial"/>
+          <w:lang w:eastAsia="es-ES"/>
+        </w:rPr>
+        <w:t xml:space="preserve">) ilusoriamente alta (rozando el 99%), impulsada únicamente por la clasificación trivial de la clase mayoritaria legítima. Sin embargo, al observar las métricas objetivo, se espera que el </w:t>
+      </w:r>
+      <w:r>
+        <w:rPr>
+          <w:rFonts w:ascii="Arial" w:hAnsi="Arial"/>
+          <w:i/>
+          <w:iCs/>
+          <w:lang w:eastAsia="es-ES"/>
+        </w:rPr>
+        <w:t>Recall</w:t>
+      </w:r>
+      <w:r>
+        <w:rPr>
+          <w:rFonts w:ascii="Arial" w:hAnsi="Arial"/>
+          <w:lang w:eastAsia="es-ES"/>
+        </w:rPr>
+        <w:t xml:space="preserve"> y la </w:t>
+      </w:r>
+      <w:r>
+        <w:rPr>
+          <w:rFonts w:ascii="Arial" w:hAnsi="Arial"/>
           <w:b/>
           <w:bCs/>
-          <w:sz w:val="28"/>
-          <w:szCs w:val="28"/>
-        </w:rPr>
-      </w:pPr>
-      <w:bookmarkStart w:id="42" w:name="_Toc222931126"/>
-      <w:r>
-        <w:rPr>
-          <w:b/>
-          <w:bCs/>
-          <w:sz w:val="28"/>
-          <w:szCs w:val="28"/>
-        </w:rPr>
-        <w:t>Hipótesis de Trabajo</w:t>
-      </w:r>
-      <w:bookmarkEnd w:id="42"/>
-    </w:p>
-    <w:p>
-      <w:pPr>
-        <w:spacing w:line="240" w:lineRule="auto"/>
-        <w:rPr>
-          <w:rFonts w:ascii="Arial" w:hAnsi="Arial"/>
-          <w:lang w:eastAsia="es-ES"/>
-        </w:rPr>
-      </w:pPr>
-      <w:r>
-        <w:rPr>
-          <w:rFonts w:ascii="Arial" w:hAnsi="Arial"/>
-          <w:lang w:eastAsia="es-ES"/>
-        </w:rPr>
-        <w:t>Bajo estas condiciones de "ceguera algorítmica" ante la asimetría de clases, se proyecta observar una divergencia radical en los indicadores de rendimiento, confirmando la falacia de las métricas generalistas.</w:t>
-      </w:r>
-    </w:p>
-    <w:p>
-      <w:pPr>
-        <w:spacing w:line="240" w:lineRule="auto"/>
-        <w:rPr>
-          <w:rFonts w:ascii="Arial" w:hAnsi="Arial"/>
-          <w:lang w:eastAsia="es-ES"/>
-        </w:rPr>
-      </w:pPr>
+          <w:lang w:eastAsia="es-ES"/>
+        </w:rPr>
+        <w:t>AUPRC</w:t>
+      </w:r>
+      <w:r>
+        <w:rPr>
+          <w:rFonts w:ascii="Arial" w:hAnsi="Arial"/>
+          <w:lang w:eastAsia="es-ES"/>
+        </w:rPr>
+        <w:t xml:space="preserve"> revelen una degradación crítica, demostrando la incapacidad del </w:t>
+      </w:r>
       <w:r>
         <w:rPr>
           <w:rFonts w:ascii="Arial" w:hAnsi="Arial"/>
           <w:lang w:eastAsia="es-ES"/>
         </w:rPr>
         <w:lastRenderedPageBreak/>
-        <w:t>Se hipotetiza que los modelos reportarán una Exactitud Global (</w:t>
+        <w:t xml:space="preserve">aprendizaje estándar para interceptar el fraude de forma autónoma. Adicionalmente, se anticipa que las arquitecturas basadas en árboles superarán ampliamente a la Regresión Logística en </w:t>
       </w:r>
       <w:r>
         <w:rPr>
@@ -13066,54 +13048,6 @@
           <w:iCs/>
           <w:lang w:eastAsia="es-ES"/>
         </w:rPr>
-        <w:t>Accuracy</w:t>
-      </w:r>
-      <w:r>
-        <w:rPr>
-          <w:rFonts w:ascii="Arial" w:hAnsi="Arial"/>
-          <w:lang w:eastAsia="es-ES"/>
-        </w:rPr>
-        <w:t xml:space="preserve">) ilusoriamente alta (rozando el 99%), impulsada únicamente por la clasificación trivial de la clase mayoritaria legítima. Sin embargo, al observar las métricas objetivo, se espera que el </w:t>
-      </w:r>
-      <w:r>
-        <w:rPr>
-          <w:rFonts w:ascii="Arial" w:hAnsi="Arial"/>
-          <w:i/>
-          <w:iCs/>
-          <w:lang w:eastAsia="es-ES"/>
-        </w:rPr>
-        <w:t>Recall</w:t>
-      </w:r>
-      <w:r>
-        <w:rPr>
-          <w:rFonts w:ascii="Arial" w:hAnsi="Arial"/>
-          <w:lang w:eastAsia="es-ES"/>
-        </w:rPr>
-        <w:t xml:space="preserve"> y la </w:t>
-      </w:r>
-      <w:r>
-        <w:rPr>
-          <w:rFonts w:ascii="Arial" w:hAnsi="Arial"/>
-          <w:b/>
-          <w:bCs/>
-          <w:lang w:eastAsia="es-ES"/>
-        </w:rPr>
-        <w:t>AUPRC</w:t>
-      </w:r>
-      <w:r>
-        <w:rPr>
-          <w:rFonts w:ascii="Arial" w:hAnsi="Arial"/>
-          <w:lang w:eastAsia="es-ES"/>
-        </w:rPr>
-        <w:t xml:space="preserve"> revelen una degradación crítica, demostrando la incapacidad del aprendizaje estándar para interceptar el fraude de forma autónoma. Adicionalmente, se anticipa que las arquitecturas basadas en árboles superarán ampliamente a la Regresión Logística en </w:t>
-      </w:r>
-      <w:r>
-        <w:rPr>
-          <w:rFonts w:ascii="Arial" w:hAnsi="Arial"/>
-          <w:i/>
-          <w:iCs/>
-          <w:lang w:eastAsia="es-ES"/>
-        </w:rPr>
         <w:t>Card Precision@100</w:t>
       </w:r>
       <w:r>
@@ -13143,14 +13077,16 @@
     </w:p>
     <w:p>
       <w:pPr>
-        <w:pStyle w:val="Ttulo3"/>
+        <w:pStyle w:val="Ttulo4"/>
         <w:numPr>
           <w:ilvl w:val="0"/>
           <w:numId w:val="0"/>
         </w:numPr>
         <w:rPr>
-          <w:b/>
-          <w:bCs/>
+          <w:rFonts w:ascii="Arial" w:hAnsi="Arial" w:cs="Arial"/>
+          <w:i w:val="0"/>
+          <w:iCs w:val="0"/>
+          <w:color w:val="auto"/>
           <w:sz w:val="28"/>
           <w:szCs w:val="28"/>
         </w:rPr>
@@ -13158,8 +13094,10 @@
       <w:bookmarkStart w:id="44" w:name="_Toc222931128"/>
       <w:r>
         <w:rPr>
-          <w:b/>
-          <w:bCs/>
+          <w:rFonts w:ascii="Arial" w:hAnsi="Arial" w:cs="Arial"/>
+          <w:i w:val="0"/>
+          <w:iCs w:val="0"/>
+          <w:color w:val="auto"/>
           <w:sz w:val="28"/>
           <w:szCs w:val="28"/>
         </w:rPr>
@@ -13201,14 +13139,16 @@
     </w:p>
     <w:p>
       <w:pPr>
-        <w:pStyle w:val="Ttulo3"/>
+        <w:pStyle w:val="Ttulo4"/>
         <w:numPr>
           <w:ilvl w:val="0"/>
           <w:numId w:val="0"/>
         </w:numPr>
         <w:rPr>
-          <w:b/>
-          <w:bCs/>
+          <w:rFonts w:ascii="Arial" w:hAnsi="Arial" w:cs="Arial"/>
+          <w:i w:val="0"/>
+          <w:iCs w:val="0"/>
+          <w:color w:val="auto"/>
           <w:sz w:val="28"/>
           <w:szCs w:val="28"/>
         </w:rPr>
@@ -13216,8 +13156,10 @@
       <w:bookmarkStart w:id="45" w:name="_Toc222931129"/>
       <w:r>
         <w:rPr>
-          <w:b/>
-          <w:bCs/>
+          <w:rFonts w:ascii="Arial" w:hAnsi="Arial" w:cs="Arial"/>
+          <w:i w:val="0"/>
+          <w:iCs w:val="0"/>
+          <w:color w:val="auto"/>
           <w:sz w:val="28"/>
           <w:szCs w:val="28"/>
         </w:rPr>
@@ -13469,7 +13411,6 @@
           <w:iCs/>
           <w:lang w:eastAsia="es-ES"/>
         </w:rPr>
-        <w:lastRenderedPageBreak/>
         <w:t>Preprocesamiento:</w:t>
       </w:r>
       <w:r>
@@ -13528,14 +13469,16 @@
     </w:p>
     <w:p>
       <w:pPr>
-        <w:pStyle w:val="Ttulo3"/>
+        <w:pStyle w:val="Ttulo4"/>
         <w:numPr>
           <w:ilvl w:val="0"/>
           <w:numId w:val="0"/>
         </w:numPr>
         <w:rPr>
-          <w:b/>
-          <w:bCs/>
+          <w:rFonts w:ascii="Arial" w:hAnsi="Arial" w:cs="Arial"/>
+          <w:i w:val="0"/>
+          <w:iCs w:val="0"/>
+          <w:color w:val="auto"/>
           <w:sz w:val="28"/>
           <w:szCs w:val="28"/>
         </w:rPr>
@@ -13543,11 +13486,14 @@
       <w:bookmarkStart w:id="46" w:name="_Toc222931130"/>
       <w:r>
         <w:rPr>
-          <w:b/>
-          <w:bCs/>
+          <w:rFonts w:ascii="Arial" w:hAnsi="Arial" w:cs="Arial"/>
+          <w:i w:val="0"/>
+          <w:iCs w:val="0"/>
+          <w:color w:val="auto"/>
           <w:sz w:val="28"/>
           <w:szCs w:val="28"/>
         </w:rPr>
+        <w:lastRenderedPageBreak/>
         <w:t>Hipótesis de Trabajo</w:t>
       </w:r>
       <w:bookmarkEnd w:id="46"/>
@@ -13659,14 +13605,16 @@
     </w:p>
     <w:p>
       <w:pPr>
-        <w:pStyle w:val="Ttulo3"/>
+        <w:pStyle w:val="Ttulo4"/>
         <w:numPr>
           <w:ilvl w:val="0"/>
           <w:numId w:val="0"/>
         </w:numPr>
         <w:rPr>
-          <w:b/>
-          <w:bCs/>
+          <w:rFonts w:ascii="Arial" w:hAnsi="Arial" w:cs="Arial"/>
+          <w:i w:val="0"/>
+          <w:iCs w:val="0"/>
+          <w:color w:val="auto"/>
           <w:sz w:val="28"/>
           <w:szCs w:val="28"/>
         </w:rPr>
@@ -13674,8 +13622,10 @@
       <w:bookmarkStart w:id="48" w:name="_Toc222931132"/>
       <w:r>
         <w:rPr>
-          <w:b/>
-          <w:bCs/>
+          <w:rFonts w:ascii="Arial" w:hAnsi="Arial" w:cs="Arial"/>
+          <w:i w:val="0"/>
+          <w:iCs w:val="0"/>
+          <w:color w:val="auto"/>
           <w:sz w:val="28"/>
           <w:szCs w:val="28"/>
         </w:rPr>
@@ -13701,14 +13651,16 @@
     </w:p>
     <w:p>
       <w:pPr>
-        <w:pStyle w:val="Ttulo3"/>
+        <w:pStyle w:val="Ttulo4"/>
         <w:numPr>
           <w:ilvl w:val="0"/>
           <w:numId w:val="0"/>
         </w:numPr>
         <w:rPr>
-          <w:b/>
-          <w:bCs/>
+          <w:rFonts w:ascii="Arial" w:hAnsi="Arial" w:cs="Arial"/>
+          <w:i w:val="0"/>
+          <w:iCs w:val="0"/>
+          <w:color w:val="auto"/>
           <w:sz w:val="28"/>
           <w:szCs w:val="28"/>
         </w:rPr>
@@ -13716,8 +13668,10 @@
       <w:bookmarkStart w:id="49" w:name="_Toc222931133"/>
       <w:r>
         <w:rPr>
-          <w:b/>
-          <w:bCs/>
+          <w:rFonts w:ascii="Arial" w:hAnsi="Arial" w:cs="Arial"/>
+          <w:i w:val="0"/>
+          <w:iCs w:val="0"/>
+          <w:color w:val="auto"/>
           <w:sz w:val="28"/>
           <w:szCs w:val="28"/>
         </w:rPr>
@@ -13841,7 +13795,6 @@
           <w:bCs/>
           <w:lang w:eastAsia="es-ES"/>
         </w:rPr>
-        <w:lastRenderedPageBreak/>
         <w:t>Interpretabilidad Agnóstica basada en Teoría de Juegos (</w:t>
       </w:r>
       <w:r>
@@ -13961,6 +13914,7 @@
           <w:iCs/>
           <w:lang w:eastAsia="es-ES"/>
         </w:rPr>
+        <w:lastRenderedPageBreak/>
         <w:t>Gráficos de Cascada y Fuerza Local</w:t>
       </w:r>
       <w:r>
@@ -13982,14 +13936,16 @@
     </w:p>
     <w:p>
       <w:pPr>
-        <w:pStyle w:val="Ttulo3"/>
+        <w:pStyle w:val="Ttulo4"/>
         <w:numPr>
           <w:ilvl w:val="0"/>
           <w:numId w:val="0"/>
         </w:numPr>
         <w:rPr>
-          <w:b/>
-          <w:bCs/>
+          <w:rFonts w:ascii="Arial" w:hAnsi="Arial" w:cs="Arial"/>
+          <w:i w:val="0"/>
+          <w:iCs w:val="0"/>
+          <w:color w:val="auto"/>
           <w:sz w:val="28"/>
           <w:szCs w:val="28"/>
         </w:rPr>
@@ -13997,8 +13953,10 @@
       <w:bookmarkStart w:id="50" w:name="_Toc222931134"/>
       <w:r>
         <w:rPr>
-          <w:b/>
-          <w:bCs/>
+          <w:rFonts w:ascii="Arial" w:hAnsi="Arial" w:cs="Arial"/>
+          <w:i w:val="0"/>
+          <w:iCs w:val="0"/>
+          <w:color w:val="auto"/>
           <w:sz w:val="28"/>
           <w:szCs w:val="28"/>
         </w:rPr>
@@ -18954,6 +18912,7 @@
       <w:r>
         <w:rPr>
           <w:rFonts w:ascii="Arial" w:hAnsi="Arial"/>
+          <w:noProof/>
           <w:lang w:eastAsia="es-ES"/>
         </w:rPr>
         <w:drawing>
@@ -19009,6 +18968,7 @@
       <w:r>
         <w:rPr>
           <w:rFonts w:ascii="Arial" w:hAnsi="Arial"/>
+          <w:noProof/>
           <w:lang w:eastAsia="es-ES"/>
         </w:rPr>
         <w:drawing>
@@ -19123,6 +19083,7 @@
     <w:p>
       <w:pPr>
         <w:pStyle w:val="Ttulo1"/>
+        <w:spacing w:line="240" w:lineRule="auto"/>
         <w:rPr>
           <w:rFonts w:ascii="Arial" w:hAnsi="Arial"/>
         </w:rPr>
@@ -19139,10 +19100,116 @@
     </w:p>
     <w:p>
       <w:pPr>
+        <w:suppressAutoHyphens w:val="0"/>
+        <w:spacing w:before="100" w:beforeAutospacing="1" w:after="100" w:afterAutospacing="1" w:line="240" w:lineRule="auto"/>
+        <w:jc w:val="left"/>
+        <w:rPr>
+          <w:rFonts w:ascii="Arial" w:eastAsia="Times New Roman" w:hAnsi="Arial"/>
+          <w:lang w:eastAsia="es-ES"/>
+        </w:rPr>
+      </w:pPr>
+      <w:r>
+        <w:rPr>
+          <w:rFonts w:ascii="Arial" w:eastAsia="Times New Roman" w:hAnsi="Arial"/>
+          <w:lang w:eastAsia="es-ES"/>
+        </w:rPr>
+        <w:t xml:space="preserve">La presente investigación se articuló con el propósito de auditar, desde una perspectiva crítica y operativa, el ciclo de vida completo de los modelos de </w:t>
+      </w:r>
+      <w:r>
+        <w:rPr>
+          <w:rFonts w:ascii="Arial" w:eastAsia="Times New Roman" w:hAnsi="Arial"/>
+          <w:i/>
+          <w:iCs/>
+          <w:lang w:eastAsia="es-ES"/>
+        </w:rPr>
+        <w:t>Machine Learning</w:t>
+      </w:r>
+      <w:r>
+        <w:rPr>
+          <w:rFonts w:ascii="Arial" w:eastAsia="Times New Roman" w:hAnsi="Arial"/>
+          <w:lang w:eastAsia="es-ES"/>
+        </w:rPr>
+        <w:t xml:space="preserve"> aplicados a la detección de fraude en tarjetas de crédito. A través de un diseño experimental progresivo, se ha trascendido la mera búsqueda de rendimiento algorítmico para abordar problemas estructurales del dominio, tales como la asimetría extrema de clases, la propagación de sesgos metodológicos (</w:t>
+      </w:r>
+      <w:r>
+        <w:rPr>
+          <w:rFonts w:ascii="Arial" w:eastAsia="Times New Roman" w:hAnsi="Arial"/>
+          <w:i/>
+          <w:iCs/>
+          <w:lang w:eastAsia="es-ES"/>
+        </w:rPr>
+        <w:t>Data Leakage</w:t>
+      </w:r>
+      <w:r>
+        <w:rPr>
+          <w:rFonts w:ascii="Arial" w:eastAsia="Times New Roman" w:hAnsi="Arial"/>
+          <w:lang w:eastAsia="es-ES"/>
+        </w:rPr>
+        <w:t>) y la opacidad en la toma de decisiones.</w:t>
+      </w:r>
+    </w:p>
+    <w:p>
+      <w:pPr>
+        <w:suppressAutoHyphens w:val="0"/>
+        <w:spacing w:before="100" w:beforeAutospacing="1" w:after="100" w:afterAutospacing="1" w:line="240" w:lineRule="auto"/>
+        <w:jc w:val="left"/>
+        <w:rPr>
+          <w:rFonts w:ascii="Arial" w:eastAsia="Times New Roman" w:hAnsi="Arial"/>
+          <w:lang w:eastAsia="es-ES"/>
+        </w:rPr>
+      </w:pPr>
+      <w:r>
+        <w:rPr>
+          <w:rFonts w:ascii="Arial" w:eastAsia="Times New Roman" w:hAnsi="Arial"/>
+          <w:lang w:eastAsia="es-ES"/>
+        </w:rPr>
+        <w:t>Los resultados empíricos obtenidos permiten extraer conclusiones sólidas que validan las hipótesis iniciales y aportan directrices claras para la implementación de estos sistemas en entornos financieros reales.</w:t>
+      </w:r>
+    </w:p>
+    <w:p>
+      <w:pPr>
+        <w:pStyle w:val="Ttulo2"/>
+        <w:spacing w:line="240" w:lineRule="auto"/>
+        <w:rPr>
+          <w:rFonts w:ascii="Arial" w:hAnsi="Arial"/>
+        </w:rPr>
+      </w:pPr>
+      <w:r>
+        <w:rPr>
+          <w:rFonts w:ascii="Arial" w:hAnsi="Arial"/>
+        </w:rPr>
+        <w:t>Síntesis de Hallazgos y Validación de Hipótesis</w:t>
+      </w:r>
+    </w:p>
+    <w:p>
+      <w:pPr>
+        <w:spacing w:line="240" w:lineRule="auto"/>
+        <w:rPr>
+          <w:rFonts w:ascii="Arial" w:hAnsi="Arial"/>
+        </w:rPr>
+      </w:pPr>
+      <w:r>
+        <w:rPr>
+          <w:rFonts w:ascii="Arial" w:hAnsi="Arial"/>
+        </w:rPr>
+        <w:t>El análisis de los ensayos metodológicos arroja tres conclusiones técnicas fundamentales:</w:t>
+      </w:r>
+    </w:p>
+    <w:p>
+      <w:pPr>
+        <w:pStyle w:val="Ttulo3"/>
+        <w:numPr>
+          <w:ilvl w:val="0"/>
+          <w:numId w:val="0"/>
+        </w:numPr>
+        <w:spacing w:line="240" w:lineRule="auto"/>
+        <w:ind w:left="720" w:hanging="720"/>
         <w:rPr>
           <w:rFonts w:ascii="Arial" w:hAnsi="Arial"/>
           <w:b/>
           <w:bCs/>
+          <w:sz w:val="24"/>
+          <w:szCs w:val="24"/>
         </w:rPr>
       </w:pPr>
       <w:r>
@@ -19150,37 +19217,991 @@
           <w:rFonts w:ascii="Arial" w:hAnsi="Arial"/>
           <w:b/>
           <w:bCs/>
-        </w:rPr>
-        <w:t>¿Cómo se verificaría</w:t>
+          <w:sz w:val="24"/>
+          <w:szCs w:val="24"/>
+        </w:rPr>
+        <w:t>La falacia de las métricas generalistas y el valor del submuestreo</w:t>
       </w:r>
       <w:r>
         <w:rPr>
           <w:rFonts w:ascii="Arial" w:hAnsi="Arial"/>
           <w:b/>
           <w:bCs/>
-        </w:rPr>
-        <w:t xml:space="preserve"> la latencia de 7 días</w:t>
-      </w:r>
-      <w:r>
+          <w:sz w:val="24"/>
+          <w:szCs w:val="24"/>
+        </w:rPr>
+        <w:t>:</w:t>
+      </w:r>
+    </w:p>
+    <w:p>
+      <w:pPr>
+        <w:spacing w:line="240" w:lineRule="auto"/>
+        <w:rPr>
+          <w:rFonts w:ascii="Arial" w:hAnsi="Arial"/>
+        </w:rPr>
+      </w:pPr>
+      <w:r>
+        <w:rPr>
+          <w:rFonts w:ascii="Arial" w:hAnsi="Arial"/>
+        </w:rPr>
+        <w:t>El</w:t>
+      </w:r>
+      <w:r>
+        <w:rPr>
+          <w:rFonts w:ascii="Arial" w:hAnsi="Arial"/>
+        </w:rPr>
+        <w:t xml:space="preserve"> experimento</w:t>
+      </w:r>
+      <w:r>
+        <w:rPr>
+          <w:rFonts w:ascii="Arial" w:hAnsi="Arial"/>
+        </w:rPr>
+        <w:t xml:space="preserve"> </w:t>
+      </w:r>
+      <w:r>
+        <w:rPr>
+          <w:rFonts w:ascii="Arial" w:hAnsi="Arial"/>
+        </w:rPr>
+        <w:t>con el que se definió el modelo de referencia,</w:t>
+      </w:r>
+      <w:r>
+        <w:rPr>
+          <w:rFonts w:ascii="Arial" w:hAnsi="Arial"/>
+        </w:rPr>
+        <w:t xml:space="preserve"> demostró empíricamente que la Exactitud (</w:t>
+      </w:r>
+      <w:r>
+        <w:rPr>
+          <w:rFonts w:ascii="Arial" w:hAnsi="Arial"/>
+          <w:i/>
+          <w:iCs/>
+        </w:rPr>
+        <w:t>Accuracy</w:t>
+      </w:r>
+      <w:r>
+        <w:rPr>
+          <w:rFonts w:ascii="Arial" w:hAnsi="Arial"/>
+        </w:rPr>
+        <w:t xml:space="preserve">) carece de validez como indicador de éxito en entornos de fraude, al invisibilizar la tasa de falsos negativos bajo el peso de la clase mayoritaria. Adicionalmente, se constató que las estrategias de balanceo extremo (1:1) destruyen la semántica de la normalidad, degradando severamente la capacidad predictiva. Por el contrario, un submuestreo moderado (ratio 5:1) empleando la arquitectura </w:t>
+      </w:r>
+      <w:r>
+        <w:rPr>
+          <w:rFonts w:ascii="Arial" w:hAnsi="Arial"/>
+          <w:i/>
+          <w:iCs/>
+        </w:rPr>
+        <w:t>XGBoost</w:t>
+      </w:r>
+      <w:r>
+        <w:rPr>
+          <w:rFonts w:ascii="Arial" w:hAnsi="Arial"/>
+        </w:rPr>
+        <w:t xml:space="preserve"> emergió como la solución óptima, incrementando drásticamente el volumen de fraude interceptado y reduciendo los tiempos de optimización, consolidándose como un modelo ágil y altamente sensible.</w:t>
+      </w:r>
+    </w:p>
+    <w:p>
+      <w:pPr>
+        <w:pStyle w:val="Ttulo3"/>
+        <w:numPr>
+          <w:ilvl w:val="0"/>
+          <w:numId w:val="0"/>
+        </w:numPr>
+        <w:spacing w:line="240" w:lineRule="auto"/>
+        <w:ind w:left="720" w:hanging="720"/>
         <w:rPr>
           <w:rFonts w:ascii="Arial" w:hAnsi="Arial"/>
           <w:b/>
           <w:bCs/>
-        </w:rPr>
-        <w:t>?</w:t>
-      </w:r>
-    </w:p>
-    <w:p>
-      <w:pPr>
-        <w:rPr>
-          <w:rFonts w:ascii="Arial" w:hAnsi="Arial"/>
-        </w:rPr>
-      </w:pPr>
-      <w:r>
-        <w:rPr>
-          <w:rFonts w:ascii="Arial" w:hAnsi="Arial"/>
-        </w:rPr>
-        <w:t>Para verificar el impacto de la latencia de 7 días, habría que diseñar un Análisis de Sensibilidad Temporal. Consistiría en coger el Experimento A y reentrenar el modelo XGBoost cambiando el parámetro de retraso (DELTA_DELAY) a 1 día, 7 días, 14 días y 21 días. Luego, se compararían las métricas (AUPRC) para ver cuánto se degrada el modelo a medida que el banco tarda más en recibir las etiquetas de fraude.</w:t>
+          <w:sz w:val="24"/>
+          <w:szCs w:val="24"/>
+        </w:rPr>
+      </w:pPr>
+      <w:r>
+        <w:rPr>
+          <w:rFonts w:ascii="Arial" w:hAnsi="Arial"/>
+          <w:b/>
+          <w:bCs/>
+          <w:sz w:val="24"/>
+          <w:szCs w:val="24"/>
+        </w:rPr>
+        <w:t>Cuantificación empírica del Data Leakage en la literatura:</w:t>
+      </w:r>
+    </w:p>
+    <w:p>
+      <w:pPr>
+        <w:spacing w:line="240" w:lineRule="auto"/>
+        <w:rPr>
+          <w:rFonts w:ascii="Arial" w:hAnsi="Arial"/>
+        </w:rPr>
+      </w:pPr>
+      <w:r>
+        <w:rPr>
+          <w:rFonts w:ascii="Arial" w:hAnsi="Arial"/>
+        </w:rPr>
+        <w:t xml:space="preserve">El </w:t>
+      </w:r>
+      <w:r>
+        <w:rPr>
+          <w:rFonts w:ascii="Arial" w:hAnsi="Arial"/>
+        </w:rPr>
+        <w:t>e</w:t>
+      </w:r>
+      <w:r>
+        <w:rPr>
+          <w:rFonts w:ascii="Arial" w:hAnsi="Arial"/>
+        </w:rPr>
+        <w:t xml:space="preserve">xperimento </w:t>
+      </w:r>
+      <w:r>
+        <w:rPr>
+          <w:rFonts w:ascii="Arial" w:hAnsi="Arial"/>
+        </w:rPr>
+        <w:t>sobre el impacto de la fuga de datos</w:t>
+      </w:r>
+      <w:r>
+        <w:rPr>
+          <w:rFonts w:ascii="Arial" w:hAnsi="Arial"/>
+        </w:rPr>
+        <w:t xml:space="preserve"> constituye la aportación más crítica de este trabajo. Se ha demostrado matemáticamente cómo prácticas comunes y deficientes en la investigación actual inflan artificialmente la métrica AUPRC hasta en un 40%. Este hallazgo invalida operativamente aquellos modelos del estado del arte que reportan eficacias cercanas al 99% sin aplicar un protocolo estricto de validación prequencial, evidenciando que dichos algoritmos no están detectando fraude inédito, sino memorizando vectores temporalmente contaminados.</w:t>
+      </w:r>
+    </w:p>
+    <w:p>
+      <w:pPr>
+        <w:pStyle w:val="Ttulo3"/>
+        <w:numPr>
+          <w:ilvl w:val="0"/>
+          <w:numId w:val="0"/>
+        </w:numPr>
+        <w:spacing w:line="240" w:lineRule="auto"/>
+        <w:ind w:left="720" w:hanging="720"/>
+        <w:rPr>
+          <w:rFonts w:ascii="Arial" w:hAnsi="Arial"/>
+          <w:b/>
+          <w:bCs/>
+          <w:sz w:val="24"/>
+          <w:szCs w:val="24"/>
+        </w:rPr>
+      </w:pPr>
+      <w:r>
+        <w:rPr>
+          <w:rFonts w:ascii="Arial" w:hAnsi="Arial"/>
+          <w:b/>
+          <w:bCs/>
+          <w:sz w:val="24"/>
+          <w:szCs w:val="24"/>
+        </w:rPr>
+        <w:t>La transición hacia la "Caja Blanca" validada:</w:t>
+      </w:r>
+    </w:p>
+    <w:p>
+      <w:pPr>
+        <w:spacing w:line="240" w:lineRule="auto"/>
+        <w:rPr>
+          <w:rFonts w:ascii="Arial" w:hAnsi="Arial"/>
+        </w:rPr>
+      </w:pPr>
+      <w:r>
+        <w:rPr>
+          <w:rFonts w:ascii="Arial" w:hAnsi="Arial"/>
+        </w:rPr>
+        <w:t xml:space="preserve">El </w:t>
+      </w:r>
+      <w:r>
+        <w:rPr>
+          <w:rFonts w:ascii="Arial" w:hAnsi="Arial"/>
+        </w:rPr>
+        <w:t>experimento de la interpretabilidad algorítmica</w:t>
+      </w:r>
+      <w:r>
+        <w:rPr>
+          <w:rFonts w:ascii="Arial" w:hAnsi="Arial"/>
+        </w:rPr>
+        <w:t xml:space="preserve"> confirmó que el alto rendimiento predictivo no tiene por qué sacrificar la transparencia. La integración de Teoría de Juegos (valores SHAP) permitió revelar que el modelo fundamenta sus decisiones en principios lógicos de negocio (riesgo histórico del terminal a corto plazo y alteraciones bruscas en el gasto del cliente), alejando cualquier sospecha de ajuste sobre ruido estocástico. Más relevante aún, el estudio de ablación demostró empíricamente la robustez técnica del análisis XAI: al extirpar la variable catalogada como dominante, el modelo sufrió una penalización medible en su rendimiento global, pero evidenció la </w:t>
+      </w:r>
+      <w:r>
+        <w:rPr>
+          <w:rFonts w:ascii="Arial" w:hAnsi="Arial"/>
+        </w:rPr>
+        <w:lastRenderedPageBreak/>
+        <w:t xml:space="preserve">notable resiliencia de la arquitectura </w:t>
+      </w:r>
+      <w:r>
+        <w:rPr>
+          <w:rFonts w:ascii="Arial" w:hAnsi="Arial"/>
+          <w:i/>
+          <w:iCs/>
+        </w:rPr>
+        <w:t>Gradient Boosting</w:t>
+      </w:r>
+      <w:r>
+        <w:rPr>
+          <w:rFonts w:ascii="Arial" w:hAnsi="Arial"/>
+        </w:rPr>
+        <w:t xml:space="preserve"> al derivar la carga analítica hacia factores temporalmente correlacionados.</w:t>
+      </w:r>
+    </w:p>
+    <w:p>
+      <w:pPr>
+        <w:pStyle w:val="Ttulo2"/>
+        <w:spacing w:line="240" w:lineRule="auto"/>
+        <w:rPr>
+          <w:rFonts w:ascii="Arial" w:hAnsi="Arial"/>
+        </w:rPr>
+      </w:pPr>
+      <w:r>
+        <w:rPr>
+          <w:rFonts w:ascii="Arial" w:hAnsi="Arial"/>
+        </w:rPr>
+        <w:t>Implicaciones para el Negocio Bancario</w:t>
+      </w:r>
+    </w:p>
+    <w:p>
+      <w:pPr>
+        <w:spacing w:line="240" w:lineRule="auto"/>
+        <w:rPr>
+          <w:rFonts w:ascii="Arial" w:hAnsi="Arial"/>
+        </w:rPr>
+      </w:pPr>
+      <w:r>
+        <w:rPr>
+          <w:rFonts w:ascii="Arial" w:hAnsi="Arial"/>
+        </w:rPr>
+        <w:t>Desde una perspectiva operativa, las conclusiones de este Trabajo Fin de Máster subrayan la necesidad de alinear la métrica matemática con la capacidad humana.</w:t>
+      </w:r>
+    </w:p>
+    <w:p>
+      <w:pPr>
+        <w:spacing w:line="240" w:lineRule="auto"/>
+        <w:rPr>
+          <w:rFonts w:ascii="Arial" w:hAnsi="Arial"/>
+        </w:rPr>
+      </w:pPr>
+      <w:r>
+        <w:rPr>
+          <w:rFonts w:ascii="Arial" w:hAnsi="Arial"/>
+        </w:rPr>
+        <w:t xml:space="preserve">La adopción de la métrica </w:t>
+      </w:r>
+      <w:r>
+        <w:rPr>
+          <w:rFonts w:ascii="Arial" w:hAnsi="Arial"/>
+          <w:i/>
+          <w:iCs/>
+        </w:rPr>
+        <w:t>Card Precision@100</w:t>
+      </w:r>
+      <w:r>
+        <w:rPr>
+          <w:rFonts w:ascii="Arial" w:hAnsi="Arial"/>
+        </w:rPr>
+        <w:t xml:space="preserve"> (CP@100) como criterio de decisión ha evidenciado que el mejor modelo no es aquel que detecta teóricamente más anomalías, sino el que maximiza la densidad de fraudes reales en la cabecera del sistema de alertas. El modelo final desarrollado garantiza la intercepción de casi 30 tarjetas comprometidas diarias asumiendo una restricción estricta de 100 revisiones manuales por parte del Centro de Operaciones de Seguridad (SOC).</w:t>
+      </w:r>
+    </w:p>
+    <w:p>
+      <w:pPr>
+        <w:spacing w:line="240" w:lineRule="auto"/>
+        <w:rPr>
+          <w:rFonts w:ascii="Arial" w:hAnsi="Arial"/>
+        </w:rPr>
+      </w:pPr>
+      <w:r>
+        <w:rPr>
+          <w:rFonts w:ascii="Arial" w:hAnsi="Arial"/>
+        </w:rPr>
+        <w:t>Paralelamente, la generación de "códigos de razón" (</w:t>
+      </w:r>
+      <w:r>
+        <w:rPr>
+          <w:rFonts w:ascii="Arial" w:hAnsi="Arial"/>
+          <w:i/>
+          <w:iCs/>
+        </w:rPr>
+        <w:t>reason codes</w:t>
+      </w:r>
+      <w:r>
+        <w:rPr>
+          <w:rFonts w:ascii="Arial" w:hAnsi="Arial"/>
+        </w:rPr>
+        <w:t xml:space="preserve">) a través de los gráficos de fuerza local (SHAP </w:t>
+      </w:r>
+      <w:r>
+        <w:rPr>
+          <w:rFonts w:ascii="Arial" w:hAnsi="Arial"/>
+          <w:i/>
+          <w:iCs/>
+        </w:rPr>
+        <w:t>Force Plots</w:t>
+      </w:r>
+      <w:r>
+        <w:rPr>
+          <w:rFonts w:ascii="Arial" w:hAnsi="Arial"/>
+        </w:rPr>
+        <w:t>) resuelve la barrera regulatoria. Dotar a los analistas humanos de una explicación visual, transacción por transacción, sobre qué vectores de riesgo detonaron un bloqueo preventivo, permite a la entidad bancaria justificar sus acciones ante los clientes, mitigar el daño reputacional de los falsos positivos y cumplir con los requisitos de explicabilidad algorítmica exigidos por la normativa europea.</w:t>
+      </w:r>
+    </w:p>
+    <w:p>
+      <w:pPr>
+        <w:pStyle w:val="Ttulo2"/>
+        <w:rPr>
+          <w:rFonts w:ascii="Arial" w:hAnsi="Arial"/>
+          <w:sz w:val="36"/>
+        </w:rPr>
+      </w:pPr>
+      <w:r>
+        <w:rPr>
+          <w:rFonts w:ascii="Arial" w:hAnsi="Arial"/>
+        </w:rPr>
+        <w:t>Limitaciones del Estudio</w:t>
+      </w:r>
+    </w:p>
+    <w:p>
+      <w:pPr>
+        <w:pStyle w:val="NormalWeb"/>
+        <w:ind w:firstLine="0"/>
+        <w:rPr>
+          <w:rFonts w:ascii="Arial" w:hAnsi="Arial" w:cs="Arial"/>
+          <w:sz w:val="22"/>
+          <w:szCs w:val="22"/>
+          <w:lang w:val="es-ES"/>
+        </w:rPr>
+      </w:pPr>
+      <w:r>
+        <w:rPr>
+          <w:rFonts w:ascii="Arial" w:hAnsi="Arial" w:cs="Arial"/>
+          <w:sz w:val="22"/>
+          <w:szCs w:val="22"/>
+          <w:lang w:val="es-ES"/>
+        </w:rPr>
+        <w:t>La validez de cualquier investigación empírica en ingeniería de datos está supeditada a las condiciones de contorno de su diseño experimental. Para interpretar correctamente el alcance de los resultados de este Trabajo Fin de Máster, es preceptivo reconocer las siguientes limitaciones estructurales:</w:t>
+      </w:r>
+    </w:p>
+    <w:p>
+      <w:pPr>
+        <w:pStyle w:val="Ttulo3"/>
+        <w:numPr>
+          <w:ilvl w:val="0"/>
+          <w:numId w:val="0"/>
+        </w:numPr>
+        <w:spacing w:line="240" w:lineRule="auto"/>
+        <w:ind w:left="720" w:hanging="720"/>
+        <w:rPr>
+          <w:rFonts w:ascii="Arial" w:hAnsi="Arial"/>
+          <w:b/>
+          <w:bCs/>
+          <w:sz w:val="24"/>
+          <w:szCs w:val="24"/>
+        </w:rPr>
+      </w:pPr>
+      <w:r>
+        <w:rPr>
+          <w:rFonts w:ascii="Arial" w:hAnsi="Arial"/>
+          <w:b/>
+          <w:bCs/>
+          <w:sz w:val="24"/>
+          <w:szCs w:val="24"/>
+        </w:rPr>
+        <w:t>La brecha semántica de la simulación de datos:</w:t>
+      </w:r>
+    </w:p>
+    <w:p>
+      <w:pPr>
+        <w:pStyle w:val="NormalWeb"/>
+        <w:ind w:firstLine="0"/>
+        <w:rPr>
+          <w:rFonts w:ascii="Arial" w:hAnsi="Arial" w:cs="Arial"/>
+          <w:sz w:val="22"/>
+          <w:szCs w:val="22"/>
+          <w:lang w:val="es-ES"/>
+        </w:rPr>
+      </w:pPr>
+      <w:r>
+        <w:rPr>
+          <w:rFonts w:ascii="Arial" w:hAnsi="Arial" w:cs="Arial"/>
+          <w:sz w:val="22"/>
+          <w:szCs w:val="22"/>
+          <w:lang w:val="es-ES"/>
+        </w:rPr>
+        <w:t>Para sortear las restricciones de confidencialidad impuestas por la regulación bancaria y garantizar la trazabilidad absoluta de la "verdad fundamental" (</w:t>
+      </w:r>
+      <w:r>
+        <w:rPr>
+          <w:rFonts w:ascii="Arial" w:hAnsi="Arial" w:cs="Arial"/>
+          <w:i/>
+          <w:iCs/>
+          <w:sz w:val="22"/>
+          <w:szCs w:val="22"/>
+          <w:lang w:val="es-ES"/>
+        </w:rPr>
+        <w:t>ground truth</w:t>
+      </w:r>
+      <w:r>
+        <w:rPr>
+          <w:rFonts w:ascii="Arial" w:hAnsi="Arial" w:cs="Arial"/>
+          <w:sz w:val="22"/>
+          <w:szCs w:val="22"/>
+          <w:lang w:val="es-ES"/>
+        </w:rPr>
+        <w:t xml:space="preserve">), este estudio se ha fundamentado íntegramente en el </w:t>
+      </w:r>
+      <w:r>
+        <w:rPr>
+          <w:rFonts w:ascii="Arial" w:hAnsi="Arial" w:cs="Arial"/>
+          <w:i/>
+          <w:iCs/>
+          <w:sz w:val="22"/>
+          <w:szCs w:val="22"/>
+          <w:lang w:val="es-ES"/>
+        </w:rPr>
+        <w:t>Transaction Data Simulator</w:t>
+      </w:r>
+      <w:r>
+        <w:rPr>
+          <w:rFonts w:ascii="Arial" w:hAnsi="Arial" w:cs="Arial"/>
+          <w:sz w:val="22"/>
+          <w:szCs w:val="22"/>
+          <w:lang w:val="es-ES"/>
+        </w:rPr>
+        <w:t xml:space="preserve"> de la ULB. Aunque esta herramienta mimetiza con alta fidelidad las distribuciones estocásticas de transacciones legítimas y superpone escenarios de ataque realistas (compromiso de terminales), no deja de ser un entorno determinista acotado. En el mundo real, el fraude financiero es un juego del gato y el ratón en constante evolución (</w:t>
+      </w:r>
+      <w:r>
+        <w:rPr>
+          <w:rFonts w:ascii="Arial" w:hAnsi="Arial" w:cs="Arial"/>
+          <w:i/>
+          <w:iCs/>
+          <w:sz w:val="22"/>
+          <w:szCs w:val="22"/>
+          <w:lang w:val="es-ES"/>
+        </w:rPr>
+        <w:t>concept drift</w:t>
+      </w:r>
+      <w:r>
+        <w:rPr>
+          <w:rFonts w:ascii="Arial" w:hAnsi="Arial" w:cs="Arial"/>
+          <w:sz w:val="22"/>
+          <w:szCs w:val="22"/>
+          <w:lang w:val="es-ES"/>
+        </w:rPr>
+        <w:t xml:space="preserve"> dinámico), fuertemente influenciado por variables exógenas (ataques coordinados, filtraciones masivas de credenciales o ingeniería social) que el simulador no tiene capacidad de replicar.</w:t>
+      </w:r>
+    </w:p>
+    <w:p>
+      <w:pPr>
+        <w:pStyle w:val="Ttulo3"/>
+        <w:numPr>
+          <w:ilvl w:val="0"/>
+          <w:numId w:val="0"/>
+        </w:numPr>
+        <w:spacing w:line="240" w:lineRule="auto"/>
+        <w:ind w:left="720" w:hanging="720"/>
+        <w:rPr>
+          <w:rFonts w:ascii="Arial" w:hAnsi="Arial"/>
+          <w:b/>
+          <w:bCs/>
+          <w:sz w:val="24"/>
+          <w:szCs w:val="24"/>
+        </w:rPr>
+      </w:pPr>
+      <w:r>
+        <w:rPr>
+          <w:rFonts w:ascii="Arial" w:hAnsi="Arial"/>
+          <w:b/>
+          <w:bCs/>
+          <w:sz w:val="24"/>
+          <w:szCs w:val="24"/>
+        </w:rPr>
+        <w:t>El sesgo de la Explicabilidad (XAI) sobre reglas sintéticas:</w:t>
+      </w:r>
+    </w:p>
+    <w:p>
+      <w:pPr>
+        <w:pStyle w:val="NormalWeb"/>
+        <w:ind w:firstLine="0"/>
+        <w:rPr>
+          <w:rFonts w:ascii="Arial" w:hAnsi="Arial" w:cs="Arial"/>
+          <w:sz w:val="22"/>
+          <w:szCs w:val="22"/>
+          <w:lang w:val="es-ES"/>
+        </w:rPr>
+      </w:pPr>
+      <w:r>
+        <w:rPr>
+          <w:rFonts w:ascii="Arial" w:hAnsi="Arial" w:cs="Arial"/>
+          <w:sz w:val="22"/>
+          <w:szCs w:val="22"/>
+          <w:lang w:val="es-ES"/>
+        </w:rPr>
+        <w:t xml:space="preserve">Derivado del punto anterior, el éxito empírico del </w:t>
+      </w:r>
+      <w:r>
+        <w:rPr>
+          <w:rFonts w:ascii="Arial" w:hAnsi="Arial" w:cs="Arial"/>
+          <w:sz w:val="22"/>
+          <w:szCs w:val="22"/>
+          <w:lang w:val="es-ES"/>
+        </w:rPr>
+        <w:t>tercer experimento</w:t>
+      </w:r>
+      <w:r>
+        <w:rPr>
+          <w:rFonts w:ascii="Arial" w:hAnsi="Arial" w:cs="Arial"/>
+          <w:sz w:val="22"/>
+          <w:szCs w:val="22"/>
+          <w:lang w:val="es-ES"/>
+        </w:rPr>
+        <w:t xml:space="preserve"> (la extracción de patrones lógicos mediante valores SHAP y estudios de ablación) debe interpretarse como una validación de la </w:t>
+      </w:r>
+      <w:r>
+        <w:rPr>
+          <w:rFonts w:ascii="Arial" w:hAnsi="Arial" w:cs="Arial"/>
+          <w:i/>
+          <w:iCs/>
+          <w:sz w:val="22"/>
+          <w:szCs w:val="22"/>
+          <w:lang w:val="es-ES"/>
+        </w:rPr>
+        <w:t>arquitectura de auditoría</w:t>
+      </w:r>
+      <w:r>
+        <w:rPr>
+          <w:rFonts w:ascii="Arial" w:hAnsi="Arial" w:cs="Arial"/>
+          <w:sz w:val="22"/>
+          <w:szCs w:val="22"/>
+          <w:lang w:val="es-ES"/>
+        </w:rPr>
+        <w:t xml:space="preserve">, no como el descubrimiento de nueva psicología criminal. Al auditar la "caja negra" de </w:t>
+      </w:r>
+      <w:r>
+        <w:rPr>
+          <w:rFonts w:ascii="Arial" w:hAnsi="Arial" w:cs="Arial"/>
+          <w:i/>
+          <w:iCs/>
+          <w:sz w:val="22"/>
+          <w:szCs w:val="22"/>
+          <w:lang w:val="es-ES"/>
+        </w:rPr>
+        <w:t>XGBoost</w:t>
+      </w:r>
+      <w:r>
+        <w:rPr>
+          <w:rFonts w:ascii="Arial" w:hAnsi="Arial" w:cs="Arial"/>
+          <w:sz w:val="22"/>
+          <w:szCs w:val="22"/>
+          <w:lang w:val="es-ES"/>
+        </w:rPr>
+        <w:t xml:space="preserve"> entrenado sobre datos simulados, SHAP no está revelando necesariamente cómo se comporta un </w:t>
+      </w:r>
+      <w:r>
+        <w:rPr>
+          <w:rFonts w:ascii="Arial" w:hAnsi="Arial" w:cs="Arial"/>
+          <w:sz w:val="22"/>
+          <w:szCs w:val="22"/>
+          <w:lang w:val="es-ES"/>
+        </w:rPr>
+        <w:lastRenderedPageBreak/>
+        <w:t>estafador humano en la realidad, sino que está haciendo ingeniería inversa sobre cómo los creadores del simulador programaron la inyección del fraude.</w:t>
+      </w:r>
+    </w:p>
+    <w:p>
+      <w:pPr>
+        <w:pStyle w:val="Ttulo3"/>
+        <w:numPr>
+          <w:ilvl w:val="0"/>
+          <w:numId w:val="0"/>
+        </w:numPr>
+        <w:spacing w:line="240" w:lineRule="auto"/>
+        <w:ind w:left="720" w:hanging="720"/>
+        <w:rPr>
+          <w:rFonts w:ascii="Arial" w:hAnsi="Arial"/>
+          <w:b/>
+          <w:bCs/>
+          <w:sz w:val="24"/>
+          <w:szCs w:val="24"/>
+        </w:rPr>
+      </w:pPr>
+      <w:r>
+        <w:rPr>
+          <w:rFonts w:ascii="Arial" w:hAnsi="Arial"/>
+          <w:b/>
+          <w:bCs/>
+          <w:sz w:val="24"/>
+          <w:szCs w:val="24"/>
+        </w:rPr>
+        <w:t>Restricción del espacio de características (Feature Space):</w:t>
+      </w:r>
+    </w:p>
+    <w:p>
+      <w:pPr>
+        <w:pStyle w:val="NormalWeb"/>
+        <w:ind w:firstLine="0"/>
+        <w:rPr>
+          <w:rFonts w:ascii="Arial" w:hAnsi="Arial" w:cs="Arial"/>
+          <w:sz w:val="22"/>
+          <w:szCs w:val="22"/>
+          <w:lang w:val="es-ES"/>
+        </w:rPr>
+      </w:pPr>
+      <w:r>
+        <w:rPr>
+          <w:rFonts w:ascii="Arial" w:hAnsi="Arial" w:cs="Arial"/>
+          <w:sz w:val="22"/>
+          <w:szCs w:val="22"/>
+          <w:lang w:val="es-ES"/>
+        </w:rPr>
+        <w:t>Los algoritmos evaluados han basado sus decisiones en un vector de características estrictamente transaccional (importes, temporalidad y métricas RFM). En un sistema de detección de fraude en producción contemporáneo, el motor de aprendizaje automático se enriquece con cientos de variables no transaccionales, tales como la telemetría del dispositivo (</w:t>
+      </w:r>
+      <w:r>
+        <w:rPr>
+          <w:rFonts w:ascii="Arial" w:hAnsi="Arial" w:cs="Arial"/>
+          <w:i/>
+          <w:iCs/>
+          <w:sz w:val="22"/>
+          <w:szCs w:val="22"/>
+          <w:lang w:val="es-ES"/>
+        </w:rPr>
+        <w:t>device fingerprinting</w:t>
+      </w:r>
+      <w:r>
+        <w:rPr>
+          <w:rFonts w:ascii="Arial" w:hAnsi="Arial" w:cs="Arial"/>
+          <w:sz w:val="22"/>
+          <w:szCs w:val="22"/>
+          <w:lang w:val="es-ES"/>
+        </w:rPr>
+        <w:t>), la geolocalización IP, biometría comportamental (cadencia de tecleo) o información del ecosistema 3D-Secure. La ausencia de estas dimensiones limita la capacidad predictiva máxima teórica alcanzable en el presente ensayo comparado con un entorno comercial en vivo.</w:t>
+      </w:r>
+    </w:p>
+    <w:p>
+      <w:pPr>
+        <w:pStyle w:val="Ttulo2"/>
+        <w:rPr>
+          <w:rFonts w:ascii="Arial" w:hAnsi="Arial"/>
+          <w:sz w:val="36"/>
+        </w:rPr>
+      </w:pPr>
+      <w:r>
+        <w:rPr>
+          <w:rFonts w:ascii="Arial" w:hAnsi="Arial"/>
+        </w:rPr>
+        <w:t>Líneas de Investigación Futuras</w:t>
+      </w:r>
+    </w:p>
+    <w:p>
+      <w:pPr>
+        <w:pStyle w:val="NormalWeb"/>
+        <w:rPr>
+          <w:rFonts w:ascii="Arial" w:hAnsi="Arial" w:cs="Arial"/>
+          <w:sz w:val="22"/>
+          <w:szCs w:val="22"/>
+          <w:lang w:val="es-ES"/>
+        </w:rPr>
+      </w:pPr>
+      <w:r>
+        <w:rPr>
+          <w:rFonts w:ascii="Arial" w:hAnsi="Arial" w:cs="Arial"/>
+          <w:sz w:val="22"/>
+          <w:szCs w:val="22"/>
+          <w:lang w:val="es-ES"/>
+        </w:rPr>
+        <w:t>La presente investigación establece un marco fundacional robusto para la evaluación justa y transparente de modelos de detección de fraude. Partiendo de las limitaciones identificadas y del conocimiento adquirido, se proponen las siguientes líneas de desarrollo para proyectar este trabajo hacia su siguiente fase de madurez tecnológica:</w:t>
+      </w:r>
+    </w:p>
+    <w:p>
+      <w:pPr>
+        <w:pStyle w:val="Ttulo3"/>
+        <w:numPr>
+          <w:ilvl w:val="0"/>
+          <w:numId w:val="0"/>
+        </w:numPr>
+        <w:spacing w:line="240" w:lineRule="auto"/>
+        <w:ind w:left="720" w:hanging="720"/>
+        <w:rPr>
+          <w:rFonts w:ascii="Arial" w:hAnsi="Arial"/>
+          <w:b/>
+          <w:bCs/>
+          <w:sz w:val="24"/>
+          <w:szCs w:val="24"/>
+        </w:rPr>
+      </w:pPr>
+      <w:r>
+        <w:rPr>
+          <w:rFonts w:ascii="Arial" w:hAnsi="Arial"/>
+          <w:b/>
+          <w:bCs/>
+          <w:sz w:val="24"/>
+          <w:szCs w:val="24"/>
+        </w:rPr>
+        <w:t>Análisis de Sensibilidad sobre la Latencia de Etiquetado</w:t>
+      </w:r>
+      <w:r>
+        <w:rPr>
+          <w:rFonts w:ascii="Arial" w:hAnsi="Arial"/>
+          <w:b/>
+          <w:bCs/>
+          <w:sz w:val="24"/>
+          <w:szCs w:val="24"/>
+        </w:rPr>
+        <w:t>:</w:t>
+      </w:r>
+    </w:p>
+    <w:p>
+      <w:pPr>
+        <w:pStyle w:val="NormalWeb"/>
+        <w:ind w:firstLine="0"/>
+        <w:rPr>
+          <w:rFonts w:ascii="Arial" w:hAnsi="Arial" w:cs="Arial"/>
+          <w:sz w:val="22"/>
+          <w:szCs w:val="22"/>
+          <w:lang w:val="es-ES"/>
+        </w:rPr>
+      </w:pPr>
+      <w:r>
+        <w:rPr>
+          <w:rFonts w:ascii="Arial" w:hAnsi="Arial" w:cs="Arial"/>
+          <w:sz w:val="22"/>
+          <w:szCs w:val="22"/>
+          <w:lang w:val="es-ES"/>
+        </w:rPr>
+        <w:t>En el presente estudio, la validación prequencial asume un retraso de verificación (</w:t>
+      </w:r>
+      <w:r>
+        <w:rPr>
+          <w:rFonts w:ascii="Arial" w:hAnsi="Arial" w:cs="Arial"/>
+          <w:i/>
+          <w:iCs/>
+          <w:sz w:val="22"/>
+          <w:szCs w:val="22"/>
+          <w:lang w:val="es-ES"/>
+        </w:rPr>
+        <w:t>feedback delay</w:t>
+      </w:r>
+      <w:r>
+        <w:rPr>
+          <w:rFonts w:ascii="Arial" w:hAnsi="Arial" w:cs="Arial"/>
+          <w:sz w:val="22"/>
+          <w:szCs w:val="22"/>
+          <w:lang w:val="es-ES"/>
+        </w:rPr>
+        <w:t>) estático de 7 días, mimetizando el tiempo medio que transcurre en el mundo real hasta que un titular detecta un cargo ilícito y el banco confirma el fraude. Si bien este parámetro garantiza la ausencia de sesgo de anticipación (</w:t>
+      </w:r>
+      <w:r>
+        <w:rPr>
+          <w:rFonts w:ascii="Arial" w:hAnsi="Arial" w:cs="Arial"/>
+          <w:i/>
+          <w:iCs/>
+          <w:sz w:val="22"/>
+          <w:szCs w:val="22"/>
+          <w:lang w:val="es-ES"/>
+        </w:rPr>
+        <w:t>look-ahead bias</w:t>
+      </w:r>
+      <w:r>
+        <w:rPr>
+          <w:rFonts w:ascii="Arial" w:hAnsi="Arial" w:cs="Arial"/>
+          <w:sz w:val="22"/>
+          <w:szCs w:val="22"/>
+          <w:lang w:val="es-ES"/>
+        </w:rPr>
+        <w:t>), su optimización paramétrica queda fuera del alcance analítico del presente Trabajo Fin de Máster.</w:t>
+      </w:r>
+    </w:p>
+    <w:p>
+      <w:pPr>
+        <w:pStyle w:val="NormalWeb"/>
+        <w:ind w:firstLine="0"/>
+        <w:rPr>
+          <w:rFonts w:ascii="Arial" w:hAnsi="Arial" w:cs="Arial"/>
+          <w:sz w:val="22"/>
+          <w:szCs w:val="22"/>
+          <w:lang w:val="es-ES"/>
+        </w:rPr>
+      </w:pPr>
+      <w:r>
+        <w:rPr>
+          <w:rFonts w:ascii="Arial" w:hAnsi="Arial" w:cs="Arial"/>
+          <w:sz w:val="22"/>
+          <w:szCs w:val="22"/>
+          <w:lang w:val="es-ES"/>
+        </w:rPr>
+        <w:t>Como línea de investigación prioritaria, resultaría de alto valor operativo plantear un análisis de sensibilidad temporal. Este experimento consistiría en evaluar la degradación del Área Bajo la Curva PR (AUPRC) variando sistemáticamente la ventana de retraso (ej. 1, 7, 14 y 30 días). Dicho análisis permitiría a una entidad bancaria cuantificar exactamente cuánto rendimiento predictivo pierde por cada día de demora en sus procesos de reclamación de clientes, facilitando así un análisis de coste-beneficio sobre la rentabilidad de agilizar sus canales de atención al cliente.</w:t>
+      </w:r>
+    </w:p>
+    <w:p>
+      <w:pPr>
+        <w:pStyle w:val="Ttulo3"/>
+        <w:numPr>
+          <w:ilvl w:val="0"/>
+          <w:numId w:val="0"/>
+        </w:numPr>
+        <w:spacing w:line="240" w:lineRule="auto"/>
+        <w:ind w:left="720" w:hanging="720"/>
+        <w:rPr>
+          <w:rFonts w:ascii="Arial" w:hAnsi="Arial"/>
+          <w:b/>
+          <w:bCs/>
+          <w:sz w:val="24"/>
+          <w:szCs w:val="24"/>
+        </w:rPr>
+      </w:pPr>
+      <w:r>
+        <w:rPr>
+          <w:rFonts w:ascii="Arial" w:hAnsi="Arial"/>
+          <w:b/>
+          <w:bCs/>
+          <w:sz w:val="24"/>
+          <w:szCs w:val="24"/>
+        </w:rPr>
+        <w:t>Transición hacia Arquitecturas de Deep Learning Secuencial:</w:t>
+      </w:r>
+    </w:p>
+    <w:p>
+      <w:pPr>
+        <w:pStyle w:val="NormalWeb"/>
+        <w:ind w:firstLine="0"/>
+        <w:rPr>
+          <w:rFonts w:ascii="Arial" w:hAnsi="Arial" w:cs="Arial"/>
+          <w:sz w:val="22"/>
+          <w:szCs w:val="22"/>
+          <w:lang w:val="es-ES"/>
+        </w:rPr>
+      </w:pPr>
+      <w:r>
+        <w:rPr>
+          <w:rFonts w:ascii="Arial" w:hAnsi="Arial" w:cs="Arial"/>
+          <w:sz w:val="22"/>
+          <w:szCs w:val="22"/>
+          <w:lang w:val="es-ES"/>
+        </w:rPr>
+        <w:t xml:space="preserve">Aunque la arquitectura </w:t>
+      </w:r>
+      <w:r>
+        <w:rPr>
+          <w:rFonts w:ascii="Arial" w:hAnsi="Arial" w:cs="Arial"/>
+          <w:i/>
+          <w:iCs/>
+          <w:sz w:val="22"/>
+          <w:szCs w:val="22"/>
+          <w:lang w:val="es-ES"/>
+        </w:rPr>
+        <w:t>XGBoost</w:t>
+      </w:r>
+      <w:r>
+        <w:rPr>
+          <w:rFonts w:ascii="Arial" w:hAnsi="Arial" w:cs="Arial"/>
+          <w:sz w:val="22"/>
+          <w:szCs w:val="22"/>
+          <w:lang w:val="es-ES"/>
+        </w:rPr>
+        <w:t xml:space="preserve"> combinada con la ingeniería de características RFM ha demostrado ser altamente competente, este enfoque tabular obliga a resumir la historia del cliente en agregaciones estáticas (medias, conteos). El siguiente paso natural es explorar el paradigma del </w:t>
+      </w:r>
+      <w:r>
+        <w:rPr>
+          <w:rFonts w:ascii="Arial" w:hAnsi="Arial" w:cs="Arial"/>
+          <w:i/>
+          <w:iCs/>
+          <w:sz w:val="22"/>
+          <w:szCs w:val="22"/>
+          <w:lang w:val="es-ES"/>
+        </w:rPr>
+        <w:t>Deep Learning</w:t>
+      </w:r>
+      <w:r>
+        <w:rPr>
+          <w:rFonts w:ascii="Arial" w:hAnsi="Arial" w:cs="Arial"/>
+          <w:sz w:val="22"/>
+          <w:szCs w:val="22"/>
+          <w:lang w:val="es-ES"/>
+        </w:rPr>
+        <w:t>, modelando las transacciones como secuencias temporales puras. La implementación de Redes Neuronales Recurrentes (RNN, LSTM) o arquitecturas basadas en mecanismos de Atención (</w:t>
+      </w:r>
+      <w:r>
+        <w:rPr>
+          <w:rFonts w:ascii="Arial" w:hAnsi="Arial" w:cs="Arial"/>
+          <w:i/>
+          <w:iCs/>
+          <w:sz w:val="22"/>
+          <w:szCs w:val="22"/>
+          <w:lang w:val="es-ES"/>
+        </w:rPr>
+        <w:t>Transformers</w:t>
+      </w:r>
+      <w:r>
+        <w:rPr>
+          <w:rFonts w:ascii="Arial" w:hAnsi="Arial" w:cs="Arial"/>
+          <w:sz w:val="22"/>
+          <w:szCs w:val="22"/>
+          <w:lang w:val="es-ES"/>
+        </w:rPr>
+        <w:t>) permitiría al modelo ingerir el historial completo de un usuario y aprender dependencias a largo plazo de forma nativa, sin depender de la creación manual de ventanas temporales.</w:t>
+      </w:r>
+    </w:p>
+    <w:p>
+      <w:pPr>
+        <w:pStyle w:val="Ttulo3"/>
+        <w:numPr>
+          <w:ilvl w:val="0"/>
+          <w:numId w:val="0"/>
+        </w:numPr>
+        <w:spacing w:line="240" w:lineRule="auto"/>
+        <w:ind w:left="720" w:hanging="720"/>
+        <w:rPr>
+          <w:rFonts w:ascii="Arial" w:hAnsi="Arial"/>
+          <w:b/>
+          <w:bCs/>
+          <w:sz w:val="24"/>
+          <w:szCs w:val="24"/>
+        </w:rPr>
+      </w:pPr>
+      <w:r>
+        <w:rPr>
+          <w:rFonts w:ascii="Arial" w:hAnsi="Arial"/>
+          <w:b/>
+          <w:bCs/>
+          <w:sz w:val="24"/>
+          <w:szCs w:val="24"/>
+        </w:rPr>
+        <w:lastRenderedPageBreak/>
+        <w:t>Análisis Topológico mediante Grafos (Graph Neural Networks):</w:t>
+      </w:r>
+    </w:p>
+    <w:p>
+      <w:pPr>
+        <w:pStyle w:val="NormalWeb"/>
+        <w:ind w:firstLine="0"/>
+        <w:rPr>
+          <w:rFonts w:ascii="Arial" w:hAnsi="Arial" w:cs="Arial"/>
+          <w:sz w:val="22"/>
+          <w:szCs w:val="22"/>
+          <w:lang w:val="es-ES"/>
+        </w:rPr>
+      </w:pPr>
+      <w:r>
+        <w:rPr>
+          <w:rFonts w:ascii="Arial" w:hAnsi="Arial" w:cs="Arial"/>
+          <w:sz w:val="22"/>
+          <w:szCs w:val="22"/>
+          <w:lang w:val="es-ES"/>
+        </w:rPr>
+        <w:t xml:space="preserve">El fraude organizado rara vez actúa de forma aislada; opera a través de redes de terminales comprometidos y tarjetas clonadas que interactúan entre sí. Una prometedora línea de mejora consistiría en abandonar la visión individual de la transacción para adoptar un enfoque topológico. Utilizando </w:t>
+      </w:r>
+      <w:r>
+        <w:rPr>
+          <w:rFonts w:ascii="Arial" w:hAnsi="Arial" w:cs="Arial"/>
+          <w:i/>
+          <w:iCs/>
+          <w:sz w:val="22"/>
+          <w:szCs w:val="22"/>
+          <w:lang w:val="es-ES"/>
+        </w:rPr>
+        <w:t>Graph Neural Networks</w:t>
+      </w:r>
+      <w:r>
+        <w:rPr>
+          <w:rFonts w:ascii="Arial" w:hAnsi="Arial" w:cs="Arial"/>
+          <w:sz w:val="22"/>
+          <w:szCs w:val="22"/>
+          <w:lang w:val="es-ES"/>
+        </w:rPr>
+        <w:t xml:space="preserve"> (GNN), se podría modelar a los clientes y terminales como nodos, y las transacciones como aristas, permitiendo que el sistema detecte "anillos" de fraude o estructuras criminales complejas (como el lavado de dinero o la triangulación de pagos) analizando la densidad y las anomalías en la estructura del grafo del ecosistema financiero.</w:t>
       </w:r>
     </w:p>
     <w:p>
@@ -19234,18 +20255,143 @@
     </w:p>
     <w:p>
       <w:pPr>
-        <w:ind w:left="709" w:hanging="709"/>
-        <w:rPr>
-          <w:rFonts w:ascii="Arial" w:hAnsi="Arial"/>
-        </w:rPr>
-      </w:pPr>
-      <w:r>
-        <w:rPr>
-          <w:rFonts w:ascii="Arial" w:hAnsi="Arial"/>
-        </w:rPr>
-        <w:t xml:space="preserve">Chandola, V., Banerjee, A. y Kumar, V. (2009). Anomaly detection: A survey. ACM Computing Surveys (CSUR), 41(3), 1-58. </w:t>
-      </w:r>
-      <w:hyperlink r:id="rId25" w:history="1">
+        <w:spacing w:line="240" w:lineRule="auto"/>
+        <w:rPr>
+          <w:rFonts w:ascii="Arial" w:hAnsi="Arial"/>
+        </w:rPr>
+      </w:pPr>
+      <w:r>
+        <w:rPr>
+          <w:rFonts w:ascii="Arial" w:hAnsi="Arial"/>
+        </w:rPr>
+        <w:t xml:space="preserve">Abdulghani, A. Q., Uçan, O. N., &amp; Alheeti, K. M. A. (2021). Credit card fraud detection using XGBoost algorithm. </w:t>
+      </w:r>
+      <w:r>
+        <w:rPr>
+          <w:rFonts w:ascii="Arial" w:hAnsi="Arial"/>
+          <w:i/>
+          <w:iCs/>
+        </w:rPr>
+        <w:t>2021 14th International Conference on Developments in eSystems Engineering (DeSE)</w:t>
+      </w:r>
+      <w:r>
+        <w:rPr>
+          <w:rFonts w:ascii="Arial" w:hAnsi="Arial"/>
+        </w:rPr>
+        <w:t xml:space="preserve">, 487-492. </w:t>
+      </w:r>
+      <w:hyperlink r:id="rId25" w:tgtFrame="_blank" w:history="1">
+        <w:r>
+          <w:rPr>
+            <w:rStyle w:val="Hipervnculo"/>
+            <w:rFonts w:ascii="Arial" w:hAnsi="Arial"/>
+          </w:rPr>
+          <w:t>https://doi.org/10.1109/DeSE54285.2021.9719584</w:t>
+        </w:r>
+      </w:hyperlink>
+    </w:p>
+    <w:p>
+      <w:pPr>
+        <w:spacing w:line="240" w:lineRule="auto"/>
+        <w:rPr>
+          <w:rFonts w:ascii="Arial" w:hAnsi="Arial"/>
+        </w:rPr>
+      </w:pPr>
+      <w:r>
+        <w:rPr>
+          <w:rFonts w:ascii="Arial" w:hAnsi="Arial"/>
+        </w:rPr>
+        <w:t xml:space="preserve">Asha, R. B., &amp; Suresh Kumar, K. R. (2021). Credit card fraud detection using artificial neural network. </w:t>
+      </w:r>
+      <w:r>
+        <w:rPr>
+          <w:rFonts w:ascii="Arial" w:hAnsi="Arial"/>
+          <w:i/>
+          <w:iCs/>
+        </w:rPr>
+        <w:t>Global Transitions Proceedings</w:t>
+      </w:r>
+      <w:r>
+        <w:rPr>
+          <w:rFonts w:ascii="Arial" w:hAnsi="Arial"/>
+        </w:rPr>
+        <w:t xml:space="preserve">, 2(1), 35-41. </w:t>
+      </w:r>
+      <w:hyperlink r:id="rId26" w:tgtFrame="_blank" w:history="1">
+        <w:r>
+          <w:rPr>
+            <w:rStyle w:val="Hipervnculo"/>
+            <w:rFonts w:ascii="Arial" w:hAnsi="Arial"/>
+          </w:rPr>
+          <w:t>https://doi.org/10.1016/j.gltp.2021.01.006</w:t>
+        </w:r>
+      </w:hyperlink>
+    </w:p>
+    <w:p>
+      <w:pPr>
+        <w:spacing w:line="240" w:lineRule="auto"/>
+        <w:rPr>
+          <w:rFonts w:ascii="Arial" w:hAnsi="Arial"/>
+        </w:rPr>
+      </w:pPr>
+      <w:r>
+        <w:rPr>
+          <w:rFonts w:ascii="Arial" w:hAnsi="Arial"/>
+        </w:rPr>
+        <w:t xml:space="preserve">Breiman, L. (2001). Random forests. </w:t>
+      </w:r>
+      <w:r>
+        <w:rPr>
+          <w:rFonts w:ascii="Arial" w:hAnsi="Arial"/>
+          <w:i/>
+          <w:iCs/>
+        </w:rPr>
+        <w:t>Machine Learning</w:t>
+      </w:r>
+      <w:r>
+        <w:rPr>
+          <w:rFonts w:ascii="Arial" w:hAnsi="Arial"/>
+        </w:rPr>
+        <w:t xml:space="preserve">, 45(1), 5-32. </w:t>
+      </w:r>
+      <w:hyperlink r:id="rId27" w:tgtFrame="_blank" w:history="1">
+        <w:r>
+          <w:rPr>
+            <w:rStyle w:val="Hipervnculo"/>
+            <w:rFonts w:ascii="Arial" w:hAnsi="Arial"/>
+          </w:rPr>
+          <w:t>https://doi.org/10.1023/A:1010933404324</w:t>
+        </w:r>
+      </w:hyperlink>
+    </w:p>
+    <w:p>
+      <w:pPr>
+        <w:spacing w:line="240" w:lineRule="auto"/>
+        <w:rPr>
+          <w:rFonts w:ascii="Arial" w:hAnsi="Arial"/>
+        </w:rPr>
+      </w:pPr>
+      <w:r>
+        <w:rPr>
+          <w:rFonts w:ascii="Arial" w:hAnsi="Arial"/>
+        </w:rPr>
+        <w:t xml:space="preserve">Chandola, V., Banerjee, A., &amp; Kumar, V. (2009). Anomaly detection: A survey. </w:t>
+      </w:r>
+      <w:r>
+        <w:rPr>
+          <w:rFonts w:ascii="Arial" w:hAnsi="Arial"/>
+          <w:i/>
+          <w:iCs/>
+        </w:rPr>
+        <w:t>ACM Computing Surveys (CSUR)</w:t>
+      </w:r>
+      <w:r>
+        <w:rPr>
+          <w:rFonts w:ascii="Arial" w:hAnsi="Arial"/>
+        </w:rPr>
+        <w:t xml:space="preserve">, 41(3), 1-58. </w:t>
+      </w:r>
+      <w:hyperlink r:id="rId28" w:tgtFrame="_blank" w:history="1">
         <w:r>
           <w:rPr>
             <w:rStyle w:val="Hipervnculo"/>
@@ -19254,27 +20400,109 @@
           <w:t>https://doi.org/10.1145/1541880.1541882</w:t>
         </w:r>
       </w:hyperlink>
-      <w:r>
-        <w:rPr>
-          <w:rFonts w:ascii="Arial" w:hAnsi="Arial"/>
-        </w:rPr>
-        <w:t xml:space="preserve"> </w:t>
-      </w:r>
-    </w:p>
-    <w:p>
-      <w:pPr>
-        <w:ind w:left="709" w:hanging="709"/>
-        <w:rPr>
-          <w:rFonts w:ascii="Arial" w:hAnsi="Arial"/>
-        </w:rPr>
-      </w:pPr>
-      <w:r>
-        <w:rPr>
-          <w:rFonts w:ascii="Arial" w:hAnsi="Arial"/>
-        </w:rPr>
-        <w:t xml:space="preserve">Dal Pozzolo, A., Caelen, O., Le Borgne, Y.-A., Waterschoot, S. y Bontempi, G. (2014). Learned lessons in credit card fraud detection from a practitioner perspective. Expert Systems with Applications, 41(10), 4915-4928. </w:t>
-      </w:r>
-      <w:hyperlink r:id="rId26" w:history="1">
+    </w:p>
+    <w:p>
+      <w:pPr>
+        <w:spacing w:line="240" w:lineRule="auto"/>
+        <w:rPr>
+          <w:rFonts w:ascii="Arial" w:hAnsi="Arial"/>
+        </w:rPr>
+      </w:pPr>
+      <w:r>
+        <w:rPr>
+          <w:rFonts w:ascii="Arial" w:hAnsi="Arial"/>
+        </w:rPr>
+        <w:t xml:space="preserve">Chawla, N. V., Bowyer, K. W., Hall, L. O., &amp; Kegelmeyer, W. P. (2002). SMOTE: Synthetic minority over-sampling technique. </w:t>
+      </w:r>
+      <w:r>
+        <w:rPr>
+          <w:rFonts w:ascii="Arial" w:hAnsi="Arial"/>
+          <w:i/>
+          <w:iCs/>
+        </w:rPr>
+        <w:t>Journal of Artificial Intelligence Research</w:t>
+      </w:r>
+      <w:r>
+        <w:rPr>
+          <w:rFonts w:ascii="Arial" w:hAnsi="Arial"/>
+        </w:rPr>
+        <w:t xml:space="preserve">, 16, 321-357. </w:t>
+      </w:r>
+      <w:hyperlink r:id="rId29" w:tgtFrame="_blank" w:history="1">
+        <w:r>
+          <w:rPr>
+            <w:rStyle w:val="Hipervnculo"/>
+            <w:rFonts w:ascii="Arial" w:hAnsi="Arial"/>
+          </w:rPr>
+          <w:t>https://doi.org/10.1613/jair.953</w:t>
+        </w:r>
+      </w:hyperlink>
+    </w:p>
+    <w:p>
+      <w:pPr>
+        <w:spacing w:line="240" w:lineRule="auto"/>
+        <w:rPr>
+          <w:rFonts w:ascii="Arial" w:hAnsi="Arial"/>
+        </w:rPr>
+      </w:pPr>
+      <w:r>
+        <w:rPr>
+          <w:rFonts w:ascii="Arial" w:hAnsi="Arial"/>
+        </w:rPr>
+        <w:t xml:space="preserve">Chen, T., &amp; Guestrin, C. (2016). XGBoost: A scalable tree boosting system. </w:t>
+      </w:r>
+      <w:r>
+        <w:rPr>
+          <w:rFonts w:ascii="Arial" w:hAnsi="Arial"/>
+          <w:i/>
+          <w:iCs/>
+        </w:rPr>
+        <w:t>Proceedings of the 22nd ACM SIGKDD International Conference on Knowledge Discovery and Data Mining</w:t>
+      </w:r>
+      <w:r>
+        <w:rPr>
+          <w:rFonts w:ascii="Arial" w:hAnsi="Arial"/>
+        </w:rPr>
+        <w:t xml:space="preserve">, 785-794. </w:t>
+      </w:r>
+      <w:hyperlink r:id="rId30" w:tgtFrame="_blank" w:history="1">
+        <w:r>
+          <w:rPr>
+            <w:rStyle w:val="Hipervnculo"/>
+            <w:rFonts w:ascii="Arial" w:hAnsi="Arial"/>
+          </w:rPr>
+          <w:t>https://doi.org/10.1145/2939672.2939785</w:t>
+        </w:r>
+      </w:hyperlink>
+    </w:p>
+    <w:p>
+      <w:pPr>
+        <w:spacing w:line="240" w:lineRule="auto"/>
+        <w:rPr>
+          <w:rFonts w:ascii="Arial" w:hAnsi="Arial"/>
+        </w:rPr>
+      </w:pPr>
+      <w:r>
+        <w:rPr>
+          <w:rFonts w:ascii="Arial" w:hAnsi="Arial"/>
+        </w:rPr>
+        <w:t xml:space="preserve">Dal Pozzolo, A., Caelen, O., Le Borgne, Y.-A., Waterschoot, S., &amp; Bontempi, G. (2014). Learned lessons in credit card fraud detection from a practitioner perspective. </w:t>
+      </w:r>
+      <w:r>
+        <w:rPr>
+          <w:rFonts w:ascii="Arial" w:hAnsi="Arial"/>
+          <w:i/>
+          <w:iCs/>
+        </w:rPr>
+        <w:t>Expert Systems with Applications</w:t>
+      </w:r>
+      <w:r>
+        <w:rPr>
+          <w:rFonts w:ascii="Arial" w:hAnsi="Arial"/>
+        </w:rPr>
+        <w:t xml:space="preserve">, 41(10), 4915-4928. </w:t>
+      </w:r>
+      <w:hyperlink r:id="rId31" w:tgtFrame="_blank" w:history="1">
         <w:r>
           <w:rPr>
             <w:rStyle w:val="Hipervnculo"/>
@@ -19283,27 +20511,35 @@
           <w:t>https://doi.org/10.1016/j.eswa.2014.02.026</w:t>
         </w:r>
       </w:hyperlink>
-      <w:r>
-        <w:rPr>
-          <w:rFonts w:ascii="Arial" w:hAnsi="Arial"/>
-        </w:rPr>
-        <w:t xml:space="preserve"> </w:t>
-      </w:r>
-    </w:p>
-    <w:p>
-      <w:pPr>
-        <w:ind w:left="709" w:hanging="709"/>
-        <w:rPr>
-          <w:rFonts w:ascii="Arial" w:hAnsi="Arial"/>
-        </w:rPr>
-      </w:pPr>
-      <w:r>
-        <w:rPr>
-          <w:rFonts w:ascii="Arial" w:hAnsi="Arial"/>
-        </w:rPr>
-        <w:t xml:space="preserve">Dal Pozzolo, A., Caelen, O., Johnson, R. A. y Bontempi, G. (2015). Calibrating Probability with Undersampling for Unbalanced Classification. 2015 IEEE Symposium Series on Computational Intelligence, 159-166. </w:t>
-      </w:r>
-      <w:hyperlink r:id="rId27" w:history="1">
+    </w:p>
+    <w:p>
+      <w:pPr>
+        <w:spacing w:line="240" w:lineRule="auto"/>
+        <w:rPr>
+          <w:rFonts w:ascii="Arial" w:hAnsi="Arial"/>
+        </w:rPr>
+      </w:pPr>
+      <w:r>
+        <w:rPr>
+          <w:rFonts w:ascii="Arial" w:hAnsi="Arial"/>
+        </w:rPr>
+        <w:t xml:space="preserve">Dal Pozzolo, A., Caelen, O., Johnson, R. A., &amp; Bontempi, G. (2015). Calibrating Probability with Undersampling for Unbalanced Classification. </w:t>
+      </w:r>
+      <w:r>
+        <w:rPr>
+          <w:rFonts w:ascii="Arial" w:hAnsi="Arial"/>
+          <w:i/>
+          <w:iCs/>
+        </w:rPr>
+        <w:t>2015 IEEE Symposium Series on Computational Intelligence</w:t>
+      </w:r>
+      <w:r>
+        <w:rPr>
+          <w:rFonts w:ascii="Arial" w:hAnsi="Arial"/>
+        </w:rPr>
+        <w:t xml:space="preserve">, 159-166. </w:t>
+      </w:r>
+      <w:hyperlink r:id="rId32" w:tgtFrame="_blank" w:history="1">
         <w:r>
           <w:rPr>
             <w:rStyle w:val="Hipervnculo"/>
@@ -19312,41 +20548,137 @@
           <w:t>https://doi.org/10.1109/SSCI.2015.33</w:t>
         </w:r>
       </w:hyperlink>
-      <w:r>
-        <w:rPr>
-          <w:rFonts w:ascii="Arial" w:hAnsi="Arial"/>
-        </w:rPr>
-        <w:t xml:space="preserve"> </w:t>
-      </w:r>
-    </w:p>
-    <w:p>
-      <w:pPr>
-        <w:ind w:left="709" w:hanging="709"/>
-        <w:rPr>
-          <w:rFonts w:ascii="Arial" w:hAnsi="Arial"/>
-        </w:rPr>
-      </w:pPr>
-      <w:r>
-        <w:rPr>
-          <w:rFonts w:ascii="Arial" w:hAnsi="Arial"/>
-        </w:rPr>
-        <w:t>Elkan, C. (2001). The Foundations of Cost-Sensitive Learning. International Joint Conference on Artificial Intelligence (IJCAI), 17, 973-978.</w:t>
-      </w:r>
-    </w:p>
-    <w:p>
-      <w:pPr>
-        <w:ind w:left="709" w:hanging="709"/>
-        <w:rPr>
-          <w:rFonts w:ascii="Arial" w:hAnsi="Arial"/>
-        </w:rPr>
-      </w:pPr>
-      <w:r>
-        <w:rPr>
-          <w:rFonts w:ascii="Arial" w:hAnsi="Arial"/>
-        </w:rPr>
-        <w:t xml:space="preserve">Le Borgne, Y.-A., Siblini, W., Lebichot, B. y Bontempi, G. (2022). Reproducible Machine Learning for Credit Card Fraud Detection - Practical Handbook. Université Libre de Bruxelles. </w:t>
-      </w:r>
-      <w:hyperlink r:id="rId28" w:history="1">
+    </w:p>
+    <w:p>
+      <w:pPr>
+        <w:spacing w:line="240" w:lineRule="auto"/>
+        <w:rPr>
+          <w:rFonts w:ascii="Arial" w:hAnsi="Arial"/>
+        </w:rPr>
+      </w:pPr>
+      <w:r>
+        <w:rPr>
+          <w:rFonts w:ascii="Arial" w:hAnsi="Arial"/>
+        </w:rPr>
+        <w:t xml:space="preserve">Elkan, C. (2001). The foundations of cost-sensitive learning. </w:t>
+      </w:r>
+      <w:r>
+        <w:rPr>
+          <w:rFonts w:ascii="Arial" w:hAnsi="Arial"/>
+          <w:i/>
+          <w:iCs/>
+        </w:rPr>
+        <w:t>International Joint Conference on Artificial Intelligence (IJCAI)</w:t>
+      </w:r>
+      <w:r>
+        <w:rPr>
+          <w:rFonts w:ascii="Arial" w:hAnsi="Arial"/>
+        </w:rPr>
+        <w:t>, 17, 973-978.</w:t>
+      </w:r>
+    </w:p>
+    <w:p>
+      <w:pPr>
+        <w:spacing w:line="240" w:lineRule="auto"/>
+        <w:rPr>
+          <w:rFonts w:ascii="Arial" w:hAnsi="Arial"/>
+        </w:rPr>
+      </w:pPr>
+      <w:r>
+        <w:rPr>
+          <w:rFonts w:ascii="Arial" w:hAnsi="Arial"/>
+        </w:rPr>
+        <w:t xml:space="preserve">Hayat, K., &amp; Magnier, B. (2025). Data Leakage and Deceptive Performance: A Critical Examination of Credit Card Fraud Detection Methodologies. </w:t>
+      </w:r>
+      <w:r>
+        <w:rPr>
+          <w:rFonts w:ascii="Arial" w:hAnsi="Arial"/>
+          <w:i/>
+          <w:iCs/>
+        </w:rPr>
+        <w:t>Mathematics</w:t>
+      </w:r>
+      <w:r>
+        <w:rPr>
+          <w:rFonts w:ascii="Arial" w:hAnsi="Arial"/>
+        </w:rPr>
+        <w:t xml:space="preserve">, 13(16), 2563. </w:t>
+      </w:r>
+      <w:hyperlink r:id="rId33" w:tgtFrame="_blank" w:history="1">
+        <w:r>
+          <w:rPr>
+            <w:rStyle w:val="Hipervnculo"/>
+            <w:rFonts w:ascii="Arial" w:hAnsi="Arial"/>
+          </w:rPr>
+          <w:t>https://doi.org/10.3390/math13162563</w:t>
+        </w:r>
+      </w:hyperlink>
+    </w:p>
+    <w:p>
+      <w:pPr>
+        <w:spacing w:line="240" w:lineRule="auto"/>
+        <w:rPr>
+          <w:rFonts w:ascii="Arial" w:hAnsi="Arial"/>
+        </w:rPr>
+      </w:pPr>
+      <w:r>
+        <w:rPr>
+          <w:rFonts w:ascii="Arial" w:hAnsi="Arial"/>
+        </w:rPr>
+        <w:t xml:space="preserve">Ileberi, E., Sun, Y., &amp; Wang, Z. (2021). Performance Evaluation of Machine Learning Methods for Credit Card Fraud Detection Using SMOTE and AdaBoost. </w:t>
+      </w:r>
+      <w:r>
+        <w:rPr>
+          <w:rFonts w:ascii="Arial" w:hAnsi="Arial"/>
+          <w:i/>
+          <w:iCs/>
+        </w:rPr>
+        <w:t>IEEE Access</w:t>
+      </w:r>
+      <w:r>
+        <w:rPr>
+          <w:rFonts w:ascii="Arial" w:hAnsi="Arial"/>
+        </w:rPr>
+        <w:t xml:space="preserve">, 9, 165286-165294. </w:t>
+      </w:r>
+      <w:hyperlink r:id="rId34" w:tgtFrame="_blank" w:history="1">
+        <w:r>
+          <w:rPr>
+            <w:rStyle w:val="Hipervnculo"/>
+            <w:rFonts w:ascii="Arial" w:hAnsi="Arial"/>
+          </w:rPr>
+          <w:t>https://doi.org/10.1109/ACCESS.2021.3134330</w:t>
+        </w:r>
+      </w:hyperlink>
+    </w:p>
+    <w:p>
+      <w:pPr>
+        <w:spacing w:line="240" w:lineRule="auto"/>
+        <w:rPr>
+          <w:rFonts w:ascii="Arial" w:hAnsi="Arial"/>
+        </w:rPr>
+      </w:pPr>
+      <w:r>
+        <w:rPr>
+          <w:rFonts w:ascii="Arial" w:hAnsi="Arial"/>
+        </w:rPr>
+        <w:t xml:space="preserve">Le Borgne, Y.-A., Siblini, W., Lebichot, B., &amp; Bontempi, G. (2022). Reproducible Machine Learning for Credit Card Fraud Detection - Practical Handbook. </w:t>
+      </w:r>
+      <w:r>
+        <w:rPr>
+          <w:rFonts w:ascii="Arial" w:hAnsi="Arial"/>
+          <w:i/>
+          <w:iCs/>
+        </w:rPr>
+        <w:t>Université Libre de Bruxelles</w:t>
+      </w:r>
+      <w:r>
+        <w:rPr>
+          <w:rFonts w:ascii="Arial" w:hAnsi="Arial"/>
+        </w:rPr>
+        <w:t xml:space="preserve">. </w:t>
+      </w:r>
+      <w:hyperlink r:id="rId35" w:tgtFrame="_blank" w:history="1">
         <w:r>
           <w:rPr>
             <w:rStyle w:val="Hipervnculo"/>
@@ -19355,40 +20687,62 @@
           <w:t>https://github.com/Fraud-Detection-Handbook/fraud-detection-handbook</w:t>
         </w:r>
       </w:hyperlink>
-      <w:r>
-        <w:rPr>
-          <w:rFonts w:ascii="Arial" w:hAnsi="Arial"/>
-        </w:rPr>
-        <w:t xml:space="preserve"> </w:t>
-      </w:r>
-    </w:p>
-    <w:p>
-      <w:pPr>
-        <w:ind w:left="709" w:hanging="709"/>
-        <w:rPr>
-          <w:rFonts w:ascii="Arial" w:hAnsi="Arial"/>
-        </w:rPr>
-      </w:pPr>
-      <w:r>
-        <w:rPr>
-          <w:rFonts w:ascii="Arial" w:hAnsi="Arial"/>
-        </w:rPr>
-        <w:t xml:space="preserve">Lundberg, S. M. y Lee, S. I. (2017). A Unified Approach to Interpreting Model Predictions. Advances in Neural Information Processing Systems, 30. </w:t>
-      </w:r>
-      <w:hyperlink r:id="rId29" w:history="1">
-        <w:r>
-          <w:rPr>
-            <w:rStyle w:val="Hipervnculo"/>
-            <w:rFonts w:ascii="Arial" w:hAnsi="Arial"/>
-          </w:rPr>
-          <w:t>http://papers.nips.cc/paper/7062-a-unified-approach-to-interpreting-model-predictions.pdf</w:t>
-        </w:r>
-      </w:hyperlink>
-      <w:r>
-        <w:rPr>
-          <w:rFonts w:ascii="Arial" w:hAnsi="Arial"/>
-        </w:rPr>
-        <w:t xml:space="preserve"> </w:t>
+    </w:p>
+    <w:p>
+      <w:pPr>
+        <w:spacing w:line="240" w:lineRule="auto"/>
+        <w:rPr>
+          <w:rFonts w:ascii="Arial" w:hAnsi="Arial"/>
+        </w:rPr>
+      </w:pPr>
+      <w:r>
+        <w:rPr>
+          <w:rFonts w:ascii="Arial" w:hAnsi="Arial"/>
+        </w:rPr>
+        <w:t xml:space="preserve">Lundberg, S. M., &amp; Lee, S. I. (2017). A unified approach to interpreting model predictions. </w:t>
+      </w:r>
+      <w:r>
+        <w:rPr>
+          <w:rFonts w:ascii="Arial" w:hAnsi="Arial"/>
+          <w:i/>
+          <w:iCs/>
+        </w:rPr>
+        <w:t>Advances in Neural Information Processing Systems</w:t>
+      </w:r>
+      <w:r>
+        <w:rPr>
+          <w:rFonts w:ascii="Arial" w:hAnsi="Arial"/>
+        </w:rPr>
+        <w:t>, 30.</w:t>
+      </w:r>
+    </w:p>
+    <w:p>
+      <w:pPr>
+        <w:spacing w:line="240" w:lineRule="auto"/>
+        <w:rPr>
+          <w:rFonts w:ascii="Arial" w:hAnsi="Arial"/>
+        </w:rPr>
+      </w:pPr>
+      <w:r>
+        <w:rPr>
+          <w:rFonts w:ascii="Arial" w:hAnsi="Arial"/>
+        </w:rPr>
+        <w:lastRenderedPageBreak/>
+        <w:t xml:space="preserve">Sadgali, I., Sael, N., &amp; Benabbou, F. (2021). Adaptive Model for Credit Card Fraud Detection. </w:t>
+      </w:r>
+      <w:r>
+        <w:rPr>
+          <w:rFonts w:ascii="Arial" w:hAnsi="Arial"/>
+          <w:i/>
+          <w:iCs/>
+        </w:rPr>
+        <w:t>International Journal of Interactive Mobile Technologies</w:t>
+      </w:r>
+      <w:r>
+        <w:rPr>
+          <w:rFonts w:ascii="Arial" w:hAnsi="Arial"/>
+        </w:rPr>
+        <w:t>, 14(3).</w:t>
       </w:r>
     </w:p>
     <w:p>
@@ -19457,10 +20811,10 @@
       </w:pPr>
     </w:p>
     <w:sectPr>
-      <w:headerReference w:type="even" r:id="rId30"/>
-      <w:headerReference w:type="default" r:id="rId31"/>
-      <w:footerReference w:type="even" r:id="rId32"/>
-      <w:footerReference w:type="default" r:id="rId33"/>
+      <w:headerReference w:type="even" r:id="rId36"/>
+      <w:headerReference w:type="default" r:id="rId37"/>
+      <w:footerReference w:type="even" r:id="rId38"/>
+      <w:footerReference w:type="default" r:id="rId39"/>
       <w:pgSz w:w="11906" w:h="16838"/>
       <w:pgMar w:top="2153" w:right="1701" w:bottom="1244" w:left="1701" w:header="708" w:footer="708" w:gutter="0"/>
       <w:cols w:space="720"/>
@@ -20026,6 +21380,155 @@
 <file path=word/numbering.xml><?xml version="1.0" encoding="utf-8"?>
 <w:numbering xmlns:wpc="http://schemas.microsoft.com/office/word/2010/wordprocessingCanvas" xmlns:cx="http://schemas.microsoft.com/office/drawing/2014/chartex" xmlns:cx1="http://schemas.microsoft.com/office/drawing/2015/9/8/chartex" xmlns:cx2="http://schemas.microsoft.com/office/drawing/2015/10/21/chartex" xmlns:cx3="http://schemas.microsoft.com/office/drawing/2016/5/9/chartex" xmlns:cx4="http://schemas.microsoft.com/office/drawing/2016/5/10/chartex" xmlns:cx5="http://schemas.microsoft.com/office/drawing/2016/5/11/chartex" xmlns:cx6="http://schemas.microsoft.com/office/drawing/2016/5/12/chartex" xmlns:cx7="http://schemas.microsoft.com/office/drawing/2016/5/13/chartex" xmlns:cx8="http://schemas.microsoft.com/office/drawing/2016/5/14/chartex" xmlns:mc="http://schemas.openxmlformats.org/markup-compatibility/2006" xmlns:aink="http://schemas.microsoft.com/office/drawing/2016/ink" xmlns:am3d="http://schemas.microsoft.com/office/drawing/2017/model3d" xmlns:o="urn:schemas-microsoft-com:office:office" xmlns:oel="http://schemas.microsoft.com/office/2019/extlst" xmlns:r="http://schemas.openxmlformats.org/officeDocument/2006/relationships" xmlns:m="http://schemas.openxmlformats.org/officeDocument/2006/math" xmlns:v="urn:schemas-microsoft-com:vml" xmlns:wp14="http://schemas.microsoft.com/office/word/2010/wordprocessingDrawing" xmlns:wp="http://schemas.openxmlformats.org/drawingml/2006/wordprocessingDrawing" xmlns:w10="urn:schemas-microsoft-com:office:word" xmlns:w="http://schemas.openxmlformats.org/wordprocessingml/2006/main" xmlns:w14="http://schemas.microsoft.com/office/word/2010/wordml" xmlns:w15="http://schemas.microsoft.com/office/word/2012/wordml" xmlns:w16cex="http://schemas.microsoft.com/office/word/2018/wordml/cex" xmlns:w16cid="http://schemas.microsoft.com/office/word/2016/wordml/cid" xmlns:w16="http://schemas.microsoft.com/office/word/2018/wordml" xmlns:w16du="http://schemas.microsoft.com/office/word/2023/wordml/word16du" xmlns:w16sdtdh="http://schemas.microsoft.com/office/word/2020/wordml/sdtdatahash" xmlns:w16sdtfl="http://schemas.microsoft.com/office/word/2024/wordml/sdtformatlock" xmlns:w16se="http://schemas.microsoft.com/office/word/2015/wordml/symex" xmlns:wpg="http://schemas.microsoft.com/office/word/2010/wordprocessingGroup" xmlns:wpi="http://schemas.microsoft.com/office/word/2010/wordprocessingInk" xmlns:wne="http://schemas.microsoft.com/office/word/2006/wordml" xmlns:wps="http://schemas.microsoft.com/office/word/2010/wordprocessingShape" mc:Ignorable="w14 w15 w16se w16cid w16 w16cex w16sdtdh w16sdtfl w16du wp14">
   <w:abstractNum w:abstractNumId="0" w15:restartNumberingAfterBreak="0">
+    <w:nsid w:val="01DA46DD"/>
+    <w:multiLevelType w:val="multilevel"/>
+    <w:tmpl w:val="20FCB2AE"/>
+    <w:lvl w:ilvl="0">
+      <w:start w:val="1"/>
+      <w:numFmt w:val="bullet"/>
+      <w:lvlText w:val=""/>
+      <w:lvlJc w:val="left"/>
+      <w:pPr>
+        <w:tabs>
+          <w:tab w:val="num" w:pos="720"/>
+        </w:tabs>
+        <w:ind w:left="720" w:hanging="360"/>
+      </w:pPr>
+      <w:rPr>
+        <w:rFonts w:ascii="Symbol" w:hAnsi="Symbol" w:hint="default"/>
+        <w:sz w:val="20"/>
+      </w:rPr>
+    </w:lvl>
+    <w:lvl w:ilvl="1" w:tentative="1">
+      <w:start w:val="1"/>
+      <w:numFmt w:val="bullet"/>
+      <w:lvlText w:val="o"/>
+      <w:lvlJc w:val="left"/>
+      <w:pPr>
+        <w:tabs>
+          <w:tab w:val="num" w:pos="1440"/>
+        </w:tabs>
+        <w:ind w:left="1440" w:hanging="360"/>
+      </w:pPr>
+      <w:rPr>
+        <w:rFonts w:ascii="Courier New" w:hAnsi="Courier New" w:hint="default"/>
+        <w:sz w:val="20"/>
+      </w:rPr>
+    </w:lvl>
+    <w:lvl w:ilvl="2" w:tentative="1">
+      <w:start w:val="1"/>
+      <w:numFmt w:val="bullet"/>
+      <w:lvlText w:val=""/>
+      <w:lvlJc w:val="left"/>
+      <w:pPr>
+        <w:tabs>
+          <w:tab w:val="num" w:pos="2160"/>
+        </w:tabs>
+        <w:ind w:left="2160" w:hanging="360"/>
+      </w:pPr>
+      <w:rPr>
+        <w:rFonts w:ascii="Wingdings" w:hAnsi="Wingdings" w:hint="default"/>
+        <w:sz w:val="20"/>
+      </w:rPr>
+    </w:lvl>
+    <w:lvl w:ilvl="3" w:tentative="1">
+      <w:start w:val="1"/>
+      <w:numFmt w:val="bullet"/>
+      <w:lvlText w:val=""/>
+      <w:lvlJc w:val="left"/>
+      <w:pPr>
+        <w:tabs>
+          <w:tab w:val="num" w:pos="2880"/>
+        </w:tabs>
+        <w:ind w:left="2880" w:hanging="360"/>
+      </w:pPr>
+      <w:rPr>
+        <w:rFonts w:ascii="Wingdings" w:hAnsi="Wingdings" w:hint="default"/>
+        <w:sz w:val="20"/>
+      </w:rPr>
+    </w:lvl>
+    <w:lvl w:ilvl="4" w:tentative="1">
+      <w:start w:val="1"/>
+      <w:numFmt w:val="bullet"/>
+      <w:lvlText w:val=""/>
+      <w:lvlJc w:val="left"/>
+      <w:pPr>
+        <w:tabs>
+          <w:tab w:val="num" w:pos="3600"/>
+        </w:tabs>
+        <w:ind w:left="3600" w:hanging="360"/>
+      </w:pPr>
+      <w:rPr>
+        <w:rFonts w:ascii="Wingdings" w:hAnsi="Wingdings" w:hint="default"/>
+        <w:sz w:val="20"/>
+      </w:rPr>
+    </w:lvl>
+    <w:lvl w:ilvl="5" w:tentative="1">
+      <w:start w:val="1"/>
+      <w:numFmt w:val="bullet"/>
+      <w:lvlText w:val=""/>
+      <w:lvlJc w:val="left"/>
+      <w:pPr>
+        <w:tabs>
+          <w:tab w:val="num" w:pos="4320"/>
+        </w:tabs>
+        <w:ind w:left="4320" w:hanging="360"/>
+      </w:pPr>
+      <w:rPr>
+        <w:rFonts w:ascii="Wingdings" w:hAnsi="Wingdings" w:hint="default"/>
+        <w:sz w:val="20"/>
+      </w:rPr>
+    </w:lvl>
+    <w:lvl w:ilvl="6" w:tentative="1">
+      <w:start w:val="1"/>
+      <w:numFmt w:val="bullet"/>
+      <w:lvlText w:val=""/>
+      <w:lvlJc w:val="left"/>
+      <w:pPr>
+        <w:tabs>
+          <w:tab w:val="num" w:pos="5040"/>
+        </w:tabs>
+        <w:ind w:left="5040" w:hanging="360"/>
+      </w:pPr>
+      <w:rPr>
+        <w:rFonts w:ascii="Wingdings" w:hAnsi="Wingdings" w:hint="default"/>
+        <w:sz w:val="20"/>
+      </w:rPr>
+    </w:lvl>
+    <w:lvl w:ilvl="7" w:tentative="1">
+      <w:start w:val="1"/>
+      <w:numFmt w:val="bullet"/>
+      <w:lvlText w:val=""/>
+      <w:lvlJc w:val="left"/>
+      <w:pPr>
+        <w:tabs>
+          <w:tab w:val="num" w:pos="5760"/>
+        </w:tabs>
+        <w:ind w:left="5760" w:hanging="360"/>
+      </w:pPr>
+      <w:rPr>
+        <w:rFonts w:ascii="Wingdings" w:hAnsi="Wingdings" w:hint="default"/>
+        <w:sz w:val="20"/>
+      </w:rPr>
+    </w:lvl>
+    <w:lvl w:ilvl="8" w:tentative="1">
+      <w:start w:val="1"/>
+      <w:numFmt w:val="bullet"/>
+      <w:lvlText w:val=""/>
+      <w:lvlJc w:val="left"/>
+      <w:pPr>
+        <w:tabs>
+          <w:tab w:val="num" w:pos="6480"/>
+        </w:tabs>
+        <w:ind w:left="6480" w:hanging="360"/>
+      </w:pPr>
+      <w:rPr>
+        <w:rFonts w:ascii="Wingdings" w:hAnsi="Wingdings" w:hint="default"/>
+        <w:sz w:val="20"/>
+      </w:rPr>
+    </w:lvl>
+  </w:abstractNum>
+  <w:abstractNum w:abstractNumId="1" w15:restartNumberingAfterBreak="0">
     <w:nsid w:val="03910CB3"/>
     <w:multiLevelType w:val="multilevel"/>
     <w:tmpl w:val="D122B5C4"/>
@@ -20036,9 +21539,9 @@
       <w:lvlJc w:val="left"/>
       <w:pPr>
         <w:tabs>
-          <w:tab w:val="num" w:pos="720"/>
-        </w:tabs>
-        <w:ind w:left="720" w:hanging="360"/>
+          <w:tab w:val="num" w:pos="360"/>
+        </w:tabs>
+        <w:ind w:left="360" w:hanging="360"/>
       </w:pPr>
     </w:lvl>
     <w:lvl w:ilvl="1">
@@ -20048,9 +21551,9 @@
       <w:lvlJc w:val="left"/>
       <w:pPr>
         <w:tabs>
-          <w:tab w:val="num" w:pos="1440"/>
-        </w:tabs>
-        <w:ind w:left="1440" w:hanging="360"/>
+          <w:tab w:val="num" w:pos="1080"/>
+        </w:tabs>
+        <w:ind w:left="1080" w:hanging="360"/>
       </w:pPr>
       <w:rPr>
         <w:rFonts w:ascii="Courier New" w:hAnsi="Courier New" w:hint="default"/>
@@ -20064,9 +21567,9 @@
       <w:lvlJc w:val="left"/>
       <w:pPr>
         <w:tabs>
-          <w:tab w:val="num" w:pos="2160"/>
-        </w:tabs>
-        <w:ind w:left="2160" w:hanging="360"/>
+          <w:tab w:val="num" w:pos="1800"/>
+        </w:tabs>
+        <w:ind w:left="1800" w:hanging="360"/>
       </w:pPr>
     </w:lvl>
     <w:lvl w:ilvl="3" w:tentative="1">
@@ -20076,9 +21579,9 @@
       <w:lvlJc w:val="left"/>
       <w:pPr>
         <w:tabs>
-          <w:tab w:val="num" w:pos="2880"/>
-        </w:tabs>
-        <w:ind w:left="2880" w:hanging="360"/>
+          <w:tab w:val="num" w:pos="2520"/>
+        </w:tabs>
+        <w:ind w:left="2520" w:hanging="360"/>
       </w:pPr>
     </w:lvl>
     <w:lvl w:ilvl="4" w:tentative="1">
@@ -20088,9 +21591,9 @@
       <w:lvlJc w:val="left"/>
       <w:pPr>
         <w:tabs>
-          <w:tab w:val="num" w:pos="3600"/>
-        </w:tabs>
-        <w:ind w:left="3600" w:hanging="360"/>
+          <w:tab w:val="num" w:pos="3240"/>
+        </w:tabs>
+        <w:ind w:left="3240" w:hanging="360"/>
       </w:pPr>
     </w:lvl>
     <w:lvl w:ilvl="5" w:tentative="1">
@@ -20100,9 +21603,9 @@
       <w:lvlJc w:val="left"/>
       <w:pPr>
         <w:tabs>
-          <w:tab w:val="num" w:pos="4320"/>
-        </w:tabs>
-        <w:ind w:left="4320" w:hanging="360"/>
+          <w:tab w:val="num" w:pos="3960"/>
+        </w:tabs>
+        <w:ind w:left="3960" w:hanging="360"/>
       </w:pPr>
     </w:lvl>
     <w:lvl w:ilvl="6" w:tentative="1">
@@ -20112,9 +21615,9 @@
       <w:lvlJc w:val="left"/>
       <w:pPr>
         <w:tabs>
-          <w:tab w:val="num" w:pos="5040"/>
-        </w:tabs>
-        <w:ind w:left="5040" w:hanging="360"/>
+          <w:tab w:val="num" w:pos="4680"/>
+        </w:tabs>
+        <w:ind w:left="4680" w:hanging="360"/>
       </w:pPr>
     </w:lvl>
     <w:lvl w:ilvl="7" w:tentative="1">
@@ -20124,9 +21627,9 @@
       <w:lvlJc w:val="left"/>
       <w:pPr>
         <w:tabs>
-          <w:tab w:val="num" w:pos="5760"/>
-        </w:tabs>
-        <w:ind w:left="5760" w:hanging="360"/>
+          <w:tab w:val="num" w:pos="5400"/>
+        </w:tabs>
+        <w:ind w:left="5400" w:hanging="360"/>
       </w:pPr>
     </w:lvl>
     <w:lvl w:ilvl="8" w:tentative="1">
@@ -20136,13 +21639,13 @@
       <w:lvlJc w:val="left"/>
       <w:pPr>
         <w:tabs>
-          <w:tab w:val="num" w:pos="6480"/>
-        </w:tabs>
-        <w:ind w:left="6480" w:hanging="360"/>
+          <w:tab w:val="num" w:pos="6120"/>
+        </w:tabs>
+        <w:ind w:left="6120" w:hanging="360"/>
       </w:pPr>
     </w:lvl>
   </w:abstractNum>
-  <w:abstractNum w:abstractNumId="1" w15:restartNumberingAfterBreak="0">
+  <w:abstractNum w:abstractNumId="2" w15:restartNumberingAfterBreak="0">
     <w:nsid w:val="04A30410"/>
     <w:multiLevelType w:val="multilevel"/>
     <w:tmpl w:val="1EA4C970"/>
@@ -20291,7 +21794,7 @@
       </w:rPr>
     </w:lvl>
   </w:abstractNum>
-  <w:abstractNum w:abstractNumId="2" w15:restartNumberingAfterBreak="0">
+  <w:abstractNum w:abstractNumId="3" w15:restartNumberingAfterBreak="0">
     <w:nsid w:val="06B02CD0"/>
     <w:multiLevelType w:val="multilevel"/>
     <w:tmpl w:val="0C0A0025"/>
@@ -20386,7 +21889,7 @@
       </w:pPr>
     </w:lvl>
   </w:abstractNum>
-  <w:abstractNum w:abstractNumId="3" w15:restartNumberingAfterBreak="0">
+  <w:abstractNum w:abstractNumId="4" w15:restartNumberingAfterBreak="0">
     <w:nsid w:val="06DD75F5"/>
     <w:multiLevelType w:val="hybridMultilevel"/>
     <w:tmpl w:val="01E63C54"/>
@@ -20472,7 +21975,7 @@
       </w:pPr>
     </w:lvl>
   </w:abstractNum>
-  <w:abstractNum w:abstractNumId="4" w15:restartNumberingAfterBreak="0">
+  <w:abstractNum w:abstractNumId="5" w15:restartNumberingAfterBreak="0">
     <w:nsid w:val="06E77F18"/>
     <w:multiLevelType w:val="multilevel"/>
     <w:tmpl w:val="6E344F18"/>
@@ -20585,7 +22088,7 @@
       </w:pPr>
     </w:lvl>
   </w:abstractNum>
-  <w:abstractNum w:abstractNumId="5" w15:restartNumberingAfterBreak="0">
+  <w:abstractNum w:abstractNumId="6" w15:restartNumberingAfterBreak="0">
     <w:nsid w:val="07EA4BCA"/>
     <w:multiLevelType w:val="hybridMultilevel"/>
     <w:tmpl w:val="26D89400"/>
@@ -20675,7 +22178,7 @@
       </w:pPr>
     </w:lvl>
   </w:abstractNum>
-  <w:abstractNum w:abstractNumId="6" w15:restartNumberingAfterBreak="0">
+  <w:abstractNum w:abstractNumId="7" w15:restartNumberingAfterBreak="0">
     <w:nsid w:val="0B446C63"/>
     <w:multiLevelType w:val="multilevel"/>
     <w:tmpl w:val="3E8AC5AC"/>
@@ -20794,7 +22297,7 @@
       </w:pPr>
     </w:lvl>
   </w:abstractNum>
-  <w:abstractNum w:abstractNumId="7" w15:restartNumberingAfterBreak="0">
+  <w:abstractNum w:abstractNumId="8" w15:restartNumberingAfterBreak="0">
     <w:nsid w:val="0BAB52E3"/>
     <w:multiLevelType w:val="multilevel"/>
     <w:tmpl w:val="18000630"/>
@@ -20943,7 +22446,7 @@
       </w:rPr>
     </w:lvl>
   </w:abstractNum>
-  <w:abstractNum w:abstractNumId="8" w15:restartNumberingAfterBreak="0">
+  <w:abstractNum w:abstractNumId="9" w15:restartNumberingAfterBreak="0">
     <w:nsid w:val="0E0C113D"/>
     <w:multiLevelType w:val="multilevel"/>
     <w:tmpl w:val="6E344F18"/>
@@ -21056,7 +22559,7 @@
       </w:pPr>
     </w:lvl>
   </w:abstractNum>
-  <w:abstractNum w:abstractNumId="9" w15:restartNumberingAfterBreak="0">
+  <w:abstractNum w:abstractNumId="10" w15:restartNumberingAfterBreak="0">
     <w:nsid w:val="10931866"/>
     <w:multiLevelType w:val="multilevel"/>
     <w:tmpl w:val="6494EB5C"/>
@@ -21169,7 +22672,93 @@
       </w:pPr>
     </w:lvl>
   </w:abstractNum>
-  <w:abstractNum w:abstractNumId="10" w15:restartNumberingAfterBreak="0">
+  <w:abstractNum w:abstractNumId="11" w15:restartNumberingAfterBreak="0">
+    <w:nsid w:val="161548C3"/>
+    <w:multiLevelType w:val="hybridMultilevel"/>
+    <w:tmpl w:val="4C7CB6D0"/>
+    <w:lvl w:ilvl="0" w:tplc="0C0A000F">
+      <w:start w:val="1"/>
+      <w:numFmt w:val="decimal"/>
+      <w:lvlText w:val="%1."/>
+      <w:lvlJc w:val="left"/>
+      <w:pPr>
+        <w:ind w:left="360" w:hanging="360"/>
+      </w:pPr>
+    </w:lvl>
+    <w:lvl w:ilvl="1" w:tplc="0C0A0019" w:tentative="1">
+      <w:start w:val="1"/>
+      <w:numFmt w:val="lowerLetter"/>
+      <w:lvlText w:val="%2."/>
+      <w:lvlJc w:val="left"/>
+      <w:pPr>
+        <w:ind w:left="1080" w:hanging="360"/>
+      </w:pPr>
+    </w:lvl>
+    <w:lvl w:ilvl="2" w:tplc="0C0A001B" w:tentative="1">
+      <w:start w:val="1"/>
+      <w:numFmt w:val="lowerRoman"/>
+      <w:lvlText w:val="%3."/>
+      <w:lvlJc w:val="right"/>
+      <w:pPr>
+        <w:ind w:left="1800" w:hanging="180"/>
+      </w:pPr>
+    </w:lvl>
+    <w:lvl w:ilvl="3" w:tplc="0C0A000F" w:tentative="1">
+      <w:start w:val="1"/>
+      <w:numFmt w:val="decimal"/>
+      <w:lvlText w:val="%4."/>
+      <w:lvlJc w:val="left"/>
+      <w:pPr>
+        <w:ind w:left="2520" w:hanging="360"/>
+      </w:pPr>
+    </w:lvl>
+    <w:lvl w:ilvl="4" w:tplc="0C0A0019" w:tentative="1">
+      <w:start w:val="1"/>
+      <w:numFmt w:val="lowerLetter"/>
+      <w:lvlText w:val="%5."/>
+      <w:lvlJc w:val="left"/>
+      <w:pPr>
+        <w:ind w:left="3240" w:hanging="360"/>
+      </w:pPr>
+    </w:lvl>
+    <w:lvl w:ilvl="5" w:tplc="0C0A001B" w:tentative="1">
+      <w:start w:val="1"/>
+      <w:numFmt w:val="lowerRoman"/>
+      <w:lvlText w:val="%6."/>
+      <w:lvlJc w:val="right"/>
+      <w:pPr>
+        <w:ind w:left="3960" w:hanging="180"/>
+      </w:pPr>
+    </w:lvl>
+    <w:lvl w:ilvl="6" w:tplc="0C0A000F" w:tentative="1">
+      <w:start w:val="1"/>
+      <w:numFmt w:val="decimal"/>
+      <w:lvlText w:val="%7."/>
+      <w:lvlJc w:val="left"/>
+      <w:pPr>
+        <w:ind w:left="4680" w:hanging="360"/>
+      </w:pPr>
+    </w:lvl>
+    <w:lvl w:ilvl="7" w:tplc="0C0A0019" w:tentative="1">
+      <w:start w:val="1"/>
+      <w:numFmt w:val="lowerLetter"/>
+      <w:lvlText w:val="%8."/>
+      <w:lvlJc w:val="left"/>
+      <w:pPr>
+        <w:ind w:left="5400" w:hanging="360"/>
+      </w:pPr>
+    </w:lvl>
+    <w:lvl w:ilvl="8" w:tplc="0C0A001B" w:tentative="1">
+      <w:start w:val="1"/>
+      <w:numFmt w:val="lowerRoman"/>
+      <w:lvlText w:val="%9."/>
+      <w:lvlJc w:val="right"/>
+      <w:pPr>
+        <w:ind w:left="6120" w:hanging="180"/>
+      </w:pPr>
+    </w:lvl>
+  </w:abstractNum>
+  <w:abstractNum w:abstractNumId="12" w15:restartNumberingAfterBreak="0">
     <w:nsid w:val="164214F8"/>
     <w:multiLevelType w:val="multilevel"/>
     <w:tmpl w:val="67103372"/>
@@ -21282,7 +22871,7 @@
       </w:pPr>
     </w:lvl>
   </w:abstractNum>
-  <w:abstractNum w:abstractNumId="11" w15:restartNumberingAfterBreak="0">
+  <w:abstractNum w:abstractNumId="13" w15:restartNumberingAfterBreak="0">
     <w:nsid w:val="179446CC"/>
     <w:multiLevelType w:val="multilevel"/>
     <w:tmpl w:val="7D04AA6E"/>
@@ -21431,7 +23020,7 @@
       </w:rPr>
     </w:lvl>
   </w:abstractNum>
-  <w:abstractNum w:abstractNumId="12" w15:restartNumberingAfterBreak="0">
+  <w:abstractNum w:abstractNumId="14" w15:restartNumberingAfterBreak="0">
     <w:nsid w:val="18424940"/>
     <w:multiLevelType w:val="multilevel"/>
     <w:tmpl w:val="9E128A3C"/>
@@ -21580,7 +23169,7 @@
       </w:rPr>
     </w:lvl>
   </w:abstractNum>
-  <w:abstractNum w:abstractNumId="13" w15:restartNumberingAfterBreak="0">
+  <w:abstractNum w:abstractNumId="15" w15:restartNumberingAfterBreak="0">
     <w:nsid w:val="193D7EFA"/>
     <w:multiLevelType w:val="multilevel"/>
     <w:tmpl w:val="392CD584"/>
@@ -21729,7 +23318,7 @@
       </w:rPr>
     </w:lvl>
   </w:abstractNum>
-  <w:abstractNum w:abstractNumId="14" w15:restartNumberingAfterBreak="0">
+  <w:abstractNum w:abstractNumId="16" w15:restartNumberingAfterBreak="0">
     <w:nsid w:val="1A503831"/>
     <w:multiLevelType w:val="multilevel"/>
     <w:tmpl w:val="F2CC2956"/>
@@ -21842,7 +23431,7 @@
       </w:pPr>
     </w:lvl>
   </w:abstractNum>
-  <w:abstractNum w:abstractNumId="15" w15:restartNumberingAfterBreak="0">
+  <w:abstractNum w:abstractNumId="17" w15:restartNumberingAfterBreak="0">
     <w:nsid w:val="1D9922E0"/>
     <w:multiLevelType w:val="multilevel"/>
     <w:tmpl w:val="3F2AAC4A"/>
@@ -21955,7 +23544,7 @@
       </w:pPr>
     </w:lvl>
   </w:abstractNum>
-  <w:abstractNum w:abstractNumId="16" w15:restartNumberingAfterBreak="0">
+  <w:abstractNum w:abstractNumId="18" w15:restartNumberingAfterBreak="0">
     <w:nsid w:val="203B3BBE"/>
     <w:multiLevelType w:val="multilevel"/>
     <w:tmpl w:val="743EF512"/>
@@ -22104,7 +23693,7 @@
       </w:rPr>
     </w:lvl>
   </w:abstractNum>
-  <w:abstractNum w:abstractNumId="17" w15:restartNumberingAfterBreak="0">
+  <w:abstractNum w:abstractNumId="19" w15:restartNumberingAfterBreak="0">
     <w:nsid w:val="234C49B8"/>
     <w:multiLevelType w:val="multilevel"/>
     <w:tmpl w:val="9AEE49F6"/>
@@ -22217,7 +23806,7 @@
       </w:pPr>
     </w:lvl>
   </w:abstractNum>
-  <w:abstractNum w:abstractNumId="18" w15:restartNumberingAfterBreak="0">
+  <w:abstractNum w:abstractNumId="20" w15:restartNumberingAfterBreak="0">
     <w:nsid w:val="23843DFC"/>
     <w:multiLevelType w:val="multilevel"/>
     <w:tmpl w:val="5DF641F8"/>
@@ -22362,7 +23951,7 @@
       </w:rPr>
     </w:lvl>
   </w:abstractNum>
-  <w:abstractNum w:abstractNumId="19" w15:restartNumberingAfterBreak="0">
+  <w:abstractNum w:abstractNumId="21" w15:restartNumberingAfterBreak="0">
     <w:nsid w:val="247C6B2D"/>
     <w:multiLevelType w:val="multilevel"/>
     <w:tmpl w:val="DABCF41A"/>
@@ -22475,7 +24064,7 @@
       </w:pPr>
     </w:lvl>
   </w:abstractNum>
-  <w:abstractNum w:abstractNumId="20" w15:restartNumberingAfterBreak="0">
+  <w:abstractNum w:abstractNumId="22" w15:restartNumberingAfterBreak="0">
     <w:nsid w:val="26D60C78"/>
     <w:multiLevelType w:val="multilevel"/>
     <w:tmpl w:val="01043D7E"/>
@@ -22595,7 +24184,7 @@
       </w:pPr>
     </w:lvl>
   </w:abstractNum>
-  <w:abstractNum w:abstractNumId="21" w15:restartNumberingAfterBreak="0">
+  <w:abstractNum w:abstractNumId="23" w15:restartNumberingAfterBreak="0">
     <w:nsid w:val="27E957B4"/>
     <w:multiLevelType w:val="multilevel"/>
     <w:tmpl w:val="C8C0F5B4"/>
@@ -22744,7 +24333,7 @@
       </w:rPr>
     </w:lvl>
   </w:abstractNum>
-  <w:abstractNum w:abstractNumId="22" w15:restartNumberingAfterBreak="0">
+  <w:abstractNum w:abstractNumId="24" w15:restartNumberingAfterBreak="0">
     <w:nsid w:val="2D2D57EB"/>
     <w:multiLevelType w:val="multilevel"/>
     <w:tmpl w:val="49721278"/>
@@ -22893,7 +24482,7 @@
       </w:rPr>
     </w:lvl>
   </w:abstractNum>
-  <w:abstractNum w:abstractNumId="23" w15:restartNumberingAfterBreak="0">
+  <w:abstractNum w:abstractNumId="25" w15:restartNumberingAfterBreak="0">
     <w:nsid w:val="2E75081A"/>
     <w:multiLevelType w:val="multilevel"/>
     <w:tmpl w:val="136A2888"/>
@@ -23042,7 +24631,7 @@
       </w:rPr>
     </w:lvl>
   </w:abstractNum>
-  <w:abstractNum w:abstractNumId="24" w15:restartNumberingAfterBreak="0">
+  <w:abstractNum w:abstractNumId="26" w15:restartNumberingAfterBreak="0">
     <w:nsid w:val="2EB338E2"/>
     <w:multiLevelType w:val="multilevel"/>
     <w:tmpl w:val="10A874AC"/>
@@ -23155,7 +24744,7 @@
       </w:pPr>
     </w:lvl>
   </w:abstractNum>
-  <w:abstractNum w:abstractNumId="25" w15:restartNumberingAfterBreak="0">
+  <w:abstractNum w:abstractNumId="27" w15:restartNumberingAfterBreak="0">
     <w:nsid w:val="2F337DA3"/>
     <w:multiLevelType w:val="multilevel"/>
     <w:tmpl w:val="5AC82E58"/>
@@ -23304,7 +24893,7 @@
       </w:rPr>
     </w:lvl>
   </w:abstractNum>
-  <w:abstractNum w:abstractNumId="26" w15:restartNumberingAfterBreak="0">
+  <w:abstractNum w:abstractNumId="28" w15:restartNumberingAfterBreak="0">
     <w:nsid w:val="31467C4D"/>
     <w:multiLevelType w:val="multilevel"/>
     <w:tmpl w:val="BE70496E"/>
@@ -23417,7 +25006,7 @@
       </w:pPr>
     </w:lvl>
   </w:abstractNum>
-  <w:abstractNum w:abstractNumId="27" w15:restartNumberingAfterBreak="0">
+  <w:abstractNum w:abstractNumId="29" w15:restartNumberingAfterBreak="0">
     <w:nsid w:val="31611896"/>
     <w:multiLevelType w:val="multilevel"/>
     <w:tmpl w:val="CCB6ED42"/>
@@ -23566,7 +25155,7 @@
       </w:rPr>
     </w:lvl>
   </w:abstractNum>
-  <w:abstractNum w:abstractNumId="28" w15:restartNumberingAfterBreak="0">
+  <w:abstractNum w:abstractNumId="30" w15:restartNumberingAfterBreak="0">
     <w:nsid w:val="32C02CED"/>
     <w:multiLevelType w:val="multilevel"/>
     <w:tmpl w:val="821004F8"/>
@@ -23715,7 +25304,7 @@
       </w:rPr>
     </w:lvl>
   </w:abstractNum>
-  <w:abstractNum w:abstractNumId="29" w15:restartNumberingAfterBreak="0">
+  <w:abstractNum w:abstractNumId="31" w15:restartNumberingAfterBreak="0">
     <w:nsid w:val="33823CAF"/>
     <w:multiLevelType w:val="multilevel"/>
     <w:tmpl w:val="A320AE62"/>
@@ -23864,7 +25453,7 @@
       </w:rPr>
     </w:lvl>
   </w:abstractNum>
-  <w:abstractNum w:abstractNumId="30" w15:restartNumberingAfterBreak="0">
+  <w:abstractNum w:abstractNumId="32" w15:restartNumberingAfterBreak="0">
     <w:nsid w:val="383100DE"/>
     <w:multiLevelType w:val="multilevel"/>
     <w:tmpl w:val="6E344F18"/>
@@ -23981,7 +25570,7 @@
       </w:pPr>
     </w:lvl>
   </w:abstractNum>
-  <w:abstractNum w:abstractNumId="31" w15:restartNumberingAfterBreak="0">
+  <w:abstractNum w:abstractNumId="33" w15:restartNumberingAfterBreak="0">
     <w:nsid w:val="3D6B6F71"/>
     <w:multiLevelType w:val="multilevel"/>
     <w:tmpl w:val="17DA76A4"/>
@@ -24130,7 +25719,7 @@
       </w:rPr>
     </w:lvl>
   </w:abstractNum>
-  <w:abstractNum w:abstractNumId="32" w15:restartNumberingAfterBreak="0">
+  <w:abstractNum w:abstractNumId="34" w15:restartNumberingAfterBreak="0">
     <w:nsid w:val="3D7A3FBA"/>
     <w:multiLevelType w:val="hybridMultilevel"/>
     <w:tmpl w:val="6D1AE4A8"/>
@@ -24220,7 +25809,7 @@
       </w:pPr>
     </w:lvl>
   </w:abstractNum>
-  <w:abstractNum w:abstractNumId="33" w15:restartNumberingAfterBreak="0">
+  <w:abstractNum w:abstractNumId="35" w15:restartNumberingAfterBreak="0">
     <w:nsid w:val="40222390"/>
     <w:multiLevelType w:val="multilevel"/>
     <w:tmpl w:val="2DC8AEC0"/>
@@ -24369,7 +25958,7 @@
       </w:rPr>
     </w:lvl>
   </w:abstractNum>
-  <w:abstractNum w:abstractNumId="34" w15:restartNumberingAfterBreak="0">
+  <w:abstractNum w:abstractNumId="36" w15:restartNumberingAfterBreak="0">
     <w:nsid w:val="44012285"/>
     <w:multiLevelType w:val="multilevel"/>
     <w:tmpl w:val="E774F13C"/>
@@ -24518,7 +26107,7 @@
       </w:rPr>
     </w:lvl>
   </w:abstractNum>
-  <w:abstractNum w:abstractNumId="35" w15:restartNumberingAfterBreak="0">
+  <w:abstractNum w:abstractNumId="37" w15:restartNumberingAfterBreak="0">
     <w:nsid w:val="44897586"/>
     <w:multiLevelType w:val="hybridMultilevel"/>
     <w:tmpl w:val="D1BCB05C"/>
@@ -24631,7 +26220,7 @@
       </w:rPr>
     </w:lvl>
   </w:abstractNum>
-  <w:abstractNum w:abstractNumId="36" w15:restartNumberingAfterBreak="0">
+  <w:abstractNum w:abstractNumId="38" w15:restartNumberingAfterBreak="0">
     <w:nsid w:val="483D08E6"/>
     <w:multiLevelType w:val="multilevel"/>
     <w:tmpl w:val="471C82D0"/>
@@ -24780,7 +26369,7 @@
       </w:rPr>
     </w:lvl>
   </w:abstractNum>
-  <w:abstractNum w:abstractNumId="37" w15:restartNumberingAfterBreak="0">
+  <w:abstractNum w:abstractNumId="39" w15:restartNumberingAfterBreak="0">
     <w:nsid w:val="4B6E7314"/>
     <w:multiLevelType w:val="multilevel"/>
     <w:tmpl w:val="53AA179E"/>
@@ -24925,7 +26514,7 @@
       </w:rPr>
     </w:lvl>
   </w:abstractNum>
-  <w:abstractNum w:abstractNumId="38" w15:restartNumberingAfterBreak="0">
+  <w:abstractNum w:abstractNumId="40" w15:restartNumberingAfterBreak="0">
     <w:nsid w:val="4E2C24DD"/>
     <w:multiLevelType w:val="multilevel"/>
     <w:tmpl w:val="C336A7EA"/>
@@ -25074,7 +26663,7 @@
       </w:rPr>
     </w:lvl>
   </w:abstractNum>
-  <w:abstractNum w:abstractNumId="39" w15:restartNumberingAfterBreak="0">
+  <w:abstractNum w:abstractNumId="41" w15:restartNumberingAfterBreak="0">
     <w:nsid w:val="4E4871E8"/>
     <w:multiLevelType w:val="multilevel"/>
     <w:tmpl w:val="D3305E10"/>
@@ -25223,7 +26812,7 @@
       </w:rPr>
     </w:lvl>
   </w:abstractNum>
-  <w:abstractNum w:abstractNumId="40" w15:restartNumberingAfterBreak="0">
+  <w:abstractNum w:abstractNumId="42" w15:restartNumberingAfterBreak="0">
     <w:nsid w:val="4FDE336C"/>
     <w:multiLevelType w:val="multilevel"/>
     <w:tmpl w:val="C31CC312"/>
@@ -25340,7 +26929,7 @@
       </w:pPr>
     </w:lvl>
   </w:abstractNum>
-  <w:abstractNum w:abstractNumId="41" w15:restartNumberingAfterBreak="0">
+  <w:abstractNum w:abstractNumId="43" w15:restartNumberingAfterBreak="0">
     <w:nsid w:val="501455FF"/>
     <w:multiLevelType w:val="multilevel"/>
     <w:tmpl w:val="0809001F"/>
@@ -25453,7 +27042,7 @@
       </w:pPr>
     </w:lvl>
   </w:abstractNum>
-  <w:abstractNum w:abstractNumId="42" w15:restartNumberingAfterBreak="0">
+  <w:abstractNum w:abstractNumId="44" w15:restartNumberingAfterBreak="0">
     <w:nsid w:val="51073111"/>
     <w:multiLevelType w:val="multilevel"/>
     <w:tmpl w:val="3306C262"/>
@@ -25602,7 +27191,7 @@
       </w:rPr>
     </w:lvl>
   </w:abstractNum>
-  <w:abstractNum w:abstractNumId="43" w15:restartNumberingAfterBreak="0">
+  <w:abstractNum w:abstractNumId="45" w15:restartNumberingAfterBreak="0">
     <w:nsid w:val="521356DA"/>
     <w:multiLevelType w:val="multilevel"/>
     <w:tmpl w:val="E12E3D98"/>
@@ -25751,7 +27340,7 @@
       </w:rPr>
     </w:lvl>
   </w:abstractNum>
-  <w:abstractNum w:abstractNumId="44" w15:restartNumberingAfterBreak="0">
+  <w:abstractNum w:abstractNumId="46" w15:restartNumberingAfterBreak="0">
     <w:nsid w:val="579252F5"/>
     <w:multiLevelType w:val="multilevel"/>
     <w:tmpl w:val="8564E4DC"/>
@@ -25864,7 +27453,7 @@
       </w:pPr>
     </w:lvl>
   </w:abstractNum>
-  <w:abstractNum w:abstractNumId="45" w15:restartNumberingAfterBreak="0">
+  <w:abstractNum w:abstractNumId="47" w15:restartNumberingAfterBreak="0">
     <w:nsid w:val="5A6C1EC2"/>
     <w:multiLevelType w:val="multilevel"/>
     <w:tmpl w:val="6E344F18"/>
@@ -25977,7 +27566,7 @@
       </w:pPr>
     </w:lvl>
   </w:abstractNum>
-  <w:abstractNum w:abstractNumId="46" w15:restartNumberingAfterBreak="0">
+  <w:abstractNum w:abstractNumId="48" w15:restartNumberingAfterBreak="0">
     <w:nsid w:val="5BC31D0A"/>
     <w:multiLevelType w:val="multilevel"/>
     <w:tmpl w:val="7F5EA3EE"/>
@@ -26126,7 +27715,7 @@
       </w:rPr>
     </w:lvl>
   </w:abstractNum>
-  <w:abstractNum w:abstractNumId="47" w15:restartNumberingAfterBreak="0">
+  <w:abstractNum w:abstractNumId="49" w15:restartNumberingAfterBreak="0">
     <w:nsid w:val="5F6856C9"/>
     <w:multiLevelType w:val="multilevel"/>
     <w:tmpl w:val="4CCA39D2"/>
@@ -26239,7 +27828,7 @@
       </w:pPr>
     </w:lvl>
   </w:abstractNum>
-  <w:abstractNum w:abstractNumId="48" w15:restartNumberingAfterBreak="0">
+  <w:abstractNum w:abstractNumId="50" w15:restartNumberingAfterBreak="0">
     <w:nsid w:val="60F01367"/>
     <w:multiLevelType w:val="multilevel"/>
     <w:tmpl w:val="28E2ACA0"/>
@@ -26388,7 +27977,7 @@
       </w:rPr>
     </w:lvl>
   </w:abstractNum>
-  <w:abstractNum w:abstractNumId="49" w15:restartNumberingAfterBreak="0">
+  <w:abstractNum w:abstractNumId="51" w15:restartNumberingAfterBreak="0">
     <w:nsid w:val="62BE52D9"/>
     <w:multiLevelType w:val="multilevel"/>
     <w:tmpl w:val="0FB2A214"/>
@@ -26537,7 +28126,7 @@
       </w:rPr>
     </w:lvl>
   </w:abstractNum>
-  <w:abstractNum w:abstractNumId="50" w15:restartNumberingAfterBreak="0">
+  <w:abstractNum w:abstractNumId="52" w15:restartNumberingAfterBreak="0">
     <w:nsid w:val="63CE1CBB"/>
     <w:multiLevelType w:val="multilevel"/>
     <w:tmpl w:val="E12E3D98"/>
@@ -26686,7 +28275,7 @@
       </w:rPr>
     </w:lvl>
   </w:abstractNum>
-  <w:abstractNum w:abstractNumId="51" w15:restartNumberingAfterBreak="0">
+  <w:abstractNum w:abstractNumId="53" w15:restartNumberingAfterBreak="0">
     <w:nsid w:val="65442AD3"/>
     <w:multiLevelType w:val="multilevel"/>
     <w:tmpl w:val="36FAA49A"/>
@@ -26835,7 +28424,7 @@
       </w:rPr>
     </w:lvl>
   </w:abstractNum>
-  <w:abstractNum w:abstractNumId="52" w15:restartNumberingAfterBreak="0">
+  <w:abstractNum w:abstractNumId="54" w15:restartNumberingAfterBreak="0">
     <w:nsid w:val="66866A0A"/>
     <w:multiLevelType w:val="multilevel"/>
     <w:tmpl w:val="6E344F18"/>
@@ -26952,7 +28541,7 @@
       </w:pPr>
     </w:lvl>
   </w:abstractNum>
-  <w:abstractNum w:abstractNumId="53" w15:restartNumberingAfterBreak="0">
+  <w:abstractNum w:abstractNumId="55" w15:restartNumberingAfterBreak="0">
     <w:nsid w:val="6A4B1CDB"/>
     <w:multiLevelType w:val="hybridMultilevel"/>
     <w:tmpl w:val="683E8830"/>
@@ -27042,7 +28631,7 @@
       </w:pPr>
     </w:lvl>
   </w:abstractNum>
-  <w:abstractNum w:abstractNumId="54" w15:restartNumberingAfterBreak="0">
+  <w:abstractNum w:abstractNumId="56" w15:restartNumberingAfterBreak="0">
     <w:nsid w:val="6C333DAD"/>
     <w:multiLevelType w:val="multilevel"/>
     <w:tmpl w:val="CED8BE70"/>
@@ -27155,7 +28744,7 @@
       </w:pPr>
     </w:lvl>
   </w:abstractNum>
-  <w:abstractNum w:abstractNumId="55" w15:restartNumberingAfterBreak="0">
+  <w:abstractNum w:abstractNumId="57" w15:restartNumberingAfterBreak="0">
     <w:nsid w:val="6DE81CB7"/>
     <w:multiLevelType w:val="multilevel"/>
     <w:tmpl w:val="B3F8C438"/>
@@ -27304,7 +28893,7 @@
       </w:rPr>
     </w:lvl>
   </w:abstractNum>
-  <w:abstractNum w:abstractNumId="56" w15:restartNumberingAfterBreak="0">
+  <w:abstractNum w:abstractNumId="58" w15:restartNumberingAfterBreak="0">
     <w:nsid w:val="6F4A47B2"/>
     <w:multiLevelType w:val="multilevel"/>
     <w:tmpl w:val="6556259A"/>
@@ -27417,7 +29006,7 @@
       </w:pPr>
     </w:lvl>
   </w:abstractNum>
-  <w:abstractNum w:abstractNumId="57" w15:restartNumberingAfterBreak="0">
+  <w:abstractNum w:abstractNumId="59" w15:restartNumberingAfterBreak="0">
     <w:nsid w:val="71104967"/>
     <w:multiLevelType w:val="hybridMultilevel"/>
     <w:tmpl w:val="EB84DA22"/>
@@ -27530,7 +29119,7 @@
       </w:rPr>
     </w:lvl>
   </w:abstractNum>
-  <w:abstractNum w:abstractNumId="58" w15:restartNumberingAfterBreak="0">
+  <w:abstractNum w:abstractNumId="60" w15:restartNumberingAfterBreak="0">
     <w:nsid w:val="72416FAA"/>
     <w:multiLevelType w:val="multilevel"/>
     <w:tmpl w:val="49B4E668"/>
@@ -27670,7 +29259,7 @@
       </w:rPr>
     </w:lvl>
   </w:abstractNum>
-  <w:abstractNum w:abstractNumId="59" w15:restartNumberingAfterBreak="0">
+  <w:abstractNum w:abstractNumId="61" w15:restartNumberingAfterBreak="0">
     <w:nsid w:val="727B3179"/>
     <w:multiLevelType w:val="multilevel"/>
     <w:tmpl w:val="447A6596"/>
@@ -27819,7 +29408,7 @@
       </w:rPr>
     </w:lvl>
   </w:abstractNum>
-  <w:abstractNum w:abstractNumId="60" w15:restartNumberingAfterBreak="0">
+  <w:abstractNum w:abstractNumId="62" w15:restartNumberingAfterBreak="0">
     <w:nsid w:val="73763D00"/>
     <w:multiLevelType w:val="multilevel"/>
     <w:tmpl w:val="EF088428"/>
@@ -27968,7 +29557,7 @@
       </w:rPr>
     </w:lvl>
   </w:abstractNum>
-  <w:abstractNum w:abstractNumId="61" w15:restartNumberingAfterBreak="0">
+  <w:abstractNum w:abstractNumId="63" w15:restartNumberingAfterBreak="0">
     <w:nsid w:val="73780321"/>
     <w:multiLevelType w:val="hybridMultilevel"/>
     <w:tmpl w:val="69242740"/>
@@ -28081,7 +29670,7 @@
       </w:rPr>
     </w:lvl>
   </w:abstractNum>
-  <w:abstractNum w:abstractNumId="62" w15:restartNumberingAfterBreak="0">
+  <w:abstractNum w:abstractNumId="64" w15:restartNumberingAfterBreak="0">
     <w:nsid w:val="74581BB9"/>
     <w:multiLevelType w:val="multilevel"/>
     <w:tmpl w:val="5B94CE08"/>
@@ -28230,7 +29819,7 @@
       </w:rPr>
     </w:lvl>
   </w:abstractNum>
-  <w:abstractNum w:abstractNumId="63" w15:restartNumberingAfterBreak="0">
+  <w:abstractNum w:abstractNumId="65" w15:restartNumberingAfterBreak="0">
     <w:nsid w:val="7E1D60C3"/>
     <w:multiLevelType w:val="hybridMultilevel"/>
     <w:tmpl w:val="CC6008D8"/>
@@ -28316,7 +29905,7 @@
       </w:pPr>
     </w:lvl>
   </w:abstractNum>
-  <w:abstractNum w:abstractNumId="64" w15:restartNumberingAfterBreak="0">
+  <w:abstractNum w:abstractNumId="66" w15:restartNumberingAfterBreak="0">
     <w:nsid w:val="7F2A3C5C"/>
     <w:multiLevelType w:val="multilevel"/>
     <w:tmpl w:val="3E8AC5AC"/>
@@ -28436,415 +30025,478 @@
     </w:lvl>
   </w:abstractNum>
   <w:num w:numId="1" w16cid:durableId="1176699081">
+    <w:abstractNumId w:val="7"/>
+  </w:num>
+  <w:num w:numId="2" w16cid:durableId="494494898">
+    <w:abstractNumId w:val="43"/>
+  </w:num>
+  <w:num w:numId="3" w16cid:durableId="1200778367">
+    <w:abstractNumId w:val="60"/>
+  </w:num>
+  <w:num w:numId="4" w16cid:durableId="500238440">
+    <w:abstractNumId w:val="46"/>
+  </w:num>
+  <w:num w:numId="5" w16cid:durableId="54090542">
+    <w:abstractNumId w:val="7"/>
+  </w:num>
+  <w:num w:numId="6" w16cid:durableId="236794149">
+    <w:abstractNumId w:val="12"/>
+  </w:num>
+  <w:num w:numId="7" w16cid:durableId="1297445989">
+    <w:abstractNumId w:val="4"/>
+  </w:num>
+  <w:num w:numId="8" w16cid:durableId="605771027">
     <w:abstractNumId w:val="6"/>
   </w:num>
-  <w:num w:numId="2" w16cid:durableId="494494898">
+  <w:num w:numId="9" w16cid:durableId="641925348">
     <w:abstractNumId w:val="41"/>
   </w:num>
-  <w:num w:numId="3" w16cid:durableId="1200778367">
+  <w:num w:numId="10" w16cid:durableId="1405370748">
+    <w:abstractNumId w:val="47"/>
+  </w:num>
+  <w:num w:numId="11" w16cid:durableId="1782718875">
+    <w:abstractNumId w:val="52"/>
+  </w:num>
+  <w:num w:numId="12" w16cid:durableId="1867138050">
+    <w:abstractNumId w:val="45"/>
+  </w:num>
+  <w:num w:numId="13" w16cid:durableId="1515454589">
+    <w:abstractNumId w:val="7"/>
+  </w:num>
+  <w:num w:numId="14" w16cid:durableId="1048535536">
+    <w:abstractNumId w:val="7"/>
+  </w:num>
+  <w:num w:numId="15" w16cid:durableId="154689950">
+    <w:abstractNumId w:val="7"/>
+  </w:num>
+  <w:num w:numId="16" w16cid:durableId="1622687441">
+    <w:abstractNumId w:val="7"/>
+  </w:num>
+  <w:num w:numId="17" w16cid:durableId="546987107">
+    <w:abstractNumId w:val="7"/>
+  </w:num>
+  <w:num w:numId="18" w16cid:durableId="2037077925">
+    <w:abstractNumId w:val="7"/>
+  </w:num>
+  <w:num w:numId="19" w16cid:durableId="202911025">
+    <w:abstractNumId w:val="50"/>
+  </w:num>
+  <w:num w:numId="20" w16cid:durableId="1163200953">
+    <w:abstractNumId w:val="49"/>
+  </w:num>
+  <w:num w:numId="21" w16cid:durableId="887686438">
+    <w:abstractNumId w:val="26"/>
+  </w:num>
+  <w:num w:numId="22" w16cid:durableId="359208971">
+    <w:abstractNumId w:val="20"/>
+  </w:num>
+  <w:num w:numId="23" w16cid:durableId="612171986">
+    <w:abstractNumId w:val="16"/>
+  </w:num>
+  <w:num w:numId="24" w16cid:durableId="1913075478">
+    <w:abstractNumId w:val="24"/>
+  </w:num>
+  <w:num w:numId="25" w16cid:durableId="2133286701">
+    <w:abstractNumId w:val="7"/>
+  </w:num>
+  <w:num w:numId="26" w16cid:durableId="881870947">
+    <w:abstractNumId w:val="7"/>
+  </w:num>
+  <w:num w:numId="27" w16cid:durableId="1832214677">
+    <w:abstractNumId w:val="7"/>
+  </w:num>
+  <w:num w:numId="28" w16cid:durableId="1497916287">
+    <w:abstractNumId w:val="7"/>
+  </w:num>
+  <w:num w:numId="29" w16cid:durableId="1617057083">
+    <w:abstractNumId w:val="7"/>
+  </w:num>
+  <w:num w:numId="30" w16cid:durableId="1689064264">
+    <w:abstractNumId w:val="7"/>
+  </w:num>
+  <w:num w:numId="31" w16cid:durableId="384565334">
+    <w:abstractNumId w:val="36"/>
+  </w:num>
+  <w:num w:numId="32" w16cid:durableId="1829705080">
+    <w:abstractNumId w:val="7"/>
+  </w:num>
+  <w:num w:numId="33" w16cid:durableId="496265946">
+    <w:abstractNumId w:val="7"/>
+  </w:num>
+  <w:num w:numId="34" w16cid:durableId="1507741614">
+    <w:abstractNumId w:val="1"/>
+  </w:num>
+  <w:num w:numId="35" w16cid:durableId="739327860">
+    <w:abstractNumId w:val="7"/>
+  </w:num>
+  <w:num w:numId="36" w16cid:durableId="1239092181">
+    <w:abstractNumId w:val="48"/>
+  </w:num>
+  <w:num w:numId="37" w16cid:durableId="1537350934">
+    <w:abstractNumId w:val="15"/>
+  </w:num>
+  <w:num w:numId="38" w16cid:durableId="991953662">
+    <w:abstractNumId w:val="2"/>
+  </w:num>
+  <w:num w:numId="39" w16cid:durableId="1673140504">
+    <w:abstractNumId w:val="64"/>
+  </w:num>
+  <w:num w:numId="40" w16cid:durableId="391733110">
+    <w:abstractNumId w:val="34"/>
+  </w:num>
+  <w:num w:numId="41" w16cid:durableId="116871802">
+    <w:abstractNumId w:val="59"/>
+  </w:num>
+  <w:num w:numId="42" w16cid:durableId="1233081910">
+    <w:abstractNumId w:val="28"/>
+  </w:num>
+  <w:num w:numId="43" w16cid:durableId="700476519">
+    <w:abstractNumId w:val="27"/>
+  </w:num>
+  <w:num w:numId="44" w16cid:durableId="1838155833">
     <w:abstractNumId w:val="58"/>
   </w:num>
-  <w:num w:numId="4" w16cid:durableId="500238440">
+  <w:num w:numId="45" w16cid:durableId="548492312">
+    <w:abstractNumId w:val="7"/>
+  </w:num>
+  <w:num w:numId="46" w16cid:durableId="1365449020">
+    <w:abstractNumId w:val="7"/>
+  </w:num>
+  <w:num w:numId="47" w16cid:durableId="58095565">
+    <w:abstractNumId w:val="7"/>
+  </w:num>
+  <w:num w:numId="48" w16cid:durableId="2006975715">
+    <w:abstractNumId w:val="38"/>
+  </w:num>
+  <w:num w:numId="49" w16cid:durableId="79497306">
+    <w:abstractNumId w:val="21"/>
+  </w:num>
+  <w:num w:numId="50" w16cid:durableId="2121415597">
+    <w:abstractNumId w:val="7"/>
+  </w:num>
+  <w:num w:numId="51" w16cid:durableId="1897885630">
+    <w:abstractNumId w:val="7"/>
+  </w:num>
+  <w:num w:numId="52" w16cid:durableId="1785884815">
+    <w:abstractNumId w:val="7"/>
+  </w:num>
+  <w:num w:numId="53" w16cid:durableId="1144083397">
+    <w:abstractNumId w:val="7"/>
+  </w:num>
+  <w:num w:numId="54" w16cid:durableId="201207800">
+    <w:abstractNumId w:val="7"/>
+  </w:num>
+  <w:num w:numId="55" w16cid:durableId="443039468">
+    <w:abstractNumId w:val="7"/>
+  </w:num>
+  <w:num w:numId="56" w16cid:durableId="111629732">
+    <w:abstractNumId w:val="7"/>
+  </w:num>
+  <w:num w:numId="57" w16cid:durableId="1534876872">
+    <w:abstractNumId w:val="61"/>
+  </w:num>
+  <w:num w:numId="58" w16cid:durableId="841630886">
+    <w:abstractNumId w:val="31"/>
+  </w:num>
+  <w:num w:numId="59" w16cid:durableId="147332457">
+    <w:abstractNumId w:val="53"/>
+  </w:num>
+  <w:num w:numId="60" w16cid:durableId="1726952072">
+    <w:abstractNumId w:val="8"/>
+  </w:num>
+  <w:num w:numId="61" w16cid:durableId="1202982037">
+    <w:abstractNumId w:val="14"/>
+  </w:num>
+  <w:num w:numId="62" w16cid:durableId="596136958">
+    <w:abstractNumId w:val="57"/>
+  </w:num>
+  <w:num w:numId="63" w16cid:durableId="1540318805">
+    <w:abstractNumId w:val="55"/>
+  </w:num>
+  <w:num w:numId="64" w16cid:durableId="1383560384">
+    <w:abstractNumId w:val="7"/>
+  </w:num>
+  <w:num w:numId="65" w16cid:durableId="766000792">
+    <w:abstractNumId w:val="3"/>
+  </w:num>
+  <w:num w:numId="66" w16cid:durableId="760642094">
+    <w:abstractNumId w:val="66"/>
+  </w:num>
+  <w:num w:numId="67" w16cid:durableId="1038628803">
+    <w:abstractNumId w:val="3"/>
+  </w:num>
+  <w:num w:numId="68" w16cid:durableId="439568490">
+    <w:abstractNumId w:val="37"/>
+  </w:num>
+  <w:num w:numId="69" w16cid:durableId="516501371">
+    <w:abstractNumId w:val="3"/>
+  </w:num>
+  <w:num w:numId="70" w16cid:durableId="1864905542">
+    <w:abstractNumId w:val="3"/>
+  </w:num>
+  <w:num w:numId="71" w16cid:durableId="1138649261">
+    <w:abstractNumId w:val="5"/>
+  </w:num>
+  <w:num w:numId="72" w16cid:durableId="54014029">
+    <w:abstractNumId w:val="9"/>
+  </w:num>
+  <w:num w:numId="73" w16cid:durableId="536435765">
+    <w:abstractNumId w:val="3"/>
+  </w:num>
+  <w:num w:numId="74" w16cid:durableId="1068264346">
+    <w:abstractNumId w:val="3"/>
+  </w:num>
+  <w:num w:numId="75" w16cid:durableId="1566262037">
+    <w:abstractNumId w:val="3"/>
+  </w:num>
+  <w:num w:numId="76" w16cid:durableId="1944222289">
+    <w:abstractNumId w:val="32"/>
+  </w:num>
+  <w:num w:numId="77" w16cid:durableId="851532290">
+    <w:abstractNumId w:val="3"/>
+  </w:num>
+  <w:num w:numId="78" w16cid:durableId="927810419">
+    <w:abstractNumId w:val="3"/>
+  </w:num>
+  <w:num w:numId="79" w16cid:durableId="1340692222">
+    <w:abstractNumId w:val="3"/>
+  </w:num>
+  <w:num w:numId="80" w16cid:durableId="2016224658">
+    <w:abstractNumId w:val="22"/>
+  </w:num>
+  <w:num w:numId="81" w16cid:durableId="1654215340">
+    <w:abstractNumId w:val="54"/>
+  </w:num>
+  <w:num w:numId="82" w16cid:durableId="1724140020">
+    <w:abstractNumId w:val="3"/>
+  </w:num>
+  <w:num w:numId="83" w16cid:durableId="495850546">
+    <w:abstractNumId w:val="63"/>
+  </w:num>
+  <w:num w:numId="84" w16cid:durableId="1918049249">
+    <w:abstractNumId w:val="33"/>
+  </w:num>
+  <w:num w:numId="85" w16cid:durableId="766343421">
+    <w:abstractNumId w:val="25"/>
+  </w:num>
+  <w:num w:numId="86" w16cid:durableId="1498769241">
+    <w:abstractNumId w:val="3"/>
+  </w:num>
+  <w:num w:numId="87" w16cid:durableId="1359812244">
+    <w:abstractNumId w:val="3"/>
+  </w:num>
+  <w:num w:numId="88" w16cid:durableId="2136481363">
+    <w:abstractNumId w:val="3"/>
+  </w:num>
+  <w:num w:numId="89" w16cid:durableId="405107229">
+    <w:abstractNumId w:val="3"/>
+  </w:num>
+  <w:num w:numId="90" w16cid:durableId="1787574365">
+    <w:abstractNumId w:val="3"/>
+  </w:num>
+  <w:num w:numId="91" w16cid:durableId="602880272">
+    <w:abstractNumId w:val="3"/>
+  </w:num>
+  <w:num w:numId="92" w16cid:durableId="291137230">
+    <w:abstractNumId w:val="3"/>
+  </w:num>
+  <w:num w:numId="93" w16cid:durableId="1285648576">
+    <w:abstractNumId w:val="3"/>
+  </w:num>
+  <w:num w:numId="94" w16cid:durableId="53281645">
+    <w:abstractNumId w:val="3"/>
+  </w:num>
+  <w:num w:numId="95" w16cid:durableId="240875848">
+    <w:abstractNumId w:val="3"/>
+  </w:num>
+  <w:num w:numId="96" w16cid:durableId="1453861316">
+    <w:abstractNumId w:val="10"/>
+  </w:num>
+  <w:num w:numId="97" w16cid:durableId="1352803074">
+    <w:abstractNumId w:val="3"/>
+  </w:num>
+  <w:num w:numId="98" w16cid:durableId="864907344">
+    <w:abstractNumId w:val="39"/>
+  </w:num>
+  <w:num w:numId="99" w16cid:durableId="1526208391">
+    <w:abstractNumId w:val="3"/>
+  </w:num>
+  <w:num w:numId="100" w16cid:durableId="1160345402">
+    <w:abstractNumId w:val="3"/>
+  </w:num>
+  <w:num w:numId="101" w16cid:durableId="3358748">
+    <w:abstractNumId w:val="3"/>
+  </w:num>
+  <w:num w:numId="102" w16cid:durableId="1410034972">
+    <w:abstractNumId w:val="23"/>
+  </w:num>
+  <w:num w:numId="103" w16cid:durableId="1684091492">
+    <w:abstractNumId w:val="3"/>
+  </w:num>
+  <w:num w:numId="104" w16cid:durableId="304744141">
+    <w:abstractNumId w:val="3"/>
+  </w:num>
+  <w:num w:numId="105" w16cid:durableId="900675759">
+    <w:abstractNumId w:val="3"/>
+  </w:num>
+  <w:num w:numId="106" w16cid:durableId="105274670">
+    <w:abstractNumId w:val="42"/>
+  </w:num>
+  <w:num w:numId="107" w16cid:durableId="595022119">
+    <w:abstractNumId w:val="3"/>
+  </w:num>
+  <w:num w:numId="108" w16cid:durableId="86659819">
+    <w:abstractNumId w:val="3"/>
+  </w:num>
+  <w:num w:numId="109" w16cid:durableId="709651870">
+    <w:abstractNumId w:val="3"/>
+  </w:num>
+  <w:num w:numId="110" w16cid:durableId="1946813662">
+    <w:abstractNumId w:val="3"/>
+  </w:num>
+  <w:num w:numId="111" w16cid:durableId="1257248572">
+    <w:abstractNumId w:val="3"/>
+  </w:num>
+  <w:num w:numId="112" w16cid:durableId="277033691">
+    <w:abstractNumId w:val="3"/>
+  </w:num>
+  <w:num w:numId="113" w16cid:durableId="1542324837">
+    <w:abstractNumId w:val="3"/>
+  </w:num>
+  <w:num w:numId="114" w16cid:durableId="1266772052">
+    <w:abstractNumId w:val="3"/>
+  </w:num>
+  <w:num w:numId="115" w16cid:durableId="1101949730">
+    <w:abstractNumId w:val="3"/>
+  </w:num>
+  <w:num w:numId="116" w16cid:durableId="1593317511">
+    <w:abstractNumId w:val="3"/>
+  </w:num>
+  <w:num w:numId="117" w16cid:durableId="344405650">
+    <w:abstractNumId w:val="3"/>
+  </w:num>
+  <w:num w:numId="118" w16cid:durableId="2074693580">
+    <w:abstractNumId w:val="3"/>
+  </w:num>
+  <w:num w:numId="119" w16cid:durableId="845755056">
+    <w:abstractNumId w:val="3"/>
+  </w:num>
+  <w:num w:numId="120" w16cid:durableId="883563731">
+    <w:abstractNumId w:val="3"/>
+  </w:num>
+  <w:num w:numId="121" w16cid:durableId="1843205857">
+    <w:abstractNumId w:val="3"/>
+  </w:num>
+  <w:num w:numId="122" w16cid:durableId="34894343">
+    <w:abstractNumId w:val="3"/>
+  </w:num>
+  <w:num w:numId="123" w16cid:durableId="1549224119">
+    <w:abstractNumId w:val="13"/>
+  </w:num>
+  <w:num w:numId="124" w16cid:durableId="589315466">
+    <w:abstractNumId w:val="40"/>
+  </w:num>
+  <w:num w:numId="125" w16cid:durableId="505634470">
+    <w:abstractNumId w:val="18"/>
+  </w:num>
+  <w:num w:numId="126" w16cid:durableId="554318877">
+    <w:abstractNumId w:val="51"/>
+  </w:num>
+  <w:num w:numId="127" w16cid:durableId="866210892">
+    <w:abstractNumId w:val="56"/>
+  </w:num>
+  <w:num w:numId="128" w16cid:durableId="2086762505">
+    <w:abstractNumId w:val="30"/>
+  </w:num>
+  <w:num w:numId="129" w16cid:durableId="317080664">
+    <w:abstractNumId w:val="17"/>
+  </w:num>
+  <w:num w:numId="130" w16cid:durableId="866018878">
+    <w:abstractNumId w:val="35"/>
+  </w:num>
+  <w:num w:numId="131" w16cid:durableId="1347101783">
+    <w:abstractNumId w:val="29"/>
+  </w:num>
+  <w:num w:numId="132" w16cid:durableId="1551114141">
     <w:abstractNumId w:val="44"/>
   </w:num>
-  <w:num w:numId="5" w16cid:durableId="54090542">
-    <w:abstractNumId w:val="6"/>
+  <w:num w:numId="133" w16cid:durableId="985356075">
+    <w:abstractNumId w:val="62"/>
   </w:num>
-  <w:num w:numId="6" w16cid:durableId="236794149">
-    <w:abstractNumId w:val="10"/>
-  </w:num>
-  <w:num w:numId="7" w16cid:durableId="1297445989">
+  <w:num w:numId="134" w16cid:durableId="1475180571">
     <w:abstractNumId w:val="3"/>
   </w:num>
-  <w:num w:numId="8" w16cid:durableId="605771027">
-    <w:abstractNumId w:val="5"/>
+  <w:num w:numId="135" w16cid:durableId="1617953740">
+    <w:abstractNumId w:val="3"/>
   </w:num>
-  <w:num w:numId="9" w16cid:durableId="641925348">
-    <w:abstractNumId w:val="39"/>
+  <w:num w:numId="136" w16cid:durableId="1894657317">
+    <w:abstractNumId w:val="19"/>
   </w:num>
-  <w:num w:numId="10" w16cid:durableId="1405370748">
-    <w:abstractNumId w:val="45"/>
+  <w:num w:numId="137" w16cid:durableId="524949181">
+    <w:abstractNumId w:val="65"/>
   </w:num>
-  <w:num w:numId="11" w16cid:durableId="1782718875">
-    <w:abstractNumId w:val="50"/>
+  <w:num w:numId="138" w16cid:durableId="335764875">
+    <w:abstractNumId w:val="3"/>
   </w:num>
-  <w:num w:numId="12" w16cid:durableId="1867138050">
-    <w:abstractNumId w:val="43"/>
+  <w:num w:numId="139" w16cid:durableId="1719278643">
+    <w:abstractNumId w:val="11"/>
   </w:num>
-  <w:num w:numId="13" w16cid:durableId="1515454589">
-    <w:abstractNumId w:val="6"/>
+  <w:num w:numId="140" w16cid:durableId="81265465">
+    <w:abstractNumId w:val="3"/>
   </w:num>
-  <w:num w:numId="14" w16cid:durableId="1048535536">
-    <w:abstractNumId w:val="6"/>
+  <w:num w:numId="141" w16cid:durableId="1491092367">
+    <w:abstractNumId w:val="3"/>
   </w:num>
-  <w:num w:numId="15" w16cid:durableId="154689950">
-    <w:abstractNumId w:val="6"/>
+  <w:num w:numId="142" w16cid:durableId="1409614168">
+    <w:abstractNumId w:val="3"/>
   </w:num>
-  <w:num w:numId="16" w16cid:durableId="1622687441">
-    <w:abstractNumId w:val="6"/>
+  <w:num w:numId="143" w16cid:durableId="636689497">
+    <w:abstractNumId w:val="3"/>
   </w:num>
-  <w:num w:numId="17" w16cid:durableId="546987107">
-    <w:abstractNumId w:val="6"/>
+  <w:num w:numId="144" w16cid:durableId="1079252313">
+    <w:abstractNumId w:val="3"/>
   </w:num>
-  <w:num w:numId="18" w16cid:durableId="2037077925">
-    <w:abstractNumId w:val="6"/>
+  <w:num w:numId="145" w16cid:durableId="1661888689">
+    <w:abstractNumId w:val="3"/>
   </w:num>
-  <w:num w:numId="19" w16cid:durableId="202911025">
-    <w:abstractNumId w:val="48"/>
+  <w:num w:numId="146" w16cid:durableId="1816411049">
+    <w:abstractNumId w:val="3"/>
   </w:num>
-  <w:num w:numId="20" w16cid:durableId="1163200953">
-    <w:abstractNumId w:val="47"/>
+  <w:num w:numId="147" w16cid:durableId="1511214682">
+    <w:abstractNumId w:val="3"/>
   </w:num>
-  <w:num w:numId="21" w16cid:durableId="887686438">
-    <w:abstractNumId w:val="24"/>
+  <w:num w:numId="148" w16cid:durableId="1256597690">
+    <w:abstractNumId w:val="3"/>
   </w:num>
-  <w:num w:numId="22" w16cid:durableId="359208971">
-    <w:abstractNumId w:val="18"/>
-  </w:num>
-  <w:num w:numId="23" w16cid:durableId="612171986">
-    <w:abstractNumId w:val="14"/>
-  </w:num>
-  <w:num w:numId="24" w16cid:durableId="1913075478">
-    <w:abstractNumId w:val="22"/>
-  </w:num>
-  <w:num w:numId="25" w16cid:durableId="2133286701">
-    <w:abstractNumId w:val="6"/>
-  </w:num>
-  <w:num w:numId="26" w16cid:durableId="881870947">
-    <w:abstractNumId w:val="6"/>
-  </w:num>
-  <w:num w:numId="27" w16cid:durableId="1832214677">
-    <w:abstractNumId w:val="6"/>
-  </w:num>
-  <w:num w:numId="28" w16cid:durableId="1497916287">
-    <w:abstractNumId w:val="6"/>
-  </w:num>
-  <w:num w:numId="29" w16cid:durableId="1617057083">
-    <w:abstractNumId w:val="6"/>
-  </w:num>
-  <w:num w:numId="30" w16cid:durableId="1689064264">
-    <w:abstractNumId w:val="6"/>
-  </w:num>
-  <w:num w:numId="31" w16cid:durableId="384565334">
-    <w:abstractNumId w:val="34"/>
-  </w:num>
-  <w:num w:numId="32" w16cid:durableId="1829705080">
-    <w:abstractNumId w:val="6"/>
-  </w:num>
-  <w:num w:numId="33" w16cid:durableId="496265946">
-    <w:abstractNumId w:val="6"/>
-  </w:num>
-  <w:num w:numId="34" w16cid:durableId="1507741614">
+  <w:num w:numId="149" w16cid:durableId="360205231">
     <w:abstractNumId w:val="0"/>
   </w:num>
-  <w:num w:numId="35" w16cid:durableId="739327860">
-    <w:abstractNumId w:val="6"/>
+  <w:num w:numId="150" w16cid:durableId="1113549932">
+    <w:abstractNumId w:val="3"/>
   </w:num>
-  <w:num w:numId="36" w16cid:durableId="1239092181">
-    <w:abstractNumId w:val="46"/>
+  <w:num w:numId="151" w16cid:durableId="184099635">
+    <w:abstractNumId w:val="3"/>
   </w:num>
-  <w:num w:numId="37" w16cid:durableId="1537350934">
-    <w:abstractNumId w:val="13"/>
+  <w:num w:numId="152" w16cid:durableId="983239053">
+    <w:abstractNumId w:val="3"/>
   </w:num>
-  <w:num w:numId="38" w16cid:durableId="991953662">
-    <w:abstractNumId w:val="1"/>
+  <w:num w:numId="153" w16cid:durableId="1575972187">
+    <w:abstractNumId w:val="3"/>
   </w:num>
-  <w:num w:numId="39" w16cid:durableId="1673140504">
-    <w:abstractNumId w:val="62"/>
+  <w:num w:numId="154" w16cid:durableId="548225888">
+    <w:abstractNumId w:val="3"/>
   </w:num>
-  <w:num w:numId="40" w16cid:durableId="391733110">
-    <w:abstractNumId w:val="32"/>
+  <w:num w:numId="155" w16cid:durableId="1762876805">
+    <w:abstractNumId w:val="3"/>
   </w:num>
-  <w:num w:numId="41" w16cid:durableId="116871802">
-    <w:abstractNumId w:val="57"/>
+  <w:num w:numId="156" w16cid:durableId="546142573">
+    <w:abstractNumId w:val="3"/>
   </w:num>
-  <w:num w:numId="42" w16cid:durableId="1233081910">
-    <w:abstractNumId w:val="26"/>
+  <w:num w:numId="157" w16cid:durableId="778447152">
+    <w:abstractNumId w:val="3"/>
   </w:num>
-  <w:num w:numId="43" w16cid:durableId="700476519">
-    <w:abstractNumId w:val="25"/>
-  </w:num>
-  <w:num w:numId="44" w16cid:durableId="1838155833">
-    <w:abstractNumId w:val="56"/>
-  </w:num>
-  <w:num w:numId="45" w16cid:durableId="548492312">
-    <w:abstractNumId w:val="6"/>
-  </w:num>
-  <w:num w:numId="46" w16cid:durableId="1365449020">
-    <w:abstractNumId w:val="6"/>
-  </w:num>
-  <w:num w:numId="47" w16cid:durableId="58095565">
-    <w:abstractNumId w:val="6"/>
-  </w:num>
-  <w:num w:numId="48" w16cid:durableId="2006975715">
-    <w:abstractNumId w:val="36"/>
-  </w:num>
-  <w:num w:numId="49" w16cid:durableId="79497306">
-    <w:abstractNumId w:val="19"/>
-  </w:num>
-  <w:num w:numId="50" w16cid:durableId="2121415597">
-    <w:abstractNumId w:val="6"/>
-  </w:num>
-  <w:num w:numId="51" w16cid:durableId="1897885630">
-    <w:abstractNumId w:val="6"/>
-  </w:num>
-  <w:num w:numId="52" w16cid:durableId="1785884815">
-    <w:abstractNumId w:val="6"/>
-  </w:num>
-  <w:num w:numId="53" w16cid:durableId="1144083397">
-    <w:abstractNumId w:val="6"/>
-  </w:num>
-  <w:num w:numId="54" w16cid:durableId="201207800">
-    <w:abstractNumId w:val="6"/>
-  </w:num>
-  <w:num w:numId="55" w16cid:durableId="443039468">
-    <w:abstractNumId w:val="6"/>
-  </w:num>
-  <w:num w:numId="56" w16cid:durableId="111629732">
-    <w:abstractNumId w:val="6"/>
-  </w:num>
-  <w:num w:numId="57" w16cid:durableId="1534876872">
-    <w:abstractNumId w:val="59"/>
-  </w:num>
-  <w:num w:numId="58" w16cid:durableId="841630886">
-    <w:abstractNumId w:val="29"/>
-  </w:num>
-  <w:num w:numId="59" w16cid:durableId="147332457">
-    <w:abstractNumId w:val="51"/>
-  </w:num>
-  <w:num w:numId="60" w16cid:durableId="1726952072">
-    <w:abstractNumId w:val="7"/>
-  </w:num>
-  <w:num w:numId="61" w16cid:durableId="1202982037">
-    <w:abstractNumId w:val="12"/>
-  </w:num>
-  <w:num w:numId="62" w16cid:durableId="596136958">
-    <w:abstractNumId w:val="55"/>
-  </w:num>
-  <w:num w:numId="63" w16cid:durableId="1540318805">
-    <w:abstractNumId w:val="53"/>
-  </w:num>
-  <w:num w:numId="64" w16cid:durableId="1383560384">
-    <w:abstractNumId w:val="6"/>
-  </w:num>
-  <w:num w:numId="65" w16cid:durableId="766000792">
-    <w:abstractNumId w:val="2"/>
-  </w:num>
-  <w:num w:numId="66" w16cid:durableId="760642094">
-    <w:abstractNumId w:val="64"/>
-  </w:num>
-  <w:num w:numId="67" w16cid:durableId="1038628803">
-    <w:abstractNumId w:val="2"/>
-  </w:num>
-  <w:num w:numId="68" w16cid:durableId="439568490">
-    <w:abstractNumId w:val="35"/>
-  </w:num>
-  <w:num w:numId="69" w16cid:durableId="516501371">
-    <w:abstractNumId w:val="2"/>
-  </w:num>
-  <w:num w:numId="70" w16cid:durableId="1864905542">
-    <w:abstractNumId w:val="2"/>
-  </w:num>
-  <w:num w:numId="71" w16cid:durableId="1138649261">
-    <w:abstractNumId w:val="4"/>
-  </w:num>
-  <w:num w:numId="72" w16cid:durableId="54014029">
-    <w:abstractNumId w:val="8"/>
-  </w:num>
-  <w:num w:numId="73" w16cid:durableId="536435765">
-    <w:abstractNumId w:val="2"/>
-  </w:num>
-  <w:num w:numId="74" w16cid:durableId="1068264346">
-    <w:abstractNumId w:val="2"/>
-  </w:num>
-  <w:num w:numId="75" w16cid:durableId="1566262037">
-    <w:abstractNumId w:val="2"/>
-  </w:num>
-  <w:num w:numId="76" w16cid:durableId="1944222289">
-    <w:abstractNumId w:val="30"/>
-  </w:num>
-  <w:num w:numId="77" w16cid:durableId="851532290">
-    <w:abstractNumId w:val="2"/>
-  </w:num>
-  <w:num w:numId="78" w16cid:durableId="927810419">
-    <w:abstractNumId w:val="2"/>
-  </w:num>
-  <w:num w:numId="79" w16cid:durableId="1340692222">
-    <w:abstractNumId w:val="2"/>
-  </w:num>
-  <w:num w:numId="80" w16cid:durableId="2016224658">
-    <w:abstractNumId w:val="20"/>
-  </w:num>
-  <w:num w:numId="81" w16cid:durableId="1654215340">
-    <w:abstractNumId w:val="52"/>
-  </w:num>
-  <w:num w:numId="82" w16cid:durableId="1724140020">
-    <w:abstractNumId w:val="2"/>
-  </w:num>
-  <w:num w:numId="83" w16cid:durableId="495850546">
-    <w:abstractNumId w:val="61"/>
-  </w:num>
-  <w:num w:numId="84" w16cid:durableId="1918049249">
-    <w:abstractNumId w:val="31"/>
-  </w:num>
-  <w:num w:numId="85" w16cid:durableId="766343421">
-    <w:abstractNumId w:val="23"/>
-  </w:num>
-  <w:num w:numId="86" w16cid:durableId="1498769241">
-    <w:abstractNumId w:val="2"/>
-  </w:num>
-  <w:num w:numId="87" w16cid:durableId="1359812244">
-    <w:abstractNumId w:val="2"/>
-  </w:num>
-  <w:num w:numId="88" w16cid:durableId="2136481363">
-    <w:abstractNumId w:val="2"/>
-  </w:num>
-  <w:num w:numId="89" w16cid:durableId="405107229">
-    <w:abstractNumId w:val="2"/>
-  </w:num>
-  <w:num w:numId="90" w16cid:durableId="1787574365">
-    <w:abstractNumId w:val="2"/>
-  </w:num>
-  <w:num w:numId="91" w16cid:durableId="602880272">
-    <w:abstractNumId w:val="2"/>
-  </w:num>
-  <w:num w:numId="92" w16cid:durableId="291137230">
-    <w:abstractNumId w:val="2"/>
-  </w:num>
-  <w:num w:numId="93" w16cid:durableId="1285648576">
-    <w:abstractNumId w:val="2"/>
-  </w:num>
-  <w:num w:numId="94" w16cid:durableId="53281645">
-    <w:abstractNumId w:val="2"/>
-  </w:num>
-  <w:num w:numId="95" w16cid:durableId="240875848">
-    <w:abstractNumId w:val="2"/>
-  </w:num>
-  <w:num w:numId="96" w16cid:durableId="1453861316">
-    <w:abstractNumId w:val="9"/>
-  </w:num>
-  <w:num w:numId="97" w16cid:durableId="1352803074">
-    <w:abstractNumId w:val="2"/>
-  </w:num>
-  <w:num w:numId="98" w16cid:durableId="864907344">
-    <w:abstractNumId w:val="37"/>
-  </w:num>
-  <w:num w:numId="99" w16cid:durableId="1526208391">
-    <w:abstractNumId w:val="2"/>
-  </w:num>
-  <w:num w:numId="100" w16cid:durableId="1160345402">
-    <w:abstractNumId w:val="2"/>
-  </w:num>
-  <w:num w:numId="101" w16cid:durableId="3358748">
-    <w:abstractNumId w:val="2"/>
-  </w:num>
-  <w:num w:numId="102" w16cid:durableId="1410034972">
-    <w:abstractNumId w:val="21"/>
-  </w:num>
-  <w:num w:numId="103" w16cid:durableId="1684091492">
-    <w:abstractNumId w:val="2"/>
-  </w:num>
-  <w:num w:numId="104" w16cid:durableId="304744141">
-    <w:abstractNumId w:val="2"/>
-  </w:num>
-  <w:num w:numId="105" w16cid:durableId="900675759">
-    <w:abstractNumId w:val="2"/>
-  </w:num>
-  <w:num w:numId="106" w16cid:durableId="105274670">
-    <w:abstractNumId w:val="40"/>
-  </w:num>
-  <w:num w:numId="107" w16cid:durableId="595022119">
-    <w:abstractNumId w:val="2"/>
-  </w:num>
-  <w:num w:numId="108" w16cid:durableId="86659819">
-    <w:abstractNumId w:val="2"/>
-  </w:num>
-  <w:num w:numId="109" w16cid:durableId="709651870">
-    <w:abstractNumId w:val="2"/>
-  </w:num>
-  <w:num w:numId="110" w16cid:durableId="1946813662">
-    <w:abstractNumId w:val="2"/>
-  </w:num>
-  <w:num w:numId="111" w16cid:durableId="1257248572">
-    <w:abstractNumId w:val="2"/>
-  </w:num>
-  <w:num w:numId="112" w16cid:durableId="277033691">
-    <w:abstractNumId w:val="2"/>
-  </w:num>
-  <w:num w:numId="113" w16cid:durableId="1542324837">
-    <w:abstractNumId w:val="2"/>
-  </w:num>
-  <w:num w:numId="114" w16cid:durableId="1266772052">
-    <w:abstractNumId w:val="2"/>
-  </w:num>
-  <w:num w:numId="115" w16cid:durableId="1101949730">
-    <w:abstractNumId w:val="2"/>
-  </w:num>
-  <w:num w:numId="116" w16cid:durableId="1593317511">
-    <w:abstractNumId w:val="2"/>
-  </w:num>
-  <w:num w:numId="117" w16cid:durableId="344405650">
-    <w:abstractNumId w:val="2"/>
-  </w:num>
-  <w:num w:numId="118" w16cid:durableId="2074693580">
-    <w:abstractNumId w:val="2"/>
-  </w:num>
-  <w:num w:numId="119" w16cid:durableId="845755056">
-    <w:abstractNumId w:val="2"/>
-  </w:num>
-  <w:num w:numId="120" w16cid:durableId="883563731">
-    <w:abstractNumId w:val="2"/>
-  </w:num>
-  <w:num w:numId="121" w16cid:durableId="1843205857">
-    <w:abstractNumId w:val="2"/>
-  </w:num>
-  <w:num w:numId="122" w16cid:durableId="34894343">
-    <w:abstractNumId w:val="2"/>
-  </w:num>
-  <w:num w:numId="123" w16cid:durableId="1549224119">
-    <w:abstractNumId w:val="11"/>
-  </w:num>
-  <w:num w:numId="124" w16cid:durableId="589315466">
-    <w:abstractNumId w:val="38"/>
-  </w:num>
-  <w:num w:numId="125" w16cid:durableId="505634470">
-    <w:abstractNumId w:val="16"/>
-  </w:num>
-  <w:num w:numId="126" w16cid:durableId="554318877">
-    <w:abstractNumId w:val="49"/>
-  </w:num>
-  <w:num w:numId="127" w16cid:durableId="866210892">
-    <w:abstractNumId w:val="54"/>
-  </w:num>
-  <w:num w:numId="128" w16cid:durableId="2086762505">
-    <w:abstractNumId w:val="28"/>
-  </w:num>
-  <w:num w:numId="129" w16cid:durableId="317080664">
-    <w:abstractNumId w:val="15"/>
-  </w:num>
-  <w:num w:numId="130" w16cid:durableId="866018878">
-    <w:abstractNumId w:val="33"/>
-  </w:num>
-  <w:num w:numId="131" w16cid:durableId="1347101783">
-    <w:abstractNumId w:val="27"/>
-  </w:num>
-  <w:num w:numId="132" w16cid:durableId="1551114141">
-    <w:abstractNumId w:val="42"/>
-  </w:num>
-  <w:num w:numId="133" w16cid:durableId="985356075">
-    <w:abstractNumId w:val="60"/>
-  </w:num>
-  <w:num w:numId="134" w16cid:durableId="1475180571">
-    <w:abstractNumId w:val="2"/>
-  </w:num>
-  <w:num w:numId="135" w16cid:durableId="1617953740">
-    <w:abstractNumId w:val="2"/>
-  </w:num>
-  <w:num w:numId="136" w16cid:durableId="1894657317">
-    <w:abstractNumId w:val="17"/>
-  </w:num>
-  <w:num w:numId="137" w16cid:durableId="524949181">
-    <w:abstractNumId w:val="63"/>
+  <w:num w:numId="158" w16cid:durableId="1997495800">
+    <w:abstractNumId w:val="3"/>
   </w:num>
 </w:numbering>
 </file>
@@ -31147,40 +32799,16 @@
 </file>
 
 <file path=customXml/item1.xml><?xml version="1.0" encoding="utf-8"?>
+<b:Sources xmlns:b="http://schemas.openxmlformats.org/officeDocument/2006/bibliography" xmlns="http://schemas.openxmlformats.org/officeDocument/2006/bibliography" SelectedStyle="\APASixthEditionOfficeOnline.xsl" StyleName="APA" Version="6"/>
+</file>
+
+<file path=customXml/item2.xml><?xml version="1.0" encoding="utf-8"?>
 <?mso-contentType ?>
 <FormTemplates xmlns="http://schemas.microsoft.com/sharepoint/v3/contenttype/forms">
   <Display>DocumentLibraryForm</Display>
   <Edit>DocumentLibraryForm</Edit>
   <New>DocumentLibraryForm</New>
 </FormTemplates>
-</file>
-
-<file path=customXml/item2.xml><?xml version="1.0" encoding="utf-8"?>
-<p:properties xmlns:p="http://schemas.microsoft.com/office/2006/metadata/properties" xmlns:xsi="http://www.w3.org/2001/XMLSchema-instance" xmlns:pc="http://schemas.microsoft.com/office/infopath/2007/PartnerControls">
-  <documentManagement>
-    <GDDescripcion xmlns="ef848eef-985f-4e5f-af94-9b10d2c40a72" xsi:nil="true"/>
-    <N_x00ba_versi_x00f3_n xmlns="17bdaf06-e97e-4c95-a053-70575cfc447b">2</N_x00ba_versi_x00f3_n>
-    <Tipo_x0020_de_x0020_Servicio xmlns="ef848eef-985f-4e5f-af94-9b10d2c40a72" xsi:nil="true"/>
-    <WEB xmlns="17bdaf06-e97e-4c95-a053-70575cfc447b">false</WEB>
-    <Evaluación xmlns="ef848eef-985f-4e5f-af94-9b10d2c40a72" xsi:nil="true"/>
-    <VIGENTE0 xmlns="17bdaf06-e97e-4c95-a053-70575cfc447b">SI</VIGENTE0>
-    <Motivobaja xmlns="17bdaf06-e97e-4c95-a053-70575cfc447b">Se genera una nueva versión para no dar lugar a confusión al estudiantado si lee que hay 2 modalidades de TFT evitando así posibles incidencias.</Motivobaja>
-    <Fechabaja xmlns="17bdaf06-e97e-4c95-a053-70575cfc447b" xsi:nil="true"/>
-    <Responsable_x0020_ xmlns="ef848eef-985f-4e5f-af94-9b10d2c40a72" xsi:nil="true"/>
-    <Fechaalta xmlns="17bdaf06-e97e-4c95-a053-70575cfc447b">2025-05-28T07:00:00+00:00</Fechaalta>
-    <TIPODOC xmlns="17bdaf06-e97e-4c95-a053-70575cfc447b">Formato</TIPODOC>
-    <_x00da_ltimarevisi_x00f3_n xmlns="17bdaf06-e97e-4c95-a053-70575cfc447b" xsi:nil="true"/>
-    <N_x00ba__x0020_de_x0020_Incidencias_x0020_ xmlns="ef848eef-985f-4e5f-af94-9b10d2c40a72" xsi:nil="true"/>
-    <GDAsuntoF3 xmlns="ef848eef-985f-4e5f-af94-9b10d2c40a72" xsi:nil="true"/>
-    <Homologado_x0020_por xmlns="ef848eef-985f-4e5f-af94-9b10d2c40a72" xsi:nil="true"/>
-    <Vigente xmlns="ef848eef-985f-4e5f-af94-9b10d2c40a72">true</Vigente>
-    <PROCESO xmlns="17bdaf06-e97e-4c95-a053-70575cfc447b">P11_ DESARROLLO DOCENCIA</PROCESO>
-    <Fecha_x0020_Firma xmlns="ef848eef-985f-4e5f-af94-9b10d2c40a72" xsi:nil="true"/>
-    <GDTipoDoc xmlns="ef848eef-985f-4e5f-af94-9b10d2c40a72" xsi:nil="true"/>
-    <GDUBFisica xmlns="ef848eef-985f-4e5f-af94-9b10d2c40a72" xsi:nil="true"/>
-    <AYUDAPDI xmlns="17bdaf06-e97e-4c95-a053-70575cfc447b">false</AYUDAPDI>
-  </documentManagement>
-</p:properties>
 </file>
 
 <file path=customXml/item3.xml><?xml version="1.0" encoding="utf-8"?>
@@ -31628,24 +33256,45 @@
 </file>
 
 <file path=customXml/item4.xml><?xml version="1.0" encoding="utf-8"?>
-<b:Sources xmlns:b="http://schemas.openxmlformats.org/officeDocument/2006/bibliography" xmlns="http://schemas.openxmlformats.org/officeDocument/2006/bibliography" SelectedStyle="\APASixthEditionOfficeOnline.xsl" StyleName="APA" Version="6"/>
+<p:properties xmlns:p="http://schemas.microsoft.com/office/2006/metadata/properties" xmlns:xsi="http://www.w3.org/2001/XMLSchema-instance" xmlns:pc="http://schemas.microsoft.com/office/infopath/2007/PartnerControls">
+  <documentManagement>
+    <GDDescripcion xmlns="ef848eef-985f-4e5f-af94-9b10d2c40a72" xsi:nil="true"/>
+    <N_x00ba_versi_x00f3_n xmlns="17bdaf06-e97e-4c95-a053-70575cfc447b">2</N_x00ba_versi_x00f3_n>
+    <Tipo_x0020_de_x0020_Servicio xmlns="ef848eef-985f-4e5f-af94-9b10d2c40a72" xsi:nil="true"/>
+    <WEB xmlns="17bdaf06-e97e-4c95-a053-70575cfc447b">false</WEB>
+    <Evaluación xmlns="ef848eef-985f-4e5f-af94-9b10d2c40a72" xsi:nil="true"/>
+    <VIGENTE0 xmlns="17bdaf06-e97e-4c95-a053-70575cfc447b">SI</VIGENTE0>
+    <Motivobaja xmlns="17bdaf06-e97e-4c95-a053-70575cfc447b">Se genera una nueva versión para no dar lugar a confusión al estudiantado si lee que hay 2 modalidades de TFT evitando así posibles incidencias.</Motivobaja>
+    <Fechabaja xmlns="17bdaf06-e97e-4c95-a053-70575cfc447b" xsi:nil="true"/>
+    <Responsable_x0020_ xmlns="ef848eef-985f-4e5f-af94-9b10d2c40a72" xsi:nil="true"/>
+    <Fechaalta xmlns="17bdaf06-e97e-4c95-a053-70575cfc447b">2025-05-28T07:00:00+00:00</Fechaalta>
+    <TIPODOC xmlns="17bdaf06-e97e-4c95-a053-70575cfc447b">Formato</TIPODOC>
+    <_x00da_ltimarevisi_x00f3_n xmlns="17bdaf06-e97e-4c95-a053-70575cfc447b" xsi:nil="true"/>
+    <N_x00ba__x0020_de_x0020_Incidencias_x0020_ xmlns="ef848eef-985f-4e5f-af94-9b10d2c40a72" xsi:nil="true"/>
+    <GDAsuntoF3 xmlns="ef848eef-985f-4e5f-af94-9b10d2c40a72" xsi:nil="true"/>
+    <Homologado_x0020_por xmlns="ef848eef-985f-4e5f-af94-9b10d2c40a72" xsi:nil="true"/>
+    <Vigente xmlns="ef848eef-985f-4e5f-af94-9b10d2c40a72">true</Vigente>
+    <PROCESO xmlns="17bdaf06-e97e-4c95-a053-70575cfc447b">P11_ DESARROLLO DOCENCIA</PROCESO>
+    <Fecha_x0020_Firma xmlns="ef848eef-985f-4e5f-af94-9b10d2c40a72" xsi:nil="true"/>
+    <GDTipoDoc xmlns="ef848eef-985f-4e5f-af94-9b10d2c40a72" xsi:nil="true"/>
+    <GDUBFisica xmlns="ef848eef-985f-4e5f-af94-9b10d2c40a72" xsi:nil="true"/>
+    <AYUDAPDI xmlns="17bdaf06-e97e-4c95-a053-70575cfc447b">false</AYUDAPDI>
+  </documentManagement>
+</p:properties>
 </file>
 
 <file path=customXml/itemProps1.xml><?xml version="1.0" encoding="utf-8"?>
-<ds:datastoreItem xmlns:ds="http://schemas.openxmlformats.org/officeDocument/2006/customXml" ds:itemID="{D2E34552-30F1-4197-AD08-9874EE871786}">
+<ds:datastoreItem xmlns:ds="http://schemas.openxmlformats.org/officeDocument/2006/customXml" ds:itemID="{D63F4731-4595-44D5-887D-AE208B5F9D7E}">
   <ds:schemaRefs>
-    <ds:schemaRef ds:uri="http://schemas.microsoft.com/sharepoint/v3/contenttype/forms"/>
+    <ds:schemaRef ds:uri="http://schemas.openxmlformats.org/officeDocument/2006/bibliography"/>
   </ds:schemaRefs>
 </ds:datastoreItem>
 </file>
 
 <file path=customXml/itemProps2.xml><?xml version="1.0" encoding="utf-8"?>
-<ds:datastoreItem xmlns:ds="http://schemas.openxmlformats.org/officeDocument/2006/customXml" ds:itemID="{07A964DA-14FF-4E77-85C4-CF3717E496CA}">
+<ds:datastoreItem xmlns:ds="http://schemas.openxmlformats.org/officeDocument/2006/customXml" ds:itemID="{D2E34552-30F1-4197-AD08-9874EE871786}">
   <ds:schemaRefs>
-    <ds:schemaRef ds:uri="http://schemas.microsoft.com/office/2006/metadata/properties"/>
-    <ds:schemaRef ds:uri="http://schemas.microsoft.com/office/infopath/2007/PartnerControls"/>
-    <ds:schemaRef ds:uri="ef848eef-985f-4e5f-af94-9b10d2c40a72"/>
-    <ds:schemaRef ds:uri="17bdaf06-e97e-4c95-a053-70575cfc447b"/>
+    <ds:schemaRef ds:uri="http://schemas.microsoft.com/sharepoint/v3/contenttype/forms"/>
   </ds:schemaRefs>
 </ds:datastoreItem>
 </file>
@@ -31670,9 +33319,12 @@
 </file>
 
 <file path=customXml/itemProps4.xml><?xml version="1.0" encoding="utf-8"?>
-<ds:datastoreItem xmlns:ds="http://schemas.openxmlformats.org/officeDocument/2006/customXml" ds:itemID="{D63F4731-4595-44D5-887D-AE208B5F9D7E}">
+<ds:datastoreItem xmlns:ds="http://schemas.openxmlformats.org/officeDocument/2006/customXml" ds:itemID="{07A964DA-14FF-4E77-85C4-CF3717E496CA}">
   <ds:schemaRefs>
-    <ds:schemaRef ds:uri="http://schemas.openxmlformats.org/officeDocument/2006/bibliography"/>
+    <ds:schemaRef ds:uri="http://schemas.microsoft.com/office/2006/metadata/properties"/>
+    <ds:schemaRef ds:uri="http://schemas.microsoft.com/office/infopath/2007/PartnerControls"/>
+    <ds:schemaRef ds:uri="ef848eef-985f-4e5f-af94-9b10d2c40a72"/>
+    <ds:schemaRef ds:uri="17bdaf06-e97e-4c95-a053-70575cfc447b"/>
   </ds:schemaRefs>
 </ds:datastoreItem>
 </file>
--- a/CARPETA COMPARTIDA TUTOR/15MUIN E2 MOYA MARIN SERGIO.docx
+++ b/CARPETA COMPARTIDA TUTOR/15MUIN E2 MOYA MARIN SERGIO.docx
@@ -6091,6 +6091,9 @@
       <w:bookmarkEnd w:id="3"/>
       <w:commentRangeStart w:id="5"/>
       <w:commentRangeStart w:id="6"/>
+      <w:commentRangeStart w:id="7"/>
+      <w:commentRangeStart w:id="8"/>
+      <w:commentRangeStart w:id="9"/>
       <w:r>
         <w:rPr>
           <w:rFonts w:ascii="Arial" w:hAnsi="Arial"/>
@@ -6125,6 +6128,42 @@
         </w:rPr>
         <w:commentReference w:id="6"/>
       </w:r>
+      <w:commentRangeEnd w:id="7"/>
+      <w:r>
+        <w:rPr>
+          <w:rStyle w:val="Refdecomentario"/>
+          <w:rFonts w:ascii="Arial" w:hAnsi="Arial"/>
+          <w:b/>
+          <w:bCs/>
+          <w:sz w:val="44"/>
+          <w:szCs w:val="36"/>
+        </w:rPr>
+        <w:commentReference w:id="7"/>
+      </w:r>
+      <w:commentRangeEnd w:id="8"/>
+      <w:r>
+        <w:rPr>
+          <w:rStyle w:val="Refdecomentario"/>
+          <w:rFonts w:ascii="Arial" w:hAnsi="Arial"/>
+          <w:b/>
+          <w:bCs/>
+          <w:sz w:val="44"/>
+          <w:szCs w:val="36"/>
+        </w:rPr>
+        <w:commentReference w:id="8"/>
+      </w:r>
+      <w:commentRangeEnd w:id="9"/>
+      <w:r>
+        <w:rPr>
+          <w:rStyle w:val="Refdecomentario"/>
+          <w:rFonts w:ascii="Arial" w:hAnsi="Arial"/>
+          <w:b/>
+          <w:bCs/>
+          <w:sz w:val="44"/>
+          <w:szCs w:val="36"/>
+        </w:rPr>
+        <w:commentReference w:id="9"/>
+      </w:r>
     </w:p>
     <w:p>
       <w:pPr>
@@ -6149,30 +6188,30 @@
       <w:pPr>
         <w:pStyle w:val="Ttulo2"/>
       </w:pPr>
-      <w:bookmarkStart w:id="7" w:name="_Toc222931098"/>
-      <w:commentRangeStart w:id="8"/>
-      <w:commentRangeStart w:id="9"/>
+      <w:bookmarkStart w:id="10" w:name="_Toc222931098"/>
+      <w:commentRangeStart w:id="11"/>
+      <w:commentRangeStart w:id="12"/>
       <w:r>
         <w:t>Contexto y Problemática</w:t>
       </w:r>
-      <w:bookmarkEnd w:id="7"/>
-      <w:commentRangeEnd w:id="8"/>
+      <w:bookmarkEnd w:id="10"/>
+      <w:commentRangeEnd w:id="11"/>
       <w:r>
         <w:rPr>
           <w:rStyle w:val="Refdecomentario"/>
           <w:sz w:val="32"/>
           <w:szCs w:val="32"/>
         </w:rPr>
-        <w:commentReference w:id="8"/>
-      </w:r>
-      <w:commentRangeEnd w:id="9"/>
+        <w:commentReference w:id="11"/>
+      </w:r>
+      <w:commentRangeEnd w:id="12"/>
       <w:r>
         <w:rPr>
           <w:rStyle w:val="Refdecomentario"/>
           <w:sz w:val="32"/>
           <w:szCs w:val="32"/>
         </w:rPr>
-        <w:commentReference w:id="9"/>
+        <w:commentReference w:id="12"/>
       </w:r>
     </w:p>
     <w:p>
@@ -6287,11 +6326,11 @@
       <w:pPr>
         <w:pStyle w:val="Ttulo2"/>
       </w:pPr>
-      <w:bookmarkStart w:id="10" w:name="_Toc222931099"/>
+      <w:bookmarkStart w:id="13" w:name="_Toc222931099"/>
       <w:r>
         <w:t>La Brecha entre Precisión y Explicabilidad</w:t>
       </w:r>
-      <w:bookmarkEnd w:id="10"/>
+      <w:bookmarkEnd w:id="13"/>
     </w:p>
     <w:p>
       <w:pPr>
@@ -6373,11 +6412,11 @@
       <w:pPr>
         <w:pStyle w:val="Ttulo2"/>
       </w:pPr>
-      <w:bookmarkStart w:id="11" w:name="_Toc222931100"/>
+      <w:bookmarkStart w:id="14" w:name="_Toc222931100"/>
       <w:r>
         <w:t>Justificación y Enfoque Metodológico</w:t>
       </w:r>
-      <w:bookmarkEnd w:id="11"/>
+      <w:bookmarkEnd w:id="14"/>
     </w:p>
     <w:p>
       <w:pPr>
@@ -6479,11 +6518,11 @@
       <w:pPr>
         <w:pStyle w:val="Ttulo2"/>
       </w:pPr>
-      <w:bookmarkStart w:id="12" w:name="_Toc222931101"/>
+      <w:bookmarkStart w:id="15" w:name="_Toc222931101"/>
       <w:r>
         <w:t>Objetivos del Estudio</w:t>
       </w:r>
-      <w:bookmarkEnd w:id="12"/>
+      <w:bookmarkEnd w:id="15"/>
     </w:p>
     <w:p>
       <w:pPr>
@@ -6633,12 +6672,22 @@
       <w:pPr>
         <w:pStyle w:val="Ttulo2"/>
       </w:pPr>
-      <w:bookmarkStart w:id="13" w:name="_Toc222931102"/>
+      <w:bookmarkStart w:id="16" w:name="_Toc222931102"/>
+      <w:commentRangeStart w:id="17"/>
       <w:r>
         <w:lastRenderedPageBreak/>
         <w:t>Limitaciones y Riesgos del Enfoque</w:t>
       </w:r>
-      <w:bookmarkEnd w:id="13"/>
+      <w:bookmarkEnd w:id="16"/>
+      <w:commentRangeEnd w:id="17"/>
+      <w:r>
+        <w:rPr>
+          <w:rStyle w:val="Refdecomentario"/>
+          <w:sz w:val="32"/>
+          <w:szCs w:val="32"/>
+        </w:rPr>
+        <w:commentReference w:id="17"/>
+      </w:r>
     </w:p>
     <w:p>
       <w:pPr>
@@ -6677,7 +6726,7 @@
           <w:rFonts w:ascii="Arial" w:hAnsi="Arial"/>
         </w:rPr>
       </w:pPr>
-      <w:commentRangeStart w:id="14"/>
+      <w:commentRangeStart w:id="18"/>
       <w:r>
         <w:rPr>
           <w:rFonts w:ascii="Arial" w:hAnsi="Arial"/>
@@ -6710,7 +6759,7 @@
         </w:rPr>
         <w:t>:</w:t>
       </w:r>
-      <w:commentRangeEnd w:id="14"/>
+      <w:commentRangeEnd w:id="18"/>
       <w:r>
         <w:rPr>
           <w:rStyle w:val="Refdecomentario"/>
@@ -6718,7 +6767,7 @@
           <w:sz w:val="22"/>
           <w:szCs w:val="22"/>
         </w:rPr>
-        <w:commentReference w:id="14"/>
+        <w:commentReference w:id="18"/>
       </w:r>
     </w:p>
     <w:p>
@@ -7048,11 +7097,11 @@
       <w:pPr>
         <w:pStyle w:val="Ttulo2"/>
       </w:pPr>
-      <w:bookmarkStart w:id="15" w:name="_Toc222931103"/>
+      <w:bookmarkStart w:id="19" w:name="_Toc222931103"/>
       <w:r>
         <w:t>Contribuciones Principales del Trabajo</w:t>
       </w:r>
-      <w:bookmarkEnd w:id="15"/>
+      <w:bookmarkEnd w:id="19"/>
     </w:p>
     <w:p>
       <w:pPr>
@@ -7105,10 +7154,18 @@
       <w:r>
         <w:rPr>
           <w:rFonts w:ascii="Arial" w:hAnsi="Arial"/>
+          <w:b/>
+          <w:bCs/>
+        </w:rPr>
+        <w:t>Hipótesis</w:t>
+      </w:r>
+      <w:r>
+        <w:rPr>
+          <w:rFonts w:ascii="Arial" w:hAnsi="Arial"/>
           <w:i/>
           <w:iCs/>
         </w:rPr>
-        <w:t>Hipótesis:</w:t>
+        <w:t>:</w:t>
       </w:r>
       <w:r>
         <w:rPr>
@@ -7132,10 +7189,18 @@
       <w:r>
         <w:rPr>
           <w:rFonts w:ascii="Arial" w:hAnsi="Arial"/>
+          <w:b/>
+          <w:bCs/>
+        </w:rPr>
+        <w:t>Contribución</w:t>
+      </w:r>
+      <w:r>
+        <w:rPr>
+          <w:rFonts w:ascii="Arial" w:hAnsi="Arial"/>
           <w:i/>
           <w:iCs/>
         </w:rPr>
-        <w:t>Contribución:</w:t>
+        <w:t>:</w:t>
       </w:r>
       <w:r>
         <w:rPr>
@@ -7266,7 +7331,13 @@
           <w:i/>
           <w:iCs/>
         </w:rPr>
-        <w:t>Hipótesis: A menudo se asume en la literatura que el desbalance extremo (0.17%) requiere obligatoriamente aplicar técnicas complejas de generación de datos sintéticos (como SMOTE o ADASYN) para que el modelo logre aprender.</w:t>
+        <w:t xml:space="preserve">Hipótesis: </w:t>
+      </w:r>
+      <w:r>
+        <w:rPr>
+          <w:rFonts w:ascii="Arial" w:hAnsi="Arial"/>
+        </w:rPr>
+        <w:t>A menudo se asume en la literatura que el desbalance extremo (0.17%) requiere obligatoriamente aplicar técnicas complejas de generación de datos sintéticos (como SMOTE o ADASYN) para que el modelo logre aprender.</w:t>
       </w:r>
     </w:p>
     <w:p>
@@ -7289,7 +7360,13 @@
           <w:i/>
           <w:iCs/>
         </w:rPr>
-        <w:t>Contribución: El estudio cuestiona la necesidad de inyectar datos artificiales que aumentan la complejidad y el riesgo de fuga de información. Se demuestra empíricamente que la simplificación del espacio de datos mediante un submuestreo controlado de la clase mayoritaria (ratio 5:1), combinada con la optimización de arquitecturas de Gradient Boosting, supera operativamente a las técnicas de sobremuestreo sintético. Esta estrategia maximiza la métrica de negocio (Card Precision@100) reduciendo drásticamente la carga computacional, validando un enfoque más ágil y realista frente a la complejidad del estado del arte.</w:t>
+        <w:t xml:space="preserve">Contribución: </w:t>
+      </w:r>
+      <w:r>
+        <w:rPr>
+          <w:rFonts w:ascii="Arial" w:hAnsi="Arial"/>
+        </w:rPr>
+        <w:t>El estudio cuestiona la necesidad de inyectar datos artificiales que aumentan la complejidad y el riesgo de fuga de información. Se demuestra empíricamente que la simplificación del espacio de datos mediante un submuestreo controlado de la clase mayoritaria (ratio 5:1), combinada con la optimización de arquitecturas de Gradient Boosting, supera operativamente a las técnicas de sobremuestreo sintético. Esta estrategia maximiza la métrica de negocio (Card Precision@100) reduciendo drásticamente la carga computacional, validando un enfoque más ágil y realista frente a la complejidad del estado del arte.</w:t>
       </w:r>
     </w:p>
     <w:p>
@@ -7356,8 +7433,8 @@
       <w:r>
         <w:rPr>
           <w:rFonts w:ascii="Arial" w:hAnsi="Arial"/>
-          <w:b/>
-          <w:bCs/>
+          <w:i/>
+          <w:iCs/>
         </w:rPr>
         <w:t>SHAP</w:t>
       </w:r>
@@ -7418,7 +7495,7 @@
           <w:bCs/>
         </w:rPr>
       </w:pPr>
-      <w:bookmarkStart w:id="16" w:name="_Toc222931104"/>
+      <w:bookmarkStart w:id="20" w:name="_Toc222931104"/>
       <w:r>
         <w:rPr>
           <w:rFonts w:ascii="Arial" w:hAnsi="Arial"/>
@@ -7444,7 +7521,7 @@
         </w:rPr>
         <w:t xml:space="preserve"> Marco Teórico</w:t>
       </w:r>
-      <w:bookmarkEnd w:id="16"/>
+      <w:bookmarkEnd w:id="20"/>
     </w:p>
     <w:p>
       <w:pPr>
@@ -7504,11 +7581,11 @@
       <w:pPr>
         <w:pStyle w:val="Ttulo2"/>
       </w:pPr>
-      <w:bookmarkStart w:id="17" w:name="_Toc222931105"/>
+      <w:bookmarkStart w:id="21" w:name="_Toc222931105"/>
       <w:r>
         <w:t>Naturaleza del Problema: Desbalance Extremo y Concept Drift</w:t>
       </w:r>
-      <w:bookmarkEnd w:id="17"/>
+      <w:bookmarkEnd w:id="21"/>
     </w:p>
     <w:p>
       <w:pPr>
@@ -7580,11 +7657,11 @@
       <w:pPr>
         <w:pStyle w:val="Ttulo2"/>
       </w:pPr>
-      <w:bookmarkStart w:id="18" w:name="_Toc222931106"/>
+      <w:bookmarkStart w:id="22" w:name="_Toc222931106"/>
       <w:r>
         <w:t>Paradigmas de Aprendizaje: Clasificación Supervisada vs. Detección de Anomalías</w:t>
       </w:r>
-      <w:bookmarkEnd w:id="18"/>
+      <w:bookmarkEnd w:id="22"/>
     </w:p>
     <w:p>
       <w:pPr>
@@ -7785,20 +7862,20 @@
       <w:pPr>
         <w:pStyle w:val="Ttulo2"/>
       </w:pPr>
-      <w:bookmarkStart w:id="19" w:name="_Toc222931107"/>
-      <w:commentRangeStart w:id="20"/>
+      <w:bookmarkStart w:id="23" w:name="_Toc222931107"/>
+      <w:commentRangeStart w:id="24"/>
       <w:r>
         <w:t>La Problemática de la Validación y el Data Leakage</w:t>
       </w:r>
-      <w:bookmarkEnd w:id="19"/>
-      <w:commentRangeEnd w:id="20"/>
+      <w:bookmarkEnd w:id="23"/>
+      <w:commentRangeEnd w:id="24"/>
       <w:r>
         <w:rPr>
           <w:rStyle w:val="Refdecomentario"/>
           <w:sz w:val="32"/>
           <w:szCs w:val="32"/>
         </w:rPr>
-        <w:commentReference w:id="20"/>
+        <w:commentReference w:id="24"/>
       </w:r>
     </w:p>
     <w:p>
@@ -8078,11 +8155,11 @@
       <w:pPr>
         <w:pStyle w:val="Ttulo2"/>
       </w:pPr>
-      <w:bookmarkStart w:id="21" w:name="_Toc222931108"/>
+      <w:bookmarkStart w:id="25" w:name="_Toc222931108"/>
       <w:r>
         <w:t>Inteligencia Artificial Explicable (XAI): Superando la Caja Negra</w:t>
       </w:r>
-      <w:bookmarkEnd w:id="21"/>
+      <w:bookmarkEnd w:id="25"/>
     </w:p>
     <w:p>
       <w:pPr>
@@ -8408,9 +8485,10 @@
           <w:bCs/>
         </w:rPr>
       </w:pPr>
-      <w:bookmarkStart w:id="22" w:name="_Toc222931109"/>
-      <w:commentRangeStart w:id="23"/>
-      <w:commentRangeStart w:id="24"/>
+      <w:bookmarkStart w:id="26" w:name="_Toc222931109"/>
+      <w:commentRangeStart w:id="27"/>
+      <w:commentRangeStart w:id="28"/>
+      <w:commentRangeStart w:id="29"/>
       <w:r>
         <w:rPr>
           <w:rFonts w:ascii="Arial" w:hAnsi="Arial"/>
@@ -8420,8 +8498,8 @@
         <w:lastRenderedPageBreak/>
         <w:t>Metodología</w:t>
       </w:r>
-      <w:bookmarkEnd w:id="22"/>
-      <w:commentRangeEnd w:id="23"/>
+      <w:bookmarkEnd w:id="26"/>
+      <w:commentRangeEnd w:id="27"/>
       <w:r>
         <w:rPr>
           <w:rStyle w:val="Refdecomentario"/>
@@ -8431,9 +8509,9 @@
           <w:sz w:val="44"/>
           <w:szCs w:val="36"/>
         </w:rPr>
-        <w:commentReference w:id="23"/>
-      </w:r>
-      <w:commentRangeEnd w:id="24"/>
+        <w:commentReference w:id="27"/>
+      </w:r>
+      <w:commentRangeEnd w:id="28"/>
       <w:r>
         <w:rPr>
           <w:rStyle w:val="Refdecomentario"/>
@@ -8443,7 +8521,19 @@
           <w:sz w:val="44"/>
           <w:szCs w:val="36"/>
         </w:rPr>
-        <w:commentReference w:id="24"/>
+        <w:commentReference w:id="28"/>
+      </w:r>
+      <w:commentRangeEnd w:id="29"/>
+      <w:r>
+        <w:rPr>
+          <w:rStyle w:val="Refdecomentario"/>
+          <w:rFonts w:ascii="Arial" w:hAnsi="Arial"/>
+          <w:b/>
+          <w:bCs/>
+          <w:sz w:val="44"/>
+          <w:szCs w:val="36"/>
+        </w:rPr>
+        <w:commentReference w:id="29"/>
       </w:r>
     </w:p>
     <w:p>
@@ -8643,14 +8733,14 @@
           <w:rFonts w:ascii="Arial" w:hAnsi="Arial"/>
         </w:rPr>
       </w:pPr>
-      <w:bookmarkStart w:id="25" w:name="_Toc222931110"/>
+      <w:bookmarkStart w:id="30" w:name="_Toc222931110"/>
       <w:r>
         <w:rPr>
           <w:rFonts w:ascii="Arial" w:hAnsi="Arial"/>
         </w:rPr>
         <w:t>Marco Metodológico de Referencia</w:t>
       </w:r>
-      <w:bookmarkEnd w:id="25"/>
+      <w:bookmarkEnd w:id="30"/>
     </w:p>
     <w:p>
       <w:pPr>
@@ -8693,14 +8783,14 @@
           <w:rFonts w:ascii="Arial" w:hAnsi="Arial"/>
         </w:rPr>
       </w:pPr>
-      <w:bookmarkStart w:id="26" w:name="_Toc222931111"/>
+      <w:bookmarkStart w:id="31" w:name="_Toc222931111"/>
       <w:r>
         <w:rPr>
           <w:rFonts w:ascii="Arial" w:hAnsi="Arial"/>
         </w:rPr>
         <w:t>Origen y Contexto del Estudio Base</w:t>
       </w:r>
-      <w:bookmarkEnd w:id="26"/>
+      <w:bookmarkEnd w:id="31"/>
     </w:p>
     <w:p>
       <w:pPr>
@@ -8806,14 +8896,14 @@
           <w:rFonts w:ascii="Arial" w:hAnsi="Arial"/>
         </w:rPr>
       </w:pPr>
-      <w:bookmarkStart w:id="27" w:name="_Toc222931112"/>
+      <w:bookmarkStart w:id="32" w:name="_Toc222931112"/>
       <w:r>
         <w:rPr>
           <w:rFonts w:ascii="Arial" w:hAnsi="Arial"/>
         </w:rPr>
         <w:t>Pipeline de Referencia: Ingeniería de Características RFM</w:t>
       </w:r>
-      <w:bookmarkEnd w:id="27"/>
+      <w:bookmarkEnd w:id="32"/>
     </w:p>
     <w:p>
       <w:pPr>
@@ -9263,7 +9353,7 @@
           <w:rFonts w:ascii="Arial" w:hAnsi="Arial"/>
         </w:rPr>
       </w:pPr>
-      <w:bookmarkStart w:id="28" w:name="_Toc222931113"/>
+      <w:bookmarkStart w:id="33" w:name="_Toc222931113"/>
       <w:r>
         <w:rPr>
           <w:rFonts w:ascii="Arial" w:hAnsi="Arial"/>
@@ -9276,7 +9366,7 @@
         </w:rPr>
         <w:t xml:space="preserve"> Temporal</w:t>
       </w:r>
-      <w:bookmarkEnd w:id="28"/>
+      <w:bookmarkEnd w:id="33"/>
     </w:p>
     <w:p>
       <w:pPr>
@@ -9374,7 +9464,7 @@
         </w:rPr>
         <w:t xml:space="preserve">Validación </w:t>
       </w:r>
-      <w:commentRangeStart w:id="29"/>
+      <w:commentRangeStart w:id="34"/>
       <w:r>
         <w:rPr>
           <w:rFonts w:ascii="Arial" w:eastAsia="Times New Roman" w:hAnsi="Arial"/>
@@ -9409,7 +9499,7 @@
         </w:rPr>
         <w:t xml:space="preserve"> </w:t>
       </w:r>
-      <w:commentRangeEnd w:id="29"/>
+      <w:commentRangeEnd w:id="34"/>
       <w:r>
         <w:rPr>
           <w:rStyle w:val="Refdecomentario"/>
@@ -9418,7 +9508,7 @@
           <w:szCs w:val="22"/>
           <w:lang w:eastAsia="es-ES"/>
         </w:rPr>
-        <w:commentReference w:id="29"/>
+        <w:commentReference w:id="34"/>
       </w:r>
       <w:r>
         <w:rPr>
@@ -9552,7 +9642,7 @@
           <w:sz w:val="36"/>
         </w:rPr>
       </w:pPr>
-      <w:bookmarkStart w:id="30" w:name="_Toc222931114"/>
+      <w:bookmarkStart w:id="35" w:name="_Toc222931114"/>
       <w:r>
         <w:rPr>
           <w:rFonts w:ascii="Arial" w:hAnsi="Arial"/>
@@ -9560,7 +9650,7 @@
         <w:lastRenderedPageBreak/>
         <w:t>Adaptaciones y Contribuciones Metodológicas Propias</w:t>
       </w:r>
-      <w:bookmarkEnd w:id="30"/>
+      <w:bookmarkEnd w:id="35"/>
     </w:p>
     <w:p>
       <w:pPr>
@@ -9812,14 +9902,14 @@
           <w:rFonts w:ascii="Arial" w:hAnsi="Arial"/>
         </w:rPr>
       </w:pPr>
-      <w:bookmarkStart w:id="31" w:name="_Toc222931115"/>
+      <w:bookmarkStart w:id="36" w:name="_Toc222931115"/>
       <w:r>
         <w:rPr>
           <w:rFonts w:ascii="Arial" w:hAnsi="Arial"/>
         </w:rPr>
         <w:t>Refinamiento del Protocolo Experimental</w:t>
       </w:r>
-      <w:bookmarkEnd w:id="31"/>
+      <w:bookmarkEnd w:id="36"/>
     </w:p>
     <w:p>
       <w:pPr>
@@ -10116,14 +10206,14 @@
           <w:rFonts w:ascii="Arial" w:hAnsi="Arial"/>
         </w:rPr>
       </w:pPr>
-      <w:bookmarkStart w:id="32" w:name="_Toc222931116"/>
+      <w:bookmarkStart w:id="37" w:name="_Toc222931116"/>
       <w:r>
         <w:rPr>
           <w:rFonts w:ascii="Arial" w:hAnsi="Arial"/>
         </w:rPr>
         <w:t>Implementación de Integridad Metodológica (Test Anti-Leakage)</w:t>
       </w:r>
-      <w:bookmarkEnd w:id="32"/>
+      <w:bookmarkEnd w:id="37"/>
     </w:p>
     <w:p>
       <w:pPr>
@@ -10602,14 +10692,14 @@
           <w:rFonts w:ascii="Arial" w:hAnsi="Arial"/>
         </w:rPr>
       </w:pPr>
-      <w:bookmarkStart w:id="33" w:name="_Toc222931117"/>
+      <w:bookmarkStart w:id="38" w:name="_Toc222931117"/>
       <w:r>
         <w:rPr>
           <w:rFonts w:ascii="Arial" w:hAnsi="Arial"/>
         </w:rPr>
         <w:t>Incorporación de Explicabilidad (XAI)</w:t>
       </w:r>
-      <w:bookmarkEnd w:id="33"/>
+      <w:bookmarkEnd w:id="38"/>
     </w:p>
     <w:p>
       <w:pPr>
@@ -10920,14 +11010,14 @@
           <w:rFonts w:ascii="Arial" w:hAnsi="Arial"/>
         </w:rPr>
       </w:pPr>
-      <w:bookmarkStart w:id="34" w:name="_Toc222931118"/>
+      <w:bookmarkStart w:id="39" w:name="_Toc222931118"/>
       <w:r>
         <w:rPr>
           <w:rFonts w:ascii="Arial" w:hAnsi="Arial"/>
         </w:rPr>
         <w:t>Diseño Experimental</w:t>
       </w:r>
-      <w:bookmarkEnd w:id="34"/>
+      <w:bookmarkEnd w:id="39"/>
     </w:p>
     <w:p>
       <w:pPr>
@@ -10951,15 +11041,15 @@
           <w:rFonts w:ascii="Arial" w:hAnsi="Arial"/>
         </w:rPr>
       </w:pPr>
-      <w:bookmarkStart w:id="35" w:name="_Toc222931119"/>
+      <w:bookmarkStart w:id="40" w:name="_Toc222931119"/>
       <w:r>
         <w:rPr>
           <w:rFonts w:ascii="Arial" w:hAnsi="Arial"/>
         </w:rPr>
         <w:t>Descripción del Conjunto de Datos</w:t>
       </w:r>
-      <w:bookmarkStart w:id="36" w:name="_Toc222931120"/>
-      <w:bookmarkEnd w:id="35"/>
+      <w:bookmarkStart w:id="41" w:name="_Toc222931120"/>
+      <w:bookmarkEnd w:id="40"/>
     </w:p>
     <w:p>
       <w:pPr>
@@ -11191,7 +11281,7 @@
         </w:rPr>
         <w:t>Configuración del Entorno de Ejecución</w:t>
       </w:r>
-      <w:bookmarkEnd w:id="36"/>
+      <w:bookmarkEnd w:id="41"/>
     </w:p>
     <w:p>
       <w:pPr>
@@ -11494,14 +11584,14 @@
           <w:rFonts w:ascii="Arial" w:hAnsi="Arial"/>
         </w:rPr>
       </w:pPr>
-      <w:bookmarkStart w:id="37" w:name="_Toc222931121"/>
+      <w:bookmarkStart w:id="42" w:name="_Toc222931121"/>
       <w:r>
         <w:rPr>
           <w:rFonts w:ascii="Arial" w:hAnsi="Arial"/>
         </w:rPr>
         <w:t>Definición de Métricas de Evaluación</w:t>
       </w:r>
-      <w:bookmarkEnd w:id="37"/>
+      <w:bookmarkEnd w:id="42"/>
     </w:p>
     <w:p>
       <w:pPr>
@@ -12079,7 +12169,7 @@
           <w:rFonts w:ascii="Arial" w:hAnsi="Arial"/>
         </w:rPr>
       </w:pPr>
-      <w:bookmarkStart w:id="38" w:name="_Toc222931122"/>
+      <w:bookmarkStart w:id="43" w:name="_Toc222931122"/>
       <w:r>
         <w:rPr>
           <w:rFonts w:ascii="Arial" w:hAnsi="Arial"/>
@@ -12105,7 +12195,7 @@
         </w:rPr>
         <w:t>al</w:t>
       </w:r>
-      <w:bookmarkEnd w:id="38"/>
+      <w:bookmarkEnd w:id="43"/>
     </w:p>
     <w:p>
       <w:pPr>
@@ -12472,7 +12562,8 @@
           <w:rFonts w:ascii="Arial" w:hAnsi="Arial"/>
         </w:rPr>
       </w:pPr>
-      <w:bookmarkStart w:id="39" w:name="_Toc222931123"/>
+      <w:bookmarkStart w:id="44" w:name="_Toc222931123"/>
+      <w:commentRangeStart w:id="45"/>
       <w:r>
         <w:rPr>
           <w:rFonts w:ascii="Arial" w:hAnsi="Arial"/>
@@ -12480,7 +12571,17 @@
         <w:lastRenderedPageBreak/>
         <w:t>Definición del Modelo de Referencia (Baseline)</w:t>
       </w:r>
-      <w:bookmarkEnd w:id="39"/>
+      <w:bookmarkEnd w:id="44"/>
+      <w:commentRangeEnd w:id="45"/>
+      <w:r>
+        <w:rPr>
+          <w:rStyle w:val="Refdecomentario"/>
+          <w:rFonts w:ascii="Arial" w:hAnsi="Arial"/>
+          <w:sz w:val="32"/>
+          <w:szCs w:val="32"/>
+        </w:rPr>
+        <w:commentReference w:id="45"/>
+      </w:r>
     </w:p>
     <w:p>
       <w:pPr>
@@ -12498,7 +12599,7 @@
           <w:szCs w:val="28"/>
         </w:rPr>
       </w:pPr>
-      <w:bookmarkStart w:id="40" w:name="_Toc222931124"/>
+      <w:bookmarkStart w:id="46" w:name="_Toc222931124"/>
       <w:r>
         <w:rPr>
           <w:rFonts w:ascii="Arial" w:hAnsi="Arial" w:cs="Arial"/>
@@ -12510,7 +12611,7 @@
         </w:rPr>
         <w:t>Objetivo</w:t>
       </w:r>
-      <w:bookmarkEnd w:id="40"/>
+      <w:bookmarkEnd w:id="46"/>
     </w:p>
     <w:p>
       <w:pPr>
@@ -12592,7 +12693,7 @@
           <w:szCs w:val="28"/>
         </w:rPr>
       </w:pPr>
-      <w:bookmarkStart w:id="41" w:name="_Toc222931125"/>
+      <w:bookmarkStart w:id="47" w:name="_Toc222931125"/>
       <w:r>
         <w:rPr>
           <w:rFonts w:ascii="Arial" w:hAnsi="Arial" w:cs="Arial"/>
@@ -12604,7 +12705,7 @@
         </w:rPr>
         <w:t>Configuración Experimental</w:t>
       </w:r>
-      <w:bookmarkEnd w:id="41"/>
+      <w:bookmarkEnd w:id="47"/>
     </w:p>
     <w:p>
       <w:pPr>
@@ -12753,6 +12854,7 @@
           <w:lang w:eastAsia="es-ES"/>
         </w:rPr>
       </w:pPr>
+      <w:commentRangeStart w:id="48"/>
       <w:r>
         <w:rPr>
           <w:rFonts w:ascii="Arial" w:hAnsi="Arial"/>
@@ -12784,6 +12886,17 @@
           <w:lang w:eastAsia="es-ES"/>
         </w:rPr>
         <w:t>), posicionado como el estado del arte en la clasificación de datos tabulares.</w:t>
+      </w:r>
+      <w:commentRangeEnd w:id="48"/>
+      <w:r>
+        <w:rPr>
+          <w:rStyle w:val="Refdecomentario"/>
+          <w:rFonts w:ascii="Arial" w:hAnsi="Arial"/>
+          <w:sz w:val="22"/>
+          <w:szCs w:val="22"/>
+          <w:lang w:eastAsia="es-ES"/>
+        </w:rPr>
+        <w:commentReference w:id="48"/>
       </w:r>
     </w:p>
     <w:p>
@@ -12921,7 +13034,55 @@
           <w:rFonts w:ascii="Arial" w:hAnsi="Arial"/>
           <w:lang w:eastAsia="es-ES"/>
         </w:rPr>
-        <w:t xml:space="preserve"> el uso de técnicas de aprendizaje sensible al costo (como class_weight='balanced' o scale_pos_weight) y cualquier mecanismo de remuestreo sintético (SMOTE). Los algoritmos deben enfrentarse al ratio original de fraude sin asistencia.</w:t>
+        <w:t xml:space="preserve"> el uso de técnicas de aprendizaje sensible al costo (como </w:t>
+      </w:r>
+      <w:r>
+        <w:rPr>
+          <w:rFonts w:ascii="Arial" w:hAnsi="Arial"/>
+          <w:i/>
+          <w:iCs/>
+          <w:lang w:eastAsia="es-ES"/>
+        </w:rPr>
+        <w:t>class_weight='balanced'</w:t>
+      </w:r>
+      <w:r>
+        <w:rPr>
+          <w:rFonts w:ascii="Arial" w:hAnsi="Arial"/>
+          <w:lang w:eastAsia="es-ES"/>
+        </w:rPr>
+        <w:t xml:space="preserve"> o </w:t>
+      </w:r>
+      <w:r>
+        <w:rPr>
+          <w:rFonts w:ascii="Arial" w:hAnsi="Arial"/>
+          <w:i/>
+          <w:iCs/>
+          <w:lang w:eastAsia="es-ES"/>
+        </w:rPr>
+        <w:t>scale_pos_weight</w:t>
+      </w:r>
+      <w:r>
+        <w:rPr>
+          <w:rFonts w:ascii="Arial" w:hAnsi="Arial"/>
+          <w:lang w:eastAsia="es-ES"/>
+        </w:rPr>
+        <w:t>) y cualquier mecanismo de remuestreo sintético (</w:t>
+      </w:r>
+      <w:r>
+        <w:rPr>
+          <w:rFonts w:ascii="Arial" w:hAnsi="Arial"/>
+          <w:i/>
+          <w:iCs/>
+          <w:lang w:eastAsia="es-ES"/>
+        </w:rPr>
+        <w:t>SMOTE</w:t>
+      </w:r>
+      <w:r>
+        <w:rPr>
+          <w:rFonts w:ascii="Arial" w:hAnsi="Arial"/>
+          <w:lang w:eastAsia="es-ES"/>
+        </w:rPr>
+        <w:t>). Los algoritmos deben enfrentarse al ratio original de fraude sin asistencia.</w:t>
       </w:r>
     </w:p>
     <w:p>
@@ -12940,7 +13101,7 @@
           <w:szCs w:val="28"/>
         </w:rPr>
       </w:pPr>
-      <w:bookmarkStart w:id="42" w:name="_Toc222931126"/>
+      <w:bookmarkStart w:id="49" w:name="_Toc222931126"/>
       <w:r>
         <w:rPr>
           <w:rFonts w:ascii="Arial" w:hAnsi="Arial" w:cs="Arial"/>
@@ -12952,7 +13113,7 @@
         </w:rPr>
         <w:t>Hipótesis de Trabajo</w:t>
       </w:r>
-      <w:bookmarkEnd w:id="42"/>
+      <w:bookmarkEnd w:id="49"/>
     </w:p>
     <w:p>
       <w:pPr>
@@ -13066,14 +13227,14 @@
           <w:rFonts w:ascii="Arial" w:hAnsi="Arial"/>
         </w:rPr>
       </w:pPr>
-      <w:bookmarkStart w:id="43" w:name="_Toc222931127"/>
+      <w:bookmarkStart w:id="50" w:name="_Toc222931127"/>
       <w:r>
         <w:rPr>
           <w:rFonts w:ascii="Arial" w:hAnsi="Arial"/>
         </w:rPr>
         <w:t>Validación de Integridad Metodológica (Test Anti-Leakage)</w:t>
       </w:r>
-      <w:bookmarkEnd w:id="43"/>
+      <w:bookmarkEnd w:id="50"/>
     </w:p>
     <w:p>
       <w:pPr>
@@ -13091,7 +13252,7 @@
           <w:szCs w:val="28"/>
         </w:rPr>
       </w:pPr>
-      <w:bookmarkStart w:id="44" w:name="_Toc222931128"/>
+      <w:bookmarkStart w:id="51" w:name="_Toc222931128"/>
       <w:r>
         <w:rPr>
           <w:rFonts w:ascii="Arial" w:hAnsi="Arial" w:cs="Arial"/>
@@ -13103,7 +13264,7 @@
         </w:rPr>
         <w:t>Objetivo</w:t>
       </w:r>
-      <w:bookmarkEnd w:id="44"/>
+      <w:bookmarkEnd w:id="51"/>
     </w:p>
     <w:p>
       <w:pPr>
@@ -13153,7 +13314,7 @@
           <w:szCs w:val="28"/>
         </w:rPr>
       </w:pPr>
-      <w:bookmarkStart w:id="45" w:name="_Toc222931129"/>
+      <w:bookmarkStart w:id="52" w:name="_Toc222931129"/>
       <w:r>
         <w:rPr>
           <w:rFonts w:ascii="Arial" w:hAnsi="Arial" w:cs="Arial"/>
@@ -13165,7 +13326,7 @@
         </w:rPr>
         <w:t>Configuración Experimental</w:t>
       </w:r>
-      <w:bookmarkEnd w:id="45"/>
+      <w:bookmarkEnd w:id="52"/>
     </w:p>
     <w:p>
       <w:pPr>
@@ -13196,7 +13357,21 @@
           <w:rFonts w:ascii="Arial" w:hAnsi="Arial"/>
           <w:lang w:eastAsia="es-ES"/>
         </w:rPr>
-        <w:t xml:space="preserve"> de procesamiento y entrenamiento paralelos y antagónicos. En ambas ramas se utiliza el mismo algoritmo (el modelo basado en árboles con mejor rendimiento del Experimento A, XGBoost), asegurando que cualquier discrepancia en los resultados provenga exclusivamente del tratamiento de los datos:</w:t>
+        <w:t xml:space="preserve"> de procesamiento y entrenamiento paralelos y antagónicos. En ambas ramas se utiliza el mismo algoritmo (el modelo basado en árboles con mejor rendimiento del </w:t>
+      </w:r>
+      <w:r>
+        <w:rPr>
+          <w:rFonts w:ascii="Arial" w:hAnsi="Arial"/>
+          <w:lang w:eastAsia="es-ES"/>
+        </w:rPr>
+        <w:t>primer experimento</w:t>
+      </w:r>
+      <w:r>
+        <w:rPr>
+          <w:rFonts w:ascii="Arial" w:hAnsi="Arial"/>
+          <w:lang w:eastAsia="es-ES"/>
+        </w:rPr>
+        <w:t>, XGBoost), asegurando que cualquier discrepancia en los resultados provenga exclusivamente del tratamiento de los datos:</w:t>
       </w:r>
     </w:p>
     <w:p>
@@ -13483,7 +13658,7 @@
           <w:szCs w:val="28"/>
         </w:rPr>
       </w:pPr>
-      <w:bookmarkStart w:id="46" w:name="_Toc222931130"/>
+      <w:bookmarkStart w:id="53" w:name="_Toc222931130"/>
       <w:r>
         <w:rPr>
           <w:rFonts w:ascii="Arial" w:hAnsi="Arial" w:cs="Arial"/>
@@ -13496,7 +13671,7 @@
         <w:lastRenderedPageBreak/>
         <w:t>Hipótesis de Trabajo</w:t>
       </w:r>
-      <w:bookmarkEnd w:id="46"/>
+      <w:bookmarkEnd w:id="53"/>
     </w:p>
     <w:p>
       <w:pPr>
@@ -13594,14 +13769,14 @@
           <w:rFonts w:ascii="Arial" w:hAnsi="Arial"/>
         </w:rPr>
       </w:pPr>
-      <w:bookmarkStart w:id="47" w:name="_Toc222931131"/>
+      <w:bookmarkStart w:id="54" w:name="_Toc222931131"/>
       <w:r>
         <w:rPr>
           <w:rFonts w:ascii="Arial" w:hAnsi="Arial"/>
         </w:rPr>
         <w:t>Análisis de Interpretabilidad Algorítmica (Explainable AI)</w:t>
       </w:r>
-      <w:bookmarkEnd w:id="47"/>
+      <w:bookmarkEnd w:id="54"/>
     </w:p>
     <w:p>
       <w:pPr>
@@ -13619,7 +13794,7 @@
           <w:szCs w:val="28"/>
         </w:rPr>
       </w:pPr>
-      <w:bookmarkStart w:id="48" w:name="_Toc222931132"/>
+      <w:bookmarkStart w:id="55" w:name="_Toc222931132"/>
       <w:r>
         <w:rPr>
           <w:rFonts w:ascii="Arial" w:hAnsi="Arial" w:cs="Arial"/>
@@ -13631,7 +13806,7 @@
         </w:rPr>
         <w:t>Objetivo</w:t>
       </w:r>
-      <w:bookmarkEnd w:id="48"/>
+      <w:bookmarkEnd w:id="55"/>
     </w:p>
     <w:p>
       <w:pPr>
@@ -13665,7 +13840,7 @@
           <w:szCs w:val="28"/>
         </w:rPr>
       </w:pPr>
-      <w:bookmarkStart w:id="49" w:name="_Toc222931133"/>
+      <w:bookmarkStart w:id="56" w:name="_Toc222931133"/>
       <w:r>
         <w:rPr>
           <w:rFonts w:ascii="Arial" w:hAnsi="Arial" w:cs="Arial"/>
@@ -13677,7 +13852,7 @@
         </w:rPr>
         <w:t>Configuración Experimental</w:t>
       </w:r>
-      <w:bookmarkEnd w:id="49"/>
+      <w:bookmarkEnd w:id="56"/>
     </w:p>
     <w:p>
       <w:pPr>
@@ -13950,7 +14125,7 @@
           <w:szCs w:val="28"/>
         </w:rPr>
       </w:pPr>
-      <w:bookmarkStart w:id="50" w:name="_Toc222931134"/>
+      <w:bookmarkStart w:id="57" w:name="_Toc222931134"/>
       <w:r>
         <w:rPr>
           <w:rFonts w:ascii="Arial" w:hAnsi="Arial" w:cs="Arial"/>
@@ -13962,7 +14137,7 @@
         </w:rPr>
         <w:t>Hipótesis de Trabajo</w:t>
       </w:r>
-      <w:bookmarkEnd w:id="50"/>
+      <w:bookmarkEnd w:id="57"/>
     </w:p>
     <w:p>
       <w:pPr>
@@ -14048,8 +14223,8 @@
           <w:bCs/>
         </w:rPr>
       </w:pPr>
-      <w:bookmarkStart w:id="51" w:name="_Toc222931135"/>
-      <w:commentRangeStart w:id="52"/>
+      <w:bookmarkStart w:id="58" w:name="_Toc222931135"/>
+      <w:commentRangeStart w:id="59"/>
       <w:r>
         <w:rPr>
           <w:rFonts w:ascii="Arial" w:hAnsi="Arial"/>
@@ -14067,8 +14242,8 @@
         </w:rPr>
         <w:t xml:space="preserve"> y Análisis de Resultados.</w:t>
       </w:r>
-      <w:bookmarkEnd w:id="51"/>
-      <w:commentRangeEnd w:id="52"/>
+      <w:bookmarkEnd w:id="58"/>
+      <w:commentRangeEnd w:id="59"/>
       <w:r>
         <w:rPr>
           <w:rStyle w:val="Refdecomentario"/>
@@ -14078,7 +14253,7 @@
           <w:sz w:val="44"/>
           <w:szCs w:val="36"/>
         </w:rPr>
-        <w:commentReference w:id="52"/>
+        <w:commentReference w:id="59"/>
       </w:r>
     </w:p>
     <w:p>
@@ -14107,11 +14282,11 @@
       <w:pPr>
         <w:pStyle w:val="Ttulo2"/>
       </w:pPr>
-      <w:bookmarkStart w:id="53" w:name="_Toc222931136"/>
+      <w:bookmarkStart w:id="60" w:name="_Toc222931136"/>
       <w:r>
         <w:t>Definición del Modelo de Referencia</w:t>
       </w:r>
-      <w:bookmarkEnd w:id="53"/>
+      <w:bookmarkEnd w:id="60"/>
     </w:p>
     <w:p>
       <w:pPr>
@@ -14145,11 +14320,11 @@
       <w:pPr>
         <w:pStyle w:val="Ttulo3"/>
       </w:pPr>
-      <w:bookmarkStart w:id="54" w:name="_Toc222931137"/>
+      <w:bookmarkStart w:id="61" w:name="_Toc222931137"/>
       <w:r>
         <w:t>Análisis de Rendimiento bajo Desbalance Natural</w:t>
       </w:r>
-      <w:bookmarkEnd w:id="54"/>
+      <w:bookmarkEnd w:id="61"/>
     </w:p>
     <w:p>
       <w:pPr>
@@ -14297,11 +14472,11 @@
       <w:pPr>
         <w:pStyle w:val="Ttulo3"/>
       </w:pPr>
-      <w:bookmarkStart w:id="55" w:name="_Toc222931138"/>
+      <w:bookmarkStart w:id="62" w:name="_Toc222931138"/>
       <w:r>
         <w:t>Comparativa Algorítmica Estándar</w:t>
       </w:r>
-      <w:bookmarkEnd w:id="55"/>
+      <w:bookmarkEnd w:id="62"/>
     </w:p>
     <w:p>
       <w:pPr>
@@ -14335,26 +14510,6 @@
           <w:lang w:eastAsia="es-ES"/>
         </w:rPr>
         <w:t>) y sus respectivos costes computacionales.</w:t>
-      </w:r>
-    </w:p>
-    <w:p>
-      <w:pPr>
-        <w:suppressAutoHyphens w:val="0"/>
-        <w:spacing w:before="100" w:beforeAutospacing="1" w:after="100" w:afterAutospacing="1" w:line="240" w:lineRule="auto"/>
-        <w:jc w:val="left"/>
-        <w:rPr>
-          <w:rFonts w:ascii="Arial" w:eastAsia="Times New Roman" w:hAnsi="Arial"/>
-          <w:lang w:eastAsia="es-ES"/>
-        </w:rPr>
-      </w:pPr>
-      <w:r>
-        <w:rPr>
-          <w:rFonts w:ascii="Arial" w:eastAsia="Times New Roman" w:hAnsi="Arial"/>
-          <w:b/>
-          <w:bCs/>
-          <w:lang w:eastAsia="es-ES"/>
-        </w:rPr>
-        <w:t>[INSERTAR TABLA AQUÍ: Tabla de Resultados Baseline]</w:t>
       </w:r>
     </w:p>
     <w:tbl>
@@ -15164,12 +15319,12 @@
       <w:pPr>
         <w:pStyle w:val="Ttulo3"/>
       </w:pPr>
-      <w:bookmarkStart w:id="56" w:name="_Toc222931139"/>
+      <w:bookmarkStart w:id="63" w:name="_Toc222931139"/>
       <w:r>
         <w:lastRenderedPageBreak/>
         <w:t>Selección y Justificación del Modelo Base</w:t>
       </w:r>
-      <w:bookmarkEnd w:id="56"/>
+      <w:bookmarkEnd w:id="63"/>
     </w:p>
     <w:p>
       <w:pPr>
@@ -16155,7 +16310,7 @@
       <w:pPr>
         <w:pStyle w:val="Ttulo2"/>
       </w:pPr>
-      <w:bookmarkStart w:id="57" w:name="_Toc222931140"/>
+      <w:bookmarkStart w:id="64" w:name="_Toc222931140"/>
       <w:r>
         <w:t>Impacto de la Fuga de Datos (</w:t>
       </w:r>
@@ -16169,7 +16324,7 @@
       <w:r>
         <w:t>)</w:t>
       </w:r>
-      <w:bookmarkEnd w:id="57"/>
+      <w:bookmarkEnd w:id="64"/>
     </w:p>
     <w:p>
       <w:pPr>
@@ -16245,11 +16400,11 @@
       <w:pPr>
         <w:pStyle w:val="Ttulo3"/>
       </w:pPr>
-      <w:bookmarkStart w:id="58" w:name="_Toc222931141"/>
+      <w:bookmarkStart w:id="65" w:name="_Toc222931141"/>
       <w:r>
         <w:t>Evaluación bajo Metodología Deficiente (El Espejismo)</w:t>
       </w:r>
-      <w:bookmarkEnd w:id="58"/>
+      <w:bookmarkEnd w:id="65"/>
     </w:p>
     <w:p>
       <w:pPr>
@@ -16351,11 +16506,11 @@
       <w:pPr>
         <w:pStyle w:val="Ttulo3"/>
       </w:pPr>
-      <w:bookmarkStart w:id="59" w:name="_Toc222931142"/>
+      <w:bookmarkStart w:id="66" w:name="_Toc222931142"/>
       <w:r>
         <w:t>Evaluación bajo Metodología Estricta (La Realidad)</w:t>
       </w:r>
-      <w:bookmarkEnd w:id="59"/>
+      <w:bookmarkEnd w:id="66"/>
     </w:p>
     <w:p>
       <w:pPr>
@@ -16409,7 +16564,7 @@
       <w:pPr>
         <w:pStyle w:val="Ttulo3"/>
       </w:pPr>
-      <w:bookmarkStart w:id="60" w:name="_Toc222931143"/>
+      <w:bookmarkStart w:id="67" w:name="_Toc222931143"/>
       <w:r>
         <w:t>Cuantificación de la Divergencia Algorítmica (</w:t>
       </w:r>
@@ -16422,7 +16577,7 @@
       <w:r>
         <w:t>)</w:t>
       </w:r>
-      <w:bookmarkEnd w:id="60"/>
+      <w:bookmarkEnd w:id="67"/>
     </w:p>
     <w:p>
       <w:pPr>
@@ -17292,11 +17447,11 @@
       <w:pPr>
         <w:pStyle w:val="Ttulo2"/>
       </w:pPr>
-      <w:bookmarkStart w:id="61" w:name="_Toc222931144"/>
+      <w:bookmarkStart w:id="68" w:name="_Toc222931144"/>
       <w:r>
         <w:t>Interpretabilidad Algorítmica (XAI)</w:t>
       </w:r>
-      <w:bookmarkEnd w:id="61"/>
+      <w:bookmarkEnd w:id="68"/>
     </w:p>
     <w:p>
       <w:pPr>
@@ -17362,11 +17517,11 @@
       <w:pPr>
         <w:pStyle w:val="Ttulo3"/>
       </w:pPr>
-      <w:bookmarkStart w:id="62" w:name="_Toc222931145"/>
+      <w:bookmarkStart w:id="69" w:name="_Toc222931145"/>
       <w:r>
         <w:t>Identificación Global de Patrones (Importancia Nativa)</w:t>
       </w:r>
-      <w:bookmarkEnd w:id="62"/>
+      <w:bookmarkEnd w:id="69"/>
     </w:p>
     <w:p>
       <w:pPr>
@@ -18061,11 +18216,11 @@
       <w:pPr>
         <w:pStyle w:val="Ttulo3"/>
       </w:pPr>
-      <w:bookmarkStart w:id="63" w:name="_Toc222931146"/>
+      <w:bookmarkStart w:id="70" w:name="_Toc222931146"/>
       <w:r>
         <w:t>Direccionalidad del Riesgo Algorítmico (SHAP)</w:t>
       </w:r>
-      <w:bookmarkEnd w:id="63"/>
+      <w:bookmarkEnd w:id="70"/>
     </w:p>
     <w:p>
       <w:pPr>
@@ -18225,11 +18380,11 @@
       <w:pPr>
         <w:pStyle w:val="Ttulo3"/>
       </w:pPr>
-      <w:bookmarkStart w:id="64" w:name="_Toc222931147"/>
+      <w:bookmarkStart w:id="71" w:name="_Toc222931147"/>
       <w:r>
         <w:t>Auditoría Forense a Nivel de Transacción (Fuerza Local)</w:t>
       </w:r>
-      <w:bookmarkEnd w:id="64"/>
+      <w:bookmarkEnd w:id="71"/>
     </w:p>
     <w:p>
       <w:pPr>
@@ -18297,6 +18452,7 @@
     </w:p>
     <w:p>
       <w:pPr>
+        <w:spacing w:line="240" w:lineRule="auto"/>
         <w:rPr>
           <w:rFonts w:ascii="Arial" w:hAnsi="Arial"/>
           <w:lang w:eastAsia="es-ES"/>
@@ -18431,6 +18587,7 @@
     </w:p>
     <w:p>
       <w:pPr>
+        <w:spacing w:line="240" w:lineRule="auto"/>
         <w:rPr>
           <w:lang w:eastAsia="es-ES"/>
         </w:rPr>
@@ -18446,6 +18603,7 @@
     </w:p>
     <w:p>
       <w:pPr>
+        <w:spacing w:line="240" w:lineRule="auto"/>
         <w:rPr>
           <w:lang w:eastAsia="es-ES"/>
         </w:rPr>
@@ -18459,15 +18617,15 @@
     </w:p>
     <w:p>
       <w:pPr>
-        <w:rPr>
-          <w:lang w:eastAsia="es-ES"/>
-        </w:rPr>
-      </w:pPr>
-      <w:r>
-        <w:rPr>
-          <w:lang w:eastAsia="es-ES"/>
-        </w:rPr>
-        <w:lastRenderedPageBreak/>
+        <w:spacing w:line="240" w:lineRule="auto"/>
+        <w:rPr>
+          <w:lang w:eastAsia="es-ES"/>
+        </w:rPr>
+      </w:pPr>
+      <w:r>
+        <w:rPr>
+          <w:lang w:eastAsia="es-ES"/>
+        </w:rPr>
         <w:t>El experimento consistió en extirpar deliberadamente dicha característica del conjunto de datos y someter al modelo XGBoost de referencia a un reentrenamiento completo bajo el mismo rigor de aislamiento temporal.</w:t>
       </w:r>
     </w:p>
@@ -18675,6 +18833,7 @@
               <w:rPr>
                 <w:lang w:eastAsia="es-ES"/>
               </w:rPr>
+              <w:lastRenderedPageBreak/>
               <w:t>XGBoost (Ablación Top-Feature)</w:t>
             </w:r>
           </w:p>
@@ -19035,7 +19194,6 @@
           <w:rFonts w:ascii="Arial" w:hAnsi="Arial"/>
           <w:lang w:eastAsia="es-ES"/>
         </w:rPr>
-        <w:lastRenderedPageBreak/>
         <w:t>El hecho de que la métrica de viabilidad operativa (CP@100) apenas sufriera una penalización marginal de -0.0014 confirma una cualidad esencial de las arquitecturas basadas en ensamblajes de árboles (</w:t>
       </w:r>
       <w:r>
@@ -19077,6 +19235,7 @@
         <w:rPr>
           <w:rFonts w:ascii="Arial" w:hAnsi="Arial"/>
         </w:rPr>
+        <w:lastRenderedPageBreak/>
         <w:br w:type="page"/>
       </w:r>
     </w:p>
@@ -19088,7 +19247,7 @@
           <w:rFonts w:ascii="Arial" w:hAnsi="Arial"/>
         </w:rPr>
       </w:pPr>
-      <w:bookmarkStart w:id="65" w:name="_Toc222931148"/>
+      <w:bookmarkStart w:id="72" w:name="_Toc222931148"/>
       <w:r>
         <w:rPr>
           <w:rFonts w:ascii="Arial" w:hAnsi="Arial"/>
@@ -19096,7 +19255,7 @@
         <w:lastRenderedPageBreak/>
         <w:t>Conclusiones</w:t>
       </w:r>
-      <w:bookmarkEnd w:id="65"/>
+      <w:bookmarkEnd w:id="72"/>
     </w:p>
     <w:p>
       <w:pPr>
@@ -19930,17 +20089,7 @@
           <w:sz w:val="24"/>
           <w:szCs w:val="24"/>
         </w:rPr>
-        <w:t>Análisis de Sensibilidad sobre la Latencia de Etiquetado</w:t>
-      </w:r>
-      <w:r>
-        <w:rPr>
-          <w:rFonts w:ascii="Arial" w:hAnsi="Arial"/>
-          <w:b/>
-          <w:bCs/>
-          <w:sz w:val="24"/>
-          <w:szCs w:val="24"/>
-        </w:rPr>
-        <w:t>:</w:t>
+        <w:t>Análisis de Sensibilidad sobre la Latencia de Etiquetado:</w:t>
       </w:r>
     </w:p>
     <w:p>
@@ -20237,7 +20386,7 @@
           <w:rFonts w:ascii="Arial" w:hAnsi="Arial"/>
         </w:rPr>
       </w:pPr>
-      <w:bookmarkStart w:id="66" w:name="_Toc222931149"/>
+      <w:bookmarkStart w:id="73" w:name="_Toc222931149"/>
       <w:r>
         <w:rPr>
           <w:rFonts w:ascii="Arial" w:hAnsi="Arial"/>
@@ -20245,7 +20394,7 @@
         <w:lastRenderedPageBreak/>
         <w:t>Referencias</w:t>
       </w:r>
-      <w:bookmarkEnd w:id="66"/>
+      <w:bookmarkEnd w:id="73"/>
       <w:r>
         <w:rPr>
           <w:rFonts w:ascii="Arial" w:hAnsi="Arial"/>
@@ -20791,7 +20940,7 @@
           <w:szCs w:val="36"/>
         </w:rPr>
       </w:pPr>
-      <w:bookmarkStart w:id="67" w:name="_Toc222931150"/>
+      <w:bookmarkStart w:id="74" w:name="_Toc222931150"/>
       <w:r>
         <w:rPr>
           <w:rFonts w:ascii="Arial" w:hAnsi="Arial"/>
@@ -20801,7 +20950,7 @@
         <w:lastRenderedPageBreak/>
         <w:t>Anexos</w:t>
       </w:r>
-      <w:bookmarkEnd w:id="67"/>
+      <w:bookmarkEnd w:id="74"/>
     </w:p>
     <w:p>
       <w:pPr>
@@ -20861,7 +21010,7 @@
       </w:r>
     </w:p>
   </w:comment>
-  <w:comment w:id="8" w:author="Sergio Moya Marín" w:date="2026-01-22T19:49:00Z" w:initials="SM">
+  <w:comment w:id="7" w:author="Sergio Moya" w:date="2026-03-12T19:31:00Z" w:initials="SM">
     <w:p>
       <w:pPr>
         <w:pStyle w:val="Textocomentario"/>
@@ -20874,11 +21023,11 @@
         <w:annotationRef/>
       </w:r>
       <w:r>
-        <w:t>Añadir referencias</w:t>
+        <w:t>Añadir preguntas de investigación e hipótesis</w:t>
       </w:r>
     </w:p>
   </w:comment>
-  <w:comment w:id="9" w:author="Sergio Moya Marín" w:date="2026-01-22T19:50:00Z" w:initials="SM">
+  <w:comment w:id="8" w:author="Sergio Moya" w:date="2026-03-12T19:33:00Z" w:initials="SM">
     <w:p>
       <w:pPr>
         <w:pStyle w:val="Textocomentario"/>
@@ -20891,11 +21040,11 @@
         <w:annotationRef/>
       </w:r>
       <w:r>
-        <w:t>2020+, en europa, eeuu...</w:t>
+        <w:t>Posterior a los objetivos</w:t>
       </w:r>
     </w:p>
   </w:comment>
-  <w:comment w:id="14" w:author="Sergio Moya Marín" w:date="2026-01-22T20:04:00Z" w:initials="SM">
+  <w:comment w:id="9" w:author="Sergio Moya" w:date="2026-03-12T19:34:00Z" w:initials="SM">
     <w:p>
       <w:pPr>
         <w:pStyle w:val="Textocomentario"/>
@@ -20908,11 +21057,42 @@
         <w:annotationRef/>
       </w:r>
       <w:r>
-        <w:t>Del problema --&gt; estado del arte</w:t>
+        <w:rPr>
+          <w:color w:val="E3E3E3"/>
+          <w:highlight w:val="black"/>
+        </w:rPr>
+        <w:t>1º. Problema de investigación</w:t>
+      </w:r>
+      <w:r>
+        <w:rPr>
+          <w:color w:val="E3E3E3"/>
+          <w:highlight w:val="black"/>
+        </w:rPr>
+        <w:br/>
+        <w:t>2º. Preguntas de investigación</w:t>
+      </w:r>
+      <w:r>
+        <w:rPr>
+          <w:color w:val="E3E3E3"/>
+          <w:highlight w:val="black"/>
+        </w:rPr>
+        <w:br/>
+        <w:t>3º. Objetivos de investigación</w:t>
+      </w:r>
+      <w:r>
+        <w:rPr>
+          <w:color w:val="E3E3E3"/>
+          <w:highlight w:val="black"/>
+        </w:rPr>
+        <w:br/>
+        <w:t>4º. Hipótesis (si el estudio es hipotético-deductivo)</w:t>
+      </w:r>
+      <w:r>
+        <w:t xml:space="preserve"> </w:t>
       </w:r>
     </w:p>
   </w:comment>
-  <w:comment w:id="20" w:author="Sergio Moya Marín" w:date="2026-01-22T19:55:00Z" w:initials="SM">
+  <w:comment w:id="11" w:author="Sergio Moya Marín" w:date="2026-01-22T19:49:00Z" w:initials="SM">
     <w:p>
       <w:pPr>
         <w:pStyle w:val="Textocomentario"/>
@@ -20925,11 +21105,11 @@
         <w:annotationRef/>
       </w:r>
       <w:r>
-        <w:t>Como limitación del tfm</w:t>
+        <w:t>Añadir referencias</w:t>
       </w:r>
     </w:p>
   </w:comment>
-  <w:comment w:id="23" w:author="Sergio Moya Marín" w:date="2026-01-22T20:08:00Z" w:initials="SM">
+  <w:comment w:id="12" w:author="Sergio Moya Marín" w:date="2026-01-22T19:50:00Z" w:initials="SM">
     <w:p>
       <w:pPr>
         <w:pStyle w:val="Textocomentario"/>
@@ -20942,11 +21122,11 @@
         <w:annotationRef/>
       </w:r>
       <w:r>
-        <w:t>Trabajar primero</w:t>
+        <w:t>2020+, en europa, eeuu...</w:t>
       </w:r>
     </w:p>
   </w:comment>
-  <w:comment w:id="24" w:author="Sergio Moya Marín" w:date="2026-01-22T20:09:00Z" w:initials="SM">
+  <w:comment w:id="17" w:author="Sergio Moya" w:date="2026-03-12T19:32:00Z" w:initials="SM">
     <w:p>
       <w:pPr>
         <w:pStyle w:val="Textocomentario"/>
@@ -20959,11 +21139,11 @@
         <w:annotationRef/>
       </w:r>
       <w:r>
-        <w:t>Desde el baseline hasta las contribuciones</w:t>
+        <w:t>Unificar con la sección 5.3 y eliminar solo al final</w:t>
       </w:r>
     </w:p>
   </w:comment>
-  <w:comment w:id="29" w:author="Sergio Moya" w:date="2026-02-18T00:16:00Z" w:initials="SM">
+  <w:comment w:id="18" w:author="Sergio Moya Marín" w:date="2026-01-22T20:04:00Z" w:initials="SM">
     <w:p>
       <w:pPr>
         <w:pStyle w:val="Textocomentario"/>
@@ -20976,6 +21156,91 @@
         <w:annotationRef/>
       </w:r>
       <w:r>
+        <w:t>Del problema --&gt; estado del arte</w:t>
+      </w:r>
+    </w:p>
+  </w:comment>
+  <w:comment w:id="24" w:author="Sergio Moya Marín" w:date="2026-01-22T19:55:00Z" w:initials="SM">
+    <w:p>
+      <w:pPr>
+        <w:pStyle w:val="Textocomentario"/>
+        <w:jc w:val="left"/>
+      </w:pPr>
+      <w:r>
+        <w:rPr>
+          <w:rStyle w:val="Refdecomentario"/>
+        </w:rPr>
+        <w:annotationRef/>
+      </w:r>
+      <w:r>
+        <w:t>Como limitación del tfm</w:t>
+      </w:r>
+    </w:p>
+  </w:comment>
+  <w:comment w:id="27" w:author="Sergio Moya Marín" w:date="2026-01-22T20:08:00Z" w:initials="SM">
+    <w:p>
+      <w:pPr>
+        <w:pStyle w:val="Textocomentario"/>
+        <w:jc w:val="left"/>
+      </w:pPr>
+      <w:r>
+        <w:rPr>
+          <w:rStyle w:val="Refdecomentario"/>
+        </w:rPr>
+        <w:annotationRef/>
+      </w:r>
+      <w:r>
+        <w:t>Trabajar primero</w:t>
+      </w:r>
+    </w:p>
+  </w:comment>
+  <w:comment w:id="28" w:author="Sergio Moya Marín" w:date="2026-01-22T20:09:00Z" w:initials="SM">
+    <w:p>
+      <w:pPr>
+        <w:pStyle w:val="Textocomentario"/>
+        <w:jc w:val="left"/>
+      </w:pPr>
+      <w:r>
+        <w:rPr>
+          <w:rStyle w:val="Refdecomentario"/>
+        </w:rPr>
+        <w:annotationRef/>
+      </w:r>
+      <w:r>
+        <w:t>Desde el baseline hasta las contribuciones</w:t>
+      </w:r>
+    </w:p>
+  </w:comment>
+  <w:comment w:id="29" w:author="Sergio Moya" w:date="2026-03-12T19:35:00Z" w:initials="SM">
+    <w:p>
+      <w:pPr>
+        <w:pStyle w:val="Textocomentario"/>
+        <w:jc w:val="left"/>
+      </w:pPr>
+      <w:r>
+        <w:rPr>
+          <w:rStyle w:val="Refdecomentario"/>
+        </w:rPr>
+        <w:annotationRef/>
+      </w:r>
+      <w:r>
+        <w:t>Identificar si el estudio es explicativo, exploratorio, etc.</w:t>
+      </w:r>
+    </w:p>
+  </w:comment>
+  <w:comment w:id="34" w:author="Sergio Moya" w:date="2026-02-18T00:16:00Z" w:initials="SM">
+    <w:p>
+      <w:pPr>
+        <w:pStyle w:val="Textocomentario"/>
+        <w:jc w:val="left"/>
+      </w:pPr>
+      <w:r>
+        <w:rPr>
+          <w:rStyle w:val="Refdecomentario"/>
+        </w:rPr>
+        <w:annotationRef/>
+      </w:r>
+      <w:r>
         <w:t xml:space="preserve">es un neologismo técnico (una adaptación directa del inglés </w:t>
       </w:r>
       <w:r>
@@ -20990,7 +21255,41 @@
       </w:r>
     </w:p>
   </w:comment>
-  <w:comment w:id="52" w:author="Sergio Moya Marín" w:date="2026-01-22T19:56:00Z" w:initials="SM">
+  <w:comment w:id="45" w:author="Sergio Moya" w:date="2026-03-12T19:25:00Z" w:initials="SM">
+    <w:p>
+      <w:pPr>
+        <w:pStyle w:val="Textocomentario"/>
+        <w:jc w:val="left"/>
+      </w:pPr>
+      <w:r>
+        <w:rPr>
+          <w:rStyle w:val="Refdecomentario"/>
+        </w:rPr>
+        <w:annotationRef/>
+      </w:r>
+      <w:r>
+        <w:t>Defenderlo mejor como experimento</w:t>
+      </w:r>
+    </w:p>
+  </w:comment>
+  <w:comment w:id="48" w:author="Sergio Moya" w:date="2026-03-12T19:24:00Z" w:initials="SM">
+    <w:p>
+      <w:pPr>
+        <w:pStyle w:val="Textocomentario"/>
+        <w:jc w:val="left"/>
+      </w:pPr>
+      <w:r>
+        <w:rPr>
+          <w:rStyle w:val="Refdecomentario"/>
+        </w:rPr>
+        <w:annotationRef/>
+      </w:r>
+      <w:r>
+        <w:t>Especificar que es el modelo elegido para los siguientes experimentos y por que</w:t>
+      </w:r>
+    </w:p>
+  </w:comment>
+  <w:comment w:id="59" w:author="Sergio Moya Marín" w:date="2026-01-22T19:56:00Z" w:initials="SM">
     <w:p>
       <w:pPr>
         <w:pStyle w:val="Textocomentario"/>
@@ -21014,13 +21313,20 @@
 <w15:commentsEx xmlns:wpc="http://schemas.microsoft.com/office/word/2010/wordprocessingCanvas" xmlns:cx="http://schemas.microsoft.com/office/drawing/2014/chartex" xmlns:cx1="http://schemas.microsoft.com/office/drawing/2015/9/8/chartex" xmlns:cx2="http://schemas.microsoft.com/office/drawing/2015/10/21/chartex" xmlns:cx3="http://schemas.microsoft.com/office/drawing/2016/5/9/chartex" xmlns:cx4="http://schemas.microsoft.com/office/drawing/2016/5/10/chartex" xmlns:cx5="http://schemas.microsoft.com/office/drawing/2016/5/11/chartex" xmlns:cx6="http://schemas.microsoft.com/office/drawing/2016/5/12/chartex" xmlns:cx7="http://schemas.microsoft.com/office/drawing/2016/5/13/chartex" xmlns:cx8="http://schemas.microsoft.com/office/drawing/2016/5/14/chartex" xmlns:mc="http://schemas.openxmlformats.org/markup-compatibility/2006" xmlns:aink="http://schemas.microsoft.com/office/drawing/2016/ink" xmlns:am3d="http://schemas.microsoft.com/office/drawing/2017/model3d" xmlns:o="urn:schemas-microsoft-com:office:office" xmlns:oel="http://schemas.microsoft.com/office/2019/extlst" xmlns:r="http://schemas.openxmlformats.org/officeDocument/2006/relationships" xmlns:m="http://schemas.openxmlformats.org/officeDocument/2006/math" xmlns:v="urn:schemas-microsoft-com:vml" xmlns:wp14="http://schemas.microsoft.com/office/word/2010/wordprocessingDrawing" xmlns:wp="http://schemas.openxmlformats.org/drawingml/2006/wordprocessingDrawing" xmlns:w10="urn:schemas-microsoft-com:office:word" xmlns:w="http://schemas.openxmlformats.org/wordprocessingml/2006/main" xmlns:w14="http://schemas.microsoft.com/office/word/2010/wordml" xmlns:w15="http://schemas.microsoft.com/office/word/2012/wordml" xmlns:w16cex="http://schemas.microsoft.com/office/word/2018/wordml/cex" xmlns:w16cid="http://schemas.microsoft.com/office/word/2016/wordml/cid" xmlns:w16="http://schemas.microsoft.com/office/word/2018/wordml" xmlns:w16du="http://schemas.microsoft.com/office/word/2023/wordml/word16du" xmlns:w16sdtdh="http://schemas.microsoft.com/office/word/2020/wordml/sdtdatahash" xmlns:w16sdtfl="http://schemas.microsoft.com/office/word/2024/wordml/sdtformatlock" xmlns:w16se="http://schemas.microsoft.com/office/word/2015/wordml/symex" xmlns:wpg="http://schemas.microsoft.com/office/word/2010/wordprocessingGroup" xmlns:wpi="http://schemas.microsoft.com/office/word/2010/wordprocessingInk" xmlns:wne="http://schemas.microsoft.com/office/word/2006/wordml" xmlns:wps="http://schemas.microsoft.com/office/word/2010/wordprocessingShape" mc:Ignorable="w14 w15 w16se w16cid w16 w16cex w16sdtdh w16sdtfl w16du wp14">
   <w15:commentEx w15:paraId="61BF1B75" w15:done="0"/>
   <w15:commentEx w15:paraId="64A937DC" w15:paraIdParent="61BF1B75" w15:done="0"/>
+  <w15:commentEx w15:paraId="413C3AB6" w15:paraIdParent="61BF1B75" w15:done="0"/>
+  <w15:commentEx w15:paraId="11AA3655" w15:paraIdParent="61BF1B75" w15:done="0"/>
+  <w15:commentEx w15:paraId="2C0DCC49" w15:paraIdParent="61BF1B75" w15:done="0"/>
   <w15:commentEx w15:paraId="73608945" w15:done="0"/>
   <w15:commentEx w15:paraId="6CD9DCCE" w15:paraIdParent="73608945" w15:done="0"/>
+  <w15:commentEx w15:paraId="60D83303" w15:done="0"/>
   <w15:commentEx w15:paraId="71B90285" w15:done="0"/>
   <w15:commentEx w15:paraId="506143B8" w15:done="0"/>
   <w15:commentEx w15:paraId="21D45CB0" w15:done="0"/>
   <w15:commentEx w15:paraId="54D5F49B" w15:paraIdParent="21D45CB0" w15:done="0"/>
+  <w15:commentEx w15:paraId="1A4B1982" w15:paraIdParent="21D45CB0" w15:done="0"/>
   <w15:commentEx w15:paraId="5D275A1A" w15:done="0"/>
+  <w15:commentEx w15:paraId="6976824B" w15:done="0"/>
+  <w15:commentEx w15:paraId="4C56C545" w15:done="0"/>
   <w15:commentEx w15:paraId="242BA9FC" w15:done="0"/>
 </w15:commentsEx>
 </file>
@@ -21029,13 +21335,20 @@
 <w16cex:commentsExtensible xmlns:wpc="http://schemas.microsoft.com/office/word/2010/wordprocessingCanvas" xmlns:cx="http://schemas.microsoft.com/office/drawing/2014/chartex" xmlns:cx1="http://schemas.microsoft.com/office/drawing/2015/9/8/chartex" xmlns:cx2="http://schemas.microsoft.com/office/drawing/2015/10/21/chartex" xmlns:cx3="http://schemas.microsoft.com/office/drawing/2016/5/9/chartex" xmlns:cx4="http://schemas.microsoft.com/office/drawing/2016/5/10/chartex" xmlns:cx5="http://schemas.microsoft.com/office/drawing/2016/5/11/chartex" xmlns:cx6="http://schemas.microsoft.com/office/drawing/2016/5/12/chartex" xmlns:cx7="http://schemas.microsoft.com/office/drawing/2016/5/13/chartex" xmlns:cx8="http://schemas.microsoft.com/office/drawing/2016/5/14/chartex" xmlns:cr="http://schemas.microsoft.com/office/comments/2020/reactions" xmlns:mc="http://schemas.openxmlformats.org/markup-compatibility/2006" xmlns:aink="http://schemas.microsoft.com/office/drawing/2016/ink" xmlns:am3d="http://schemas.microsoft.com/office/drawing/2017/model3d" xmlns:o="urn:schemas-microsoft-com:office:office" xmlns:oel="http://schemas.microsoft.com/office/2019/extlst" xmlns:r="http://schemas.openxmlformats.org/officeDocument/2006/relationships" xmlns:m="http://schemas.openxmlformats.org/officeDocument/2006/math" xmlns:v="urn:schemas-microsoft-com:vml" xmlns:wp14="http://schemas.microsoft.com/office/word/2010/wordprocessingDrawing" xmlns:wp="http://schemas.openxmlformats.org/drawingml/2006/wordprocessingDrawing" xmlns:w10="urn:schemas-microsoft-com:office:word" xmlns:w="http://schemas.openxmlformats.org/wordprocessingml/2006/main" xmlns:w14="http://schemas.microsoft.com/office/word/2010/wordml" xmlns:w15="http://schemas.microsoft.com/office/word/2012/wordml" xmlns:w16cex="http://schemas.microsoft.com/office/word/2018/wordml/cex" xmlns:w16cid="http://schemas.microsoft.com/office/word/2016/wordml/cid" xmlns:w16="http://schemas.microsoft.com/office/word/2018/wordml" xmlns:w16du="http://schemas.microsoft.com/office/word/2023/wordml/word16du" xmlns:w16sdtdh="http://schemas.microsoft.com/office/word/2020/wordml/sdtdatahash" xmlns:w16sdtfl="http://schemas.microsoft.com/office/word/2024/wordml/sdtformatlock" xmlns:w16se="http://schemas.microsoft.com/office/word/2015/wordml/symex" xmlns:wpg="http://schemas.microsoft.com/office/word/2010/wordprocessingGroup" xmlns:wpi="http://schemas.microsoft.com/office/word/2010/wordprocessingInk" xmlns:wne="http://schemas.microsoft.com/office/word/2006/wordml" xmlns:wps="http://schemas.microsoft.com/office/word/2010/wordprocessingShape" mc:Ignorable="w14 w15 w16se w16cid w16 w16cex w16sdtdh w16sdtfl cr w16du wp14">
   <w16cex:commentExtensible w16cex:durableId="0AE74ECA" w16cex:dateUtc="2026-01-22T19:06:00Z"/>
   <w16cex:commentExtensible w16cex:durableId="0E0F74A6" w16cex:dateUtc="2026-01-22T19:06:00Z"/>
+  <w16cex:commentExtensible w16cex:durableId="599A11B8" w16cex:dateUtc="2026-03-12T18:31:00Z"/>
+  <w16cex:commentExtensible w16cex:durableId="31BE4488" w16cex:dateUtc="2026-03-12T18:33:00Z"/>
+  <w16cex:commentExtensible w16cex:durableId="33A6F31C" w16cex:dateUtc="2026-03-12T18:34:00Z"/>
   <w16cex:commentExtensible w16cex:durableId="363872F9" w16cex:dateUtc="2026-01-22T18:49:00Z"/>
   <w16cex:commentExtensible w16cex:durableId="46B2E326" w16cex:dateUtc="2026-01-22T18:50:00Z"/>
+  <w16cex:commentExtensible w16cex:durableId="6C9276DF" w16cex:dateUtc="2026-03-12T18:32:00Z"/>
   <w16cex:commentExtensible w16cex:durableId="09A3F997" w16cex:dateUtc="2026-01-22T19:04:00Z"/>
   <w16cex:commentExtensible w16cex:durableId="2CFCEC82" w16cex:dateUtc="2026-01-22T18:55:00Z"/>
   <w16cex:commentExtensible w16cex:durableId="6ED9ED52" w16cex:dateUtc="2026-01-22T19:08:00Z"/>
   <w16cex:commentExtensible w16cex:durableId="4ED41ADC" w16cex:dateUtc="2026-01-22T19:09:00Z"/>
+  <w16cex:commentExtensible w16cex:durableId="14B0F5D3" w16cex:dateUtc="2026-03-12T18:35:00Z"/>
   <w16cex:commentExtensible w16cex:durableId="0D333CEB" w16cex:dateUtc="2026-02-17T23:16:00Z"/>
+  <w16cex:commentExtensible w16cex:durableId="4C905C4F" w16cex:dateUtc="2026-03-12T18:25:00Z"/>
+  <w16cex:commentExtensible w16cex:durableId="37FA0C99" w16cex:dateUtc="2026-03-12T18:24:00Z"/>
   <w16cex:commentExtensible w16cex:durableId="3B540EDD" w16cex:dateUtc="2026-01-22T18:56:00Z"/>
 </w16cex:commentsExtensible>
 </file>
@@ -21044,13 +21357,20 @@
 <w16cid:commentsIds xmlns:wpc="http://schemas.microsoft.com/office/word/2010/wordprocessingCanvas" xmlns:cx="http://schemas.microsoft.com/office/drawing/2014/chartex" xmlns:cx1="http://schemas.microsoft.com/office/drawing/2015/9/8/chartex" xmlns:cx2="http://schemas.microsoft.com/office/drawing/2015/10/21/chartex" xmlns:cx3="http://schemas.microsoft.com/office/drawing/2016/5/9/chartex" xmlns:cx4="http://schemas.microsoft.com/office/drawing/2016/5/10/chartex" xmlns:cx5="http://schemas.microsoft.com/office/drawing/2016/5/11/chartex" xmlns:cx6="http://schemas.microsoft.com/office/drawing/2016/5/12/chartex" xmlns:cx7="http://schemas.microsoft.com/office/drawing/2016/5/13/chartex" xmlns:cx8="http://schemas.microsoft.com/office/drawing/2016/5/14/chartex" xmlns:mc="http://schemas.openxmlformats.org/markup-compatibility/2006" xmlns:aink="http://schemas.microsoft.com/office/drawing/2016/ink" xmlns:am3d="http://schemas.microsoft.com/office/drawing/2017/model3d" xmlns:o="urn:schemas-microsoft-com:office:office" xmlns:oel="http://schemas.microsoft.com/office/2019/extlst" xmlns:r="http://schemas.openxmlformats.org/officeDocument/2006/relationships" xmlns:m="http://schemas.openxmlformats.org/officeDocument/2006/math" xmlns:v="urn:schemas-microsoft-com:vml" xmlns:wp14="http://schemas.microsoft.com/office/word/2010/wordprocessingDrawing" xmlns:wp="http://schemas.openxmlformats.org/drawingml/2006/wordprocessingDrawing" xmlns:w10="urn:schemas-microsoft-com:office:word" xmlns:w="http://schemas.openxmlformats.org/wordprocessingml/2006/main" xmlns:w14="http://schemas.microsoft.com/office/word/2010/wordml" xmlns:w15="http://schemas.microsoft.com/office/word/2012/wordml" xmlns:w16cex="http://schemas.microsoft.com/office/word/2018/wordml/cex" xmlns:w16cid="http://schemas.microsoft.com/office/word/2016/wordml/cid" xmlns:w16="http://schemas.microsoft.com/office/word/2018/wordml" xmlns:w16du="http://schemas.microsoft.com/office/word/2023/wordml/word16du" xmlns:w16sdtdh="http://schemas.microsoft.com/office/word/2020/wordml/sdtdatahash" xmlns:w16sdtfl="http://schemas.microsoft.com/office/word/2024/wordml/sdtformatlock" xmlns:w16se="http://schemas.microsoft.com/office/word/2015/wordml/symex" xmlns:wpg="http://schemas.microsoft.com/office/word/2010/wordprocessingGroup" xmlns:wpi="http://schemas.microsoft.com/office/word/2010/wordprocessingInk" xmlns:wne="http://schemas.microsoft.com/office/word/2006/wordml" xmlns:wps="http://schemas.microsoft.com/office/word/2010/wordprocessingShape" mc:Ignorable="w14 w15 w16se w16cid w16 w16cex w16sdtdh w16sdtfl w16du wp14">
   <w16cid:commentId w16cid:paraId="61BF1B75" w16cid:durableId="0AE74ECA"/>
   <w16cid:commentId w16cid:paraId="64A937DC" w16cid:durableId="0E0F74A6"/>
+  <w16cid:commentId w16cid:paraId="413C3AB6" w16cid:durableId="599A11B8"/>
+  <w16cid:commentId w16cid:paraId="11AA3655" w16cid:durableId="31BE4488"/>
+  <w16cid:commentId w16cid:paraId="2C0DCC49" w16cid:durableId="33A6F31C"/>
   <w16cid:commentId w16cid:paraId="73608945" w16cid:durableId="363872F9"/>
   <w16cid:commentId w16cid:paraId="6CD9DCCE" w16cid:durableId="46B2E326"/>
+  <w16cid:commentId w16cid:paraId="60D83303" w16cid:durableId="6C9276DF"/>
   <w16cid:commentId w16cid:paraId="71B90285" w16cid:durableId="09A3F997"/>
   <w16cid:commentId w16cid:paraId="506143B8" w16cid:durableId="2CFCEC82"/>
   <w16cid:commentId w16cid:paraId="21D45CB0" w16cid:durableId="6ED9ED52"/>
   <w16cid:commentId w16cid:paraId="54D5F49B" w16cid:durableId="4ED41ADC"/>
+  <w16cid:commentId w16cid:paraId="1A4B1982" w16cid:durableId="14B0F5D3"/>
   <w16cid:commentId w16cid:paraId="5D275A1A" w16cid:durableId="0D333CEB"/>
+  <w16cid:commentId w16cid:paraId="6976824B" w16cid:durableId="4C905C4F"/>
+  <w16cid:commentId w16cid:paraId="4C56C545" w16cid:durableId="37FA0C99"/>
   <w16cid:commentId w16cid:paraId="242BA9FC" w16cid:durableId="3B540EDD"/>
 </w16cid:commentsIds>
 </file>
@@ -31142,6 +31462,7 @@
   <w:style w:type="character" w:default="1" w:styleId="Fuentedeprrafopredeter">
     <w:name w:val="Default Paragraph Font"/>
     <w:uiPriority w:val="1"/>
+    <w:semiHidden/>
     <w:unhideWhenUsed/>
   </w:style>
   <w:style w:type="table" w:default="1" w:styleId="Tablanormal">
@@ -32512,6 +32833,20 @@
       </w:tcPr>
     </w:tblStylePr>
   </w:style>
+  <w:style w:type="paragraph" w:styleId="Revisin">
+    <w:name w:val="Revision"/>
+    <w:hidden/>
+    <w:uiPriority w:val="99"/>
+    <w:semiHidden/>
+    <w:rsid w:val="00F84B54"/>
+    <w:pPr>
+      <w:suppressAutoHyphens w:val="0"/>
+    </w:pPr>
+    <w:rPr>
+      <w:rFonts w:ascii="Visuelt Pro Light" w:hAnsi="Visuelt Pro Light" w:cs="Arial"/>
+      <w:sz w:val="22"/>
+    </w:rPr>
+  </w:style>
 </w:styles>
 </file>
 
@@ -32803,12 +33138,31 @@
 </file>
 
 <file path=customXml/item2.xml><?xml version="1.0" encoding="utf-8"?>
-<?mso-contentType ?>
-<FormTemplates xmlns="http://schemas.microsoft.com/sharepoint/v3/contenttype/forms">
-  <Display>DocumentLibraryForm</Display>
-  <Edit>DocumentLibraryForm</Edit>
-  <New>DocumentLibraryForm</New>
-</FormTemplates>
+<p:properties xmlns:p="http://schemas.microsoft.com/office/2006/metadata/properties" xmlns:xsi="http://www.w3.org/2001/XMLSchema-instance" xmlns:pc="http://schemas.microsoft.com/office/infopath/2007/PartnerControls">
+  <documentManagement>
+    <GDDescripcion xmlns="ef848eef-985f-4e5f-af94-9b10d2c40a72" xsi:nil="true"/>
+    <N_x00ba_versi_x00f3_n xmlns="17bdaf06-e97e-4c95-a053-70575cfc447b">2</N_x00ba_versi_x00f3_n>
+    <Tipo_x0020_de_x0020_Servicio xmlns="ef848eef-985f-4e5f-af94-9b10d2c40a72" xsi:nil="true"/>
+    <WEB xmlns="17bdaf06-e97e-4c95-a053-70575cfc447b">false</WEB>
+    <Evaluación xmlns="ef848eef-985f-4e5f-af94-9b10d2c40a72" xsi:nil="true"/>
+    <VIGENTE0 xmlns="17bdaf06-e97e-4c95-a053-70575cfc447b">SI</VIGENTE0>
+    <Motivobaja xmlns="17bdaf06-e97e-4c95-a053-70575cfc447b">Se genera una nueva versión para no dar lugar a confusión al estudiantado si lee que hay 2 modalidades de TFT evitando así posibles incidencias.</Motivobaja>
+    <Fechabaja xmlns="17bdaf06-e97e-4c95-a053-70575cfc447b" xsi:nil="true"/>
+    <Responsable_x0020_ xmlns="ef848eef-985f-4e5f-af94-9b10d2c40a72" xsi:nil="true"/>
+    <Fechaalta xmlns="17bdaf06-e97e-4c95-a053-70575cfc447b">2025-05-28T07:00:00+00:00</Fechaalta>
+    <TIPODOC xmlns="17bdaf06-e97e-4c95-a053-70575cfc447b">Formato</TIPODOC>
+    <_x00da_ltimarevisi_x00f3_n xmlns="17bdaf06-e97e-4c95-a053-70575cfc447b" xsi:nil="true"/>
+    <N_x00ba__x0020_de_x0020_Incidencias_x0020_ xmlns="ef848eef-985f-4e5f-af94-9b10d2c40a72" xsi:nil="true"/>
+    <GDAsuntoF3 xmlns="ef848eef-985f-4e5f-af94-9b10d2c40a72" xsi:nil="true"/>
+    <Homologado_x0020_por xmlns="ef848eef-985f-4e5f-af94-9b10d2c40a72" xsi:nil="true"/>
+    <Vigente xmlns="ef848eef-985f-4e5f-af94-9b10d2c40a72">true</Vigente>
+    <PROCESO xmlns="17bdaf06-e97e-4c95-a053-70575cfc447b">P11_ DESARROLLO DOCENCIA</PROCESO>
+    <Fecha_x0020_Firma xmlns="ef848eef-985f-4e5f-af94-9b10d2c40a72" xsi:nil="true"/>
+    <GDTipoDoc xmlns="ef848eef-985f-4e5f-af94-9b10d2c40a72" xsi:nil="true"/>
+    <GDUBFisica xmlns="ef848eef-985f-4e5f-af94-9b10d2c40a72" xsi:nil="true"/>
+    <AYUDAPDI xmlns="17bdaf06-e97e-4c95-a053-70575cfc447b">false</AYUDAPDI>
+  </documentManagement>
+</p:properties>
 </file>
 
 <file path=customXml/item3.xml><?xml version="1.0" encoding="utf-8"?>
@@ -33256,31 +33610,12 @@
 </file>
 
 <file path=customXml/item4.xml><?xml version="1.0" encoding="utf-8"?>
-<p:properties xmlns:p="http://schemas.microsoft.com/office/2006/metadata/properties" xmlns:xsi="http://www.w3.org/2001/XMLSchema-instance" xmlns:pc="http://schemas.microsoft.com/office/infopath/2007/PartnerControls">
-  <documentManagement>
-    <GDDescripcion xmlns="ef848eef-985f-4e5f-af94-9b10d2c40a72" xsi:nil="true"/>
-    <N_x00ba_versi_x00f3_n xmlns="17bdaf06-e97e-4c95-a053-70575cfc447b">2</N_x00ba_versi_x00f3_n>
-    <Tipo_x0020_de_x0020_Servicio xmlns="ef848eef-985f-4e5f-af94-9b10d2c40a72" xsi:nil="true"/>
-    <WEB xmlns="17bdaf06-e97e-4c95-a053-70575cfc447b">false</WEB>
-    <Evaluación xmlns="ef848eef-985f-4e5f-af94-9b10d2c40a72" xsi:nil="true"/>
-    <VIGENTE0 xmlns="17bdaf06-e97e-4c95-a053-70575cfc447b">SI</VIGENTE0>
-    <Motivobaja xmlns="17bdaf06-e97e-4c95-a053-70575cfc447b">Se genera una nueva versión para no dar lugar a confusión al estudiantado si lee que hay 2 modalidades de TFT evitando así posibles incidencias.</Motivobaja>
-    <Fechabaja xmlns="17bdaf06-e97e-4c95-a053-70575cfc447b" xsi:nil="true"/>
-    <Responsable_x0020_ xmlns="ef848eef-985f-4e5f-af94-9b10d2c40a72" xsi:nil="true"/>
-    <Fechaalta xmlns="17bdaf06-e97e-4c95-a053-70575cfc447b">2025-05-28T07:00:00+00:00</Fechaalta>
-    <TIPODOC xmlns="17bdaf06-e97e-4c95-a053-70575cfc447b">Formato</TIPODOC>
-    <_x00da_ltimarevisi_x00f3_n xmlns="17bdaf06-e97e-4c95-a053-70575cfc447b" xsi:nil="true"/>
-    <N_x00ba__x0020_de_x0020_Incidencias_x0020_ xmlns="ef848eef-985f-4e5f-af94-9b10d2c40a72" xsi:nil="true"/>
-    <GDAsuntoF3 xmlns="ef848eef-985f-4e5f-af94-9b10d2c40a72" xsi:nil="true"/>
-    <Homologado_x0020_por xmlns="ef848eef-985f-4e5f-af94-9b10d2c40a72" xsi:nil="true"/>
-    <Vigente xmlns="ef848eef-985f-4e5f-af94-9b10d2c40a72">true</Vigente>
-    <PROCESO xmlns="17bdaf06-e97e-4c95-a053-70575cfc447b">P11_ DESARROLLO DOCENCIA</PROCESO>
-    <Fecha_x0020_Firma xmlns="ef848eef-985f-4e5f-af94-9b10d2c40a72" xsi:nil="true"/>
-    <GDTipoDoc xmlns="ef848eef-985f-4e5f-af94-9b10d2c40a72" xsi:nil="true"/>
-    <GDUBFisica xmlns="ef848eef-985f-4e5f-af94-9b10d2c40a72" xsi:nil="true"/>
-    <AYUDAPDI xmlns="17bdaf06-e97e-4c95-a053-70575cfc447b">false</AYUDAPDI>
-  </documentManagement>
-</p:properties>
+<?mso-contentType ?>
+<FormTemplates xmlns="http://schemas.microsoft.com/sharepoint/v3/contenttype/forms">
+  <Display>DocumentLibraryForm</Display>
+  <Edit>DocumentLibraryForm</Edit>
+  <New>DocumentLibraryForm</New>
+</FormTemplates>
 </file>
 
 <file path=customXml/itemProps1.xml><?xml version="1.0" encoding="utf-8"?>
@@ -33292,9 +33627,12 @@
 </file>
 
 <file path=customXml/itemProps2.xml><?xml version="1.0" encoding="utf-8"?>
-<ds:datastoreItem xmlns:ds="http://schemas.openxmlformats.org/officeDocument/2006/customXml" ds:itemID="{D2E34552-30F1-4197-AD08-9874EE871786}">
+<ds:datastoreItem xmlns:ds="http://schemas.openxmlformats.org/officeDocument/2006/customXml" ds:itemID="{07A964DA-14FF-4E77-85C4-CF3717E496CA}">
   <ds:schemaRefs>
-    <ds:schemaRef ds:uri="http://schemas.microsoft.com/sharepoint/v3/contenttype/forms"/>
+    <ds:schemaRef ds:uri="http://schemas.microsoft.com/office/2006/metadata/properties"/>
+    <ds:schemaRef ds:uri="http://schemas.microsoft.com/office/infopath/2007/PartnerControls"/>
+    <ds:schemaRef ds:uri="ef848eef-985f-4e5f-af94-9b10d2c40a72"/>
+    <ds:schemaRef ds:uri="17bdaf06-e97e-4c95-a053-70575cfc447b"/>
   </ds:schemaRefs>
 </ds:datastoreItem>
 </file>
@@ -33319,12 +33657,9 @@
 </file>
 
 <file path=customXml/itemProps4.xml><?xml version="1.0" encoding="utf-8"?>
-<ds:datastoreItem xmlns:ds="http://schemas.openxmlformats.org/officeDocument/2006/customXml" ds:itemID="{07A964DA-14FF-4E77-85C4-CF3717E496CA}">
+<ds:datastoreItem xmlns:ds="http://schemas.openxmlformats.org/officeDocument/2006/customXml" ds:itemID="{D2E34552-30F1-4197-AD08-9874EE871786}">
   <ds:schemaRefs>
-    <ds:schemaRef ds:uri="http://schemas.microsoft.com/office/2006/metadata/properties"/>
-    <ds:schemaRef ds:uri="http://schemas.microsoft.com/office/infopath/2007/PartnerControls"/>
-    <ds:schemaRef ds:uri="ef848eef-985f-4e5f-af94-9b10d2c40a72"/>
-    <ds:schemaRef ds:uri="17bdaf06-e97e-4c95-a053-70575cfc447b"/>
+    <ds:schemaRef ds:uri="http://schemas.microsoft.com/sharepoint/v3/contenttype/forms"/>
   </ds:schemaRefs>
 </ds:datastoreItem>
 </file>